--- a/zht/docx/002.content.docx
+++ b/zht/docx/002.content.docx
@@ -150,26 +150,6 @@
           <w:lang w:val="zh_TW" w:bidi="zh_TW"/>
         </w:rPr>
         <w:t>ai</w:t>
-      </w:r>
-      <w:r>
-        <w:rPr>
-          <w:lang w:val="zh_TW" w:bidi="zh_TW"/>
-        </w:rPr>
-      </w:r>
-    </w:p>
-    <w:p>
-      <w:pPr/>
-      <w:r>
-        <w:rPr>
-          <w:lang w:val="zh_TW" w:bidi="zh_TW"/>
-        </w:rPr>
-      </w:r>
-      <w:r>
-        <w:rPr>
-          <w:i/>
-          <w:lang w:val="zh_TW" w:bidi="zh_TW"/>
-        </w:rPr>
-        <w:t>哀悼, 愛</w:t>
       </w:r>
       <w:r>
         <w:rPr>

--- a/zht/docx/002.content.docx
+++ b/zht/docx/002.content.docx
@@ -19,7 +19,7 @@
         <w:rPr>
           <w:lang w:val="zh_TW" w:bidi="zh_TW"/>
         </w:rPr>
-        <w:t>Resource: 聖經詞典 (Tyndale)</w:t>
+        <w:t>Resource: Tyndale Open Bible Dictionary</w:t>
       </w:r>
       <w:r>
         <w:rPr>
@@ -112,7 +112,7 @@
         <w:rPr>
           <w:lang w:val="zh_TW" w:bidi="zh_TW"/>
         </w:rPr>
-        <w:t>聖經詞典 (Tyndale)</w:t>
+        <w:t>Tyndale Open Bible Dictionary</w:t>
       </w:r>
     </w:p>
     <w:p>
@@ -1869,7 +1869,7 @@
         <w:rPr>
           <w:lang w:val="zh_TW" w:bidi="zh_TW"/>
         </w:rPr>
-        <w:t>愛</w:t>
+        <w:t>艾</w:t>
       </w:r>
       <w:r>
         <w:rPr>
@@ -1884,22 +1884,70 @@
           <w:lang w:val="zh_TW" w:bidi="zh_TW"/>
         </w:rPr>
       </w:r>
-      <w:r>
-        <w:rPr>
-          <w:lang w:val="zh_TW" w:bidi="zh_TW"/>
-        </w:rPr>
-        <w:t>基督教神學和倫理學中的重要美德。因此，清楚理解這個極其重要的術語是很重要的。</w:t>
-      </w:r>
-    </w:p>
-    <w:p>
-      <w:pPr>
-        <w:pStyle w:val="Heading3"/>
-      </w:pPr>
-      <w:r>
-        <w:rPr>
-          <w:lang w:val="zh_TW" w:bidi="zh_TW"/>
-        </w:rPr>
-        <w:t>在舊約中</w:t>
+      <w:hyperlink r:id="rId70">
+        <w:r>
+          <w:rPr>
+            <w:lang w:val="zh_TW" w:bidi="zh_TW"/>
+          </w:rPr>
+          <w:rPr>
+            <w:color w:val="0000EE"/>
+            <w:u w:val="single"/>
+          </w:rPr>
+          <w:t>創世記十二章8節</w:t>
+        </w:r>
+      </w:hyperlink>
+      <w:r>
+        <w:rPr>
+          <w:lang w:val="zh_TW" w:bidi="zh_TW"/>
+        </w:rPr>
+        <w:t>和</w:t>
+      </w:r>
+      <w:hyperlink r:id="rId71">
+        <w:r>
+          <w:rPr>
+            <w:lang w:val="zh_TW" w:bidi="zh_TW"/>
+          </w:rPr>
+          <w:rPr>
+            <w:color w:val="0000EE"/>
+            <w:u w:val="single"/>
+          </w:rPr>
+          <w:t>十三章3節</w:t>
+        </w:r>
+      </w:hyperlink>
+      <w:r>
+        <w:rPr>
+          <w:lang w:val="zh_TW" w:bidi="zh_TW"/>
+        </w:rPr>
+        <w:t>中出現的迦南城市，有些英文譯本譯作Hai。</w:t>
+      </w:r>
+      <w:r>
+        <w:rPr>
+          <w:i/>
+          <w:lang w:val="zh_TW" w:bidi="zh_TW"/>
+        </w:rPr>
+        <w:t>見</w:t>
+      </w:r>
+      <w:r>
+        <w:rPr>
+          <w:lang w:val="zh_TW" w:bidi="zh_TW"/>
+        </w:rPr>
+        <w:t>艾城</w:t>
+      </w:r>
+      <w:r>
+        <w:rPr>
+          <w:lang w:val="zh_TW" w:bidi="zh_TW"/>
+        </w:rPr>
+        <w:t>。</w:t>
+      </w:r>
+      <w:r>
+        <w:rPr>
+          <w:lang w:val="zh_TW" w:bidi="zh_TW"/>
+        </w:rPr>
+      </w:r>
+      <w:r>
+        <w:rPr>
+          <w:lang w:val="zh_TW" w:bidi="zh_TW"/>
+        </w:rPr>
       </w:r>
     </w:p>
     <w:p>
@@ -1909,55 +1957,21 @@
           <w:lang w:val="zh_TW" w:bidi="zh_TW"/>
         </w:rPr>
       </w:r>
-      <w:r>
-        <w:rPr>
-          <w:lang w:val="zh_TW" w:bidi="zh_TW"/>
-        </w:rPr>
-        <w:t>在亞當和夏娃以及雅各和拉結的故事中都提到性愛</w:t>
-      </w:r>
-      <w:r>
-        <w:rPr>
-          <w:i/>
-          <w:lang w:val="zh_TW" w:bidi="zh_TW"/>
-        </w:rPr>
-        <w:t>（</w:t>
-      </w:r>
-      <w:r>
-        <w:rPr>
-          <w:lang w:val="zh_TW" w:bidi="zh_TW"/>
-        </w:rPr>
-        <w:t>ahabah和dod</w:t>
-      </w:r>
-      <w:r>
-        <w:rPr>
-          <w:i/>
-          <w:lang w:val="zh_TW" w:bidi="zh_TW"/>
-        </w:rPr>
-        <w:t>）</w:t>
-      </w:r>
-      <w:r>
-        <w:rPr>
-          <w:lang w:val="zh_TW" w:bidi="zh_TW"/>
-        </w:rPr>
-        <w:t>，也在雅歌中出現。希伯來文詞語hesed表達的是一種更高形式的愛，涉及忠誠、堅定和仁慈，有時被譯為「忠誠（loyalty，和合本譯為慈愛）」（</w:t>
-      </w:r>
-      <w:hyperlink r:id="rId70">
-        <w:r>
-          <w:rPr>
-            <w:lang w:val="zh_TW" w:bidi="zh_TW"/>
-          </w:rPr>
-          <w:rPr>
-            <w:color w:val="0000EE"/>
-            <w:u w:val="single"/>
-          </w:rPr>
-          <w:t>撒下22:26</w:t>
-        </w:r>
-      </w:hyperlink>
-      <w:r>
-        <w:rPr>
-          <w:lang w:val="zh_TW" w:bidi="zh_TW"/>
-        </w:rPr>
-        <w:t>），但更多時候被譯為「堅定的愛（steadfast love）」或「慈愛（loving-kindness）」。</w:t>
+    </w:p>
+    <w:p>
+      <w:pPr>
+        <w:pStyle w:val="Heading2"/>
+      </w:pPr>
+      <w:r>
+        <w:rPr>
+          <w:lang w:val="zh_TW" w:bidi="zh_TW"/>
+        </w:rPr>
+        <w:t>愛</w:t>
+      </w:r>
+      <w:r>
+        <w:rPr>
+          <w:lang w:val="zh_TW" w:bidi="zh_TW"/>
+        </w:rPr>
       </w:r>
     </w:p>
     <w:p>
@@ -1971,79 +1985,18 @@
         <w:rPr>
           <w:lang w:val="zh_TW" w:bidi="zh_TW"/>
         </w:rPr>
-        <w:t>這個重要詞語的含義在</w:t>
-      </w:r>
-      <w:hyperlink r:id="rId71">
-        <w:r>
-          <w:rPr>
-            <w:lang w:val="zh_TW" w:bidi="zh_TW"/>
-          </w:rPr>
-          <w:rPr>
-            <w:color w:val="0000EE"/>
-            <w:u w:val="single"/>
-          </w:rPr>
-          <w:t>何西阿書二章19至20節</w:t>
-        </w:r>
-      </w:hyperlink>
-      <w:r>
-        <w:rPr>
-          <w:lang w:val="zh_TW" w:bidi="zh_TW"/>
-        </w:rPr>
-        <w:t>中表達得很清楚：「我必聘你永遠歸我為妻，以仁義、公平、慈愛、憐憫聘你歸我；也以誠實聘你歸我，你就必認識我─耶和華」；在</w:t>
-      </w:r>
-      <w:hyperlink r:id="rId72">
-        <w:r>
-          <w:rPr>
-            <w:lang w:val="zh_TW" w:bidi="zh_TW"/>
-          </w:rPr>
-          <w:rPr>
-            <w:color w:val="0000EE"/>
-            <w:u w:val="single"/>
-          </w:rPr>
-          <w:t>約伯記六章14至15節</w:t>
-        </w:r>
-      </w:hyperlink>
-      <w:r>
-        <w:rPr>
-          <w:lang w:val="zh_TW" w:bidi="zh_TW"/>
-        </w:rPr>
-        <w:t>中，將慈愛與背叛作對比；以及在</w:t>
-      </w:r>
-      <w:hyperlink r:id="rId73">
-        <w:r>
-          <w:rPr>
-            <w:lang w:val="zh_TW" w:bidi="zh_TW"/>
-          </w:rPr>
-          <w:rPr>
-            <w:color w:val="0000EE"/>
-            <w:u w:val="single"/>
-          </w:rPr>
-          <w:t>撒母耳記上二十章8節</w:t>
-        </w:r>
-      </w:hyperlink>
-      <w:r>
-        <w:rPr>
-          <w:lang w:val="zh_TW" w:bidi="zh_TW"/>
-        </w:rPr>
-        <w:t>中，提到立約的慈愛。神這種堅定不移、穩固的愛，與異教神祇那不可預測、反覆無常的情緒形成鮮明對比。Hesed不是對美、優點或仁慈的情感反應，而是一種道德態度，致力於他人的福祉，不論那個人是否可愛、有價值或有回應（見</w:t>
-      </w:r>
-      <w:hyperlink r:id="rId74">
-        <w:r>
-          <w:rPr>
-            <w:lang w:val="zh_TW" w:bidi="zh_TW"/>
-          </w:rPr>
-          <w:rPr>
-            <w:color w:val="0000EE"/>
-            <w:u w:val="single"/>
-          </w:rPr>
-          <w:t>申7:7–9</w:t>
-        </w:r>
-      </w:hyperlink>
-      <w:r>
-        <w:rPr>
-          <w:lang w:val="zh_TW" w:bidi="zh_TW"/>
-        </w:rPr>
-        <w:t>）。</w:t>
+        <w:t>基督教神學和倫理學中的重要美德。因此，清楚理解這個極其重要的術語是很重要的。</w:t>
+      </w:r>
+    </w:p>
+    <w:p>
+      <w:pPr>
+        <w:pStyle w:val="Heading3"/>
+      </w:pPr>
+      <w:r>
+        <w:rPr>
+          <w:lang w:val="zh_TW" w:bidi="zh_TW"/>
+        </w:rPr>
+        <w:t>在舊約中</w:t>
       </w:r>
     </w:p>
     <w:p>
@@ -2057,79 +2010,51 @@
         <w:rPr>
           <w:lang w:val="zh_TW" w:bidi="zh_TW"/>
         </w:rPr>
-        <w:t>這種持久的忠誠，根植於堅定不移的善意目的，可能是嚴厲的、決意要管教任性的子民，正如幾位先知所警告的。但神的愛不會改變。即使在被擄和失敗中，這愛仍以無限的耐心持續存在，既不縱容邪惡，也不放棄作惡者。這愛內含仁慈、溫柔和憐憫（</w:t>
-      </w:r>
-      <w:hyperlink r:id="rId75">
-        <w:r>
-          <w:rPr>
-            <w:lang w:val="zh_TW" w:bidi="zh_TW"/>
-          </w:rPr>
-          <w:rPr>
-            <w:color w:val="0000EE"/>
-            <w:u w:val="single"/>
-          </w:rPr>
-          <w:t>詩86:15</w:t>
-        </w:r>
-      </w:hyperlink>
-      <w:r>
-        <w:rPr>
-          <w:lang w:val="zh_TW" w:bidi="zh_TW"/>
-        </w:rPr>
-        <w:t>，</w:t>
-      </w:r>
-      <w:hyperlink r:id="rId76">
-        <w:r>
-          <w:rPr>
-            <w:lang w:val="zh_TW" w:bidi="zh_TW"/>
-          </w:rPr>
-          <w:rPr>
-            <w:color w:val="0000EE"/>
-            <w:u w:val="single"/>
-          </w:rPr>
-          <w:t>103:1–18</w:t>
-        </w:r>
-      </w:hyperlink>
-      <w:r>
-        <w:rPr>
-          <w:lang w:val="zh_TW" w:bidi="zh_TW"/>
-        </w:rPr>
-        <w:t>，</w:t>
-      </w:r>
-      <w:hyperlink r:id="rId77">
-        <w:r>
-          <w:rPr>
-            <w:lang w:val="zh_TW" w:bidi="zh_TW"/>
-          </w:rPr>
-          <w:rPr>
-            <w:color w:val="0000EE"/>
-            <w:u w:val="single"/>
-          </w:rPr>
-          <w:t>136篇</w:t>
-        </w:r>
-      </w:hyperlink>
-      <w:r>
-        <w:rPr>
-          <w:lang w:val="zh_TW" w:bidi="zh_TW"/>
-        </w:rPr>
-        <w:t>；</w:t>
-      </w:r>
-      <w:hyperlink r:id="rId78">
-        <w:r>
-          <w:rPr>
-            <w:lang w:val="zh_TW" w:bidi="zh_TW"/>
-          </w:rPr>
-          <w:rPr>
-            <w:color w:val="0000EE"/>
-            <w:u w:val="single"/>
-          </w:rPr>
-          <w:t>何11:1–4</w:t>
-        </w:r>
-      </w:hyperlink>
-      <w:r>
-        <w:rPr>
-          <w:lang w:val="zh_TW" w:bidi="zh_TW"/>
-        </w:rPr>
-        <w:t>），但其主要特徵是承擔他人福祉的道德責任。</w:t>
+        <w:t>在亞當和夏娃以及雅各和拉結的故事中都提到性愛</w:t>
+      </w:r>
+      <w:r>
+        <w:rPr>
+          <w:i/>
+          <w:lang w:val="zh_TW" w:bidi="zh_TW"/>
+        </w:rPr>
+        <w:t>（</w:t>
+      </w:r>
+      <w:r>
+        <w:rPr>
+          <w:lang w:val="zh_TW" w:bidi="zh_TW"/>
+        </w:rPr>
+        <w:t>ahabah和dod</w:t>
+      </w:r>
+      <w:r>
+        <w:rPr>
+          <w:i/>
+          <w:lang w:val="zh_TW" w:bidi="zh_TW"/>
+        </w:rPr>
+        <w:t>）</w:t>
+      </w:r>
+      <w:r>
+        <w:rPr>
+          <w:lang w:val="zh_TW" w:bidi="zh_TW"/>
+        </w:rPr>
+        <w:t>，也在雅歌中出現。希伯來文詞語hesed表達的是一種更高形式的愛，涉及忠誠、堅定和仁慈，有時被譯為「忠誠（loyalty，和合本譯為慈愛）」（</w:t>
+      </w:r>
+      <w:hyperlink r:id="rId72">
+        <w:r>
+          <w:rPr>
+            <w:lang w:val="zh_TW" w:bidi="zh_TW"/>
+          </w:rPr>
+          <w:rPr>
+            <w:color w:val="0000EE"/>
+            <w:u w:val="single"/>
+          </w:rPr>
+          <w:t>撒下22:26</w:t>
+        </w:r>
+      </w:hyperlink>
+      <w:r>
+        <w:rPr>
+          <w:lang w:val="zh_TW" w:bidi="zh_TW"/>
+        </w:rPr>
+        <w:t>），但更多時候被譯為「堅定的愛（steadfast love）」或「慈愛（loving-kindness）」。</w:t>
       </w:r>
     </w:p>
     <w:p>
@@ -2143,66 +2068,72 @@
         <w:rPr>
           <w:lang w:val="zh_TW" w:bidi="zh_TW"/>
         </w:rPr>
-        <w:t>然而，神期待人有所回應。律法要求要全心全意地愛神，並感謝神對以色列的揀選和救贖（</w:t>
-      </w:r>
-      <w:hyperlink r:id="rId79">
-        <w:r>
-          <w:rPr>
-            <w:lang w:val="zh_TW" w:bidi="zh_TW"/>
-          </w:rPr>
-          <w:rPr>
-            <w:color w:val="0000EE"/>
-            <w:u w:val="single"/>
-          </w:rPr>
-          <w:t>申6:20–25</w:t>
-        </w:r>
-      </w:hyperlink>
-      <w:r>
-        <w:rPr>
-          <w:lang w:val="zh_TW" w:bidi="zh_TW"/>
-        </w:rPr>
-        <w:t>）。這應該在敬拜中表現出來，尤其是在對待窮人、無助的人、寄居者、奴隸、寡婦以及所有受壓迫和殘酷對待的人時顯現出來。何西阿同樣期望人與人之間堅定的愛源於神對人的堅定不移的愛（</w:t>
-      </w:r>
-      <w:hyperlink r:id="rId80">
-        <w:r>
-          <w:rPr>
-            <w:lang w:val="zh_TW" w:bidi="zh_TW"/>
-          </w:rPr>
-          <w:rPr>
-            <w:color w:val="0000EE"/>
-            <w:u w:val="single"/>
-          </w:rPr>
-          <w:t>何6:6，</w:t>
-        </w:r>
-      </w:hyperlink>
-      <w:hyperlink r:id="rId81">
-        <w:r>
-          <w:rPr>
-            <w:lang w:val="zh_TW" w:bidi="zh_TW"/>
-          </w:rPr>
-          <w:rPr>
-            <w:color w:val="0000EE"/>
-            <w:u w:val="single"/>
-          </w:rPr>
-          <w:t>7:1–7</w:t>
-        </w:r>
-      </w:hyperlink>
-      <w:r>
-        <w:rPr>
-          <w:lang w:val="zh_TW" w:bidi="zh_TW"/>
-        </w:rPr>
-        <w:t>，</w:t>
-      </w:r>
-      <w:hyperlink r:id="rId82">
-        <w:r>
-          <w:rPr>
-            <w:lang w:val="zh_TW" w:bidi="zh_TW"/>
-          </w:rPr>
-          <w:rPr>
-            <w:color w:val="0000EE"/>
-            <w:u w:val="single"/>
-          </w:rPr>
-          <w:t>10:12–13</w:t>
+        <w:t>這個重要詞語的含義在</w:t>
+      </w:r>
+      <w:hyperlink r:id="rId73">
+        <w:r>
+          <w:rPr>
+            <w:lang w:val="zh_TW" w:bidi="zh_TW"/>
+          </w:rPr>
+          <w:rPr>
+            <w:color w:val="0000EE"/>
+            <w:u w:val="single"/>
+          </w:rPr>
+          <w:t>何西阿書二章19至20節</w:t>
+        </w:r>
+      </w:hyperlink>
+      <w:r>
+        <w:rPr>
+          <w:lang w:val="zh_TW" w:bidi="zh_TW"/>
+        </w:rPr>
+        <w:t>中表達得很清楚：「我必聘你永遠歸我為妻，以仁義、公平、慈愛、憐憫聘你歸我；也以誠實聘你歸我，你就必認識我─耶和華」；在</w:t>
+      </w:r>
+      <w:hyperlink r:id="rId74">
+        <w:r>
+          <w:rPr>
+            <w:lang w:val="zh_TW" w:bidi="zh_TW"/>
+          </w:rPr>
+          <w:rPr>
+            <w:color w:val="0000EE"/>
+            <w:u w:val="single"/>
+          </w:rPr>
+          <w:t>約伯記六章14至15節</w:t>
+        </w:r>
+      </w:hyperlink>
+      <w:r>
+        <w:rPr>
+          <w:lang w:val="zh_TW" w:bidi="zh_TW"/>
+        </w:rPr>
+        <w:t>中，將慈愛與背叛作對比；以及在</w:t>
+      </w:r>
+      <w:hyperlink r:id="rId75">
+        <w:r>
+          <w:rPr>
+            <w:lang w:val="zh_TW" w:bidi="zh_TW"/>
+          </w:rPr>
+          <w:rPr>
+            <w:color w:val="0000EE"/>
+            <w:u w:val="single"/>
+          </w:rPr>
+          <w:t>撒母耳記上二十章8節</w:t>
+        </w:r>
+      </w:hyperlink>
+      <w:r>
+        <w:rPr>
+          <w:lang w:val="zh_TW" w:bidi="zh_TW"/>
+        </w:rPr>
+        <w:t>中，提到立約的慈愛。神這種堅定不移、穩固的愛，與異教神祇那不可預測、反覆無常的情緒形成鮮明對比。Hesed不是對美、優點或仁慈的情感反應，而是一種道德態度，致力於他人的福祉，不論那個人是否可愛、有價值或有回應（見</w:t>
+      </w:r>
+      <w:hyperlink r:id="rId76">
+        <w:r>
+          <w:rPr>
+            <w:lang w:val="zh_TW" w:bidi="zh_TW"/>
+          </w:rPr>
+          <w:rPr>
+            <w:color w:val="0000EE"/>
+            <w:u w:val="single"/>
+          </w:rPr>
+          <w:t>申7:7–9</w:t>
         </w:r>
       </w:hyperlink>
       <w:r>
@@ -2223,36 +2154,79 @@
         <w:rPr>
           <w:lang w:val="zh_TW" w:bidi="zh_TW"/>
         </w:rPr>
-        <w:t>在以色列的律法和先知書中，「愛神」與「愛人如己」（</w:t>
-      </w:r>
-      <w:hyperlink r:id="rId83">
-        <w:r>
-          <w:rPr>
-            <w:lang w:val="zh_TW" w:bidi="zh_TW"/>
-          </w:rPr>
-          <w:rPr>
-            <w:color w:val="0000EE"/>
-            <w:u w:val="single"/>
-          </w:rPr>
-          <w:t>利19:18</w:t>
-        </w:r>
-      </w:hyperlink>
-      <w:r>
-        <w:rPr>
-          <w:lang w:val="zh_TW" w:bidi="zh_TW"/>
-        </w:rPr>
-        <w:t>）因此被緊密聯繫在一起。雖然在舊約中有很多其它形式的愛，但這裡所強調的主要是：神主動的愛、愛的道德品質，以及愛神與愛人的密切關係。</w:t>
-      </w:r>
-    </w:p>
-    <w:p>
-      <w:pPr>
-        <w:pStyle w:val="Heading3"/>
-      </w:pPr>
-      <w:r>
-        <w:rPr>
-          <w:lang w:val="zh_TW" w:bidi="zh_TW"/>
-        </w:rPr>
-        <w:t>在新約中</w:t>
+        <w:t>這種持久的忠誠，根植於堅定不移的善意目的，可能是嚴厲的、決意要管教任性的子民，正如幾位先知所警告的。但神的愛不會改變。即使在被擄和失敗中，這愛仍以無限的耐心持續存在，既不縱容邪惡，也不放棄作惡者。這愛內含仁慈、溫柔和憐憫（</w:t>
+      </w:r>
+      <w:hyperlink r:id="rId77">
+        <w:r>
+          <w:rPr>
+            <w:lang w:val="zh_TW" w:bidi="zh_TW"/>
+          </w:rPr>
+          <w:rPr>
+            <w:color w:val="0000EE"/>
+            <w:u w:val="single"/>
+          </w:rPr>
+          <w:t>詩86:15</w:t>
+        </w:r>
+      </w:hyperlink>
+      <w:r>
+        <w:rPr>
+          <w:lang w:val="zh_TW" w:bidi="zh_TW"/>
+        </w:rPr>
+        <w:t>，</w:t>
+      </w:r>
+      <w:hyperlink r:id="rId78">
+        <w:r>
+          <w:rPr>
+            <w:lang w:val="zh_TW" w:bidi="zh_TW"/>
+          </w:rPr>
+          <w:rPr>
+            <w:color w:val="0000EE"/>
+            <w:u w:val="single"/>
+          </w:rPr>
+          <w:t>103:1–18</w:t>
+        </w:r>
+      </w:hyperlink>
+      <w:r>
+        <w:rPr>
+          <w:lang w:val="zh_TW" w:bidi="zh_TW"/>
+        </w:rPr>
+        <w:t>，</w:t>
+      </w:r>
+      <w:hyperlink r:id="rId79">
+        <w:r>
+          <w:rPr>
+            <w:lang w:val="zh_TW" w:bidi="zh_TW"/>
+          </w:rPr>
+          <w:rPr>
+            <w:color w:val="0000EE"/>
+            <w:u w:val="single"/>
+          </w:rPr>
+          <w:t>136篇</w:t>
+        </w:r>
+      </w:hyperlink>
+      <w:r>
+        <w:rPr>
+          <w:lang w:val="zh_TW" w:bidi="zh_TW"/>
+        </w:rPr>
+        <w:t>；</w:t>
+      </w:r>
+      <w:hyperlink r:id="rId80">
+        <w:r>
+          <w:rPr>
+            <w:lang w:val="zh_TW" w:bidi="zh_TW"/>
+          </w:rPr>
+          <w:rPr>
+            <w:color w:val="0000EE"/>
+            <w:u w:val="single"/>
+          </w:rPr>
+          <w:t>何11:1–4</w:t>
+        </w:r>
+      </w:hyperlink>
+      <w:r>
+        <w:rPr>
+          <w:lang w:val="zh_TW" w:bidi="zh_TW"/>
+        </w:rPr>
+        <w:t>），但其主要特徵是承擔他人福祉的道德責任。</w:t>
       </w:r>
     </w:p>
     <w:p>
@@ -2266,7 +2240,55 @@
         <w:rPr>
           <w:lang w:val="zh_TW" w:bidi="zh_TW"/>
         </w:rPr>
-        <w:t>在描述愛的希臘詞彙中，eros（性愛）並未出現在新約中。Phileo表示自然的情感，出現約25次，philadelphia（兄弟之愛）出現5次，而philia（友誼）僅在</w:t>
+        <w:t>然而，神期待人有所回應。律法要求要全心全意地愛神，並感謝神對以色列的揀選和救贖（</w:t>
+      </w:r>
+      <w:hyperlink r:id="rId81">
+        <w:r>
+          <w:rPr>
+            <w:lang w:val="zh_TW" w:bidi="zh_TW"/>
+          </w:rPr>
+          <w:rPr>
+            <w:color w:val="0000EE"/>
+            <w:u w:val="single"/>
+          </w:rPr>
+          <w:t>申6:20–25</w:t>
+        </w:r>
+      </w:hyperlink>
+      <w:r>
+        <w:rPr>
+          <w:lang w:val="zh_TW" w:bidi="zh_TW"/>
+        </w:rPr>
+        <w:t>）。這應該在敬拜中表現出來，尤其是在對待窮人、無助的人、寄居者、奴隸、寡婦以及所有受壓迫和殘酷對待的人時顯現出來。何西阿同樣期望人與人之間堅定的愛源於神對人的堅定不移的愛（</w:t>
+      </w:r>
+      <w:hyperlink r:id="rId82">
+        <w:r>
+          <w:rPr>
+            <w:lang w:val="zh_TW" w:bidi="zh_TW"/>
+          </w:rPr>
+          <w:rPr>
+            <w:color w:val="0000EE"/>
+            <w:u w:val="single"/>
+          </w:rPr>
+          <w:t>何6:6，</w:t>
+        </w:r>
+      </w:hyperlink>
+      <w:hyperlink r:id="rId83">
+        <w:r>
+          <w:rPr>
+            <w:lang w:val="zh_TW" w:bidi="zh_TW"/>
+          </w:rPr>
+          <w:rPr>
+            <w:color w:val="0000EE"/>
+            <w:u w:val="single"/>
+          </w:rPr>
+          <w:t>7:1–7</w:t>
+        </w:r>
+      </w:hyperlink>
+      <w:r>
+        <w:rPr>
+          <w:lang w:val="zh_TW" w:bidi="zh_TW"/>
+        </w:rPr>
+        <w:t>，</w:t>
       </w:r>
       <w:hyperlink r:id="rId84">
         <w:r>
@@ -2277,38 +2299,14 @@
             <w:color w:val="0000EE"/>
             <w:u w:val="single"/>
           </w:rPr>
-          <w:t>雅歌四章4節</w:t>
-        </w:r>
-      </w:hyperlink>
-      <w:r>
-        <w:rPr>
-          <w:lang w:val="zh_TW" w:bidi="zh_TW"/>
-        </w:rPr>
-        <w:t>中出現。Storge表示親屬之間的自然情感，有時會出現在複合詞中。目前最常見的詞是agape</w:t>
-      </w:r>
-      <w:r>
-        <w:rPr>
-          <w:i/>
-          <w:lang w:val="zh_TW" w:bidi="zh_TW"/>
-        </w:rPr>
-        <w:t>，</w:t>
-      </w:r>
-      <w:r>
-        <w:rPr>
-          <w:lang w:val="zh_TW" w:bidi="zh_TW"/>
-        </w:rPr>
-        <w:t>通常被認為是出於尊重、原則或責任的道德上的善意，而非因魅力而產生的吸引。Agape與hesed的意思非常相似，因為兩者都表示奉獻（dedication）。Agape特別指的是即使在會面對失望和拒絕的情況下，依然愛那些不值得愛的人。Agapao和phileo很難在所有經文中都保持區別。Agape特別適用於神的愛。Agape長期以來被認為是基督教的創造的詞彙，但最近有人聲稱這個詞彙在異教中也有出現。動詞agapao在希臘文舊約中很常見。雖然agape更多地與道德原則有關，而不是與傾向或喜好有關，但正如聖經中豐富的例證所證明，它從來就不單是因職責所在，而顯出的冷冰冰的宗教善行。</w:t>
-      </w:r>
-    </w:p>
-    <w:p>
-      <w:pPr>
-        <w:pStyle w:val="Heading4"/>
-      </w:pPr>
-      <w:r>
-        <w:rPr>
-          <w:lang w:val="zh_TW" w:bidi="zh_TW"/>
-        </w:rPr>
-        <w:t>在對觀福音書中</w:t>
+          <w:t>10:12–13</w:t>
+        </w:r>
+      </w:hyperlink>
+      <w:r>
+        <w:rPr>
+          <w:lang w:val="zh_TW" w:bidi="zh_TW"/>
+        </w:rPr>
+        <w:t>）。</w:t>
       </w:r>
     </w:p>
     <w:p>
@@ -2322,7 +2320,7 @@
         <w:rPr>
           <w:lang w:val="zh_TW" w:bidi="zh_TW"/>
         </w:rPr>
-        <w:t>在罪惡和苦難的世界中，耶穌的神聖之愛最主要表現為對困苦者的同情和醫治，並對被排斥者和自我絕望者的救贖關懷。因此，基督所宣講的國度向貧窮的、被擄的、瞎眼的和受壓制的人提供了好消息（</w:t>
+        <w:t>在以色列的律法和先知書中，「愛神」與「愛人如己」（</w:t>
       </w:r>
       <w:hyperlink r:id="rId85">
         <w:r>
@@ -2333,50 +2331,25 @@
             <w:color w:val="0000EE"/>
             <w:u w:val="single"/>
           </w:rPr>
-          <w:t>太11:2–5</w:t>
-        </w:r>
-      </w:hyperlink>
-      <w:r>
-        <w:rPr>
-          <w:lang w:val="zh_TW" w:bidi="zh_TW"/>
-        </w:rPr>
-        <w:t>；</w:t>
-      </w:r>
-      <w:hyperlink r:id="rId86">
-        <w:r>
-          <w:rPr>
-            <w:lang w:val="zh_TW" w:bidi="zh_TW"/>
-          </w:rPr>
-          <w:rPr>
-            <w:color w:val="0000EE"/>
-            <w:u w:val="single"/>
-          </w:rPr>
-          <w:t>路4:18</w:t>
-        </w:r>
-      </w:hyperlink>
-      <w:r>
-        <w:rPr>
-          <w:lang w:val="zh_TW" w:bidi="zh_TW"/>
-        </w:rPr>
-        <w:t>），而耶穌對那些被排斥、被鄙視或在靈魂深處為罪而憂傷的人所採取的態度，則是保證了他們的罪得赦免，並歡迎他們回到天父的家（</w:t>
-      </w:r>
-      <w:hyperlink r:id="rId87">
-        <w:r>
-          <w:rPr>
-            <w:lang w:val="zh_TW" w:bidi="zh_TW"/>
-          </w:rPr>
-          <w:rPr>
-            <w:color w:val="0000EE"/>
-            <w:u w:val="single"/>
-          </w:rPr>
-          <w:t>路15章</w:t>
-        </w:r>
-      </w:hyperlink>
-      <w:r>
-        <w:rPr>
-          <w:lang w:val="zh_TW" w:bidi="zh_TW"/>
-        </w:rPr>
-        <w:t>）。這樣的赦免是白白的，其唯一的前提是以悔改和信心來接受它。</w:t>
+          <w:t>利19:18</w:t>
+        </w:r>
+      </w:hyperlink>
+      <w:r>
+        <w:rPr>
+          <w:lang w:val="zh_TW" w:bidi="zh_TW"/>
+        </w:rPr>
+        <w:t>）因此被緊密聯繫在一起。雖然在舊約中有很多其它形式的愛，但這裡所強調的主要是：神主動的愛、愛的道德品質，以及愛神與愛人的密切關係。</w:t>
+      </w:r>
+    </w:p>
+    <w:p>
+      <w:pPr>
+        <w:pStyle w:val="Heading3"/>
+      </w:pPr>
+      <w:r>
+        <w:rPr>
+          <w:lang w:val="zh_TW" w:bidi="zh_TW"/>
+        </w:rPr>
+        <w:t>在新約中</w:t>
       </w:r>
     </w:p>
     <w:p>
@@ -2390,79 +2363,49 @@
         <w:rPr>
           <w:lang w:val="zh_TW" w:bidi="zh_TW"/>
         </w:rPr>
-        <w:t>此外，神聖之愛的好消息也帶來了我們自身的責任：愛神並像神那樣愛他人（</w:t>
-      </w:r>
-      <w:hyperlink r:id="rId88">
-        <w:r>
-          <w:rPr>
-            <w:lang w:val="zh_TW" w:bidi="zh_TW"/>
-          </w:rPr>
-          <w:rPr>
-            <w:color w:val="0000EE"/>
-            <w:u w:val="single"/>
-          </w:rPr>
-          <w:t>太5:44–48</w:t>
-        </w:r>
-      </w:hyperlink>
-      <w:r>
-        <w:rPr>
-          <w:lang w:val="zh_TW" w:bidi="zh_TW"/>
-        </w:rPr>
-        <w:t>）。神的律法中的第一條也是最大的誡命是「你要……愛主你的神……其次也相倣，就是要愛人如己。這兩條誡命是律法和先知一切道理的總綱。」（</w:t>
-      </w:r>
-      <w:hyperlink r:id="rId89">
-        <w:r>
-          <w:rPr>
-            <w:lang w:val="zh_TW" w:bidi="zh_TW"/>
-          </w:rPr>
-          <w:rPr>
-            <w:color w:val="0000EE"/>
-            <w:u w:val="single"/>
-          </w:rPr>
-          <w:t>太22:35–40</w:t>
-        </w:r>
-      </w:hyperlink>
-      <w:r>
-        <w:rPr>
-          <w:lang w:val="zh_TW" w:bidi="zh_TW"/>
-        </w:rPr>
-        <w:t>；參</w:t>
-      </w:r>
-      <w:hyperlink r:id="rId83">
-        <w:r>
-          <w:rPr>
-            <w:lang w:val="zh_TW" w:bidi="zh_TW"/>
-          </w:rPr>
-          <w:rPr>
-            <w:color w:val="0000EE"/>
-            <w:u w:val="single"/>
-          </w:rPr>
-          <w:t>利19:18</w:t>
-        </w:r>
-      </w:hyperlink>
-      <w:r>
-        <w:rPr>
-          <w:lang w:val="zh_TW" w:bidi="zh_TW"/>
-        </w:rPr>
-        <w:t>；</w:t>
-      </w:r>
-      <w:hyperlink r:id="rId90">
-        <w:r>
-          <w:rPr>
-            <w:lang w:val="zh_TW" w:bidi="zh_TW"/>
-          </w:rPr>
-          <w:rPr>
-            <w:color w:val="0000EE"/>
-            <w:u w:val="single"/>
-          </w:rPr>
-          <w:t>申6:5</w:t>
-        </w:r>
-      </w:hyperlink>
-      <w:r>
-        <w:rPr>
-          <w:lang w:val="zh_TW" w:bidi="zh_TW"/>
-        </w:rPr>
-        <w:t>）。</w:t>
+        <w:t>在描述愛的希臘詞彙中，eros（性愛）並未出現在新約中。Phileo表示自然的情感，出現約25次，philadelphia（兄弟之愛）出現5次，而philia（友誼）僅在</w:t>
+      </w:r>
+      <w:hyperlink r:id="rId86">
+        <w:r>
+          <w:rPr>
+            <w:lang w:val="zh_TW" w:bidi="zh_TW"/>
+          </w:rPr>
+          <w:rPr>
+            <w:color w:val="0000EE"/>
+            <w:u w:val="single"/>
+          </w:rPr>
+          <w:t>雅歌四章4節</w:t>
+        </w:r>
+      </w:hyperlink>
+      <w:r>
+        <w:rPr>
+          <w:lang w:val="zh_TW" w:bidi="zh_TW"/>
+        </w:rPr>
+        <w:t>中出現。Storge表示親屬之間的自然情感，有時會出現在複合詞中。目前最常見的詞是agape</w:t>
+      </w:r>
+      <w:r>
+        <w:rPr>
+          <w:i/>
+          <w:lang w:val="zh_TW" w:bidi="zh_TW"/>
+        </w:rPr>
+        <w:t>，</w:t>
+      </w:r>
+      <w:r>
+        <w:rPr>
+          <w:lang w:val="zh_TW" w:bidi="zh_TW"/>
+        </w:rPr>
+        <w:t>通常被認為是出於尊重、原則或責任的道德上的善意，而非因魅力而產生的吸引。Agape與hesed的意思非常相似，因為兩者都表示奉獻（dedication）。Agape特別指的是即使在會面對失望和拒絕的情況下，依然愛那些不值得愛的人。Agapao和phileo很難在所有經文中都保持區別。Agape特別適用於神的愛。Agape長期以來被認為是基督教的創造的詞彙，但最近有人聲稱這個詞彙在異教中也有出現。動詞agapao在希臘文舊約中很常見。雖然agape更多地與道德原則有關，而不是與傾向或喜好有關，但正如聖經中豐富的例證所證明，它從來就不單是因職責所在，而顯出的冷冰冰的宗教善行。</w:t>
+      </w:r>
+    </w:p>
+    <w:p>
+      <w:pPr>
+        <w:pStyle w:val="Heading4"/>
+      </w:pPr>
+      <w:r>
+        <w:rPr>
+          <w:lang w:val="zh_TW" w:bidi="zh_TW"/>
+        </w:rPr>
+        <w:t>在對觀福音書中</w:t>
       </w:r>
     </w:p>
     <w:p>
@@ -2476,7 +2419,61 @@
         <w:rPr>
           <w:lang w:val="zh_TW" w:bidi="zh_TW"/>
         </w:rPr>
-        <w:t>第一條誡命與第二條誡命並不完全相同，也不會混淆在第二條誡命中，或是只能通過第二條誡命來實現第一條誡命；它是獨立且首要的。耶穌所說的愛神，可以從祂自己在公開崇拜、私下禱告和絕對服從的習慣中看出來。對鄰舍的愛沒有明確定義，但隨處可見其例證。在好撒馬利亞人的比喻中，「鄰舍」被顯示為任何能夠提供幫助的人，而愛則包含鄰舍所需要的任何服務。綿羊與山羊的比喻顯示愛心是餵飽飢餓的人、給赤身露體的人穿衣、探望病人和被囚禁的人。在耶穌不懈的榜樣中，愛是醫治、教導、用比喻和象徵性的語言來適應聽眾的教導，捍衛被批評或被輕視的人、宣佈赦免、安慰喪親者、結交孤獨的人。我們應當像耶穌愛我們那樣去愛他人，也像我們愛自己一樣愛他人。這樣富有想像力的自我之愛的轉移，是不求回報的行善，不以惡待人，確保即使是最卑微的人也能受到無微不至的禮遇，維持周到的了解來緩和評斷。</w:t>
+        <w:t>在罪惡和苦難的世界中，耶穌的神聖之愛最主要表現為對困苦者的同情和醫治，並對被排斥者和自我絕望者的救贖關懷。因此，基督所宣講的國度向貧窮的、被擄的、瞎眼的和受壓制的人提供了好消息（</w:t>
+      </w:r>
+      <w:hyperlink r:id="rId87">
+        <w:r>
+          <w:rPr>
+            <w:lang w:val="zh_TW" w:bidi="zh_TW"/>
+          </w:rPr>
+          <w:rPr>
+            <w:color w:val="0000EE"/>
+            <w:u w:val="single"/>
+          </w:rPr>
+          <w:t>太11:2–5</w:t>
+        </w:r>
+      </w:hyperlink>
+      <w:r>
+        <w:rPr>
+          <w:lang w:val="zh_TW" w:bidi="zh_TW"/>
+        </w:rPr>
+        <w:t>；</w:t>
+      </w:r>
+      <w:hyperlink r:id="rId88">
+        <w:r>
+          <w:rPr>
+            <w:lang w:val="zh_TW" w:bidi="zh_TW"/>
+          </w:rPr>
+          <w:rPr>
+            <w:color w:val="0000EE"/>
+            <w:u w:val="single"/>
+          </w:rPr>
+          <w:t>路4:18</w:t>
+        </w:r>
+      </w:hyperlink>
+      <w:r>
+        <w:rPr>
+          <w:lang w:val="zh_TW" w:bidi="zh_TW"/>
+        </w:rPr>
+        <w:t>），而耶穌對那些被排斥、被鄙視或在靈魂深處為罪而憂傷的人所採取的態度，則是保證了他們的罪得赦免，並歡迎他們回到天父的家（</w:t>
+      </w:r>
+      <w:hyperlink r:id="rId89">
+        <w:r>
+          <w:rPr>
+            <w:lang w:val="zh_TW" w:bidi="zh_TW"/>
+          </w:rPr>
+          <w:rPr>
+            <w:color w:val="0000EE"/>
+            <w:u w:val="single"/>
+          </w:rPr>
+          <w:t>路15章</w:t>
+        </w:r>
+      </w:hyperlink>
+      <w:r>
+        <w:rPr>
+          <w:lang w:val="zh_TW" w:bidi="zh_TW"/>
+        </w:rPr>
+        <w:t>）。這樣的赦免是白白的，其唯一的前提是以悔改和信心來接受它。</w:t>
       </w:r>
     </w:p>
     <w:p>
@@ -2490,7 +2487,25 @@
         <w:rPr>
           <w:lang w:val="zh_TW" w:bidi="zh_TW"/>
         </w:rPr>
-        <w:t>對耶穌來說，最嚴重的罪是缺乏愛心，故意忽略任何可能的善行，在他人受苦時從旁邊走過，忽視門口的窮人，拒絕寬恕。缺乏愛心的罪被自以為義、好批評，以及為了維護一些微不足道的宗教儀式而忽略他人困境的宗教冷漠所加重。最後，順從或忽視愛的律法將決定每個人的永恆命運（</w:t>
+        <w:t>此外，神聖之愛的好消息也帶來了我們自身的責任：愛神並像神那樣愛他人（</w:t>
+      </w:r>
+      <w:hyperlink r:id="rId90">
+        <w:r>
+          <w:rPr>
+            <w:lang w:val="zh_TW" w:bidi="zh_TW"/>
+          </w:rPr>
+          <w:rPr>
+            <w:color w:val="0000EE"/>
+            <w:u w:val="single"/>
+          </w:rPr>
+          <w:t>太5:44–48</w:t>
+        </w:r>
+      </w:hyperlink>
+      <w:r>
+        <w:rPr>
+          <w:lang w:val="zh_TW" w:bidi="zh_TW"/>
+        </w:rPr>
+        <w:t>）。神的律法中的第一條也是最大的誡命是「你要……愛主你的神……其次也相倣，就是要愛人如己。這兩條誡命是律法和先知一切道理的總綱。」（</w:t>
       </w:r>
       <w:hyperlink r:id="rId91">
         <w:r>
@@ -2501,7 +2516,43 @@
             <w:color w:val="0000EE"/>
             <w:u w:val="single"/>
           </w:rPr>
-          <w:t>太25:31–46</w:t>
+          <w:t>太22:35–40</w:t>
+        </w:r>
+      </w:hyperlink>
+      <w:r>
+        <w:rPr>
+          <w:lang w:val="zh_TW" w:bidi="zh_TW"/>
+        </w:rPr>
+        <w:t>；參</w:t>
+      </w:r>
+      <w:hyperlink r:id="rId85">
+        <w:r>
+          <w:rPr>
+            <w:lang w:val="zh_TW" w:bidi="zh_TW"/>
+          </w:rPr>
+          <w:rPr>
+            <w:color w:val="0000EE"/>
+            <w:u w:val="single"/>
+          </w:rPr>
+          <w:t>利19:18</w:t>
+        </w:r>
+      </w:hyperlink>
+      <w:r>
+        <w:rPr>
+          <w:lang w:val="zh_TW" w:bidi="zh_TW"/>
+        </w:rPr>
+        <w:t>；</w:t>
+      </w:r>
+      <w:hyperlink r:id="rId92">
+        <w:r>
+          <w:rPr>
+            <w:lang w:val="zh_TW" w:bidi="zh_TW"/>
+          </w:rPr>
+          <w:rPr>
+            <w:color w:val="0000EE"/>
+            <w:u w:val="single"/>
+          </w:rPr>
+          <w:t>申6:5</w:t>
         </w:r>
       </w:hyperlink>
       <w:r>
@@ -2509,17 +2560,6 @@
           <w:lang w:val="zh_TW" w:bidi="zh_TW"/>
         </w:rPr>
         <w:t>）。</w:t>
-      </w:r>
-    </w:p>
-    <w:p>
-      <w:pPr>
-        <w:pStyle w:val="Heading4"/>
-      </w:pPr>
-      <w:r>
-        <w:rPr>
-          <w:lang w:val="zh_TW" w:bidi="zh_TW"/>
-        </w:rPr>
-        <w:t>在保羅的書信中</w:t>
       </w:r>
     </w:p>
     <w:p>
@@ -2533,43 +2573,7 @@
         <w:rPr>
           <w:lang w:val="zh_TW" w:bidi="zh_TW"/>
         </w:rPr>
-        <w:t>使徒教會迅速掌握了一個革命性原則，「愛」就是足夠了（Love is enough）。保羅宣稱愛成全了整個律法，幾乎是引用了耶穌的話。他對禁止姦淫、殺人、偷盜和貪婪的各種誡命的闡釋都用愛來總結，因為愛是不會做傷害鄰舍的事（</w:t>
-      </w:r>
-      <w:hyperlink r:id="rId92">
-        <w:r>
-          <w:rPr>
-            <w:lang w:val="zh_TW" w:bidi="zh_TW"/>
-          </w:rPr>
-          <w:rPr>
-            <w:color w:val="0000EE"/>
-            <w:u w:val="single"/>
-          </w:rPr>
-          <w:t>羅13:8–10</w:t>
-        </w:r>
-      </w:hyperlink>
-      <w:r>
-        <w:rPr>
-          <w:lang w:val="zh_TW" w:bidi="zh_TW"/>
-        </w:rPr>
-        <w:t>）。</w:t>
-      </w:r>
-      <w:hyperlink r:id="rId93">
-        <w:r>
-          <w:rPr>
-            <w:lang w:val="zh_TW" w:bidi="zh_TW"/>
-          </w:rPr>
-          <w:rPr>
-            <w:color w:val="0000EE"/>
-            <w:u w:val="single"/>
-          </w:rPr>
-          <w:t>以弗所書四章25節至五章2節</w:t>
-        </w:r>
-      </w:hyperlink>
-      <w:r>
-        <w:rPr>
-          <w:lang w:val="zh_TW" w:bidi="zh_TW"/>
-        </w:rPr>
-        <w:t>以另一種方式表達了同樣的觀點：一切苦毒、惱恨、忿怒、嚷鬧、毀謗和惡毒，都應該被溫柔、寬恕和恩慈所取代。</w:t>
+        <w:t>第一條誡命與第二條誡命並不完全相同，也不會混淆在第二條誡命中，或是只能通過第二條誡命來實現第一條誡命；它是獨立且首要的。耶穌所說的愛神，可以從祂自己在公開崇拜、私下禱告和絕對服從的習慣中看出來。對鄰舍的愛沒有明確定義，但隨處可見其例證。在好撒馬利亞人的比喻中，「鄰舍」被顯示為任何能夠提供幫助的人，而愛則包含鄰舍所需要的任何服務。綿羊與山羊的比喻顯示愛心是餵飽飢餓的人、給赤身露體的人穿衣、探望病人和被囚禁的人。在耶穌不懈的榜樣中，愛是醫治、教導、用比喻和象徵性的語言來適應聽眾的教導，捍衛被批評或被輕視的人、宣佈赦免、安慰喪親者、結交孤獨的人。我們應當像耶穌愛我們那樣去愛他人，也像我們愛自己一樣愛他人。這樣富有想像力的自我之愛的轉移，是不求回報的行善，不以惡待人，確保即使是最卑微的人也能受到無微不至的禮遇，維持周到的了解來緩和評斷。</w:t>
       </w:r>
     </w:p>
     <w:p>
@@ -2583,133 +2587,36 @@
         <w:rPr>
           <w:lang w:val="zh_TW" w:bidi="zh_TW"/>
         </w:rPr>
-        <w:t>對保羅來說，愛是「基督的律法」，是至高且足夠的（</w:t>
-      </w:r>
-      <w:hyperlink r:id="rId94">
-        <w:r>
-          <w:rPr>
-            <w:lang w:val="zh_TW" w:bidi="zh_TW"/>
-          </w:rPr>
-          <w:rPr>
-            <w:color w:val="0000EE"/>
-            <w:u w:val="single"/>
-          </w:rPr>
-          <w:t>加5:14</w:t>
-        </w:r>
-      </w:hyperlink>
-      <w:r>
-        <w:rPr>
-          <w:lang w:val="zh_TW" w:bidi="zh_TW"/>
-        </w:rPr>
-        <w:t>，</w:t>
-      </w:r>
-      <w:hyperlink r:id="rId95">
-        <w:r>
-          <w:rPr>
-            <w:lang w:val="zh_TW" w:bidi="zh_TW"/>
-          </w:rPr>
-          <w:rPr>
-            <w:color w:val="0000EE"/>
-            <w:u w:val="single"/>
-          </w:rPr>
-          <w:t>6:2</w:t>
-        </w:r>
-      </w:hyperlink>
-      <w:r>
-        <w:rPr>
-          <w:lang w:val="zh_TW" w:bidi="zh_TW"/>
-        </w:rPr>
-        <w:t>），保羅清楚地定義基督教中唯一「有功效」的事情為「使人生發仁愛的信心」（</w:t>
-      </w:r>
-      <w:hyperlink r:id="rId96">
-        <w:r>
-          <w:rPr>
-            <w:lang w:val="zh_TW" w:bidi="zh_TW"/>
-          </w:rPr>
-          <w:rPr>
-            <w:color w:val="0000EE"/>
-            <w:u w:val="single"/>
-          </w:rPr>
-          <w:t>5:6</w:t>
-        </w:r>
-      </w:hyperlink>
-      <w:r>
-        <w:rPr>
-          <w:lang w:val="zh_TW" w:bidi="zh_TW"/>
-        </w:rPr>
-        <w:t>）。他堅持認為基督徒應當渴望的聖靈的最高彰顯是愛的「最妙的道」（</w:t>
-      </w:r>
-      <w:hyperlink r:id="rId97">
-        <w:r>
-          <w:rPr>
-            <w:lang w:val="zh_TW" w:bidi="zh_TW"/>
-          </w:rPr>
-          <w:rPr>
-            <w:color w:val="0000EE"/>
-            <w:u w:val="single"/>
-          </w:rPr>
-          <w:t>林前12:27–13:13</w:t>
-        </w:r>
-      </w:hyperlink>
-      <w:r>
-        <w:rPr>
-          <w:lang w:val="zh_TW" w:bidi="zh_TW"/>
-        </w:rPr>
-        <w:t>；參</w:t>
-      </w:r>
-      <w:hyperlink r:id="rId98">
-        <w:r>
-          <w:rPr>
-            <w:lang w:val="zh_TW" w:bidi="zh_TW"/>
-          </w:rPr>
-          <w:rPr>
-            <w:color w:val="0000EE"/>
-            <w:u w:val="single"/>
-          </w:rPr>
-          <w:t>羅5:5</w:t>
-        </w:r>
-      </w:hyperlink>
-      <w:r>
-        <w:rPr>
-          <w:lang w:val="zh_TW" w:bidi="zh_TW"/>
-        </w:rPr>
-        <w:t>；</w:t>
-      </w:r>
-      <w:hyperlink r:id="rId99">
-        <w:r>
-          <w:rPr>
-            <w:lang w:val="zh_TW" w:bidi="zh_TW"/>
-          </w:rPr>
-          <w:rPr>
-            <w:color w:val="0000EE"/>
-            <w:u w:val="single"/>
-          </w:rPr>
-          <w:t>加5:22</w:t>
-        </w:r>
-      </w:hyperlink>
-      <w:r>
-        <w:rPr>
-          <w:lang w:val="zh_TW" w:bidi="zh_TW"/>
-        </w:rPr>
-        <w:t>）。在這裡，他還將愛與在哥林多所推崇的其它五種宗教熱情表達方式作對比，以顯示沒有愛的每一種熱情表達方式都是徒勞的（(</w:t>
-      </w:r>
-      <w:hyperlink r:id="rId100">
-        <w:r>
-          <w:rPr>
-            <w:lang w:val="zh_TW" w:bidi="zh_TW"/>
-          </w:rPr>
-          <w:rPr>
-            <w:color w:val="0000EE"/>
-            <w:u w:val="single"/>
-          </w:rPr>
-          <w:t>林前13:1–3</w:t>
-        </w:r>
-      </w:hyperlink>
-      <w:r>
-        <w:rPr>
-          <w:lang w:val="zh_TW" w:bidi="zh_TW"/>
-        </w:rPr>
-        <w:t>）。在本章的結尾，保羅將愛與信心和盼望（兩個宗教經驗中持久的元素）作比較，並宣告愛是最大的。</w:t>
+        <w:t>對耶穌來說，最嚴重的罪是缺乏愛心，故意忽略任何可能的善行，在他人受苦時從旁邊走過，忽視門口的窮人，拒絕寬恕。缺乏愛心的罪被自以為義、好批評，以及為了維護一些微不足道的宗教儀式而忽略他人困境的宗教冷漠所加重。最後，順從或忽視愛的律法將決定每個人的永恆命運（</w:t>
+      </w:r>
+      <w:hyperlink r:id="rId93">
+        <w:r>
+          <w:rPr>
+            <w:lang w:val="zh_TW" w:bidi="zh_TW"/>
+          </w:rPr>
+          <w:rPr>
+            <w:color w:val="0000EE"/>
+            <w:u w:val="single"/>
+          </w:rPr>
+          <w:t>太25:31–46</w:t>
+        </w:r>
+      </w:hyperlink>
+      <w:r>
+        <w:rPr>
+          <w:lang w:val="zh_TW" w:bidi="zh_TW"/>
+        </w:rPr>
+        <w:t>）。</w:t>
+      </w:r>
+    </w:p>
+    <w:p>
+      <w:pPr>
+        <w:pStyle w:val="Heading4"/>
+      </w:pPr>
+      <w:r>
+        <w:rPr>
+          <w:lang w:val="zh_TW" w:bidi="zh_TW"/>
+        </w:rPr>
+        <w:t>在保羅的書信中</w:t>
       </w:r>
     </w:p>
     <w:p>
@@ -2723,25 +2630,43 @@
         <w:rPr>
           <w:lang w:val="zh_TW" w:bidi="zh_TW"/>
         </w:rPr>
-        <w:t>保羅對愛在行為中的描述包括慷慨、憐憫和款待；避免報復；同情；與他人一同喜樂；分擔軟弱、羞恥或需要；恢復、支持和造就他人，給予他們一切的榮譽、善良、寬恕、鼓勵；克制批評，即使是對分裂的、過於謹慎的「軟弱弟兄」的批評——這個清單幾乎是無窮無盡的。更普遍地說，愛是一種活動的品質、一種思考的品質和一種受苦的品質（</w:t>
-      </w:r>
-      <w:hyperlink r:id="rId101">
-        <w:r>
-          <w:rPr>
-            <w:lang w:val="zh_TW" w:bidi="zh_TW"/>
-          </w:rPr>
-          <w:rPr>
-            <w:color w:val="0000EE"/>
-            <w:u w:val="single"/>
-          </w:rPr>
-          <w:t>林前13:4–8</w:t>
-        </w:r>
-      </w:hyperlink>
-      <w:r>
-        <w:rPr>
-          <w:lang w:val="zh_TW" w:bidi="zh_TW"/>
-        </w:rPr>
-        <w:t>）。簡言之，愛不做傷害別人的事，也不遺漏任何善事；它是神的律法。</w:t>
+        <w:t>使徒教會迅速掌握了一個革命性原則，「愛」就是足夠了（Love is enough）。保羅宣稱愛成全了整個律法，幾乎是引用了耶穌的話。他對禁止姦淫、殺人、偷盜和貪婪的各種誡命的闡釋都用愛來總結，因為愛是不會做傷害鄰舍的事（</w:t>
+      </w:r>
+      <w:hyperlink r:id="rId94">
+        <w:r>
+          <w:rPr>
+            <w:lang w:val="zh_TW" w:bidi="zh_TW"/>
+          </w:rPr>
+          <w:rPr>
+            <w:color w:val="0000EE"/>
+            <w:u w:val="single"/>
+          </w:rPr>
+          <w:t>羅13:8–10</w:t>
+        </w:r>
+      </w:hyperlink>
+      <w:r>
+        <w:rPr>
+          <w:lang w:val="zh_TW" w:bidi="zh_TW"/>
+        </w:rPr>
+        <w:t>）。</w:t>
+      </w:r>
+      <w:hyperlink r:id="rId95">
+        <w:r>
+          <w:rPr>
+            <w:lang w:val="zh_TW" w:bidi="zh_TW"/>
+          </w:rPr>
+          <w:rPr>
+            <w:color w:val="0000EE"/>
+            <w:u w:val="single"/>
+          </w:rPr>
+          <w:t>以弗所書四章25節至五章2節</w:t>
+        </w:r>
+      </w:hyperlink>
+      <w:r>
+        <w:rPr>
+          <w:lang w:val="zh_TW" w:bidi="zh_TW"/>
+        </w:rPr>
+        <w:t>以另一種方式表達了同樣的觀點：一切苦毒、惱恨、忿怒、嚷鬧、毀謗和惡毒，都應該被溫柔、寬恕和恩慈所取代。</w:t>
       </w:r>
     </w:p>
     <w:p>
@@ -2755,7 +2680,115 @@
         <w:rPr>
           <w:lang w:val="zh_TW" w:bidi="zh_TW"/>
         </w:rPr>
-        <w:t>依據保羅的說法，神向我們顯明了祂的愛是因著基督為我們死。因著祂的大愛，使我們在基督裡活著；我們在這愛中生活，靠著它我們得勝，沒有什麼能使我們與這愛隔絕（</w:t>
+        <w:t>對保羅來說，愛是「基督的律法」，是至高且足夠的（</w:t>
+      </w:r>
+      <w:hyperlink r:id="rId96">
+        <w:r>
+          <w:rPr>
+            <w:lang w:val="zh_TW" w:bidi="zh_TW"/>
+          </w:rPr>
+          <w:rPr>
+            <w:color w:val="0000EE"/>
+            <w:u w:val="single"/>
+          </w:rPr>
+          <w:t>加5:14</w:t>
+        </w:r>
+      </w:hyperlink>
+      <w:r>
+        <w:rPr>
+          <w:lang w:val="zh_TW" w:bidi="zh_TW"/>
+        </w:rPr>
+        <w:t>，</w:t>
+      </w:r>
+      <w:hyperlink r:id="rId97">
+        <w:r>
+          <w:rPr>
+            <w:lang w:val="zh_TW" w:bidi="zh_TW"/>
+          </w:rPr>
+          <w:rPr>
+            <w:color w:val="0000EE"/>
+            <w:u w:val="single"/>
+          </w:rPr>
+          <w:t>6:2</w:t>
+        </w:r>
+      </w:hyperlink>
+      <w:r>
+        <w:rPr>
+          <w:lang w:val="zh_TW" w:bidi="zh_TW"/>
+        </w:rPr>
+        <w:t>），保羅清楚地定義基督教中唯一「有功效」的事情為「使人生發仁愛的信心」（</w:t>
+      </w:r>
+      <w:hyperlink r:id="rId98">
+        <w:r>
+          <w:rPr>
+            <w:lang w:val="zh_TW" w:bidi="zh_TW"/>
+          </w:rPr>
+          <w:rPr>
+            <w:color w:val="0000EE"/>
+            <w:u w:val="single"/>
+          </w:rPr>
+          <w:t>5:6</w:t>
+        </w:r>
+      </w:hyperlink>
+      <w:r>
+        <w:rPr>
+          <w:lang w:val="zh_TW" w:bidi="zh_TW"/>
+        </w:rPr>
+        <w:t>）。他堅持認為基督徒應當渴望的聖靈的最高彰顯是愛的「最妙的道」（</w:t>
+      </w:r>
+      <w:hyperlink r:id="rId99">
+        <w:r>
+          <w:rPr>
+            <w:lang w:val="zh_TW" w:bidi="zh_TW"/>
+          </w:rPr>
+          <w:rPr>
+            <w:color w:val="0000EE"/>
+            <w:u w:val="single"/>
+          </w:rPr>
+          <w:t>林前12:27–13:13</w:t>
+        </w:r>
+      </w:hyperlink>
+      <w:r>
+        <w:rPr>
+          <w:lang w:val="zh_TW" w:bidi="zh_TW"/>
+        </w:rPr>
+        <w:t>；參</w:t>
+      </w:r>
+      <w:hyperlink r:id="rId100">
+        <w:r>
+          <w:rPr>
+            <w:lang w:val="zh_TW" w:bidi="zh_TW"/>
+          </w:rPr>
+          <w:rPr>
+            <w:color w:val="0000EE"/>
+            <w:u w:val="single"/>
+          </w:rPr>
+          <w:t>羅5:5</w:t>
+        </w:r>
+      </w:hyperlink>
+      <w:r>
+        <w:rPr>
+          <w:lang w:val="zh_TW" w:bidi="zh_TW"/>
+        </w:rPr>
+        <w:t>；</w:t>
+      </w:r>
+      <w:hyperlink r:id="rId101">
+        <w:r>
+          <w:rPr>
+            <w:lang w:val="zh_TW" w:bidi="zh_TW"/>
+          </w:rPr>
+          <w:rPr>
+            <w:color w:val="0000EE"/>
+            <w:u w:val="single"/>
+          </w:rPr>
+          <w:t>加5:22</w:t>
+        </w:r>
+      </w:hyperlink>
+      <w:r>
+        <w:rPr>
+          <w:lang w:val="zh_TW" w:bidi="zh_TW"/>
+        </w:rPr>
+        <w:t>）。在這裡，他還將愛與在哥林多所推崇的其它五種宗教熱情表達方式作對比，以顯示沒有愛的每一種熱情表達方式都是徒勞的（(</w:t>
       </w:r>
       <w:hyperlink r:id="rId102">
         <w:r>
@@ -2766,187 +2799,14 @@
             <w:color w:val="0000EE"/>
             <w:u w:val="single"/>
           </w:rPr>
-          <w:t>羅5:8</w:t>
-        </w:r>
-      </w:hyperlink>
-      <w:r>
-        <w:rPr>
-          <w:lang w:val="zh_TW" w:bidi="zh_TW"/>
-        </w:rPr>
-        <w:t>，</w:t>
-      </w:r>
-      <w:hyperlink r:id="rId103">
-        <w:r>
-          <w:rPr>
-            <w:lang w:val="zh_TW" w:bidi="zh_TW"/>
-          </w:rPr>
-          <w:rPr>
-            <w:color w:val="0000EE"/>
-            <w:u w:val="single"/>
-          </w:rPr>
-          <w:t>8:32–39</w:t>
-        </w:r>
-      </w:hyperlink>
-      <w:r>
-        <w:rPr>
-          <w:lang w:val="zh_TW" w:bidi="zh_TW"/>
-        </w:rPr>
-        <w:t>；</w:t>
-      </w:r>
-      <w:hyperlink r:id="rId104">
-        <w:r>
-          <w:rPr>
-            <w:lang w:val="zh_TW" w:bidi="zh_TW"/>
-          </w:rPr>
-          <w:rPr>
-            <w:color w:val="0000EE"/>
-            <w:u w:val="single"/>
-          </w:rPr>
-          <w:t>林後13:14</w:t>
-        </w:r>
-      </w:hyperlink>
-      <w:r>
-        <w:rPr>
-          <w:lang w:val="zh_TW" w:bidi="zh_TW"/>
-        </w:rPr>
-        <w:t>；</w:t>
-      </w:r>
-      <w:hyperlink r:id="rId105">
-        <w:r>
-          <w:rPr>
-            <w:lang w:val="zh_TW" w:bidi="zh_TW"/>
-          </w:rPr>
-          <w:rPr>
-            <w:color w:val="0000EE"/>
-            <w:u w:val="single"/>
-          </w:rPr>
-          <w:t>弗2:4</w:t>
-        </w:r>
-      </w:hyperlink>
-      <w:r>
-        <w:rPr>
-          <w:lang w:val="zh_TW" w:bidi="zh_TW"/>
-        </w:rPr>
-        <w:t>；</w:t>
-      </w:r>
-      <w:hyperlink r:id="rId106">
-        <w:r>
-          <w:rPr>
-            <w:lang w:val="zh_TW" w:bidi="zh_TW"/>
-          </w:rPr>
-          <w:rPr>
-            <w:color w:val="0000EE"/>
-            <w:u w:val="single"/>
-          </w:rPr>
-          <w:t>帖後2:16</w:t>
-        </w:r>
-      </w:hyperlink>
-      <w:r>
-        <w:rPr>
-          <w:lang w:val="zh_TW" w:bidi="zh_TW"/>
-        </w:rPr>
-        <w:t>；</w:t>
-      </w:r>
-      <w:hyperlink r:id="rId107">
-        <w:r>
-          <w:rPr>
-            <w:lang w:val="zh_TW" w:bidi="zh_TW"/>
-          </w:rPr>
-          <w:rPr>
-            <w:color w:val="0000EE"/>
-            <w:u w:val="single"/>
-          </w:rPr>
-          <w:t>多3:4–5</w:t>
-        </w:r>
-      </w:hyperlink>
-      <w:r>
-        <w:rPr>
-          <w:lang w:val="zh_TW" w:bidi="zh_TW"/>
-        </w:rPr>
-        <w:t>）。我們的愛反映了最初「澆灌在我們心裡」的愛（</w:t>
-      </w:r>
-      <w:hyperlink r:id="rId98">
-        <w:r>
-          <w:rPr>
-            <w:lang w:val="zh_TW" w:bidi="zh_TW"/>
-          </w:rPr>
-          <w:rPr>
-            <w:color w:val="0000EE"/>
-            <w:u w:val="single"/>
-          </w:rPr>
-          <w:t>羅5:5</w:t>
-        </w:r>
-      </w:hyperlink>
-      <w:r>
-        <w:rPr>
-          <w:lang w:val="zh_TW" w:bidi="zh_TW"/>
-        </w:rPr>
-        <w:t>），並且指向基督（</w:t>
-      </w:r>
-      <w:hyperlink r:id="rId108">
-        <w:r>
-          <w:rPr>
-            <w:lang w:val="zh_TW" w:bidi="zh_TW"/>
-          </w:rPr>
-          <w:rPr>
-            <w:color w:val="0000EE"/>
-            <w:u w:val="single"/>
-          </w:rPr>
-          <w:t>林前7章</w:t>
-        </w:r>
-      </w:hyperlink>
-      <w:r>
-        <w:rPr>
-          <w:lang w:val="zh_TW" w:bidi="zh_TW"/>
-        </w:rPr>
-        <w:t>，</w:t>
-      </w:r>
-      <w:hyperlink r:id="rId109">
-        <w:r>
-          <w:rPr>
-            <w:lang w:val="zh_TW" w:bidi="zh_TW"/>
-          </w:rPr>
-          <w:rPr>
-            <w:color w:val="0000EE"/>
-            <w:u w:val="single"/>
-          </w:rPr>
-          <w:t>16:22</w:t>
-        </w:r>
-      </w:hyperlink>
-      <w:r>
-        <w:rPr>
-          <w:lang w:val="zh_TW" w:bidi="zh_TW"/>
-        </w:rPr>
-        <w:t>；</w:t>
-      </w:r>
-      <w:hyperlink r:id="rId110">
-        <w:r>
-          <w:rPr>
-            <w:lang w:val="zh_TW" w:bidi="zh_TW"/>
-          </w:rPr>
-          <w:rPr>
-            <w:color w:val="0000EE"/>
-            <w:u w:val="single"/>
-          </w:rPr>
-          <w:t>弗6:24</w:t>
-        </w:r>
-      </w:hyperlink>
-      <w:r>
-        <w:rPr>
-          <w:lang w:val="zh_TW" w:bidi="zh_TW"/>
-        </w:rPr>
-        <w:t>）和他人，我們因著基督的緣故來愛他們。</w:t>
-      </w:r>
-    </w:p>
-    <w:p>
-      <w:pPr>
-        <w:pStyle w:val="Heading4"/>
-      </w:pPr>
-      <w:r>
-        <w:rPr>
-          <w:lang w:val="zh_TW" w:bidi="zh_TW"/>
-        </w:rPr>
-        <w:t>在約翰的著作中</w:t>
+          <w:t>林前13:1–3</w:t>
+        </w:r>
+      </w:hyperlink>
+      <w:r>
+        <w:rPr>
+          <w:lang w:val="zh_TW" w:bidi="zh_TW"/>
+        </w:rPr>
+        <w:t>）。在本章的結尾，保羅將愛與信心和盼望（兩個宗教經驗中持久的元素）作比較，並宣告愛是最大的。</w:t>
       </w:r>
     </w:p>
     <w:p>
@@ -2960,97 +2820,25 @@
         <w:rPr>
           <w:lang w:val="zh_TW" w:bidi="zh_TW"/>
         </w:rPr>
-        <w:t>約翰後來回憶並反思的內容，構成了聖經中關於愛的教導的冠冕。對約翰來說，愛是所有事情的基礎——「神愛世人」（</w:t>
-      </w:r>
-      <w:hyperlink r:id="rId111">
-        <w:r>
-          <w:rPr>
-            <w:lang w:val="zh_TW" w:bidi="zh_TW"/>
-          </w:rPr>
-          <w:rPr>
-            <w:color w:val="0000EE"/>
-            <w:u w:val="single"/>
-          </w:rPr>
-          <w:t>約3:16</w:t>
-        </w:r>
-      </w:hyperlink>
-      <w:r>
-        <w:rPr>
-          <w:lang w:val="zh_TW" w:bidi="zh_TW"/>
-        </w:rPr>
-        <w:t>，</w:t>
-      </w:r>
-      <w:hyperlink r:id="rId112">
-        <w:r>
-          <w:rPr>
-            <w:lang w:val="zh_TW" w:bidi="zh_TW"/>
-          </w:rPr>
-          <w:rPr>
-            <w:color w:val="0000EE"/>
-            <w:u w:val="single"/>
-          </w:rPr>
-          <w:t>16:27</w:t>
-        </w:r>
-      </w:hyperlink>
-      <w:r>
-        <w:rPr>
-          <w:lang w:val="zh_TW" w:bidi="zh_TW"/>
-        </w:rPr>
-        <w:t>，</w:t>
-      </w:r>
-      <w:hyperlink r:id="rId113">
-        <w:r>
-          <w:rPr>
-            <w:lang w:val="zh_TW" w:bidi="zh_TW"/>
-          </w:rPr>
-          <w:rPr>
-            <w:color w:val="0000EE"/>
-            <w:u w:val="single"/>
-          </w:rPr>
-          <w:t>17:23</w:t>
-        </w:r>
-      </w:hyperlink>
-      <w:r>
-        <w:rPr>
-          <w:lang w:val="zh_TW" w:bidi="zh_TW"/>
-        </w:rPr>
-        <w:t>）。這就是我們認識愛的根本：基督為我們捨命（</w:t>
-      </w:r>
-      <w:hyperlink r:id="rId114">
-        <w:r>
-          <w:rPr>
-            <w:lang w:val="zh_TW" w:bidi="zh_TW"/>
-          </w:rPr>
-          <w:rPr>
-            <w:color w:val="0000EE"/>
-            <w:u w:val="single"/>
-          </w:rPr>
-          <w:t>約一3:16</w:t>
-        </w:r>
-      </w:hyperlink>
-      <w:r>
-        <w:rPr>
-          <w:lang w:val="zh_TW" w:bidi="zh_TW"/>
-        </w:rPr>
-        <w:t>）。父、子和門徒之間的相互的愛，一定是基督教的基本事實，因為神自己就是愛（</w:t>
-      </w:r>
-      <w:hyperlink r:id="rId115">
-        <w:r>
-          <w:rPr>
-            <w:lang w:val="zh_TW" w:bidi="zh_TW"/>
-          </w:rPr>
-          <w:rPr>
-            <w:color w:val="0000EE"/>
-            <w:u w:val="single"/>
-          </w:rPr>
-          <w:t>4:8、16</w:t>
-        </w:r>
-      </w:hyperlink>
-      <w:r>
-        <w:rPr>
-          <w:lang w:val="zh_TW" w:bidi="zh_TW"/>
-        </w:rPr>
-        <w:t>）。</w:t>
+        <w:t>保羅對愛在行為中的描述包括慷慨、憐憫和款待；避免報復；同情；與他人一同喜樂；分擔軟弱、羞恥或需要；恢復、支持和造就他人，給予他們一切的榮譽、善良、寬恕、鼓勵；克制批評，即使是對分裂的、過於謹慎的「軟弱弟兄」的批評——這個清單幾乎是無窮無盡的。更普遍地說，愛是一種活動的品質、一種思考的品質和一種受苦的品質（</w:t>
+      </w:r>
+      <w:hyperlink r:id="rId103">
+        <w:r>
+          <w:rPr>
+            <w:lang w:val="zh_TW" w:bidi="zh_TW"/>
+          </w:rPr>
+          <w:rPr>
+            <w:color w:val="0000EE"/>
+            <w:u w:val="single"/>
+          </w:rPr>
+          <w:t>林前13:4–8</w:t>
+        </w:r>
+      </w:hyperlink>
+      <w:r>
+        <w:rPr>
+          <w:lang w:val="zh_TW" w:bidi="zh_TW"/>
+        </w:rPr>
+        <w:t>）。簡言之，愛不做傷害別人的事，也不遺漏任何善事；它是神的律法。</w:t>
       </w:r>
     </w:p>
     <w:p>
@@ -3064,25 +2852,198 @@
         <w:rPr>
           <w:lang w:val="zh_TW" w:bidi="zh_TW"/>
         </w:rPr>
-        <w:t>我們藉著道成肉身和十字架知道這一點（</w:t>
-      </w:r>
-      <w:hyperlink r:id="rId116">
-        <w:r>
-          <w:rPr>
-            <w:lang w:val="zh_TW" w:bidi="zh_TW"/>
-          </w:rPr>
-          <w:rPr>
-            <w:color w:val="0000EE"/>
-            <w:u w:val="single"/>
-          </w:rPr>
-          <w:t>約一4:9–10</w:t>
-        </w:r>
-      </w:hyperlink>
-      <w:r>
-        <w:rPr>
-          <w:lang w:val="zh_TW" w:bidi="zh_TW"/>
-        </w:rPr>
-        <w:t>）。因此我們知道並相信神對我們的愛，這愛本身是神聖的（「屬於神」）。因此，「凡有愛心的，都是由神而生」。「沒有愛心的，就不認識神」。 這樣的人「在黑暗裡」，「不屬神」，並且「仍然在死亡中」。 從來沒有人見過神；然而「我們若彼此相愛……神就住在我們裡面」，我們也住在神裡面。</w:t>
+        <w:t>依據保羅的說法，神向我們顯明了祂的愛是因著基督為我們死。因著祂的大愛，使我們在基督裡活著；我們在這愛中生活，靠著它我們得勝，沒有什麼能使我們與這愛隔絕（</w:t>
+      </w:r>
+      <w:hyperlink r:id="rId104">
+        <w:r>
+          <w:rPr>
+            <w:lang w:val="zh_TW" w:bidi="zh_TW"/>
+          </w:rPr>
+          <w:rPr>
+            <w:color w:val="0000EE"/>
+            <w:u w:val="single"/>
+          </w:rPr>
+          <w:t>羅5:8</w:t>
+        </w:r>
+      </w:hyperlink>
+      <w:r>
+        <w:rPr>
+          <w:lang w:val="zh_TW" w:bidi="zh_TW"/>
+        </w:rPr>
+        <w:t>，</w:t>
+      </w:r>
+      <w:hyperlink r:id="rId105">
+        <w:r>
+          <w:rPr>
+            <w:lang w:val="zh_TW" w:bidi="zh_TW"/>
+          </w:rPr>
+          <w:rPr>
+            <w:color w:val="0000EE"/>
+            <w:u w:val="single"/>
+          </w:rPr>
+          <w:t>8:32–39</w:t>
+        </w:r>
+      </w:hyperlink>
+      <w:r>
+        <w:rPr>
+          <w:lang w:val="zh_TW" w:bidi="zh_TW"/>
+        </w:rPr>
+        <w:t>；</w:t>
+      </w:r>
+      <w:hyperlink r:id="rId106">
+        <w:r>
+          <w:rPr>
+            <w:lang w:val="zh_TW" w:bidi="zh_TW"/>
+          </w:rPr>
+          <w:rPr>
+            <w:color w:val="0000EE"/>
+            <w:u w:val="single"/>
+          </w:rPr>
+          <w:t>林後13:14</w:t>
+        </w:r>
+      </w:hyperlink>
+      <w:r>
+        <w:rPr>
+          <w:lang w:val="zh_TW" w:bidi="zh_TW"/>
+        </w:rPr>
+        <w:t>；</w:t>
+      </w:r>
+      <w:hyperlink r:id="rId107">
+        <w:r>
+          <w:rPr>
+            <w:lang w:val="zh_TW" w:bidi="zh_TW"/>
+          </w:rPr>
+          <w:rPr>
+            <w:color w:val="0000EE"/>
+            <w:u w:val="single"/>
+          </w:rPr>
+          <w:t>弗2:4</w:t>
+        </w:r>
+      </w:hyperlink>
+      <w:r>
+        <w:rPr>
+          <w:lang w:val="zh_TW" w:bidi="zh_TW"/>
+        </w:rPr>
+        <w:t>；</w:t>
+      </w:r>
+      <w:hyperlink r:id="rId108">
+        <w:r>
+          <w:rPr>
+            <w:lang w:val="zh_TW" w:bidi="zh_TW"/>
+          </w:rPr>
+          <w:rPr>
+            <w:color w:val="0000EE"/>
+            <w:u w:val="single"/>
+          </w:rPr>
+          <w:t>帖後2:16</w:t>
+        </w:r>
+      </w:hyperlink>
+      <w:r>
+        <w:rPr>
+          <w:lang w:val="zh_TW" w:bidi="zh_TW"/>
+        </w:rPr>
+        <w:t>；</w:t>
+      </w:r>
+      <w:hyperlink r:id="rId109">
+        <w:r>
+          <w:rPr>
+            <w:lang w:val="zh_TW" w:bidi="zh_TW"/>
+          </w:rPr>
+          <w:rPr>
+            <w:color w:val="0000EE"/>
+            <w:u w:val="single"/>
+          </w:rPr>
+          <w:t>多3:4–5</w:t>
+        </w:r>
+      </w:hyperlink>
+      <w:r>
+        <w:rPr>
+          <w:lang w:val="zh_TW" w:bidi="zh_TW"/>
+        </w:rPr>
+        <w:t>）。我們的愛反映了最初「澆灌在我們心裡」的愛（</w:t>
+      </w:r>
+      <w:hyperlink r:id="rId100">
+        <w:r>
+          <w:rPr>
+            <w:lang w:val="zh_TW" w:bidi="zh_TW"/>
+          </w:rPr>
+          <w:rPr>
+            <w:color w:val="0000EE"/>
+            <w:u w:val="single"/>
+          </w:rPr>
+          <w:t>羅5:5</w:t>
+        </w:r>
+      </w:hyperlink>
+      <w:r>
+        <w:rPr>
+          <w:lang w:val="zh_TW" w:bidi="zh_TW"/>
+        </w:rPr>
+        <w:t>），並且指向基督（</w:t>
+      </w:r>
+      <w:hyperlink r:id="rId110">
+        <w:r>
+          <w:rPr>
+            <w:lang w:val="zh_TW" w:bidi="zh_TW"/>
+          </w:rPr>
+          <w:rPr>
+            <w:color w:val="0000EE"/>
+            <w:u w:val="single"/>
+          </w:rPr>
+          <w:t>林前7章</w:t>
+        </w:r>
+      </w:hyperlink>
+      <w:r>
+        <w:rPr>
+          <w:lang w:val="zh_TW" w:bidi="zh_TW"/>
+        </w:rPr>
+        <w:t>，</w:t>
+      </w:r>
+      <w:hyperlink r:id="rId111">
+        <w:r>
+          <w:rPr>
+            <w:lang w:val="zh_TW" w:bidi="zh_TW"/>
+          </w:rPr>
+          <w:rPr>
+            <w:color w:val="0000EE"/>
+            <w:u w:val="single"/>
+          </w:rPr>
+          <w:t>16:22</w:t>
+        </w:r>
+      </w:hyperlink>
+      <w:r>
+        <w:rPr>
+          <w:lang w:val="zh_TW" w:bidi="zh_TW"/>
+        </w:rPr>
+        <w:t>；</w:t>
+      </w:r>
+      <w:hyperlink r:id="rId112">
+        <w:r>
+          <w:rPr>
+            <w:lang w:val="zh_TW" w:bidi="zh_TW"/>
+          </w:rPr>
+          <w:rPr>
+            <w:color w:val="0000EE"/>
+            <w:u w:val="single"/>
+          </w:rPr>
+          <w:t>弗6:24</w:t>
+        </w:r>
+      </w:hyperlink>
+      <w:r>
+        <w:rPr>
+          <w:lang w:val="zh_TW" w:bidi="zh_TW"/>
+        </w:rPr>
+        <w:t>）和他人，我們因著基督的緣故來愛他們。</w:t>
+      </w:r>
+    </w:p>
+    <w:p>
+      <w:pPr>
+        <w:pStyle w:val="Heading4"/>
+      </w:pPr>
+      <w:r>
+        <w:rPr>
+          <w:lang w:val="zh_TW" w:bidi="zh_TW"/>
+        </w:rPr>
+        <w:t>在約翰的著作中</w:t>
       </w:r>
     </w:p>
     <w:p>
@@ -3096,7 +3057,97 @@
         <w:rPr>
           <w:lang w:val="zh_TW" w:bidi="zh_TW"/>
         </w:rPr>
-        <w:t>神的愛因此是優先且原初的；如果我們有愛，是「因為神先愛我們」。我們的愛首先是指向神的，約翰在對這種向神的愛進行測試時顯得特別徹底和嚴謹。它要求我們「不要愛世界」、「遵守他的話語和誡命」，我們要愛我們的基督徒弟兄姊妹。這是我們從基督那裡接受的誡命：「愛神的，也當愛弟兄」，因為「神既是這樣愛我們，我們也當彼此相愛」。約翰用12次強調了彼此忠誠和相愛的責任。的確，如果一個人對他的弟兄或姊妹關上心門，「愛神的心怎能存在他裡面呢？」</w:t>
+        <w:t>約翰後來回憶並反思的內容，構成了聖經中關於愛的教導的冠冕。對約翰來說，愛是所有事情的基礎——「神愛世人」（</w:t>
+      </w:r>
+      <w:hyperlink r:id="rId113">
+        <w:r>
+          <w:rPr>
+            <w:lang w:val="zh_TW" w:bidi="zh_TW"/>
+          </w:rPr>
+          <w:rPr>
+            <w:color w:val="0000EE"/>
+            <w:u w:val="single"/>
+          </w:rPr>
+          <w:t>約3:16</w:t>
+        </w:r>
+      </w:hyperlink>
+      <w:r>
+        <w:rPr>
+          <w:lang w:val="zh_TW" w:bidi="zh_TW"/>
+        </w:rPr>
+        <w:t>，</w:t>
+      </w:r>
+      <w:hyperlink r:id="rId114">
+        <w:r>
+          <w:rPr>
+            <w:lang w:val="zh_TW" w:bidi="zh_TW"/>
+          </w:rPr>
+          <w:rPr>
+            <w:color w:val="0000EE"/>
+            <w:u w:val="single"/>
+          </w:rPr>
+          <w:t>16:27</w:t>
+        </w:r>
+      </w:hyperlink>
+      <w:r>
+        <w:rPr>
+          <w:lang w:val="zh_TW" w:bidi="zh_TW"/>
+        </w:rPr>
+        <w:t>，</w:t>
+      </w:r>
+      <w:hyperlink r:id="rId115">
+        <w:r>
+          <w:rPr>
+            <w:lang w:val="zh_TW" w:bidi="zh_TW"/>
+          </w:rPr>
+          <w:rPr>
+            <w:color w:val="0000EE"/>
+            <w:u w:val="single"/>
+          </w:rPr>
+          <w:t>17:23</w:t>
+        </w:r>
+      </w:hyperlink>
+      <w:r>
+        <w:rPr>
+          <w:lang w:val="zh_TW" w:bidi="zh_TW"/>
+        </w:rPr>
+        <w:t>）。這就是我們認識愛的根本：基督為我們捨命（</w:t>
+      </w:r>
+      <w:hyperlink r:id="rId116">
+        <w:r>
+          <w:rPr>
+            <w:lang w:val="zh_TW" w:bidi="zh_TW"/>
+          </w:rPr>
+          <w:rPr>
+            <w:color w:val="0000EE"/>
+            <w:u w:val="single"/>
+          </w:rPr>
+          <w:t>約一3:16</w:t>
+        </w:r>
+      </w:hyperlink>
+      <w:r>
+        <w:rPr>
+          <w:lang w:val="zh_TW" w:bidi="zh_TW"/>
+        </w:rPr>
+        <w:t>）。父、子和門徒之間的相互的愛，一定是基督教的基本事實，因為神自己就是愛（</w:t>
+      </w:r>
+      <w:hyperlink r:id="rId117">
+        <w:r>
+          <w:rPr>
+            <w:lang w:val="zh_TW" w:bidi="zh_TW"/>
+          </w:rPr>
+          <w:rPr>
+            <w:color w:val="0000EE"/>
+            <w:u w:val="single"/>
+          </w:rPr>
+          <w:t>4:8、16</w:t>
+        </w:r>
+      </w:hyperlink>
+      <w:r>
+        <w:rPr>
+          <w:lang w:val="zh_TW" w:bidi="zh_TW"/>
+        </w:rPr>
+        <w:t>）。</w:t>
       </w:r>
     </w:p>
     <w:p>
@@ -3110,25 +3161,7 @@
         <w:rPr>
           <w:lang w:val="zh_TW" w:bidi="zh_TW"/>
         </w:rPr>
-        <w:t>這種對基督徒之間的互愛的強調，被認為是耶穌所要求的愛的一個嚴重限制。「你的弟兄」似乎取代了「你的鄰舍」。在這方面，耶穌在樓上（upper room，又稱為「樓房講論」）所給的誡命（</w:t>
-      </w:r>
-      <w:hyperlink r:id="rId117">
-        <w:r>
-          <w:rPr>
-            <w:lang w:val="zh_TW" w:bidi="zh_TW"/>
-          </w:rPr>
-          <w:rPr>
-            <w:color w:val="0000EE"/>
-            <w:u w:val="single"/>
-          </w:rPr>
-          <w:t>約13:34</w:t>
-        </w:r>
-      </w:hyperlink>
-      <w:r>
-        <w:rPr>
-          <w:lang w:val="zh_TW" w:bidi="zh_TW"/>
-        </w:rPr>
-        <w:t>）與在</w:t>
+        <w:t>我們藉著道成肉身和十字架知道這一點（</w:t>
       </w:r>
       <w:hyperlink r:id="rId118">
         <w:r>
@@ -3139,68 +3172,14 @@
             <w:color w:val="0000EE"/>
             <w:u w:val="single"/>
           </w:rPr>
-          <w:t>馬太福音二十二章39節</w:t>
-        </w:r>
-      </w:hyperlink>
-      <w:r>
-        <w:rPr>
-          <w:lang w:val="zh_TW" w:bidi="zh_TW"/>
-        </w:rPr>
-        <w:t>（引用</w:t>
-      </w:r>
-      <w:hyperlink r:id="rId83">
-        <w:r>
-          <w:rPr>
-            <w:lang w:val="zh_TW" w:bidi="zh_TW"/>
-          </w:rPr>
-          <w:rPr>
-            <w:color w:val="0000EE"/>
-            <w:u w:val="single"/>
-          </w:rPr>
-          <w:t>利19:18</w:t>
-        </w:r>
-      </w:hyperlink>
-      <w:r>
-        <w:rPr>
-          <w:lang w:val="zh_TW" w:bidi="zh_TW"/>
-        </w:rPr>
-        <w:t>）所給的誡命相比是「新的」，而當時的情況也解釋了為何如此。耶穌被出賣的那夜，被周圍世界的敵意、即將來臨的十字架刑罰和猶大的背叛所籠罩著。所有的未來都取決於11個門徒在社會壓力下的相互忠誠。到約翰寫書信的時候，新的背叛已經撕裂了教會。一種被稱為諾斯底主義的歪曲了的福音，本質上是知識主義和自負的，「不顧愛」（伊格那丟〔Ignatius〕），已經引誘了領袖和信徒（</w:t>
-      </w:r>
-      <w:hyperlink r:id="rId119">
-        <w:r>
-          <w:rPr>
-            <w:lang w:val="zh_TW" w:bidi="zh_TW"/>
-          </w:rPr>
-          <w:rPr>
-            <w:color w:val="0000EE"/>
-            <w:u w:val="single"/>
-          </w:rPr>
-          <w:t>約一2:19、26</w:t>
-        </w:r>
-      </w:hyperlink>
-      <w:r>
-        <w:rPr>
-          <w:lang w:val="zh_TW" w:bidi="zh_TW"/>
-        </w:rPr>
-        <w:t>）。彼此的忠誠再次顯得至關重要，約翰特意寫信以鞏固和維持使徒的團契（</w:t>
-      </w:r>
-      <w:hyperlink r:id="rId120">
-        <w:r>
-          <w:rPr>
-            <w:lang w:val="zh_TW" w:bidi="zh_TW"/>
-          </w:rPr>
-          <w:rPr>
-            <w:color w:val="0000EE"/>
-            <w:u w:val="single"/>
-          </w:rPr>
-          <w:t>約一1:3</w:t>
-        </w:r>
-      </w:hyperlink>
-      <w:r>
-        <w:rPr>
-          <w:lang w:val="zh_TW" w:bidi="zh_TW"/>
-        </w:rPr>
-        <w:t>）。</w:t>
+          <w:t>約一4:9–10</w:t>
+        </w:r>
+      </w:hyperlink>
+      <w:r>
+        <w:rPr>
+          <w:lang w:val="zh_TW" w:bidi="zh_TW"/>
+        </w:rPr>
+        <w:t>）。因此我們知道並相信神對我們的愛，這愛本身是神聖的（「屬於神」）。因此，「凡有愛心的，都是由神而生」。「沒有愛心的，就不認識神」。 這樣的人「在黑暗裡」，「不屬神」，並且「仍然在死亡中」。 從來沒有人見過神；然而「我們若彼此相愛……神就住在我們裡面」，我們也住在神裡面。</w:t>
       </w:r>
     </w:p>
     <w:p>
@@ -3214,97 +3193,7 @@
         <w:rPr>
           <w:lang w:val="zh_TW" w:bidi="zh_TW"/>
         </w:rPr>
-        <w:t>然而，對基督徒弟兄的愛並不是排外的，而是引向更廣泛的愛（參</w:t>
-      </w:r>
-      <w:hyperlink r:id="rId121">
-        <w:r>
-          <w:rPr>
-            <w:lang w:val="zh_TW" w:bidi="zh_TW"/>
-          </w:rPr>
-          <w:rPr>
-            <w:color w:val="0000EE"/>
-            <w:u w:val="single"/>
-          </w:rPr>
-          <w:t>彼後1:7</w:t>
-        </w:r>
-      </w:hyperlink>
-      <w:r>
-        <w:rPr>
-          <w:lang w:val="zh_TW" w:bidi="zh_TW"/>
-        </w:rPr>
-        <w:t>）。約翰堅持神愛世人（</w:t>
-      </w:r>
-      <w:hyperlink r:id="rId111">
-        <w:r>
-          <w:rPr>
-            <w:lang w:val="zh_TW" w:bidi="zh_TW"/>
-          </w:rPr>
-          <w:rPr>
-            <w:color w:val="0000EE"/>
-            <w:u w:val="single"/>
-          </w:rPr>
-          <w:t>約3:16</w:t>
-        </w:r>
-      </w:hyperlink>
-      <w:r>
-        <w:rPr>
-          <w:lang w:val="zh_TW" w:bidi="zh_TW"/>
-        </w:rPr>
-        <w:t>；</w:t>
-      </w:r>
-      <w:hyperlink r:id="rId122">
-        <w:r>
-          <w:rPr>
-            <w:lang w:val="zh_TW" w:bidi="zh_TW"/>
-          </w:rPr>
-          <w:rPr>
-            <w:color w:val="0000EE"/>
-            <w:u w:val="single"/>
-          </w:rPr>
-          <w:t>約一2:2</w:t>
-        </w:r>
-      </w:hyperlink>
-      <w:r>
-        <w:rPr>
-          <w:lang w:val="zh_TW" w:bidi="zh_TW"/>
-        </w:rPr>
-        <w:t>，</w:t>
-      </w:r>
-      <w:hyperlink r:id="rId123">
-        <w:r>
-          <w:rPr>
-            <w:lang w:val="zh_TW" w:bidi="zh_TW"/>
-          </w:rPr>
-          <w:rPr>
-            <w:color w:val="0000EE"/>
-            <w:u w:val="single"/>
-          </w:rPr>
-          <w:t>4:14</w:t>
-        </w:r>
-      </w:hyperlink>
-      <w:r>
-        <w:rPr>
-          <w:lang w:val="zh_TW" w:bidi="zh_TW"/>
-        </w:rPr>
-        <w:t>）。此外，如果愛在基督徒團契內失敗，它在團契之外肯定不會蓬勃發展，而是會消失在空洞的隻言片語中（</w:t>
-      </w:r>
-      <w:hyperlink r:id="rId124">
-        <w:r>
-          <w:rPr>
-            <w:lang w:val="zh_TW" w:bidi="zh_TW"/>
-          </w:rPr>
-          <w:rPr>
-            <w:color w:val="0000EE"/>
-            <w:u w:val="single"/>
-          </w:rPr>
-          <w:t>約一3:18</w:t>
-        </w:r>
-      </w:hyperlink>
-      <w:r>
-        <w:rPr>
-          <w:lang w:val="zh_TW" w:bidi="zh_TW"/>
-        </w:rPr>
-        <w:t>）。</w:t>
+        <w:t>神的愛因此是優先且原初的；如果我們有愛，是「因為神先愛我們」。我們的愛首先是指向神的，約翰在對這種向神的愛進行測試時顯得特別徹底和嚴謹。它要求我們「不要愛世界」、「遵守他的話語和誡命」，我們要愛我們的基督徒弟兄姊妹。這是我們從基督那裡接受的誡命：「愛神的，也當愛弟兄」，因為「神既是這樣愛我們，我們也當彼此相愛」。約翰用12次強調了彼此忠誠和相愛的責任。的確，如果一個人對他的弟兄或姊妹關上心門，「愛神的心怎能存在他裡面呢？」</w:t>
       </w:r>
     </w:p>
     <w:p>
@@ -3318,9 +3207,217 @@
         <w:rPr>
           <w:lang w:val="zh_TW" w:bidi="zh_TW"/>
         </w:rPr>
+        <w:t>這種對基督徒之間的互愛的強調，被認為是耶穌所要求的愛的一個嚴重限制。「你的弟兄」似乎取代了「你的鄰舍」。在這方面，耶穌在樓上（upper room，又稱為「樓房講論」）所給的誡命（</w:t>
+      </w:r>
+      <w:hyperlink r:id="rId119">
+        <w:r>
+          <w:rPr>
+            <w:lang w:val="zh_TW" w:bidi="zh_TW"/>
+          </w:rPr>
+          <w:rPr>
+            <w:color w:val="0000EE"/>
+            <w:u w:val="single"/>
+          </w:rPr>
+          <w:t>約13:34</w:t>
+        </w:r>
+      </w:hyperlink>
+      <w:r>
+        <w:rPr>
+          <w:lang w:val="zh_TW" w:bidi="zh_TW"/>
+        </w:rPr>
+        <w:t>）與在</w:t>
+      </w:r>
+      <w:hyperlink r:id="rId120">
+        <w:r>
+          <w:rPr>
+            <w:lang w:val="zh_TW" w:bidi="zh_TW"/>
+          </w:rPr>
+          <w:rPr>
+            <w:color w:val="0000EE"/>
+            <w:u w:val="single"/>
+          </w:rPr>
+          <w:t>馬太福音二十二章39節</w:t>
+        </w:r>
+      </w:hyperlink>
+      <w:r>
+        <w:rPr>
+          <w:lang w:val="zh_TW" w:bidi="zh_TW"/>
+        </w:rPr>
+        <w:t>（引用</w:t>
+      </w:r>
+      <w:hyperlink r:id="rId85">
+        <w:r>
+          <w:rPr>
+            <w:lang w:val="zh_TW" w:bidi="zh_TW"/>
+          </w:rPr>
+          <w:rPr>
+            <w:color w:val="0000EE"/>
+            <w:u w:val="single"/>
+          </w:rPr>
+          <w:t>利19:18</w:t>
+        </w:r>
+      </w:hyperlink>
+      <w:r>
+        <w:rPr>
+          <w:lang w:val="zh_TW" w:bidi="zh_TW"/>
+        </w:rPr>
+        <w:t>）所給的誡命相比是「新的」，而當時的情況也解釋了為何如此。耶穌被出賣的那夜，被周圍世界的敵意、即將來臨的十字架刑罰和猶大的背叛所籠罩著。所有的未來都取決於11個門徒在社會壓力下的相互忠誠。到約翰寫書信的時候，新的背叛已經撕裂了教會。一種被稱為諾斯底主義的歪曲了的福音，本質上是知識主義和自負的，「不顧愛」（伊格那丟〔Ignatius〕），已經引誘了領袖和信徒（</w:t>
+      </w:r>
+      <w:hyperlink r:id="rId121">
+        <w:r>
+          <w:rPr>
+            <w:lang w:val="zh_TW" w:bidi="zh_TW"/>
+          </w:rPr>
+          <w:rPr>
+            <w:color w:val="0000EE"/>
+            <w:u w:val="single"/>
+          </w:rPr>
+          <w:t>約一2:19、26</w:t>
+        </w:r>
+      </w:hyperlink>
+      <w:r>
+        <w:rPr>
+          <w:lang w:val="zh_TW" w:bidi="zh_TW"/>
+        </w:rPr>
+        <w:t>）。彼此的忠誠再次顯得至關重要，約翰特意寫信以鞏固和維持使徒的團契（</w:t>
+      </w:r>
+      <w:hyperlink r:id="rId122">
+        <w:r>
+          <w:rPr>
+            <w:lang w:val="zh_TW" w:bidi="zh_TW"/>
+          </w:rPr>
+          <w:rPr>
+            <w:color w:val="0000EE"/>
+            <w:u w:val="single"/>
+          </w:rPr>
+          <w:t>約一1:3</w:t>
+        </w:r>
+      </w:hyperlink>
+      <w:r>
+        <w:rPr>
+          <w:lang w:val="zh_TW" w:bidi="zh_TW"/>
+        </w:rPr>
+        <w:t>）。</w:t>
+      </w:r>
+    </w:p>
+    <w:p>
+      <w:pPr/>
+      <w:r>
+        <w:rPr>
+          <w:lang w:val="zh_TW" w:bidi="zh_TW"/>
+        </w:rPr>
+      </w:r>
+      <w:r>
+        <w:rPr>
+          <w:lang w:val="zh_TW" w:bidi="zh_TW"/>
+        </w:rPr>
+        <w:t>然而，對基督徒弟兄的愛並不是排外的，而是引向更廣泛的愛（參</w:t>
+      </w:r>
+      <w:hyperlink r:id="rId123">
+        <w:r>
+          <w:rPr>
+            <w:lang w:val="zh_TW" w:bidi="zh_TW"/>
+          </w:rPr>
+          <w:rPr>
+            <w:color w:val="0000EE"/>
+            <w:u w:val="single"/>
+          </w:rPr>
+          <w:t>彼後1:7</w:t>
+        </w:r>
+      </w:hyperlink>
+      <w:r>
+        <w:rPr>
+          <w:lang w:val="zh_TW" w:bidi="zh_TW"/>
+        </w:rPr>
+        <w:t>）。約翰堅持神愛世人（</w:t>
+      </w:r>
+      <w:hyperlink r:id="rId113">
+        <w:r>
+          <w:rPr>
+            <w:lang w:val="zh_TW" w:bidi="zh_TW"/>
+          </w:rPr>
+          <w:rPr>
+            <w:color w:val="0000EE"/>
+            <w:u w:val="single"/>
+          </w:rPr>
+          <w:t>約3:16</w:t>
+        </w:r>
+      </w:hyperlink>
+      <w:r>
+        <w:rPr>
+          <w:lang w:val="zh_TW" w:bidi="zh_TW"/>
+        </w:rPr>
+        <w:t>；</w:t>
+      </w:r>
+      <w:hyperlink r:id="rId124">
+        <w:r>
+          <w:rPr>
+            <w:lang w:val="zh_TW" w:bidi="zh_TW"/>
+          </w:rPr>
+          <w:rPr>
+            <w:color w:val="0000EE"/>
+            <w:u w:val="single"/>
+          </w:rPr>
+          <w:t>約一2:2</w:t>
+        </w:r>
+      </w:hyperlink>
+      <w:r>
+        <w:rPr>
+          <w:lang w:val="zh_TW" w:bidi="zh_TW"/>
+        </w:rPr>
+        <w:t>，</w:t>
+      </w:r>
+      <w:hyperlink r:id="rId125">
+        <w:r>
+          <w:rPr>
+            <w:lang w:val="zh_TW" w:bidi="zh_TW"/>
+          </w:rPr>
+          <w:rPr>
+            <w:color w:val="0000EE"/>
+            <w:u w:val="single"/>
+          </w:rPr>
+          <w:t>4:14</w:t>
+        </w:r>
+      </w:hyperlink>
+      <w:r>
+        <w:rPr>
+          <w:lang w:val="zh_TW" w:bidi="zh_TW"/>
+        </w:rPr>
+        <w:t>）。此外，如果愛在基督徒團契內失敗，它在團契之外肯定不會蓬勃發展，而是會消失在空洞的隻言片語中（</w:t>
+      </w:r>
+      <w:hyperlink r:id="rId126">
+        <w:r>
+          <w:rPr>
+            <w:lang w:val="zh_TW" w:bidi="zh_TW"/>
+          </w:rPr>
+          <w:rPr>
+            <w:color w:val="0000EE"/>
+            <w:u w:val="single"/>
+          </w:rPr>
+          <w:t>約一3:18</w:t>
+        </w:r>
+      </w:hyperlink>
+      <w:r>
+        <w:rPr>
+          <w:lang w:val="zh_TW" w:bidi="zh_TW"/>
+        </w:rPr>
+        <w:t>）。</w:t>
+      </w:r>
+    </w:p>
+    <w:p>
+      <w:pPr/>
+      <w:r>
+        <w:rPr>
+          <w:lang w:val="zh_TW" w:bidi="zh_TW"/>
+        </w:rPr>
+      </w:r>
+      <w:r>
+        <w:rPr>
+          <w:lang w:val="zh_TW" w:bidi="zh_TW"/>
+        </w:rPr>
         <w:t>在反駁諾斯底基督教的無愛自負時，約翰關心的是愛神和愛人的基本命令，因為這是真正基督徒生活的標準和終極目標。因此，他並未詳細描述愛的多方面表達。對於愛的行動描述，他想起了基督關於「遵守命令」和「捨命」犧牲的話（</w:t>
       </w:r>
-      <w:hyperlink r:id="rId125">
+      <w:hyperlink r:id="rId127">
         <w:r>
           <w:rPr>
             <w:lang w:val="zh_TW" w:bidi="zh_TW"/>
@@ -3338,7 +3435,7 @@
         </w:rPr>
         <w:t>；</w:t>
       </w:r>
-      <w:hyperlink r:id="rId114">
+      <w:hyperlink r:id="rId116">
         <w:r>
           <w:rPr>
             <w:lang w:val="zh_TW" w:bidi="zh_TW"/>
@@ -3356,7 +3453,7 @@
         </w:rPr>
         <w:t>），約翰特別提到愛會體察到弟兄的需要，因此會分享世上的財物（見</w:t>
       </w:r>
-      <w:hyperlink r:id="rId126">
+      <w:hyperlink r:id="rId128">
         <w:r>
           <w:rPr>
             <w:lang w:val="zh_TW" w:bidi="zh_TW"/>

--- a/zht/docx/002.content.docx
+++ b/zht/docx/002.content.docx
@@ -1869,6 +1869,782 @@
         <w:rPr>
           <w:lang w:val="zh_TW" w:bidi="zh_TW"/>
         </w:rPr>
+        <w:t>埃卜拉泥板</w:t>
+      </w:r>
+      <w:r>
+        <w:rPr>
+          <w:lang w:val="zh_TW" w:bidi="zh_TW"/>
+        </w:rPr>
+      </w:r>
+    </w:p>
+    <w:p>
+      <w:pPr/>
+      <w:r>
+        <w:rPr>
+          <w:lang w:val="zh_TW" w:bidi="zh_TW"/>
+        </w:rPr>
+      </w:r>
+      <w:r>
+        <w:rPr>
+          <w:lang w:val="zh_TW" w:bidi="zh_TW"/>
+        </w:rPr>
+        <w:t>埃卜拉泥板是在埃卜拉城發現的古代泥板。這些泥板的年代大約在公元前2240至2220年。埃卜拉位於古代敘利亞。今天，這個地方被稱為馬狄克遺址（Tell Mardikh）。</w:t>
+      </w:r>
+    </w:p>
+    <w:p>
+      <w:pPr/>
+      <w:r>
+        <w:rPr>
+          <w:lang w:val="zh_TW" w:bidi="zh_TW"/>
+        </w:rPr>
+      </w:r>
+      <w:r>
+        <w:rPr>
+          <w:lang w:val="zh_TW" w:bidi="zh_TW"/>
+        </w:rPr>
+        <w:t>埃卜拉是重要的貿易城市。那裡的人製作布料、木製品、陶器，以及用金、銀和其他金屬製成的物品。在那裡發現許多黏土板，就是經濟記錄，記載與小亞細亞、埃及、塞浦路斯和伊朗（波斯）等城市的交易。這些黏土板列出數千個城市名稱。其中許多名稱在聖經中都經常出現，如：</w:t>
+      </w:r>
+    </w:p>
+    <w:p>
+      <w:pPr>
+        <w:pStyle w:val="ListBullet"/>
+        <w:spacing w:line="240" w:lineRule="auto"/>
+        <w:ind w:left="720"/>
+      </w:pPr>
+      <w:r>
+        <w:rPr>
+          <w:lang w:val="zh_TW" w:bidi="zh_TW"/>
+        </w:rPr>
+      </w:r>
+      <w:r>
+        <w:rPr>
+          <w:lang w:val="zh_TW" w:bidi="zh_TW"/>
+        </w:rPr>
+        <w:t>夏瑣</w:t>
+      </w:r>
+    </w:p>
+    <w:p>
+      <w:pPr>
+        <w:pStyle w:val="ListBullet"/>
+        <w:spacing w:line="240" w:lineRule="auto"/>
+        <w:ind w:left="720"/>
+      </w:pPr>
+      <w:r>
+        <w:rPr>
+          <w:lang w:val="zh_TW" w:bidi="zh_TW"/>
+        </w:rPr>
+      </w:r>
+      <w:r>
+        <w:rPr>
+          <w:lang w:val="zh_TW" w:bidi="zh_TW"/>
+        </w:rPr>
+        <w:t>米吉多</w:t>
+      </w:r>
+    </w:p>
+    <w:p>
+      <w:pPr>
+        <w:pStyle w:val="ListBullet"/>
+        <w:spacing w:line="240" w:lineRule="auto"/>
+        <w:ind w:left="720"/>
+      </w:pPr>
+      <w:r>
+        <w:rPr>
+          <w:lang w:val="zh_TW" w:bidi="zh_TW"/>
+        </w:rPr>
+      </w:r>
+      <w:r>
+        <w:rPr>
+          <w:lang w:val="zh_TW" w:bidi="zh_TW"/>
+        </w:rPr>
+        <w:t>多珥</w:t>
+      </w:r>
+    </w:p>
+    <w:p>
+      <w:pPr>
+        <w:pStyle w:val="ListBullet"/>
+        <w:spacing w:line="240" w:lineRule="auto"/>
+        <w:ind w:left="720"/>
+      </w:pPr>
+      <w:r>
+        <w:rPr>
+          <w:lang w:val="zh_TW" w:bidi="zh_TW"/>
+        </w:rPr>
+      </w:r>
+      <w:r>
+        <w:rPr>
+          <w:lang w:val="zh_TW" w:bidi="zh_TW"/>
+        </w:rPr>
+        <w:t>約帕</w:t>
+      </w:r>
+    </w:p>
+    <w:p>
+      <w:pPr>
+        <w:pStyle w:val="ListBullet"/>
+        <w:spacing w:line="240" w:lineRule="auto"/>
+        <w:ind w:left="720"/>
+      </w:pPr>
+      <w:r>
+        <w:rPr>
+          <w:lang w:val="zh_TW" w:bidi="zh_TW"/>
+        </w:rPr>
+      </w:r>
+      <w:r>
+        <w:rPr>
+          <w:lang w:val="zh_TW" w:bidi="zh_TW"/>
+        </w:rPr>
+        <w:t>迦薩</w:t>
+      </w:r>
+    </w:p>
+    <w:p>
+      <w:pPr>
+        <w:pStyle w:val="ListBullet"/>
+        <w:spacing w:line="240" w:lineRule="auto"/>
+        <w:ind w:left="720"/>
+      </w:pPr>
+      <w:r>
+        <w:rPr>
+          <w:lang w:val="zh_TW" w:bidi="zh_TW"/>
+        </w:rPr>
+      </w:r>
+      <w:r>
+        <w:rPr>
+          <w:lang w:val="zh_TW" w:bidi="zh_TW"/>
+        </w:rPr>
+        <w:t>烏魯－撒冷（可能是耶路撒冷或「撒冷之城」）</w:t>
+      </w:r>
+    </w:p>
+    <w:p>
+      <w:pPr/>
+      <w:r>
+        <w:rPr>
+          <w:lang w:val="zh_TW" w:bidi="zh_TW"/>
+        </w:rPr>
+      </w:r>
+      <w:r>
+        <w:rPr>
+          <w:lang w:val="zh_TW" w:bidi="zh_TW"/>
+        </w:rPr>
+        <w:t>有一塊泥板甚至提到所多瑪、蛾摩拉和瑣珥。根據其上的描述，瑣珥位於「比拉的領土內」（參</w:t>
+      </w:r>
+      <w:hyperlink r:id="rId70">
+        <w:r>
+          <w:rPr>
+            <w:lang w:val="zh_TW" w:bidi="zh_TW"/>
+          </w:rPr>
+          <w:rPr>
+            <w:color w:val="0000EE"/>
+            <w:u w:val="single"/>
+          </w:rPr>
+          <w:t>創14:2</w:t>
+        </w:r>
+      </w:hyperlink>
+      <w:r>
+        <w:rPr>
+          <w:lang w:val="zh_TW" w:bidi="zh_TW"/>
+        </w:rPr>
+        <w:t>）。根據聖經記載，所多瑪和蛾摩拉在亞伯拉罕的時代被毀滅（</w:t>
+      </w:r>
+      <w:hyperlink r:id="rId71">
+        <w:r>
+          <w:rPr>
+            <w:lang w:val="zh_TW" w:bidi="zh_TW"/>
+          </w:rPr>
+          <w:rPr>
+            <w:color w:val="0000EE"/>
+            <w:u w:val="single"/>
+          </w:rPr>
+          <w:t>創19:24–29</w:t>
+        </w:r>
+      </w:hyperlink>
+      <w:r>
+        <w:rPr>
+          <w:lang w:val="zh_TW" w:bidi="zh_TW"/>
+        </w:rPr>
+        <w:t>）。因此，</w:t>
+      </w:r>
+      <w:hyperlink r:id="rId72">
+        <w:r>
+          <w:rPr>
+            <w:lang w:val="zh_TW" w:bidi="zh_TW"/>
+          </w:rPr>
+          <w:rPr>
+            <w:color w:val="0000EE"/>
+            <w:u w:val="single"/>
+          </w:rPr>
+          <w:t>創世記十四章</w:t>
+        </w:r>
+      </w:hyperlink>
+      <w:r>
+        <w:rPr>
+          <w:lang w:val="zh_TW" w:bidi="zh_TW"/>
+        </w:rPr>
+        <w:t>和</w:t>
+      </w:r>
+      <w:hyperlink r:id="rId73">
+        <w:r>
+          <w:rPr>
+            <w:lang w:val="zh_TW" w:bidi="zh_TW"/>
+          </w:rPr>
+          <w:rPr>
+            <w:color w:val="0000EE"/>
+            <w:u w:val="single"/>
+          </w:rPr>
+          <w:t>十九章</w:t>
+        </w:r>
+      </w:hyperlink>
+      <w:r>
+        <w:rPr>
+          <w:lang w:val="zh_TW" w:bidi="zh_TW"/>
+        </w:rPr>
+        <w:t>中的細節，只有透過不斷傳承傳統，才被記錄下來。</w:t>
+      </w:r>
+    </w:p>
+    <w:p>
+      <w:pPr/>
+      <w:r>
+        <w:rPr>
+          <w:lang w:val="zh_TW" w:bidi="zh_TW"/>
+        </w:rPr>
+      </w:r>
+      <w:r>
+        <w:rPr>
+          <w:lang w:val="zh_TW" w:bidi="zh_TW"/>
+        </w:rPr>
+        <w:t>來自馬狄克（埃卜拉的另一個名字）的泥板上，記載許多人的名字，這些名字與聖經中的名字相似。一些例子包括：</w:t>
+      </w:r>
+    </w:p>
+    <w:p>
+      <w:pPr>
+        <w:pStyle w:val="ListBullet"/>
+        <w:spacing w:line="240" w:lineRule="auto"/>
+        <w:ind w:left="720"/>
+      </w:pPr>
+      <w:r>
+        <w:rPr>
+          <w:lang w:val="zh_TW" w:bidi="zh_TW"/>
+        </w:rPr>
+      </w:r>
+      <w:r>
+        <w:rPr>
+          <w:lang w:val="zh_TW" w:bidi="zh_TW"/>
+        </w:rPr>
+        <w:t xml:space="preserve">亞伯蘭（寫作 </w:t>
+      </w:r>
+      <w:r>
+        <w:rPr>
+          <w:i/>
+          <w:lang w:val="zh_TW" w:bidi="zh_TW"/>
+        </w:rPr>
+        <w:t>ab-ra-mu</w:t>
+      </w:r>
+      <w:r>
+        <w:rPr>
+          <w:lang w:val="zh_TW" w:bidi="zh_TW"/>
+        </w:rPr>
+        <w:t>）</w:t>
+      </w:r>
+    </w:p>
+    <w:p>
+      <w:pPr>
+        <w:pStyle w:val="ListBullet"/>
+        <w:spacing w:line="240" w:lineRule="auto"/>
+        <w:ind w:left="720"/>
+      </w:pPr>
+      <w:r>
+        <w:rPr>
+          <w:lang w:val="zh_TW" w:bidi="zh_TW"/>
+        </w:rPr>
+      </w:r>
+      <w:r>
+        <w:rPr>
+          <w:lang w:val="zh_TW" w:bidi="zh_TW"/>
+        </w:rPr>
+        <w:t xml:space="preserve">以色列（寫作 </w:t>
+      </w:r>
+      <w:r>
+        <w:rPr>
+          <w:i/>
+          <w:lang w:val="zh_TW" w:bidi="zh_TW"/>
+        </w:rPr>
+        <w:t>ish-ra-ilu</w:t>
+      </w:r>
+      <w:r>
+        <w:rPr>
+          <w:lang w:val="zh_TW" w:bidi="zh_TW"/>
+        </w:rPr>
+        <w:t>）</w:t>
+      </w:r>
+    </w:p>
+    <w:p>
+      <w:pPr>
+        <w:pStyle w:val="ListBullet"/>
+        <w:spacing w:line="240" w:lineRule="auto"/>
+        <w:ind w:left="720"/>
+      </w:pPr>
+      <w:r>
+        <w:rPr>
+          <w:lang w:val="zh_TW" w:bidi="zh_TW"/>
+        </w:rPr>
+      </w:r>
+      <w:r>
+        <w:rPr>
+          <w:lang w:val="zh_TW" w:bidi="zh_TW"/>
+        </w:rPr>
+        <w:t xml:space="preserve">掃羅（寫作 </w:t>
+      </w:r>
+      <w:r>
+        <w:rPr>
+          <w:i/>
+          <w:lang w:val="zh_TW" w:bidi="zh_TW"/>
+        </w:rPr>
+        <w:t>sha-u-lu</w:t>
+      </w:r>
+      <w:r>
+        <w:rPr>
+          <w:lang w:val="zh_TW" w:bidi="zh_TW"/>
+        </w:rPr>
+        <w:t>）</w:t>
+      </w:r>
+    </w:p>
+    <w:p>
+      <w:pPr>
+        <w:pStyle w:val="ListBullet"/>
+        <w:spacing w:line="240" w:lineRule="auto"/>
+        <w:ind w:left="720"/>
+      </w:pPr>
+      <w:r>
+        <w:rPr>
+          <w:lang w:val="zh_TW" w:bidi="zh_TW"/>
+        </w:rPr>
+      </w:r>
+      <w:r>
+        <w:rPr>
+          <w:lang w:val="zh_TW" w:bidi="zh_TW"/>
+        </w:rPr>
+        <w:t>大衛（寫作 da-u-du）</w:t>
+      </w:r>
+    </w:p>
+    <w:p>
+      <w:pPr/>
+      <w:r>
+        <w:rPr>
+          <w:lang w:val="zh_TW" w:bidi="zh_TW"/>
+        </w:rPr>
+      </w:r>
+      <w:r>
+        <w:rPr>
+          <w:lang w:val="zh_TW" w:bidi="zh_TW"/>
+        </w:rPr>
+        <w:t>有些人認為這證明了聖經的真實性，其他人則對此存有疑問。例如，「以色列」這個名字，怎麼可能在神賜名給雅前四個世紀，甚或更久之前，被寫在泥板上呢？</w:t>
+      </w:r>
+    </w:p>
+    <w:p>
+      <w:pPr/>
+      <w:r>
+        <w:rPr>
+          <w:lang w:val="zh_TW" w:bidi="zh_TW"/>
+        </w:rPr>
+      </w:r>
+      <w:r>
+        <w:rPr>
+          <w:lang w:val="zh_TW" w:bidi="zh_TW"/>
+        </w:rPr>
+        <w:t>但聖經沒有說這個名字是新名字。在那個年代中，人們經常將神的名字與描述神作為的詞結合，從而創造出名字。例如，以賽亞的意思是「雅是拯救」（雅是耶和華的簡稱）。所以很有可能，父母在雅各之前的世代會給他們的孩子取名為</w:t>
+      </w:r>
+      <w:r>
+        <w:rPr>
+          <w:i/>
+          <w:lang w:val="zh_TW" w:bidi="zh_TW"/>
+        </w:rPr>
+        <w:t>ish-ra-ilu</w:t>
+      </w:r>
+      <w:r>
+        <w:rPr>
+          <w:lang w:val="zh_TW" w:bidi="zh_TW"/>
+        </w:rPr>
+        <w:t>，意思是「伊勒〔神〕已經得勝」。在雅各的故事中，新穎的地方是他親身遇見神，以及他所得著的祝福。</w:t>
+      </w:r>
+    </w:p>
+    <w:p>
+      <w:pPr/>
+      <w:r>
+        <w:rPr>
+          <w:lang w:val="zh_TW" w:bidi="zh_TW"/>
+        </w:rPr>
+      </w:r>
+      <w:r>
+        <w:rPr>
+          <w:lang w:val="zh_TW" w:bidi="zh_TW"/>
+        </w:rPr>
+        <w:t>來自埃卜拉的一些名字以兩種形式出現：</w:t>
+      </w:r>
+    </w:p>
+    <w:p>
+      <w:pPr>
+        <w:pStyle w:val="ListNumber"/>
+        <w:numPr>
+          <w:ilvl w:val="0"/>
+          <w:numId w:val="14"/>
+        </w:numPr>
+        <w:spacing w:line="240" w:lineRule="auto"/>
+        <w:ind w:left="720"/>
+      </w:pPr>
+      <w:r>
+        <w:rPr>
+          <w:lang w:val="zh_TW" w:bidi="zh_TW"/>
+        </w:rPr>
+      </w:r>
+      <w:r>
+        <w:rPr>
+          <w:lang w:val="zh_TW" w:bidi="zh_TW"/>
+        </w:rPr>
+        <w:t>名字中帶著-</w:t>
+      </w:r>
+      <w:r>
+        <w:rPr>
+          <w:i/>
+          <w:lang w:val="zh_TW" w:bidi="zh_TW"/>
+        </w:rPr>
+        <w:t>ilu</w:t>
+      </w:r>
+      <w:r>
+        <w:rPr>
+          <w:lang w:val="zh_TW" w:bidi="zh_TW"/>
+        </w:rPr>
+        <w:t>（意思詩伊勒或神）</w:t>
+      </w:r>
+    </w:p>
+    <w:p>
+      <w:pPr>
+        <w:pStyle w:val="ListNumber"/>
+        <w:spacing w:line="240" w:lineRule="auto"/>
+        <w:ind w:left="720"/>
+      </w:pPr>
+      <w:r>
+        <w:rPr>
+          <w:lang w:val="zh_TW" w:bidi="zh_TW"/>
+        </w:rPr>
+      </w:r>
+      <w:r>
+        <w:rPr>
+          <w:lang w:val="zh_TW" w:bidi="zh_TW"/>
+        </w:rPr>
+        <w:t>名字中帶著</w:t>
+      </w:r>
+      <w:r>
+        <w:rPr>
+          <w:i/>
+          <w:lang w:val="zh_TW" w:bidi="zh_TW"/>
+        </w:rPr>
+        <w:t>-ya</w:t>
+      </w:r>
+      <w:r>
+        <w:rPr>
+          <w:lang w:val="zh_TW" w:bidi="zh_TW"/>
+        </w:rPr>
+        <w:t>（意思可能是雅，耶和華的縮寫）</w:t>
+      </w:r>
+    </w:p>
+    <w:p>
+      <w:pPr/>
+      <w:r>
+        <w:rPr>
+          <w:lang w:val="zh_TW" w:bidi="zh_TW"/>
+        </w:rPr>
+      </w:r>
+      <w:r>
+        <w:rPr>
+          <w:lang w:val="zh_TW" w:bidi="zh_TW"/>
+        </w:rPr>
+        <w:t>因此，</w:t>
+      </w:r>
+      <w:r>
+        <w:rPr>
+          <w:i/>
+          <w:lang w:val="zh_TW" w:bidi="zh_TW"/>
+        </w:rPr>
+        <w:t>mi-ka-ya</w:t>
+      </w:r>
+      <w:r>
+        <w:rPr>
+          <w:lang w:val="zh_TW" w:bidi="zh_TW"/>
+        </w:rPr>
+        <w:t>（米該亞，米迦）和</w:t>
+      </w:r>
+      <w:r>
+        <w:rPr>
+          <w:i/>
+          <w:lang w:val="zh_TW" w:bidi="zh_TW"/>
+        </w:rPr>
+        <w:t>mi-ka-il</w:t>
+      </w:r>
+      <w:r>
+        <w:rPr>
+          <w:lang w:val="zh_TW" w:bidi="zh_TW"/>
+        </w:rPr>
+        <w:t>（米迦勒）這兩個名字，都與其它以神的名稱命名（名字中帶著神的名字）的名字一起出現。但是，如果結尾</w:t>
+      </w:r>
+      <w:r>
+        <w:rPr>
+          <w:i/>
+          <w:lang w:val="zh_TW" w:bidi="zh_TW"/>
+        </w:rPr>
+        <w:t>-ya</w:t>
+      </w:r>
+      <w:r>
+        <w:rPr>
+          <w:lang w:val="zh_TW" w:bidi="zh_TW"/>
+        </w:rPr>
+        <w:t>真的是指神的名字（Yah，耶和華），那麼它的出現就引發出重要的問題。在</w:t>
+      </w:r>
+      <w:hyperlink r:id="rId74">
+        <w:r>
+          <w:rPr>
+            <w:lang w:val="zh_TW" w:bidi="zh_TW"/>
+          </w:rPr>
+          <w:rPr>
+            <w:color w:val="0000EE"/>
+            <w:u w:val="single"/>
+          </w:rPr>
+          <w:t>出埃及記六章3節</w:t>
+        </w:r>
+      </w:hyperlink>
+      <w:r>
+        <w:rPr>
+          <w:lang w:val="zh_TW" w:bidi="zh_TW"/>
+        </w:rPr>
+        <w:t>中，神說亞伯拉罕、以撒和雅各</w:t>
+      </w:r>
+      <w:r>
+        <w:rPr>
+          <w:lang w:val="zh_TW" w:bidi="zh_TW"/>
+        </w:rPr>
+        <w:t>顯現為全能的神（</w:t>
+      </w:r>
+      <w:r>
+        <w:rPr>
+          <w:lang w:val="zh_TW" w:bidi="zh_TW"/>
+        </w:rPr>
+        <w:t>El Shaddai），「</w:t>
+      </w:r>
+      <w:r>
+        <w:rPr>
+          <w:lang w:val="zh_TW" w:bidi="zh_TW"/>
+        </w:rPr>
+        <w:t>至於我名耶和華，他們未曾知道</w:t>
+      </w:r>
+      <w:r>
+        <w:rPr>
+          <w:lang w:val="zh_TW" w:bidi="zh_TW"/>
+        </w:rPr>
+        <w:t>」。這意味著耶和華這個名字，在西奈之前並不為人所知。</w:t>
+      </w:r>
+    </w:p>
+    <w:p>
+      <w:pPr/>
+      <w:r>
+        <w:rPr>
+          <w:lang w:val="zh_TW" w:bidi="zh_TW"/>
+        </w:rPr>
+      </w:r>
+      <w:r>
+        <w:rPr>
+          <w:lang w:val="zh_TW" w:bidi="zh_TW"/>
+        </w:rPr>
+        <w:t>然而，耶和華這個名字在創世記出現了很多次。它不僅僅出現在故事中，後來的作者可能在故事中加上名字。它也出現在：</w:t>
+      </w:r>
+    </w:p>
+    <w:p>
+      <w:pPr>
+        <w:pStyle w:val="ListBullet"/>
+        <w:spacing w:line="240" w:lineRule="auto"/>
+        <w:ind w:left="720"/>
+      </w:pPr>
+      <w:r>
+        <w:rPr>
+          <w:lang w:val="zh_TW" w:bidi="zh_TW"/>
+        </w:rPr>
+      </w:r>
+      <w:r>
+        <w:rPr>
+          <w:lang w:val="zh_TW" w:bidi="zh_TW"/>
+        </w:rPr>
+        <w:t>用耶和華的名所作的應許，以及</w:t>
+      </w:r>
+    </w:p>
+    <w:p>
+      <w:pPr>
+        <w:pStyle w:val="ListBullet"/>
+        <w:spacing w:line="240" w:lineRule="auto"/>
+        <w:ind w:left="720"/>
+      </w:pPr>
+      <w:r>
+        <w:rPr>
+          <w:lang w:val="zh_TW" w:bidi="zh_TW"/>
+        </w:rPr>
+      </w:r>
+      <w:r>
+        <w:rPr>
+          <w:lang w:val="zh_TW" w:bidi="zh_TW"/>
+        </w:rPr>
+        <w:t>表明人們實際上使用耶和華這個名字的引用語句。</w:t>
+      </w:r>
+    </w:p>
+    <w:p>
+      <w:pPr/>
+      <w:r>
+        <w:rPr>
+          <w:lang w:val="zh_TW" w:bidi="zh_TW"/>
+        </w:rPr>
+      </w:r>
+      <w:r>
+        <w:rPr>
+          <w:lang w:val="zh_TW" w:bidi="zh_TW"/>
+        </w:rPr>
+        <w:t>這些誓言和引用顯示，人們在日常生活中確實使用耶和華這個名字。</w:t>
+      </w:r>
+    </w:p>
+    <w:p>
+      <w:pPr/>
+      <w:r>
+        <w:rPr>
+          <w:lang w:val="zh_TW" w:bidi="zh_TW"/>
+        </w:rPr>
+      </w:r>
+      <w:r>
+        <w:rPr>
+          <w:lang w:val="zh_TW" w:bidi="zh_TW"/>
+        </w:rPr>
+        <w:t>聖經學者一直注意這個問題，並分為兩大主要群體：</w:t>
+      </w:r>
+    </w:p>
+    <w:p>
+      <w:pPr>
+        <w:pStyle w:val="ListBullet"/>
+        <w:spacing w:line="240" w:lineRule="auto"/>
+        <w:ind w:left="720"/>
+      </w:pPr>
+      <w:r>
+        <w:rPr>
+          <w:lang w:val="zh_TW" w:bidi="zh_TW"/>
+        </w:rPr>
+      </w:r>
+      <w:r>
+        <w:rPr>
+          <w:lang w:val="zh_TW" w:bidi="zh_TW"/>
+        </w:rPr>
+        <w:t>一些學者認為在摩西之前，人們不知道耶和華這個名字，</w:t>
+      </w:r>
+    </w:p>
+    <w:p>
+      <w:pPr>
+        <w:pStyle w:val="ListBullet"/>
+        <w:spacing w:line="240" w:lineRule="auto"/>
+        <w:ind w:left="720"/>
+      </w:pPr>
+      <w:r>
+        <w:rPr>
+          <w:lang w:val="zh_TW" w:bidi="zh_TW"/>
+        </w:rPr>
+      </w:r>
+      <w:r>
+        <w:rPr>
+          <w:lang w:val="zh_TW" w:bidi="zh_TW"/>
+        </w:rPr>
+        <w:t>另一些學者認為人們知道這個名字，但也認為當神將以色列人從埃及拯救出來時，這個名字得到新的意義。</w:t>
+      </w:r>
+    </w:p>
+    <w:p>
+      <w:pPr/>
+      <w:r>
+        <w:rPr>
+          <w:lang w:val="zh_TW" w:bidi="zh_TW"/>
+        </w:rPr>
+      </w:r>
+      <w:r>
+        <w:rPr>
+          <w:lang w:val="zh_TW" w:bidi="zh_TW"/>
+        </w:rPr>
+        <w:t>來自埃卜拉的泥板為我們提供一種了解過去的新方式。要理解這些泥板上寫的所有內容，需要很多年，但有些事情已經很清楚：在</w:t>
+      </w:r>
+      <w:hyperlink r:id="rId75">
+        <w:r>
+          <w:rPr>
+            <w:lang w:val="zh_TW" w:bidi="zh_TW"/>
+          </w:rPr>
+          <w:rPr>
+            <w:color w:val="0000EE"/>
+            <w:u w:val="single"/>
+          </w:rPr>
+          <w:t>創世記十一至三十五章</w:t>
+        </w:r>
+      </w:hyperlink>
+      <w:r>
+        <w:rPr>
+          <w:lang w:val="zh_TW" w:bidi="zh_TW"/>
+        </w:rPr>
+        <w:t>中關於亞伯拉罕、以撒和雅各的故事，不太可能是由公元前八世紀或七世紀的作者寫成的。公元前八世紀或七世紀的作者，也不太可能在這些章節中，隨意加入數百個歷史上準確的地名、人名、貿易物品和其他細節。現代的挖掘（考古學）在埃卜拉的泥板中，發現相同的名字、地點、貿易物品和其他細節。人們若認為這純屬偶然，並不合理。來自埃卜拉的證據，大大挑戰這個觀點：創世記的故事是在這些故事描述的事件後多年，才創作出來的。</w:t>
+      </w:r>
+    </w:p>
+    <w:p>
+      <w:pPr/>
+      <w:r>
+        <w:rPr>
+          <w:lang w:val="zh_TW" w:bidi="zh_TW"/>
+        </w:rPr>
+      </w:r>
+      <w:r>
+        <w:rPr>
+          <w:i/>
+          <w:lang w:val="zh_TW" w:bidi="zh_TW"/>
+        </w:rPr>
+        <w:t>另見</w:t>
+      </w:r>
+      <w:r>
+        <w:rPr>
+          <w:lang w:val="zh_TW" w:bidi="zh_TW"/>
+        </w:rPr>
+        <w:t xml:space="preserve"> </w:t>
+      </w:r>
+      <w:r>
+        <w:rPr>
+          <w:lang w:val="zh_TW" w:bidi="zh_TW"/>
+        </w:rPr>
+        <w:t>銘文</w:t>
+      </w:r>
+      <w:r>
+        <w:rPr>
+          <w:lang w:val="zh_TW" w:bidi="zh_TW"/>
+        </w:rPr>
+        <w:t>。</w:t>
+      </w:r>
+      <w:r>
+        <w:rPr>
+          <w:lang w:val="zh_TW" w:bidi="zh_TW"/>
+        </w:rPr>
+      </w:r>
+      <w:r>
+        <w:rPr>
+          <w:lang w:val="zh_TW" w:bidi="zh_TW"/>
+        </w:rPr>
+      </w:r>
+    </w:p>
+    <w:p>
+      <w:pPr/>
+      <w:r>
+        <w:rPr>
+          <w:lang w:val="zh_TW" w:bidi="zh_TW"/>
+        </w:rPr>
+      </w:r>
+    </w:p>
+    <w:p>
+      <w:pPr>
+        <w:pStyle w:val="Heading2"/>
+      </w:pPr>
+      <w:r>
+        <w:rPr>
+          <w:lang w:val="zh_TW" w:bidi="zh_TW"/>
+        </w:rPr>
         <w:t>艾</w:t>
       </w:r>
       <w:r>
@@ -1884,7 +2660,7 @@
           <w:lang w:val="zh_TW" w:bidi="zh_TW"/>
         </w:rPr>
       </w:r>
-      <w:hyperlink r:id="rId70">
+      <w:hyperlink r:id="rId76">
         <w:r>
           <w:rPr>
             <w:lang w:val="zh_TW" w:bidi="zh_TW"/>
@@ -1902,7 +2678,7 @@
         </w:rPr>
         <w:t>和</w:t>
       </w:r>
-      <w:hyperlink r:id="rId71">
+      <w:hyperlink r:id="rId77">
         <w:r>
           <w:rPr>
             <w:lang w:val="zh_TW" w:bidi="zh_TW"/>
@@ -2038,7 +2814,7 @@
         </w:rPr>
         <w:t>，也在雅歌中出現。希伯來文詞語hesed表達的是一種更高形式的愛，涉及忠誠、堅定和仁慈，有時被譯為「忠誠（loyalty，和合本譯為慈愛）」（</w:t>
       </w:r>
-      <w:hyperlink r:id="rId72">
+      <w:hyperlink r:id="rId78">
         <w:r>
           <w:rPr>
             <w:lang w:val="zh_TW" w:bidi="zh_TW"/>
@@ -2070,7 +2846,7 @@
         </w:rPr>
         <w:t>這個重要詞語的含義在</w:t>
       </w:r>
-      <w:hyperlink r:id="rId73">
+      <w:hyperlink r:id="rId79">
         <w:r>
           <w:rPr>
             <w:lang w:val="zh_TW" w:bidi="zh_TW"/>
@@ -2088,7 +2864,7 @@
         </w:rPr>
         <w:t>中表達得很清楚：「我必聘你永遠歸我為妻，以仁義、公平、慈愛、憐憫聘你歸我；也以誠實聘你歸我，你就必認識我─耶和華」；在</w:t>
       </w:r>
-      <w:hyperlink r:id="rId74">
+      <w:hyperlink r:id="rId80">
         <w:r>
           <w:rPr>
             <w:lang w:val="zh_TW" w:bidi="zh_TW"/>
@@ -2106,7 +2882,7 @@
         </w:rPr>
         <w:t>中，將慈愛與背叛作對比；以及在</w:t>
       </w:r>
-      <w:hyperlink r:id="rId75">
+      <w:hyperlink r:id="rId81">
         <w:r>
           <w:rPr>
             <w:lang w:val="zh_TW" w:bidi="zh_TW"/>
@@ -2124,7 +2900,7 @@
         </w:rPr>
         <w:t>中，提到立約的慈愛。神這種堅定不移、穩固的愛，與異教神祇那不可預測、反覆無常的情緒形成鮮明對比。Hesed不是對美、優點或仁慈的情感反應，而是一種道德態度，致力於他人的福祉，不論那個人是否可愛、有價值或有回應（見</w:t>
       </w:r>
-      <w:hyperlink r:id="rId76">
+      <w:hyperlink r:id="rId82">
         <w:r>
           <w:rPr>
             <w:lang w:val="zh_TW" w:bidi="zh_TW"/>
@@ -2156,7 +2932,7 @@
         </w:rPr>
         <w:t>這種持久的忠誠，根植於堅定不移的善意目的，可能是嚴厲的、決意要管教任性的子民，正如幾位先知所警告的。但神的愛不會改變。即使在被擄和失敗中，這愛仍以無限的耐心持續存在，既不縱容邪惡，也不放棄作惡者。這愛內含仁慈、溫柔和憐憫（</w:t>
       </w:r>
-      <w:hyperlink r:id="rId77">
+      <w:hyperlink r:id="rId83">
         <w:r>
           <w:rPr>
             <w:lang w:val="zh_TW" w:bidi="zh_TW"/>
@@ -2174,7 +2950,7 @@
         </w:rPr>
         <w:t>，</w:t>
       </w:r>
-      <w:hyperlink r:id="rId78">
+      <w:hyperlink r:id="rId84">
         <w:r>
           <w:rPr>
             <w:lang w:val="zh_TW" w:bidi="zh_TW"/>
@@ -2192,7 +2968,7 @@
         </w:rPr>
         <w:t>，</w:t>
       </w:r>
-      <w:hyperlink r:id="rId79">
+      <w:hyperlink r:id="rId85">
         <w:r>
           <w:rPr>
             <w:lang w:val="zh_TW" w:bidi="zh_TW"/>
@@ -2210,7 +2986,7 @@
         </w:rPr>
         <w:t>；</w:t>
       </w:r>
-      <w:hyperlink r:id="rId80">
+      <w:hyperlink r:id="rId86">
         <w:r>
           <w:rPr>
             <w:lang w:val="zh_TW" w:bidi="zh_TW"/>
@@ -2242,7 +3018,7 @@
         </w:rPr>
         <w:t>然而，神期待人有所回應。律法要求要全心全意地愛神，並感謝神對以色列的揀選和救贖（</w:t>
       </w:r>
-      <w:hyperlink r:id="rId81">
+      <w:hyperlink r:id="rId87">
         <w:r>
           <w:rPr>
             <w:lang w:val="zh_TW" w:bidi="zh_TW"/>
@@ -2260,7 +3036,7 @@
         </w:rPr>
         <w:t>）。這應該在敬拜中表現出來，尤其是在對待窮人、無助的人、寄居者、奴隸、寡婦以及所有受壓迫和殘酷對待的人時顯現出來。何西阿同樣期望人與人之間堅定的愛源於神對人的堅定不移的愛（</w:t>
       </w:r>
-      <w:hyperlink r:id="rId82">
+      <w:hyperlink r:id="rId88">
         <w:r>
           <w:rPr>
             <w:lang w:val="zh_TW" w:bidi="zh_TW"/>
@@ -2272,7 +3048,7 @@
           <w:t>何6:6，</w:t>
         </w:r>
       </w:hyperlink>
-      <w:hyperlink r:id="rId83">
+      <w:hyperlink r:id="rId89">
         <w:r>
           <w:rPr>
             <w:lang w:val="zh_TW" w:bidi="zh_TW"/>
@@ -2290,7 +3066,7 @@
         </w:rPr>
         <w:t>，</w:t>
       </w:r>
-      <w:hyperlink r:id="rId84">
+      <w:hyperlink r:id="rId90">
         <w:r>
           <w:rPr>
             <w:lang w:val="zh_TW" w:bidi="zh_TW"/>
@@ -2322,7 +3098,7 @@
         </w:rPr>
         <w:t>在以色列的律法和先知書中，「愛神」與「愛人如己」（</w:t>
       </w:r>
-      <w:hyperlink r:id="rId85">
+      <w:hyperlink r:id="rId91">
         <w:r>
           <w:rPr>
             <w:lang w:val="zh_TW" w:bidi="zh_TW"/>
@@ -2365,7 +3141,7 @@
         </w:rPr>
         <w:t>在描述愛的希臘詞彙中，eros（性愛）並未出現在新約中。Phileo表示自然的情感，出現約25次，philadelphia（兄弟之愛）出現5次，而philia（友誼）僅在</w:t>
       </w:r>
-      <w:hyperlink r:id="rId86">
+      <w:hyperlink r:id="rId92">
         <w:r>
           <w:rPr>
             <w:lang w:val="zh_TW" w:bidi="zh_TW"/>
@@ -2421,7 +3197,7 @@
         </w:rPr>
         <w:t>在罪惡和苦難的世界中，耶穌的神聖之愛最主要表現為對困苦者的同情和醫治，並對被排斥者和自我絕望者的救贖關懷。因此，基督所宣講的國度向貧窮的、被擄的、瞎眼的和受壓制的人提供了好消息（</w:t>
       </w:r>
-      <w:hyperlink r:id="rId87">
+      <w:hyperlink r:id="rId93">
         <w:r>
           <w:rPr>
             <w:lang w:val="zh_TW" w:bidi="zh_TW"/>
@@ -2439,7 +3215,7 @@
         </w:rPr>
         <w:t>；</w:t>
       </w:r>
-      <w:hyperlink r:id="rId88">
+      <w:hyperlink r:id="rId94">
         <w:r>
           <w:rPr>
             <w:lang w:val="zh_TW" w:bidi="zh_TW"/>
@@ -2457,7 +3233,7 @@
         </w:rPr>
         <w:t>），而耶穌對那些被排斥、被鄙視或在靈魂深處為罪而憂傷的人所採取的態度，則是保證了他們的罪得赦免，並歡迎他們回到天父的家（</w:t>
       </w:r>
-      <w:hyperlink r:id="rId89">
+      <w:hyperlink r:id="rId95">
         <w:r>
           <w:rPr>
             <w:lang w:val="zh_TW" w:bidi="zh_TW"/>
@@ -2489,7 +3265,7 @@
         </w:rPr>
         <w:t>此外，神聖之愛的好消息也帶來了我們自身的責任：愛神並像神那樣愛他人（</w:t>
       </w:r>
-      <w:hyperlink r:id="rId90">
+      <w:hyperlink r:id="rId96">
         <w:r>
           <w:rPr>
             <w:lang w:val="zh_TW" w:bidi="zh_TW"/>
@@ -2507,6 +3283,24 @@
         </w:rPr>
         <w:t>）。神的律法中的第一條也是最大的誡命是「你要……愛主你的神……其次也相倣，就是要愛人如己。這兩條誡命是律法和先知一切道理的總綱。」（</w:t>
       </w:r>
+      <w:hyperlink r:id="rId97">
+        <w:r>
+          <w:rPr>
+            <w:lang w:val="zh_TW" w:bidi="zh_TW"/>
+          </w:rPr>
+          <w:rPr>
+            <w:color w:val="0000EE"/>
+            <w:u w:val="single"/>
+          </w:rPr>
+          <w:t>太22:35–40</w:t>
+        </w:r>
+      </w:hyperlink>
+      <w:r>
+        <w:rPr>
+          <w:lang w:val="zh_TW" w:bidi="zh_TW"/>
+        </w:rPr>
+        <w:t>；參</w:t>
+      </w:r>
       <w:hyperlink r:id="rId91">
         <w:r>
           <w:rPr>
@@ -2516,7 +3310,218 @@
             <w:color w:val="0000EE"/>
             <w:u w:val="single"/>
           </w:rPr>
-          <w:t>太22:35–40</w:t>
+          <w:t>利19:18</w:t>
+        </w:r>
+      </w:hyperlink>
+      <w:r>
+        <w:rPr>
+          <w:lang w:val="zh_TW" w:bidi="zh_TW"/>
+        </w:rPr>
+        <w:t>；</w:t>
+      </w:r>
+      <w:hyperlink r:id="rId98">
+        <w:r>
+          <w:rPr>
+            <w:lang w:val="zh_TW" w:bidi="zh_TW"/>
+          </w:rPr>
+          <w:rPr>
+            <w:color w:val="0000EE"/>
+            <w:u w:val="single"/>
+          </w:rPr>
+          <w:t>申6:5</w:t>
+        </w:r>
+      </w:hyperlink>
+      <w:r>
+        <w:rPr>
+          <w:lang w:val="zh_TW" w:bidi="zh_TW"/>
+        </w:rPr>
+        <w:t>）。</w:t>
+      </w:r>
+    </w:p>
+    <w:p>
+      <w:pPr/>
+      <w:r>
+        <w:rPr>
+          <w:lang w:val="zh_TW" w:bidi="zh_TW"/>
+        </w:rPr>
+      </w:r>
+      <w:r>
+        <w:rPr>
+          <w:lang w:val="zh_TW" w:bidi="zh_TW"/>
+        </w:rPr>
+        <w:t>第一條誡命與第二條誡命並不完全相同，也不會混淆在第二條誡命中，或是只能通過第二條誡命來實現第一條誡命；它是獨立且首要的。耶穌所說的愛神，可以從祂自己在公開崇拜、私下禱告和絕對服從的習慣中看出來。對鄰舍的愛沒有明確定義，但隨處可見其例證。在好撒馬利亞人的比喻中，「鄰舍」被顯示為任何能夠提供幫助的人，而愛則包含鄰舍所需要的任何服務。綿羊與山羊的比喻顯示愛心是餵飽飢餓的人、給赤身露體的人穿衣、探望病人和被囚禁的人。在耶穌不懈的榜樣中，愛是醫治、教導、用比喻和象徵性的語言來適應聽眾的教導，捍衛被批評或被輕視的人、宣佈赦免、安慰喪親者、結交孤獨的人。我們應當像耶穌愛我們那樣去愛他人，也像我們愛自己一樣愛他人。這樣富有想像力的自我之愛的轉移，是不求回報的行善，不以惡待人，確保即使是最卑微的人也能受到無微不至的禮遇，維持周到的了解來緩和評斷。</w:t>
+      </w:r>
+    </w:p>
+    <w:p>
+      <w:pPr/>
+      <w:r>
+        <w:rPr>
+          <w:lang w:val="zh_TW" w:bidi="zh_TW"/>
+        </w:rPr>
+      </w:r>
+      <w:r>
+        <w:rPr>
+          <w:lang w:val="zh_TW" w:bidi="zh_TW"/>
+        </w:rPr>
+        <w:t>對耶穌來說，最嚴重的罪是缺乏愛心，故意忽略任何可能的善行，在他人受苦時從旁邊走過，忽視門口的窮人，拒絕寬恕。缺乏愛心的罪被自以為義、好批評，以及為了維護一些微不足道的宗教儀式而忽略他人困境的宗教冷漠所加重。最後，順從或忽視愛的律法將決定每個人的永恆命運（</w:t>
+      </w:r>
+      <w:hyperlink r:id="rId99">
+        <w:r>
+          <w:rPr>
+            <w:lang w:val="zh_TW" w:bidi="zh_TW"/>
+          </w:rPr>
+          <w:rPr>
+            <w:color w:val="0000EE"/>
+            <w:u w:val="single"/>
+          </w:rPr>
+          <w:t>太25:31–46</w:t>
+        </w:r>
+      </w:hyperlink>
+      <w:r>
+        <w:rPr>
+          <w:lang w:val="zh_TW" w:bidi="zh_TW"/>
+        </w:rPr>
+        <w:t>）。</w:t>
+      </w:r>
+    </w:p>
+    <w:p>
+      <w:pPr>
+        <w:pStyle w:val="Heading4"/>
+      </w:pPr>
+      <w:r>
+        <w:rPr>
+          <w:lang w:val="zh_TW" w:bidi="zh_TW"/>
+        </w:rPr>
+        <w:t>在保羅的書信中</w:t>
+      </w:r>
+    </w:p>
+    <w:p>
+      <w:pPr/>
+      <w:r>
+        <w:rPr>
+          <w:lang w:val="zh_TW" w:bidi="zh_TW"/>
+        </w:rPr>
+      </w:r>
+      <w:r>
+        <w:rPr>
+          <w:lang w:val="zh_TW" w:bidi="zh_TW"/>
+        </w:rPr>
+        <w:t>使徒教會迅速掌握了一個革命性原則，「愛」就是足夠了（Love is enough）。保羅宣稱愛成全了整個律法，幾乎是引用了耶穌的話。他對禁止姦淫、殺人、偷盜和貪婪的各種誡命的闡釋都用愛來總結，因為愛是不會做傷害鄰舍的事（</w:t>
+      </w:r>
+      <w:hyperlink r:id="rId100">
+        <w:r>
+          <w:rPr>
+            <w:lang w:val="zh_TW" w:bidi="zh_TW"/>
+          </w:rPr>
+          <w:rPr>
+            <w:color w:val="0000EE"/>
+            <w:u w:val="single"/>
+          </w:rPr>
+          <w:t>羅13:8–10</w:t>
+        </w:r>
+      </w:hyperlink>
+      <w:r>
+        <w:rPr>
+          <w:lang w:val="zh_TW" w:bidi="zh_TW"/>
+        </w:rPr>
+        <w:t>）。</w:t>
+      </w:r>
+      <w:hyperlink r:id="rId101">
+        <w:r>
+          <w:rPr>
+            <w:lang w:val="zh_TW" w:bidi="zh_TW"/>
+          </w:rPr>
+          <w:rPr>
+            <w:color w:val="0000EE"/>
+            <w:u w:val="single"/>
+          </w:rPr>
+          <w:t>以弗所書四章25節至五章2節</w:t>
+        </w:r>
+      </w:hyperlink>
+      <w:r>
+        <w:rPr>
+          <w:lang w:val="zh_TW" w:bidi="zh_TW"/>
+        </w:rPr>
+        <w:t>以另一種方式表達了同樣的觀點：一切苦毒、惱恨、忿怒、嚷鬧、毀謗和惡毒，都應該被溫柔、寬恕和恩慈所取代。</w:t>
+      </w:r>
+    </w:p>
+    <w:p>
+      <w:pPr/>
+      <w:r>
+        <w:rPr>
+          <w:lang w:val="zh_TW" w:bidi="zh_TW"/>
+        </w:rPr>
+      </w:r>
+      <w:r>
+        <w:rPr>
+          <w:lang w:val="zh_TW" w:bidi="zh_TW"/>
+        </w:rPr>
+        <w:t>對保羅來說，愛是「基督的律法」，是至高且足夠的（</w:t>
+      </w:r>
+      <w:hyperlink r:id="rId102">
+        <w:r>
+          <w:rPr>
+            <w:lang w:val="zh_TW" w:bidi="zh_TW"/>
+          </w:rPr>
+          <w:rPr>
+            <w:color w:val="0000EE"/>
+            <w:u w:val="single"/>
+          </w:rPr>
+          <w:t>加5:14</w:t>
+        </w:r>
+      </w:hyperlink>
+      <w:r>
+        <w:rPr>
+          <w:lang w:val="zh_TW" w:bidi="zh_TW"/>
+        </w:rPr>
+        <w:t>，</w:t>
+      </w:r>
+      <w:hyperlink r:id="rId103">
+        <w:r>
+          <w:rPr>
+            <w:lang w:val="zh_TW" w:bidi="zh_TW"/>
+          </w:rPr>
+          <w:rPr>
+            <w:color w:val="0000EE"/>
+            <w:u w:val="single"/>
+          </w:rPr>
+          <w:t>6:2</w:t>
+        </w:r>
+      </w:hyperlink>
+      <w:r>
+        <w:rPr>
+          <w:lang w:val="zh_TW" w:bidi="zh_TW"/>
+        </w:rPr>
+        <w:t>），保羅清楚地定義基督教中唯一「有功效」的事情為「使人生發仁愛的信心」（</w:t>
+      </w:r>
+      <w:hyperlink r:id="rId104">
+        <w:r>
+          <w:rPr>
+            <w:lang w:val="zh_TW" w:bidi="zh_TW"/>
+          </w:rPr>
+          <w:rPr>
+            <w:color w:val="0000EE"/>
+            <w:u w:val="single"/>
+          </w:rPr>
+          <w:t>5:6</w:t>
+        </w:r>
+      </w:hyperlink>
+      <w:r>
+        <w:rPr>
+          <w:lang w:val="zh_TW" w:bidi="zh_TW"/>
+        </w:rPr>
+        <w:t>）。他堅持認為基督徒應當渴望的聖靈的最高彰顯是愛的「最妙的道」（</w:t>
+      </w:r>
+      <w:hyperlink r:id="rId105">
+        <w:r>
+          <w:rPr>
+            <w:lang w:val="zh_TW" w:bidi="zh_TW"/>
+          </w:rPr>
+          <w:rPr>
+            <w:color w:val="0000EE"/>
+            <w:u w:val="single"/>
+          </w:rPr>
+          <w:t>林前12:27–13:13</w:t>
         </w:r>
       </w:hyperlink>
       <w:r>
@@ -2525,7 +3530,498 @@
         </w:rPr>
         <w:t>；參</w:t>
       </w:r>
-      <w:hyperlink r:id="rId85">
+      <w:hyperlink r:id="rId106">
+        <w:r>
+          <w:rPr>
+            <w:lang w:val="zh_TW" w:bidi="zh_TW"/>
+          </w:rPr>
+          <w:rPr>
+            <w:color w:val="0000EE"/>
+            <w:u w:val="single"/>
+          </w:rPr>
+          <w:t>羅5:5</w:t>
+        </w:r>
+      </w:hyperlink>
+      <w:r>
+        <w:rPr>
+          <w:lang w:val="zh_TW" w:bidi="zh_TW"/>
+        </w:rPr>
+        <w:t>；</w:t>
+      </w:r>
+      <w:hyperlink r:id="rId107">
+        <w:r>
+          <w:rPr>
+            <w:lang w:val="zh_TW" w:bidi="zh_TW"/>
+          </w:rPr>
+          <w:rPr>
+            <w:color w:val="0000EE"/>
+            <w:u w:val="single"/>
+          </w:rPr>
+          <w:t>加5:22</w:t>
+        </w:r>
+      </w:hyperlink>
+      <w:r>
+        <w:rPr>
+          <w:lang w:val="zh_TW" w:bidi="zh_TW"/>
+        </w:rPr>
+        <w:t>）。在這裡，他還將愛與在哥林多所推崇的其它五種宗教熱情表達方式作對比，以顯示沒有愛的每一種熱情表達方式都是徒勞的（(</w:t>
+      </w:r>
+      <w:hyperlink r:id="rId108">
+        <w:r>
+          <w:rPr>
+            <w:lang w:val="zh_TW" w:bidi="zh_TW"/>
+          </w:rPr>
+          <w:rPr>
+            <w:color w:val="0000EE"/>
+            <w:u w:val="single"/>
+          </w:rPr>
+          <w:t>林前13:1–3</w:t>
+        </w:r>
+      </w:hyperlink>
+      <w:r>
+        <w:rPr>
+          <w:lang w:val="zh_TW" w:bidi="zh_TW"/>
+        </w:rPr>
+        <w:t>）。在本章的結尾，保羅將愛與信心和盼望（兩個宗教經驗中持久的元素）作比較，並宣告愛是最大的。</w:t>
+      </w:r>
+    </w:p>
+    <w:p>
+      <w:pPr/>
+      <w:r>
+        <w:rPr>
+          <w:lang w:val="zh_TW" w:bidi="zh_TW"/>
+        </w:rPr>
+      </w:r>
+      <w:r>
+        <w:rPr>
+          <w:lang w:val="zh_TW" w:bidi="zh_TW"/>
+        </w:rPr>
+        <w:t>保羅對愛在行為中的描述包括慷慨、憐憫和款待；避免報復；同情；與他人一同喜樂；分擔軟弱、羞恥或需要；恢復、支持和造就他人，給予他們一切的榮譽、善良、寬恕、鼓勵；克制批評，即使是對分裂的、過於謹慎的「軟弱弟兄」的批評——這個清單幾乎是無窮無盡的。更普遍地說，愛是一種活動的品質、一種思考的品質和一種受苦的品質（</w:t>
+      </w:r>
+      <w:hyperlink r:id="rId109">
+        <w:r>
+          <w:rPr>
+            <w:lang w:val="zh_TW" w:bidi="zh_TW"/>
+          </w:rPr>
+          <w:rPr>
+            <w:color w:val="0000EE"/>
+            <w:u w:val="single"/>
+          </w:rPr>
+          <w:t>林前13:4–8</w:t>
+        </w:r>
+      </w:hyperlink>
+      <w:r>
+        <w:rPr>
+          <w:lang w:val="zh_TW" w:bidi="zh_TW"/>
+        </w:rPr>
+        <w:t>）。簡言之，愛不做傷害別人的事，也不遺漏任何善事；它是神的律法。</w:t>
+      </w:r>
+    </w:p>
+    <w:p>
+      <w:pPr/>
+      <w:r>
+        <w:rPr>
+          <w:lang w:val="zh_TW" w:bidi="zh_TW"/>
+        </w:rPr>
+      </w:r>
+      <w:r>
+        <w:rPr>
+          <w:lang w:val="zh_TW" w:bidi="zh_TW"/>
+        </w:rPr>
+        <w:t>依據保羅的說法，神向我們顯明了祂的愛是因著基督為我們死。因著祂的大愛，使我們在基督裡活著；我們在這愛中生活，靠著它我們得勝，沒有什麼能使我們與這愛隔絕（</w:t>
+      </w:r>
+      <w:hyperlink r:id="rId110">
+        <w:r>
+          <w:rPr>
+            <w:lang w:val="zh_TW" w:bidi="zh_TW"/>
+          </w:rPr>
+          <w:rPr>
+            <w:color w:val="0000EE"/>
+            <w:u w:val="single"/>
+          </w:rPr>
+          <w:t>羅5:8</w:t>
+        </w:r>
+      </w:hyperlink>
+      <w:r>
+        <w:rPr>
+          <w:lang w:val="zh_TW" w:bidi="zh_TW"/>
+        </w:rPr>
+        <w:t>，</w:t>
+      </w:r>
+      <w:hyperlink r:id="rId111">
+        <w:r>
+          <w:rPr>
+            <w:lang w:val="zh_TW" w:bidi="zh_TW"/>
+          </w:rPr>
+          <w:rPr>
+            <w:color w:val="0000EE"/>
+            <w:u w:val="single"/>
+          </w:rPr>
+          <w:t>8:32–39</w:t>
+        </w:r>
+      </w:hyperlink>
+      <w:r>
+        <w:rPr>
+          <w:lang w:val="zh_TW" w:bidi="zh_TW"/>
+        </w:rPr>
+        <w:t>；</w:t>
+      </w:r>
+      <w:hyperlink r:id="rId112">
+        <w:r>
+          <w:rPr>
+            <w:lang w:val="zh_TW" w:bidi="zh_TW"/>
+          </w:rPr>
+          <w:rPr>
+            <w:color w:val="0000EE"/>
+            <w:u w:val="single"/>
+          </w:rPr>
+          <w:t>林後13:14</w:t>
+        </w:r>
+      </w:hyperlink>
+      <w:r>
+        <w:rPr>
+          <w:lang w:val="zh_TW" w:bidi="zh_TW"/>
+        </w:rPr>
+        <w:t>；</w:t>
+      </w:r>
+      <w:hyperlink r:id="rId113">
+        <w:r>
+          <w:rPr>
+            <w:lang w:val="zh_TW" w:bidi="zh_TW"/>
+          </w:rPr>
+          <w:rPr>
+            <w:color w:val="0000EE"/>
+            <w:u w:val="single"/>
+          </w:rPr>
+          <w:t>弗2:4</w:t>
+        </w:r>
+      </w:hyperlink>
+      <w:r>
+        <w:rPr>
+          <w:lang w:val="zh_TW" w:bidi="zh_TW"/>
+        </w:rPr>
+        <w:t>；</w:t>
+      </w:r>
+      <w:hyperlink r:id="rId114">
+        <w:r>
+          <w:rPr>
+            <w:lang w:val="zh_TW" w:bidi="zh_TW"/>
+          </w:rPr>
+          <w:rPr>
+            <w:color w:val="0000EE"/>
+            <w:u w:val="single"/>
+          </w:rPr>
+          <w:t>帖後2:16</w:t>
+        </w:r>
+      </w:hyperlink>
+      <w:r>
+        <w:rPr>
+          <w:lang w:val="zh_TW" w:bidi="zh_TW"/>
+        </w:rPr>
+        <w:t>；</w:t>
+      </w:r>
+      <w:hyperlink r:id="rId115">
+        <w:r>
+          <w:rPr>
+            <w:lang w:val="zh_TW" w:bidi="zh_TW"/>
+          </w:rPr>
+          <w:rPr>
+            <w:color w:val="0000EE"/>
+            <w:u w:val="single"/>
+          </w:rPr>
+          <w:t>多3:4–5</w:t>
+        </w:r>
+      </w:hyperlink>
+      <w:r>
+        <w:rPr>
+          <w:lang w:val="zh_TW" w:bidi="zh_TW"/>
+        </w:rPr>
+        <w:t>）。我們的愛反映了最初「澆灌在我們心裡」的愛（</w:t>
+      </w:r>
+      <w:hyperlink r:id="rId106">
+        <w:r>
+          <w:rPr>
+            <w:lang w:val="zh_TW" w:bidi="zh_TW"/>
+          </w:rPr>
+          <w:rPr>
+            <w:color w:val="0000EE"/>
+            <w:u w:val="single"/>
+          </w:rPr>
+          <w:t>羅5:5</w:t>
+        </w:r>
+      </w:hyperlink>
+      <w:r>
+        <w:rPr>
+          <w:lang w:val="zh_TW" w:bidi="zh_TW"/>
+        </w:rPr>
+        <w:t>），並且指向基督（</w:t>
+      </w:r>
+      <w:hyperlink r:id="rId116">
+        <w:r>
+          <w:rPr>
+            <w:lang w:val="zh_TW" w:bidi="zh_TW"/>
+          </w:rPr>
+          <w:rPr>
+            <w:color w:val="0000EE"/>
+            <w:u w:val="single"/>
+          </w:rPr>
+          <w:t>林前7章</w:t>
+        </w:r>
+      </w:hyperlink>
+      <w:r>
+        <w:rPr>
+          <w:lang w:val="zh_TW" w:bidi="zh_TW"/>
+        </w:rPr>
+        <w:t>，</w:t>
+      </w:r>
+      <w:hyperlink r:id="rId117">
+        <w:r>
+          <w:rPr>
+            <w:lang w:val="zh_TW" w:bidi="zh_TW"/>
+          </w:rPr>
+          <w:rPr>
+            <w:color w:val="0000EE"/>
+            <w:u w:val="single"/>
+          </w:rPr>
+          <w:t>16:22</w:t>
+        </w:r>
+      </w:hyperlink>
+      <w:r>
+        <w:rPr>
+          <w:lang w:val="zh_TW" w:bidi="zh_TW"/>
+        </w:rPr>
+        <w:t>；</w:t>
+      </w:r>
+      <w:hyperlink r:id="rId118">
+        <w:r>
+          <w:rPr>
+            <w:lang w:val="zh_TW" w:bidi="zh_TW"/>
+          </w:rPr>
+          <w:rPr>
+            <w:color w:val="0000EE"/>
+            <w:u w:val="single"/>
+          </w:rPr>
+          <w:t>弗6:24</w:t>
+        </w:r>
+      </w:hyperlink>
+      <w:r>
+        <w:rPr>
+          <w:lang w:val="zh_TW" w:bidi="zh_TW"/>
+        </w:rPr>
+        <w:t>）和他人，我們因著基督的緣故來愛他們。</w:t>
+      </w:r>
+    </w:p>
+    <w:p>
+      <w:pPr>
+        <w:pStyle w:val="Heading4"/>
+      </w:pPr>
+      <w:r>
+        <w:rPr>
+          <w:lang w:val="zh_TW" w:bidi="zh_TW"/>
+        </w:rPr>
+        <w:t>在約翰的著作中</w:t>
+      </w:r>
+    </w:p>
+    <w:p>
+      <w:pPr/>
+      <w:r>
+        <w:rPr>
+          <w:lang w:val="zh_TW" w:bidi="zh_TW"/>
+        </w:rPr>
+      </w:r>
+      <w:r>
+        <w:rPr>
+          <w:lang w:val="zh_TW" w:bidi="zh_TW"/>
+        </w:rPr>
+        <w:t>約翰後來回憶並反思的內容，構成了聖經中關於愛的教導的冠冕。對約翰來說，愛是所有事情的基礎——「神愛世人」（</w:t>
+      </w:r>
+      <w:hyperlink r:id="rId119">
+        <w:r>
+          <w:rPr>
+            <w:lang w:val="zh_TW" w:bidi="zh_TW"/>
+          </w:rPr>
+          <w:rPr>
+            <w:color w:val="0000EE"/>
+            <w:u w:val="single"/>
+          </w:rPr>
+          <w:t>約3:16</w:t>
+        </w:r>
+      </w:hyperlink>
+      <w:r>
+        <w:rPr>
+          <w:lang w:val="zh_TW" w:bidi="zh_TW"/>
+        </w:rPr>
+        <w:t>，</w:t>
+      </w:r>
+      <w:hyperlink r:id="rId120">
+        <w:r>
+          <w:rPr>
+            <w:lang w:val="zh_TW" w:bidi="zh_TW"/>
+          </w:rPr>
+          <w:rPr>
+            <w:color w:val="0000EE"/>
+            <w:u w:val="single"/>
+          </w:rPr>
+          <w:t>16:27</w:t>
+        </w:r>
+      </w:hyperlink>
+      <w:r>
+        <w:rPr>
+          <w:lang w:val="zh_TW" w:bidi="zh_TW"/>
+        </w:rPr>
+        <w:t>，</w:t>
+      </w:r>
+      <w:hyperlink r:id="rId121">
+        <w:r>
+          <w:rPr>
+            <w:lang w:val="zh_TW" w:bidi="zh_TW"/>
+          </w:rPr>
+          <w:rPr>
+            <w:color w:val="0000EE"/>
+            <w:u w:val="single"/>
+          </w:rPr>
+          <w:t>17:23</w:t>
+        </w:r>
+      </w:hyperlink>
+      <w:r>
+        <w:rPr>
+          <w:lang w:val="zh_TW" w:bidi="zh_TW"/>
+        </w:rPr>
+        <w:t>）。這就是我們認識愛的根本：基督為我們捨命（</w:t>
+      </w:r>
+      <w:hyperlink r:id="rId122">
+        <w:r>
+          <w:rPr>
+            <w:lang w:val="zh_TW" w:bidi="zh_TW"/>
+          </w:rPr>
+          <w:rPr>
+            <w:color w:val="0000EE"/>
+            <w:u w:val="single"/>
+          </w:rPr>
+          <w:t>約一3:16</w:t>
+        </w:r>
+      </w:hyperlink>
+      <w:r>
+        <w:rPr>
+          <w:lang w:val="zh_TW" w:bidi="zh_TW"/>
+        </w:rPr>
+        <w:t>）。父、子和門徒之間的相互的愛，一定是基督教的基本事實，因為神自己就是愛（</w:t>
+      </w:r>
+      <w:hyperlink r:id="rId123">
+        <w:r>
+          <w:rPr>
+            <w:lang w:val="zh_TW" w:bidi="zh_TW"/>
+          </w:rPr>
+          <w:rPr>
+            <w:color w:val="0000EE"/>
+            <w:u w:val="single"/>
+          </w:rPr>
+          <w:t>4:8、16</w:t>
+        </w:r>
+      </w:hyperlink>
+      <w:r>
+        <w:rPr>
+          <w:lang w:val="zh_TW" w:bidi="zh_TW"/>
+        </w:rPr>
+        <w:t>）。</w:t>
+      </w:r>
+    </w:p>
+    <w:p>
+      <w:pPr/>
+      <w:r>
+        <w:rPr>
+          <w:lang w:val="zh_TW" w:bidi="zh_TW"/>
+        </w:rPr>
+      </w:r>
+      <w:r>
+        <w:rPr>
+          <w:lang w:val="zh_TW" w:bidi="zh_TW"/>
+        </w:rPr>
+        <w:t>我們藉著道成肉身和十字架知道這一點（</w:t>
+      </w:r>
+      <w:hyperlink r:id="rId124">
+        <w:r>
+          <w:rPr>
+            <w:lang w:val="zh_TW" w:bidi="zh_TW"/>
+          </w:rPr>
+          <w:rPr>
+            <w:color w:val="0000EE"/>
+            <w:u w:val="single"/>
+          </w:rPr>
+          <w:t>約一4:9–10</w:t>
+        </w:r>
+      </w:hyperlink>
+      <w:r>
+        <w:rPr>
+          <w:lang w:val="zh_TW" w:bidi="zh_TW"/>
+        </w:rPr>
+        <w:t>）。因此我們知道並相信神對我們的愛，這愛本身是神聖的（「屬於神」）。因此，「凡有愛心的，都是由神而生」。「沒有愛心的，就不認識神」。 這樣的人「在黑暗裡」，「不屬神」，並且「仍然在死亡中」。 從來沒有人見過神；然而「我們若彼此相愛……神就住在我們裡面」，我們也住在神裡面。</w:t>
+      </w:r>
+    </w:p>
+    <w:p>
+      <w:pPr/>
+      <w:r>
+        <w:rPr>
+          <w:lang w:val="zh_TW" w:bidi="zh_TW"/>
+        </w:rPr>
+      </w:r>
+      <w:r>
+        <w:rPr>
+          <w:lang w:val="zh_TW" w:bidi="zh_TW"/>
+        </w:rPr>
+        <w:t>神的愛因此是優先且原初的；如果我們有愛，是「因為神先愛我們」。我們的愛首先是指向神的，約翰在對這種向神的愛進行測試時顯得特別徹底和嚴謹。它要求我們「不要愛世界」、「遵守他的話語和誡命」，我們要愛我們的基督徒弟兄姊妹。這是我們從基督那裡接受的誡命：「愛神的，也當愛弟兄」，因為「神既是這樣愛我們，我們也當彼此相愛」。約翰用12次強調了彼此忠誠和相愛的責任。的確，如果一個人對他的弟兄或姊妹關上心門，「愛神的心怎能存在他裡面呢？」</w:t>
+      </w:r>
+    </w:p>
+    <w:p>
+      <w:pPr/>
+      <w:r>
+        <w:rPr>
+          <w:lang w:val="zh_TW" w:bidi="zh_TW"/>
+        </w:rPr>
+      </w:r>
+      <w:r>
+        <w:rPr>
+          <w:lang w:val="zh_TW" w:bidi="zh_TW"/>
+        </w:rPr>
+        <w:t>這種對基督徒之間的互愛的強調，被認為是耶穌所要求的愛的一個嚴重限制。「你的弟兄」似乎取代了「你的鄰舍」。在這方面，耶穌在樓上（upper room，又稱為「樓房講論」）所給的誡命（</w:t>
+      </w:r>
+      <w:hyperlink r:id="rId125">
+        <w:r>
+          <w:rPr>
+            <w:lang w:val="zh_TW" w:bidi="zh_TW"/>
+          </w:rPr>
+          <w:rPr>
+            <w:color w:val="0000EE"/>
+            <w:u w:val="single"/>
+          </w:rPr>
+          <w:t>約13:34</w:t>
+        </w:r>
+      </w:hyperlink>
+      <w:r>
+        <w:rPr>
+          <w:lang w:val="zh_TW" w:bidi="zh_TW"/>
+        </w:rPr>
+        <w:t>）與在</w:t>
+      </w:r>
+      <w:hyperlink r:id="rId126">
+        <w:r>
+          <w:rPr>
+            <w:lang w:val="zh_TW" w:bidi="zh_TW"/>
+          </w:rPr>
+          <w:rPr>
+            <w:color w:val="0000EE"/>
+            <w:u w:val="single"/>
+          </w:rPr>
+          <w:t>馬太福音二十二章39節</w:t>
+        </w:r>
+      </w:hyperlink>
+      <w:r>
+        <w:rPr>
+          <w:lang w:val="zh_TW" w:bidi="zh_TW"/>
+        </w:rPr>
+        <w:t>（引用</w:t>
+      </w:r>
+      <w:hyperlink r:id="rId91">
         <w:r>
           <w:rPr>
             <w:lang w:val="zh_TW" w:bidi="zh_TW"/>
@@ -2541,18 +4037,140 @@
         <w:rPr>
           <w:lang w:val="zh_TW" w:bidi="zh_TW"/>
         </w:rPr>
+        <w:t>）所給的誡命相比是「新的」，而當時的情況也解釋了為何如此。耶穌被出賣的那夜，被周圍世界的敵意、即將來臨的十字架刑罰和猶大的背叛所籠罩著。所有的未來都取決於11個門徒在社會壓力下的相互忠誠。到約翰寫書信的時候，新的背叛已經撕裂了教會。一種被稱為諾斯底主義的歪曲了的福音，本質上是知識主義和自負的，「不顧愛」（伊格那丟〔Ignatius〕），已經引誘了領袖和信徒（</w:t>
+      </w:r>
+      <w:hyperlink r:id="rId127">
+        <w:r>
+          <w:rPr>
+            <w:lang w:val="zh_TW" w:bidi="zh_TW"/>
+          </w:rPr>
+          <w:rPr>
+            <w:color w:val="0000EE"/>
+            <w:u w:val="single"/>
+          </w:rPr>
+          <w:t>約一2:19、26</w:t>
+        </w:r>
+      </w:hyperlink>
+      <w:r>
+        <w:rPr>
+          <w:lang w:val="zh_TW" w:bidi="zh_TW"/>
+        </w:rPr>
+        <w:t>）。彼此的忠誠再次顯得至關重要，約翰特意寫信以鞏固和維持使徒的團契（</w:t>
+      </w:r>
+      <w:hyperlink r:id="rId128">
+        <w:r>
+          <w:rPr>
+            <w:lang w:val="zh_TW" w:bidi="zh_TW"/>
+          </w:rPr>
+          <w:rPr>
+            <w:color w:val="0000EE"/>
+            <w:u w:val="single"/>
+          </w:rPr>
+          <w:t>約一1:3</w:t>
+        </w:r>
+      </w:hyperlink>
+      <w:r>
+        <w:rPr>
+          <w:lang w:val="zh_TW" w:bidi="zh_TW"/>
+        </w:rPr>
+        <w:t>）。</w:t>
+      </w:r>
+    </w:p>
+    <w:p>
+      <w:pPr/>
+      <w:r>
+        <w:rPr>
+          <w:lang w:val="zh_TW" w:bidi="zh_TW"/>
+        </w:rPr>
+      </w:r>
+      <w:r>
+        <w:rPr>
+          <w:lang w:val="zh_TW" w:bidi="zh_TW"/>
+        </w:rPr>
+        <w:t>然而，對基督徒弟兄的愛並不是排外的，而是引向更廣泛的愛（參</w:t>
+      </w:r>
+      <w:hyperlink r:id="rId129">
+        <w:r>
+          <w:rPr>
+            <w:lang w:val="zh_TW" w:bidi="zh_TW"/>
+          </w:rPr>
+          <w:rPr>
+            <w:color w:val="0000EE"/>
+            <w:u w:val="single"/>
+          </w:rPr>
+          <w:t>彼後1:7</w:t>
+        </w:r>
+      </w:hyperlink>
+      <w:r>
+        <w:rPr>
+          <w:lang w:val="zh_TW" w:bidi="zh_TW"/>
+        </w:rPr>
+        <w:t>）。約翰堅持神愛世人（</w:t>
+      </w:r>
+      <w:hyperlink r:id="rId119">
+        <w:r>
+          <w:rPr>
+            <w:lang w:val="zh_TW" w:bidi="zh_TW"/>
+          </w:rPr>
+          <w:rPr>
+            <w:color w:val="0000EE"/>
+            <w:u w:val="single"/>
+          </w:rPr>
+          <w:t>約3:16</w:t>
+        </w:r>
+      </w:hyperlink>
+      <w:r>
+        <w:rPr>
+          <w:lang w:val="zh_TW" w:bidi="zh_TW"/>
+        </w:rPr>
         <w:t>；</w:t>
       </w:r>
-      <w:hyperlink r:id="rId92">
-        <w:r>
-          <w:rPr>
-            <w:lang w:val="zh_TW" w:bidi="zh_TW"/>
-          </w:rPr>
-          <w:rPr>
-            <w:color w:val="0000EE"/>
-            <w:u w:val="single"/>
-          </w:rPr>
-          <w:t>申6:5</w:t>
+      <w:hyperlink r:id="rId130">
+        <w:r>
+          <w:rPr>
+            <w:lang w:val="zh_TW" w:bidi="zh_TW"/>
+          </w:rPr>
+          <w:rPr>
+            <w:color w:val="0000EE"/>
+            <w:u w:val="single"/>
+          </w:rPr>
+          <w:t>約一2:2</w:t>
+        </w:r>
+      </w:hyperlink>
+      <w:r>
+        <w:rPr>
+          <w:lang w:val="zh_TW" w:bidi="zh_TW"/>
+        </w:rPr>
+        <w:t>，</w:t>
+      </w:r>
+      <w:hyperlink r:id="rId131">
+        <w:r>
+          <w:rPr>
+            <w:lang w:val="zh_TW" w:bidi="zh_TW"/>
+          </w:rPr>
+          <w:rPr>
+            <w:color w:val="0000EE"/>
+            <w:u w:val="single"/>
+          </w:rPr>
+          <w:t>4:14</w:t>
+        </w:r>
+      </w:hyperlink>
+      <w:r>
+        <w:rPr>
+          <w:lang w:val="zh_TW" w:bidi="zh_TW"/>
+        </w:rPr>
+        <w:t>）。此外，如果愛在基督徒團契內失敗，它在團契之外肯定不會蓬勃發展，而是會消失在空洞的隻言片語中（</w:t>
+      </w:r>
+      <w:hyperlink r:id="rId132">
+        <w:r>
+          <w:rPr>
+            <w:lang w:val="zh_TW" w:bidi="zh_TW"/>
+          </w:rPr>
+          <w:rPr>
+            <w:color w:val="0000EE"/>
+            <w:u w:val="single"/>
+          </w:rPr>
+          <w:t>約一3:18</w:t>
         </w:r>
       </w:hyperlink>
       <w:r>
@@ -2573,197 +4191,18 @@
         <w:rPr>
           <w:lang w:val="zh_TW" w:bidi="zh_TW"/>
         </w:rPr>
-        <w:t>第一條誡命與第二條誡命並不完全相同，也不會混淆在第二條誡命中，或是只能通過第二條誡命來實現第一條誡命；它是獨立且首要的。耶穌所說的愛神，可以從祂自己在公開崇拜、私下禱告和絕對服從的習慣中看出來。對鄰舍的愛沒有明確定義，但隨處可見其例證。在好撒馬利亞人的比喻中，「鄰舍」被顯示為任何能夠提供幫助的人，而愛則包含鄰舍所需要的任何服務。綿羊與山羊的比喻顯示愛心是餵飽飢餓的人、給赤身露體的人穿衣、探望病人和被囚禁的人。在耶穌不懈的榜樣中，愛是醫治、教導、用比喻和象徵性的語言來適應聽眾的教導，捍衛被批評或被輕視的人、宣佈赦免、安慰喪親者、結交孤獨的人。我們應當像耶穌愛我們那樣去愛他人，也像我們愛自己一樣愛他人。這樣富有想像力的自我之愛的轉移，是不求回報的行善，不以惡待人，確保即使是最卑微的人也能受到無微不至的禮遇，維持周到的了解來緩和評斷。</w:t>
-      </w:r>
-    </w:p>
-    <w:p>
-      <w:pPr/>
-      <w:r>
-        <w:rPr>
-          <w:lang w:val="zh_TW" w:bidi="zh_TW"/>
-        </w:rPr>
-      </w:r>
-      <w:r>
-        <w:rPr>
-          <w:lang w:val="zh_TW" w:bidi="zh_TW"/>
-        </w:rPr>
-        <w:t>對耶穌來說，最嚴重的罪是缺乏愛心，故意忽略任何可能的善行，在他人受苦時從旁邊走過，忽視門口的窮人，拒絕寬恕。缺乏愛心的罪被自以為義、好批評，以及為了維護一些微不足道的宗教儀式而忽略他人困境的宗教冷漠所加重。最後，順從或忽視愛的律法將決定每個人的永恆命運（</w:t>
-      </w:r>
-      <w:hyperlink r:id="rId93">
-        <w:r>
-          <w:rPr>
-            <w:lang w:val="zh_TW" w:bidi="zh_TW"/>
-          </w:rPr>
-          <w:rPr>
-            <w:color w:val="0000EE"/>
-            <w:u w:val="single"/>
-          </w:rPr>
-          <w:t>太25:31–46</w:t>
-        </w:r>
-      </w:hyperlink>
-      <w:r>
-        <w:rPr>
-          <w:lang w:val="zh_TW" w:bidi="zh_TW"/>
-        </w:rPr>
-        <w:t>）。</w:t>
-      </w:r>
-    </w:p>
-    <w:p>
-      <w:pPr>
-        <w:pStyle w:val="Heading4"/>
-      </w:pPr>
-      <w:r>
-        <w:rPr>
-          <w:lang w:val="zh_TW" w:bidi="zh_TW"/>
-        </w:rPr>
-        <w:t>在保羅的書信中</w:t>
-      </w:r>
-    </w:p>
-    <w:p>
-      <w:pPr/>
-      <w:r>
-        <w:rPr>
-          <w:lang w:val="zh_TW" w:bidi="zh_TW"/>
-        </w:rPr>
-      </w:r>
-      <w:r>
-        <w:rPr>
-          <w:lang w:val="zh_TW" w:bidi="zh_TW"/>
-        </w:rPr>
-        <w:t>使徒教會迅速掌握了一個革命性原則，「愛」就是足夠了（Love is enough）。保羅宣稱愛成全了整個律法，幾乎是引用了耶穌的話。他對禁止姦淫、殺人、偷盜和貪婪的各種誡命的闡釋都用愛來總結，因為愛是不會做傷害鄰舍的事（</w:t>
-      </w:r>
-      <w:hyperlink r:id="rId94">
-        <w:r>
-          <w:rPr>
-            <w:lang w:val="zh_TW" w:bidi="zh_TW"/>
-          </w:rPr>
-          <w:rPr>
-            <w:color w:val="0000EE"/>
-            <w:u w:val="single"/>
-          </w:rPr>
-          <w:t>羅13:8–10</w:t>
-        </w:r>
-      </w:hyperlink>
-      <w:r>
-        <w:rPr>
-          <w:lang w:val="zh_TW" w:bidi="zh_TW"/>
-        </w:rPr>
-        <w:t>）。</w:t>
-      </w:r>
-      <w:hyperlink r:id="rId95">
-        <w:r>
-          <w:rPr>
-            <w:lang w:val="zh_TW" w:bidi="zh_TW"/>
-          </w:rPr>
-          <w:rPr>
-            <w:color w:val="0000EE"/>
-            <w:u w:val="single"/>
-          </w:rPr>
-          <w:t>以弗所書四章25節至五章2節</w:t>
-        </w:r>
-      </w:hyperlink>
-      <w:r>
-        <w:rPr>
-          <w:lang w:val="zh_TW" w:bidi="zh_TW"/>
-        </w:rPr>
-        <w:t>以另一種方式表達了同樣的觀點：一切苦毒、惱恨、忿怒、嚷鬧、毀謗和惡毒，都應該被溫柔、寬恕和恩慈所取代。</w:t>
-      </w:r>
-    </w:p>
-    <w:p>
-      <w:pPr/>
-      <w:r>
-        <w:rPr>
-          <w:lang w:val="zh_TW" w:bidi="zh_TW"/>
-        </w:rPr>
-      </w:r>
-      <w:r>
-        <w:rPr>
-          <w:lang w:val="zh_TW" w:bidi="zh_TW"/>
-        </w:rPr>
-        <w:t>對保羅來說，愛是「基督的律法」，是至高且足夠的（</w:t>
-      </w:r>
-      <w:hyperlink r:id="rId96">
-        <w:r>
-          <w:rPr>
-            <w:lang w:val="zh_TW" w:bidi="zh_TW"/>
-          </w:rPr>
-          <w:rPr>
-            <w:color w:val="0000EE"/>
-            <w:u w:val="single"/>
-          </w:rPr>
-          <w:t>加5:14</w:t>
-        </w:r>
-      </w:hyperlink>
-      <w:r>
-        <w:rPr>
-          <w:lang w:val="zh_TW" w:bidi="zh_TW"/>
-        </w:rPr>
-        <w:t>，</w:t>
-      </w:r>
-      <w:hyperlink r:id="rId97">
-        <w:r>
-          <w:rPr>
-            <w:lang w:val="zh_TW" w:bidi="zh_TW"/>
-          </w:rPr>
-          <w:rPr>
-            <w:color w:val="0000EE"/>
-            <w:u w:val="single"/>
-          </w:rPr>
-          <w:t>6:2</w:t>
-        </w:r>
-      </w:hyperlink>
-      <w:r>
-        <w:rPr>
-          <w:lang w:val="zh_TW" w:bidi="zh_TW"/>
-        </w:rPr>
-        <w:t>），保羅清楚地定義基督教中唯一「有功效」的事情為「使人生發仁愛的信心」（</w:t>
-      </w:r>
-      <w:hyperlink r:id="rId98">
-        <w:r>
-          <w:rPr>
-            <w:lang w:val="zh_TW" w:bidi="zh_TW"/>
-          </w:rPr>
-          <w:rPr>
-            <w:color w:val="0000EE"/>
-            <w:u w:val="single"/>
-          </w:rPr>
-          <w:t>5:6</w:t>
-        </w:r>
-      </w:hyperlink>
-      <w:r>
-        <w:rPr>
-          <w:lang w:val="zh_TW" w:bidi="zh_TW"/>
-        </w:rPr>
-        <w:t>）。他堅持認為基督徒應當渴望的聖靈的最高彰顯是愛的「最妙的道」（</w:t>
-      </w:r>
-      <w:hyperlink r:id="rId99">
-        <w:r>
-          <w:rPr>
-            <w:lang w:val="zh_TW" w:bidi="zh_TW"/>
-          </w:rPr>
-          <w:rPr>
-            <w:color w:val="0000EE"/>
-            <w:u w:val="single"/>
-          </w:rPr>
-          <w:t>林前12:27–13:13</w:t>
-        </w:r>
-      </w:hyperlink>
-      <w:r>
-        <w:rPr>
-          <w:lang w:val="zh_TW" w:bidi="zh_TW"/>
-        </w:rPr>
-        <w:t>；參</w:t>
-      </w:r>
-      <w:hyperlink r:id="rId100">
-        <w:r>
-          <w:rPr>
-            <w:lang w:val="zh_TW" w:bidi="zh_TW"/>
-          </w:rPr>
-          <w:rPr>
-            <w:color w:val="0000EE"/>
-            <w:u w:val="single"/>
-          </w:rPr>
-          <w:t>羅5:5</w:t>
+        <w:t>在反駁諾斯底基督教的無愛自負時，約翰關心的是愛神和愛人的基本命令，因為這是真正基督徒生活的標準和終極目標。因此，他並未詳細描述愛的多方面表達。對於愛的行動描述，他想起了基督關於「遵守命令」和「捨命」犧牲的話（</w:t>
+      </w:r>
+      <w:hyperlink r:id="rId133">
+        <w:r>
+          <w:rPr>
+            <w:lang w:val="zh_TW" w:bidi="zh_TW"/>
+          </w:rPr>
+          <w:rPr>
+            <w:color w:val="0000EE"/>
+            <w:u w:val="single"/>
+          </w:rPr>
+          <w:t>約15:10、13</w:t>
         </w:r>
       </w:hyperlink>
       <w:r>
@@ -2772,348 +4211,7 @@
         </w:rPr>
         <w:t>；</w:t>
       </w:r>
-      <w:hyperlink r:id="rId101">
-        <w:r>
-          <w:rPr>
-            <w:lang w:val="zh_TW" w:bidi="zh_TW"/>
-          </w:rPr>
-          <w:rPr>
-            <w:color w:val="0000EE"/>
-            <w:u w:val="single"/>
-          </w:rPr>
-          <w:t>加5:22</w:t>
-        </w:r>
-      </w:hyperlink>
-      <w:r>
-        <w:rPr>
-          <w:lang w:val="zh_TW" w:bidi="zh_TW"/>
-        </w:rPr>
-        <w:t>）。在這裡，他還將愛與在哥林多所推崇的其它五種宗教熱情表達方式作對比，以顯示沒有愛的每一種熱情表達方式都是徒勞的（(</w:t>
-      </w:r>
-      <w:hyperlink r:id="rId102">
-        <w:r>
-          <w:rPr>
-            <w:lang w:val="zh_TW" w:bidi="zh_TW"/>
-          </w:rPr>
-          <w:rPr>
-            <w:color w:val="0000EE"/>
-            <w:u w:val="single"/>
-          </w:rPr>
-          <w:t>林前13:1–3</w:t>
-        </w:r>
-      </w:hyperlink>
-      <w:r>
-        <w:rPr>
-          <w:lang w:val="zh_TW" w:bidi="zh_TW"/>
-        </w:rPr>
-        <w:t>）。在本章的結尾，保羅將愛與信心和盼望（兩個宗教經驗中持久的元素）作比較，並宣告愛是最大的。</w:t>
-      </w:r>
-    </w:p>
-    <w:p>
-      <w:pPr/>
-      <w:r>
-        <w:rPr>
-          <w:lang w:val="zh_TW" w:bidi="zh_TW"/>
-        </w:rPr>
-      </w:r>
-      <w:r>
-        <w:rPr>
-          <w:lang w:val="zh_TW" w:bidi="zh_TW"/>
-        </w:rPr>
-        <w:t>保羅對愛在行為中的描述包括慷慨、憐憫和款待；避免報復；同情；與他人一同喜樂；分擔軟弱、羞恥或需要；恢復、支持和造就他人，給予他們一切的榮譽、善良、寬恕、鼓勵；克制批評，即使是對分裂的、過於謹慎的「軟弱弟兄」的批評——這個清單幾乎是無窮無盡的。更普遍地說，愛是一種活動的品質、一種思考的品質和一種受苦的品質（</w:t>
-      </w:r>
-      <w:hyperlink r:id="rId103">
-        <w:r>
-          <w:rPr>
-            <w:lang w:val="zh_TW" w:bidi="zh_TW"/>
-          </w:rPr>
-          <w:rPr>
-            <w:color w:val="0000EE"/>
-            <w:u w:val="single"/>
-          </w:rPr>
-          <w:t>林前13:4–8</w:t>
-        </w:r>
-      </w:hyperlink>
-      <w:r>
-        <w:rPr>
-          <w:lang w:val="zh_TW" w:bidi="zh_TW"/>
-        </w:rPr>
-        <w:t>）。簡言之，愛不做傷害別人的事，也不遺漏任何善事；它是神的律法。</w:t>
-      </w:r>
-    </w:p>
-    <w:p>
-      <w:pPr/>
-      <w:r>
-        <w:rPr>
-          <w:lang w:val="zh_TW" w:bidi="zh_TW"/>
-        </w:rPr>
-      </w:r>
-      <w:r>
-        <w:rPr>
-          <w:lang w:val="zh_TW" w:bidi="zh_TW"/>
-        </w:rPr>
-        <w:t>依據保羅的說法，神向我們顯明了祂的愛是因著基督為我們死。因著祂的大愛，使我們在基督裡活著；我們在這愛中生活，靠著它我們得勝，沒有什麼能使我們與這愛隔絕（</w:t>
-      </w:r>
-      <w:hyperlink r:id="rId104">
-        <w:r>
-          <w:rPr>
-            <w:lang w:val="zh_TW" w:bidi="zh_TW"/>
-          </w:rPr>
-          <w:rPr>
-            <w:color w:val="0000EE"/>
-            <w:u w:val="single"/>
-          </w:rPr>
-          <w:t>羅5:8</w:t>
-        </w:r>
-      </w:hyperlink>
-      <w:r>
-        <w:rPr>
-          <w:lang w:val="zh_TW" w:bidi="zh_TW"/>
-        </w:rPr>
-        <w:t>，</w:t>
-      </w:r>
-      <w:hyperlink r:id="rId105">
-        <w:r>
-          <w:rPr>
-            <w:lang w:val="zh_TW" w:bidi="zh_TW"/>
-          </w:rPr>
-          <w:rPr>
-            <w:color w:val="0000EE"/>
-            <w:u w:val="single"/>
-          </w:rPr>
-          <w:t>8:32–39</w:t>
-        </w:r>
-      </w:hyperlink>
-      <w:r>
-        <w:rPr>
-          <w:lang w:val="zh_TW" w:bidi="zh_TW"/>
-        </w:rPr>
-        <w:t>；</w:t>
-      </w:r>
-      <w:hyperlink r:id="rId106">
-        <w:r>
-          <w:rPr>
-            <w:lang w:val="zh_TW" w:bidi="zh_TW"/>
-          </w:rPr>
-          <w:rPr>
-            <w:color w:val="0000EE"/>
-            <w:u w:val="single"/>
-          </w:rPr>
-          <w:t>林後13:14</w:t>
-        </w:r>
-      </w:hyperlink>
-      <w:r>
-        <w:rPr>
-          <w:lang w:val="zh_TW" w:bidi="zh_TW"/>
-        </w:rPr>
-        <w:t>；</w:t>
-      </w:r>
-      <w:hyperlink r:id="rId107">
-        <w:r>
-          <w:rPr>
-            <w:lang w:val="zh_TW" w:bidi="zh_TW"/>
-          </w:rPr>
-          <w:rPr>
-            <w:color w:val="0000EE"/>
-            <w:u w:val="single"/>
-          </w:rPr>
-          <w:t>弗2:4</w:t>
-        </w:r>
-      </w:hyperlink>
-      <w:r>
-        <w:rPr>
-          <w:lang w:val="zh_TW" w:bidi="zh_TW"/>
-        </w:rPr>
-        <w:t>；</w:t>
-      </w:r>
-      <w:hyperlink r:id="rId108">
-        <w:r>
-          <w:rPr>
-            <w:lang w:val="zh_TW" w:bidi="zh_TW"/>
-          </w:rPr>
-          <w:rPr>
-            <w:color w:val="0000EE"/>
-            <w:u w:val="single"/>
-          </w:rPr>
-          <w:t>帖後2:16</w:t>
-        </w:r>
-      </w:hyperlink>
-      <w:r>
-        <w:rPr>
-          <w:lang w:val="zh_TW" w:bidi="zh_TW"/>
-        </w:rPr>
-        <w:t>；</w:t>
-      </w:r>
-      <w:hyperlink r:id="rId109">
-        <w:r>
-          <w:rPr>
-            <w:lang w:val="zh_TW" w:bidi="zh_TW"/>
-          </w:rPr>
-          <w:rPr>
-            <w:color w:val="0000EE"/>
-            <w:u w:val="single"/>
-          </w:rPr>
-          <w:t>多3:4–5</w:t>
-        </w:r>
-      </w:hyperlink>
-      <w:r>
-        <w:rPr>
-          <w:lang w:val="zh_TW" w:bidi="zh_TW"/>
-        </w:rPr>
-        <w:t>）。我們的愛反映了最初「澆灌在我們心裡」的愛（</w:t>
-      </w:r>
-      <w:hyperlink r:id="rId100">
-        <w:r>
-          <w:rPr>
-            <w:lang w:val="zh_TW" w:bidi="zh_TW"/>
-          </w:rPr>
-          <w:rPr>
-            <w:color w:val="0000EE"/>
-            <w:u w:val="single"/>
-          </w:rPr>
-          <w:t>羅5:5</w:t>
-        </w:r>
-      </w:hyperlink>
-      <w:r>
-        <w:rPr>
-          <w:lang w:val="zh_TW" w:bidi="zh_TW"/>
-        </w:rPr>
-        <w:t>），並且指向基督（</w:t>
-      </w:r>
-      <w:hyperlink r:id="rId110">
-        <w:r>
-          <w:rPr>
-            <w:lang w:val="zh_TW" w:bidi="zh_TW"/>
-          </w:rPr>
-          <w:rPr>
-            <w:color w:val="0000EE"/>
-            <w:u w:val="single"/>
-          </w:rPr>
-          <w:t>林前7章</w:t>
-        </w:r>
-      </w:hyperlink>
-      <w:r>
-        <w:rPr>
-          <w:lang w:val="zh_TW" w:bidi="zh_TW"/>
-        </w:rPr>
-        <w:t>，</w:t>
-      </w:r>
-      <w:hyperlink r:id="rId111">
-        <w:r>
-          <w:rPr>
-            <w:lang w:val="zh_TW" w:bidi="zh_TW"/>
-          </w:rPr>
-          <w:rPr>
-            <w:color w:val="0000EE"/>
-            <w:u w:val="single"/>
-          </w:rPr>
-          <w:t>16:22</w:t>
-        </w:r>
-      </w:hyperlink>
-      <w:r>
-        <w:rPr>
-          <w:lang w:val="zh_TW" w:bidi="zh_TW"/>
-        </w:rPr>
-        <w:t>；</w:t>
-      </w:r>
-      <w:hyperlink r:id="rId112">
-        <w:r>
-          <w:rPr>
-            <w:lang w:val="zh_TW" w:bidi="zh_TW"/>
-          </w:rPr>
-          <w:rPr>
-            <w:color w:val="0000EE"/>
-            <w:u w:val="single"/>
-          </w:rPr>
-          <w:t>弗6:24</w:t>
-        </w:r>
-      </w:hyperlink>
-      <w:r>
-        <w:rPr>
-          <w:lang w:val="zh_TW" w:bidi="zh_TW"/>
-        </w:rPr>
-        <w:t>）和他人，我們因著基督的緣故來愛他們。</w:t>
-      </w:r>
-    </w:p>
-    <w:p>
-      <w:pPr>
-        <w:pStyle w:val="Heading4"/>
-      </w:pPr>
-      <w:r>
-        <w:rPr>
-          <w:lang w:val="zh_TW" w:bidi="zh_TW"/>
-        </w:rPr>
-        <w:t>在約翰的著作中</w:t>
-      </w:r>
-    </w:p>
-    <w:p>
-      <w:pPr/>
-      <w:r>
-        <w:rPr>
-          <w:lang w:val="zh_TW" w:bidi="zh_TW"/>
-        </w:rPr>
-      </w:r>
-      <w:r>
-        <w:rPr>
-          <w:lang w:val="zh_TW" w:bidi="zh_TW"/>
-        </w:rPr>
-        <w:t>約翰後來回憶並反思的內容，構成了聖經中關於愛的教導的冠冕。對約翰來說，愛是所有事情的基礎——「神愛世人」（</w:t>
-      </w:r>
-      <w:hyperlink r:id="rId113">
-        <w:r>
-          <w:rPr>
-            <w:lang w:val="zh_TW" w:bidi="zh_TW"/>
-          </w:rPr>
-          <w:rPr>
-            <w:color w:val="0000EE"/>
-            <w:u w:val="single"/>
-          </w:rPr>
-          <w:t>約3:16</w:t>
-        </w:r>
-      </w:hyperlink>
-      <w:r>
-        <w:rPr>
-          <w:lang w:val="zh_TW" w:bidi="zh_TW"/>
-        </w:rPr>
-        <w:t>，</w:t>
-      </w:r>
-      <w:hyperlink r:id="rId114">
-        <w:r>
-          <w:rPr>
-            <w:lang w:val="zh_TW" w:bidi="zh_TW"/>
-          </w:rPr>
-          <w:rPr>
-            <w:color w:val="0000EE"/>
-            <w:u w:val="single"/>
-          </w:rPr>
-          <w:t>16:27</w:t>
-        </w:r>
-      </w:hyperlink>
-      <w:r>
-        <w:rPr>
-          <w:lang w:val="zh_TW" w:bidi="zh_TW"/>
-        </w:rPr>
-        <w:t>，</w:t>
-      </w:r>
-      <w:hyperlink r:id="rId115">
-        <w:r>
-          <w:rPr>
-            <w:lang w:val="zh_TW" w:bidi="zh_TW"/>
-          </w:rPr>
-          <w:rPr>
-            <w:color w:val="0000EE"/>
-            <w:u w:val="single"/>
-          </w:rPr>
-          <w:t>17:23</w:t>
-        </w:r>
-      </w:hyperlink>
-      <w:r>
-        <w:rPr>
-          <w:lang w:val="zh_TW" w:bidi="zh_TW"/>
-        </w:rPr>
-        <w:t>）。這就是我們認識愛的根本：基督為我們捨命（</w:t>
-      </w:r>
-      <w:hyperlink r:id="rId116">
+      <w:hyperlink r:id="rId122">
         <w:r>
           <w:rPr>
             <w:lang w:val="zh_TW" w:bidi="zh_TW"/>
@@ -3129,331 +4227,9 @@
         <w:rPr>
           <w:lang w:val="zh_TW" w:bidi="zh_TW"/>
         </w:rPr>
-        <w:t>）。父、子和門徒之間的相互的愛，一定是基督教的基本事實，因為神自己就是愛（</w:t>
-      </w:r>
-      <w:hyperlink r:id="rId117">
-        <w:r>
-          <w:rPr>
-            <w:lang w:val="zh_TW" w:bidi="zh_TW"/>
-          </w:rPr>
-          <w:rPr>
-            <w:color w:val="0000EE"/>
-            <w:u w:val="single"/>
-          </w:rPr>
-          <w:t>4:8、16</w:t>
-        </w:r>
-      </w:hyperlink>
-      <w:r>
-        <w:rPr>
-          <w:lang w:val="zh_TW" w:bidi="zh_TW"/>
-        </w:rPr>
-        <w:t>）。</w:t>
-      </w:r>
-    </w:p>
-    <w:p>
-      <w:pPr/>
-      <w:r>
-        <w:rPr>
-          <w:lang w:val="zh_TW" w:bidi="zh_TW"/>
-        </w:rPr>
-      </w:r>
-      <w:r>
-        <w:rPr>
-          <w:lang w:val="zh_TW" w:bidi="zh_TW"/>
-        </w:rPr>
-        <w:t>我們藉著道成肉身和十字架知道這一點（</w:t>
-      </w:r>
-      <w:hyperlink r:id="rId118">
-        <w:r>
-          <w:rPr>
-            <w:lang w:val="zh_TW" w:bidi="zh_TW"/>
-          </w:rPr>
-          <w:rPr>
-            <w:color w:val="0000EE"/>
-            <w:u w:val="single"/>
-          </w:rPr>
-          <w:t>約一4:9–10</w:t>
-        </w:r>
-      </w:hyperlink>
-      <w:r>
-        <w:rPr>
-          <w:lang w:val="zh_TW" w:bidi="zh_TW"/>
-        </w:rPr>
-        <w:t>）。因此我們知道並相信神對我們的愛，這愛本身是神聖的（「屬於神」）。因此，「凡有愛心的，都是由神而生」。「沒有愛心的，就不認識神」。 這樣的人「在黑暗裡」，「不屬神」，並且「仍然在死亡中」。 從來沒有人見過神；然而「我們若彼此相愛……神就住在我們裡面」，我們也住在神裡面。</w:t>
-      </w:r>
-    </w:p>
-    <w:p>
-      <w:pPr/>
-      <w:r>
-        <w:rPr>
-          <w:lang w:val="zh_TW" w:bidi="zh_TW"/>
-        </w:rPr>
-      </w:r>
-      <w:r>
-        <w:rPr>
-          <w:lang w:val="zh_TW" w:bidi="zh_TW"/>
-        </w:rPr>
-        <w:t>神的愛因此是優先且原初的；如果我們有愛，是「因為神先愛我們」。我們的愛首先是指向神的，約翰在對這種向神的愛進行測試時顯得特別徹底和嚴謹。它要求我們「不要愛世界」、「遵守他的話語和誡命」，我們要愛我們的基督徒弟兄姊妹。這是我們從基督那裡接受的誡命：「愛神的，也當愛弟兄」，因為「神既是這樣愛我們，我們也當彼此相愛」。約翰用12次強調了彼此忠誠和相愛的責任。的確，如果一個人對他的弟兄或姊妹關上心門，「愛神的心怎能存在他裡面呢？」</w:t>
-      </w:r>
-    </w:p>
-    <w:p>
-      <w:pPr/>
-      <w:r>
-        <w:rPr>
-          <w:lang w:val="zh_TW" w:bidi="zh_TW"/>
-        </w:rPr>
-      </w:r>
-      <w:r>
-        <w:rPr>
-          <w:lang w:val="zh_TW" w:bidi="zh_TW"/>
-        </w:rPr>
-        <w:t>這種對基督徒之間的互愛的強調，被認為是耶穌所要求的愛的一個嚴重限制。「你的弟兄」似乎取代了「你的鄰舍」。在這方面，耶穌在樓上（upper room，又稱為「樓房講論」）所給的誡命（</w:t>
-      </w:r>
-      <w:hyperlink r:id="rId119">
-        <w:r>
-          <w:rPr>
-            <w:lang w:val="zh_TW" w:bidi="zh_TW"/>
-          </w:rPr>
-          <w:rPr>
-            <w:color w:val="0000EE"/>
-            <w:u w:val="single"/>
-          </w:rPr>
-          <w:t>約13:34</w:t>
-        </w:r>
-      </w:hyperlink>
-      <w:r>
-        <w:rPr>
-          <w:lang w:val="zh_TW" w:bidi="zh_TW"/>
-        </w:rPr>
-        <w:t>）與在</w:t>
-      </w:r>
-      <w:hyperlink r:id="rId120">
-        <w:r>
-          <w:rPr>
-            <w:lang w:val="zh_TW" w:bidi="zh_TW"/>
-          </w:rPr>
-          <w:rPr>
-            <w:color w:val="0000EE"/>
-            <w:u w:val="single"/>
-          </w:rPr>
-          <w:t>馬太福音二十二章39節</w:t>
-        </w:r>
-      </w:hyperlink>
-      <w:r>
-        <w:rPr>
-          <w:lang w:val="zh_TW" w:bidi="zh_TW"/>
-        </w:rPr>
-        <w:t>（引用</w:t>
-      </w:r>
-      <w:hyperlink r:id="rId85">
-        <w:r>
-          <w:rPr>
-            <w:lang w:val="zh_TW" w:bidi="zh_TW"/>
-          </w:rPr>
-          <w:rPr>
-            <w:color w:val="0000EE"/>
-            <w:u w:val="single"/>
-          </w:rPr>
-          <w:t>利19:18</w:t>
-        </w:r>
-      </w:hyperlink>
-      <w:r>
-        <w:rPr>
-          <w:lang w:val="zh_TW" w:bidi="zh_TW"/>
-        </w:rPr>
-        <w:t>）所給的誡命相比是「新的」，而當時的情況也解釋了為何如此。耶穌被出賣的那夜，被周圍世界的敵意、即將來臨的十字架刑罰和猶大的背叛所籠罩著。所有的未來都取決於11個門徒在社會壓力下的相互忠誠。到約翰寫書信的時候，新的背叛已經撕裂了教會。一種被稱為諾斯底主義的歪曲了的福音，本質上是知識主義和自負的，「不顧愛」（伊格那丟〔Ignatius〕），已經引誘了領袖和信徒（</w:t>
-      </w:r>
-      <w:hyperlink r:id="rId121">
-        <w:r>
-          <w:rPr>
-            <w:lang w:val="zh_TW" w:bidi="zh_TW"/>
-          </w:rPr>
-          <w:rPr>
-            <w:color w:val="0000EE"/>
-            <w:u w:val="single"/>
-          </w:rPr>
-          <w:t>約一2:19、26</w:t>
-        </w:r>
-      </w:hyperlink>
-      <w:r>
-        <w:rPr>
-          <w:lang w:val="zh_TW" w:bidi="zh_TW"/>
-        </w:rPr>
-        <w:t>）。彼此的忠誠再次顯得至關重要，約翰特意寫信以鞏固和維持使徒的團契（</w:t>
-      </w:r>
-      <w:hyperlink r:id="rId122">
-        <w:r>
-          <w:rPr>
-            <w:lang w:val="zh_TW" w:bidi="zh_TW"/>
-          </w:rPr>
-          <w:rPr>
-            <w:color w:val="0000EE"/>
-            <w:u w:val="single"/>
-          </w:rPr>
-          <w:t>約一1:3</w:t>
-        </w:r>
-      </w:hyperlink>
-      <w:r>
-        <w:rPr>
-          <w:lang w:val="zh_TW" w:bidi="zh_TW"/>
-        </w:rPr>
-        <w:t>）。</w:t>
-      </w:r>
-    </w:p>
-    <w:p>
-      <w:pPr/>
-      <w:r>
-        <w:rPr>
-          <w:lang w:val="zh_TW" w:bidi="zh_TW"/>
-        </w:rPr>
-      </w:r>
-      <w:r>
-        <w:rPr>
-          <w:lang w:val="zh_TW" w:bidi="zh_TW"/>
-        </w:rPr>
-        <w:t>然而，對基督徒弟兄的愛並不是排外的，而是引向更廣泛的愛（參</w:t>
-      </w:r>
-      <w:hyperlink r:id="rId123">
-        <w:r>
-          <w:rPr>
-            <w:lang w:val="zh_TW" w:bidi="zh_TW"/>
-          </w:rPr>
-          <w:rPr>
-            <w:color w:val="0000EE"/>
-            <w:u w:val="single"/>
-          </w:rPr>
-          <w:t>彼後1:7</w:t>
-        </w:r>
-      </w:hyperlink>
-      <w:r>
-        <w:rPr>
-          <w:lang w:val="zh_TW" w:bidi="zh_TW"/>
-        </w:rPr>
-        <w:t>）。約翰堅持神愛世人（</w:t>
-      </w:r>
-      <w:hyperlink r:id="rId113">
-        <w:r>
-          <w:rPr>
-            <w:lang w:val="zh_TW" w:bidi="zh_TW"/>
-          </w:rPr>
-          <w:rPr>
-            <w:color w:val="0000EE"/>
-            <w:u w:val="single"/>
-          </w:rPr>
-          <w:t>約3:16</w:t>
-        </w:r>
-      </w:hyperlink>
-      <w:r>
-        <w:rPr>
-          <w:lang w:val="zh_TW" w:bidi="zh_TW"/>
-        </w:rPr>
-        <w:t>；</w:t>
-      </w:r>
-      <w:hyperlink r:id="rId124">
-        <w:r>
-          <w:rPr>
-            <w:lang w:val="zh_TW" w:bidi="zh_TW"/>
-          </w:rPr>
-          <w:rPr>
-            <w:color w:val="0000EE"/>
-            <w:u w:val="single"/>
-          </w:rPr>
-          <w:t>約一2:2</w:t>
-        </w:r>
-      </w:hyperlink>
-      <w:r>
-        <w:rPr>
-          <w:lang w:val="zh_TW" w:bidi="zh_TW"/>
-        </w:rPr>
-        <w:t>，</w:t>
-      </w:r>
-      <w:hyperlink r:id="rId125">
-        <w:r>
-          <w:rPr>
-            <w:lang w:val="zh_TW" w:bidi="zh_TW"/>
-          </w:rPr>
-          <w:rPr>
-            <w:color w:val="0000EE"/>
-            <w:u w:val="single"/>
-          </w:rPr>
-          <w:t>4:14</w:t>
-        </w:r>
-      </w:hyperlink>
-      <w:r>
-        <w:rPr>
-          <w:lang w:val="zh_TW" w:bidi="zh_TW"/>
-        </w:rPr>
-        <w:t>）。此外，如果愛在基督徒團契內失敗，它在團契之外肯定不會蓬勃發展，而是會消失在空洞的隻言片語中（</w:t>
-      </w:r>
-      <w:hyperlink r:id="rId126">
-        <w:r>
-          <w:rPr>
-            <w:lang w:val="zh_TW" w:bidi="zh_TW"/>
-          </w:rPr>
-          <w:rPr>
-            <w:color w:val="0000EE"/>
-            <w:u w:val="single"/>
-          </w:rPr>
-          <w:t>約一3:18</w:t>
-        </w:r>
-      </w:hyperlink>
-      <w:r>
-        <w:rPr>
-          <w:lang w:val="zh_TW" w:bidi="zh_TW"/>
-        </w:rPr>
-        <w:t>）。</w:t>
-      </w:r>
-    </w:p>
-    <w:p>
-      <w:pPr/>
-      <w:r>
-        <w:rPr>
-          <w:lang w:val="zh_TW" w:bidi="zh_TW"/>
-        </w:rPr>
-      </w:r>
-      <w:r>
-        <w:rPr>
-          <w:lang w:val="zh_TW" w:bidi="zh_TW"/>
-        </w:rPr>
-        <w:t>在反駁諾斯底基督教的無愛自負時，約翰關心的是愛神和愛人的基本命令，因為這是真正基督徒生活的標準和終極目標。因此，他並未詳細描述愛的多方面表達。對於愛的行動描述，他想起了基督關於「遵守命令」和「捨命」犧牲的話（</w:t>
-      </w:r>
-      <w:hyperlink r:id="rId127">
-        <w:r>
-          <w:rPr>
-            <w:lang w:val="zh_TW" w:bidi="zh_TW"/>
-          </w:rPr>
-          <w:rPr>
-            <w:color w:val="0000EE"/>
-            <w:u w:val="single"/>
-          </w:rPr>
-          <w:t>約15:10、13</w:t>
-        </w:r>
-      </w:hyperlink>
-      <w:r>
-        <w:rPr>
-          <w:lang w:val="zh_TW" w:bidi="zh_TW"/>
-        </w:rPr>
-        <w:t>；</w:t>
-      </w:r>
-      <w:hyperlink r:id="rId116">
-        <w:r>
-          <w:rPr>
-            <w:lang w:val="zh_TW" w:bidi="zh_TW"/>
-          </w:rPr>
-          <w:rPr>
-            <w:color w:val="0000EE"/>
-            <w:u w:val="single"/>
-          </w:rPr>
-          <w:t>約一3:16</w:t>
-        </w:r>
-      </w:hyperlink>
-      <w:r>
-        <w:rPr>
-          <w:lang w:val="zh_TW" w:bidi="zh_TW"/>
-        </w:rPr>
         <w:t>），約翰特別提到愛會體察到弟兄的需要，因此會分享世上的財物（見</w:t>
       </w:r>
-      <w:hyperlink r:id="rId128">
+      <w:hyperlink r:id="rId134">
         <w:r>
           <w:rPr>
             <w:lang w:val="zh_TW" w:bidi="zh_TW"/>
@@ -5454,6 +6230,12 @@
   </w:num>
   <w:num w:numId="13" w16cid:durableId="592781308">
     <w:abstractNumId w:val="11"/>
+  </w:num>
+  <w:num w:numId="14">
+    <w:abstractNumId w:val="3"/>
+    <w:lvlOverride w:ilvl="0">
+      <w:startOverride w:val="1"/>
+    </w:lvlOverride>
   </w:num>
   <w:numIdMacAtCleanup w:val="10"/>
 </w:numbering>

--- a/zht/docx/002.content.docx
+++ b/zht/docx/002.content.docx
@@ -2645,6 +2645,369 @@
         <w:rPr>
           <w:lang w:val="zh_TW" w:bidi="zh_TW"/>
         </w:rPr>
+        <w:t>埃及河</w:t>
+      </w:r>
+      <w:r>
+        <w:rPr>
+          <w:lang w:val="zh_TW" w:bidi="zh_TW"/>
+        </w:rPr>
+      </w:r>
+    </w:p>
+    <w:p>
+      <w:pPr>
+        <w:pStyle w:val="ListNumber"/>
+        <w:numPr>
+          <w:ilvl w:val="0"/>
+          <w:numId w:val="15"/>
+        </w:numPr>
+        <w:spacing w:line="240" w:lineRule="auto"/>
+        <w:ind w:left="720"/>
+      </w:pPr>
+      <w:r>
+        <w:rPr>
+          <w:lang w:val="zh_TW" w:bidi="zh_TW"/>
+        </w:rPr>
+      </w:r>
+      <w:r>
+        <w:rPr>
+          <w:lang w:val="zh_TW" w:bidi="zh_TW"/>
+        </w:rPr>
+        <w:t>在</w:t>
+      </w:r>
+      <w:hyperlink r:id="rId76">
+        <w:r>
+          <w:rPr>
+            <w:lang w:val="zh_TW" w:bidi="zh_TW"/>
+          </w:rPr>
+          <w:rPr>
+            <w:color w:val="0000EE"/>
+            <w:u w:val="single"/>
+          </w:rPr>
+          <w:t>創世記十五章18節</w:t>
+        </w:r>
+      </w:hyperlink>
+      <w:r>
+        <w:rPr>
+          <w:lang w:val="zh_TW" w:bidi="zh_TW"/>
+        </w:rPr>
+        <w:t>中，埃及邊界的別稱（可能是指尼羅河</w:t>
+      </w:r>
+      <w:r>
+        <w:rPr>
+          <w:lang w:val="zh_TW" w:bidi="zh_TW"/>
+        </w:rPr>
+        <w:t>〔</w:t>
+      </w:r>
+      <w:r>
+        <w:rPr>
+          <w:lang w:val="zh_TW" w:bidi="zh_TW"/>
+        </w:rPr>
+        <w:t>Nile River</w:t>
+      </w:r>
+      <w:r>
+        <w:rPr>
+          <w:lang w:val="zh_TW" w:bidi="zh_TW"/>
+        </w:rPr>
+        <w:t>〕</w:t>
+      </w:r>
+      <w:r>
+        <w:rPr>
+          <w:lang w:val="zh_TW" w:bidi="zh_TW"/>
+        </w:rPr>
+        <w:t>）。</w:t>
+      </w:r>
+    </w:p>
+    <w:p>
+      <w:pPr>
+        <w:pStyle w:val="ListNumber"/>
+        <w:spacing w:line="240" w:lineRule="auto"/>
+        <w:ind w:left="720"/>
+      </w:pPr>
+      <w:r>
+        <w:rPr>
+          <w:lang w:val="zh_TW" w:bidi="zh_TW"/>
+        </w:rPr>
+      </w:r>
+      <w:r>
+        <w:rPr>
+          <w:lang w:val="zh_TW" w:bidi="zh_TW"/>
+        </w:rPr>
+        <w:t>埃及小河（the brook of Egypt）的別稱。</w:t>
+      </w:r>
+      <w:r>
+        <w:rPr>
+          <w:i/>
+          <w:lang w:val="zh_TW" w:bidi="zh_TW"/>
+        </w:rPr>
+        <w:t>見</w:t>
+      </w:r>
+      <w:r>
+        <w:rPr>
+          <w:lang w:val="zh_TW" w:bidi="zh_TW"/>
+        </w:rPr>
+        <w:t>埃及小河</w:t>
+      </w:r>
+      <w:r>
+        <w:rPr>
+          <w:lang w:val="zh_TW" w:bidi="zh_TW"/>
+        </w:rPr>
+        <w:t>。</w:t>
+      </w:r>
+      <w:r>
+        <w:rPr>
+          <w:lang w:val="zh_TW" w:bidi="zh_TW"/>
+        </w:rPr>
+      </w:r>
+      <w:r>
+        <w:rPr>
+          <w:lang w:val="zh_TW" w:bidi="zh_TW"/>
+        </w:rPr>
+      </w:r>
+    </w:p>
+    <w:p>
+      <w:pPr/>
+      <w:r>
+        <w:rPr>
+          <w:lang w:val="zh_TW" w:bidi="zh_TW"/>
+        </w:rPr>
+      </w:r>
+    </w:p>
+    <w:p>
+      <w:pPr>
+        <w:pStyle w:val="Heading2"/>
+      </w:pPr>
+      <w:r>
+        <w:rPr>
+          <w:lang w:val="zh_TW" w:bidi="zh_TW"/>
+        </w:rPr>
+        <w:t>埃及小河</w:t>
+      </w:r>
+      <w:r>
+        <w:rPr>
+          <w:lang w:val="zh_TW" w:bidi="zh_TW"/>
+        </w:rPr>
+      </w:r>
+    </w:p>
+    <w:p>
+      <w:pPr/>
+      <w:r>
+        <w:rPr>
+          <w:lang w:val="zh_TW" w:bidi="zh_TW"/>
+        </w:rPr>
+      </w:r>
+      <w:r>
+        <w:rPr>
+          <w:lang w:val="zh_TW" w:bidi="zh_TW"/>
+        </w:rPr>
+        <w:t>埃及小河形成了以色列南地曠野與西奈半島之間的天然邊界，它位於迦薩（Gaza）西南約50英里（80.5公里）。埃及小河（現今稱為阿里什河谷〔Wadi el-Arish〕）只在雨季才有水流（</w:t>
+      </w:r>
+      <w:hyperlink r:id="rId77">
+        <w:r>
+          <w:rPr>
+            <w:lang w:val="zh_TW" w:bidi="zh_TW"/>
+          </w:rPr>
+          <w:rPr>
+            <w:color w:val="0000EE"/>
+            <w:u w:val="single"/>
+          </w:rPr>
+          <w:t>民34:5</w:t>
+        </w:r>
+      </w:hyperlink>
+      <w:r>
+        <w:rPr>
+          <w:lang w:val="zh_TW" w:bidi="zh_TW"/>
+        </w:rPr>
+        <w:t>；</w:t>
+      </w:r>
+      <w:hyperlink r:id="rId78">
+        <w:r>
+          <w:rPr>
+            <w:lang w:val="zh_TW" w:bidi="zh_TW"/>
+          </w:rPr>
+          <w:rPr>
+            <w:color w:val="0000EE"/>
+            <w:u w:val="single"/>
+          </w:rPr>
+          <w:t>書15:4</w:t>
+        </w:r>
+      </w:hyperlink>
+      <w:r>
+        <w:rPr>
+          <w:lang w:val="zh_TW" w:bidi="zh_TW"/>
+        </w:rPr>
+        <w:t>、</w:t>
+      </w:r>
+      <w:hyperlink r:id="rId78">
+        <w:r>
+          <w:rPr>
+            <w:lang w:val="zh_TW" w:bidi="zh_TW"/>
+          </w:rPr>
+          <w:rPr>
+            <w:color w:val="0000EE"/>
+            <w:u w:val="single"/>
+          </w:rPr>
+          <w:t>47</w:t>
+        </w:r>
+      </w:hyperlink>
+      <w:r>
+        <w:rPr>
+          <w:lang w:val="zh_TW" w:bidi="zh_TW"/>
+        </w:rPr>
+        <w:t>；</w:t>
+      </w:r>
+      <w:hyperlink r:id="rId79">
+        <w:r>
+          <w:rPr>
+            <w:lang w:val="zh_TW" w:bidi="zh_TW"/>
+          </w:rPr>
+          <w:rPr>
+            <w:color w:val="0000EE"/>
+            <w:u w:val="single"/>
+          </w:rPr>
+          <w:t>王上8:65</w:t>
+        </w:r>
+      </w:hyperlink>
+      <w:r>
+        <w:rPr>
+          <w:lang w:val="zh_TW" w:bidi="zh_TW"/>
+        </w:rPr>
+        <w:t>；</w:t>
+      </w:r>
+      <w:hyperlink r:id="rId80">
+        <w:r>
+          <w:rPr>
+            <w:lang w:val="zh_TW" w:bidi="zh_TW"/>
+          </w:rPr>
+          <w:rPr>
+            <w:color w:val="0000EE"/>
+            <w:u w:val="single"/>
+          </w:rPr>
+          <w:t>王下24:7</w:t>
+        </w:r>
+      </w:hyperlink>
+      <w:r>
+        <w:rPr>
+          <w:lang w:val="zh_TW" w:bidi="zh_TW"/>
+        </w:rPr>
+        <w:t>；</w:t>
+      </w:r>
+      <w:hyperlink r:id="rId81">
+        <w:r>
+          <w:rPr>
+            <w:lang w:val="zh_TW" w:bidi="zh_TW"/>
+          </w:rPr>
+          <w:rPr>
+            <w:color w:val="0000EE"/>
+            <w:u w:val="single"/>
+          </w:rPr>
+          <w:t>代下7:8</w:t>
+        </w:r>
+      </w:hyperlink>
+      <w:r>
+        <w:rPr>
+          <w:lang w:val="zh_TW" w:bidi="zh_TW"/>
+        </w:rPr>
+        <w:t>；</w:t>
+      </w:r>
+      <w:hyperlink r:id="rId82">
+        <w:r>
+          <w:rPr>
+            <w:lang w:val="zh_TW" w:bidi="zh_TW"/>
+          </w:rPr>
+          <w:rPr>
+            <w:color w:val="0000EE"/>
+            <w:u w:val="single"/>
+          </w:rPr>
+          <w:t>賽27:12</w:t>
+        </w:r>
+      </w:hyperlink>
+      <w:r>
+        <w:rPr>
+          <w:lang w:val="zh_TW" w:bidi="zh_TW"/>
+        </w:rPr>
+        <w:t>；</w:t>
+      </w:r>
+      <w:hyperlink r:id="rId83">
+        <w:r>
+          <w:rPr>
+            <w:lang w:val="zh_TW" w:bidi="zh_TW"/>
+          </w:rPr>
+          <w:rPr>
+            <w:color w:val="0000EE"/>
+            <w:u w:val="single"/>
+          </w:rPr>
+          <w:t>結47:19</w:t>
+        </w:r>
+      </w:hyperlink>
+      <w:r>
+        <w:rPr>
+          <w:lang w:val="zh_TW" w:bidi="zh_TW"/>
+        </w:rPr>
+        <w:t>，</w:t>
+      </w:r>
+      <w:hyperlink r:id="rId84">
+        <w:r>
+          <w:rPr>
+            <w:lang w:val="zh_TW" w:bidi="zh_TW"/>
+          </w:rPr>
+          <w:rPr>
+            <w:color w:val="0000EE"/>
+            <w:u w:val="single"/>
+          </w:rPr>
+          <w:t>48:28</w:t>
+        </w:r>
+      </w:hyperlink>
+      <w:r>
+        <w:rPr>
+          <w:lang w:val="zh_TW" w:bidi="zh_TW"/>
+        </w:rPr>
+        <w:t>）。在</w:t>
+      </w:r>
+      <w:hyperlink r:id="rId76">
+        <w:r>
+          <w:rPr>
+            <w:lang w:val="zh_TW" w:bidi="zh_TW"/>
+          </w:rPr>
+          <w:rPr>
+            <w:color w:val="0000EE"/>
+            <w:u w:val="single"/>
+          </w:rPr>
+          <w:t>創世記十五章18節</w:t>
+        </w:r>
+      </w:hyperlink>
+      <w:r>
+        <w:rPr>
+          <w:lang w:val="zh_TW" w:bidi="zh_TW"/>
+        </w:rPr>
+        <w:t>中，則使用另一個希伯來文詞語來表示常年流動的河，神在那裡向族長亞伯拉罕說明應許之地的疆界。那處經文指的可能是尼羅河最東的一條支流（佩盧西亞支流〔Pelusiac〕），它是在今日的塞得港（Port Said）附近流入地中海，這也可能是指標示埃及邊界的一條古代防禦工事線。</w:t>
+      </w:r>
+      <w:r>
+        <w:rPr>
+          <w:lang w:val="zh_TW" w:bidi="zh_TW"/>
+        </w:rPr>
+      </w:r>
+      <w:r>
+        <w:rPr>
+          <w:lang w:val="zh_TW" w:bidi="zh_TW"/>
+        </w:rPr>
+      </w:r>
+    </w:p>
+    <w:p>
+      <w:pPr/>
+      <w:r>
+        <w:rPr>
+          <w:lang w:val="zh_TW" w:bidi="zh_TW"/>
+        </w:rPr>
+      </w:r>
+    </w:p>
+    <w:p>
+      <w:pPr>
+        <w:pStyle w:val="Heading2"/>
+      </w:pPr>
+      <w:r>
+        <w:rPr>
+          <w:lang w:val="zh_TW" w:bidi="zh_TW"/>
+        </w:rPr>
         <w:t>艾</w:t>
       </w:r>
       <w:r>
@@ -2660,7 +3023,7 @@
           <w:lang w:val="zh_TW" w:bidi="zh_TW"/>
         </w:rPr>
       </w:r>
-      <w:hyperlink r:id="rId76">
+      <w:hyperlink r:id="rId85">
         <w:r>
           <w:rPr>
             <w:lang w:val="zh_TW" w:bidi="zh_TW"/>
@@ -2678,7 +3041,7 @@
         </w:rPr>
         <w:t>和</w:t>
       </w:r>
-      <w:hyperlink r:id="rId77">
+      <w:hyperlink r:id="rId86">
         <w:r>
           <w:rPr>
             <w:lang w:val="zh_TW" w:bidi="zh_TW"/>
@@ -2742,6 +3105,307 @@
         <w:rPr>
           <w:lang w:val="zh_TW" w:bidi="zh_TW"/>
         </w:rPr>
+        <w:t>艾城</w:t>
+      </w:r>
+      <w:r>
+        <w:rPr>
+          <w:lang w:val="zh_TW" w:bidi="zh_TW"/>
+        </w:rPr>
+      </w:r>
+    </w:p>
+    <w:p>
+      <w:pPr/>
+      <w:r>
+        <w:rPr>
+          <w:lang w:val="zh_TW" w:bidi="zh_TW"/>
+        </w:rPr>
+      </w:r>
+      <w:r>
+        <w:rPr>
+          <w:lang w:val="zh_TW" w:bidi="zh_TW"/>
+        </w:rPr>
+        <w:t>一座迦南城，早在亞伯拉罕時代之前便已存在（</w:t>
+      </w:r>
+      <w:hyperlink r:id="rId85">
+        <w:r>
+          <w:rPr>
+            <w:lang w:val="zh_TW" w:bidi="zh_TW"/>
+          </w:rPr>
+          <w:rPr>
+            <w:color w:val="0000EE"/>
+            <w:u w:val="single"/>
+          </w:rPr>
+          <w:t>創12:8</w:t>
+        </w:r>
+      </w:hyperlink>
+      <w:r>
+        <w:rPr>
+          <w:lang w:val="zh_TW" w:bidi="zh_TW"/>
+        </w:rPr>
+        <w:t>；</w:t>
+      </w:r>
+      <w:hyperlink r:id="rId86">
+        <w:r>
+          <w:rPr>
+            <w:lang w:val="zh_TW" w:bidi="zh_TW"/>
+          </w:rPr>
+          <w:rPr>
+            <w:color w:val="0000EE"/>
+            <w:u w:val="single"/>
+          </w:rPr>
+          <w:t>13:3</w:t>
+        </w:r>
+      </w:hyperlink>
+      <w:r>
+        <w:rPr>
+          <w:lang w:val="zh_TW" w:bidi="zh_TW"/>
+        </w:rPr>
+        <w:t>）。「艾」的意思是「廢墟」，可能表示那裡是一處重要或顯眼的荒涼遺址。亞伯拉罕行經該地時，艾城與其他迦南城邑（如示劍、伯特利、耶路撒冷）的人並未攔阻他。或許亞伯拉罕曾與當地諸王交涉，表明自己來意和平；也可能因他隨行人眾，使迦南人不敢與之爭戰。</w:t>
+      </w:r>
+    </w:p>
+    <w:p>
+      <w:pPr/>
+      <w:r>
+        <w:rPr>
+          <w:lang w:val="zh_TW" w:bidi="zh_TW"/>
+        </w:rPr>
+      </w:r>
+      <w:r>
+        <w:rPr>
+          <w:lang w:val="zh_TW" w:bidi="zh_TW"/>
+        </w:rPr>
+        <w:t>後來約書亞率領以色列人進入迦南時，攻打艾城；這是他們征戰的第二座城。以色列人初次攻打艾城失敗，原因在於一名以色列人亞干違背上帝，私自取了耶利哥當滅之物。處置亞干後，以色列人再攻打艾城便獲勝（</w:t>
+      </w:r>
+      <w:hyperlink r:id="rId87">
+        <w:r>
+          <w:rPr>
+            <w:lang w:val="zh_TW" w:bidi="zh_TW"/>
+          </w:rPr>
+          <w:rPr>
+            <w:color w:val="0000EE"/>
+            <w:u w:val="single"/>
+          </w:rPr>
+          <w:t>書7:1–8:2</w:t>
+        </w:r>
+      </w:hyperlink>
+      <w:r>
+        <w:rPr>
+          <w:lang w:val="zh_TW" w:bidi="zh_TW"/>
+        </w:rPr>
+        <w:t>）。約書亞擒拿艾城王，將其處死，並焚燒全城（</w:t>
+      </w:r>
+      <w:hyperlink r:id="rId88">
+        <w:r>
+          <w:rPr>
+            <w:lang w:val="zh_TW" w:bidi="zh_TW"/>
+          </w:rPr>
+          <w:rPr>
+            <w:color w:val="0000EE"/>
+            <w:u w:val="single"/>
+          </w:rPr>
+          <w:t>書10:1</w:t>
+        </w:r>
+      </w:hyperlink>
+      <w:r>
+        <w:rPr>
+          <w:lang w:val="zh_TW" w:bidi="zh_TW"/>
+        </w:rPr>
+        <w:t>）。</w:t>
+      </w:r>
+    </w:p>
+    <w:p>
+      <w:pPr/>
+      <w:r>
+        <w:rPr>
+          <w:lang w:val="zh_TW" w:bidi="zh_TW"/>
+        </w:rPr>
+      </w:r>
+      <w:r>
+        <w:rPr>
+          <w:lang w:val="zh_TW" w:bidi="zh_TW"/>
+        </w:rPr>
+        <w:t>到掃羅、大衛、所羅門作王的時期，艾城一帶似乎又有人重建居住。此城在不同時期可能是以不同名稱出現：</w:t>
+      </w:r>
+    </w:p>
+    <w:p>
+      <w:pPr>
+        <w:pStyle w:val="ListBullet"/>
+        <w:spacing w:line="240" w:lineRule="auto"/>
+        <w:ind w:left="720"/>
+      </w:pPr>
+      <w:r>
+        <w:rPr>
+          <w:lang w:val="zh_TW" w:bidi="zh_TW"/>
+        </w:rPr>
+      </w:r>
+      <w:r>
+        <w:rPr>
+          <w:lang w:val="zh_TW" w:bidi="zh_TW"/>
+        </w:rPr>
+        <w:t>迦薩（Ayyah）位於以法蓮的村莊（</w:t>
+      </w:r>
+      <w:hyperlink r:id="rId89">
+        <w:r>
+          <w:rPr>
+            <w:lang w:val="zh_TW" w:bidi="zh_TW"/>
+          </w:rPr>
+          <w:rPr>
+            <w:color w:val="0000EE"/>
+            <w:u w:val="single"/>
+          </w:rPr>
+          <w:t>代上7:28</w:t>
+        </w:r>
+      </w:hyperlink>
+      <w:r>
+        <w:rPr>
+          <w:lang w:val="zh_TW" w:bidi="zh_TW"/>
+        </w:rPr>
+        <w:t>）</w:t>
+      </w:r>
+    </w:p>
+    <w:p>
+      <w:pPr>
+        <w:pStyle w:val="ListBullet"/>
+        <w:spacing w:line="240" w:lineRule="auto"/>
+        <w:ind w:left="720"/>
+      </w:pPr>
+      <w:r>
+        <w:rPr>
+          <w:lang w:val="zh_TW" w:bidi="zh_TW"/>
+        </w:rPr>
+      </w:r>
+      <w:r>
+        <w:rPr>
+          <w:lang w:val="zh_TW" w:bidi="zh_TW"/>
+        </w:rPr>
+        <w:t>亞葉（Aiath）是亞述軍隊在前往耶路撒冷途中經過的村莊（</w:t>
+      </w:r>
+      <w:hyperlink r:id="rId90">
+        <w:r>
+          <w:rPr>
+            <w:lang w:val="zh_TW" w:bidi="zh_TW"/>
+          </w:rPr>
+          <w:rPr>
+            <w:color w:val="0000EE"/>
+            <w:u w:val="single"/>
+          </w:rPr>
+          <w:t>賽10:28</w:t>
+        </w:r>
+      </w:hyperlink>
+      <w:r>
+        <w:rPr>
+          <w:lang w:val="zh_TW" w:bidi="zh_TW"/>
+        </w:rPr>
+        <w:t>）</w:t>
+      </w:r>
+    </w:p>
+    <w:p>
+      <w:pPr>
+        <w:pStyle w:val="ListBullet"/>
+        <w:spacing w:line="240" w:lineRule="auto"/>
+        <w:ind w:left="720"/>
+      </w:pPr>
+      <w:r>
+        <w:rPr>
+          <w:lang w:val="zh_TW" w:bidi="zh_TW"/>
+        </w:rPr>
+      </w:r>
+      <w:r>
+        <w:rPr>
+          <w:lang w:val="zh_TW" w:bidi="zh_TW"/>
+        </w:rPr>
+        <w:t>亞雅（Aija）是便雅憫支派的人在從被擄歸回後居住的村莊（</w:t>
+      </w:r>
+      <w:hyperlink r:id="rId91">
+        <w:r>
+          <w:rPr>
+            <w:lang w:val="zh_TW" w:bidi="zh_TW"/>
+          </w:rPr>
+          <w:rPr>
+            <w:color w:val="0000EE"/>
+            <w:u w:val="single"/>
+          </w:rPr>
+          <w:t>尼11:31</w:t>
+        </w:r>
+      </w:hyperlink>
+      <w:r>
+        <w:rPr>
+          <w:lang w:val="zh_TW" w:bidi="zh_TW"/>
+        </w:rPr>
+        <w:t>）</w:t>
+      </w:r>
+    </w:p>
+    <w:p>
+      <w:pPr/>
+      <w:r>
+        <w:rPr>
+          <w:lang w:val="zh_TW" w:bidi="zh_TW"/>
+        </w:rPr>
+      </w:r>
+      <w:r>
+        <w:rPr>
+          <w:i/>
+          <w:lang w:val="zh_TW" w:bidi="zh_TW"/>
+        </w:rPr>
+        <w:t>另見</w:t>
+      </w:r>
+      <w:r>
+        <w:rPr>
+          <w:lang w:val="zh_TW" w:bidi="zh_TW"/>
+        </w:rPr>
+        <w:t xml:space="preserve"> </w:t>
+      </w:r>
+      <w:r>
+        <w:rPr>
+          <w:lang w:val="zh_TW" w:bidi="zh_TW"/>
+        </w:rPr>
+        <w:t>征服與分配土地</w:t>
+      </w:r>
+      <w:r>
+        <w:rPr>
+          <w:lang w:val="zh_TW" w:bidi="zh_TW"/>
+        </w:rPr>
+        <w:t>；</w:t>
+      </w:r>
+      <w:r>
+        <w:rPr>
+          <w:lang w:val="zh_TW" w:bidi="zh_TW"/>
+        </w:rPr>
+        <w:t>約書亞記</w:t>
+      </w:r>
+      <w:r>
+        <w:rPr>
+          <w:lang w:val="zh_TW" w:bidi="zh_TW"/>
+        </w:rPr>
+        <w:t>。</w:t>
+      </w:r>
+      <w:r>
+        <w:rPr>
+          <w:lang w:val="zh_TW" w:bidi="zh_TW"/>
+        </w:rPr>
+      </w:r>
+      <w:r>
+        <w:rPr>
+          <w:lang w:val="zh_TW" w:bidi="zh_TW"/>
+        </w:rPr>
+      </w:r>
+    </w:p>
+    <w:p>
+      <w:pPr/>
+      <w:r>
+        <w:rPr>
+          <w:lang w:val="zh_TW" w:bidi="zh_TW"/>
+        </w:rPr>
+      </w:r>
+    </w:p>
+    <w:p>
+      <w:pPr>
+        <w:pStyle w:val="Heading2"/>
+      </w:pPr>
+      <w:r>
+        <w:rPr>
+          <w:lang w:val="zh_TW" w:bidi="zh_TW"/>
+        </w:rPr>
         <w:t>愛</w:t>
       </w:r>
       <w:r>
@@ -2814,7 +3478,7 @@
         </w:rPr>
         <w:t>，也在雅歌中出現。希伯來文詞語hesed表達的是一種更高形式的愛，涉及忠誠、堅定和仁慈，有時被譯為「忠誠（loyalty，和合本譯為慈愛）」（</w:t>
       </w:r>
-      <w:hyperlink r:id="rId78">
+      <w:hyperlink r:id="rId92">
         <w:r>
           <w:rPr>
             <w:lang w:val="zh_TW" w:bidi="zh_TW"/>
@@ -2846,7 +3510,7 @@
         </w:rPr>
         <w:t>這個重要詞語的含義在</w:t>
       </w:r>
-      <w:hyperlink r:id="rId79">
+      <w:hyperlink r:id="rId93">
         <w:r>
           <w:rPr>
             <w:lang w:val="zh_TW" w:bidi="zh_TW"/>
@@ -2864,7 +3528,7 @@
         </w:rPr>
         <w:t>中表達得很清楚：「我必聘你永遠歸我為妻，以仁義、公平、慈愛、憐憫聘你歸我；也以誠實聘你歸我，你就必認識我─耶和華」；在</w:t>
       </w:r>
-      <w:hyperlink r:id="rId80">
+      <w:hyperlink r:id="rId94">
         <w:r>
           <w:rPr>
             <w:lang w:val="zh_TW" w:bidi="zh_TW"/>
@@ -2882,7 +3546,7 @@
         </w:rPr>
         <w:t>中，將慈愛與背叛作對比；以及在</w:t>
       </w:r>
-      <w:hyperlink r:id="rId81">
+      <w:hyperlink r:id="rId95">
         <w:r>
           <w:rPr>
             <w:lang w:val="zh_TW" w:bidi="zh_TW"/>
@@ -2900,7 +3564,7 @@
         </w:rPr>
         <w:t>中，提到立約的慈愛。神這種堅定不移、穩固的愛，與異教神祇那不可預測、反覆無常的情緒形成鮮明對比。Hesed不是對美、優點或仁慈的情感反應，而是一種道德態度，致力於他人的福祉，不論那個人是否可愛、有價值或有回應（見</w:t>
       </w:r>
-      <w:hyperlink r:id="rId82">
+      <w:hyperlink r:id="rId96">
         <w:r>
           <w:rPr>
             <w:lang w:val="zh_TW" w:bidi="zh_TW"/>
@@ -2932,7 +3596,7 @@
         </w:rPr>
         <w:t>這種持久的忠誠，根植於堅定不移的善意目的，可能是嚴厲的、決意要管教任性的子民，正如幾位先知所警告的。但神的愛不會改變。即使在被擄和失敗中，這愛仍以無限的耐心持續存在，既不縱容邪惡，也不放棄作惡者。這愛內含仁慈、溫柔和憐憫（</w:t>
       </w:r>
-      <w:hyperlink r:id="rId83">
+      <w:hyperlink r:id="rId97">
         <w:r>
           <w:rPr>
             <w:lang w:val="zh_TW" w:bidi="zh_TW"/>
@@ -2950,7 +3614,7 @@
         </w:rPr>
         <w:t>，</w:t>
       </w:r>
-      <w:hyperlink r:id="rId84">
+      <w:hyperlink r:id="rId98">
         <w:r>
           <w:rPr>
             <w:lang w:val="zh_TW" w:bidi="zh_TW"/>
@@ -2968,7 +3632,7 @@
         </w:rPr>
         <w:t>，</w:t>
       </w:r>
-      <w:hyperlink r:id="rId85">
+      <w:hyperlink r:id="rId99">
         <w:r>
           <w:rPr>
             <w:lang w:val="zh_TW" w:bidi="zh_TW"/>
@@ -2986,7 +3650,7 @@
         </w:rPr>
         <w:t>；</w:t>
       </w:r>
-      <w:hyperlink r:id="rId86">
+      <w:hyperlink r:id="rId100">
         <w:r>
           <w:rPr>
             <w:lang w:val="zh_TW" w:bidi="zh_TW"/>
@@ -3018,7 +3682,7 @@
         </w:rPr>
         <w:t>然而，神期待人有所回應。律法要求要全心全意地愛神，並感謝神對以色列的揀選和救贖（</w:t>
       </w:r>
-      <w:hyperlink r:id="rId87">
+      <w:hyperlink r:id="rId101">
         <w:r>
           <w:rPr>
             <w:lang w:val="zh_TW" w:bidi="zh_TW"/>
@@ -3036,7 +3700,7 @@
         </w:rPr>
         <w:t>）。這應該在敬拜中表現出來，尤其是在對待窮人、無助的人、寄居者、奴隸、寡婦以及所有受壓迫和殘酷對待的人時顯現出來。何西阿同樣期望人與人之間堅定的愛源於神對人的堅定不移的愛（</w:t>
       </w:r>
-      <w:hyperlink r:id="rId88">
+      <w:hyperlink r:id="rId102">
         <w:r>
           <w:rPr>
             <w:lang w:val="zh_TW" w:bidi="zh_TW"/>
@@ -3048,7 +3712,7 @@
           <w:t>何6:6，</w:t>
         </w:r>
       </w:hyperlink>
-      <w:hyperlink r:id="rId89">
+      <w:hyperlink r:id="rId103">
         <w:r>
           <w:rPr>
             <w:lang w:val="zh_TW" w:bidi="zh_TW"/>
@@ -3066,7 +3730,7 @@
         </w:rPr>
         <w:t>，</w:t>
       </w:r>
-      <w:hyperlink r:id="rId90">
+      <w:hyperlink r:id="rId104">
         <w:r>
           <w:rPr>
             <w:lang w:val="zh_TW" w:bidi="zh_TW"/>
@@ -3098,7 +3762,7 @@
         </w:rPr>
         <w:t>在以色列的律法和先知書中，「愛神」與「愛人如己」（</w:t>
       </w:r>
-      <w:hyperlink r:id="rId91">
+      <w:hyperlink r:id="rId105">
         <w:r>
           <w:rPr>
             <w:lang w:val="zh_TW" w:bidi="zh_TW"/>
@@ -3141,7 +3805,7 @@
         </w:rPr>
         <w:t>在描述愛的希臘詞彙中，eros（性愛）並未出現在新約中。Phileo表示自然的情感，出現約25次，philadelphia（兄弟之愛）出現5次，而philia（友誼）僅在</w:t>
       </w:r>
-      <w:hyperlink r:id="rId92">
+      <w:hyperlink r:id="rId106">
         <w:r>
           <w:rPr>
             <w:lang w:val="zh_TW" w:bidi="zh_TW"/>
@@ -3197,7 +3861,7 @@
         </w:rPr>
         <w:t>在罪惡和苦難的世界中，耶穌的神聖之愛最主要表現為對困苦者的同情和醫治，並對被排斥者和自我絕望者的救贖關懷。因此，基督所宣講的國度向貧窮的、被擄的、瞎眼的和受壓制的人提供了好消息（</w:t>
       </w:r>
-      <w:hyperlink r:id="rId93">
+      <w:hyperlink r:id="rId107">
         <w:r>
           <w:rPr>
             <w:lang w:val="zh_TW" w:bidi="zh_TW"/>
@@ -3215,7 +3879,7 @@
         </w:rPr>
         <w:t>；</w:t>
       </w:r>
-      <w:hyperlink r:id="rId94">
+      <w:hyperlink r:id="rId108">
         <w:r>
           <w:rPr>
             <w:lang w:val="zh_TW" w:bidi="zh_TW"/>
@@ -3233,7 +3897,7 @@
         </w:rPr>
         <w:t>），而耶穌對那些被排斥、被鄙視或在靈魂深處為罪而憂傷的人所採取的態度，則是保證了他們的罪得赦免，並歡迎他們回到天父的家（</w:t>
       </w:r>
-      <w:hyperlink r:id="rId95">
+      <w:hyperlink r:id="rId109">
         <w:r>
           <w:rPr>
             <w:lang w:val="zh_TW" w:bidi="zh_TW"/>
@@ -3265,7 +3929,7 @@
         </w:rPr>
         <w:t>此外，神聖之愛的好消息也帶來了我們自身的責任：愛神並像神那樣愛他人（</w:t>
       </w:r>
-      <w:hyperlink r:id="rId96">
+      <w:hyperlink r:id="rId110">
         <w:r>
           <w:rPr>
             <w:lang w:val="zh_TW" w:bidi="zh_TW"/>
@@ -3283,7 +3947,7 @@
         </w:rPr>
         <w:t>）。神的律法中的第一條也是最大的誡命是「你要……愛主你的神……其次也相倣，就是要愛人如己。這兩條誡命是律法和先知一切道理的總綱。」（</w:t>
       </w:r>
-      <w:hyperlink r:id="rId97">
+      <w:hyperlink r:id="rId111">
         <w:r>
           <w:rPr>
             <w:lang w:val="zh_TW" w:bidi="zh_TW"/>
@@ -3301,7 +3965,7 @@
         </w:rPr>
         <w:t>；參</w:t>
       </w:r>
-      <w:hyperlink r:id="rId91">
+      <w:hyperlink r:id="rId105">
         <w:r>
           <w:rPr>
             <w:lang w:val="zh_TW" w:bidi="zh_TW"/>
@@ -3319,7 +3983,7 @@
         </w:rPr>
         <w:t>；</w:t>
       </w:r>
-      <w:hyperlink r:id="rId98">
+      <w:hyperlink r:id="rId112">
         <w:r>
           <w:rPr>
             <w:lang w:val="zh_TW" w:bidi="zh_TW"/>
@@ -3365,7 +4029,7 @@
         </w:rPr>
         <w:t>對耶穌來說，最嚴重的罪是缺乏愛心，故意忽略任何可能的善行，在他人受苦時從旁邊走過，忽視門口的窮人，拒絕寬恕。缺乏愛心的罪被自以為義、好批評，以及為了維護一些微不足道的宗教儀式而忽略他人困境的宗教冷漠所加重。最後，順從或忽視愛的律法將決定每個人的永恆命運（</w:t>
       </w:r>
-      <w:hyperlink r:id="rId99">
+      <w:hyperlink r:id="rId113">
         <w:r>
           <w:rPr>
             <w:lang w:val="zh_TW" w:bidi="zh_TW"/>
@@ -3408,7 +4072,7 @@
         </w:rPr>
         <w:t>使徒教會迅速掌握了一個革命性原則，「愛」就是足夠了（Love is enough）。保羅宣稱愛成全了整個律法，幾乎是引用了耶穌的話。他對禁止姦淫、殺人、偷盜和貪婪的各種誡命的闡釋都用愛來總結，因為愛是不會做傷害鄰舍的事（</w:t>
       </w:r>
-      <w:hyperlink r:id="rId100">
+      <w:hyperlink r:id="rId114">
         <w:r>
           <w:rPr>
             <w:lang w:val="zh_TW" w:bidi="zh_TW"/>
@@ -3426,7 +4090,7 @@
         </w:rPr>
         <w:t>）。</w:t>
       </w:r>
-      <w:hyperlink r:id="rId101">
+      <w:hyperlink r:id="rId115">
         <w:r>
           <w:rPr>
             <w:lang w:val="zh_TW" w:bidi="zh_TW"/>
@@ -3458,7 +4122,7 @@
         </w:rPr>
         <w:t>對保羅來說，愛是「基督的律法」，是至高且足夠的（</w:t>
       </w:r>
-      <w:hyperlink r:id="rId102">
+      <w:hyperlink r:id="rId116">
         <w:r>
           <w:rPr>
             <w:lang w:val="zh_TW" w:bidi="zh_TW"/>
@@ -3476,7 +4140,7 @@
         </w:rPr>
         <w:t>，</w:t>
       </w:r>
-      <w:hyperlink r:id="rId103">
+      <w:hyperlink r:id="rId117">
         <w:r>
           <w:rPr>
             <w:lang w:val="zh_TW" w:bidi="zh_TW"/>
@@ -3494,7 +4158,7 @@
         </w:rPr>
         <w:t>），保羅清楚地定義基督教中唯一「有功效」的事情為「使人生發仁愛的信心」（</w:t>
       </w:r>
-      <w:hyperlink r:id="rId104">
+      <w:hyperlink r:id="rId118">
         <w:r>
           <w:rPr>
             <w:lang w:val="zh_TW" w:bidi="zh_TW"/>
@@ -3512,6 +4176,515 @@
         </w:rPr>
         <w:t>）。他堅持認為基督徒應當渴望的聖靈的最高彰顯是愛的「最妙的道」（</w:t>
       </w:r>
+      <w:hyperlink r:id="rId119">
+        <w:r>
+          <w:rPr>
+            <w:lang w:val="zh_TW" w:bidi="zh_TW"/>
+          </w:rPr>
+          <w:rPr>
+            <w:color w:val="0000EE"/>
+            <w:u w:val="single"/>
+          </w:rPr>
+          <w:t>林前12:27–13:13</w:t>
+        </w:r>
+      </w:hyperlink>
+      <w:r>
+        <w:rPr>
+          <w:lang w:val="zh_TW" w:bidi="zh_TW"/>
+        </w:rPr>
+        <w:t>；參</w:t>
+      </w:r>
+      <w:hyperlink r:id="rId120">
+        <w:r>
+          <w:rPr>
+            <w:lang w:val="zh_TW" w:bidi="zh_TW"/>
+          </w:rPr>
+          <w:rPr>
+            <w:color w:val="0000EE"/>
+            <w:u w:val="single"/>
+          </w:rPr>
+          <w:t>羅5:5</w:t>
+        </w:r>
+      </w:hyperlink>
+      <w:r>
+        <w:rPr>
+          <w:lang w:val="zh_TW" w:bidi="zh_TW"/>
+        </w:rPr>
+        <w:t>；</w:t>
+      </w:r>
+      <w:hyperlink r:id="rId121">
+        <w:r>
+          <w:rPr>
+            <w:lang w:val="zh_TW" w:bidi="zh_TW"/>
+          </w:rPr>
+          <w:rPr>
+            <w:color w:val="0000EE"/>
+            <w:u w:val="single"/>
+          </w:rPr>
+          <w:t>加5:22</w:t>
+        </w:r>
+      </w:hyperlink>
+      <w:r>
+        <w:rPr>
+          <w:lang w:val="zh_TW" w:bidi="zh_TW"/>
+        </w:rPr>
+        <w:t>）。在這裡，他還將愛與在哥林多所推崇的其它五種宗教熱情表達方式作對比，以顯示沒有愛的每一種熱情表達方式都是徒勞的（(</w:t>
+      </w:r>
+      <w:hyperlink r:id="rId122">
+        <w:r>
+          <w:rPr>
+            <w:lang w:val="zh_TW" w:bidi="zh_TW"/>
+          </w:rPr>
+          <w:rPr>
+            <w:color w:val="0000EE"/>
+            <w:u w:val="single"/>
+          </w:rPr>
+          <w:t>林前13:1–3</w:t>
+        </w:r>
+      </w:hyperlink>
+      <w:r>
+        <w:rPr>
+          <w:lang w:val="zh_TW" w:bidi="zh_TW"/>
+        </w:rPr>
+        <w:t>）。在本章的結尾，保羅將愛與信心和盼望（兩個宗教經驗中持久的元素）作比較，並宣告愛是最大的。</w:t>
+      </w:r>
+    </w:p>
+    <w:p>
+      <w:pPr/>
+      <w:r>
+        <w:rPr>
+          <w:lang w:val="zh_TW" w:bidi="zh_TW"/>
+        </w:rPr>
+      </w:r>
+      <w:r>
+        <w:rPr>
+          <w:lang w:val="zh_TW" w:bidi="zh_TW"/>
+        </w:rPr>
+        <w:t>保羅對愛在行為中的描述包括慷慨、憐憫和款待；避免報復；同情；與他人一同喜樂；分擔軟弱、羞恥或需要；恢復、支持和造就他人，給予他們一切的榮譽、善良、寬恕、鼓勵；克制批評，即使是對分裂的、過於謹慎的「軟弱弟兄」的批評——這個清單幾乎是無窮無盡的。更普遍地說，愛是一種活動的品質、一種思考的品質和一種受苦的品質（</w:t>
+      </w:r>
+      <w:hyperlink r:id="rId123">
+        <w:r>
+          <w:rPr>
+            <w:lang w:val="zh_TW" w:bidi="zh_TW"/>
+          </w:rPr>
+          <w:rPr>
+            <w:color w:val="0000EE"/>
+            <w:u w:val="single"/>
+          </w:rPr>
+          <w:t>林前13:4–8</w:t>
+        </w:r>
+      </w:hyperlink>
+      <w:r>
+        <w:rPr>
+          <w:lang w:val="zh_TW" w:bidi="zh_TW"/>
+        </w:rPr>
+        <w:t>）。簡言之，愛不做傷害別人的事，也不遺漏任何善事；它是神的律法。</w:t>
+      </w:r>
+    </w:p>
+    <w:p>
+      <w:pPr/>
+      <w:r>
+        <w:rPr>
+          <w:lang w:val="zh_TW" w:bidi="zh_TW"/>
+        </w:rPr>
+      </w:r>
+      <w:r>
+        <w:rPr>
+          <w:lang w:val="zh_TW" w:bidi="zh_TW"/>
+        </w:rPr>
+        <w:t>依據保羅的說法，神向我們顯明了祂的愛是因著基督為我們死。因著祂的大愛，使我們在基督裡活著；我們在這愛中生活，靠著它我們得勝，沒有什麼能使我們與這愛隔絕（</w:t>
+      </w:r>
+      <w:hyperlink r:id="rId124">
+        <w:r>
+          <w:rPr>
+            <w:lang w:val="zh_TW" w:bidi="zh_TW"/>
+          </w:rPr>
+          <w:rPr>
+            <w:color w:val="0000EE"/>
+            <w:u w:val="single"/>
+          </w:rPr>
+          <w:t>羅5:8</w:t>
+        </w:r>
+      </w:hyperlink>
+      <w:r>
+        <w:rPr>
+          <w:lang w:val="zh_TW" w:bidi="zh_TW"/>
+        </w:rPr>
+        <w:t>，</w:t>
+      </w:r>
+      <w:hyperlink r:id="rId125">
+        <w:r>
+          <w:rPr>
+            <w:lang w:val="zh_TW" w:bidi="zh_TW"/>
+          </w:rPr>
+          <w:rPr>
+            <w:color w:val="0000EE"/>
+            <w:u w:val="single"/>
+          </w:rPr>
+          <w:t>8:32–39</w:t>
+        </w:r>
+      </w:hyperlink>
+      <w:r>
+        <w:rPr>
+          <w:lang w:val="zh_TW" w:bidi="zh_TW"/>
+        </w:rPr>
+        <w:t>；</w:t>
+      </w:r>
+      <w:hyperlink r:id="rId126">
+        <w:r>
+          <w:rPr>
+            <w:lang w:val="zh_TW" w:bidi="zh_TW"/>
+          </w:rPr>
+          <w:rPr>
+            <w:color w:val="0000EE"/>
+            <w:u w:val="single"/>
+          </w:rPr>
+          <w:t>林後13:14</w:t>
+        </w:r>
+      </w:hyperlink>
+      <w:r>
+        <w:rPr>
+          <w:lang w:val="zh_TW" w:bidi="zh_TW"/>
+        </w:rPr>
+        <w:t>；</w:t>
+      </w:r>
+      <w:hyperlink r:id="rId127">
+        <w:r>
+          <w:rPr>
+            <w:lang w:val="zh_TW" w:bidi="zh_TW"/>
+          </w:rPr>
+          <w:rPr>
+            <w:color w:val="0000EE"/>
+            <w:u w:val="single"/>
+          </w:rPr>
+          <w:t>弗2:4</w:t>
+        </w:r>
+      </w:hyperlink>
+      <w:r>
+        <w:rPr>
+          <w:lang w:val="zh_TW" w:bidi="zh_TW"/>
+        </w:rPr>
+        <w:t>；</w:t>
+      </w:r>
+      <w:hyperlink r:id="rId128">
+        <w:r>
+          <w:rPr>
+            <w:lang w:val="zh_TW" w:bidi="zh_TW"/>
+          </w:rPr>
+          <w:rPr>
+            <w:color w:val="0000EE"/>
+            <w:u w:val="single"/>
+          </w:rPr>
+          <w:t>帖後2:16</w:t>
+        </w:r>
+      </w:hyperlink>
+      <w:r>
+        <w:rPr>
+          <w:lang w:val="zh_TW" w:bidi="zh_TW"/>
+        </w:rPr>
+        <w:t>；</w:t>
+      </w:r>
+      <w:hyperlink r:id="rId129">
+        <w:r>
+          <w:rPr>
+            <w:lang w:val="zh_TW" w:bidi="zh_TW"/>
+          </w:rPr>
+          <w:rPr>
+            <w:color w:val="0000EE"/>
+            <w:u w:val="single"/>
+          </w:rPr>
+          <w:t>多3:4–5</w:t>
+        </w:r>
+      </w:hyperlink>
+      <w:r>
+        <w:rPr>
+          <w:lang w:val="zh_TW" w:bidi="zh_TW"/>
+        </w:rPr>
+        <w:t>）。我們的愛反映了最初「澆灌在我們心裡」的愛（</w:t>
+      </w:r>
+      <w:hyperlink r:id="rId120">
+        <w:r>
+          <w:rPr>
+            <w:lang w:val="zh_TW" w:bidi="zh_TW"/>
+          </w:rPr>
+          <w:rPr>
+            <w:color w:val="0000EE"/>
+            <w:u w:val="single"/>
+          </w:rPr>
+          <w:t>羅5:5</w:t>
+        </w:r>
+      </w:hyperlink>
+      <w:r>
+        <w:rPr>
+          <w:lang w:val="zh_TW" w:bidi="zh_TW"/>
+        </w:rPr>
+        <w:t>），並且指向基督（</w:t>
+      </w:r>
+      <w:hyperlink r:id="rId130">
+        <w:r>
+          <w:rPr>
+            <w:lang w:val="zh_TW" w:bidi="zh_TW"/>
+          </w:rPr>
+          <w:rPr>
+            <w:color w:val="0000EE"/>
+            <w:u w:val="single"/>
+          </w:rPr>
+          <w:t>林前7章</w:t>
+        </w:r>
+      </w:hyperlink>
+      <w:r>
+        <w:rPr>
+          <w:lang w:val="zh_TW" w:bidi="zh_TW"/>
+        </w:rPr>
+        <w:t>，</w:t>
+      </w:r>
+      <w:hyperlink r:id="rId131">
+        <w:r>
+          <w:rPr>
+            <w:lang w:val="zh_TW" w:bidi="zh_TW"/>
+          </w:rPr>
+          <w:rPr>
+            <w:color w:val="0000EE"/>
+            <w:u w:val="single"/>
+          </w:rPr>
+          <w:t>16:22</w:t>
+        </w:r>
+      </w:hyperlink>
+      <w:r>
+        <w:rPr>
+          <w:lang w:val="zh_TW" w:bidi="zh_TW"/>
+        </w:rPr>
+        <w:t>；</w:t>
+      </w:r>
+      <w:hyperlink r:id="rId132">
+        <w:r>
+          <w:rPr>
+            <w:lang w:val="zh_TW" w:bidi="zh_TW"/>
+          </w:rPr>
+          <w:rPr>
+            <w:color w:val="0000EE"/>
+            <w:u w:val="single"/>
+          </w:rPr>
+          <w:t>弗6:24</w:t>
+        </w:r>
+      </w:hyperlink>
+      <w:r>
+        <w:rPr>
+          <w:lang w:val="zh_TW" w:bidi="zh_TW"/>
+        </w:rPr>
+        <w:t>）和他人，我們因著基督的緣故來愛他們。</w:t>
+      </w:r>
+    </w:p>
+    <w:p>
+      <w:pPr>
+        <w:pStyle w:val="Heading4"/>
+      </w:pPr>
+      <w:r>
+        <w:rPr>
+          <w:lang w:val="zh_TW" w:bidi="zh_TW"/>
+        </w:rPr>
+        <w:t>在約翰的著作中</w:t>
+      </w:r>
+    </w:p>
+    <w:p>
+      <w:pPr/>
+      <w:r>
+        <w:rPr>
+          <w:lang w:val="zh_TW" w:bidi="zh_TW"/>
+        </w:rPr>
+      </w:r>
+      <w:r>
+        <w:rPr>
+          <w:lang w:val="zh_TW" w:bidi="zh_TW"/>
+        </w:rPr>
+        <w:t>約翰後來回憶並反思的內容，構成了聖經中關於愛的教導的冠冕。對約翰來說，愛是所有事情的基礎——「神愛世人」（</w:t>
+      </w:r>
+      <w:hyperlink r:id="rId133">
+        <w:r>
+          <w:rPr>
+            <w:lang w:val="zh_TW" w:bidi="zh_TW"/>
+          </w:rPr>
+          <w:rPr>
+            <w:color w:val="0000EE"/>
+            <w:u w:val="single"/>
+          </w:rPr>
+          <w:t>約3:16</w:t>
+        </w:r>
+      </w:hyperlink>
+      <w:r>
+        <w:rPr>
+          <w:lang w:val="zh_TW" w:bidi="zh_TW"/>
+        </w:rPr>
+        <w:t>，</w:t>
+      </w:r>
+      <w:hyperlink r:id="rId134">
+        <w:r>
+          <w:rPr>
+            <w:lang w:val="zh_TW" w:bidi="zh_TW"/>
+          </w:rPr>
+          <w:rPr>
+            <w:color w:val="0000EE"/>
+            <w:u w:val="single"/>
+          </w:rPr>
+          <w:t>16:27</w:t>
+        </w:r>
+      </w:hyperlink>
+      <w:r>
+        <w:rPr>
+          <w:lang w:val="zh_TW" w:bidi="zh_TW"/>
+        </w:rPr>
+        <w:t>，</w:t>
+      </w:r>
+      <w:hyperlink r:id="rId135">
+        <w:r>
+          <w:rPr>
+            <w:lang w:val="zh_TW" w:bidi="zh_TW"/>
+          </w:rPr>
+          <w:rPr>
+            <w:color w:val="0000EE"/>
+            <w:u w:val="single"/>
+          </w:rPr>
+          <w:t>17:23</w:t>
+        </w:r>
+      </w:hyperlink>
+      <w:r>
+        <w:rPr>
+          <w:lang w:val="zh_TW" w:bidi="zh_TW"/>
+        </w:rPr>
+        <w:t>）。這就是我們認識愛的根本：基督為我們捨命（</w:t>
+      </w:r>
+      <w:hyperlink r:id="rId136">
+        <w:r>
+          <w:rPr>
+            <w:lang w:val="zh_TW" w:bidi="zh_TW"/>
+          </w:rPr>
+          <w:rPr>
+            <w:color w:val="0000EE"/>
+            <w:u w:val="single"/>
+          </w:rPr>
+          <w:t>約一3:16</w:t>
+        </w:r>
+      </w:hyperlink>
+      <w:r>
+        <w:rPr>
+          <w:lang w:val="zh_TW" w:bidi="zh_TW"/>
+        </w:rPr>
+        <w:t>）。父、子和門徒之間的相互的愛，一定是基督教的基本事實，因為神自己就是愛（</w:t>
+      </w:r>
+      <w:hyperlink r:id="rId137">
+        <w:r>
+          <w:rPr>
+            <w:lang w:val="zh_TW" w:bidi="zh_TW"/>
+          </w:rPr>
+          <w:rPr>
+            <w:color w:val="0000EE"/>
+            <w:u w:val="single"/>
+          </w:rPr>
+          <w:t>4:8、16</w:t>
+        </w:r>
+      </w:hyperlink>
+      <w:r>
+        <w:rPr>
+          <w:lang w:val="zh_TW" w:bidi="zh_TW"/>
+        </w:rPr>
+        <w:t>）。</w:t>
+      </w:r>
+    </w:p>
+    <w:p>
+      <w:pPr/>
+      <w:r>
+        <w:rPr>
+          <w:lang w:val="zh_TW" w:bidi="zh_TW"/>
+        </w:rPr>
+      </w:r>
+      <w:r>
+        <w:rPr>
+          <w:lang w:val="zh_TW" w:bidi="zh_TW"/>
+        </w:rPr>
+        <w:t>我們藉著道成肉身和十字架知道這一點（</w:t>
+      </w:r>
+      <w:hyperlink r:id="rId138">
+        <w:r>
+          <w:rPr>
+            <w:lang w:val="zh_TW" w:bidi="zh_TW"/>
+          </w:rPr>
+          <w:rPr>
+            <w:color w:val="0000EE"/>
+            <w:u w:val="single"/>
+          </w:rPr>
+          <w:t>約一4:9–10</w:t>
+        </w:r>
+      </w:hyperlink>
+      <w:r>
+        <w:rPr>
+          <w:lang w:val="zh_TW" w:bidi="zh_TW"/>
+        </w:rPr>
+        <w:t>）。因此我們知道並相信神對我們的愛，這愛本身是神聖的（「屬於神」）。因此，「凡有愛心的，都是由神而生」。「沒有愛心的，就不認識神」。 這樣的人「在黑暗裡」，「不屬神」，並且「仍然在死亡中」。 從來沒有人見過神；然而「我們若彼此相愛……神就住在我們裡面」，我們也住在神裡面。</w:t>
+      </w:r>
+    </w:p>
+    <w:p>
+      <w:pPr/>
+      <w:r>
+        <w:rPr>
+          <w:lang w:val="zh_TW" w:bidi="zh_TW"/>
+        </w:rPr>
+      </w:r>
+      <w:r>
+        <w:rPr>
+          <w:lang w:val="zh_TW" w:bidi="zh_TW"/>
+        </w:rPr>
+        <w:t>神的愛因此是優先且原初的；如果我們有愛，是「因為神先愛我們」。我們的愛首先是指向神的，約翰在對這種向神的愛進行測試時顯得特別徹底和嚴謹。它要求我們「不要愛世界」、「遵守他的話語和誡命」，我們要愛我們的基督徒弟兄姊妹。這是我們從基督那裡接受的誡命：「愛神的，也當愛弟兄」，因為「神既是這樣愛我們，我們也當彼此相愛」。約翰用12次強調了彼此忠誠和相愛的責任。的確，如果一個人對他的弟兄或姊妹關上心門，「愛神的心怎能存在他裡面呢？」</w:t>
+      </w:r>
+    </w:p>
+    <w:p>
+      <w:pPr/>
+      <w:r>
+        <w:rPr>
+          <w:lang w:val="zh_TW" w:bidi="zh_TW"/>
+        </w:rPr>
+      </w:r>
+      <w:r>
+        <w:rPr>
+          <w:lang w:val="zh_TW" w:bidi="zh_TW"/>
+        </w:rPr>
+        <w:t>這種對基督徒之間的互愛的強調，被認為是耶穌所要求的愛的一個嚴重限制。「你的弟兄」似乎取代了「你的鄰舍」。在這方面，耶穌在樓上（upper room，又稱為「樓房講論」）所給的誡命（</w:t>
+      </w:r>
+      <w:hyperlink r:id="rId139">
+        <w:r>
+          <w:rPr>
+            <w:lang w:val="zh_TW" w:bidi="zh_TW"/>
+          </w:rPr>
+          <w:rPr>
+            <w:color w:val="0000EE"/>
+            <w:u w:val="single"/>
+          </w:rPr>
+          <w:t>約13:34</w:t>
+        </w:r>
+      </w:hyperlink>
+      <w:r>
+        <w:rPr>
+          <w:lang w:val="zh_TW" w:bidi="zh_TW"/>
+        </w:rPr>
+        <w:t>）與在</w:t>
+      </w:r>
+      <w:hyperlink r:id="rId140">
+        <w:r>
+          <w:rPr>
+            <w:lang w:val="zh_TW" w:bidi="zh_TW"/>
+          </w:rPr>
+          <w:rPr>
+            <w:color w:val="0000EE"/>
+            <w:u w:val="single"/>
+          </w:rPr>
+          <w:t>馬太福音二十二章39節</w:t>
+        </w:r>
+      </w:hyperlink>
+      <w:r>
+        <w:rPr>
+          <w:lang w:val="zh_TW" w:bidi="zh_TW"/>
+        </w:rPr>
+        <w:t>（引用</w:t>
+      </w:r>
       <w:hyperlink r:id="rId105">
         <w:r>
           <w:rPr>
@@ -3521,25 +4694,93 @@
             <w:color w:val="0000EE"/>
             <w:u w:val="single"/>
           </w:rPr>
-          <w:t>林前12:27–13:13</w:t>
-        </w:r>
-      </w:hyperlink>
-      <w:r>
-        <w:rPr>
-          <w:lang w:val="zh_TW" w:bidi="zh_TW"/>
-        </w:rPr>
-        <w:t>；參</w:t>
-      </w:r>
-      <w:hyperlink r:id="rId106">
-        <w:r>
-          <w:rPr>
-            <w:lang w:val="zh_TW" w:bidi="zh_TW"/>
-          </w:rPr>
-          <w:rPr>
-            <w:color w:val="0000EE"/>
-            <w:u w:val="single"/>
-          </w:rPr>
-          <w:t>羅5:5</w:t>
+          <w:t>利19:18</w:t>
+        </w:r>
+      </w:hyperlink>
+      <w:r>
+        <w:rPr>
+          <w:lang w:val="zh_TW" w:bidi="zh_TW"/>
+        </w:rPr>
+        <w:t>）所給的誡命相比是「新的」，而當時的情況也解釋了為何如此。耶穌被出賣的那夜，被周圍世界的敵意、即將來臨的十字架刑罰和猶大的背叛所籠罩著。所有的未來都取決於11個門徒在社會壓力下的相互忠誠。到約翰寫書信的時候，新的背叛已經撕裂了教會。一種被稱為諾斯底主義的歪曲了的福音，本質上是知識主義和自負的，「不顧愛」（伊格那丟〔Ignatius〕），已經引誘了領袖和信徒（</w:t>
+      </w:r>
+      <w:hyperlink r:id="rId141">
+        <w:r>
+          <w:rPr>
+            <w:lang w:val="zh_TW" w:bidi="zh_TW"/>
+          </w:rPr>
+          <w:rPr>
+            <w:color w:val="0000EE"/>
+            <w:u w:val="single"/>
+          </w:rPr>
+          <w:t>約一2:19、26</w:t>
+        </w:r>
+      </w:hyperlink>
+      <w:r>
+        <w:rPr>
+          <w:lang w:val="zh_TW" w:bidi="zh_TW"/>
+        </w:rPr>
+        <w:t>）。彼此的忠誠再次顯得至關重要，約翰特意寫信以鞏固和維持使徒的團契（</w:t>
+      </w:r>
+      <w:hyperlink r:id="rId142">
+        <w:r>
+          <w:rPr>
+            <w:lang w:val="zh_TW" w:bidi="zh_TW"/>
+          </w:rPr>
+          <w:rPr>
+            <w:color w:val="0000EE"/>
+            <w:u w:val="single"/>
+          </w:rPr>
+          <w:t>約一1:3</w:t>
+        </w:r>
+      </w:hyperlink>
+      <w:r>
+        <w:rPr>
+          <w:lang w:val="zh_TW" w:bidi="zh_TW"/>
+        </w:rPr>
+        <w:t>）。</w:t>
+      </w:r>
+    </w:p>
+    <w:p>
+      <w:pPr/>
+      <w:r>
+        <w:rPr>
+          <w:lang w:val="zh_TW" w:bidi="zh_TW"/>
+        </w:rPr>
+      </w:r>
+      <w:r>
+        <w:rPr>
+          <w:lang w:val="zh_TW" w:bidi="zh_TW"/>
+        </w:rPr>
+        <w:t>然而，對基督徒弟兄的愛並不是排外的，而是引向更廣泛的愛（參</w:t>
+      </w:r>
+      <w:hyperlink r:id="rId143">
+        <w:r>
+          <w:rPr>
+            <w:lang w:val="zh_TW" w:bidi="zh_TW"/>
+          </w:rPr>
+          <w:rPr>
+            <w:color w:val="0000EE"/>
+            <w:u w:val="single"/>
+          </w:rPr>
+          <w:t>彼後1:7</w:t>
+        </w:r>
+      </w:hyperlink>
+      <w:r>
+        <w:rPr>
+          <w:lang w:val="zh_TW" w:bidi="zh_TW"/>
+        </w:rPr>
+        <w:t>）。約翰堅持神愛世人（</w:t>
+      </w:r>
+      <w:hyperlink r:id="rId133">
+        <w:r>
+          <w:rPr>
+            <w:lang w:val="zh_TW" w:bidi="zh_TW"/>
+          </w:rPr>
+          <w:rPr>
+            <w:color w:val="0000EE"/>
+            <w:u w:val="single"/>
+          </w:rPr>
+          <w:t>約3:16</w:t>
         </w:r>
       </w:hyperlink>
       <w:r>
@@ -3548,41 +4789,59 @@
         </w:rPr>
         <w:t>；</w:t>
       </w:r>
-      <w:hyperlink r:id="rId107">
-        <w:r>
-          <w:rPr>
-            <w:lang w:val="zh_TW" w:bidi="zh_TW"/>
-          </w:rPr>
-          <w:rPr>
-            <w:color w:val="0000EE"/>
-            <w:u w:val="single"/>
-          </w:rPr>
-          <w:t>加5:22</w:t>
-        </w:r>
-      </w:hyperlink>
-      <w:r>
-        <w:rPr>
-          <w:lang w:val="zh_TW" w:bidi="zh_TW"/>
-        </w:rPr>
-        <w:t>）。在這裡，他還將愛與在哥林多所推崇的其它五種宗教熱情表達方式作對比，以顯示沒有愛的每一種熱情表達方式都是徒勞的（(</w:t>
-      </w:r>
-      <w:hyperlink r:id="rId108">
-        <w:r>
-          <w:rPr>
-            <w:lang w:val="zh_TW" w:bidi="zh_TW"/>
-          </w:rPr>
-          <w:rPr>
-            <w:color w:val="0000EE"/>
-            <w:u w:val="single"/>
-          </w:rPr>
-          <w:t>林前13:1–3</w:t>
-        </w:r>
-      </w:hyperlink>
-      <w:r>
-        <w:rPr>
-          <w:lang w:val="zh_TW" w:bidi="zh_TW"/>
-        </w:rPr>
-        <w:t>）。在本章的結尾，保羅將愛與信心和盼望（兩個宗教經驗中持久的元素）作比較，並宣告愛是最大的。</w:t>
+      <w:hyperlink r:id="rId144">
+        <w:r>
+          <w:rPr>
+            <w:lang w:val="zh_TW" w:bidi="zh_TW"/>
+          </w:rPr>
+          <w:rPr>
+            <w:color w:val="0000EE"/>
+            <w:u w:val="single"/>
+          </w:rPr>
+          <w:t>約一2:2</w:t>
+        </w:r>
+      </w:hyperlink>
+      <w:r>
+        <w:rPr>
+          <w:lang w:val="zh_TW" w:bidi="zh_TW"/>
+        </w:rPr>
+        <w:t>，</w:t>
+      </w:r>
+      <w:hyperlink r:id="rId145">
+        <w:r>
+          <w:rPr>
+            <w:lang w:val="zh_TW" w:bidi="zh_TW"/>
+          </w:rPr>
+          <w:rPr>
+            <w:color w:val="0000EE"/>
+            <w:u w:val="single"/>
+          </w:rPr>
+          <w:t>4:14</w:t>
+        </w:r>
+      </w:hyperlink>
+      <w:r>
+        <w:rPr>
+          <w:lang w:val="zh_TW" w:bidi="zh_TW"/>
+        </w:rPr>
+        <w:t>）。此外，如果愛在基督徒團契內失敗，它在團契之外肯定不會蓬勃發展，而是會消失在空洞的隻言片語中（</w:t>
+      </w:r>
+      <w:hyperlink r:id="rId146">
+        <w:r>
+          <w:rPr>
+            <w:lang w:val="zh_TW" w:bidi="zh_TW"/>
+          </w:rPr>
+          <w:rPr>
+            <w:color w:val="0000EE"/>
+            <w:u w:val="single"/>
+          </w:rPr>
+          <w:t>約一3:18</w:t>
+        </w:r>
+      </w:hyperlink>
+      <w:r>
+        <w:rPr>
+          <w:lang w:val="zh_TW" w:bidi="zh_TW"/>
+        </w:rPr>
+        <w:t>）。</w:t>
       </w:r>
     </w:p>
     <w:p>
@@ -3596,68 +4855,18 @@
         <w:rPr>
           <w:lang w:val="zh_TW" w:bidi="zh_TW"/>
         </w:rPr>
-        <w:t>保羅對愛在行為中的描述包括慷慨、憐憫和款待；避免報復；同情；與他人一同喜樂；分擔軟弱、羞恥或需要；恢復、支持和造就他人，給予他們一切的榮譽、善良、寬恕、鼓勵；克制批評，即使是對分裂的、過於謹慎的「軟弱弟兄」的批評——這個清單幾乎是無窮無盡的。更普遍地說，愛是一種活動的品質、一種思考的品質和一種受苦的品質（</w:t>
-      </w:r>
-      <w:hyperlink r:id="rId109">
-        <w:r>
-          <w:rPr>
-            <w:lang w:val="zh_TW" w:bidi="zh_TW"/>
-          </w:rPr>
-          <w:rPr>
-            <w:color w:val="0000EE"/>
-            <w:u w:val="single"/>
-          </w:rPr>
-          <w:t>林前13:4–8</w:t>
-        </w:r>
-      </w:hyperlink>
-      <w:r>
-        <w:rPr>
-          <w:lang w:val="zh_TW" w:bidi="zh_TW"/>
-        </w:rPr>
-        <w:t>）。簡言之，愛不做傷害別人的事，也不遺漏任何善事；它是神的律法。</w:t>
-      </w:r>
-    </w:p>
-    <w:p>
-      <w:pPr/>
-      <w:r>
-        <w:rPr>
-          <w:lang w:val="zh_TW" w:bidi="zh_TW"/>
-        </w:rPr>
-      </w:r>
-      <w:r>
-        <w:rPr>
-          <w:lang w:val="zh_TW" w:bidi="zh_TW"/>
-        </w:rPr>
-        <w:t>依據保羅的說法，神向我們顯明了祂的愛是因著基督為我們死。因著祂的大愛，使我們在基督裡活著；我們在這愛中生活，靠著它我們得勝，沒有什麼能使我們與這愛隔絕（</w:t>
-      </w:r>
-      <w:hyperlink r:id="rId110">
-        <w:r>
-          <w:rPr>
-            <w:lang w:val="zh_TW" w:bidi="zh_TW"/>
-          </w:rPr>
-          <w:rPr>
-            <w:color w:val="0000EE"/>
-            <w:u w:val="single"/>
-          </w:rPr>
-          <w:t>羅5:8</w:t>
-        </w:r>
-      </w:hyperlink>
-      <w:r>
-        <w:rPr>
-          <w:lang w:val="zh_TW" w:bidi="zh_TW"/>
-        </w:rPr>
-        <w:t>，</w:t>
-      </w:r>
-      <w:hyperlink r:id="rId111">
-        <w:r>
-          <w:rPr>
-            <w:lang w:val="zh_TW" w:bidi="zh_TW"/>
-          </w:rPr>
-          <w:rPr>
-            <w:color w:val="0000EE"/>
-            <w:u w:val="single"/>
-          </w:rPr>
-          <w:t>8:32–39</w:t>
+        <w:t>在反駁諾斯底基督教的無愛自負時，約翰關心的是愛神和愛人的基本命令，因為這是真正基督徒生活的標準和終極目標。因此，他並未詳細描述愛的多方面表達。對於愛的行動描述，他想起了基督關於「遵守命令」和「捨命」犧牲的話（</w:t>
+      </w:r>
+      <w:hyperlink r:id="rId147">
+        <w:r>
+          <w:rPr>
+            <w:lang w:val="zh_TW" w:bidi="zh_TW"/>
+          </w:rPr>
+          <w:rPr>
+            <w:color w:val="0000EE"/>
+            <w:u w:val="single"/>
+          </w:rPr>
+          <w:t>約15:10、13</w:t>
         </w:r>
       </w:hyperlink>
       <w:r>
@@ -3666,230 +4875,7 @@
         </w:rPr>
         <w:t>；</w:t>
       </w:r>
-      <w:hyperlink r:id="rId112">
-        <w:r>
-          <w:rPr>
-            <w:lang w:val="zh_TW" w:bidi="zh_TW"/>
-          </w:rPr>
-          <w:rPr>
-            <w:color w:val="0000EE"/>
-            <w:u w:val="single"/>
-          </w:rPr>
-          <w:t>林後13:14</w:t>
-        </w:r>
-      </w:hyperlink>
-      <w:r>
-        <w:rPr>
-          <w:lang w:val="zh_TW" w:bidi="zh_TW"/>
-        </w:rPr>
-        <w:t>；</w:t>
-      </w:r>
-      <w:hyperlink r:id="rId113">
-        <w:r>
-          <w:rPr>
-            <w:lang w:val="zh_TW" w:bidi="zh_TW"/>
-          </w:rPr>
-          <w:rPr>
-            <w:color w:val="0000EE"/>
-            <w:u w:val="single"/>
-          </w:rPr>
-          <w:t>弗2:4</w:t>
-        </w:r>
-      </w:hyperlink>
-      <w:r>
-        <w:rPr>
-          <w:lang w:val="zh_TW" w:bidi="zh_TW"/>
-        </w:rPr>
-        <w:t>；</w:t>
-      </w:r>
-      <w:hyperlink r:id="rId114">
-        <w:r>
-          <w:rPr>
-            <w:lang w:val="zh_TW" w:bidi="zh_TW"/>
-          </w:rPr>
-          <w:rPr>
-            <w:color w:val="0000EE"/>
-            <w:u w:val="single"/>
-          </w:rPr>
-          <w:t>帖後2:16</w:t>
-        </w:r>
-      </w:hyperlink>
-      <w:r>
-        <w:rPr>
-          <w:lang w:val="zh_TW" w:bidi="zh_TW"/>
-        </w:rPr>
-        <w:t>；</w:t>
-      </w:r>
-      <w:hyperlink r:id="rId115">
-        <w:r>
-          <w:rPr>
-            <w:lang w:val="zh_TW" w:bidi="zh_TW"/>
-          </w:rPr>
-          <w:rPr>
-            <w:color w:val="0000EE"/>
-            <w:u w:val="single"/>
-          </w:rPr>
-          <w:t>多3:4–5</w:t>
-        </w:r>
-      </w:hyperlink>
-      <w:r>
-        <w:rPr>
-          <w:lang w:val="zh_TW" w:bidi="zh_TW"/>
-        </w:rPr>
-        <w:t>）。我們的愛反映了最初「澆灌在我們心裡」的愛（</w:t>
-      </w:r>
-      <w:hyperlink r:id="rId106">
-        <w:r>
-          <w:rPr>
-            <w:lang w:val="zh_TW" w:bidi="zh_TW"/>
-          </w:rPr>
-          <w:rPr>
-            <w:color w:val="0000EE"/>
-            <w:u w:val="single"/>
-          </w:rPr>
-          <w:t>羅5:5</w:t>
-        </w:r>
-      </w:hyperlink>
-      <w:r>
-        <w:rPr>
-          <w:lang w:val="zh_TW" w:bidi="zh_TW"/>
-        </w:rPr>
-        <w:t>），並且指向基督（</w:t>
-      </w:r>
-      <w:hyperlink r:id="rId116">
-        <w:r>
-          <w:rPr>
-            <w:lang w:val="zh_TW" w:bidi="zh_TW"/>
-          </w:rPr>
-          <w:rPr>
-            <w:color w:val="0000EE"/>
-            <w:u w:val="single"/>
-          </w:rPr>
-          <w:t>林前7章</w:t>
-        </w:r>
-      </w:hyperlink>
-      <w:r>
-        <w:rPr>
-          <w:lang w:val="zh_TW" w:bidi="zh_TW"/>
-        </w:rPr>
-        <w:t>，</w:t>
-      </w:r>
-      <w:hyperlink r:id="rId117">
-        <w:r>
-          <w:rPr>
-            <w:lang w:val="zh_TW" w:bidi="zh_TW"/>
-          </w:rPr>
-          <w:rPr>
-            <w:color w:val="0000EE"/>
-            <w:u w:val="single"/>
-          </w:rPr>
-          <w:t>16:22</w:t>
-        </w:r>
-      </w:hyperlink>
-      <w:r>
-        <w:rPr>
-          <w:lang w:val="zh_TW" w:bidi="zh_TW"/>
-        </w:rPr>
-        <w:t>；</w:t>
-      </w:r>
-      <w:hyperlink r:id="rId118">
-        <w:r>
-          <w:rPr>
-            <w:lang w:val="zh_TW" w:bidi="zh_TW"/>
-          </w:rPr>
-          <w:rPr>
-            <w:color w:val="0000EE"/>
-            <w:u w:val="single"/>
-          </w:rPr>
-          <w:t>弗6:24</w:t>
-        </w:r>
-      </w:hyperlink>
-      <w:r>
-        <w:rPr>
-          <w:lang w:val="zh_TW" w:bidi="zh_TW"/>
-        </w:rPr>
-        <w:t>）和他人，我們因著基督的緣故來愛他們。</w:t>
-      </w:r>
-    </w:p>
-    <w:p>
-      <w:pPr>
-        <w:pStyle w:val="Heading4"/>
-      </w:pPr>
-      <w:r>
-        <w:rPr>
-          <w:lang w:val="zh_TW" w:bidi="zh_TW"/>
-        </w:rPr>
-        <w:t>在約翰的著作中</w:t>
-      </w:r>
-    </w:p>
-    <w:p>
-      <w:pPr/>
-      <w:r>
-        <w:rPr>
-          <w:lang w:val="zh_TW" w:bidi="zh_TW"/>
-        </w:rPr>
-      </w:r>
-      <w:r>
-        <w:rPr>
-          <w:lang w:val="zh_TW" w:bidi="zh_TW"/>
-        </w:rPr>
-        <w:t>約翰後來回憶並反思的內容，構成了聖經中關於愛的教導的冠冕。對約翰來說，愛是所有事情的基礎——「神愛世人」（</w:t>
-      </w:r>
-      <w:hyperlink r:id="rId119">
-        <w:r>
-          <w:rPr>
-            <w:lang w:val="zh_TW" w:bidi="zh_TW"/>
-          </w:rPr>
-          <w:rPr>
-            <w:color w:val="0000EE"/>
-            <w:u w:val="single"/>
-          </w:rPr>
-          <w:t>約3:16</w:t>
-        </w:r>
-      </w:hyperlink>
-      <w:r>
-        <w:rPr>
-          <w:lang w:val="zh_TW" w:bidi="zh_TW"/>
-        </w:rPr>
-        <w:t>，</w:t>
-      </w:r>
-      <w:hyperlink r:id="rId120">
-        <w:r>
-          <w:rPr>
-            <w:lang w:val="zh_TW" w:bidi="zh_TW"/>
-          </w:rPr>
-          <w:rPr>
-            <w:color w:val="0000EE"/>
-            <w:u w:val="single"/>
-          </w:rPr>
-          <w:t>16:27</w:t>
-        </w:r>
-      </w:hyperlink>
-      <w:r>
-        <w:rPr>
-          <w:lang w:val="zh_TW" w:bidi="zh_TW"/>
-        </w:rPr>
-        <w:t>，</w:t>
-      </w:r>
-      <w:hyperlink r:id="rId121">
-        <w:r>
-          <w:rPr>
-            <w:lang w:val="zh_TW" w:bidi="zh_TW"/>
-          </w:rPr>
-          <w:rPr>
-            <w:color w:val="0000EE"/>
-            <w:u w:val="single"/>
-          </w:rPr>
-          <w:t>17:23</w:t>
-        </w:r>
-      </w:hyperlink>
-      <w:r>
-        <w:rPr>
-          <w:lang w:val="zh_TW" w:bidi="zh_TW"/>
-        </w:rPr>
-        <w:t>）。這就是我們認識愛的根本：基督為我們捨命（</w:t>
-      </w:r>
-      <w:hyperlink r:id="rId122">
+      <w:hyperlink r:id="rId136">
         <w:r>
           <w:rPr>
             <w:lang w:val="zh_TW" w:bidi="zh_TW"/>
@@ -3905,331 +4891,9 @@
         <w:rPr>
           <w:lang w:val="zh_TW" w:bidi="zh_TW"/>
         </w:rPr>
-        <w:t>）。父、子和門徒之間的相互的愛，一定是基督教的基本事實，因為神自己就是愛（</w:t>
-      </w:r>
-      <w:hyperlink r:id="rId123">
-        <w:r>
-          <w:rPr>
-            <w:lang w:val="zh_TW" w:bidi="zh_TW"/>
-          </w:rPr>
-          <w:rPr>
-            <w:color w:val="0000EE"/>
-            <w:u w:val="single"/>
-          </w:rPr>
-          <w:t>4:8、16</w:t>
-        </w:r>
-      </w:hyperlink>
-      <w:r>
-        <w:rPr>
-          <w:lang w:val="zh_TW" w:bidi="zh_TW"/>
-        </w:rPr>
-        <w:t>）。</w:t>
-      </w:r>
-    </w:p>
-    <w:p>
-      <w:pPr/>
-      <w:r>
-        <w:rPr>
-          <w:lang w:val="zh_TW" w:bidi="zh_TW"/>
-        </w:rPr>
-      </w:r>
-      <w:r>
-        <w:rPr>
-          <w:lang w:val="zh_TW" w:bidi="zh_TW"/>
-        </w:rPr>
-        <w:t>我們藉著道成肉身和十字架知道這一點（</w:t>
-      </w:r>
-      <w:hyperlink r:id="rId124">
-        <w:r>
-          <w:rPr>
-            <w:lang w:val="zh_TW" w:bidi="zh_TW"/>
-          </w:rPr>
-          <w:rPr>
-            <w:color w:val="0000EE"/>
-            <w:u w:val="single"/>
-          </w:rPr>
-          <w:t>約一4:9–10</w:t>
-        </w:r>
-      </w:hyperlink>
-      <w:r>
-        <w:rPr>
-          <w:lang w:val="zh_TW" w:bidi="zh_TW"/>
-        </w:rPr>
-        <w:t>）。因此我們知道並相信神對我們的愛，這愛本身是神聖的（「屬於神」）。因此，「凡有愛心的，都是由神而生」。「沒有愛心的，就不認識神」。 這樣的人「在黑暗裡」，「不屬神」，並且「仍然在死亡中」。 從來沒有人見過神；然而「我們若彼此相愛……神就住在我們裡面」，我們也住在神裡面。</w:t>
-      </w:r>
-    </w:p>
-    <w:p>
-      <w:pPr/>
-      <w:r>
-        <w:rPr>
-          <w:lang w:val="zh_TW" w:bidi="zh_TW"/>
-        </w:rPr>
-      </w:r>
-      <w:r>
-        <w:rPr>
-          <w:lang w:val="zh_TW" w:bidi="zh_TW"/>
-        </w:rPr>
-        <w:t>神的愛因此是優先且原初的；如果我們有愛，是「因為神先愛我們」。我們的愛首先是指向神的，約翰在對這種向神的愛進行測試時顯得特別徹底和嚴謹。它要求我們「不要愛世界」、「遵守他的話語和誡命」，我們要愛我們的基督徒弟兄姊妹。這是我們從基督那裡接受的誡命：「愛神的，也當愛弟兄」，因為「神既是這樣愛我們，我們也當彼此相愛」。約翰用12次強調了彼此忠誠和相愛的責任。的確，如果一個人對他的弟兄或姊妹關上心門，「愛神的心怎能存在他裡面呢？」</w:t>
-      </w:r>
-    </w:p>
-    <w:p>
-      <w:pPr/>
-      <w:r>
-        <w:rPr>
-          <w:lang w:val="zh_TW" w:bidi="zh_TW"/>
-        </w:rPr>
-      </w:r>
-      <w:r>
-        <w:rPr>
-          <w:lang w:val="zh_TW" w:bidi="zh_TW"/>
-        </w:rPr>
-        <w:t>這種對基督徒之間的互愛的強調，被認為是耶穌所要求的愛的一個嚴重限制。「你的弟兄」似乎取代了「你的鄰舍」。在這方面，耶穌在樓上（upper room，又稱為「樓房講論」）所給的誡命（</w:t>
-      </w:r>
-      <w:hyperlink r:id="rId125">
-        <w:r>
-          <w:rPr>
-            <w:lang w:val="zh_TW" w:bidi="zh_TW"/>
-          </w:rPr>
-          <w:rPr>
-            <w:color w:val="0000EE"/>
-            <w:u w:val="single"/>
-          </w:rPr>
-          <w:t>約13:34</w:t>
-        </w:r>
-      </w:hyperlink>
-      <w:r>
-        <w:rPr>
-          <w:lang w:val="zh_TW" w:bidi="zh_TW"/>
-        </w:rPr>
-        <w:t>）與在</w:t>
-      </w:r>
-      <w:hyperlink r:id="rId126">
-        <w:r>
-          <w:rPr>
-            <w:lang w:val="zh_TW" w:bidi="zh_TW"/>
-          </w:rPr>
-          <w:rPr>
-            <w:color w:val="0000EE"/>
-            <w:u w:val="single"/>
-          </w:rPr>
-          <w:t>馬太福音二十二章39節</w:t>
-        </w:r>
-      </w:hyperlink>
-      <w:r>
-        <w:rPr>
-          <w:lang w:val="zh_TW" w:bidi="zh_TW"/>
-        </w:rPr>
-        <w:t>（引用</w:t>
-      </w:r>
-      <w:hyperlink r:id="rId91">
-        <w:r>
-          <w:rPr>
-            <w:lang w:val="zh_TW" w:bidi="zh_TW"/>
-          </w:rPr>
-          <w:rPr>
-            <w:color w:val="0000EE"/>
-            <w:u w:val="single"/>
-          </w:rPr>
-          <w:t>利19:18</w:t>
-        </w:r>
-      </w:hyperlink>
-      <w:r>
-        <w:rPr>
-          <w:lang w:val="zh_TW" w:bidi="zh_TW"/>
-        </w:rPr>
-        <w:t>）所給的誡命相比是「新的」，而當時的情況也解釋了為何如此。耶穌被出賣的那夜，被周圍世界的敵意、即將來臨的十字架刑罰和猶大的背叛所籠罩著。所有的未來都取決於11個門徒在社會壓力下的相互忠誠。到約翰寫書信的時候，新的背叛已經撕裂了教會。一種被稱為諾斯底主義的歪曲了的福音，本質上是知識主義和自負的，「不顧愛」（伊格那丟〔Ignatius〕），已經引誘了領袖和信徒（</w:t>
-      </w:r>
-      <w:hyperlink r:id="rId127">
-        <w:r>
-          <w:rPr>
-            <w:lang w:val="zh_TW" w:bidi="zh_TW"/>
-          </w:rPr>
-          <w:rPr>
-            <w:color w:val="0000EE"/>
-            <w:u w:val="single"/>
-          </w:rPr>
-          <w:t>約一2:19、26</w:t>
-        </w:r>
-      </w:hyperlink>
-      <w:r>
-        <w:rPr>
-          <w:lang w:val="zh_TW" w:bidi="zh_TW"/>
-        </w:rPr>
-        <w:t>）。彼此的忠誠再次顯得至關重要，約翰特意寫信以鞏固和維持使徒的團契（</w:t>
-      </w:r>
-      <w:hyperlink r:id="rId128">
-        <w:r>
-          <w:rPr>
-            <w:lang w:val="zh_TW" w:bidi="zh_TW"/>
-          </w:rPr>
-          <w:rPr>
-            <w:color w:val="0000EE"/>
-            <w:u w:val="single"/>
-          </w:rPr>
-          <w:t>約一1:3</w:t>
-        </w:r>
-      </w:hyperlink>
-      <w:r>
-        <w:rPr>
-          <w:lang w:val="zh_TW" w:bidi="zh_TW"/>
-        </w:rPr>
-        <w:t>）。</w:t>
-      </w:r>
-    </w:p>
-    <w:p>
-      <w:pPr/>
-      <w:r>
-        <w:rPr>
-          <w:lang w:val="zh_TW" w:bidi="zh_TW"/>
-        </w:rPr>
-      </w:r>
-      <w:r>
-        <w:rPr>
-          <w:lang w:val="zh_TW" w:bidi="zh_TW"/>
-        </w:rPr>
-        <w:t>然而，對基督徒弟兄的愛並不是排外的，而是引向更廣泛的愛（參</w:t>
-      </w:r>
-      <w:hyperlink r:id="rId129">
-        <w:r>
-          <w:rPr>
-            <w:lang w:val="zh_TW" w:bidi="zh_TW"/>
-          </w:rPr>
-          <w:rPr>
-            <w:color w:val="0000EE"/>
-            <w:u w:val="single"/>
-          </w:rPr>
-          <w:t>彼後1:7</w:t>
-        </w:r>
-      </w:hyperlink>
-      <w:r>
-        <w:rPr>
-          <w:lang w:val="zh_TW" w:bidi="zh_TW"/>
-        </w:rPr>
-        <w:t>）。約翰堅持神愛世人（</w:t>
-      </w:r>
-      <w:hyperlink r:id="rId119">
-        <w:r>
-          <w:rPr>
-            <w:lang w:val="zh_TW" w:bidi="zh_TW"/>
-          </w:rPr>
-          <w:rPr>
-            <w:color w:val="0000EE"/>
-            <w:u w:val="single"/>
-          </w:rPr>
-          <w:t>約3:16</w:t>
-        </w:r>
-      </w:hyperlink>
-      <w:r>
-        <w:rPr>
-          <w:lang w:val="zh_TW" w:bidi="zh_TW"/>
-        </w:rPr>
-        <w:t>；</w:t>
-      </w:r>
-      <w:hyperlink r:id="rId130">
-        <w:r>
-          <w:rPr>
-            <w:lang w:val="zh_TW" w:bidi="zh_TW"/>
-          </w:rPr>
-          <w:rPr>
-            <w:color w:val="0000EE"/>
-            <w:u w:val="single"/>
-          </w:rPr>
-          <w:t>約一2:2</w:t>
-        </w:r>
-      </w:hyperlink>
-      <w:r>
-        <w:rPr>
-          <w:lang w:val="zh_TW" w:bidi="zh_TW"/>
-        </w:rPr>
-        <w:t>，</w:t>
-      </w:r>
-      <w:hyperlink r:id="rId131">
-        <w:r>
-          <w:rPr>
-            <w:lang w:val="zh_TW" w:bidi="zh_TW"/>
-          </w:rPr>
-          <w:rPr>
-            <w:color w:val="0000EE"/>
-            <w:u w:val="single"/>
-          </w:rPr>
-          <w:t>4:14</w:t>
-        </w:r>
-      </w:hyperlink>
-      <w:r>
-        <w:rPr>
-          <w:lang w:val="zh_TW" w:bidi="zh_TW"/>
-        </w:rPr>
-        <w:t>）。此外，如果愛在基督徒團契內失敗，它在團契之外肯定不會蓬勃發展，而是會消失在空洞的隻言片語中（</w:t>
-      </w:r>
-      <w:hyperlink r:id="rId132">
-        <w:r>
-          <w:rPr>
-            <w:lang w:val="zh_TW" w:bidi="zh_TW"/>
-          </w:rPr>
-          <w:rPr>
-            <w:color w:val="0000EE"/>
-            <w:u w:val="single"/>
-          </w:rPr>
-          <w:t>約一3:18</w:t>
-        </w:r>
-      </w:hyperlink>
-      <w:r>
-        <w:rPr>
-          <w:lang w:val="zh_TW" w:bidi="zh_TW"/>
-        </w:rPr>
-        <w:t>）。</w:t>
-      </w:r>
-    </w:p>
-    <w:p>
-      <w:pPr/>
-      <w:r>
-        <w:rPr>
-          <w:lang w:val="zh_TW" w:bidi="zh_TW"/>
-        </w:rPr>
-      </w:r>
-      <w:r>
-        <w:rPr>
-          <w:lang w:val="zh_TW" w:bidi="zh_TW"/>
-        </w:rPr>
-        <w:t>在反駁諾斯底基督教的無愛自負時，約翰關心的是愛神和愛人的基本命令，因為這是真正基督徒生活的標準和終極目標。因此，他並未詳細描述愛的多方面表達。對於愛的行動描述，他想起了基督關於「遵守命令」和「捨命」犧牲的話（</w:t>
-      </w:r>
-      <w:hyperlink r:id="rId133">
-        <w:r>
-          <w:rPr>
-            <w:lang w:val="zh_TW" w:bidi="zh_TW"/>
-          </w:rPr>
-          <w:rPr>
-            <w:color w:val="0000EE"/>
-            <w:u w:val="single"/>
-          </w:rPr>
-          <w:t>約15:10、13</w:t>
-        </w:r>
-      </w:hyperlink>
-      <w:r>
-        <w:rPr>
-          <w:lang w:val="zh_TW" w:bidi="zh_TW"/>
-        </w:rPr>
-        <w:t>；</w:t>
-      </w:r>
-      <w:hyperlink r:id="rId122">
-        <w:r>
-          <w:rPr>
-            <w:lang w:val="zh_TW" w:bidi="zh_TW"/>
-          </w:rPr>
-          <w:rPr>
-            <w:color w:val="0000EE"/>
-            <w:u w:val="single"/>
-          </w:rPr>
-          <w:t>約一3:16</w:t>
-        </w:r>
-      </w:hyperlink>
-      <w:r>
-        <w:rPr>
-          <w:lang w:val="zh_TW" w:bidi="zh_TW"/>
-        </w:rPr>
         <w:t>），約翰特別提到愛會體察到弟兄的需要，因此會分享世上的財物（見</w:t>
       </w:r>
-      <w:hyperlink r:id="rId134">
+      <w:hyperlink r:id="rId148">
         <w:r>
           <w:rPr>
             <w:lang w:val="zh_TW" w:bidi="zh_TW"/>
@@ -6237,6 +6901,12 @@
       <w:startOverride w:val="1"/>
     </w:lvlOverride>
   </w:num>
+  <w:num w:numId="15">
+    <w:abstractNumId w:val="3"/>
+    <w:lvlOverride w:ilvl="0">
+      <w:startOverride w:val="1"/>
+    </w:lvlOverride>
+  </w:num>
   <w:numIdMacAtCleanup w:val="10"/>
 </w:numbering>
 </file>

--- a/zht/docx/002.content.docx
+++ b/zht/docx/002.content.docx
@@ -19,7 +19,7 @@
         <w:rPr>
           <w:lang w:val="zh_TW" w:bidi="zh_TW"/>
         </w:rPr>
-        <w:t>Resource: Tyndale Open Bible Dictionary</w:t>
+        <w:t>Resource: Aquifer Open Bible Dictionary</w:t>
       </w:r>
       <w:r>
         <w:rPr>
@@ -112,7 +112,7 @@
         <w:rPr>
           <w:lang w:val="zh_TW" w:bidi="zh_TW"/>
         </w:rPr>
-        <w:t>Tyndale Open Bible Dictionary</w:t>
+        <w:t>Aquifer Open Bible Dictionary</w:t>
       </w:r>
     </w:p>
     <w:p>

--- a/zht/docx/002.content.docx
+++ b/zht/docx/002.content.docx
@@ -3008,6 +3008,72 @@
         <w:rPr>
           <w:lang w:val="zh_TW" w:bidi="zh_TW"/>
         </w:rPr>
+        <w:t>埃色</w:t>
+      </w:r>
+      <w:r>
+        <w:rPr>
+          <w:lang w:val="zh_TW" w:bidi="zh_TW"/>
+        </w:rPr>
+      </w:r>
+    </w:p>
+    <w:p>
+      <w:pPr/>
+      <w:r>
+        <w:rPr>
+          <w:lang w:val="zh_TW" w:bidi="zh_TW"/>
+        </w:rPr>
+      </w:r>
+      <w:r>
+        <w:rPr>
+          <w:lang w:val="zh_TW" w:bidi="zh_TW"/>
+        </w:rPr>
+        <w:t>以撒為僕人在基拉耳谷所挖的井的名字 （</w:t>
+      </w:r>
+      <w:hyperlink r:id="rId85">
+        <w:r>
+          <w:rPr>
+            <w:lang w:val="zh_TW" w:bidi="zh_TW"/>
+          </w:rPr>
+          <w:rPr>
+            <w:color w:val="0000EE"/>
+            <w:u w:val="single"/>
+          </w:rPr>
+          <w:t>創26:20</w:t>
+        </w:r>
+      </w:hyperlink>
+      <w:r>
+        <w:rPr>
+          <w:lang w:val="zh_TW" w:bidi="zh_TW"/>
+        </w:rPr>
+        <w:t>）。這名字的意思是「相爭」。基拉耳的牧人聲稱這口井屬於他們，因此以撒放棄了埃色井和另一口名叫西提拿的井，好讓基拉耳人容許他在那地和平居住。</w:t>
+      </w:r>
+      <w:r>
+        <w:rPr>
+          <w:lang w:val="zh_TW" w:bidi="zh_TW"/>
+        </w:rPr>
+      </w:r>
+      <w:r>
+        <w:rPr>
+          <w:lang w:val="zh_TW" w:bidi="zh_TW"/>
+        </w:rPr>
+      </w:r>
+    </w:p>
+    <w:p>
+      <w:pPr/>
+      <w:r>
+        <w:rPr>
+          <w:lang w:val="zh_TW" w:bidi="zh_TW"/>
+        </w:rPr>
+      </w:r>
+    </w:p>
+    <w:p>
+      <w:pPr>
+        <w:pStyle w:val="Heading2"/>
+      </w:pPr>
+      <w:r>
+        <w:rPr>
+          <w:lang w:val="zh_TW" w:bidi="zh_TW"/>
+        </w:rPr>
         <w:t>艾</w:t>
       </w:r>
       <w:r>
@@ -3023,7 +3089,7 @@
           <w:lang w:val="zh_TW" w:bidi="zh_TW"/>
         </w:rPr>
       </w:r>
-      <w:hyperlink r:id="rId85">
+      <w:hyperlink r:id="rId86">
         <w:r>
           <w:rPr>
             <w:lang w:val="zh_TW" w:bidi="zh_TW"/>
@@ -3041,6 +3107,91 @@
         </w:rPr>
         <w:t>和</w:t>
       </w:r>
+      <w:hyperlink r:id="rId87">
+        <w:r>
+          <w:rPr>
+            <w:lang w:val="zh_TW" w:bidi="zh_TW"/>
+          </w:rPr>
+          <w:rPr>
+            <w:color w:val="0000EE"/>
+            <w:u w:val="single"/>
+          </w:rPr>
+          <w:t>十三章3節</w:t>
+        </w:r>
+      </w:hyperlink>
+      <w:r>
+        <w:rPr>
+          <w:lang w:val="zh_TW" w:bidi="zh_TW"/>
+        </w:rPr>
+        <w:t>中出現的迦南城市，有些英文譯本譯作Hai。</w:t>
+      </w:r>
+      <w:r>
+        <w:rPr>
+          <w:i/>
+          <w:lang w:val="zh_TW" w:bidi="zh_TW"/>
+        </w:rPr>
+        <w:t>見</w:t>
+      </w:r>
+      <w:r>
+        <w:rPr>
+          <w:lang w:val="zh_TW" w:bidi="zh_TW"/>
+        </w:rPr>
+        <w:t>艾城</w:t>
+      </w:r>
+      <w:r>
+        <w:rPr>
+          <w:lang w:val="zh_TW" w:bidi="zh_TW"/>
+        </w:rPr>
+        <w:t>。</w:t>
+      </w:r>
+      <w:r>
+        <w:rPr>
+          <w:lang w:val="zh_TW" w:bidi="zh_TW"/>
+        </w:rPr>
+      </w:r>
+      <w:r>
+        <w:rPr>
+          <w:lang w:val="zh_TW" w:bidi="zh_TW"/>
+        </w:rPr>
+      </w:r>
+    </w:p>
+    <w:p>
+      <w:pPr/>
+      <w:r>
+        <w:rPr>
+          <w:lang w:val="zh_TW" w:bidi="zh_TW"/>
+        </w:rPr>
+      </w:r>
+    </w:p>
+    <w:p>
+      <w:pPr>
+        <w:pStyle w:val="Heading2"/>
+      </w:pPr>
+      <w:r>
+        <w:rPr>
+          <w:lang w:val="zh_TW" w:bidi="zh_TW"/>
+        </w:rPr>
+        <w:t>艾城</w:t>
+      </w:r>
+      <w:r>
+        <w:rPr>
+          <w:lang w:val="zh_TW" w:bidi="zh_TW"/>
+        </w:rPr>
+      </w:r>
+    </w:p>
+    <w:p>
+      <w:pPr/>
+      <w:r>
+        <w:rPr>
+          <w:lang w:val="zh_TW" w:bidi="zh_TW"/>
+        </w:rPr>
+      </w:r>
+      <w:r>
+        <w:rPr>
+          <w:lang w:val="zh_TW" w:bidi="zh_TW"/>
+        </w:rPr>
+        <w:t>一座迦南城，早在亞伯拉罕時代之前便已存在（</w:t>
+      </w:r>
       <w:hyperlink r:id="rId86">
         <w:r>
           <w:rPr>
@@ -3050,43 +3201,32 @@
             <w:color w:val="0000EE"/>
             <w:u w:val="single"/>
           </w:rPr>
-          <w:t>十三章3節</w:t>
-        </w:r>
-      </w:hyperlink>
-      <w:r>
-        <w:rPr>
-          <w:lang w:val="zh_TW" w:bidi="zh_TW"/>
-        </w:rPr>
-        <w:t>中出現的迦南城市，有些英文譯本譯作Hai。</w:t>
-      </w:r>
-      <w:r>
-        <w:rPr>
-          <w:i/>
-          <w:lang w:val="zh_TW" w:bidi="zh_TW"/>
-        </w:rPr>
-        <w:t>見</w:t>
-      </w:r>
-      <w:r>
-        <w:rPr>
-          <w:lang w:val="zh_TW" w:bidi="zh_TW"/>
-        </w:rPr>
-        <w:t>艾城</w:t>
-      </w:r>
-      <w:r>
-        <w:rPr>
-          <w:lang w:val="zh_TW" w:bidi="zh_TW"/>
-        </w:rPr>
-        <w:t>。</w:t>
-      </w:r>
-      <w:r>
-        <w:rPr>
-          <w:lang w:val="zh_TW" w:bidi="zh_TW"/>
-        </w:rPr>
-      </w:r>
-      <w:r>
-        <w:rPr>
-          <w:lang w:val="zh_TW" w:bidi="zh_TW"/>
-        </w:rPr>
+          <w:t>創12:8</w:t>
+        </w:r>
+      </w:hyperlink>
+      <w:r>
+        <w:rPr>
+          <w:lang w:val="zh_TW" w:bidi="zh_TW"/>
+        </w:rPr>
+        <w:t>；</w:t>
+      </w:r>
+      <w:hyperlink r:id="rId87">
+        <w:r>
+          <w:rPr>
+            <w:lang w:val="zh_TW" w:bidi="zh_TW"/>
+          </w:rPr>
+          <w:rPr>
+            <w:color w:val="0000EE"/>
+            <w:u w:val="single"/>
+          </w:rPr>
+          <w:t>13:3</w:t>
+        </w:r>
+      </w:hyperlink>
+      <w:r>
+        <w:rPr>
+          <w:lang w:val="zh_TW" w:bidi="zh_TW"/>
+        </w:rPr>
+        <w:t>）。「艾」的意思是「廢墟」，可能表示那裡是一處重要或顯眼的荒涼遺址。亞伯拉罕行經該地時，艾城與其他迦南城邑（如示劍、伯特利、耶路撒冷）的人並未攔阻他。或許亞伯拉罕曾與當地諸王交涉，表明自己來意和平；也可能因他隨行人眾，使迦南人不敢與之爭戰。</w:t>
       </w:r>
     </w:p>
     <w:p>
@@ -3096,87 +3236,13 @@
           <w:lang w:val="zh_TW" w:bidi="zh_TW"/>
         </w:rPr>
       </w:r>
-    </w:p>
-    <w:p>
-      <w:pPr>
-        <w:pStyle w:val="Heading2"/>
-      </w:pPr>
-      <w:r>
-        <w:rPr>
-          <w:lang w:val="zh_TW" w:bidi="zh_TW"/>
-        </w:rPr>
-        <w:t>艾城</w:t>
-      </w:r>
-      <w:r>
-        <w:rPr>
-          <w:lang w:val="zh_TW" w:bidi="zh_TW"/>
-        </w:rPr>
-      </w:r>
-    </w:p>
-    <w:p>
-      <w:pPr/>
-      <w:r>
-        <w:rPr>
-          <w:lang w:val="zh_TW" w:bidi="zh_TW"/>
-        </w:rPr>
-      </w:r>
-      <w:r>
-        <w:rPr>
-          <w:lang w:val="zh_TW" w:bidi="zh_TW"/>
-        </w:rPr>
-        <w:t>一座迦南城，早在亞伯拉罕時代之前便已存在（</w:t>
-      </w:r>
-      <w:hyperlink r:id="rId85">
-        <w:r>
-          <w:rPr>
-            <w:lang w:val="zh_TW" w:bidi="zh_TW"/>
-          </w:rPr>
-          <w:rPr>
-            <w:color w:val="0000EE"/>
-            <w:u w:val="single"/>
-          </w:rPr>
-          <w:t>創12:8</w:t>
-        </w:r>
-      </w:hyperlink>
-      <w:r>
-        <w:rPr>
-          <w:lang w:val="zh_TW" w:bidi="zh_TW"/>
-        </w:rPr>
-        <w:t>；</w:t>
-      </w:r>
-      <w:hyperlink r:id="rId86">
-        <w:r>
-          <w:rPr>
-            <w:lang w:val="zh_TW" w:bidi="zh_TW"/>
-          </w:rPr>
-          <w:rPr>
-            <w:color w:val="0000EE"/>
-            <w:u w:val="single"/>
-          </w:rPr>
-          <w:t>13:3</w:t>
-        </w:r>
-      </w:hyperlink>
-      <w:r>
-        <w:rPr>
-          <w:lang w:val="zh_TW" w:bidi="zh_TW"/>
-        </w:rPr>
-        <w:t>）。「艾」的意思是「廢墟」，可能表示那裡是一處重要或顯眼的荒涼遺址。亞伯拉罕行經該地時，艾城與其他迦南城邑（如示劍、伯特利、耶路撒冷）的人並未攔阻他。或許亞伯拉罕曾與當地諸王交涉，表明自己來意和平；也可能因他隨行人眾，使迦南人不敢與之爭戰。</w:t>
-      </w:r>
-    </w:p>
-    <w:p>
-      <w:pPr/>
-      <w:r>
-        <w:rPr>
-          <w:lang w:val="zh_TW" w:bidi="zh_TW"/>
-        </w:rPr>
-      </w:r>
       <w:r>
         <w:rPr>
           <w:lang w:val="zh_TW" w:bidi="zh_TW"/>
         </w:rPr>
         <w:t>後來約書亞率領以色列人進入迦南時，攻打艾城；這是他們征戰的第二座城。以色列人初次攻打艾城失敗，原因在於一名以色列人亞干違背上帝，私自取了耶利哥當滅之物。處置亞干後，以色列人再攻打艾城便獲勝（</w:t>
       </w:r>
-      <w:hyperlink r:id="rId87">
+      <w:hyperlink r:id="rId88">
         <w:r>
           <w:rPr>
             <w:lang w:val="zh_TW" w:bidi="zh_TW"/>
@@ -3194,7 +3260,7 @@
         </w:rPr>
         <w:t>）。約書亞擒拿艾城王，將其處死，並焚燒全城（</w:t>
       </w:r>
-      <w:hyperlink r:id="rId88">
+      <w:hyperlink r:id="rId89">
         <w:r>
           <w:rPr>
             <w:lang w:val="zh_TW" w:bidi="zh_TW"/>
@@ -3244,7 +3310,7 @@
         </w:rPr>
         <w:t>迦薩（Ayyah）位於以法蓮的村莊（</w:t>
       </w:r>
-      <w:hyperlink r:id="rId89">
+      <w:hyperlink r:id="rId90">
         <w:r>
           <w:rPr>
             <w:lang w:val="zh_TW" w:bidi="zh_TW"/>
@@ -3280,7 +3346,7 @@
         </w:rPr>
         <w:t>亞葉（Aiath）是亞述軍隊在前往耶路撒冷途中經過的村莊（</w:t>
       </w:r>
-      <w:hyperlink r:id="rId90">
+      <w:hyperlink r:id="rId91">
         <w:r>
           <w:rPr>
             <w:lang w:val="zh_TW" w:bidi="zh_TW"/>
@@ -3316,7 +3382,7 @@
         </w:rPr>
         <w:t>亞雅（Aija）是便雅憫支派的人在從被擄歸回後居住的村莊（</w:t>
       </w:r>
-      <w:hyperlink r:id="rId91">
+      <w:hyperlink r:id="rId92">
         <w:r>
           <w:rPr>
             <w:lang w:val="zh_TW" w:bidi="zh_TW"/>
@@ -3478,7 +3544,7 @@
         </w:rPr>
         <w:t>，也在雅歌中出現。希伯來文詞語hesed表達的是一種更高形式的愛，涉及忠誠、堅定和仁慈，有時被譯為「忠誠（loyalty，和合本譯為慈愛）」（</w:t>
       </w:r>
-      <w:hyperlink r:id="rId92">
+      <w:hyperlink r:id="rId93">
         <w:r>
           <w:rPr>
             <w:lang w:val="zh_TW" w:bidi="zh_TW"/>
@@ -3510,7 +3576,7 @@
         </w:rPr>
         <w:t>這個重要詞語的含義在</w:t>
       </w:r>
-      <w:hyperlink r:id="rId93">
+      <w:hyperlink r:id="rId94">
         <w:r>
           <w:rPr>
             <w:lang w:val="zh_TW" w:bidi="zh_TW"/>
@@ -3528,7 +3594,7 @@
         </w:rPr>
         <w:t>中表達得很清楚：「我必聘你永遠歸我為妻，以仁義、公平、慈愛、憐憫聘你歸我；也以誠實聘你歸我，你就必認識我─耶和華」；在</w:t>
       </w:r>
-      <w:hyperlink r:id="rId94">
+      <w:hyperlink r:id="rId95">
         <w:r>
           <w:rPr>
             <w:lang w:val="zh_TW" w:bidi="zh_TW"/>
@@ -3546,7 +3612,7 @@
         </w:rPr>
         <w:t>中，將慈愛與背叛作對比；以及在</w:t>
       </w:r>
-      <w:hyperlink r:id="rId95">
+      <w:hyperlink r:id="rId96">
         <w:r>
           <w:rPr>
             <w:lang w:val="zh_TW" w:bidi="zh_TW"/>
@@ -3564,7 +3630,7 @@
         </w:rPr>
         <w:t>中，提到立約的慈愛。神這種堅定不移、穩固的愛，與異教神祇那不可預測、反覆無常的情緒形成鮮明對比。Hesed不是對美、優點或仁慈的情感反應，而是一種道德態度，致力於他人的福祉，不論那個人是否可愛、有價值或有回應（見</w:t>
       </w:r>
-      <w:hyperlink r:id="rId96">
+      <w:hyperlink r:id="rId97">
         <w:r>
           <w:rPr>
             <w:lang w:val="zh_TW" w:bidi="zh_TW"/>
@@ -3596,7 +3662,7 @@
         </w:rPr>
         <w:t>這種持久的忠誠，根植於堅定不移的善意目的，可能是嚴厲的、決意要管教任性的子民，正如幾位先知所警告的。但神的愛不會改變。即使在被擄和失敗中，這愛仍以無限的耐心持續存在，既不縱容邪惡，也不放棄作惡者。這愛內含仁慈、溫柔和憐憫（</w:t>
       </w:r>
-      <w:hyperlink r:id="rId97">
+      <w:hyperlink r:id="rId98">
         <w:r>
           <w:rPr>
             <w:lang w:val="zh_TW" w:bidi="zh_TW"/>
@@ -3614,7 +3680,7 @@
         </w:rPr>
         <w:t>，</w:t>
       </w:r>
-      <w:hyperlink r:id="rId98">
+      <w:hyperlink r:id="rId99">
         <w:r>
           <w:rPr>
             <w:lang w:val="zh_TW" w:bidi="zh_TW"/>
@@ -3632,7 +3698,7 @@
         </w:rPr>
         <w:t>，</w:t>
       </w:r>
-      <w:hyperlink r:id="rId99">
+      <w:hyperlink r:id="rId100">
         <w:r>
           <w:rPr>
             <w:lang w:val="zh_TW" w:bidi="zh_TW"/>
@@ -3650,7 +3716,7 @@
         </w:rPr>
         <w:t>；</w:t>
       </w:r>
-      <w:hyperlink r:id="rId100">
+      <w:hyperlink r:id="rId101">
         <w:r>
           <w:rPr>
             <w:lang w:val="zh_TW" w:bidi="zh_TW"/>
@@ -3682,7 +3748,7 @@
         </w:rPr>
         <w:t>然而，神期待人有所回應。律法要求要全心全意地愛神，並感謝神對以色列的揀選和救贖（</w:t>
       </w:r>
-      <w:hyperlink r:id="rId101">
+      <w:hyperlink r:id="rId102">
         <w:r>
           <w:rPr>
             <w:lang w:val="zh_TW" w:bidi="zh_TW"/>
@@ -3700,7 +3766,7 @@
         </w:rPr>
         <w:t>）。這應該在敬拜中表現出來，尤其是在對待窮人、無助的人、寄居者、奴隸、寡婦以及所有受壓迫和殘酷對待的人時顯現出來。何西阿同樣期望人與人之間堅定的愛源於神對人的堅定不移的愛（</w:t>
       </w:r>
-      <w:hyperlink r:id="rId102">
+      <w:hyperlink r:id="rId103">
         <w:r>
           <w:rPr>
             <w:lang w:val="zh_TW" w:bidi="zh_TW"/>
@@ -3712,7 +3778,7 @@
           <w:t>何6:6，</w:t>
         </w:r>
       </w:hyperlink>
-      <w:hyperlink r:id="rId103">
+      <w:hyperlink r:id="rId104">
         <w:r>
           <w:rPr>
             <w:lang w:val="zh_TW" w:bidi="zh_TW"/>
@@ -3730,7 +3796,7 @@
         </w:rPr>
         <w:t>，</w:t>
       </w:r>
-      <w:hyperlink r:id="rId104">
+      <w:hyperlink r:id="rId105">
         <w:r>
           <w:rPr>
             <w:lang w:val="zh_TW" w:bidi="zh_TW"/>
@@ -3762,7 +3828,7 @@
         </w:rPr>
         <w:t>在以色列的律法和先知書中，「愛神」與「愛人如己」（</w:t>
       </w:r>
-      <w:hyperlink r:id="rId105">
+      <w:hyperlink r:id="rId106">
         <w:r>
           <w:rPr>
             <w:lang w:val="zh_TW" w:bidi="zh_TW"/>
@@ -3805,6 +3871,166 @@
         </w:rPr>
         <w:t>在描述愛的希臘詞彙中，eros（性愛）並未出現在新約中。Phileo表示自然的情感，出現約25次，philadelphia（兄弟之愛）出現5次，而philia（友誼）僅在</w:t>
       </w:r>
+      <w:hyperlink r:id="rId107">
+        <w:r>
+          <w:rPr>
+            <w:lang w:val="zh_TW" w:bidi="zh_TW"/>
+          </w:rPr>
+          <w:rPr>
+            <w:color w:val="0000EE"/>
+            <w:u w:val="single"/>
+          </w:rPr>
+          <w:t>雅歌四章4節</w:t>
+        </w:r>
+      </w:hyperlink>
+      <w:r>
+        <w:rPr>
+          <w:lang w:val="zh_TW" w:bidi="zh_TW"/>
+        </w:rPr>
+        <w:t>中出現。Storge表示親屬之間的自然情感，有時會出現在複合詞中。目前最常見的詞是agape</w:t>
+      </w:r>
+      <w:r>
+        <w:rPr>
+          <w:i/>
+          <w:lang w:val="zh_TW" w:bidi="zh_TW"/>
+        </w:rPr>
+        <w:t>，</w:t>
+      </w:r>
+      <w:r>
+        <w:rPr>
+          <w:lang w:val="zh_TW" w:bidi="zh_TW"/>
+        </w:rPr>
+        <w:t>通常被認為是出於尊重、原則或責任的道德上的善意，而非因魅力而產生的吸引。Agape與hesed的意思非常相似，因為兩者都表示奉獻（dedication）。Agape特別指的是即使在會面對失望和拒絕的情況下，依然愛那些不值得愛的人。Agapao和phileo很難在所有經文中都保持區別。Agape特別適用於神的愛。Agape長期以來被認為是基督教的創造的詞彙，但最近有人聲稱這個詞彙在異教中也有出現。動詞agapao在希臘文舊約中很常見。雖然agape更多地與道德原則有關，而不是與傾向或喜好有關，但正如聖經中豐富的例證所證明，它從來就不單是因職責所在，而顯出的冷冰冰的宗教善行。</w:t>
+      </w:r>
+    </w:p>
+    <w:p>
+      <w:pPr>
+        <w:pStyle w:val="Heading4"/>
+      </w:pPr>
+      <w:r>
+        <w:rPr>
+          <w:lang w:val="zh_TW" w:bidi="zh_TW"/>
+        </w:rPr>
+        <w:t>在對觀福音書中</w:t>
+      </w:r>
+    </w:p>
+    <w:p>
+      <w:pPr/>
+      <w:r>
+        <w:rPr>
+          <w:lang w:val="zh_TW" w:bidi="zh_TW"/>
+        </w:rPr>
+      </w:r>
+      <w:r>
+        <w:rPr>
+          <w:lang w:val="zh_TW" w:bidi="zh_TW"/>
+        </w:rPr>
+        <w:t>在罪惡和苦難的世界中，耶穌的神聖之愛最主要表現為對困苦者的同情和醫治，並對被排斥者和自我絕望者的救贖關懷。因此，基督所宣講的國度向貧窮的、被擄的、瞎眼的和受壓制的人提供了好消息（</w:t>
+      </w:r>
+      <w:hyperlink r:id="rId108">
+        <w:r>
+          <w:rPr>
+            <w:lang w:val="zh_TW" w:bidi="zh_TW"/>
+          </w:rPr>
+          <w:rPr>
+            <w:color w:val="0000EE"/>
+            <w:u w:val="single"/>
+          </w:rPr>
+          <w:t>太11:2–5</w:t>
+        </w:r>
+      </w:hyperlink>
+      <w:r>
+        <w:rPr>
+          <w:lang w:val="zh_TW" w:bidi="zh_TW"/>
+        </w:rPr>
+        <w:t>；</w:t>
+      </w:r>
+      <w:hyperlink r:id="rId109">
+        <w:r>
+          <w:rPr>
+            <w:lang w:val="zh_TW" w:bidi="zh_TW"/>
+          </w:rPr>
+          <w:rPr>
+            <w:color w:val="0000EE"/>
+            <w:u w:val="single"/>
+          </w:rPr>
+          <w:t>路4:18</w:t>
+        </w:r>
+      </w:hyperlink>
+      <w:r>
+        <w:rPr>
+          <w:lang w:val="zh_TW" w:bidi="zh_TW"/>
+        </w:rPr>
+        <w:t>），而耶穌對那些被排斥、被鄙視或在靈魂深處為罪而憂傷的人所採取的態度，則是保證了他們的罪得赦免，並歡迎他們回到天父的家（</w:t>
+      </w:r>
+      <w:hyperlink r:id="rId110">
+        <w:r>
+          <w:rPr>
+            <w:lang w:val="zh_TW" w:bidi="zh_TW"/>
+          </w:rPr>
+          <w:rPr>
+            <w:color w:val="0000EE"/>
+            <w:u w:val="single"/>
+          </w:rPr>
+          <w:t>路15章</w:t>
+        </w:r>
+      </w:hyperlink>
+      <w:r>
+        <w:rPr>
+          <w:lang w:val="zh_TW" w:bidi="zh_TW"/>
+        </w:rPr>
+        <w:t>）。這樣的赦免是白白的，其唯一的前提是以悔改和信心來接受它。</w:t>
+      </w:r>
+    </w:p>
+    <w:p>
+      <w:pPr/>
+      <w:r>
+        <w:rPr>
+          <w:lang w:val="zh_TW" w:bidi="zh_TW"/>
+        </w:rPr>
+      </w:r>
+      <w:r>
+        <w:rPr>
+          <w:lang w:val="zh_TW" w:bidi="zh_TW"/>
+        </w:rPr>
+        <w:t>此外，神聖之愛的好消息也帶來了我們自身的責任：愛神並像神那樣愛他人（</w:t>
+      </w:r>
+      <w:hyperlink r:id="rId111">
+        <w:r>
+          <w:rPr>
+            <w:lang w:val="zh_TW" w:bidi="zh_TW"/>
+          </w:rPr>
+          <w:rPr>
+            <w:color w:val="0000EE"/>
+            <w:u w:val="single"/>
+          </w:rPr>
+          <w:t>太5:44–48</w:t>
+        </w:r>
+      </w:hyperlink>
+      <w:r>
+        <w:rPr>
+          <w:lang w:val="zh_TW" w:bidi="zh_TW"/>
+        </w:rPr>
+        <w:t>）。神的律法中的第一條也是最大的誡命是「你要……愛主你的神……其次也相倣，就是要愛人如己。這兩條誡命是律法和先知一切道理的總綱。」（</w:t>
+      </w:r>
+      <w:hyperlink r:id="rId112">
+        <w:r>
+          <w:rPr>
+            <w:lang w:val="zh_TW" w:bidi="zh_TW"/>
+          </w:rPr>
+          <w:rPr>
+            <w:color w:val="0000EE"/>
+            <w:u w:val="single"/>
+          </w:rPr>
+          <w:t>太22:35–40</w:t>
+        </w:r>
+      </w:hyperlink>
+      <w:r>
+        <w:rPr>
+          <w:lang w:val="zh_TW" w:bidi="zh_TW"/>
+        </w:rPr>
+        <w:t>；參</w:t>
+      </w:r>
       <w:hyperlink r:id="rId106">
         <w:r>
           <w:rPr>
@@ -3814,27 +4040,505 @@
             <w:color w:val="0000EE"/>
             <w:u w:val="single"/>
           </w:rPr>
-          <w:t>雅歌四章4節</w:t>
-        </w:r>
-      </w:hyperlink>
-      <w:r>
-        <w:rPr>
-          <w:lang w:val="zh_TW" w:bidi="zh_TW"/>
-        </w:rPr>
-        <w:t>中出現。Storge表示親屬之間的自然情感，有時會出現在複合詞中。目前最常見的詞是agape</w:t>
-      </w:r>
-      <w:r>
-        <w:rPr>
-          <w:i/>
+          <w:t>利19:18</w:t>
+        </w:r>
+      </w:hyperlink>
+      <w:r>
+        <w:rPr>
+          <w:lang w:val="zh_TW" w:bidi="zh_TW"/>
+        </w:rPr>
+        <w:t>；</w:t>
+      </w:r>
+      <w:hyperlink r:id="rId113">
+        <w:r>
+          <w:rPr>
+            <w:lang w:val="zh_TW" w:bidi="zh_TW"/>
+          </w:rPr>
+          <w:rPr>
+            <w:color w:val="0000EE"/>
+            <w:u w:val="single"/>
+          </w:rPr>
+          <w:t>申6:5</w:t>
+        </w:r>
+      </w:hyperlink>
+      <w:r>
+        <w:rPr>
+          <w:lang w:val="zh_TW" w:bidi="zh_TW"/>
+        </w:rPr>
+        <w:t>）。</w:t>
+      </w:r>
+    </w:p>
+    <w:p>
+      <w:pPr/>
+      <w:r>
+        <w:rPr>
+          <w:lang w:val="zh_TW" w:bidi="zh_TW"/>
+        </w:rPr>
+      </w:r>
+      <w:r>
+        <w:rPr>
+          <w:lang w:val="zh_TW" w:bidi="zh_TW"/>
+        </w:rPr>
+        <w:t>第一條誡命與第二條誡命並不完全相同，也不會混淆在第二條誡命中，或是只能通過第二條誡命來實現第一條誡命；它是獨立且首要的。耶穌所說的愛神，可以從祂自己在公開崇拜、私下禱告和絕對服從的習慣中看出來。對鄰舍的愛沒有明確定義，但隨處可見其例證。在好撒馬利亞人的比喻中，「鄰舍」被顯示為任何能夠提供幫助的人，而愛則包含鄰舍所需要的任何服務。綿羊與山羊的比喻顯示愛心是餵飽飢餓的人、給赤身露體的人穿衣、探望病人和被囚禁的人。在耶穌不懈的榜樣中，愛是醫治、教導、用比喻和象徵性的語言來適應聽眾的教導，捍衛被批評或被輕視的人、宣佈赦免、安慰喪親者、結交孤獨的人。我們應當像耶穌愛我們那樣去愛他人，也像我們愛自己一樣愛他人。這樣富有想像力的自我之愛的轉移，是不求回報的行善，不以惡待人，確保即使是最卑微的人也能受到無微不至的禮遇，維持周到的了解來緩和評斷。</w:t>
+      </w:r>
+    </w:p>
+    <w:p>
+      <w:pPr/>
+      <w:r>
+        <w:rPr>
+          <w:lang w:val="zh_TW" w:bidi="zh_TW"/>
+        </w:rPr>
+      </w:r>
+      <w:r>
+        <w:rPr>
+          <w:lang w:val="zh_TW" w:bidi="zh_TW"/>
+        </w:rPr>
+        <w:t>對耶穌來說，最嚴重的罪是缺乏愛心，故意忽略任何可能的善行，在他人受苦時從旁邊走過，忽視門口的窮人，拒絕寬恕。缺乏愛心的罪被自以為義、好批評，以及為了維護一些微不足道的宗教儀式而忽略他人困境的宗教冷漠所加重。最後，順從或忽視愛的律法將決定每個人的永恆命運（</w:t>
+      </w:r>
+      <w:hyperlink r:id="rId114">
+        <w:r>
+          <w:rPr>
+            <w:lang w:val="zh_TW" w:bidi="zh_TW"/>
+          </w:rPr>
+          <w:rPr>
+            <w:color w:val="0000EE"/>
+            <w:u w:val="single"/>
+          </w:rPr>
+          <w:t>太25:31–46</w:t>
+        </w:r>
+      </w:hyperlink>
+      <w:r>
+        <w:rPr>
+          <w:lang w:val="zh_TW" w:bidi="zh_TW"/>
+        </w:rPr>
+        <w:t>）。</w:t>
+      </w:r>
+    </w:p>
+    <w:p>
+      <w:pPr>
+        <w:pStyle w:val="Heading4"/>
+      </w:pPr>
+      <w:r>
+        <w:rPr>
+          <w:lang w:val="zh_TW" w:bidi="zh_TW"/>
+        </w:rPr>
+        <w:t>在保羅的書信中</w:t>
+      </w:r>
+    </w:p>
+    <w:p>
+      <w:pPr/>
+      <w:r>
+        <w:rPr>
+          <w:lang w:val="zh_TW" w:bidi="zh_TW"/>
+        </w:rPr>
+      </w:r>
+      <w:r>
+        <w:rPr>
+          <w:lang w:val="zh_TW" w:bidi="zh_TW"/>
+        </w:rPr>
+        <w:t>使徒教會迅速掌握了一個革命性原則，「愛」就是足夠了（Love is enough）。保羅宣稱愛成全了整個律法，幾乎是引用了耶穌的話。他對禁止姦淫、殺人、偷盜和貪婪的各種誡命的闡釋都用愛來總結，因為愛是不會做傷害鄰舍的事（</w:t>
+      </w:r>
+      <w:hyperlink r:id="rId115">
+        <w:r>
+          <w:rPr>
+            <w:lang w:val="zh_TW" w:bidi="zh_TW"/>
+          </w:rPr>
+          <w:rPr>
+            <w:color w:val="0000EE"/>
+            <w:u w:val="single"/>
+          </w:rPr>
+          <w:t>羅13:8–10</w:t>
+        </w:r>
+      </w:hyperlink>
+      <w:r>
+        <w:rPr>
+          <w:lang w:val="zh_TW" w:bidi="zh_TW"/>
+        </w:rPr>
+        <w:t>）。</w:t>
+      </w:r>
+      <w:hyperlink r:id="rId116">
+        <w:r>
+          <w:rPr>
+            <w:lang w:val="zh_TW" w:bidi="zh_TW"/>
+          </w:rPr>
+          <w:rPr>
+            <w:color w:val="0000EE"/>
+            <w:u w:val="single"/>
+          </w:rPr>
+          <w:t>以弗所書四章25節至五章2節</w:t>
+        </w:r>
+      </w:hyperlink>
+      <w:r>
+        <w:rPr>
+          <w:lang w:val="zh_TW" w:bidi="zh_TW"/>
+        </w:rPr>
+        <w:t>以另一種方式表達了同樣的觀點：一切苦毒、惱恨、忿怒、嚷鬧、毀謗和惡毒，都應該被溫柔、寬恕和恩慈所取代。</w:t>
+      </w:r>
+    </w:p>
+    <w:p>
+      <w:pPr/>
+      <w:r>
+        <w:rPr>
+          <w:lang w:val="zh_TW" w:bidi="zh_TW"/>
+        </w:rPr>
+      </w:r>
+      <w:r>
+        <w:rPr>
+          <w:lang w:val="zh_TW" w:bidi="zh_TW"/>
+        </w:rPr>
+        <w:t>對保羅來說，愛是「基督的律法」，是至高且足夠的（</w:t>
+      </w:r>
+      <w:hyperlink r:id="rId117">
+        <w:r>
+          <w:rPr>
+            <w:lang w:val="zh_TW" w:bidi="zh_TW"/>
+          </w:rPr>
+          <w:rPr>
+            <w:color w:val="0000EE"/>
+            <w:u w:val="single"/>
+          </w:rPr>
+          <w:t>加5:14</w:t>
+        </w:r>
+      </w:hyperlink>
+      <w:r>
+        <w:rPr>
           <w:lang w:val="zh_TW" w:bidi="zh_TW"/>
         </w:rPr>
         <w:t>，</w:t>
       </w:r>
-      <w:r>
-        <w:rPr>
-          <w:lang w:val="zh_TW" w:bidi="zh_TW"/>
-        </w:rPr>
-        <w:t>通常被認為是出於尊重、原則或責任的道德上的善意，而非因魅力而產生的吸引。Agape與hesed的意思非常相似，因為兩者都表示奉獻（dedication）。Agape特別指的是即使在會面對失望和拒絕的情況下，依然愛那些不值得愛的人。Agapao和phileo很難在所有經文中都保持區別。Agape特別適用於神的愛。Agape長期以來被認為是基督教的創造的詞彙，但最近有人聲稱這個詞彙在異教中也有出現。動詞agapao在希臘文舊約中很常見。雖然agape更多地與道德原則有關，而不是與傾向或喜好有關，但正如聖經中豐富的例證所證明，它從來就不單是因職責所在，而顯出的冷冰冰的宗教善行。</w:t>
+      <w:hyperlink r:id="rId118">
+        <w:r>
+          <w:rPr>
+            <w:lang w:val="zh_TW" w:bidi="zh_TW"/>
+          </w:rPr>
+          <w:rPr>
+            <w:color w:val="0000EE"/>
+            <w:u w:val="single"/>
+          </w:rPr>
+          <w:t>6:2</w:t>
+        </w:r>
+      </w:hyperlink>
+      <w:r>
+        <w:rPr>
+          <w:lang w:val="zh_TW" w:bidi="zh_TW"/>
+        </w:rPr>
+        <w:t>），保羅清楚地定義基督教中唯一「有功效」的事情為「使人生發仁愛的信心」（</w:t>
+      </w:r>
+      <w:hyperlink r:id="rId119">
+        <w:r>
+          <w:rPr>
+            <w:lang w:val="zh_TW" w:bidi="zh_TW"/>
+          </w:rPr>
+          <w:rPr>
+            <w:color w:val="0000EE"/>
+            <w:u w:val="single"/>
+          </w:rPr>
+          <w:t>5:6</w:t>
+        </w:r>
+      </w:hyperlink>
+      <w:r>
+        <w:rPr>
+          <w:lang w:val="zh_TW" w:bidi="zh_TW"/>
+        </w:rPr>
+        <w:t>）。他堅持認為基督徒應當渴望的聖靈的最高彰顯是愛的「最妙的道」（</w:t>
+      </w:r>
+      <w:hyperlink r:id="rId120">
+        <w:r>
+          <w:rPr>
+            <w:lang w:val="zh_TW" w:bidi="zh_TW"/>
+          </w:rPr>
+          <w:rPr>
+            <w:color w:val="0000EE"/>
+            <w:u w:val="single"/>
+          </w:rPr>
+          <w:t>林前12:27–13:13</w:t>
+        </w:r>
+      </w:hyperlink>
+      <w:r>
+        <w:rPr>
+          <w:lang w:val="zh_TW" w:bidi="zh_TW"/>
+        </w:rPr>
+        <w:t>；參</w:t>
+      </w:r>
+      <w:hyperlink r:id="rId121">
+        <w:r>
+          <w:rPr>
+            <w:lang w:val="zh_TW" w:bidi="zh_TW"/>
+          </w:rPr>
+          <w:rPr>
+            <w:color w:val="0000EE"/>
+            <w:u w:val="single"/>
+          </w:rPr>
+          <w:t>羅5:5</w:t>
+        </w:r>
+      </w:hyperlink>
+      <w:r>
+        <w:rPr>
+          <w:lang w:val="zh_TW" w:bidi="zh_TW"/>
+        </w:rPr>
+        <w:t>；</w:t>
+      </w:r>
+      <w:hyperlink r:id="rId122">
+        <w:r>
+          <w:rPr>
+            <w:lang w:val="zh_TW" w:bidi="zh_TW"/>
+          </w:rPr>
+          <w:rPr>
+            <w:color w:val="0000EE"/>
+            <w:u w:val="single"/>
+          </w:rPr>
+          <w:t>加5:22</w:t>
+        </w:r>
+      </w:hyperlink>
+      <w:r>
+        <w:rPr>
+          <w:lang w:val="zh_TW" w:bidi="zh_TW"/>
+        </w:rPr>
+        <w:t>）。在這裡，他還將愛與在哥林多所推崇的其它五種宗教熱情表達方式作對比，以顯示沒有愛的每一種熱情表達方式都是徒勞的（(</w:t>
+      </w:r>
+      <w:hyperlink r:id="rId123">
+        <w:r>
+          <w:rPr>
+            <w:lang w:val="zh_TW" w:bidi="zh_TW"/>
+          </w:rPr>
+          <w:rPr>
+            <w:color w:val="0000EE"/>
+            <w:u w:val="single"/>
+          </w:rPr>
+          <w:t>林前13:1–3</w:t>
+        </w:r>
+      </w:hyperlink>
+      <w:r>
+        <w:rPr>
+          <w:lang w:val="zh_TW" w:bidi="zh_TW"/>
+        </w:rPr>
+        <w:t>）。在本章的結尾，保羅將愛與信心和盼望（兩個宗教經驗中持久的元素）作比較，並宣告愛是最大的。</w:t>
+      </w:r>
+    </w:p>
+    <w:p>
+      <w:pPr/>
+      <w:r>
+        <w:rPr>
+          <w:lang w:val="zh_TW" w:bidi="zh_TW"/>
+        </w:rPr>
+      </w:r>
+      <w:r>
+        <w:rPr>
+          <w:lang w:val="zh_TW" w:bidi="zh_TW"/>
+        </w:rPr>
+        <w:t>保羅對愛在行為中的描述包括慷慨、憐憫和款待；避免報復；同情；與他人一同喜樂；分擔軟弱、羞恥或需要；恢復、支持和造就他人，給予他們一切的榮譽、善良、寬恕、鼓勵；克制批評，即使是對分裂的、過於謹慎的「軟弱弟兄」的批評——這個清單幾乎是無窮無盡的。更普遍地說，愛是一種活動的品質、一種思考的品質和一種受苦的品質（</w:t>
+      </w:r>
+      <w:hyperlink r:id="rId124">
+        <w:r>
+          <w:rPr>
+            <w:lang w:val="zh_TW" w:bidi="zh_TW"/>
+          </w:rPr>
+          <w:rPr>
+            <w:color w:val="0000EE"/>
+            <w:u w:val="single"/>
+          </w:rPr>
+          <w:t>林前13:4–8</w:t>
+        </w:r>
+      </w:hyperlink>
+      <w:r>
+        <w:rPr>
+          <w:lang w:val="zh_TW" w:bidi="zh_TW"/>
+        </w:rPr>
+        <w:t>）。簡言之，愛不做傷害別人的事，也不遺漏任何善事；它是神的律法。</w:t>
+      </w:r>
+    </w:p>
+    <w:p>
+      <w:pPr/>
+      <w:r>
+        <w:rPr>
+          <w:lang w:val="zh_TW" w:bidi="zh_TW"/>
+        </w:rPr>
+      </w:r>
+      <w:r>
+        <w:rPr>
+          <w:lang w:val="zh_TW" w:bidi="zh_TW"/>
+        </w:rPr>
+        <w:t>依據保羅的說法，神向我們顯明了祂的愛是因著基督為我們死。因著祂的大愛，使我們在基督裡活著；我們在這愛中生活，靠著它我們得勝，沒有什麼能使我們與這愛隔絕（</w:t>
+      </w:r>
+      <w:hyperlink r:id="rId125">
+        <w:r>
+          <w:rPr>
+            <w:lang w:val="zh_TW" w:bidi="zh_TW"/>
+          </w:rPr>
+          <w:rPr>
+            <w:color w:val="0000EE"/>
+            <w:u w:val="single"/>
+          </w:rPr>
+          <w:t>羅5:8</w:t>
+        </w:r>
+      </w:hyperlink>
+      <w:r>
+        <w:rPr>
+          <w:lang w:val="zh_TW" w:bidi="zh_TW"/>
+        </w:rPr>
+        <w:t>，</w:t>
+      </w:r>
+      <w:hyperlink r:id="rId126">
+        <w:r>
+          <w:rPr>
+            <w:lang w:val="zh_TW" w:bidi="zh_TW"/>
+          </w:rPr>
+          <w:rPr>
+            <w:color w:val="0000EE"/>
+            <w:u w:val="single"/>
+          </w:rPr>
+          <w:t>8:32–39</w:t>
+        </w:r>
+      </w:hyperlink>
+      <w:r>
+        <w:rPr>
+          <w:lang w:val="zh_TW" w:bidi="zh_TW"/>
+        </w:rPr>
+        <w:t>；</w:t>
+      </w:r>
+      <w:hyperlink r:id="rId127">
+        <w:r>
+          <w:rPr>
+            <w:lang w:val="zh_TW" w:bidi="zh_TW"/>
+          </w:rPr>
+          <w:rPr>
+            <w:color w:val="0000EE"/>
+            <w:u w:val="single"/>
+          </w:rPr>
+          <w:t>林後13:14</w:t>
+        </w:r>
+      </w:hyperlink>
+      <w:r>
+        <w:rPr>
+          <w:lang w:val="zh_TW" w:bidi="zh_TW"/>
+        </w:rPr>
+        <w:t>；</w:t>
+      </w:r>
+      <w:hyperlink r:id="rId128">
+        <w:r>
+          <w:rPr>
+            <w:lang w:val="zh_TW" w:bidi="zh_TW"/>
+          </w:rPr>
+          <w:rPr>
+            <w:color w:val="0000EE"/>
+            <w:u w:val="single"/>
+          </w:rPr>
+          <w:t>弗2:4</w:t>
+        </w:r>
+      </w:hyperlink>
+      <w:r>
+        <w:rPr>
+          <w:lang w:val="zh_TW" w:bidi="zh_TW"/>
+        </w:rPr>
+        <w:t>；</w:t>
+      </w:r>
+      <w:hyperlink r:id="rId129">
+        <w:r>
+          <w:rPr>
+            <w:lang w:val="zh_TW" w:bidi="zh_TW"/>
+          </w:rPr>
+          <w:rPr>
+            <w:color w:val="0000EE"/>
+            <w:u w:val="single"/>
+          </w:rPr>
+          <w:t>帖後2:16</w:t>
+        </w:r>
+      </w:hyperlink>
+      <w:r>
+        <w:rPr>
+          <w:lang w:val="zh_TW" w:bidi="zh_TW"/>
+        </w:rPr>
+        <w:t>；</w:t>
+      </w:r>
+      <w:hyperlink r:id="rId130">
+        <w:r>
+          <w:rPr>
+            <w:lang w:val="zh_TW" w:bidi="zh_TW"/>
+          </w:rPr>
+          <w:rPr>
+            <w:color w:val="0000EE"/>
+            <w:u w:val="single"/>
+          </w:rPr>
+          <w:t>多3:4–5</w:t>
+        </w:r>
+      </w:hyperlink>
+      <w:r>
+        <w:rPr>
+          <w:lang w:val="zh_TW" w:bidi="zh_TW"/>
+        </w:rPr>
+        <w:t>）。我們的愛反映了最初「澆灌在我們心裡」的愛（</w:t>
+      </w:r>
+      <w:hyperlink r:id="rId121">
+        <w:r>
+          <w:rPr>
+            <w:lang w:val="zh_TW" w:bidi="zh_TW"/>
+          </w:rPr>
+          <w:rPr>
+            <w:color w:val="0000EE"/>
+            <w:u w:val="single"/>
+          </w:rPr>
+          <w:t>羅5:5</w:t>
+        </w:r>
+      </w:hyperlink>
+      <w:r>
+        <w:rPr>
+          <w:lang w:val="zh_TW" w:bidi="zh_TW"/>
+        </w:rPr>
+        <w:t>），並且指向基督（</w:t>
+      </w:r>
+      <w:hyperlink r:id="rId131">
+        <w:r>
+          <w:rPr>
+            <w:lang w:val="zh_TW" w:bidi="zh_TW"/>
+          </w:rPr>
+          <w:rPr>
+            <w:color w:val="0000EE"/>
+            <w:u w:val="single"/>
+          </w:rPr>
+          <w:t>林前7章</w:t>
+        </w:r>
+      </w:hyperlink>
+      <w:r>
+        <w:rPr>
+          <w:lang w:val="zh_TW" w:bidi="zh_TW"/>
+        </w:rPr>
+        <w:t>，</w:t>
+      </w:r>
+      <w:hyperlink r:id="rId132">
+        <w:r>
+          <w:rPr>
+            <w:lang w:val="zh_TW" w:bidi="zh_TW"/>
+          </w:rPr>
+          <w:rPr>
+            <w:color w:val="0000EE"/>
+            <w:u w:val="single"/>
+          </w:rPr>
+          <w:t>16:22</w:t>
+        </w:r>
+      </w:hyperlink>
+      <w:r>
+        <w:rPr>
+          <w:lang w:val="zh_TW" w:bidi="zh_TW"/>
+        </w:rPr>
+        <w:t>；</w:t>
+      </w:r>
+      <w:hyperlink r:id="rId133">
+        <w:r>
+          <w:rPr>
+            <w:lang w:val="zh_TW" w:bidi="zh_TW"/>
+          </w:rPr>
+          <w:rPr>
+            <w:color w:val="0000EE"/>
+            <w:u w:val="single"/>
+          </w:rPr>
+          <w:t>弗6:24</w:t>
+        </w:r>
+      </w:hyperlink>
+      <w:r>
+        <w:rPr>
+          <w:lang w:val="zh_TW" w:bidi="zh_TW"/>
+        </w:rPr>
+        <w:t>）和他人，我們因著基督的緣故來愛他們。</w:t>
       </w:r>
     </w:p>
     <w:p>
@@ -3845,7 +4549,7 @@
         <w:rPr>
           <w:lang w:val="zh_TW" w:bidi="zh_TW"/>
         </w:rPr>
-        <w:t>在對觀福音書中</w:t>
+        <w:t>在約翰的著作中</w:t>
       </w:r>
     </w:p>
     <w:p>
@@ -3859,18 +4563,290 @@
         <w:rPr>
           <w:lang w:val="zh_TW" w:bidi="zh_TW"/>
         </w:rPr>
-        <w:t>在罪惡和苦難的世界中，耶穌的神聖之愛最主要表現為對困苦者的同情和醫治，並對被排斥者和自我絕望者的救贖關懷。因此，基督所宣講的國度向貧窮的、被擄的、瞎眼的和受壓制的人提供了好消息（</w:t>
-      </w:r>
-      <w:hyperlink r:id="rId107">
-        <w:r>
-          <w:rPr>
-            <w:lang w:val="zh_TW" w:bidi="zh_TW"/>
-          </w:rPr>
-          <w:rPr>
-            <w:color w:val="0000EE"/>
-            <w:u w:val="single"/>
-          </w:rPr>
-          <w:t>太11:2–5</w:t>
+        <w:t>約翰後來回憶並反思的內容，構成了聖經中關於愛的教導的冠冕。對約翰來說，愛是所有事情的基礎——「神愛世人」（</w:t>
+      </w:r>
+      <w:hyperlink r:id="rId134">
+        <w:r>
+          <w:rPr>
+            <w:lang w:val="zh_TW" w:bidi="zh_TW"/>
+          </w:rPr>
+          <w:rPr>
+            <w:color w:val="0000EE"/>
+            <w:u w:val="single"/>
+          </w:rPr>
+          <w:t>約3:16</w:t>
+        </w:r>
+      </w:hyperlink>
+      <w:r>
+        <w:rPr>
+          <w:lang w:val="zh_TW" w:bidi="zh_TW"/>
+        </w:rPr>
+        <w:t>，</w:t>
+      </w:r>
+      <w:hyperlink r:id="rId135">
+        <w:r>
+          <w:rPr>
+            <w:lang w:val="zh_TW" w:bidi="zh_TW"/>
+          </w:rPr>
+          <w:rPr>
+            <w:color w:val="0000EE"/>
+            <w:u w:val="single"/>
+          </w:rPr>
+          <w:t>16:27</w:t>
+        </w:r>
+      </w:hyperlink>
+      <w:r>
+        <w:rPr>
+          <w:lang w:val="zh_TW" w:bidi="zh_TW"/>
+        </w:rPr>
+        <w:t>，</w:t>
+      </w:r>
+      <w:hyperlink r:id="rId136">
+        <w:r>
+          <w:rPr>
+            <w:lang w:val="zh_TW" w:bidi="zh_TW"/>
+          </w:rPr>
+          <w:rPr>
+            <w:color w:val="0000EE"/>
+            <w:u w:val="single"/>
+          </w:rPr>
+          <w:t>17:23</w:t>
+        </w:r>
+      </w:hyperlink>
+      <w:r>
+        <w:rPr>
+          <w:lang w:val="zh_TW" w:bidi="zh_TW"/>
+        </w:rPr>
+        <w:t>）。這就是我們認識愛的根本：基督為我們捨命（</w:t>
+      </w:r>
+      <w:hyperlink r:id="rId137">
+        <w:r>
+          <w:rPr>
+            <w:lang w:val="zh_TW" w:bidi="zh_TW"/>
+          </w:rPr>
+          <w:rPr>
+            <w:color w:val="0000EE"/>
+            <w:u w:val="single"/>
+          </w:rPr>
+          <w:t>約一3:16</w:t>
+        </w:r>
+      </w:hyperlink>
+      <w:r>
+        <w:rPr>
+          <w:lang w:val="zh_TW" w:bidi="zh_TW"/>
+        </w:rPr>
+        <w:t>）。父、子和門徒之間的相互的愛，一定是基督教的基本事實，因為神自己就是愛（</w:t>
+      </w:r>
+      <w:hyperlink r:id="rId138">
+        <w:r>
+          <w:rPr>
+            <w:lang w:val="zh_TW" w:bidi="zh_TW"/>
+          </w:rPr>
+          <w:rPr>
+            <w:color w:val="0000EE"/>
+            <w:u w:val="single"/>
+          </w:rPr>
+          <w:t>4:8、16</w:t>
+        </w:r>
+      </w:hyperlink>
+      <w:r>
+        <w:rPr>
+          <w:lang w:val="zh_TW" w:bidi="zh_TW"/>
+        </w:rPr>
+        <w:t>）。</w:t>
+      </w:r>
+    </w:p>
+    <w:p>
+      <w:pPr/>
+      <w:r>
+        <w:rPr>
+          <w:lang w:val="zh_TW" w:bidi="zh_TW"/>
+        </w:rPr>
+      </w:r>
+      <w:r>
+        <w:rPr>
+          <w:lang w:val="zh_TW" w:bidi="zh_TW"/>
+        </w:rPr>
+        <w:t>我們藉著道成肉身和十字架知道這一點（</w:t>
+      </w:r>
+      <w:hyperlink r:id="rId139">
+        <w:r>
+          <w:rPr>
+            <w:lang w:val="zh_TW" w:bidi="zh_TW"/>
+          </w:rPr>
+          <w:rPr>
+            <w:color w:val="0000EE"/>
+            <w:u w:val="single"/>
+          </w:rPr>
+          <w:t>約一4:9–10</w:t>
+        </w:r>
+      </w:hyperlink>
+      <w:r>
+        <w:rPr>
+          <w:lang w:val="zh_TW" w:bidi="zh_TW"/>
+        </w:rPr>
+        <w:t>）。因此我們知道並相信神對我們的愛，這愛本身是神聖的（「屬於神」）。因此，「凡有愛心的，都是由神而生」。「沒有愛心的，就不認識神」。 這樣的人「在黑暗裡」，「不屬神」，並且「仍然在死亡中」。 從來沒有人見過神；然而「我們若彼此相愛……神就住在我們裡面」，我們也住在神裡面。</w:t>
+      </w:r>
+    </w:p>
+    <w:p>
+      <w:pPr/>
+      <w:r>
+        <w:rPr>
+          <w:lang w:val="zh_TW" w:bidi="zh_TW"/>
+        </w:rPr>
+      </w:r>
+      <w:r>
+        <w:rPr>
+          <w:lang w:val="zh_TW" w:bidi="zh_TW"/>
+        </w:rPr>
+        <w:t>神的愛因此是優先且原初的；如果我們有愛，是「因為神先愛我們」。我們的愛首先是指向神的，約翰在對這種向神的愛進行測試時顯得特別徹底和嚴謹。它要求我們「不要愛世界」、「遵守他的話語和誡命」，我們要愛我們的基督徒弟兄姊妹。這是我們從基督那裡接受的誡命：「愛神的，也當愛弟兄」，因為「神既是這樣愛我們，我們也當彼此相愛」。約翰用12次強調了彼此忠誠和相愛的責任。的確，如果一個人對他的弟兄或姊妹關上心門，「愛神的心怎能存在他裡面呢？」</w:t>
+      </w:r>
+    </w:p>
+    <w:p>
+      <w:pPr/>
+      <w:r>
+        <w:rPr>
+          <w:lang w:val="zh_TW" w:bidi="zh_TW"/>
+        </w:rPr>
+      </w:r>
+      <w:r>
+        <w:rPr>
+          <w:lang w:val="zh_TW" w:bidi="zh_TW"/>
+        </w:rPr>
+        <w:t>這種對基督徒之間的互愛的強調，被認為是耶穌所要求的愛的一個嚴重限制。「你的弟兄」似乎取代了「你的鄰舍」。在這方面，耶穌在樓上（upper room，又稱為「樓房講論」）所給的誡命（</w:t>
+      </w:r>
+      <w:hyperlink r:id="rId140">
+        <w:r>
+          <w:rPr>
+            <w:lang w:val="zh_TW" w:bidi="zh_TW"/>
+          </w:rPr>
+          <w:rPr>
+            <w:color w:val="0000EE"/>
+            <w:u w:val="single"/>
+          </w:rPr>
+          <w:t>約13:34</w:t>
+        </w:r>
+      </w:hyperlink>
+      <w:r>
+        <w:rPr>
+          <w:lang w:val="zh_TW" w:bidi="zh_TW"/>
+        </w:rPr>
+        <w:t>）與在</w:t>
+      </w:r>
+      <w:hyperlink r:id="rId141">
+        <w:r>
+          <w:rPr>
+            <w:lang w:val="zh_TW" w:bidi="zh_TW"/>
+          </w:rPr>
+          <w:rPr>
+            <w:color w:val="0000EE"/>
+            <w:u w:val="single"/>
+          </w:rPr>
+          <w:t>馬太福音二十二章39節</w:t>
+        </w:r>
+      </w:hyperlink>
+      <w:r>
+        <w:rPr>
+          <w:lang w:val="zh_TW" w:bidi="zh_TW"/>
+        </w:rPr>
+        <w:t>（引用</w:t>
+      </w:r>
+      <w:hyperlink r:id="rId106">
+        <w:r>
+          <w:rPr>
+            <w:lang w:val="zh_TW" w:bidi="zh_TW"/>
+          </w:rPr>
+          <w:rPr>
+            <w:color w:val="0000EE"/>
+            <w:u w:val="single"/>
+          </w:rPr>
+          <w:t>利19:18</w:t>
+        </w:r>
+      </w:hyperlink>
+      <w:r>
+        <w:rPr>
+          <w:lang w:val="zh_TW" w:bidi="zh_TW"/>
+        </w:rPr>
+        <w:t>）所給的誡命相比是「新的」，而當時的情況也解釋了為何如此。耶穌被出賣的那夜，被周圍世界的敵意、即將來臨的十字架刑罰和猶大的背叛所籠罩著。所有的未來都取決於11個門徒在社會壓力下的相互忠誠。到約翰寫書信的時候，新的背叛已經撕裂了教會。一種被稱為諾斯底主義的歪曲了的福音，本質上是知識主義和自負的，「不顧愛」（伊格那丟〔Ignatius〕），已經引誘了領袖和信徒（</w:t>
+      </w:r>
+      <w:hyperlink r:id="rId142">
+        <w:r>
+          <w:rPr>
+            <w:lang w:val="zh_TW" w:bidi="zh_TW"/>
+          </w:rPr>
+          <w:rPr>
+            <w:color w:val="0000EE"/>
+            <w:u w:val="single"/>
+          </w:rPr>
+          <w:t>約一2:19、26</w:t>
+        </w:r>
+      </w:hyperlink>
+      <w:r>
+        <w:rPr>
+          <w:lang w:val="zh_TW" w:bidi="zh_TW"/>
+        </w:rPr>
+        <w:t>）。彼此的忠誠再次顯得至關重要，約翰特意寫信以鞏固和維持使徒的團契（</w:t>
+      </w:r>
+      <w:hyperlink r:id="rId143">
+        <w:r>
+          <w:rPr>
+            <w:lang w:val="zh_TW" w:bidi="zh_TW"/>
+          </w:rPr>
+          <w:rPr>
+            <w:color w:val="0000EE"/>
+            <w:u w:val="single"/>
+          </w:rPr>
+          <w:t>約一1:3</w:t>
+        </w:r>
+      </w:hyperlink>
+      <w:r>
+        <w:rPr>
+          <w:lang w:val="zh_TW" w:bidi="zh_TW"/>
+        </w:rPr>
+        <w:t>）。</w:t>
+      </w:r>
+    </w:p>
+    <w:p>
+      <w:pPr/>
+      <w:r>
+        <w:rPr>
+          <w:lang w:val="zh_TW" w:bidi="zh_TW"/>
+        </w:rPr>
+      </w:r>
+      <w:r>
+        <w:rPr>
+          <w:lang w:val="zh_TW" w:bidi="zh_TW"/>
+        </w:rPr>
+        <w:t>然而，對基督徒弟兄的愛並不是排外的，而是引向更廣泛的愛（參</w:t>
+      </w:r>
+      <w:hyperlink r:id="rId144">
+        <w:r>
+          <w:rPr>
+            <w:lang w:val="zh_TW" w:bidi="zh_TW"/>
+          </w:rPr>
+          <w:rPr>
+            <w:color w:val="0000EE"/>
+            <w:u w:val="single"/>
+          </w:rPr>
+          <w:t>彼後1:7</w:t>
+        </w:r>
+      </w:hyperlink>
+      <w:r>
+        <w:rPr>
+          <w:lang w:val="zh_TW" w:bidi="zh_TW"/>
+        </w:rPr>
+        <w:t>）。約翰堅持神愛世人（</w:t>
+      </w:r>
+      <w:hyperlink r:id="rId134">
+        <w:r>
+          <w:rPr>
+            <w:lang w:val="zh_TW" w:bidi="zh_TW"/>
+          </w:rPr>
+          <w:rPr>
+            <w:color w:val="0000EE"/>
+            <w:u w:val="single"/>
+          </w:rPr>
+          <w:t>約3:16</w:t>
         </w:r>
       </w:hyperlink>
       <w:r>
@@ -3879,41 +4855,59 @@
         </w:rPr>
         <w:t>；</w:t>
       </w:r>
-      <w:hyperlink r:id="rId108">
-        <w:r>
-          <w:rPr>
-            <w:lang w:val="zh_TW" w:bidi="zh_TW"/>
-          </w:rPr>
-          <w:rPr>
-            <w:color w:val="0000EE"/>
-            <w:u w:val="single"/>
-          </w:rPr>
-          <w:t>路4:18</w:t>
-        </w:r>
-      </w:hyperlink>
-      <w:r>
-        <w:rPr>
-          <w:lang w:val="zh_TW" w:bidi="zh_TW"/>
-        </w:rPr>
-        <w:t>），而耶穌對那些被排斥、被鄙視或在靈魂深處為罪而憂傷的人所採取的態度，則是保證了他們的罪得赦免，並歡迎他們回到天父的家（</w:t>
-      </w:r>
-      <w:hyperlink r:id="rId109">
-        <w:r>
-          <w:rPr>
-            <w:lang w:val="zh_TW" w:bidi="zh_TW"/>
-          </w:rPr>
-          <w:rPr>
-            <w:color w:val="0000EE"/>
-            <w:u w:val="single"/>
-          </w:rPr>
-          <w:t>路15章</w:t>
-        </w:r>
-      </w:hyperlink>
-      <w:r>
-        <w:rPr>
-          <w:lang w:val="zh_TW" w:bidi="zh_TW"/>
-        </w:rPr>
-        <w:t>）。這樣的赦免是白白的，其唯一的前提是以悔改和信心來接受它。</w:t>
+      <w:hyperlink r:id="rId145">
+        <w:r>
+          <w:rPr>
+            <w:lang w:val="zh_TW" w:bidi="zh_TW"/>
+          </w:rPr>
+          <w:rPr>
+            <w:color w:val="0000EE"/>
+            <w:u w:val="single"/>
+          </w:rPr>
+          <w:t>約一2:2</w:t>
+        </w:r>
+      </w:hyperlink>
+      <w:r>
+        <w:rPr>
+          <w:lang w:val="zh_TW" w:bidi="zh_TW"/>
+        </w:rPr>
+        <w:t>，</w:t>
+      </w:r>
+      <w:hyperlink r:id="rId146">
+        <w:r>
+          <w:rPr>
+            <w:lang w:val="zh_TW" w:bidi="zh_TW"/>
+          </w:rPr>
+          <w:rPr>
+            <w:color w:val="0000EE"/>
+            <w:u w:val="single"/>
+          </w:rPr>
+          <w:t>4:14</w:t>
+        </w:r>
+      </w:hyperlink>
+      <w:r>
+        <w:rPr>
+          <w:lang w:val="zh_TW" w:bidi="zh_TW"/>
+        </w:rPr>
+        <w:t>）。此外，如果愛在基督徒團契內失敗，它在團契之外肯定不會蓬勃發展，而是會消失在空洞的隻言片語中（</w:t>
+      </w:r>
+      <w:hyperlink r:id="rId147">
+        <w:r>
+          <w:rPr>
+            <w:lang w:val="zh_TW" w:bidi="zh_TW"/>
+          </w:rPr>
+          <w:rPr>
+            <w:color w:val="0000EE"/>
+            <w:u w:val="single"/>
+          </w:rPr>
+          <w:t>約一3:18</w:t>
+        </w:r>
+      </w:hyperlink>
+      <w:r>
+        <w:rPr>
+          <w:lang w:val="zh_TW" w:bidi="zh_TW"/>
+        </w:rPr>
+        <w:t>）。</w:t>
       </w:r>
     </w:p>
     <w:p>
@@ -3927,54 +4921,18 @@
         <w:rPr>
           <w:lang w:val="zh_TW" w:bidi="zh_TW"/>
         </w:rPr>
-        <w:t>此外，神聖之愛的好消息也帶來了我們自身的責任：愛神並像神那樣愛他人（</w:t>
-      </w:r>
-      <w:hyperlink r:id="rId110">
-        <w:r>
-          <w:rPr>
-            <w:lang w:val="zh_TW" w:bidi="zh_TW"/>
-          </w:rPr>
-          <w:rPr>
-            <w:color w:val="0000EE"/>
-            <w:u w:val="single"/>
-          </w:rPr>
-          <w:t>太5:44–48</w:t>
-        </w:r>
-      </w:hyperlink>
-      <w:r>
-        <w:rPr>
-          <w:lang w:val="zh_TW" w:bidi="zh_TW"/>
-        </w:rPr>
-        <w:t>）。神的律法中的第一條也是最大的誡命是「你要……愛主你的神……其次也相倣，就是要愛人如己。這兩條誡命是律法和先知一切道理的總綱。」（</w:t>
-      </w:r>
-      <w:hyperlink r:id="rId111">
-        <w:r>
-          <w:rPr>
-            <w:lang w:val="zh_TW" w:bidi="zh_TW"/>
-          </w:rPr>
-          <w:rPr>
-            <w:color w:val="0000EE"/>
-            <w:u w:val="single"/>
-          </w:rPr>
-          <w:t>太22:35–40</w:t>
-        </w:r>
-      </w:hyperlink>
-      <w:r>
-        <w:rPr>
-          <w:lang w:val="zh_TW" w:bidi="zh_TW"/>
-        </w:rPr>
-        <w:t>；參</w:t>
-      </w:r>
-      <w:hyperlink r:id="rId105">
-        <w:r>
-          <w:rPr>
-            <w:lang w:val="zh_TW" w:bidi="zh_TW"/>
-          </w:rPr>
-          <w:rPr>
-            <w:color w:val="0000EE"/>
-            <w:u w:val="single"/>
-          </w:rPr>
-          <w:t>利19:18</w:t>
+        <w:t>在反駁諾斯底基督教的無愛自負時，約翰關心的是愛神和愛人的基本命令，因為這是真正基督徒生活的標準和終極目標。因此，他並未詳細描述愛的多方面表達。對於愛的行動描述，他想起了基督關於「遵守命令」和「捨命」犧牲的話（</w:t>
+      </w:r>
+      <w:hyperlink r:id="rId148">
+        <w:r>
+          <w:rPr>
+            <w:lang w:val="zh_TW" w:bidi="zh_TW"/>
+          </w:rPr>
+          <w:rPr>
+            <w:color w:val="0000EE"/>
+            <w:u w:val="single"/>
+          </w:rPr>
+          <w:t>約15:10、13</w:t>
         </w:r>
       </w:hyperlink>
       <w:r>
@@ -3983,577 +4941,7 @@
         </w:rPr>
         <w:t>；</w:t>
       </w:r>
-      <w:hyperlink r:id="rId112">
-        <w:r>
-          <w:rPr>
-            <w:lang w:val="zh_TW" w:bidi="zh_TW"/>
-          </w:rPr>
-          <w:rPr>
-            <w:color w:val="0000EE"/>
-            <w:u w:val="single"/>
-          </w:rPr>
-          <w:t>申6:5</w:t>
-        </w:r>
-      </w:hyperlink>
-      <w:r>
-        <w:rPr>
-          <w:lang w:val="zh_TW" w:bidi="zh_TW"/>
-        </w:rPr>
-        <w:t>）。</w:t>
-      </w:r>
-    </w:p>
-    <w:p>
-      <w:pPr/>
-      <w:r>
-        <w:rPr>
-          <w:lang w:val="zh_TW" w:bidi="zh_TW"/>
-        </w:rPr>
-      </w:r>
-      <w:r>
-        <w:rPr>
-          <w:lang w:val="zh_TW" w:bidi="zh_TW"/>
-        </w:rPr>
-        <w:t>第一條誡命與第二條誡命並不完全相同，也不會混淆在第二條誡命中，或是只能通過第二條誡命來實現第一條誡命；它是獨立且首要的。耶穌所說的愛神，可以從祂自己在公開崇拜、私下禱告和絕對服從的習慣中看出來。對鄰舍的愛沒有明確定義，但隨處可見其例證。在好撒馬利亞人的比喻中，「鄰舍」被顯示為任何能夠提供幫助的人，而愛則包含鄰舍所需要的任何服務。綿羊與山羊的比喻顯示愛心是餵飽飢餓的人、給赤身露體的人穿衣、探望病人和被囚禁的人。在耶穌不懈的榜樣中，愛是醫治、教導、用比喻和象徵性的語言來適應聽眾的教導，捍衛被批評或被輕視的人、宣佈赦免、安慰喪親者、結交孤獨的人。我們應當像耶穌愛我們那樣去愛他人，也像我們愛自己一樣愛他人。這樣富有想像力的自我之愛的轉移，是不求回報的行善，不以惡待人，確保即使是最卑微的人也能受到無微不至的禮遇，維持周到的了解來緩和評斷。</w:t>
-      </w:r>
-    </w:p>
-    <w:p>
-      <w:pPr/>
-      <w:r>
-        <w:rPr>
-          <w:lang w:val="zh_TW" w:bidi="zh_TW"/>
-        </w:rPr>
-      </w:r>
-      <w:r>
-        <w:rPr>
-          <w:lang w:val="zh_TW" w:bidi="zh_TW"/>
-        </w:rPr>
-        <w:t>對耶穌來說，最嚴重的罪是缺乏愛心，故意忽略任何可能的善行，在他人受苦時從旁邊走過，忽視門口的窮人，拒絕寬恕。缺乏愛心的罪被自以為義、好批評，以及為了維護一些微不足道的宗教儀式而忽略他人困境的宗教冷漠所加重。最後，順從或忽視愛的律法將決定每個人的永恆命運（</w:t>
-      </w:r>
-      <w:hyperlink r:id="rId113">
-        <w:r>
-          <w:rPr>
-            <w:lang w:val="zh_TW" w:bidi="zh_TW"/>
-          </w:rPr>
-          <w:rPr>
-            <w:color w:val="0000EE"/>
-            <w:u w:val="single"/>
-          </w:rPr>
-          <w:t>太25:31–46</w:t>
-        </w:r>
-      </w:hyperlink>
-      <w:r>
-        <w:rPr>
-          <w:lang w:val="zh_TW" w:bidi="zh_TW"/>
-        </w:rPr>
-        <w:t>）。</w:t>
-      </w:r>
-    </w:p>
-    <w:p>
-      <w:pPr>
-        <w:pStyle w:val="Heading4"/>
-      </w:pPr>
-      <w:r>
-        <w:rPr>
-          <w:lang w:val="zh_TW" w:bidi="zh_TW"/>
-        </w:rPr>
-        <w:t>在保羅的書信中</w:t>
-      </w:r>
-    </w:p>
-    <w:p>
-      <w:pPr/>
-      <w:r>
-        <w:rPr>
-          <w:lang w:val="zh_TW" w:bidi="zh_TW"/>
-        </w:rPr>
-      </w:r>
-      <w:r>
-        <w:rPr>
-          <w:lang w:val="zh_TW" w:bidi="zh_TW"/>
-        </w:rPr>
-        <w:t>使徒教會迅速掌握了一個革命性原則，「愛」就是足夠了（Love is enough）。保羅宣稱愛成全了整個律法，幾乎是引用了耶穌的話。他對禁止姦淫、殺人、偷盜和貪婪的各種誡命的闡釋都用愛來總結，因為愛是不會做傷害鄰舍的事（</w:t>
-      </w:r>
-      <w:hyperlink r:id="rId114">
-        <w:r>
-          <w:rPr>
-            <w:lang w:val="zh_TW" w:bidi="zh_TW"/>
-          </w:rPr>
-          <w:rPr>
-            <w:color w:val="0000EE"/>
-            <w:u w:val="single"/>
-          </w:rPr>
-          <w:t>羅13:8–10</w:t>
-        </w:r>
-      </w:hyperlink>
-      <w:r>
-        <w:rPr>
-          <w:lang w:val="zh_TW" w:bidi="zh_TW"/>
-        </w:rPr>
-        <w:t>）。</w:t>
-      </w:r>
-      <w:hyperlink r:id="rId115">
-        <w:r>
-          <w:rPr>
-            <w:lang w:val="zh_TW" w:bidi="zh_TW"/>
-          </w:rPr>
-          <w:rPr>
-            <w:color w:val="0000EE"/>
-            <w:u w:val="single"/>
-          </w:rPr>
-          <w:t>以弗所書四章25節至五章2節</w:t>
-        </w:r>
-      </w:hyperlink>
-      <w:r>
-        <w:rPr>
-          <w:lang w:val="zh_TW" w:bidi="zh_TW"/>
-        </w:rPr>
-        <w:t>以另一種方式表達了同樣的觀點：一切苦毒、惱恨、忿怒、嚷鬧、毀謗和惡毒，都應該被溫柔、寬恕和恩慈所取代。</w:t>
-      </w:r>
-    </w:p>
-    <w:p>
-      <w:pPr/>
-      <w:r>
-        <w:rPr>
-          <w:lang w:val="zh_TW" w:bidi="zh_TW"/>
-        </w:rPr>
-      </w:r>
-      <w:r>
-        <w:rPr>
-          <w:lang w:val="zh_TW" w:bidi="zh_TW"/>
-        </w:rPr>
-        <w:t>對保羅來說，愛是「基督的律法」，是至高且足夠的（</w:t>
-      </w:r>
-      <w:hyperlink r:id="rId116">
-        <w:r>
-          <w:rPr>
-            <w:lang w:val="zh_TW" w:bidi="zh_TW"/>
-          </w:rPr>
-          <w:rPr>
-            <w:color w:val="0000EE"/>
-            <w:u w:val="single"/>
-          </w:rPr>
-          <w:t>加5:14</w:t>
-        </w:r>
-      </w:hyperlink>
-      <w:r>
-        <w:rPr>
-          <w:lang w:val="zh_TW" w:bidi="zh_TW"/>
-        </w:rPr>
-        <w:t>，</w:t>
-      </w:r>
-      <w:hyperlink r:id="rId117">
-        <w:r>
-          <w:rPr>
-            <w:lang w:val="zh_TW" w:bidi="zh_TW"/>
-          </w:rPr>
-          <w:rPr>
-            <w:color w:val="0000EE"/>
-            <w:u w:val="single"/>
-          </w:rPr>
-          <w:t>6:2</w:t>
-        </w:r>
-      </w:hyperlink>
-      <w:r>
-        <w:rPr>
-          <w:lang w:val="zh_TW" w:bidi="zh_TW"/>
-        </w:rPr>
-        <w:t>），保羅清楚地定義基督教中唯一「有功效」的事情為「使人生發仁愛的信心」（</w:t>
-      </w:r>
-      <w:hyperlink r:id="rId118">
-        <w:r>
-          <w:rPr>
-            <w:lang w:val="zh_TW" w:bidi="zh_TW"/>
-          </w:rPr>
-          <w:rPr>
-            <w:color w:val="0000EE"/>
-            <w:u w:val="single"/>
-          </w:rPr>
-          <w:t>5:6</w:t>
-        </w:r>
-      </w:hyperlink>
-      <w:r>
-        <w:rPr>
-          <w:lang w:val="zh_TW" w:bidi="zh_TW"/>
-        </w:rPr>
-        <w:t>）。他堅持認為基督徒應當渴望的聖靈的最高彰顯是愛的「最妙的道」（</w:t>
-      </w:r>
-      <w:hyperlink r:id="rId119">
-        <w:r>
-          <w:rPr>
-            <w:lang w:val="zh_TW" w:bidi="zh_TW"/>
-          </w:rPr>
-          <w:rPr>
-            <w:color w:val="0000EE"/>
-            <w:u w:val="single"/>
-          </w:rPr>
-          <w:t>林前12:27–13:13</w:t>
-        </w:r>
-      </w:hyperlink>
-      <w:r>
-        <w:rPr>
-          <w:lang w:val="zh_TW" w:bidi="zh_TW"/>
-        </w:rPr>
-        <w:t>；參</w:t>
-      </w:r>
-      <w:hyperlink r:id="rId120">
-        <w:r>
-          <w:rPr>
-            <w:lang w:val="zh_TW" w:bidi="zh_TW"/>
-          </w:rPr>
-          <w:rPr>
-            <w:color w:val="0000EE"/>
-            <w:u w:val="single"/>
-          </w:rPr>
-          <w:t>羅5:5</w:t>
-        </w:r>
-      </w:hyperlink>
-      <w:r>
-        <w:rPr>
-          <w:lang w:val="zh_TW" w:bidi="zh_TW"/>
-        </w:rPr>
-        <w:t>；</w:t>
-      </w:r>
-      <w:hyperlink r:id="rId121">
-        <w:r>
-          <w:rPr>
-            <w:lang w:val="zh_TW" w:bidi="zh_TW"/>
-          </w:rPr>
-          <w:rPr>
-            <w:color w:val="0000EE"/>
-            <w:u w:val="single"/>
-          </w:rPr>
-          <w:t>加5:22</w:t>
-        </w:r>
-      </w:hyperlink>
-      <w:r>
-        <w:rPr>
-          <w:lang w:val="zh_TW" w:bidi="zh_TW"/>
-        </w:rPr>
-        <w:t>）。在這裡，他還將愛與在哥林多所推崇的其它五種宗教熱情表達方式作對比，以顯示沒有愛的每一種熱情表達方式都是徒勞的（(</w:t>
-      </w:r>
-      <w:hyperlink r:id="rId122">
-        <w:r>
-          <w:rPr>
-            <w:lang w:val="zh_TW" w:bidi="zh_TW"/>
-          </w:rPr>
-          <w:rPr>
-            <w:color w:val="0000EE"/>
-            <w:u w:val="single"/>
-          </w:rPr>
-          <w:t>林前13:1–3</w:t>
-        </w:r>
-      </w:hyperlink>
-      <w:r>
-        <w:rPr>
-          <w:lang w:val="zh_TW" w:bidi="zh_TW"/>
-        </w:rPr>
-        <w:t>）。在本章的結尾，保羅將愛與信心和盼望（兩個宗教經驗中持久的元素）作比較，並宣告愛是最大的。</w:t>
-      </w:r>
-    </w:p>
-    <w:p>
-      <w:pPr/>
-      <w:r>
-        <w:rPr>
-          <w:lang w:val="zh_TW" w:bidi="zh_TW"/>
-        </w:rPr>
-      </w:r>
-      <w:r>
-        <w:rPr>
-          <w:lang w:val="zh_TW" w:bidi="zh_TW"/>
-        </w:rPr>
-        <w:t>保羅對愛在行為中的描述包括慷慨、憐憫和款待；避免報復；同情；與他人一同喜樂；分擔軟弱、羞恥或需要；恢復、支持和造就他人，給予他們一切的榮譽、善良、寬恕、鼓勵；克制批評，即使是對分裂的、過於謹慎的「軟弱弟兄」的批評——這個清單幾乎是無窮無盡的。更普遍地說，愛是一種活動的品質、一種思考的品質和一種受苦的品質（</w:t>
-      </w:r>
-      <w:hyperlink r:id="rId123">
-        <w:r>
-          <w:rPr>
-            <w:lang w:val="zh_TW" w:bidi="zh_TW"/>
-          </w:rPr>
-          <w:rPr>
-            <w:color w:val="0000EE"/>
-            <w:u w:val="single"/>
-          </w:rPr>
-          <w:t>林前13:4–8</w:t>
-        </w:r>
-      </w:hyperlink>
-      <w:r>
-        <w:rPr>
-          <w:lang w:val="zh_TW" w:bidi="zh_TW"/>
-        </w:rPr>
-        <w:t>）。簡言之，愛不做傷害別人的事，也不遺漏任何善事；它是神的律法。</w:t>
-      </w:r>
-    </w:p>
-    <w:p>
-      <w:pPr/>
-      <w:r>
-        <w:rPr>
-          <w:lang w:val="zh_TW" w:bidi="zh_TW"/>
-        </w:rPr>
-      </w:r>
-      <w:r>
-        <w:rPr>
-          <w:lang w:val="zh_TW" w:bidi="zh_TW"/>
-        </w:rPr>
-        <w:t>依據保羅的說法，神向我們顯明了祂的愛是因著基督為我們死。因著祂的大愛，使我們在基督裡活著；我們在這愛中生活，靠著它我們得勝，沒有什麼能使我們與這愛隔絕（</w:t>
-      </w:r>
-      <w:hyperlink r:id="rId124">
-        <w:r>
-          <w:rPr>
-            <w:lang w:val="zh_TW" w:bidi="zh_TW"/>
-          </w:rPr>
-          <w:rPr>
-            <w:color w:val="0000EE"/>
-            <w:u w:val="single"/>
-          </w:rPr>
-          <w:t>羅5:8</w:t>
-        </w:r>
-      </w:hyperlink>
-      <w:r>
-        <w:rPr>
-          <w:lang w:val="zh_TW" w:bidi="zh_TW"/>
-        </w:rPr>
-        <w:t>，</w:t>
-      </w:r>
-      <w:hyperlink r:id="rId125">
-        <w:r>
-          <w:rPr>
-            <w:lang w:val="zh_TW" w:bidi="zh_TW"/>
-          </w:rPr>
-          <w:rPr>
-            <w:color w:val="0000EE"/>
-            <w:u w:val="single"/>
-          </w:rPr>
-          <w:t>8:32–39</w:t>
-        </w:r>
-      </w:hyperlink>
-      <w:r>
-        <w:rPr>
-          <w:lang w:val="zh_TW" w:bidi="zh_TW"/>
-        </w:rPr>
-        <w:t>；</w:t>
-      </w:r>
-      <w:hyperlink r:id="rId126">
-        <w:r>
-          <w:rPr>
-            <w:lang w:val="zh_TW" w:bidi="zh_TW"/>
-          </w:rPr>
-          <w:rPr>
-            <w:color w:val="0000EE"/>
-            <w:u w:val="single"/>
-          </w:rPr>
-          <w:t>林後13:14</w:t>
-        </w:r>
-      </w:hyperlink>
-      <w:r>
-        <w:rPr>
-          <w:lang w:val="zh_TW" w:bidi="zh_TW"/>
-        </w:rPr>
-        <w:t>；</w:t>
-      </w:r>
-      <w:hyperlink r:id="rId127">
-        <w:r>
-          <w:rPr>
-            <w:lang w:val="zh_TW" w:bidi="zh_TW"/>
-          </w:rPr>
-          <w:rPr>
-            <w:color w:val="0000EE"/>
-            <w:u w:val="single"/>
-          </w:rPr>
-          <w:t>弗2:4</w:t>
-        </w:r>
-      </w:hyperlink>
-      <w:r>
-        <w:rPr>
-          <w:lang w:val="zh_TW" w:bidi="zh_TW"/>
-        </w:rPr>
-        <w:t>；</w:t>
-      </w:r>
-      <w:hyperlink r:id="rId128">
-        <w:r>
-          <w:rPr>
-            <w:lang w:val="zh_TW" w:bidi="zh_TW"/>
-          </w:rPr>
-          <w:rPr>
-            <w:color w:val="0000EE"/>
-            <w:u w:val="single"/>
-          </w:rPr>
-          <w:t>帖後2:16</w:t>
-        </w:r>
-      </w:hyperlink>
-      <w:r>
-        <w:rPr>
-          <w:lang w:val="zh_TW" w:bidi="zh_TW"/>
-        </w:rPr>
-        <w:t>；</w:t>
-      </w:r>
-      <w:hyperlink r:id="rId129">
-        <w:r>
-          <w:rPr>
-            <w:lang w:val="zh_TW" w:bidi="zh_TW"/>
-          </w:rPr>
-          <w:rPr>
-            <w:color w:val="0000EE"/>
-            <w:u w:val="single"/>
-          </w:rPr>
-          <w:t>多3:4–5</w:t>
-        </w:r>
-      </w:hyperlink>
-      <w:r>
-        <w:rPr>
-          <w:lang w:val="zh_TW" w:bidi="zh_TW"/>
-        </w:rPr>
-        <w:t>）。我們的愛反映了最初「澆灌在我們心裡」的愛（</w:t>
-      </w:r>
-      <w:hyperlink r:id="rId120">
-        <w:r>
-          <w:rPr>
-            <w:lang w:val="zh_TW" w:bidi="zh_TW"/>
-          </w:rPr>
-          <w:rPr>
-            <w:color w:val="0000EE"/>
-            <w:u w:val="single"/>
-          </w:rPr>
-          <w:t>羅5:5</w:t>
-        </w:r>
-      </w:hyperlink>
-      <w:r>
-        <w:rPr>
-          <w:lang w:val="zh_TW" w:bidi="zh_TW"/>
-        </w:rPr>
-        <w:t>），並且指向基督（</w:t>
-      </w:r>
-      <w:hyperlink r:id="rId130">
-        <w:r>
-          <w:rPr>
-            <w:lang w:val="zh_TW" w:bidi="zh_TW"/>
-          </w:rPr>
-          <w:rPr>
-            <w:color w:val="0000EE"/>
-            <w:u w:val="single"/>
-          </w:rPr>
-          <w:t>林前7章</w:t>
-        </w:r>
-      </w:hyperlink>
-      <w:r>
-        <w:rPr>
-          <w:lang w:val="zh_TW" w:bidi="zh_TW"/>
-        </w:rPr>
-        <w:t>，</w:t>
-      </w:r>
-      <w:hyperlink r:id="rId131">
-        <w:r>
-          <w:rPr>
-            <w:lang w:val="zh_TW" w:bidi="zh_TW"/>
-          </w:rPr>
-          <w:rPr>
-            <w:color w:val="0000EE"/>
-            <w:u w:val="single"/>
-          </w:rPr>
-          <w:t>16:22</w:t>
-        </w:r>
-      </w:hyperlink>
-      <w:r>
-        <w:rPr>
-          <w:lang w:val="zh_TW" w:bidi="zh_TW"/>
-        </w:rPr>
-        <w:t>；</w:t>
-      </w:r>
-      <w:hyperlink r:id="rId132">
-        <w:r>
-          <w:rPr>
-            <w:lang w:val="zh_TW" w:bidi="zh_TW"/>
-          </w:rPr>
-          <w:rPr>
-            <w:color w:val="0000EE"/>
-            <w:u w:val="single"/>
-          </w:rPr>
-          <w:t>弗6:24</w:t>
-        </w:r>
-      </w:hyperlink>
-      <w:r>
-        <w:rPr>
-          <w:lang w:val="zh_TW" w:bidi="zh_TW"/>
-        </w:rPr>
-        <w:t>）和他人，我們因著基督的緣故來愛他們。</w:t>
-      </w:r>
-    </w:p>
-    <w:p>
-      <w:pPr>
-        <w:pStyle w:val="Heading4"/>
-      </w:pPr>
-      <w:r>
-        <w:rPr>
-          <w:lang w:val="zh_TW" w:bidi="zh_TW"/>
-        </w:rPr>
-        <w:t>在約翰的著作中</w:t>
-      </w:r>
-    </w:p>
-    <w:p>
-      <w:pPr/>
-      <w:r>
-        <w:rPr>
-          <w:lang w:val="zh_TW" w:bidi="zh_TW"/>
-        </w:rPr>
-      </w:r>
-      <w:r>
-        <w:rPr>
-          <w:lang w:val="zh_TW" w:bidi="zh_TW"/>
-        </w:rPr>
-        <w:t>約翰後來回憶並反思的內容，構成了聖經中關於愛的教導的冠冕。對約翰來說，愛是所有事情的基礎——「神愛世人」（</w:t>
-      </w:r>
-      <w:hyperlink r:id="rId133">
-        <w:r>
-          <w:rPr>
-            <w:lang w:val="zh_TW" w:bidi="zh_TW"/>
-          </w:rPr>
-          <w:rPr>
-            <w:color w:val="0000EE"/>
-            <w:u w:val="single"/>
-          </w:rPr>
-          <w:t>約3:16</w:t>
-        </w:r>
-      </w:hyperlink>
-      <w:r>
-        <w:rPr>
-          <w:lang w:val="zh_TW" w:bidi="zh_TW"/>
-        </w:rPr>
-        <w:t>，</w:t>
-      </w:r>
-      <w:hyperlink r:id="rId134">
-        <w:r>
-          <w:rPr>
-            <w:lang w:val="zh_TW" w:bidi="zh_TW"/>
-          </w:rPr>
-          <w:rPr>
-            <w:color w:val="0000EE"/>
-            <w:u w:val="single"/>
-          </w:rPr>
-          <w:t>16:27</w:t>
-        </w:r>
-      </w:hyperlink>
-      <w:r>
-        <w:rPr>
-          <w:lang w:val="zh_TW" w:bidi="zh_TW"/>
-        </w:rPr>
-        <w:t>，</w:t>
-      </w:r>
-      <w:hyperlink r:id="rId135">
-        <w:r>
-          <w:rPr>
-            <w:lang w:val="zh_TW" w:bidi="zh_TW"/>
-          </w:rPr>
-          <w:rPr>
-            <w:color w:val="0000EE"/>
-            <w:u w:val="single"/>
-          </w:rPr>
-          <w:t>17:23</w:t>
-        </w:r>
-      </w:hyperlink>
-      <w:r>
-        <w:rPr>
-          <w:lang w:val="zh_TW" w:bidi="zh_TW"/>
-        </w:rPr>
-        <w:t>）。這就是我們認識愛的根本：基督為我們捨命（</w:t>
-      </w:r>
-      <w:hyperlink r:id="rId136">
+      <w:hyperlink r:id="rId137">
         <w:r>
           <w:rPr>
             <w:lang w:val="zh_TW" w:bidi="zh_TW"/>
@@ -4569,331 +4957,9 @@
         <w:rPr>
           <w:lang w:val="zh_TW" w:bidi="zh_TW"/>
         </w:rPr>
-        <w:t>）。父、子和門徒之間的相互的愛，一定是基督教的基本事實，因為神自己就是愛（</w:t>
-      </w:r>
-      <w:hyperlink r:id="rId137">
-        <w:r>
-          <w:rPr>
-            <w:lang w:val="zh_TW" w:bidi="zh_TW"/>
-          </w:rPr>
-          <w:rPr>
-            <w:color w:val="0000EE"/>
-            <w:u w:val="single"/>
-          </w:rPr>
-          <w:t>4:8、16</w:t>
-        </w:r>
-      </w:hyperlink>
-      <w:r>
-        <w:rPr>
-          <w:lang w:val="zh_TW" w:bidi="zh_TW"/>
-        </w:rPr>
-        <w:t>）。</w:t>
-      </w:r>
-    </w:p>
-    <w:p>
-      <w:pPr/>
-      <w:r>
-        <w:rPr>
-          <w:lang w:val="zh_TW" w:bidi="zh_TW"/>
-        </w:rPr>
-      </w:r>
-      <w:r>
-        <w:rPr>
-          <w:lang w:val="zh_TW" w:bidi="zh_TW"/>
-        </w:rPr>
-        <w:t>我們藉著道成肉身和十字架知道這一點（</w:t>
-      </w:r>
-      <w:hyperlink r:id="rId138">
-        <w:r>
-          <w:rPr>
-            <w:lang w:val="zh_TW" w:bidi="zh_TW"/>
-          </w:rPr>
-          <w:rPr>
-            <w:color w:val="0000EE"/>
-            <w:u w:val="single"/>
-          </w:rPr>
-          <w:t>約一4:9–10</w:t>
-        </w:r>
-      </w:hyperlink>
-      <w:r>
-        <w:rPr>
-          <w:lang w:val="zh_TW" w:bidi="zh_TW"/>
-        </w:rPr>
-        <w:t>）。因此我們知道並相信神對我們的愛，這愛本身是神聖的（「屬於神」）。因此，「凡有愛心的，都是由神而生」。「沒有愛心的，就不認識神」。 這樣的人「在黑暗裡」，「不屬神」，並且「仍然在死亡中」。 從來沒有人見過神；然而「我們若彼此相愛……神就住在我們裡面」，我們也住在神裡面。</w:t>
-      </w:r>
-    </w:p>
-    <w:p>
-      <w:pPr/>
-      <w:r>
-        <w:rPr>
-          <w:lang w:val="zh_TW" w:bidi="zh_TW"/>
-        </w:rPr>
-      </w:r>
-      <w:r>
-        <w:rPr>
-          <w:lang w:val="zh_TW" w:bidi="zh_TW"/>
-        </w:rPr>
-        <w:t>神的愛因此是優先且原初的；如果我們有愛，是「因為神先愛我們」。我們的愛首先是指向神的，約翰在對這種向神的愛進行測試時顯得特別徹底和嚴謹。它要求我們「不要愛世界」、「遵守他的話語和誡命」，我們要愛我們的基督徒弟兄姊妹。這是我們從基督那裡接受的誡命：「愛神的，也當愛弟兄」，因為「神既是這樣愛我們，我們也當彼此相愛」。約翰用12次強調了彼此忠誠和相愛的責任。的確，如果一個人對他的弟兄或姊妹關上心門，「愛神的心怎能存在他裡面呢？」</w:t>
-      </w:r>
-    </w:p>
-    <w:p>
-      <w:pPr/>
-      <w:r>
-        <w:rPr>
-          <w:lang w:val="zh_TW" w:bidi="zh_TW"/>
-        </w:rPr>
-      </w:r>
-      <w:r>
-        <w:rPr>
-          <w:lang w:val="zh_TW" w:bidi="zh_TW"/>
-        </w:rPr>
-        <w:t>這種對基督徒之間的互愛的強調，被認為是耶穌所要求的愛的一個嚴重限制。「你的弟兄」似乎取代了「你的鄰舍」。在這方面，耶穌在樓上（upper room，又稱為「樓房講論」）所給的誡命（</w:t>
-      </w:r>
-      <w:hyperlink r:id="rId139">
-        <w:r>
-          <w:rPr>
-            <w:lang w:val="zh_TW" w:bidi="zh_TW"/>
-          </w:rPr>
-          <w:rPr>
-            <w:color w:val="0000EE"/>
-            <w:u w:val="single"/>
-          </w:rPr>
-          <w:t>約13:34</w:t>
-        </w:r>
-      </w:hyperlink>
-      <w:r>
-        <w:rPr>
-          <w:lang w:val="zh_TW" w:bidi="zh_TW"/>
-        </w:rPr>
-        <w:t>）與在</w:t>
-      </w:r>
-      <w:hyperlink r:id="rId140">
-        <w:r>
-          <w:rPr>
-            <w:lang w:val="zh_TW" w:bidi="zh_TW"/>
-          </w:rPr>
-          <w:rPr>
-            <w:color w:val="0000EE"/>
-            <w:u w:val="single"/>
-          </w:rPr>
-          <w:t>馬太福音二十二章39節</w:t>
-        </w:r>
-      </w:hyperlink>
-      <w:r>
-        <w:rPr>
-          <w:lang w:val="zh_TW" w:bidi="zh_TW"/>
-        </w:rPr>
-        <w:t>（引用</w:t>
-      </w:r>
-      <w:hyperlink r:id="rId105">
-        <w:r>
-          <w:rPr>
-            <w:lang w:val="zh_TW" w:bidi="zh_TW"/>
-          </w:rPr>
-          <w:rPr>
-            <w:color w:val="0000EE"/>
-            <w:u w:val="single"/>
-          </w:rPr>
-          <w:t>利19:18</w:t>
-        </w:r>
-      </w:hyperlink>
-      <w:r>
-        <w:rPr>
-          <w:lang w:val="zh_TW" w:bidi="zh_TW"/>
-        </w:rPr>
-        <w:t>）所給的誡命相比是「新的」，而當時的情況也解釋了為何如此。耶穌被出賣的那夜，被周圍世界的敵意、即將來臨的十字架刑罰和猶大的背叛所籠罩著。所有的未來都取決於11個門徒在社會壓力下的相互忠誠。到約翰寫書信的時候，新的背叛已經撕裂了教會。一種被稱為諾斯底主義的歪曲了的福音，本質上是知識主義和自負的，「不顧愛」（伊格那丟〔Ignatius〕），已經引誘了領袖和信徒（</w:t>
-      </w:r>
-      <w:hyperlink r:id="rId141">
-        <w:r>
-          <w:rPr>
-            <w:lang w:val="zh_TW" w:bidi="zh_TW"/>
-          </w:rPr>
-          <w:rPr>
-            <w:color w:val="0000EE"/>
-            <w:u w:val="single"/>
-          </w:rPr>
-          <w:t>約一2:19、26</w:t>
-        </w:r>
-      </w:hyperlink>
-      <w:r>
-        <w:rPr>
-          <w:lang w:val="zh_TW" w:bidi="zh_TW"/>
-        </w:rPr>
-        <w:t>）。彼此的忠誠再次顯得至關重要，約翰特意寫信以鞏固和維持使徒的團契（</w:t>
-      </w:r>
-      <w:hyperlink r:id="rId142">
-        <w:r>
-          <w:rPr>
-            <w:lang w:val="zh_TW" w:bidi="zh_TW"/>
-          </w:rPr>
-          <w:rPr>
-            <w:color w:val="0000EE"/>
-            <w:u w:val="single"/>
-          </w:rPr>
-          <w:t>約一1:3</w:t>
-        </w:r>
-      </w:hyperlink>
-      <w:r>
-        <w:rPr>
-          <w:lang w:val="zh_TW" w:bidi="zh_TW"/>
-        </w:rPr>
-        <w:t>）。</w:t>
-      </w:r>
-    </w:p>
-    <w:p>
-      <w:pPr/>
-      <w:r>
-        <w:rPr>
-          <w:lang w:val="zh_TW" w:bidi="zh_TW"/>
-        </w:rPr>
-      </w:r>
-      <w:r>
-        <w:rPr>
-          <w:lang w:val="zh_TW" w:bidi="zh_TW"/>
-        </w:rPr>
-        <w:t>然而，對基督徒弟兄的愛並不是排外的，而是引向更廣泛的愛（參</w:t>
-      </w:r>
-      <w:hyperlink r:id="rId143">
-        <w:r>
-          <w:rPr>
-            <w:lang w:val="zh_TW" w:bidi="zh_TW"/>
-          </w:rPr>
-          <w:rPr>
-            <w:color w:val="0000EE"/>
-            <w:u w:val="single"/>
-          </w:rPr>
-          <w:t>彼後1:7</w:t>
-        </w:r>
-      </w:hyperlink>
-      <w:r>
-        <w:rPr>
-          <w:lang w:val="zh_TW" w:bidi="zh_TW"/>
-        </w:rPr>
-        <w:t>）。約翰堅持神愛世人（</w:t>
-      </w:r>
-      <w:hyperlink r:id="rId133">
-        <w:r>
-          <w:rPr>
-            <w:lang w:val="zh_TW" w:bidi="zh_TW"/>
-          </w:rPr>
-          <w:rPr>
-            <w:color w:val="0000EE"/>
-            <w:u w:val="single"/>
-          </w:rPr>
-          <w:t>約3:16</w:t>
-        </w:r>
-      </w:hyperlink>
-      <w:r>
-        <w:rPr>
-          <w:lang w:val="zh_TW" w:bidi="zh_TW"/>
-        </w:rPr>
-        <w:t>；</w:t>
-      </w:r>
-      <w:hyperlink r:id="rId144">
-        <w:r>
-          <w:rPr>
-            <w:lang w:val="zh_TW" w:bidi="zh_TW"/>
-          </w:rPr>
-          <w:rPr>
-            <w:color w:val="0000EE"/>
-            <w:u w:val="single"/>
-          </w:rPr>
-          <w:t>約一2:2</w:t>
-        </w:r>
-      </w:hyperlink>
-      <w:r>
-        <w:rPr>
-          <w:lang w:val="zh_TW" w:bidi="zh_TW"/>
-        </w:rPr>
-        <w:t>，</w:t>
-      </w:r>
-      <w:hyperlink r:id="rId145">
-        <w:r>
-          <w:rPr>
-            <w:lang w:val="zh_TW" w:bidi="zh_TW"/>
-          </w:rPr>
-          <w:rPr>
-            <w:color w:val="0000EE"/>
-            <w:u w:val="single"/>
-          </w:rPr>
-          <w:t>4:14</w:t>
-        </w:r>
-      </w:hyperlink>
-      <w:r>
-        <w:rPr>
-          <w:lang w:val="zh_TW" w:bidi="zh_TW"/>
-        </w:rPr>
-        <w:t>）。此外，如果愛在基督徒團契內失敗，它在團契之外肯定不會蓬勃發展，而是會消失在空洞的隻言片語中（</w:t>
-      </w:r>
-      <w:hyperlink r:id="rId146">
-        <w:r>
-          <w:rPr>
-            <w:lang w:val="zh_TW" w:bidi="zh_TW"/>
-          </w:rPr>
-          <w:rPr>
-            <w:color w:val="0000EE"/>
-            <w:u w:val="single"/>
-          </w:rPr>
-          <w:t>約一3:18</w:t>
-        </w:r>
-      </w:hyperlink>
-      <w:r>
-        <w:rPr>
-          <w:lang w:val="zh_TW" w:bidi="zh_TW"/>
-        </w:rPr>
-        <w:t>）。</w:t>
-      </w:r>
-    </w:p>
-    <w:p>
-      <w:pPr/>
-      <w:r>
-        <w:rPr>
-          <w:lang w:val="zh_TW" w:bidi="zh_TW"/>
-        </w:rPr>
-      </w:r>
-      <w:r>
-        <w:rPr>
-          <w:lang w:val="zh_TW" w:bidi="zh_TW"/>
-        </w:rPr>
-        <w:t>在反駁諾斯底基督教的無愛自負時，約翰關心的是愛神和愛人的基本命令，因為這是真正基督徒生活的標準和終極目標。因此，他並未詳細描述愛的多方面表達。對於愛的行動描述，他想起了基督關於「遵守命令」和「捨命」犧牲的話（</w:t>
-      </w:r>
-      <w:hyperlink r:id="rId147">
-        <w:r>
-          <w:rPr>
-            <w:lang w:val="zh_TW" w:bidi="zh_TW"/>
-          </w:rPr>
-          <w:rPr>
-            <w:color w:val="0000EE"/>
-            <w:u w:val="single"/>
-          </w:rPr>
-          <w:t>約15:10、13</w:t>
-        </w:r>
-      </w:hyperlink>
-      <w:r>
-        <w:rPr>
-          <w:lang w:val="zh_TW" w:bidi="zh_TW"/>
-        </w:rPr>
-        <w:t>；</w:t>
-      </w:r>
-      <w:hyperlink r:id="rId136">
-        <w:r>
-          <w:rPr>
-            <w:lang w:val="zh_TW" w:bidi="zh_TW"/>
-          </w:rPr>
-          <w:rPr>
-            <w:color w:val="0000EE"/>
-            <w:u w:val="single"/>
-          </w:rPr>
-          <w:t>約一3:16</w:t>
-        </w:r>
-      </w:hyperlink>
-      <w:r>
-        <w:rPr>
-          <w:lang w:val="zh_TW" w:bidi="zh_TW"/>
-        </w:rPr>
         <w:t>），約翰特別提到愛會體察到弟兄的需要，因此會分享世上的財物（見</w:t>
       </w:r>
-      <w:hyperlink r:id="rId148">
+      <w:hyperlink r:id="rId149">
         <w:r>
           <w:rPr>
             <w:lang w:val="zh_TW" w:bidi="zh_TW"/>

--- a/zht/docx/002.content.docx
+++ b/zht/docx/002.content.docx
@@ -2645,6 +2645,1905 @@
         <w:rPr>
           <w:lang w:val="zh_TW" w:bidi="zh_TW"/>
         </w:rPr>
+        <w:t>埃及，埃及人</w:t>
+      </w:r>
+      <w:r>
+        <w:rPr>
+          <w:lang w:val="zh_TW" w:bidi="zh_TW"/>
+        </w:rPr>
+      </w:r>
+    </w:p>
+    <w:p>
+      <w:pPr/>
+      <w:r>
+        <w:rPr>
+          <w:lang w:val="zh_TW" w:bidi="zh_TW"/>
+        </w:rPr>
+      </w:r>
+      <w:r>
+        <w:rPr>
+          <w:lang w:val="zh_TW" w:bidi="zh_TW"/>
+        </w:rPr>
+        <w:t>埃及在聖經敘事中扮演重要的角色。亞伯拉罕曾為了躲避饑荒而寄居埃及。他的曾孫約瑟被賣到埃及作奴僕，後來獲得擢升，地位如同宰相。其後，雅各和仍住在巴勒斯坦地的希伯來族長家族成員遇上饑荒，在約瑟的幫助下遷居到尼羅河三角洲東部的歌珊地。起初，他們受到善待；後來卻淪為奴隸。他們向神呼求，神最終藉著降下十災使他們得釋放。此後，他們在埃及的西奈曠野漂流40年。神在那裡頒布律法，指示他們建造會幕，並賜下祭司制度和獻祭制度的規定。</w:t>
+      </w:r>
+    </w:p>
+    <w:p>
+      <w:pPr/>
+      <w:r>
+        <w:rPr>
+          <w:lang w:val="zh_TW" w:bidi="zh_TW"/>
+        </w:rPr>
+      </w:r>
+      <w:r>
+        <w:rPr>
+          <w:lang w:val="zh_TW" w:bidi="zh_TW"/>
+        </w:rPr>
+        <w:t>公元前586年耶路撒冷被毀後，一群猶太人強迫耶利米與他們一同前往埃及（</w:t>
+      </w:r>
+      <w:hyperlink r:id="rId76">
+        <w:r>
+          <w:rPr>
+            <w:lang w:val="zh_TW" w:bidi="zh_TW"/>
+          </w:rPr>
+          <w:rPr>
+            <w:color w:val="0000EE"/>
+            <w:u w:val="single"/>
+          </w:rPr>
+          <w:t>耶43:6–7</w:t>
+        </w:r>
+      </w:hyperlink>
+      <w:r>
+        <w:rPr>
+          <w:lang w:val="zh_TW" w:bidi="zh_TW"/>
+        </w:rPr>
+        <w:t>）。兩約之間時期，埃及的猶太人人數大增，並逐漸忘記了自己的母語希伯來文。約於公元前250年至150年間，亞歷山大城的猶太人將舊約聖經翻譯成希臘文（即七十士譯本）。這譯本後來成為早期教會使用的聖經，巴勒斯坦以外的基督徒尤其廣泛使用。</w:t>
+      </w:r>
+    </w:p>
+    <w:p>
+      <w:pPr/>
+      <w:r>
+        <w:rPr>
+          <w:lang w:val="zh_TW" w:bidi="zh_TW"/>
+        </w:rPr>
+      </w:r>
+      <w:r>
+        <w:rPr>
+          <w:lang w:val="zh_TW" w:bidi="zh_TW"/>
+        </w:rPr>
+        <w:t>新約聖經時代開始時，埃及成為約瑟、馬利亞和耶穌的避難之地。他們逃到那裡，躲避大希律（Herod the Great）企圖殺害耶穌（</w:t>
+      </w:r>
+      <w:hyperlink r:id="rId77">
+        <w:r>
+          <w:rPr>
+            <w:lang w:val="zh_TW" w:bidi="zh_TW"/>
+          </w:rPr>
+          <w:rPr>
+            <w:color w:val="0000EE"/>
+            <w:u w:val="single"/>
+          </w:rPr>
+          <w:t>太2:13–23</w:t>
+        </w:r>
+      </w:hyperlink>
+      <w:r>
+        <w:rPr>
+          <w:lang w:val="zh_TW" w:bidi="zh_TW"/>
+        </w:rPr>
+        <w:t>）。此外，希伯來歷史與埃及歷史還有幾次交會，例如示撒一世（Shishak I）在羅波安年間入侵巴勒斯坦（</w:t>
+      </w:r>
+      <w:hyperlink r:id="rId78">
+        <w:r>
+          <w:rPr>
+            <w:lang w:val="zh_TW" w:bidi="zh_TW"/>
+          </w:rPr>
+          <w:rPr>
+            <w:color w:val="0000EE"/>
+            <w:u w:val="single"/>
+          </w:rPr>
+          <w:t>王上14:25–28</w:t>
+        </w:r>
+      </w:hyperlink>
+      <w:r>
+        <w:rPr>
+          <w:lang w:val="zh_TW" w:bidi="zh_TW"/>
+        </w:rPr>
+        <w:t>）。</w:t>
+      </w:r>
+    </w:p>
+    <w:p>
+      <w:pPr/>
+      <w:r>
+        <w:rPr>
+          <w:lang w:val="zh_TW" w:bidi="zh_TW"/>
+        </w:rPr>
+      </w:r>
+      <w:r>
+        <w:rPr>
+          <w:lang w:val="zh_TW" w:bidi="zh_TW"/>
+        </w:rPr>
+        <w:t>概述</w:t>
+      </w:r>
+    </w:p>
+    <w:p>
+      <w:pPr>
+        <w:pStyle w:val="ListBullet"/>
+        <w:spacing w:line="240" w:lineRule="auto"/>
+        <w:ind w:left="720"/>
+      </w:pPr>
+      <w:r>
+        <w:rPr>
+          <w:lang w:val="zh_TW" w:bidi="zh_TW"/>
+        </w:rPr>
+      </w:r>
+      <w:r>
+        <w:rPr>
+          <w:lang w:val="zh_TW" w:bidi="zh_TW"/>
+        </w:rPr>
+        <w:t>地理</w:t>
+      </w:r>
+    </w:p>
+    <w:p>
+      <w:pPr>
+        <w:pStyle w:val="ListBullet"/>
+        <w:spacing w:line="240" w:lineRule="auto"/>
+        <w:ind w:left="720"/>
+      </w:pPr>
+      <w:r>
+        <w:rPr>
+          <w:lang w:val="zh_TW" w:bidi="zh_TW"/>
+        </w:rPr>
+      </w:r>
+      <w:r>
+        <w:rPr>
+          <w:lang w:val="zh_TW" w:bidi="zh_TW"/>
+        </w:rPr>
+        <w:t>歷史</w:t>
+      </w:r>
+    </w:p>
+    <w:p>
+      <w:pPr>
+        <w:pStyle w:val="ListBullet"/>
+        <w:spacing w:line="240" w:lineRule="auto"/>
+        <w:ind w:left="720"/>
+      </w:pPr>
+      <w:r>
+        <w:rPr>
+          <w:lang w:val="zh_TW" w:bidi="zh_TW"/>
+        </w:rPr>
+      </w:r>
+      <w:r>
+        <w:rPr>
+          <w:lang w:val="zh_TW" w:bidi="zh_TW"/>
+        </w:rPr>
+        <w:t>社會生活</w:t>
+      </w:r>
+    </w:p>
+    <w:p>
+      <w:pPr>
+        <w:pStyle w:val="ListBullet"/>
+        <w:spacing w:line="240" w:lineRule="auto"/>
+        <w:ind w:left="720"/>
+      </w:pPr>
+      <w:r>
+        <w:rPr>
+          <w:lang w:val="zh_TW" w:bidi="zh_TW"/>
+        </w:rPr>
+      </w:r>
+      <w:r>
+        <w:rPr>
+          <w:lang w:val="zh_TW" w:bidi="zh_TW"/>
+        </w:rPr>
+        <w:t>宗教</w:t>
+      </w:r>
+    </w:p>
+    <w:p>
+      <w:pPr>
+        <w:pStyle w:val="ListBullet"/>
+        <w:spacing w:line="240" w:lineRule="auto"/>
+        <w:ind w:left="720"/>
+      </w:pPr>
+      <w:r>
+        <w:rPr>
+          <w:lang w:val="zh_TW" w:bidi="zh_TW"/>
+        </w:rPr>
+      </w:r>
+      <w:r>
+        <w:rPr>
+          <w:lang w:val="zh_TW" w:bidi="zh_TW"/>
+        </w:rPr>
+        <w:t>學術和文化</w:t>
+      </w:r>
+    </w:p>
+    <w:p>
+      <w:pPr>
+        <w:pStyle w:val="Heading3"/>
+      </w:pPr>
+      <w:r>
+        <w:rPr>
+          <w:lang w:val="zh_TW" w:bidi="zh_TW"/>
+        </w:rPr>
+        <w:t>地理</w:t>
+      </w:r>
+    </w:p>
+    <w:p>
+      <w:pPr/>
+      <w:r>
+        <w:rPr>
+          <w:lang w:val="zh_TW" w:bidi="zh_TW"/>
+        </w:rPr>
+      </w:r>
+      <w:r>
+        <w:rPr>
+          <w:lang w:val="zh_TW" w:bidi="zh_TW"/>
+        </w:rPr>
+        <w:t>埃及是尼羅河的恩賜；沒有尼羅河，就不會有埃及。自古以來，尼羅河每年氾濫時，都會在兩岸沉積一層肥沃的淤泥。沿著河流形成的這條狹長沃土，與河谷兩旁一望無際的貧瘠曠野形成鮮明對比。尼羅河沉積這些土壤後，又提供灌溉所需的水源。對於這片土地來說，這是不可或缺的，因為地中海沿岸每年的降雨量只有6至8英寸（15至20公分），開羅每年只有2英寸（5.1公分）或更少，南方地區則更少。</w:t>
+      </w:r>
+    </w:p>
+    <w:p>
+      <w:pPr/>
+      <w:r>
+        <w:rPr>
+          <w:lang w:val="zh_TW" w:bidi="zh_TW"/>
+        </w:rPr>
+      </w:r>
+      <w:r>
+        <w:rPr>
+          <w:lang w:val="zh_TW" w:bidi="zh_TW"/>
+        </w:rPr>
+        <w:t>尼羅河谷是一條狹長的通道，兩側都是峭壁，南端則有六處瀑布群（cataracts）阻隔。這些地方因河流未能沖刷出暢通的河道，河床中堆積著大大小小的岩石。從一側峭壁到另一側峭壁，開羅至阿斯旺（Aswan）之間的尼羅河谷寬約10至31英里（16至50公里）；然而，這段河谷中可耕種的土地只有約六至十英里（10至16公里）寬，在阿斯旺附近更縮窄至僅1至2英里（1.5至3公里）寬。這片可耕地的總面積只有約5,000平方英里（8,045平方公里）。</w:t>
+      </w:r>
+    </w:p>
+    <w:p>
+      <w:pPr/>
+      <w:r>
+        <w:rPr>
+          <w:lang w:val="zh_TW" w:bidi="zh_TW"/>
+        </w:rPr>
+      </w:r>
+      <w:r>
+        <w:rPr>
+          <w:lang w:val="zh_TW" w:bidi="zh_TW"/>
+        </w:rPr>
+        <w:t>然而，埃及不僅有尼羅河谷，也包括尼羅河三角洲。三角洲位於開羅以北，是尼羅河經過數千年沖積形成的一片扇形地區。三角洲南北長約125英里（201.1公里），東西寬約115英里（185公里）。人口較密集的南部地區，為古埃及人提供了約5,000平方英里（8,045平方公里）的農地。因此，尼羅河谷與三角洲的可耕地總面積約為10,000平方英里（16,090平方公里），大約相當於美國馬里蘭州（Maryland）的面積。</w:t>
+      </w:r>
+    </w:p>
+    <w:p>
+      <w:pPr/>
+      <w:r>
+        <w:rPr>
+          <w:lang w:val="zh_TW" w:bidi="zh_TW"/>
+        </w:rPr>
+      </w:r>
+      <w:r>
+        <w:rPr>
+          <w:lang w:val="zh_TW" w:bidi="zh_TW"/>
+        </w:rPr>
+        <w:t>尼羅河西面分布著一連串綠洲，其中最大的是法雍（Fayum），位於開羅西南約70英里（112.6公里）處。法雍中央是卡倫湖（Lake Qarun），現今湖面約90平方英里（144.8平方公里），平均水深約17英尺（5.2公尺）。湖泊四周環繞著約50萬英畝的肥沃農田。</w:t>
+      </w:r>
+    </w:p>
+    <w:p>
+      <w:pPr/>
+      <w:r>
+        <w:rPr>
+          <w:lang w:val="zh_TW" w:bidi="zh_TW"/>
+        </w:rPr>
+      </w:r>
+      <w:r>
+        <w:rPr>
+          <w:lang w:val="zh_TW" w:bidi="zh_TW"/>
+        </w:rPr>
+        <w:t>古代埃及從地中海延伸至開羅約125英里（201.1公里），稱為下埃及；從開羅到阿斯旺約600英里（965.4公里），稱為上埃及。埃及國勢最強盛時，疆域還包括從阿斯旺第一瀑布群一直向南延伸至第四瀑布群（努比亞〔Nubia〕）的尼羅河谷。因此，埃及的疆域從地中海向南總共延伸約1,100英里（1,769.9公里）。</w:t>
+      </w:r>
+    </w:p>
+    <w:p>
+      <w:pPr/>
+      <w:r>
+        <w:rPr>
+          <w:lang w:val="zh_TW" w:bidi="zh_TW"/>
+        </w:rPr>
+      </w:r>
+      <w:r>
+        <w:rPr>
+          <w:lang w:val="zh_TW" w:bidi="zh_TW"/>
+        </w:rPr>
+        <w:t>埃及最重要的天然資源，是尼羅河沿岸肥沃的土壤。古代農民在這片土地上種植大麥、粗麥（emmer）和小麥等穀物。常見的蔬菜有洋蔥、韭菜（Leeks）、豆類和扁豆；最普遍栽種的水果有棗、無花果和葡萄。埃及不像地中海其它地區主要使用橄欖油，而是使用蓖麻油（castor oil）和芝麻榨油。亞麻可用來製作衣服的亞麻布。馴養的家畜包括公牛、牛、綿羊、山羊、豬、驢和馬。</w:t>
+      </w:r>
+    </w:p>
+    <w:p>
+      <w:pPr/>
+      <w:r>
+        <w:rPr>
+          <w:lang w:val="zh_TW" w:bidi="zh_TW"/>
+        </w:rPr>
+      </w:r>
+      <w:r>
+        <w:rPr>
+          <w:lang w:val="zh_TW" w:bidi="zh_TW"/>
+        </w:rPr>
+        <w:t>另一項重要的天然資源是豐富的石材。尼羅河與紅海之間聳立著花崗岩山脈，同一地區也蘊藏著雪花石膏（alabaster）和其它優質石材。阿斯旺以南是努比亞的花崗岩山脈。位於阿斯旺的西恩（Syene）採石場，以出產極為堅硬耐用的紅色花崗岩而聞名。努比亞山區蘊藏相當豐富的黃金，尼羅河東面山區則分布著含金石英（gold-bearing quartz）礦脈。在埃及歷史上的大部分重要時期，埃及人都控制著西奈的銅礦和綠松石（turquoise）礦。古代早期，努比亞還供應一些木材，用來建造大型駁船，以運送建造金字塔、神廟和其它宏偉建築所需的大量石材。</w:t>
+      </w:r>
+    </w:p>
+    <w:p>
+      <w:pPr/>
+      <w:r>
+        <w:rPr>
+          <w:lang w:val="zh_TW" w:bidi="zh_TW"/>
+        </w:rPr>
+      </w:r>
+      <w:r>
+        <w:rPr>
+          <w:lang w:val="zh_TW" w:bidi="zh_TW"/>
+        </w:rPr>
+        <w:t>尼羅河本身是一條全年都可通行的水道。人們可以順流向北漂行，也可以利用終年盛行的北風，逆著流速較緩（每小時3英里〔5公里〕）的河水揚帆向南航行。事實上，尼羅河就是古代埃及的交通命脈。陸路交通通常只延伸到河岸，除此之外，渡船也經常往返兩岸。</w:t>
+      </w:r>
+    </w:p>
+    <w:p>
+      <w:pPr/>
+      <w:r>
+        <w:rPr>
+          <w:lang w:val="zh_TW" w:bidi="zh_TW"/>
+        </w:rPr>
+      </w:r>
+      <w:r>
+        <w:rPr>
+          <w:lang w:val="zh_TW" w:bidi="zh_TW"/>
+        </w:rPr>
+        <w:t>尼羅河沿岸生長著蒲草，可以用來製作書寫材料。尼羅河每年沉積的黏土，則可用來製作陶器，以及窮人建造房屋所需的日曬磚（sun-dried bricks）。</w:t>
+      </w:r>
+    </w:p>
+    <w:p>
+      <w:pPr/>
+      <w:r>
+        <w:rPr>
+          <w:lang w:val="zh_TW" w:bidi="zh_TW"/>
+        </w:rPr>
+      </w:r>
+      <w:r>
+        <w:rPr>
+          <w:lang w:val="zh_TW" w:bidi="zh_TW"/>
+        </w:rPr>
+        <w:t>古埃及人生活在尼羅河谷中，環境相對封閉，生活安定。南面的瀑布群、東西兩面的曠野，以及地中海缺乏天然港口的海岸，共同形成天然屏障，使他們免受外族入侵，並得以發展出同質性很高的文化。外來影響主要只能從尼羅河三角洲北部兩端滲入，包括來自東方的閃族人，以及來自西方的利比亞人（可能源自歐洲）。埃及人在這兩個方向都設下防禦。他們居住的山谷十分安全，陽光充足，尼羅河也穩定供應水源，使埃及人擁有一種安全感和富足感，是古代近東其它民族所沒有的。</w:t>
+      </w:r>
+    </w:p>
+    <w:p>
+      <w:pPr>
+        <w:pStyle w:val="Heading3"/>
+      </w:pPr>
+      <w:r>
+        <w:rPr>
+          <w:lang w:val="zh_TW" w:bidi="zh_TW"/>
+        </w:rPr>
+        <w:t>歷史</w:t>
+      </w:r>
+    </w:p>
+    <w:p>
+      <w:pPr/>
+      <w:r>
+        <w:rPr>
+          <w:lang w:val="zh_TW" w:bidi="zh_TW"/>
+        </w:rPr>
+      </w:r>
+      <w:r>
+        <w:rPr>
+          <w:lang w:val="zh_TW" w:bidi="zh_TW"/>
+        </w:rPr>
+        <w:t>我們不應把今日埃及的統治者看作法老的後裔，也不應在地理意義以外，把今日埃及居民稱為古埃及人。古埃及這個獨特文明，到公元七世紀阿拉伯人征服埃及後告終；而在此前幾個世紀，希臘、羅馬文化的影響已經大大沖淡了埃及原有的文明。</w:t>
+      </w:r>
+    </w:p>
+    <w:p>
+      <w:pPr>
+        <w:pStyle w:val="Heading4"/>
+      </w:pPr>
+      <w:r>
+        <w:rPr>
+          <w:lang w:val="zh_TW" w:bidi="zh_TW"/>
+        </w:rPr>
+        <w:t>起源</w:t>
+      </w:r>
+    </w:p>
+    <w:p>
+      <w:pPr/>
+      <w:r>
+        <w:rPr>
+          <w:lang w:val="zh_TW" w:bidi="zh_TW"/>
+        </w:rPr>
+      </w:r>
+      <w:r>
+        <w:rPr>
+          <w:lang w:val="zh_TW" w:bidi="zh_TW"/>
+        </w:rPr>
+        <w:t>雖然我們尚未完全了解古埃及人的起源，但從體質特徵來看，他們與含米特人（Hamites）、閃族人和地中海人有相似之處。帶有黑人特徵的含米特人從努比亞向北遷移；亞細亞人（Asiatics）則越過蘇伊士（Suez）地峽進入三角洲；而身材矮小、膚色棕褐、骨架細緻的地中海人，從早期便主導尼羅河谷。無論古埃及人的來源多麼多元，古代埃及人都意識到自己是一個國，一個獨特的民族。男性身高約5英尺6英寸（1.7公尺），女性約5英尺（1.5公尺）。他們體型纖細，但骨骼強健，頭形圓，臉形橢圓。男性面部和體毛都很少；在整個古代，埃及男子通常都把鬍鬚剃淨，而閃族男子則留鬍鬚。</w:t>
+      </w:r>
+    </w:p>
+    <w:p>
+      <w:pPr/>
+      <w:r>
+        <w:rPr>
+          <w:lang w:val="zh_TW" w:bidi="zh_TW"/>
+        </w:rPr>
+      </w:r>
+      <w:r>
+        <w:rPr>
+          <w:lang w:val="zh_TW" w:bidi="zh_TW"/>
+        </w:rPr>
+        <w:t>考古學家將前王朝時期（predynastic）的文化依次分為法雍文化、梅里姆德（Meridian）文化、塔薩（Tasian）文化、巴達里（Badarian）文化、阿姆拉（Amratian）文化、格爾津（Gerzean）文化和塞馬尼（Semainean）文化。這些文化掌握了基本技術，並學會如何運用有限的資源建立文明。當然，他們發展出灌溉系統，以維持有效的農業生產。很早以前，他們就懂得把亞麻製成亞麻布，並用來製作衣物。他們利用蒲草和南方一些河床沿岸生長的樹木造船。日曬磚是主要的建築材料，而黏土則可用來製作陶器。當時的陶器全靠手工製作，直到王朝時期才開始使用陶輪（pottery wheel）。</w:t>
+      </w:r>
+    </w:p>
+    <w:p>
+      <w:pPr/>
+      <w:r>
+        <w:rPr>
+          <w:lang w:val="zh_TW" w:bidi="zh_TW"/>
+        </w:rPr>
+      </w:r>
+      <w:r>
+        <w:rPr>
+          <w:lang w:val="zh_TW" w:bidi="zh_TW"/>
+        </w:rPr>
+        <w:t>埃及大約在前王朝時期末期出現文字。埃及人稱他們的象形文字（或聖符）為「神明的話語」，並相信這些文字源自神明。到了公元前2700年，他們已經懂得把蒲草髓部切成細條，縱橫交錯地鋪放，再壓製成片，製成「紙」。大約在同一時期，他們也發展出採石技術。他們通常先沿著預定分割石塊的位置鑿出一道槽溝，再把乾木楔打入槽溝，然後把木楔浸濕，使木材膨脹，把石塊撐裂。有時，他們也會沿著槽溝生火加熱岩石，再澆水使岩石裂開，與母岩分離。</w:t>
+      </w:r>
+    </w:p>
+    <w:p>
+      <w:pPr>
+        <w:pStyle w:val="Heading4"/>
+      </w:pPr>
+      <w:r>
+        <w:rPr>
+          <w:lang w:val="zh_TW" w:bidi="zh_TW"/>
+        </w:rPr>
+        <w:t>埃及的統一</w:t>
+      </w:r>
+    </w:p>
+    <w:p>
+      <w:pPr/>
+      <w:r>
+        <w:rPr>
+          <w:lang w:val="zh_TW" w:bidi="zh_TW"/>
+        </w:rPr>
+      </w:r>
+      <w:r>
+        <w:rPr>
+          <w:lang w:val="zh_TW" w:bidi="zh_TW"/>
+        </w:rPr>
+        <w:t>約公元前3100年以前，埃及分為兩個獨立的王國：下埃及和上埃及。後來，上埃及的王征服下埃及，並將兩地統一，由他統治。不過，人們始終沒有忘記這種區分，因此埃及在整個歷史中一直稱為「兩地（Two Lands）」。法老戴著雙重王冠，結合了下埃及的低矮紅冠和上埃及的白冠。王宮稱為「雙重宮殿（double palace）」，甚至王家的糧倉也是雙重的。希伯來人也知道埃及有這種雙重觀念，因為在整卷舊約聖經中，他們都稱埃及為Mitzrayim——一個帶有雙數結尾的詞語。</w:t>
+      </w:r>
+    </w:p>
+    <w:p>
+      <w:pPr/>
+      <w:r>
+        <w:rPr>
+          <w:lang w:val="zh_TW" w:bidi="zh_TW"/>
+        </w:rPr>
+      </w:r>
+      <w:r>
+        <w:rPr>
+          <w:lang w:val="zh_TW" w:bidi="zh_TW"/>
+        </w:rPr>
+        <w:t>古代文獻認為統一埃及的法老，有時稱為納爾邁（Narmer），有時稱為美尼斯（Menes）；兩者大概是同一人的不同名字。納爾邁·美尼斯（Narmer-Menes）開創了統一埃及的第一王朝。雖然古埃及人並不按王朝計算歷史，但現代歷史學家沿用馬內托（Manetho）的做法。馬內托是公元前三世紀中期的一位埃及祭司，他編成一份延續到波斯時期的王表（list of kings），並將這份王表分為30個王朝；後來，其他人又加上第三十一王朝。古人並沒有使用「古王國（Old Kingdom）」和「中王國（Middle Kingdom）」這類名稱，但現代學者認為這些名稱有助於整理埃及歷史。</w:t>
+      </w:r>
+    </w:p>
+    <w:p>
+      <w:pPr>
+        <w:pStyle w:val="Heading4"/>
+      </w:pPr>
+      <w:r>
+        <w:rPr>
+          <w:lang w:val="zh_TW" w:bidi="zh_TW"/>
+        </w:rPr>
+        <w:t>早期王朝時期（公元前3100至2700年）</w:t>
+      </w:r>
+    </w:p>
+    <w:p>
+      <w:pPr/>
+      <w:r>
+        <w:rPr>
+          <w:lang w:val="zh_TW" w:bidi="zh_TW"/>
+        </w:rPr>
+      </w:r>
+      <w:r>
+        <w:rPr>
+          <w:lang w:val="zh_TW" w:bidi="zh_TW"/>
+        </w:rPr>
+        <w:t>第一、二王朝的君王在提尼斯（This，又稱Thinis）統治，這座城位於開羅以南約300英里（482.7公里）。他們又建立孟斐斯（Memphis）作為另一個行政中心，鞏固對全國的統治，並發展出王具有神性的觀念。當時，埃及與外界往來相當頻繁，埃及境內也有許多跡象顯示，美索不達米亞文化在這一時期曾對埃及產生影響。</w:t>
+      </w:r>
+    </w:p>
+    <w:p>
+      <w:pPr>
+        <w:pStyle w:val="Heading4"/>
+      </w:pPr>
+      <w:r>
+        <w:rPr>
+          <w:lang w:val="zh_TW" w:bidi="zh_TW"/>
+        </w:rPr>
+        <w:t>古王國（公元前2700年至2200年；第三至第六王朝）</w:t>
+      </w:r>
+    </w:p>
+    <w:p>
+      <w:pPr/>
+      <w:r>
+        <w:rPr>
+          <w:lang w:val="zh_TW" w:bidi="zh_TW"/>
+        </w:rPr>
+      </w:r>
+      <w:r>
+        <w:rPr>
+          <w:lang w:val="zh_TW" w:bidi="zh_TW"/>
+        </w:rPr>
+        <w:t>古王國時期最令人印象深刻的，就是它的大規模建築工程。金字塔就是在這一時期建造的。首都位於孟斐斯（聖經中的挪弗），在今日開羅西南。當時埃及與腓尼基頻繁往來，有些人認為埃及人在腓尼基和其它地區活動頻繁，因此可以稱這一時期為「古帝國（Old Empire）」。這時期逐漸發展出藝術標準，文學和醫學也有重要開端。埃及是絕對君主制（absolute monarchy）的國。君王被視為神，由一大批官員服事；他在位期間，全國百姓可能都要受組織嚴密管制，為他預備陵墓。</w:t>
+      </w:r>
+    </w:p>
+    <w:p>
+      <w:pPr/>
+      <w:r>
+        <w:rPr>
+          <w:lang w:val="zh_TW" w:bidi="zh_TW"/>
+        </w:rPr>
+      </w:r>
+      <w:r>
+        <w:rPr>
+          <w:lang w:val="zh_TW" w:bidi="zh_TW"/>
+        </w:rPr>
+        <w:t>第三王朝的第一位君王是左塞爾（Djoser），他在薩卡拉（Saqqara）建造階梯金字塔（step pyramid）。這是世界上最早的大型石造建築，由六層階梯構成，高204英尺（62.2公尺）。建造金字塔的人是印和闐（Imhotep），他是左塞爾的宰相，後來被奉為神明，人們認為他是建築、文學和醫學的開創者；希臘人也把他等同於醫藥之神阿斯克勒庇俄斯（Asklepios）。</w:t>
+      </w:r>
+    </w:p>
+    <w:p>
+      <w:pPr/>
+      <w:r>
+        <w:rPr>
+          <w:lang w:val="zh_TW" w:bidi="zh_TW"/>
+        </w:rPr>
+      </w:r>
+      <w:r>
+        <w:rPr>
+          <w:lang w:val="zh_TW" w:bidi="zh_TW"/>
+        </w:rPr>
+        <w:t>第四王朝的法老興建了許多宏偉的金字塔。他們約於公元前2600年至2500年間，在吉薩（Giza）建造了三座著名的大金字塔。其中最大的一座一般認為是古夫（Khufu）所建，這金字塔佔地13英畝，原高481英尺（146.6公尺），大約由230萬塊石灰岩砌成，每塊平均重約二點五噸。第二座金字塔高447.5英尺（136.4公尺），旁邊矗立著獅身人面像（sphinx），也就是一隻伏臥的獅子，長著法老的面容。第三座金字塔高204英尺（62.2公尺）。</w:t>
+      </w:r>
+    </w:p>
+    <w:p>
+      <w:pPr/>
+      <w:r>
+        <w:rPr>
+          <w:lang w:val="zh_TW" w:bidi="zh_TW"/>
+        </w:rPr>
+      </w:r>
+      <w:r>
+        <w:rPr>
+          <w:lang w:val="zh_TW" w:bidi="zh_TW"/>
+        </w:rPr>
+        <w:t>這三座金字塔並非僅有的金字塔。吉薩還建有數座較小的金字塔，而在孟斐斯以南的尼羅河西岸，總共有九處金字塔群。到了第五、六王朝，開始出現金字塔經文，包括刻寫和彩繪的銘文、咒語和讚美詩；人們相信這些內容能幫助死者進入來世。</w:t>
+      </w:r>
+    </w:p>
+    <w:p>
+      <w:pPr/>
+      <w:r>
+        <w:rPr>
+          <w:lang w:val="zh_TW" w:bidi="zh_TW"/>
+        </w:rPr>
+      </w:r>
+      <w:r>
+        <w:rPr>
+          <w:lang w:val="zh_TW" w:bidi="zh_TW"/>
+        </w:rPr>
+        <w:t>古王國時期奠定了埃及藝術的基本風格。藝術家採用風格化的方式描繪君王和眾神。埃及藝術著重表達觀念，而不是忠實呈現眼前所見的事物；也就是說，藝術家畫的是他知道存在的事物，而不是他實際看到的景象。例如，他們會將一群魚會畫成一條條完整的魚，而不是按照自然景象描繪，讓前面的魚遮住後面的魚。又例如，驢背上有一對鞍袋（saddlebags），藝術家會把朝向觀看者的鞍袋按自然樣子畫出來；至於掛在驢背另一側的鞍袋，雖然明知看不見，卻仍把它翻到驢背上方，好讓觀看者也能看見。</w:t>
+      </w:r>
+    </w:p>
+    <w:p>
+      <w:pPr/>
+      <w:r>
+        <w:rPr>
+          <w:lang w:val="zh_TW" w:bidi="zh_TW"/>
+        </w:rPr>
+      </w:r>
+      <w:r>
+        <w:rPr>
+          <w:lang w:val="zh_TW" w:bidi="zh_TW"/>
+        </w:rPr>
+        <w:t>在繪畫中，人物的重要性決定了他們的大小。在爭戰場景裡，通常把法老畫得最大，其次是指揮官，再來是普通軍兵，而仇敵的軍兵則畫得最小。</w:t>
+      </w:r>
+    </w:p>
+    <w:p>
+      <w:pPr/>
+      <w:r>
+        <w:rPr>
+          <w:lang w:val="zh_TW" w:bidi="zh_TW"/>
+        </w:rPr>
+      </w:r>
+      <w:r>
+        <w:rPr>
+          <w:lang w:val="zh_TW" w:bidi="zh_TW"/>
+        </w:rPr>
+        <w:t>埃及藝術的目的在於敘述故事，其中許多作品更像一部電影，而不是一張快照。例如，一幅釀酒場景可能同時描繪採摘葡萄、踩榨葡萄汁（通常赤腳踩踏），以及把葡萄汁裝進罐中的過程。</w:t>
+      </w:r>
+    </w:p>
+    <w:p>
+      <w:pPr/>
+      <w:r>
+        <w:rPr>
+          <w:lang w:val="zh_TW" w:bidi="zh_TW"/>
+        </w:rPr>
+      </w:r>
+      <w:r>
+        <w:rPr>
+          <w:lang w:val="zh_TW" w:bidi="zh_TW"/>
+        </w:rPr>
+        <w:t>顯然，埃及的醫學知識在古王國時期也逐漸發展。雖然研究埃及醫學的主要資料來自中王國時期的重要蒲草紙文獻，但有一些跡象顯示，埃及醫學的歷史可以追溯到更早的年代。這些文獻中出現了許多古老的用語。埃及人或許已經對血液循環有所認識，因為他們曾提到感受到「心的聲音」。埃及醫學融合了各種民間療法、護符和咒語，以及科學知識。《埃德溫·史密斯外科蒲草紙》（Edwin Smith Surgical Papyrus）尤其值得注意，它詳細記載了骨折的治療方法。</w:t>
+      </w:r>
+    </w:p>
+    <w:p>
+      <w:pPr/>
+      <w:r>
+        <w:rPr>
+          <w:lang w:val="zh_TW" w:bidi="zh_TW"/>
+        </w:rPr>
+      </w:r>
+      <w:r>
+        <w:rPr>
+          <w:lang w:val="zh_TW" w:bidi="zh_TW"/>
+        </w:rPr>
+        <w:t>在第六王朝期間，由於統治者無能、貴族勢力坐大、財政困難、南方遭努比亞人入侵，以及東北方受到亞細亞人攻擊，古王國便開始瓦解。</w:t>
+      </w:r>
+    </w:p>
+    <w:p>
+      <w:pPr>
+        <w:pStyle w:val="Heading4"/>
+      </w:pPr>
+      <w:r>
+        <w:rPr>
+          <w:lang w:val="zh_TW" w:bidi="zh_TW"/>
+        </w:rPr>
+        <w:t>第一中間時期（公元前2200至2050年；第七至十一王朝）</w:t>
+      </w:r>
+    </w:p>
+    <w:p>
+      <w:pPr/>
+      <w:r>
+        <w:rPr>
+          <w:lang w:val="zh_TW" w:bidi="zh_TW"/>
+        </w:rPr>
+      </w:r>
+      <w:r>
+        <w:rPr>
+          <w:lang w:val="zh_TW" w:bidi="zh_TW"/>
+        </w:rPr>
+        <w:t>在古王國時期，埃及政治穩定繁榮。尼羅河每年定時氾濫，不會造成嚴重災害，糧食也充足。如果一個人品行端正、勤奮工作，並在學校努力學習，就有望獲得適當的升遷，在人生中有所成就。人們熟悉的社會、政治、經濟和宗教制度一直保持穩定，也構成了日常生活秩序的一部分。但到了第一中間時期，舊有的貴族階層已經衰落，中央政府瓦解，許多地區由地方貴族統治，他們甚至自稱為王。人們不再相信，只要按著一定的方式生活，就能獲得成功。古王國整套人生觀隨之崩潰，引發了思想上的動盪，也促使人們重新思考人生。當時有些作品提倡享樂主義，主張以享樂來排解人生的困境；另一些作品則提倡堅忍的生活態度，勸人鍛鍊意志，承受人生的艱難。</w:t>
+      </w:r>
+    </w:p>
+    <w:p>
+      <w:pPr>
+        <w:pStyle w:val="Heading4"/>
+      </w:pPr>
+      <w:r>
+        <w:rPr>
+          <w:lang w:val="zh_TW" w:bidi="zh_TW"/>
+        </w:rPr>
+        <w:t>中王國時期（公元前2050至1780年；第十二王朝）</w:t>
+      </w:r>
+    </w:p>
+    <w:p>
+      <w:pPr/>
+      <w:r>
+        <w:rPr>
+          <w:lang w:val="zh_TW" w:bidi="zh_TW"/>
+        </w:rPr>
+      </w:r>
+      <w:r>
+        <w:rPr>
+          <w:lang w:val="zh_TW" w:bidi="zh_TW"/>
+        </w:rPr>
+        <w:t>第十一王朝後期，底比斯（Thebes）的統治者（位於孟斐斯以南440英里〔708公里〕）努力恢復秩序和王權，並取得部分成功。中王國主要就是第十二王朝的時期。這一王朝出身於底比斯，後來把首都遷到法雍的利什特（Lisht）。第十二王朝共有六位君王，他們都採用阿梅內姆赫特（Amenemhet）或塞斯托里斯（Sesostris）作為王名。每位君王大約統治30年，而且大多在去世前就立自己的兒子為共治王（co-regents），以避免篡位者奪權。由於這些君王不敢剝奪貴族已大致獨立的權力，因此這一時期大部分時間都實行封建制度。</w:t>
+      </w:r>
+    </w:p>
+    <w:p>
+      <w:pPr/>
+      <w:r>
+        <w:rPr>
+          <w:lang w:val="zh_TW" w:bidi="zh_TW"/>
+        </w:rPr>
+      </w:r>
+      <w:r>
+        <w:rPr>
+          <w:lang w:val="zh_TW" w:bidi="zh_TW"/>
+        </w:rPr>
+        <w:t>由於法老無法像過去那樣行使絕對王權，他們必須透過勸導和建立人民的信任來治理國家。他們不斷強調實踐瑪亞特（ma’at，社會公義）；如果貴族不能為百姓帶來瑪亞特，法老便承諾親自為他們伸張公義。他們的宣傳也把法老描繪成盡責的領導，而不只是行使權力的君王；並且把法老塑造成百姓的牧人。</w:t>
+      </w:r>
+    </w:p>
+    <w:p>
+      <w:pPr/>
+      <w:r>
+        <w:rPr>
+          <w:lang w:val="zh_TW" w:bidi="zh_TW"/>
+        </w:rPr>
+      </w:r>
+      <w:r>
+        <w:rPr>
+          <w:lang w:val="zh_TW" w:bidi="zh_TW"/>
+        </w:rPr>
+        <w:t>中王國時期的法老很有智慧，沒有耗費國庫去建造大型金字塔，反而推動各種公共工程，例如大規模開墾法雍的耕地、在蘇伊士地峽修築防禦牆，以及有計劃地開採西奈的銅礦。他們也與克里特、黎巴嫩、敘利亞和邦特（Punt）保持廣泛的貿易往來。</w:t>
+      </w:r>
+    </w:p>
+    <w:p>
+      <w:pPr/>
+      <w:r>
+        <w:rPr>
+          <w:lang w:val="zh_TW" w:bidi="zh_TW"/>
+        </w:rPr>
+      </w:r>
+      <w:r>
+        <w:rPr>
+          <w:lang w:val="zh_TW" w:bidi="zh_TW"/>
+        </w:rPr>
+        <w:t>中王國時期，亞捫開始崛起，成為埃及的重要神明。他與太陽神瑞（Re）結合，成為亞捫—瑞（Amon-Re），並逐漸取代原本作為底比斯守護神的其它神明。後來，亞捫—瑞成為全國的神，在帝國時期更成為偉大的帝國之神，並逐漸具有統管萬邦的特質。古王國時期刻在金字塔牆上的宗教經文，到了這時期已改為刻在棺木上，而且不再只有君王可以使用，貴族也能使用這些經文。</w:t>
+      </w:r>
+    </w:p>
+    <w:p>
+      <w:pPr/>
+      <w:r>
+        <w:rPr>
+          <w:lang w:val="zh_TW" w:bidi="zh_TW"/>
+        </w:rPr>
+      </w:r>
+      <w:r>
+        <w:rPr>
+          <w:lang w:val="zh_TW" w:bidi="zh_TW"/>
+        </w:rPr>
+        <w:t>中王國時期也是文學蓬勃發展的時代。科學文獻方面，有《萊因德數學蒲草紙》（Rhind Mathematical Papyrus）、《埃德溫·史密斯外科蒲草紙》和《埃伯斯醫學蒲草紙》（Ebers Medical Papyrus）等傑出作品。《梅里卡拉訓誨》（Instructions of Merikare）展現了當時智慧文學的特色，而《辛努海的故事》（Tale of Sinuhe）則開創了娛樂文學的類型。</w:t>
+      </w:r>
+    </w:p>
+    <w:p>
+      <w:pPr/>
+      <w:r>
+        <w:rPr>
+          <w:lang w:val="zh_TW" w:bidi="zh_TW"/>
+        </w:rPr>
+      </w:r>
+      <w:r>
+        <w:rPr>
+          <w:lang w:val="zh_TW" w:bidi="zh_TW"/>
+        </w:rPr>
+        <w:t>如果採納出埃及事件發生於較早年代的看法（約公元前1446年），並加上以色列人在埃及寄居的430年（</w:t>
+      </w:r>
+      <w:hyperlink r:id="rId79">
+        <w:r>
+          <w:rPr>
+            <w:lang w:val="zh_TW" w:bidi="zh_TW"/>
+          </w:rPr>
+          <w:rPr>
+            <w:color w:val="0000EE"/>
+            <w:u w:val="single"/>
+          </w:rPr>
+          <w:t>出12:40</w:t>
+        </w:r>
+      </w:hyperlink>
+      <w:r>
+        <w:rPr>
+          <w:lang w:val="zh_TW" w:bidi="zh_TW"/>
+        </w:rPr>
+        <w:t>），就可推算他們約於公元前1876年進入埃及。這大約是塞斯托里斯三世（Sesostris III，又稱Senwosret或Sen-Usert；公元前1878–1840年）統治初期。塞斯托里斯是一位有作為的君王。他把埃及的勢力向南擴展到第二瀑布群，也率軍遠征敘利亞。他還扭轉了前一時期的封建局面，削弱貴族的權力，改由王室官員取代他們治理地方。這項成就或許與約瑟時代的饑荒，以及約瑟利用那場饑荒使全國百姓歸於王權統治之下（</w:t>
+      </w:r>
+      <w:hyperlink r:id="rId80">
+        <w:r>
+          <w:rPr>
+            <w:lang w:val="zh_TW" w:bidi="zh_TW"/>
+          </w:rPr>
+          <w:rPr>
+            <w:color w:val="0000EE"/>
+            <w:u w:val="single"/>
+          </w:rPr>
+          <w:t>創47:13–26</w:t>
+        </w:r>
+      </w:hyperlink>
+      <w:r>
+        <w:rPr>
+          <w:lang w:val="zh_TW" w:bidi="zh_TW"/>
+        </w:rPr>
+        <w:t>）有某種關聯。</w:t>
+      </w:r>
+    </w:p>
+    <w:p>
+      <w:pPr>
+        <w:pStyle w:val="Heading4"/>
+      </w:pPr>
+      <w:r>
+        <w:rPr>
+          <w:lang w:val="zh_TW" w:bidi="zh_TW"/>
+        </w:rPr>
+        <w:t>第二中間時期（公元前1780至1570年；第十三至十七王朝）</w:t>
+      </w:r>
+    </w:p>
+    <w:p>
+      <w:pPr/>
+      <w:r>
+        <w:rPr>
+          <w:lang w:val="zh_TW" w:bidi="zh_TW"/>
+        </w:rPr>
+      </w:r>
+      <w:r>
+        <w:rPr>
+          <w:lang w:val="zh_TW" w:bidi="zh_TW"/>
+        </w:rPr>
+        <w:t>隨著強盛的第十二王朝結束，埃及再次陷入分裂時期。許克所斯人（Hyksos，意為「外族土地的統治者」）是來自敘利亞和巴勒斯坦的閃族人。他們逐漸滲入尼羅河三角洲，約於公元前1730年取得當地的統治權，並以三角洲東部的塔尼斯（Tanis，又稱阿瓦里斯〔Avaris〕）作為首都。與此同時，底比斯的諸侯在南方維持勢力薄弱的統治，通常還是許克所斯人的附庸。</w:t>
+      </w:r>
+    </w:p>
+    <w:p>
+      <w:pPr/>
+      <w:r>
+        <w:rPr>
+          <w:lang w:val="zh_TW" w:bidi="zh_TW"/>
+        </w:rPr>
+      </w:r>
+      <w:r>
+        <w:rPr>
+          <w:lang w:val="zh_TW" w:bidi="zh_TW"/>
+        </w:rPr>
+        <w:t>或許因為埃及人極其憎恨許克所斯人，並竭力抹去他們的歷史記憶，所以今日我們對許克所斯人的了解十分有限，幾乎沒有多少資料可供重建他們的歷史。一般認為，他們把新式青銅劍和匕首、威力強大的複合弓，尤其是馬和戰車，引進埃及。後來，埃及人成功採用這些技術，推翻了許克所斯人的統治，並在巴勒斯坦和敘利亞建立帝國。底比斯諸侯為了擺脫許克所斯人的控制，進行了一場曠日持久、顯然也十分激烈的鬥爭。這場抗爭始於公元前十六世紀後期，最後由阿摩斯一世（Ahmose I，公元前1570–1546年）完成。</w:t>
+      </w:r>
+    </w:p>
+    <w:p>
+      <w:pPr>
+        <w:pStyle w:val="Heading4"/>
+      </w:pPr>
+      <w:r>
+        <w:rPr>
+          <w:lang w:val="zh_TW" w:bidi="zh_TW"/>
+        </w:rPr>
+        <w:t>帝國時期（公元前1570–1090年；第十八至二十王朝）</w:t>
+      </w:r>
+    </w:p>
+    <w:p>
+      <w:pPr/>
+      <w:r>
+        <w:rPr>
+          <w:lang w:val="zh_TW" w:bidi="zh_TW"/>
+        </w:rPr>
+      </w:r>
+      <w:r>
+        <w:rPr>
+          <w:lang w:val="zh_TW" w:bidi="zh_TW"/>
+        </w:rPr>
+        <w:t>阿摩斯開創了第十八王朝，也可視為帝國時期（即新王國時期）的開端。他擊敗埃及境內的許克所斯人後，又成功遠征努比亞和巴勒斯坦南部的沙魯亨（Sharuhen）。之後，他還必須重新征服那些在許克所斯人統治期間趁機脫離中央政府控制的地方貴族。阿蒙霍特普一世（Amenhotep I，公元前1546–1525年）也曾與南方的努比亞人和西北方的利比亞人交戰。</w:t>
+      </w:r>
+    </w:p>
+    <w:p>
+      <w:pPr/>
+      <w:r>
+        <w:rPr>
+          <w:lang w:val="zh_TW" w:bidi="zh_TW"/>
+        </w:rPr>
+      </w:r>
+      <w:r>
+        <w:rPr>
+          <w:lang w:val="zh_TW" w:bidi="zh_TW"/>
+        </w:rPr>
+        <w:t>阿蒙霍特普沒有兒子繼承王位，於是他的姊妹阿摩斯（Ahmose）繼位，並與圖特摩斯一世（Thutmose I，公元前1525–1508年，可能是她的親族）結婚。圖特摩斯一世在登基第一年就必須再次征服叛亂的努比亞人，之後又發動數次遠征，大幅擴展埃及在努比亞的領土。在兩次討伐努比亞之間，他又向敘利亞發動攻勢，因此他的帝國疆域據稱北起幼發拉底河，南至尼羅河第三瀑布群。摩西可能在他統治初期出生。圖特摩斯一世也開始在底比斯西面的帝王谷（Valley of the Kings）開鑿王陵。</w:t>
+      </w:r>
+    </w:p>
+    <w:p>
+      <w:pPr/>
+      <w:r>
+        <w:rPr>
+          <w:lang w:val="zh_TW" w:bidi="zh_TW"/>
+        </w:rPr>
+      </w:r>
+      <w:r>
+        <w:rPr>
+          <w:lang w:val="zh_TW" w:bidi="zh_TW"/>
+        </w:rPr>
+        <w:t>顯然，圖特摩斯一世與阿摩斯所生、唯一倖存的孩子是女兒哈特謝普蘇特（Hatshepsut）。她嫁給了圖特摩斯二世（Thutmose II，公元前1508–1504年）。圖特摩斯二世是圖特摩斯一世與一位次要王妃所生的兒子。圖特摩斯二世曾平定努比亞人的叛亂，但除此之外，關於他的統治，已知的事不多。由於他與哈特謝普蘇特育有兩個女兒，卻沒有兒子，因此決定把女兒瑪麗特蕾（Marytre）嫁給自己與一位次妃所生的兒子圖特摩斯三世（Thutmose III，公元前1504–1450年）。</w:t>
+      </w:r>
+    </w:p>
+    <w:p>
+      <w:pPr/>
+      <w:r>
+        <w:rPr>
+          <w:lang w:val="zh_TW" w:bidi="zh_TW"/>
+        </w:rPr>
+      </w:r>
+      <w:r>
+        <w:rPr>
+          <w:lang w:val="zh_TW" w:bidi="zh_TW"/>
+        </w:rPr>
+        <w:t>圖特摩斯三世年幼時，哈特謝普蘇特繼續執政；即使圖特摩斯三世成年後，她仍拒絕退位。她從公元前1504年至1482年間一直掌握埃及政權。在她統治期間，埃及經濟繁榮。她推動了許多建築工程，其中一項重要成就是在盧克索（Luxor）的卡納克神廟（temple of Karnak）豎立兩座巨大的方尖碑（obelisks）。現今仍保存的一座高97.5英尺（29.7公尺），重約700,000磅（317,800公斤）。她也曾派遣商隊前往邦特進行貿易。有人認為，她就是法老的女兒，曾在尼羅河救起摩西（</w:t>
+      </w:r>
+      <w:hyperlink r:id="rId81">
+        <w:r>
+          <w:rPr>
+            <w:lang w:val="zh_TW" w:bidi="zh_TW"/>
+          </w:rPr>
+          <w:rPr>
+            <w:color w:val="0000EE"/>
+            <w:u w:val="single"/>
+          </w:rPr>
+          <w:t>出2:5</w:t>
+        </w:r>
+      </w:hyperlink>
+      <w:r>
+        <w:rPr>
+          <w:lang w:val="zh_TW" w:bidi="zh_TW"/>
+        </w:rPr>
+        <w:t>）。</w:t>
+      </w:r>
+    </w:p>
+    <w:p>
+      <w:pPr/>
+      <w:r>
+        <w:rPr>
+          <w:lang w:val="zh_TW" w:bidi="zh_TW"/>
+        </w:rPr>
+      </w:r>
+      <w:r>
+        <w:rPr>
+          <w:lang w:val="zh_TW" w:bidi="zh_TW"/>
+        </w:rPr>
+        <w:t>最後，哈特謝普蘇特於公元前1482年意外去世，很可能死於圖特摩斯三世之手；當時他終於擺脫她的控制，親自執政。不到75天，他便集結了一支軍隊，率軍北上巴勒斯坦和敘利亞，征服當地叛亂的諸侯。他首先在米吉多大獲全勝，又經過七個月的圍城後攻陷該城，使巴勒斯坦北部的諸侯心生畏懼，但仍未完全摧毀他們抵抗的意志。在接下來二十年間，圖特摩斯幾乎每年都要遠征巴勒斯坦或努比亞。</w:t>
+      </w:r>
+    </w:p>
+    <w:p>
+      <w:pPr/>
+      <w:r>
+        <w:rPr>
+          <w:lang w:val="zh_TW" w:bidi="zh_TW"/>
+        </w:rPr>
+      </w:r>
+      <w:r>
+        <w:rPr>
+          <w:lang w:val="zh_TW" w:bidi="zh_TW"/>
+        </w:rPr>
+        <w:t>埃及起初只是想懲罰許克所斯人，但這種想法後來逐漸演變成帝國擴張的精神，人們也開始陶醉於征服帶來的權勢。隨著疆域不斷擴張，在往後的世代裡，邊疆幾乎總有某處需要防範威脅；有些威脅確實存在，有些則只是潛在的隱憂。因此，埃及人不再享有昔日居住在河谷中的安全感，反而開始感到不安。埃及人認為亞捫—瑞眷顧他們的軍事行動，於是把大量戰利品和豐厚的禮物獻給他。久而久之，各神廟累積了龐大的財富和權勢，在政治和經濟上都擁有極大的影響力，其中又以卡納克神廟的亞捫祭司團勢力最為強大。</w:t>
+      </w:r>
+    </w:p>
+    <w:p>
+      <w:pPr/>
+      <w:r>
+        <w:rPr>
+          <w:lang w:val="zh_TW" w:bidi="zh_TW"/>
+        </w:rPr>
+      </w:r>
+      <w:r>
+        <w:rPr>
+          <w:lang w:val="zh_TW" w:bidi="zh_TW"/>
+        </w:rPr>
+        <w:t>圖特摩斯三世是古埃及最偉大的法老之一。他征服各地、建立帝國，因此人們常稱他為古埃及的拿破崙。在他的王國中，幾乎沒有一座稍具規模的城未曾留下他的建築工程。人們從他開始，把法老塑造成運動健將、體育高手和戰士；這種做法延續了好幾代；人們也認為他在治理人間事務時擁有神明般的大能。如果採納出埃及事件發生於較早年代的看法，許多學者認為圖特摩斯三世就是大力壓迫希伯來人的那位法老。</w:t>
+      </w:r>
+    </w:p>
+    <w:p>
+      <w:pPr/>
+      <w:r>
+        <w:rPr>
+          <w:lang w:val="zh_TW" w:bidi="zh_TW"/>
+        </w:rPr>
+      </w:r>
+      <w:r>
+        <w:rPr>
+          <w:lang w:val="zh_TW" w:bidi="zh_TW"/>
+        </w:rPr>
+        <w:t>圖特摩斯三世之後，由他的兒子阿蒙霍特普二世（Amenhotep II，公元前1452–1425年）繼位；他可能就是以色列人出埃及時在位的那位法老。他曾短暫與父親共同執政，因此順利過渡為帝國的唯一統治者。雖然他曾被迫兩次遠征敘利亞和巴勒斯坦，平定叛亂的城，但整體而言，他的統治似乎相當和平。他像父親一樣，希望以運動員的高超本領和戰士的冷酷無情聞名。</w:t>
+      </w:r>
+    </w:p>
+    <w:p>
+      <w:pPr/>
+      <w:r>
+        <w:rPr>
+          <w:lang w:val="zh_TW" w:bidi="zh_TW"/>
+        </w:rPr>
+      </w:r>
+      <w:r>
+        <w:rPr>
+          <w:lang w:val="zh_TW" w:bidi="zh_TW"/>
+        </w:rPr>
+        <w:t>圖特摩斯四世（Thutmose IV，公元前1425–1412年）短暫而鮮為人知的統治結束後，阿蒙霍特普三世（Amenhotep III，公元前1412–1375年）登上埃及王位。人們常稱他為「偉大的法老」，他也盡情享受帝國源源不絕帶來的財富。有一次，他僅用了14天，就為王后挖掘了一座長6,400英尺（1,950.6公尺）、寬1,200英尺（365.7公尺）的人工湖。在底比斯尼羅河西岸，王室駁船可以在湖上航行，船上的樂師則為王與王后演奏助興。阿蒙霍特普三世建造了數座神廟，其中包括位於底比斯的一座葬祭神廟，神廟前矗立著著名的門農巨像（Colossi of Memnon）——兩尊約70英尺（21.3公尺）高、王的坐像。雖然工匠忠實地在神廟牆壁上把他描繪成一位偉大的征服者，但他似乎只鎮壓過努比亞（Nubia）的一次叛亂，而且很可能從未踏足巴勒斯坦或敘利亞。</w:t>
+      </w:r>
+    </w:p>
+    <w:p>
+      <w:pPr/>
+      <w:r>
+        <w:rPr>
+          <w:lang w:val="zh_TW" w:bidi="zh_TW"/>
+        </w:rPr>
+      </w:r>
+      <w:r>
+        <w:rPr>
+          <w:lang w:val="zh_TW" w:bidi="zh_TW"/>
+        </w:rPr>
+        <w:t>正如阿蒙霍特普三世沒有積極維持帝國一樣，他的兒子阿蒙霍特普四世（Amenhotep IV，公元前1387–1366年）也沒有這樣做。由於阿蒙霍特普三世健康欠佳，他在公元前1387年立兒子為共同執政者，但這位王子對國政幾乎毫不關心。他具有神祕主義傾向，把心力投入在名為阿瑪爾那（Amarna）的新都推行太陽神阿頓（Aton）的崇拜。阿頓崇拜幾乎是一神論（monotheistic，王與神一同受人敬拜），因此這幾乎可說是一場宗教革命，但除了宮廷之外，信奉者寥寥無幾。宗教改革、遷都帶來的政治改革，以及藝術風格的變革，是所謂「阿瑪納革命（Amarna Revolution）」的三個主要特徵。不過，藝術上的自然主義風格，甚至近乎漫畫式的誇張表現，其實並非新創，因為早在圖特摩斯四世統治時期，人們已經接受了這種風格。阿蒙霍特普四世後來改名為阿肯那頓（Akhnaton，意為「阿頓的靈」）。</w:t>
+      </w:r>
+    </w:p>
+    <w:p>
+      <w:pPr/>
+      <w:r>
+        <w:rPr>
+          <w:lang w:val="zh_TW" w:bidi="zh_TW"/>
+        </w:rPr>
+      </w:r>
+      <w:r>
+        <w:rPr>
+          <w:lang w:val="zh_TW" w:bidi="zh_TW"/>
+        </w:rPr>
+        <w:t>巴勒斯坦和敘利亞的各王侯曾寄信向阿肯那頓求援（這些信就是阿瑪納書信〔Amarna letters〕），請求他協助擊退入侵者，但他置之不理，結果帝國逐漸瓦解。如果採納出埃及事件發生於較早年代的看法，那麼希伯來人征服迦南以及隨後定居的過程，正好發生在阿蒙霍特普三世和阿蒙霍特普四世統治期間，也就是埃及對巴勒斯坦的統治勢力消失的時期。然而，有些阿瑪納書信提到一群被稱為哈比魯人（Habiru）的人，並把他們描述為入侵者；但我們不應把這群人視為希伯來人，因為信中對他們的許多描述，都不可能符合希伯來人的情況。</w:t>
+      </w:r>
+    </w:p>
+    <w:p>
+      <w:pPr/>
+      <w:r>
+        <w:rPr>
+          <w:lang w:val="zh_TW" w:bidi="zh_TW"/>
+        </w:rPr>
+      </w:r>
+      <w:r>
+        <w:rPr>
+          <w:lang w:val="zh_TW" w:bidi="zh_TW"/>
+        </w:rPr>
+        <w:t>阿蒙霍特普四世去世後，圖坦卡門（Tutankhamen，公元前1366–1357年）繼承王位。他登基時只有八、九歲，並與阿肯那頓所寵信的艾伊（Eye）一同執政。九年後，圖坦卡門去世，艾伊繼續統治，直到公元前1353年。公元1922年，人們發現了圖坦卡門那座陪葬品極其豐富、從未遭盜掘的陵墓，因此他所受到的關注，遠遠超過他在古代歷史上的實際重要性。墓中出土的數千件文物，展現了古埃及的富裕、輝煌和藝術成就，也有助於說明摩西放棄埃及財富的意義（</w:t>
+      </w:r>
+      <w:hyperlink r:id="rId82">
+        <w:r>
+          <w:rPr>
+            <w:lang w:val="zh_TW" w:bidi="zh_TW"/>
+          </w:rPr>
+          <w:rPr>
+            <w:color w:val="0000EE"/>
+            <w:u w:val="single"/>
+          </w:rPr>
+          <w:t>來11:26</w:t>
+        </w:r>
+      </w:hyperlink>
+      <w:r>
+        <w:rPr>
+          <w:lang w:val="zh_TW" w:bidi="zh_TW"/>
+        </w:rPr>
+        <w:t>）。</w:t>
+      </w:r>
+    </w:p>
+    <w:p>
+      <w:pPr/>
+      <w:r>
+        <w:rPr>
+          <w:lang w:val="zh_TW" w:bidi="zh_TW"/>
+        </w:rPr>
+      </w:r>
+      <w:r>
+        <w:rPr>
+          <w:lang w:val="zh_TW" w:bidi="zh_TW"/>
+        </w:rPr>
+        <w:t>艾伊去世後，軍兵統帥哈爾摩哈布（Harmhab）繼承王位（公元前1353–1319年）。他重整國政，重新建立穩固的政權。由於哈爾摩哈布沒有子嗣，他指定軍兵統帥兼宰相（即首相）蘭塞一世（Ramses I）為繼承人。蘭塞一世（公元前1319–1318年）和塞提一世（Seti I，公元前1318–1299年）竭力恢復阿肯那頓失去的亞細亞帝國。為了配合這項行動，他們把首都遷到三角洲的塔尼斯，以便更有效地向外發動軍事行動。</w:t>
+      </w:r>
+    </w:p>
+    <w:p>
+      <w:pPr/>
+      <w:r>
+        <w:rPr>
+          <w:lang w:val="zh_TW" w:bidi="zh_TW"/>
+        </w:rPr>
+      </w:r>
+      <w:r>
+        <w:rPr>
+          <w:lang w:val="zh_TW" w:bidi="zh_TW"/>
+        </w:rPr>
+        <w:t>蘭塞二世（Ramses II，公元前1299–1232年）繼續致力於恢復埃及對巴勒斯坦的控制。在他執政第五年，他在敘利亞奧龍特斯河（Orontes）畔的加低斯（Kadesh）與赫人交戰，差一點全軍覆沒。此後，他一路從巴勒斯坦南部征戰到敘利亞北部。如果採納出埃及事件發生於較早年代的看法，當時希伯來人已經住在那地。他們很可能從未與埃及人接觸，因為他們是在巴勒斯坦山區放牧、種植葡萄的人，而蘭塞二世率軍沿著海岸大道行進。最後，在蘭塞二世執政第21年，他與赫人締結和約，並一直遵守到他去世。他在埃及各地大興土木，尤其是在首都塔尼斯、底比斯、阿布辛貝（Abu Simbel，位於阿斯旺以南），以及孟斐斯。許多主張出埃及事件發生於較晚年代的學者認為，蘭塞二世就是以色列人出埃及時期的法老。</w:t>
+      </w:r>
+    </w:p>
+    <w:p>
+      <w:pPr/>
+      <w:r>
+        <w:rPr>
+          <w:lang w:val="zh_TW" w:bidi="zh_TW"/>
+        </w:rPr>
+      </w:r>
+      <w:r>
+        <w:rPr>
+          <w:lang w:val="zh_TW" w:bidi="zh_TW"/>
+        </w:rPr>
+        <w:t>蘭塞二世的第十三個兒子梅爾奈普塔（Merneptah，公元前1232–1222年），是唯一聲稱曾在戰場上擊敗希伯來人的埃及王。不過，有些學者認為他從未入侵亞細亞，因此這只是埃及王慣用的說法，藉此宣稱自己戰勝了四周各地的仇敵，不論是否真的曾與他們交戰。</w:t>
+      </w:r>
+    </w:p>
+    <w:p>
+      <w:pPr/>
+      <w:r>
+        <w:rPr>
+          <w:lang w:val="zh_TW" w:bidi="zh_TW"/>
+        </w:rPr>
+      </w:r>
+      <w:r>
+        <w:rPr>
+          <w:lang w:val="zh_TW" w:bidi="zh_TW"/>
+        </w:rPr>
+        <w:t>蘭塞三世（Ramses III，公元前1198–1164年）在執政第5年和第11年，擊退了入侵三角洲的利比亞人；到了第8年，他又擊退了前來入侵的海上民族，其中包括非利士人。他是帝國時期最後一位統治者，仍在巴勒斯坦和敘利亞維持前哨據點。在他統治後期，埃及經濟惡化，通貨膨脹加劇，政府也無力按時發放薪餉，百姓因此深受其苦，甚至爆發了飢民遊行。</w:t>
+      </w:r>
+    </w:p>
+    <w:p>
+      <w:pPr/>
+      <w:r>
+        <w:rPr>
+          <w:lang w:val="zh_TW" w:bidi="zh_TW"/>
+        </w:rPr>
+      </w:r>
+      <w:r>
+        <w:rPr>
+          <w:lang w:val="zh_TW" w:bidi="zh_TW"/>
+        </w:rPr>
+        <w:t>在蘭塞四世至蘭塞十一世（Ramses IV–XI，公元前1167–1085年）統治期間，埃及國勢持續衰退。貪污腐敗日益嚴重，通貨膨脹也不斷惡化。到了蘭塞九世（Ramses IX，公元前1138–1119年）統治時期，那些領不到薪餉的傭兵似乎在三角洲四處劫掠，而盜掘陵墓更到了氾濫成災的地步。最終，努比亞的總督兼南方軍事力量指揮官赫里霍爾（Herihor）奪取了上埃及的控制權，並自封為阿蒙神的大祭司。埃及帝國至此終結。</w:t>
+      </w:r>
+    </w:p>
+    <w:p>
+      <w:pPr>
+        <w:pStyle w:val="Heading4"/>
+      </w:pPr>
+      <w:r>
+        <w:rPr>
+          <w:lang w:val="zh_TW" w:bidi="zh_TW"/>
+        </w:rPr>
+        <w:t>後帝國時期</w:t>
+      </w:r>
+    </w:p>
+    <w:p>
+      <w:pPr/>
+      <w:r>
+        <w:rPr>
+          <w:lang w:val="zh_TW" w:bidi="zh_TW"/>
+        </w:rPr>
+      </w:r>
+      <w:r>
+        <w:rPr>
+          <w:lang w:val="zh_TW" w:bidi="zh_TW"/>
+        </w:rPr>
+        <w:t>在後時期帝國，埃及先後由利比亞王（Libyan kings，公元前945–712年）和衣索比亞王（Ethiopian kings，公元前712–670年）統治。亞述短暫統治埃及一段時間（公元前670–663年）之後，本土王朝重新掌權（公元前663–525年）。後來，波斯人征服了埃及，並統治這片土地，直到公元前331年亞歷山大大帝（Alexander the Great）率軍經過。此後，托勒密王朝（Ptolemies）統治埃及，直到公元前30年克麗奧佩特拉（Cleopatra）去世。此後，羅馬人接管了埃及。耶穌降生後，馬利亞和約瑟逃往埃及時，當地正由羅馬人統治。在希臘—羅馬時期，希臘化文化主導了埃及。</w:t>
+      </w:r>
+    </w:p>
+    <w:p>
+      <w:pPr/>
+      <w:r>
+        <w:rPr>
+          <w:lang w:val="zh_TW" w:bidi="zh_TW"/>
+        </w:rPr>
+      </w:r>
+      <w:r>
+        <w:rPr>
+          <w:lang w:val="zh_TW" w:bidi="zh_TW"/>
+        </w:rPr>
+        <w:t>後帝國時期初期，埃及文化仍然佔主導地位，當時有幾位埃及王曾出現在聖經的歷史中。猶大王羅波安在位第五年（約公元前926年），埃及王示撒一世入侵猶大，大肆破壞（</w:t>
+      </w:r>
+      <w:hyperlink r:id="rId83">
+        <w:r>
+          <w:rPr>
+            <w:lang w:val="zh_TW" w:bidi="zh_TW"/>
+          </w:rPr>
+          <w:rPr>
+            <w:color w:val="0000EE"/>
+            <w:u w:val="single"/>
+          </w:rPr>
+          <w:t>王上14:25–26</w:t>
+        </w:r>
+      </w:hyperlink>
+      <w:r>
+        <w:rPr>
+          <w:lang w:val="zh_TW" w:bidi="zh_TW"/>
+        </w:rPr>
+        <w:t>）。考古發現顯示，他甚至進軍以色列境內。約公元前700年，在希西家王和先知以賽亞的時代，古實王特哈卡（Tirhakah）率軍進入巴勒斯坦，協助猶大人抵抗入侵的亞述人（</w:t>
+      </w:r>
+      <w:hyperlink r:id="rId84">
+        <w:r>
+          <w:rPr>
+            <w:lang w:val="zh_TW" w:bidi="zh_TW"/>
+          </w:rPr>
+          <w:rPr>
+            <w:color w:val="0000EE"/>
+            <w:u w:val="single"/>
+          </w:rPr>
+          <w:t>王下19:9</w:t>
+        </w:r>
+      </w:hyperlink>
+      <w:r>
+        <w:rPr>
+          <w:lang w:val="zh_TW" w:bidi="zh_TW"/>
+        </w:rPr>
+        <w:t>）。公元前七世紀末，法老尼哥率軍穿越猶大，前去援助日漸衰弱的亞述。約西亞王試圖阻止他，結果戰死（</w:t>
+      </w:r>
+      <w:hyperlink r:id="rId85">
+        <w:r>
+          <w:rPr>
+            <w:lang w:val="zh_TW" w:bidi="zh_TW"/>
+          </w:rPr>
+          <w:rPr>
+            <w:color w:val="0000EE"/>
+            <w:u w:val="single"/>
+          </w:rPr>
+          <w:t>王下23:28–30</w:t>
+        </w:r>
+      </w:hyperlink>
+      <w:r>
+        <w:rPr>
+          <w:lang w:val="zh_TW" w:bidi="zh_TW"/>
+        </w:rPr>
+        <w:t>）。猶大國末期，當尼布甲尼撒圍攻耶路撒冷（公元前588–586年）時，法老合弗拉出兵巴勒斯坦，企圖援助希伯來人並擊敗巴比倫人，但最終並未成功。耶利米預言埃及人必遭毀滅（</w:t>
+      </w:r>
+      <w:hyperlink r:id="rId86">
+        <w:r>
+          <w:rPr>
+            <w:lang w:val="zh_TW" w:bidi="zh_TW"/>
+          </w:rPr>
+          <w:rPr>
+            <w:color w:val="0000EE"/>
+            <w:u w:val="single"/>
+          </w:rPr>
+          <w:t>耶44:30</w:t>
+        </w:r>
+      </w:hyperlink>
+      <w:r>
+        <w:rPr>
+          <w:lang w:val="zh_TW" w:bidi="zh_TW"/>
+        </w:rPr>
+        <w:t>）。</w:t>
+      </w:r>
+    </w:p>
+    <w:p>
+      <w:pPr>
+        <w:pStyle w:val="Heading3"/>
+      </w:pPr>
+      <w:r>
+        <w:rPr>
+          <w:lang w:val="zh_TW" w:bidi="zh_TW"/>
+        </w:rPr>
+        <w:t>社會生活</w:t>
+      </w:r>
+    </w:p>
+    <w:p>
+      <w:pPr>
+        <w:pStyle w:val="Heading4"/>
+      </w:pPr>
+      <w:r>
+        <w:rPr>
+          <w:lang w:val="zh_TW" w:bidi="zh_TW"/>
+        </w:rPr>
+        <w:t>社會階級</w:t>
+      </w:r>
+    </w:p>
+    <w:p>
+      <w:pPr/>
+      <w:r>
+        <w:rPr>
+          <w:lang w:val="zh_TW" w:bidi="zh_TW"/>
+        </w:rPr>
+      </w:r>
+      <w:r>
+        <w:rPr>
+          <w:lang w:val="zh_TW" w:bidi="zh_TW"/>
+        </w:rPr>
+        <w:t>無論在理論上還是實際上，埃及所有土地都屬於法老。人們視法老為神，認為眾神把全埃及的土地賜給他。然而，法老會把土地賞賜出去：有些獻給眾神，用來維持各神廟的運作；有些賞給最忠心的支持者；還有一些用來供奉他死後的祭祀。因此，王國有大片土地逐漸脫離法老的直接控制，但仍有相當大的一部分屬於王室。到了中王國初期，貴族已擁有大片土地，不過法老削弱了他們的勢力，並重新收回了相當可觀的土地。在帝國時期，法老把大片土地賞賜給各神廟，尤其是底比斯的亞捫神神廟。這種慷慨的賞賜增強了祭司階層的勢力，卻削弱了王權。</w:t>
+      </w:r>
+    </w:p>
+    <w:p>
+      <w:pPr/>
+      <w:r>
+        <w:rPr>
+          <w:lang w:val="zh_TW" w:bidi="zh_TW"/>
+        </w:rPr>
+      </w:r>
+      <w:r>
+        <w:rPr>
+          <w:lang w:val="zh_TW" w:bidi="zh_TW"/>
+        </w:rPr>
+        <w:t>隨著越來越多土地脫離王室控制，而社會和經濟生活也變得越來越複雜，埃及逐漸形成了複雜的階級結構。埃及社會主要分為受過教育的精英和平民大眾，不過這種說法過於簡化。社會最上層是王室和大貴族；在他們之下，是較低等的貴族和官員；再往下，是為上層兩個階級服務的工匠。然後，至少在帝國時期，還有一些農民擁有小塊土地，並親自耕種。</w:t>
+      </w:r>
+    </w:p>
+    <w:p>
+      <w:pPr/>
+      <w:r>
+        <w:rPr>
+          <w:lang w:val="zh_TW" w:bidi="zh_TW"/>
+        </w:rPr>
+      </w:r>
+      <w:r>
+        <w:rPr>
+          <w:lang w:val="zh_TW" w:bidi="zh_TW"/>
+        </w:rPr>
+        <w:t>社會最底層是自由農奴和奴隸。奴隸制度只是在帝國時期才變得普遍；當時奴隸多半是戰俘，主要來自北方的巴勒斯坦和敘利亞，以及南方的努比亞。有些奴隸進入宮廷和大型莊園做家僕，但大多數人在土地上勞作，也有一些人在礦場服役。埃及對奴隸的依賴，從未像其它近東諸國那樣深。</w:t>
+      </w:r>
+    </w:p>
+    <w:p>
+      <w:pPr>
+        <w:pStyle w:val="Heading4"/>
+      </w:pPr>
+      <w:r>
+        <w:rPr>
+          <w:lang w:val="zh_TW" w:bidi="zh_TW"/>
+        </w:rPr>
+        <w:t>家庭生活</w:t>
+      </w:r>
+    </w:p>
+    <w:p>
+      <w:pPr/>
+      <w:r>
+        <w:rPr>
+          <w:lang w:val="zh_TW" w:bidi="zh_TW"/>
+        </w:rPr>
+      </w:r>
+      <w:r>
+        <w:rPr>
+          <w:lang w:val="zh_TW" w:bidi="zh_TW"/>
+        </w:rPr>
+        <w:t>埃及人似乎在青春期初期就會結婚。孩子三歲斷奶。男孩在6至12歲之間受割禮。雖然教育主要為上層階級的男孩而設，但女孩也常常接受某種正式教育，尤其是王室女孩。埃及婦女顯然比其它近東諸國的婦女享有更大的自由，也更受尊重。她們可以較自由地外出；丈夫處理事務時，她們會陪同在旁，甚至也會陪丈夫出席社交場合。丈夫和父親外出捕魚或打獵時，家人有時也會同行，不過她們不會參與實際活動。埃及人通常並非一夫一妻；後宮規模取決於經濟條件。不過，正妻的地位受到保障，她的長子會成為丈夫的繼承人。</w:t>
+      </w:r>
+    </w:p>
+    <w:p>
+      <w:pPr/>
+      <w:r>
+        <w:rPr>
+          <w:lang w:val="zh_TW" w:bidi="zh_TW"/>
+        </w:rPr>
+      </w:r>
+      <w:r>
+        <w:rPr>
+          <w:lang w:val="zh_TW" w:bidi="zh_TW"/>
+        </w:rPr>
+        <w:t>女性可以從事祭司、助產士、專職哀悼者、舞者，也可能擔任文士（因為埃及文中有表示女性文士的詞語）。</w:t>
+      </w:r>
+    </w:p>
+    <w:p>
+      <w:pPr/>
+      <w:r>
+        <w:rPr>
+          <w:lang w:val="zh_TW" w:bidi="zh_TW"/>
+        </w:rPr>
+      </w:r>
+      <w:r>
+        <w:rPr>
+          <w:lang w:val="zh_TW" w:bidi="zh_TW"/>
+        </w:rPr>
+        <w:t>埃及人的家具相當簡單，主要有床、椅子、凳子、腳凳，以及放置水罐的層架。當時似乎沒有餐桌，人們只是把盛著食物的托盤放在架上。窮人則直接坐在地上，在地墊上睡覺，也把食物擺在地上用餐。</w:t>
+      </w:r>
+    </w:p>
+    <w:p>
+      <w:pPr/>
+      <w:r>
+        <w:rPr>
+          <w:lang w:val="zh_TW" w:bidi="zh_TW"/>
+        </w:rPr>
+      </w:r>
+      <w:r>
+        <w:rPr>
+          <w:lang w:val="zh_TW" w:bidi="zh_TW"/>
+        </w:rPr>
+        <w:t>房屋通常用泥磚建造。富人的住宅大多建在花園中，常設有裝飾性的水池。屋內牆壁可能會粉刷顏色，甚至繪有壁畫。屋頂是平的，在一年最炎熱的幾個月裡，可以當作第二間臥房使用。有些房屋還建有第二層。雖然考古學家已發現兩、三座為政府工程工作的工匠聚落遺址，但對古埃及重要的城的規劃和規模，幾乎仍一無所知。</w:t>
+      </w:r>
+    </w:p>
+    <w:p>
+      <w:pPr>
+        <w:pStyle w:val="Heading4"/>
+      </w:pPr>
+      <w:r>
+        <w:rPr>
+          <w:lang w:val="zh_TW" w:bidi="zh_TW"/>
+        </w:rPr>
+        <w:t>服飾</w:t>
+      </w:r>
+    </w:p>
+    <w:p>
+      <w:pPr/>
+      <w:r>
+        <w:rPr>
+          <w:lang w:val="zh_TW" w:bidi="zh_TW"/>
+        </w:rPr>
+      </w:r>
+      <w:r>
+        <w:rPr>
+          <w:lang w:val="zh_TW" w:bidi="zh_TW"/>
+        </w:rPr>
+        <w:t>婦女穿著亞麻長袍，從腋下一直垂到腳踝，並以肩帶固定。到了帝國時期，裙子變得更加寬鬆，並打上褶子。男子穿著用腰帶繫住、長及膝蓋的腰布。上層階級常穿前面打褶的腰布。到了中王國和帝國後期，腰布加長到小腿中部，男子有時也會穿短袖束腰外衣。受到亞細亞文化的影響，帝國時期的上層階級常穿有顏色的衣服，不像其它時期大多穿白色衣服。</w:t>
+      </w:r>
+    </w:p>
+    <w:p>
+      <w:pPr/>
+      <w:r>
+        <w:rPr>
+          <w:lang w:val="zh_TW" w:bidi="zh_TW"/>
+        </w:rPr>
+      </w:r>
+      <w:r>
+        <w:rPr>
+          <w:lang w:val="zh_TW" w:bidi="zh_TW"/>
+        </w:rPr>
+        <w:t>男子都把鬍鬚剃乾淨，不過法老和少數高級官員在舉行禮儀時會佩戴假鬍鬚。男女都戴假髮，也都會塗眼彩，既可作為藥用，也可用來裝飾。婦女會塗口紅和胭脂，並用散沫花（henna）為指甲、手掌和腳掌著色。上層階級的男女佩戴各式各樣的首飾。各階層的人都會在皮膚上塗抹油脂，以保護皮膚免受炎熱乾燥氣候的傷害。此外，人們也普遍使用香水。</w:t>
+      </w:r>
+    </w:p>
+    <w:p>
+      <w:pPr>
+        <w:pStyle w:val="Heading4"/>
+      </w:pPr>
+      <w:r>
+        <w:rPr>
+          <w:lang w:val="zh_TW" w:bidi="zh_TW"/>
+        </w:rPr>
+        <w:t>娛樂</w:t>
+      </w:r>
+    </w:p>
+    <w:p>
+      <w:pPr/>
+      <w:r>
+        <w:rPr>
+          <w:lang w:val="zh_TW" w:bidi="zh_TW"/>
+        </w:rPr>
+      </w:r>
+      <w:r>
+        <w:rPr>
+          <w:lang w:val="zh_TW" w:bidi="zh_TW"/>
+        </w:rPr>
+        <w:t>古埃及沒有有組織的競技活動。人們外出消遣時，通常獨自前往，或與家人同行。他們可能帶著弓箭和獵犬到沙漠打獵，也可能去釣魚，或在沼澤中用回力鏢擊落飛鳥，或駕著戰車出遊。農家子弟，尤其是少年和青年，特別喜歡摔角。軍兵則會跳戰舞，作為一種體能訓練。無論男女，最普遍的室內遊戲是類似西洋跳棋的棋戲。</w:t>
+      </w:r>
+    </w:p>
+    <w:p>
+      <w:pPr>
+        <w:pStyle w:val="Heading4"/>
+      </w:pPr>
+      <w:r>
+        <w:rPr>
+          <w:lang w:val="zh_TW" w:bidi="zh_TW"/>
+        </w:rPr>
+        <w:t>法律與刑罰</w:t>
+      </w:r>
+    </w:p>
+    <w:p>
+      <w:pPr/>
+      <w:r>
+        <w:rPr>
+          <w:lang w:val="zh_TW" w:bidi="zh_TW"/>
+        </w:rPr>
+      </w:r>
+      <w:r>
+        <w:rPr>
+          <w:lang w:val="zh_TW" w:bidi="zh_TW"/>
+        </w:rPr>
+        <w:t>人們認為法老是一切法律的源頭，當時似乎沒有一部人人遵循的成文法典。法庭會依循過往案件立下的先例；法老也會不時頒布新法令，修改法律制度。法庭程序包括宣誓說實話、原告和被告陳詞、法庭作出判決，以及由法庭書記記錄案情。有些案件會用刑迫使人招供。</w:t>
+      </w:r>
+    </w:p>
+    <w:p>
+      <w:pPr/>
+      <w:r>
+        <w:rPr>
+          <w:lang w:val="zh_TW" w:bidi="zh_TW"/>
+        </w:rPr>
+      </w:r>
+      <w:r>
+        <w:rPr>
+          <w:lang w:val="zh_TW" w:bidi="zh_TW"/>
+        </w:rPr>
+        <w:t>叛國、謀殺和作假見證，都屬於死罪。作假見證之所以特別嚴重，是因為人在法庭上要以「法老的性命」起誓；因此，作假誓就等於冒犯法老。其它嚴重罪行可處以割鼻或割耳等殘害肢體的刑罰，或判到礦場和採石場做苦工，這等於活著受死。犯盜竊罪的人，可能要償還所偷財物的兩倍或三倍。鞭打是對輕微罪行的常見懲罰。到了帝國時期，埃及已有類似警察的組織，每座城都設有一支警察隊伍。</w:t>
+      </w:r>
+    </w:p>
+    <w:p>
+      <w:pPr>
+        <w:pStyle w:val="Heading3"/>
+      </w:pPr>
+      <w:r>
+        <w:rPr>
+          <w:lang w:val="zh_TW" w:bidi="zh_TW"/>
+        </w:rPr>
+        <w:t>宗教</w:t>
+      </w:r>
+    </w:p>
+    <w:p>
+      <w:pPr/>
+      <w:r>
+        <w:rPr>
+          <w:lang w:val="zh_TW" w:bidi="zh_TW"/>
+        </w:rPr>
+      </w:r>
+      <w:r>
+        <w:rPr>
+          <w:lang w:val="zh_TW" w:bidi="zh_TW"/>
+        </w:rPr>
+        <w:t>埃及人的生活處處都與宗教密不可分。人們稱埃及為「尼羅河的恩賜」，因此埃及人敬拜尼羅河，把它奉為哈皮（Hapi）神。太陽賜生命給萬物，因此人們也把它神化，稱為亞捫—瑞或亞頓等不同的神。人們視法老為眾神的後裔，也認為他是神在人間的化身。摩西時代的十災，是神對埃及諸神的攻擊。尼羅河變成血、遍地陷入黑暗，以及擊殺被奉為神的法老之長子，都使埃及的諸神蒙羞；其它各災也都以不同方式打擊了埃及人的神明。</w:t>
+      </w:r>
+    </w:p>
+    <w:p>
+      <w:pPr/>
+      <w:r>
+        <w:rPr>
+          <w:lang w:val="zh_TW" w:bidi="zh_TW"/>
+        </w:rPr>
+      </w:r>
+      <w:r>
+        <w:rPr>
+          <w:lang w:val="zh_TW" w:bidi="zh_TW"/>
+        </w:rPr>
+        <w:t>埃及人最關心的，就是死後仍能繼續活著，並在來世得到眾神眷顧。埃及人並非沉迷於死亡；相反地，他們希望把今生美好的一切，盡可能延續到來世。</w:t>
+      </w:r>
+    </w:p>
+    <w:p>
+      <w:pPr/>
+      <w:r>
+        <w:rPr>
+          <w:lang w:val="zh_TW" w:bidi="zh_TW"/>
+        </w:rPr>
+      </w:r>
+      <w:r>
+        <w:rPr>
+          <w:lang w:val="zh_TW" w:bidi="zh_TW"/>
+        </w:rPr>
+        <w:t>古埃及人不像現代西方人那樣，把自然界看成沒有生命的世界。在他們眼中，各種自然現象都有自己的位格；凡是影響人類生活的，都可能以友善或敵對的存在顯現。人們認為眾神各自掌管不同的事務或職責。因此，矮小而羅圈腿的神畢斯（Bes）掌管音樂和生育；女神陶爾特（Taurt，由河馬、母獅和鱷魚的形象組成）則與分娩有關。人們大量製作這兩位神的護身符；這兩個神似乎比埃及的主要神祇更受一般百姓崇敬。</w:t>
+      </w:r>
+    </w:p>
+    <w:p>
+      <w:pPr/>
+      <w:r>
+        <w:rPr>
+          <w:lang w:val="zh_TW" w:bidi="zh_TW"/>
+        </w:rPr>
+      </w:r>
+      <w:r>
+        <w:rPr>
+          <w:lang w:val="zh_TW" w:bidi="zh_TW"/>
+        </w:rPr>
+        <w:t>埃及眾神中最重要的是太陽神瑞（Re，或Ra）。人們視法老為祂在世上的兒子，也是祂在人間的化身。法老死後，便重新回到天上，與祂神聖的父親同在。瑞生出空氣之神舒（Shu）和濕氣女神泰芙努特（Tefnut）。他們又生下兩個孩子：大地之神蓋布（Geb）和天空女神努特（Nut）。至於人類如何起源，埃及神話有不同的說法。有一種傳說認為，人類是瑞流淚而生；另一種則認為，人類是孔努姆（Khnum）在陶輪上塑造而成。</w:t>
+      </w:r>
+    </w:p>
+    <w:p>
+      <w:pPr/>
+      <w:r>
+        <w:rPr>
+          <w:lang w:val="zh_TW" w:bidi="zh_TW"/>
+        </w:rPr>
+      </w:r>
+      <w:r>
+        <w:rPr>
+          <w:lang w:val="zh_TW" w:bidi="zh_TW"/>
+        </w:rPr>
+        <w:t>到了帝國時期，人們視底比斯的主神亞捫與瑞為同一位神，因此太陽神從此稱為亞捫—瑞。底比斯最重要的三個神是亞捫、他的配偶穆特（Mut），以及他們的兒子孔蘇（Khonsu，月神）。</w:t>
+      </w:r>
+    </w:p>
+    <w:p>
+      <w:pPr/>
+      <w:r>
+        <w:rPr>
+          <w:lang w:val="zh_TW" w:bidi="zh_TW"/>
+        </w:rPr>
+      </w:r>
+      <w:r>
+        <w:rPr>
+          <w:lang w:val="zh_TW" w:bidi="zh_TW"/>
+        </w:rPr>
+        <w:t>在重要性上可與亞捫—瑞相比的，是死者之神（死者之王）奧西里斯（Osiris）。傳說中，仁慈的統治者俄賽里斯遭兄弟殺害，後來他的妻子伊希斯（Isis）用各種法術使他復活；從此以後，他就在西方作王，統治蒙福的死者。後來，奧西里斯的經歷也成為每個人的經歷。人們可以藉著伊希斯所用那類法術咒語，來到奧西里斯面前，甚至在某種意義上成為奧西里斯。除了要知道並念誦這些咒語之外，人們還必須接受審判，把自己的心放在公義的天平上稱量。如果審判宣告他沒有罪，他就可以進入奧西里斯的國，享受蒙福的來世。</w:t>
+      </w:r>
+    </w:p>
+    <w:p>
+      <w:pPr/>
+      <w:r>
+        <w:rPr>
+          <w:lang w:val="zh_TW" w:bidi="zh_TW"/>
+        </w:rPr>
+      </w:r>
+      <w:r>
+        <w:rPr>
+          <w:lang w:val="zh_TW" w:bidi="zh_TW"/>
+        </w:rPr>
+        <w:t>這些關於進入來世的觀念，有些在古王國時期開始出現在金字塔墓室的牆壁上，稱為「金字塔經文（pyramid texts）」。到了中王國時期，人們把這些內容寫在棺木上，稱為「棺木經文（coffin texts）」。到了帝國時期，這些內容被編成「亡靈書（Book of the Dead）」。從帝國時期直到約公元300年，人們仍繼續把其中一些段落刻寫在墓壁上。</w:t>
+      </w:r>
+    </w:p>
+    <w:p>
+      <w:pPr>
+        <w:pStyle w:val="Heading3"/>
+      </w:pPr>
+      <w:r>
+        <w:rPr>
+          <w:lang w:val="zh_TW" w:bidi="zh_TW"/>
+        </w:rPr>
+        <w:t>學術和文化</w:t>
+      </w:r>
+    </w:p>
+    <w:p>
+      <w:pPr>
+        <w:pStyle w:val="Heading4"/>
+      </w:pPr>
+      <w:r>
+        <w:rPr>
+          <w:lang w:val="zh_TW" w:bidi="zh_TW"/>
+        </w:rPr>
+        <w:t>語言與文字</w:t>
+      </w:r>
+    </w:p>
+    <w:p>
+      <w:pPr/>
+      <w:r>
+        <w:rPr>
+          <w:lang w:val="zh_TW" w:bidi="zh_TW"/>
+        </w:rPr>
+      </w:r>
+      <w:r>
+        <w:rPr>
+          <w:lang w:val="zh_TW" w:bidi="zh_TW"/>
+        </w:rPr>
+        <w:t>古埃及文與閃族語言和含米特（Hamitic）語言都有親緣關係。大約到公元前311年，象形文字（主要用於碑文和較正式的書寫）和祭司體（較為流暢的書寫體）都已廣泛使用。一個象形文字可以代表一個字母、一個音節、一個語音、一個詞語，或一個概念。公元1822年，商博良（Francois Champollion）主要藉著羅塞塔（Rosetta）石碑，成功破解了象形文字。約公元前700年，埃及人又創造出一種書寫速度更快的文字，稱為世俗體（demotic），一直使用到早期基督教時代。此後，古埃及文改用希臘字母書寫，並加入少數幾個額外字母，形成了科普特文（Coptic）。</w:t>
+      </w:r>
+    </w:p>
+    <w:p>
+      <w:pPr>
+        <w:pStyle w:val="Heading4"/>
+      </w:pPr>
+      <w:r>
+        <w:rPr>
+          <w:lang w:val="zh_TW" w:bidi="zh_TW"/>
+        </w:rPr>
+        <w:t>教育</w:t>
+      </w:r>
+    </w:p>
+    <w:p>
+      <w:pPr/>
+      <w:r>
+        <w:rPr>
+          <w:lang w:val="zh_TW" w:bidi="zh_TW"/>
+        </w:rPr>
+      </w:r>
+      <w:r>
+        <w:rPr>
+          <w:lang w:val="zh_TW" w:bidi="zh_TW"/>
+        </w:rPr>
+        <w:t>在埃及，幾乎只有上層階級的男孩才有機會接受教育，目的是培養祭司、官員和各種專業人才。能夠接受教育的人並不多。男孩很小就開始接受教育，通常約四歲入學。課程一大清早開始，通常中午前就結束，以避開一天中最炎熱的時段。閱讀、書寫和算術是基本課程。工整的字跡和撰寫書信的能力，是所有社會領袖不可或缺的技能；良好的口才也同樣受到重視。學生主要透過臨摹字帖和書信範本來學習。石片和陶片是廉價的書寫材料，而蒲草紙則保留給重要文稿的定稿使用。算術知識對在官署任職的人尤其重要，因為當時徵收的稅賦大多以實物繳納。</w:t>
+      </w:r>
+    </w:p>
+    <w:p>
+      <w:pPr/>
+      <w:r>
+        <w:rPr>
+          <w:lang w:val="zh_TW" w:bidi="zh_TW"/>
+        </w:rPr>
+      </w:r>
+      <w:r>
+        <w:rPr>
+          <w:lang w:val="zh_TW" w:bidi="zh_TW"/>
+        </w:rPr>
+        <w:t>最高層次的教育是祭司訓練，王子可以進入祭司學校受訓。不過，他們更常由教師在王宮授課。這些課程通常為後宮子女而設，公主和非王室的孩子有時也會一起上課。</w:t>
+      </w:r>
+    </w:p>
+    <w:p>
+      <w:pPr/>
+      <w:r>
+        <w:rPr>
+          <w:lang w:val="zh_TW" w:bidi="zh_TW"/>
+        </w:rPr>
+      </w:r>
+      <w:r>
+        <w:rPr>
+          <w:lang w:val="zh_TW" w:bidi="zh_TW"/>
+        </w:rPr>
+        <w:t>完成初級教育後，男孩可以進入「生命之家（House of Life）」繼續學習。這是一種類似學院或高等學府的機構，傑出的學者會在那裡講授各種學科（包括醫學）。它大概類似於雅典的柏拉圖學院（Plato’s academy），沒有固定課程，也沒有定期考試，但設有圖書館。</w:t>
+      </w:r>
+    </w:p>
+    <w:p>
+      <w:pPr>
+        <w:pStyle w:val="Heading4"/>
+      </w:pPr>
+      <w:r>
+        <w:rPr>
+          <w:lang w:val="zh_TW" w:bidi="zh_TW"/>
+        </w:rPr>
+        <w:t>科學</w:t>
+      </w:r>
+    </w:p>
+    <w:p>
+      <w:pPr/>
+      <w:r>
+        <w:rPr>
+          <w:lang w:val="zh_TW" w:bidi="zh_TW"/>
+        </w:rPr>
+      </w:r>
+      <w:r>
+        <w:rPr>
+          <w:lang w:val="zh_TW" w:bidi="zh_TW"/>
+        </w:rPr>
+        <w:t>古埃及人在應用數學、天文學和醫學方面都有卓越的成就。尼羅河每年氾濫，因此人們很早就學會在洪水退去後迅速重新測量土地。埃及人的生活全賴灌溉系統，因此也需要高超的工程技術。此外，大規模建築工程也需要運用數學知識。埃及人會加法和減法，但乘法和除法的計算方法相當繁瑣。他們能計算正方形、三角形、長方形和圓形的面積，也能解決簡單的幾何問題。一般認為，他們在數學上的成就主要來自長期累積的經驗，而不是數學推理能力。他們知道一年應有365¼天，並把一年分為12個月，每個月再分成三個10天的星期。早在公元前二千年，他們已發明了相當實用的水鐘。</w:t>
+      </w:r>
+    </w:p>
+    <w:p>
+      <w:pPr/>
+      <w:r>
+        <w:rPr>
+          <w:lang w:val="zh_TW" w:bidi="zh_TW"/>
+        </w:rPr>
+      </w:r>
+      <w:r>
+        <w:rPr>
+          <w:lang w:val="zh_TW" w:bidi="zh_TW"/>
+        </w:rPr>
+        <w:t>埃及人精於製作木乃伊，因此按理說，他們對人體構造的了解應該相當深入。他們能分辨外傷和疾病，也施行過一些令人驚嘆的外科手術。然而，他們的醫療方法同時摻雜了科學和迷信。埃及的學者著重實際應用，而非理論探討，因此累積了大量關於天文學、化學、地理學、醫學、外科學（surgery）、數學和博物學（natural history）的知識。</w:t>
+      </w:r>
+    </w:p>
+    <w:p>
+      <w:pPr>
+        <w:pStyle w:val="Heading4"/>
+      </w:pPr>
+      <w:r>
+        <w:rPr>
+          <w:lang w:val="zh_TW" w:bidi="zh_TW"/>
+        </w:rPr>
+        <w:t>建築</w:t>
+      </w:r>
+    </w:p>
+    <w:p>
+      <w:pPr/>
+      <w:r>
+        <w:rPr>
+          <w:lang w:val="zh_TW" w:bidi="zh_TW"/>
+        </w:rPr>
+      </w:r>
+      <w:r>
+        <w:rPr>
+          <w:lang w:val="zh_TW" w:bidi="zh_TW"/>
+        </w:rPr>
+        <w:t>古埃及人興建大型神廟時，最重視的是穩固和耐久，希望這些建築能夠長存。因此，神廟都以石材（通常是石灰岩或砂岩）建造，屋頂則鋪設巨大的石板，由粗大的石柱支撐。柱頭多採用蓮花、蒲草或棕櫚葉的造型。神廟內通常安放法老的巨型雕像；作為建築裝飾，這些雕像大多顯得莊重而刻板。神廟中央大殿的屋頂較高，光線透過兩側的窗戶照入；兩旁的側廊則較低。雖然神廟屋頂都是平的，但至少早在公元前2700年，埃及人已懂得建造圓拱。現存最宏偉的神廟，是盧克索的卡納克神廟。其中由蘭塞二世建造的多柱大殿，共有134根砂岩石柱，中央通道兩旁的12根石柱高達70英尺（21.3公尺），是古代世界最高的石柱。</w:t>
+      </w:r>
+    </w:p>
+    <w:p>
+      <w:pPr/>
+      <w:r>
+        <w:rPr>
+          <w:lang w:val="zh_TW" w:bidi="zh_TW"/>
+        </w:rPr>
+      </w:r>
+      <w:r>
+        <w:rPr>
+          <w:lang w:val="zh_TW" w:bidi="zh_TW"/>
+        </w:rPr>
+        <w:t>古王國時期，法老在孟斐斯以南的尼羅河西岸建造巨大的金字塔作為陵墓。中王國時期，法老則在法雍一帶興建較小的金字塔。到了帝國時期，他們改在底比斯西面的懸崖鑿建陵墓。法老自視為神，因此在底比斯陵墓的牆壁上繪滿宗教場景；貴族則把日常生活的情景畫在墓壁上，希望把今生的生活延續到死後。</w:t>
+      </w:r>
+    </w:p>
+    <w:p>
+      <w:pPr/>
+      <w:r>
+        <w:rPr>
+          <w:lang w:val="zh_TW" w:bidi="zh_TW"/>
+        </w:rPr>
+      </w:r>
+      <w:r>
+        <w:rPr>
+          <w:lang w:val="zh_TW" w:bidi="zh_TW"/>
+        </w:rPr>
+        <w:t>房屋以日曬磚砌成。如今，阿瑪爾那和幾處廢棄的工匠營地仍保存著少數遺跡。</w:t>
+      </w:r>
+    </w:p>
+    <w:p>
+      <w:pPr>
+        <w:pStyle w:val="Heading4"/>
+      </w:pPr>
+      <w:r>
+        <w:rPr>
+          <w:lang w:val="zh_TW" w:bidi="zh_TW"/>
+        </w:rPr>
+        <w:t>音樂</w:t>
+      </w:r>
+    </w:p>
+    <w:p>
+      <w:pPr/>
+      <w:r>
+        <w:rPr>
+          <w:lang w:val="zh_TW" w:bidi="zh_TW"/>
+        </w:rPr>
+      </w:r>
+      <w:r>
+        <w:rPr>
+          <w:lang w:val="zh_TW" w:bidi="zh_TW"/>
+        </w:rPr>
+        <w:t>宗教儀式中使用的三種樂器是叉鈴（sistrum）、鈴鼓（tambourine）和響板（castanets）。叉鈴由一個金屬環和握柄組成，金屬環兩側開有孔，可穿入三根鬆動的金屬橫桿。搖動叉鈴時，金屬橫桿便會發出清脆的聲響。這就是</w:t>
+      </w:r>
+      <w:hyperlink r:id="rId87">
+        <w:r>
+          <w:rPr>
+            <w:lang w:val="zh_TW" w:bidi="zh_TW"/>
+          </w:rPr>
+          <w:rPr>
+            <w:color w:val="0000EE"/>
+            <w:u w:val="single"/>
+          </w:rPr>
+          <w:t>撒母耳記下六章5節</w:t>
+        </w:r>
+      </w:hyperlink>
+      <w:r>
+        <w:rPr>
+          <w:lang w:val="zh_TW" w:bidi="zh_TW"/>
+        </w:rPr>
+        <w:t>中提到的樂器（鈸）。米利暗在過紅海後慶祝時所使用的手鼓（即鈴鼓），也是埃及人常用的樂器（</w:t>
+      </w:r>
+      <w:hyperlink r:id="rId88">
+        <w:r>
+          <w:rPr>
+            <w:lang w:val="zh_TW" w:bidi="zh_TW"/>
+          </w:rPr>
+          <w:rPr>
+            <w:color w:val="0000EE"/>
+            <w:u w:val="single"/>
+          </w:rPr>
+          <w:t>出15:20</w:t>
+        </w:r>
+      </w:hyperlink>
+      <w:r>
+        <w:rPr>
+          <w:lang w:val="zh_TW" w:bidi="zh_TW"/>
+        </w:rPr>
+        <w:t>）。</w:t>
+      </w:r>
+    </w:p>
+    <w:p>
+      <w:pPr/>
+      <w:r>
+        <w:rPr>
+          <w:lang w:val="zh_TW" w:bidi="zh_TW"/>
+        </w:rPr>
+      </w:r>
+      <w:r>
+        <w:rPr>
+          <w:lang w:val="zh_TW" w:bidi="zh_TW"/>
+        </w:rPr>
+        <w:t>古埃及的弦樂器包括豎琴、里拉琴（lyre）、魯特琴（lute），以及一種類似吉他的樂器。管樂器則有單管笛、雙管笛和號，其中號似乎只用於軍事場合。起初，樂器通常單獨用來為歌唱或舞蹈伴奏。到了帝國時期，已經出現樂隊；以色列人正是在這個時期脫離埃及的奴役。</w:t>
+      </w:r>
+    </w:p>
+    <w:p>
+      <w:pPr/>
+      <w:r>
+        <w:rPr>
+          <w:lang w:val="zh_TW" w:bidi="zh_TW"/>
+        </w:rPr>
+      </w:r>
+      <w:r>
+        <w:rPr>
+          <w:i/>
+          <w:lang w:val="zh_TW" w:bidi="zh_TW"/>
+        </w:rPr>
+        <w:t>另見</w:t>
+      </w:r>
+      <w:r>
+        <w:rPr>
+          <w:lang w:val="zh_TW" w:bidi="zh_TW"/>
+        </w:rPr>
+        <w:t xml:space="preserve"> </w:t>
+      </w:r>
+      <w:r>
+        <w:rPr>
+          <w:lang w:val="zh_TW" w:bidi="zh_TW"/>
+        </w:rPr>
+        <w:t>出埃及；</w:t>
+      </w:r>
+      <w:r>
+        <w:rPr>
+          <w:lang w:val="zh_TW" w:bidi="zh_TW"/>
+        </w:rPr>
+        <w:t>法老；</w:t>
+      </w:r>
+      <w:r>
+        <w:rPr>
+          <w:lang w:val="zh_TW" w:bidi="zh_TW"/>
+        </w:rPr>
+        <w:t>埃及之災</w:t>
+      </w:r>
+      <w:r>
+        <w:rPr>
+          <w:lang w:val="zh_TW" w:bidi="zh_TW"/>
+        </w:rPr>
+        <w:t>。</w:t>
+      </w:r>
+      <w:r>
+        <w:rPr>
+          <w:lang w:val="zh_TW" w:bidi="zh_TW"/>
+        </w:rPr>
+      </w:r>
+      <w:r>
+        <w:rPr>
+          <w:lang w:val="zh_TW" w:bidi="zh_TW"/>
+        </w:rPr>
+      </w:r>
+    </w:p>
+    <w:p>
+      <w:pPr/>
+      <w:r>
+        <w:rPr>
+          <w:lang w:val="zh_TW" w:bidi="zh_TW"/>
+        </w:rPr>
+      </w:r>
+    </w:p>
+    <w:p>
+      <w:pPr>
+        <w:pStyle w:val="Heading2"/>
+      </w:pPr>
+      <w:r>
+        <w:rPr>
+          <w:lang w:val="zh_TW" w:bidi="zh_TW"/>
+        </w:rPr>
         <w:t>埃及河</w:t>
       </w:r>
       <w:r>
@@ -2674,7 +4573,7 @@
         </w:rPr>
         <w:t>在</w:t>
       </w:r>
-      <w:hyperlink r:id="rId76">
+      <w:hyperlink r:id="rId89">
         <w:r>
           <w:rPr>
             <w:lang w:val="zh_TW" w:bidi="zh_TW"/>
@@ -2780,496 +4679,37 @@
         <w:rPr>
           <w:lang w:val="zh_TW" w:bidi="zh_TW"/>
         </w:rPr>
-        <w:t>埃及小河</w:t>
-      </w:r>
-      <w:r>
-        <w:rPr>
-          <w:lang w:val="zh_TW" w:bidi="zh_TW"/>
-        </w:rPr>
-      </w:r>
-    </w:p>
-    <w:p>
-      <w:pPr/>
-      <w:r>
-        <w:rPr>
-          <w:lang w:val="zh_TW" w:bidi="zh_TW"/>
-        </w:rPr>
-      </w:r>
-      <w:r>
-        <w:rPr>
-          <w:lang w:val="zh_TW" w:bidi="zh_TW"/>
-        </w:rPr>
-        <w:t>埃及小河形成了以色列南地曠野與西奈半島之間的天然邊界，它位於迦薩（Gaza）西南約50英里（80.5公里）。埃及小河（現今稱為阿里什河谷〔Wadi el-Arish〕）只在雨季才有水流（</w:t>
-      </w:r>
-      <w:hyperlink r:id="rId77">
-        <w:r>
-          <w:rPr>
-            <w:lang w:val="zh_TW" w:bidi="zh_TW"/>
-          </w:rPr>
-          <w:rPr>
-            <w:color w:val="0000EE"/>
-            <w:u w:val="single"/>
-          </w:rPr>
-          <w:t>民34:5</w:t>
-        </w:r>
-      </w:hyperlink>
-      <w:r>
-        <w:rPr>
-          <w:lang w:val="zh_TW" w:bidi="zh_TW"/>
-        </w:rPr>
-        <w:t>；</w:t>
-      </w:r>
-      <w:hyperlink r:id="rId78">
-        <w:r>
-          <w:rPr>
-            <w:lang w:val="zh_TW" w:bidi="zh_TW"/>
-          </w:rPr>
-          <w:rPr>
-            <w:color w:val="0000EE"/>
-            <w:u w:val="single"/>
-          </w:rPr>
-          <w:t>書15:4</w:t>
-        </w:r>
-      </w:hyperlink>
-      <w:r>
-        <w:rPr>
-          <w:lang w:val="zh_TW" w:bidi="zh_TW"/>
-        </w:rPr>
-        <w:t>、</w:t>
-      </w:r>
-      <w:hyperlink r:id="rId78">
-        <w:r>
-          <w:rPr>
-            <w:lang w:val="zh_TW" w:bidi="zh_TW"/>
-          </w:rPr>
-          <w:rPr>
-            <w:color w:val="0000EE"/>
-            <w:u w:val="single"/>
-          </w:rPr>
-          <w:t>47</w:t>
-        </w:r>
-      </w:hyperlink>
-      <w:r>
-        <w:rPr>
-          <w:lang w:val="zh_TW" w:bidi="zh_TW"/>
-        </w:rPr>
-        <w:t>；</w:t>
-      </w:r>
-      <w:hyperlink r:id="rId79">
-        <w:r>
-          <w:rPr>
-            <w:lang w:val="zh_TW" w:bidi="zh_TW"/>
-          </w:rPr>
-          <w:rPr>
-            <w:color w:val="0000EE"/>
-            <w:u w:val="single"/>
-          </w:rPr>
-          <w:t>王上8:65</w:t>
-        </w:r>
-      </w:hyperlink>
-      <w:r>
-        <w:rPr>
-          <w:lang w:val="zh_TW" w:bidi="zh_TW"/>
-        </w:rPr>
-        <w:t>；</w:t>
-      </w:r>
-      <w:hyperlink r:id="rId80">
-        <w:r>
-          <w:rPr>
-            <w:lang w:val="zh_TW" w:bidi="zh_TW"/>
-          </w:rPr>
-          <w:rPr>
-            <w:color w:val="0000EE"/>
-            <w:u w:val="single"/>
-          </w:rPr>
-          <w:t>王下24:7</w:t>
-        </w:r>
-      </w:hyperlink>
-      <w:r>
-        <w:rPr>
-          <w:lang w:val="zh_TW" w:bidi="zh_TW"/>
-        </w:rPr>
-        <w:t>；</w:t>
-      </w:r>
-      <w:hyperlink r:id="rId81">
-        <w:r>
-          <w:rPr>
-            <w:lang w:val="zh_TW" w:bidi="zh_TW"/>
-          </w:rPr>
-          <w:rPr>
-            <w:color w:val="0000EE"/>
-            <w:u w:val="single"/>
-          </w:rPr>
-          <w:t>代下7:8</w:t>
-        </w:r>
-      </w:hyperlink>
-      <w:r>
-        <w:rPr>
-          <w:lang w:val="zh_TW" w:bidi="zh_TW"/>
-        </w:rPr>
-        <w:t>；</w:t>
-      </w:r>
-      <w:hyperlink r:id="rId82">
-        <w:r>
-          <w:rPr>
-            <w:lang w:val="zh_TW" w:bidi="zh_TW"/>
-          </w:rPr>
-          <w:rPr>
-            <w:color w:val="0000EE"/>
-            <w:u w:val="single"/>
-          </w:rPr>
-          <w:t>賽27:12</w:t>
-        </w:r>
-      </w:hyperlink>
-      <w:r>
-        <w:rPr>
-          <w:lang w:val="zh_TW" w:bidi="zh_TW"/>
-        </w:rPr>
-        <w:t>；</w:t>
-      </w:r>
-      <w:hyperlink r:id="rId83">
-        <w:r>
-          <w:rPr>
-            <w:lang w:val="zh_TW" w:bidi="zh_TW"/>
-          </w:rPr>
-          <w:rPr>
-            <w:color w:val="0000EE"/>
-            <w:u w:val="single"/>
-          </w:rPr>
-          <w:t>結47:19</w:t>
-        </w:r>
-      </w:hyperlink>
-      <w:r>
-        <w:rPr>
-          <w:lang w:val="zh_TW" w:bidi="zh_TW"/>
-        </w:rPr>
-        <w:t>，</w:t>
-      </w:r>
-      <w:hyperlink r:id="rId84">
-        <w:r>
-          <w:rPr>
-            <w:lang w:val="zh_TW" w:bidi="zh_TW"/>
-          </w:rPr>
-          <w:rPr>
-            <w:color w:val="0000EE"/>
-            <w:u w:val="single"/>
-          </w:rPr>
-          <w:t>48:28</w:t>
-        </w:r>
-      </w:hyperlink>
-      <w:r>
-        <w:rPr>
-          <w:lang w:val="zh_TW" w:bidi="zh_TW"/>
-        </w:rPr>
-        <w:t>）。在</w:t>
-      </w:r>
-      <w:hyperlink r:id="rId76">
-        <w:r>
-          <w:rPr>
-            <w:lang w:val="zh_TW" w:bidi="zh_TW"/>
-          </w:rPr>
-          <w:rPr>
-            <w:color w:val="0000EE"/>
-            <w:u w:val="single"/>
-          </w:rPr>
-          <w:t>創世記十五章18節</w:t>
-        </w:r>
-      </w:hyperlink>
-      <w:r>
-        <w:rPr>
-          <w:lang w:val="zh_TW" w:bidi="zh_TW"/>
-        </w:rPr>
-        <w:t>中，則使用另一個希伯來文詞語來表示常年流動的河，神在那裡向族長亞伯拉罕說明應許之地的疆界。那處經文指的可能是尼羅河最東的一條支流（佩盧西亞支流〔Pelusiac〕），它是在今日的塞得港（Port Said）附近流入地中海，這也可能是指標示埃及邊界的一條古代防禦工事線。</w:t>
-      </w:r>
-      <w:r>
-        <w:rPr>
-          <w:lang w:val="zh_TW" w:bidi="zh_TW"/>
-        </w:rPr>
-      </w:r>
-      <w:r>
-        <w:rPr>
-          <w:lang w:val="zh_TW" w:bidi="zh_TW"/>
-        </w:rPr>
-      </w:r>
-    </w:p>
-    <w:p>
-      <w:pPr/>
-      <w:r>
-        <w:rPr>
-          <w:lang w:val="zh_TW" w:bidi="zh_TW"/>
-        </w:rPr>
-      </w:r>
-    </w:p>
-    <w:p>
-      <w:pPr>
-        <w:pStyle w:val="Heading2"/>
-      </w:pPr>
-      <w:r>
-        <w:rPr>
-          <w:lang w:val="zh_TW" w:bidi="zh_TW"/>
-        </w:rPr>
-        <w:t>埃色</w:t>
-      </w:r>
-      <w:r>
-        <w:rPr>
-          <w:lang w:val="zh_TW" w:bidi="zh_TW"/>
-        </w:rPr>
-      </w:r>
-    </w:p>
-    <w:p>
-      <w:pPr/>
-      <w:r>
-        <w:rPr>
-          <w:lang w:val="zh_TW" w:bidi="zh_TW"/>
-        </w:rPr>
-      </w:r>
-      <w:r>
-        <w:rPr>
-          <w:lang w:val="zh_TW" w:bidi="zh_TW"/>
-        </w:rPr>
-        <w:t>以撒為僕人在基拉耳谷所挖的井的名字 （</w:t>
-      </w:r>
-      <w:hyperlink r:id="rId85">
-        <w:r>
-          <w:rPr>
-            <w:lang w:val="zh_TW" w:bidi="zh_TW"/>
-          </w:rPr>
-          <w:rPr>
-            <w:color w:val="0000EE"/>
-            <w:u w:val="single"/>
-          </w:rPr>
-          <w:t>創26:20</w:t>
-        </w:r>
-      </w:hyperlink>
-      <w:r>
-        <w:rPr>
-          <w:lang w:val="zh_TW" w:bidi="zh_TW"/>
-        </w:rPr>
-        <w:t>）。這名字的意思是「相爭」。基拉耳的牧人聲稱這口井屬於他們，因此以撒放棄了埃色井和另一口名叫西提拿的井，好讓基拉耳人容許他在那地和平居住。</w:t>
-      </w:r>
-      <w:r>
-        <w:rPr>
-          <w:lang w:val="zh_TW" w:bidi="zh_TW"/>
-        </w:rPr>
-      </w:r>
-      <w:r>
-        <w:rPr>
-          <w:lang w:val="zh_TW" w:bidi="zh_TW"/>
-        </w:rPr>
-      </w:r>
-    </w:p>
-    <w:p>
-      <w:pPr/>
-      <w:r>
-        <w:rPr>
-          <w:lang w:val="zh_TW" w:bidi="zh_TW"/>
-        </w:rPr>
-      </w:r>
-    </w:p>
-    <w:p>
-      <w:pPr>
-        <w:pStyle w:val="Heading2"/>
-      </w:pPr>
-      <w:r>
-        <w:rPr>
-          <w:lang w:val="zh_TW" w:bidi="zh_TW"/>
-        </w:rPr>
-        <w:t>艾</w:t>
-      </w:r>
-      <w:r>
-        <w:rPr>
-          <w:lang w:val="zh_TW" w:bidi="zh_TW"/>
-        </w:rPr>
-      </w:r>
-    </w:p>
-    <w:p>
-      <w:pPr/>
-      <w:r>
-        <w:rPr>
-          <w:lang w:val="zh_TW" w:bidi="zh_TW"/>
-        </w:rPr>
-      </w:r>
-      <w:hyperlink r:id="rId86">
-        <w:r>
-          <w:rPr>
-            <w:lang w:val="zh_TW" w:bidi="zh_TW"/>
-          </w:rPr>
-          <w:rPr>
-            <w:color w:val="0000EE"/>
-            <w:u w:val="single"/>
-          </w:rPr>
-          <w:t>創世記十二章8節</w:t>
-        </w:r>
-      </w:hyperlink>
-      <w:r>
-        <w:rPr>
-          <w:lang w:val="zh_TW" w:bidi="zh_TW"/>
-        </w:rPr>
-        <w:t>和</w:t>
-      </w:r>
-      <w:hyperlink r:id="rId87">
-        <w:r>
-          <w:rPr>
-            <w:lang w:val="zh_TW" w:bidi="zh_TW"/>
-          </w:rPr>
-          <w:rPr>
-            <w:color w:val="0000EE"/>
-            <w:u w:val="single"/>
-          </w:rPr>
-          <w:t>十三章3節</w:t>
-        </w:r>
-      </w:hyperlink>
-      <w:r>
-        <w:rPr>
-          <w:lang w:val="zh_TW" w:bidi="zh_TW"/>
-        </w:rPr>
-        <w:t>中出現的迦南城市，有些英文譯本譯作Hai。</w:t>
-      </w:r>
-      <w:r>
-        <w:rPr>
-          <w:i/>
-          <w:lang w:val="zh_TW" w:bidi="zh_TW"/>
-        </w:rPr>
-        <w:t>見</w:t>
-      </w:r>
-      <w:r>
-        <w:rPr>
-          <w:lang w:val="zh_TW" w:bidi="zh_TW"/>
-        </w:rPr>
-        <w:t>艾城</w:t>
-      </w:r>
-      <w:r>
-        <w:rPr>
-          <w:lang w:val="zh_TW" w:bidi="zh_TW"/>
-        </w:rPr>
-        <w:t>。</w:t>
-      </w:r>
-      <w:r>
-        <w:rPr>
-          <w:lang w:val="zh_TW" w:bidi="zh_TW"/>
-        </w:rPr>
-      </w:r>
-      <w:r>
-        <w:rPr>
-          <w:lang w:val="zh_TW" w:bidi="zh_TW"/>
-        </w:rPr>
-      </w:r>
-    </w:p>
-    <w:p>
-      <w:pPr/>
-      <w:r>
-        <w:rPr>
-          <w:lang w:val="zh_TW" w:bidi="zh_TW"/>
-        </w:rPr>
-      </w:r>
-    </w:p>
-    <w:p>
-      <w:pPr>
-        <w:pStyle w:val="Heading2"/>
-      </w:pPr>
-      <w:r>
-        <w:rPr>
-          <w:lang w:val="zh_TW" w:bidi="zh_TW"/>
-        </w:rPr>
-        <w:t>艾城</w:t>
-      </w:r>
-      <w:r>
-        <w:rPr>
-          <w:lang w:val="zh_TW" w:bidi="zh_TW"/>
-        </w:rPr>
-      </w:r>
-    </w:p>
-    <w:p>
-      <w:pPr/>
-      <w:r>
-        <w:rPr>
-          <w:lang w:val="zh_TW" w:bidi="zh_TW"/>
-        </w:rPr>
-      </w:r>
-      <w:r>
-        <w:rPr>
-          <w:lang w:val="zh_TW" w:bidi="zh_TW"/>
-        </w:rPr>
-        <w:t>一座迦南城，早在亞伯拉罕時代之前便已存在（</w:t>
-      </w:r>
-      <w:hyperlink r:id="rId86">
-        <w:r>
-          <w:rPr>
-            <w:lang w:val="zh_TW" w:bidi="zh_TW"/>
-          </w:rPr>
-          <w:rPr>
-            <w:color w:val="0000EE"/>
-            <w:u w:val="single"/>
-          </w:rPr>
-          <w:t>創12:8</w:t>
-        </w:r>
-      </w:hyperlink>
-      <w:r>
-        <w:rPr>
-          <w:lang w:val="zh_TW" w:bidi="zh_TW"/>
-        </w:rPr>
-        <w:t>；</w:t>
-      </w:r>
-      <w:hyperlink r:id="rId87">
-        <w:r>
-          <w:rPr>
-            <w:lang w:val="zh_TW" w:bidi="zh_TW"/>
-          </w:rPr>
-          <w:rPr>
-            <w:color w:val="0000EE"/>
-            <w:u w:val="single"/>
-          </w:rPr>
-          <w:t>13:3</w:t>
-        </w:r>
-      </w:hyperlink>
-      <w:r>
-        <w:rPr>
-          <w:lang w:val="zh_TW" w:bidi="zh_TW"/>
-        </w:rPr>
-        <w:t>）。「艾」的意思是「廢墟」，可能表示那裡是一處重要或顯眼的荒涼遺址。亞伯拉罕行經該地時，艾城與其他迦南城邑（如示劍、伯特利、耶路撒冷）的人並未攔阻他。或許亞伯拉罕曾與當地諸王交涉，表明自己來意和平；也可能因他隨行人眾，使迦南人不敢與之爭戰。</w:t>
-      </w:r>
-    </w:p>
-    <w:p>
-      <w:pPr/>
-      <w:r>
-        <w:rPr>
-          <w:lang w:val="zh_TW" w:bidi="zh_TW"/>
-        </w:rPr>
-      </w:r>
-      <w:r>
-        <w:rPr>
-          <w:lang w:val="zh_TW" w:bidi="zh_TW"/>
-        </w:rPr>
-        <w:t>後來約書亞率領以色列人進入迦南時，攻打艾城；這是他們征戰的第二座城。以色列人初次攻打艾城失敗，原因在於一名以色列人亞干違背上帝，私自取了耶利哥當滅之物。處置亞干後，以色列人再攻打艾城便獲勝（</w:t>
-      </w:r>
-      <w:hyperlink r:id="rId88">
-        <w:r>
-          <w:rPr>
-            <w:lang w:val="zh_TW" w:bidi="zh_TW"/>
-          </w:rPr>
-          <w:rPr>
-            <w:color w:val="0000EE"/>
-            <w:u w:val="single"/>
-          </w:rPr>
-          <w:t>書7:1–8:2</w:t>
-        </w:r>
-      </w:hyperlink>
-      <w:r>
-        <w:rPr>
-          <w:lang w:val="zh_TW" w:bidi="zh_TW"/>
-        </w:rPr>
-        <w:t>）。約書亞擒拿艾城王，將其處死，並焚燒全城（</w:t>
-      </w:r>
-      <w:hyperlink r:id="rId89">
-        <w:r>
-          <w:rPr>
-            <w:lang w:val="zh_TW" w:bidi="zh_TW"/>
-          </w:rPr>
-          <w:rPr>
-            <w:color w:val="0000EE"/>
-            <w:u w:val="single"/>
-          </w:rPr>
-          <w:t>書10:1</w:t>
+        <w:t>埃及十災</w:t>
+      </w:r>
+      <w:r>
+        <w:rPr>
+          <w:lang w:val="zh_TW" w:bidi="zh_TW"/>
+        </w:rPr>
+      </w:r>
+    </w:p>
+    <w:p>
+      <w:pPr/>
+      <w:r>
+        <w:rPr>
+          <w:lang w:val="zh_TW" w:bidi="zh_TW"/>
+        </w:rPr>
+      </w:r>
+      <w:r>
+        <w:rPr>
+          <w:lang w:val="zh_TW" w:bidi="zh_TW"/>
+        </w:rPr>
+        <w:t>一連串空前的災害臨到埃及，可能發生於春季或初夏（約公元前1400年）。這些災害主要發生在尼羅河三角洲（Nile Delta），顯然沒有波及歌珊地。災情之嚴重，是埃及人有史以來都未曾見過的（</w:t>
+      </w:r>
+      <w:hyperlink r:id="rId90">
+        <w:r>
+          <w:rPr>
+            <w:lang w:val="zh_TW" w:bidi="zh_TW"/>
+          </w:rPr>
+          <w:rPr>
+            <w:color w:val="0000EE"/>
+            <w:u w:val="single"/>
+          </w:rPr>
+          <w:t>出9:24</w:t>
         </w:r>
       </w:hyperlink>
       <w:r>
@@ -3290,7 +4730,7 @@
         <w:rPr>
           <w:lang w:val="zh_TW" w:bidi="zh_TW"/>
         </w:rPr>
-        <w:t>到掃羅、大衛、所羅門作王的時期，艾城一帶似乎又有人重建居住。此城在不同時期可能是以不同名稱出現：</w:t>
+        <w:t>概述</w:t>
       </w:r>
     </w:p>
     <w:p>
@@ -3306,27 +4746,10 @@
       </w:r>
       <w:r>
         <w:rPr>
-          <w:lang w:val="zh_TW" w:bidi="zh_TW"/>
-        </w:rPr>
-        <w:t>迦薩（Ayyah）位於以法蓮的村莊（</w:t>
-      </w:r>
-      <w:hyperlink r:id="rId90">
-        <w:r>
-          <w:rPr>
-            <w:lang w:val="zh_TW" w:bidi="zh_TW"/>
-          </w:rPr>
-          <w:rPr>
-            <w:color w:val="0000EE"/>
-            <w:u w:val="single"/>
-          </w:rPr>
-          <w:t>代上7:28</w:t>
-        </w:r>
-      </w:hyperlink>
-      <w:r>
-        <w:rPr>
-          <w:lang w:val="zh_TW" w:bidi="zh_TW"/>
-        </w:rPr>
-        <w:t>）</w:t>
+          <w:u w:val="single"/>
+          <w:lang w:val="zh_TW" w:bidi="zh_TW"/>
+        </w:rPr>
+        <w:t>十災</w:t>
       </w:r>
     </w:p>
     <w:p>
@@ -3342,27 +4765,10 @@
       </w:r>
       <w:r>
         <w:rPr>
-          <w:lang w:val="zh_TW" w:bidi="zh_TW"/>
-        </w:rPr>
-        <w:t>亞葉（Aiath）是亞述軍隊在前往耶路撒冷途中經過的村莊（</w:t>
-      </w:r>
-      <w:hyperlink r:id="rId91">
-        <w:r>
-          <w:rPr>
-            <w:lang w:val="zh_TW" w:bidi="zh_TW"/>
-          </w:rPr>
-          <w:rPr>
-            <w:color w:val="0000EE"/>
-            <w:u w:val="single"/>
-          </w:rPr>
-          <w:t>賽10:28</w:t>
-        </w:r>
-      </w:hyperlink>
-      <w:r>
-        <w:rPr>
-          <w:lang w:val="zh_TW" w:bidi="zh_TW"/>
-        </w:rPr>
-        <w:t>）</w:t>
+          <w:u w:val="single"/>
+          <w:lang w:val="zh_TW" w:bidi="zh_TW"/>
+        </w:rPr>
+        <w:t>法老與十災</w:t>
       </w:r>
     </w:p>
     <w:p>
@@ -3378,11 +4784,1893 @@
       </w:r>
       <w:r>
         <w:rPr>
+          <w:u w:val="single"/>
+          <w:lang w:val="zh_TW" w:bidi="zh_TW"/>
+        </w:rPr>
+        <w:t>十災的性質</w:t>
+      </w:r>
+    </w:p>
+    <w:p>
+      <w:pPr>
+        <w:pStyle w:val="Heading3"/>
+      </w:pPr>
+      <w:r>
+        <w:rPr>
+          <w:lang w:val="zh_TW" w:bidi="zh_TW"/>
+        </w:rPr>
+        <w:t>十災</w:t>
+      </w:r>
+    </w:p>
+    <w:p>
+      <w:pPr/>
+      <w:r>
+        <w:rPr>
+          <w:lang w:val="zh_TW" w:bidi="zh_TW"/>
+        </w:rPr>
+      </w:r>
+      <w:hyperlink r:id="rId91">
+        <w:r>
+          <w:rPr>
+            <w:lang w:val="zh_TW" w:bidi="zh_TW"/>
+          </w:rPr>
+          <w:rPr>
+            <w:color w:val="0000EE"/>
+            <w:u w:val="single"/>
+          </w:rPr>
+          <w:t>出埃及記七至十一章</w:t>
+        </w:r>
+      </w:hyperlink>
+      <w:r>
+        <w:rPr>
+          <w:lang w:val="zh_TW" w:bidi="zh_TW"/>
+        </w:rPr>
+        <w:t>記載了十災的經過。乍看之下，人們可能以為十災是在短短幾週內依次發生的，但從經文中偶然提到的時間（見</w:t>
+      </w:r>
+      <w:hyperlink r:id="rId92">
+        <w:r>
+          <w:rPr>
+            <w:lang w:val="zh_TW" w:bidi="zh_TW"/>
+          </w:rPr>
+          <w:rPr>
+            <w:color w:val="0000EE"/>
+            <w:u w:val="single"/>
+          </w:rPr>
+          <w:t>7:25</w:t>
+        </w:r>
+      </w:hyperlink>
+      <w:r>
+        <w:rPr>
+          <w:lang w:val="zh_TW" w:bidi="zh_TW"/>
+        </w:rPr>
+        <w:t>，</w:t>
+      </w:r>
+      <w:hyperlink r:id="rId93">
+        <w:r>
+          <w:rPr>
+            <w:lang w:val="zh_TW" w:bidi="zh_TW"/>
+          </w:rPr>
+          <w:rPr>
+            <w:color w:val="0000EE"/>
+            <w:u w:val="single"/>
+          </w:rPr>
+          <w:t>9:31–32</w:t>
+        </w:r>
+      </w:hyperlink>
+      <w:r>
+        <w:rPr>
+          <w:lang w:val="zh_TW" w:bidi="zh_TW"/>
+        </w:rPr>
+        <w:t>），以及某些災害的性質來看，整個過程很可能歷時數個月。第一災是水變成血（</w:t>
+      </w:r>
+      <w:hyperlink r:id="rId94">
+        <w:r>
+          <w:rPr>
+            <w:lang w:val="zh_TW" w:bidi="zh_TW"/>
+          </w:rPr>
+          <w:rPr>
+            <w:color w:val="0000EE"/>
+            <w:u w:val="single"/>
+          </w:rPr>
+          <w:t>7:20</w:t>
+        </w:r>
+      </w:hyperlink>
+      <w:r>
+        <w:rPr>
+          <w:lang w:val="zh_TW" w:bidi="zh_TW"/>
+        </w:rPr>
+        <w:t>），魚因此死亡，河水也發臭。接著是蛙災（</w:t>
+      </w:r>
+      <w:hyperlink r:id="rId95">
+        <w:r>
+          <w:rPr>
+            <w:lang w:val="zh_TW" w:bidi="zh_TW"/>
+          </w:rPr>
+          <w:rPr>
+            <w:color w:val="0000EE"/>
+            <w:u w:val="single"/>
+          </w:rPr>
+          <w:t>8:6</w:t>
+        </w:r>
+      </w:hyperlink>
+      <w:r>
+        <w:rPr>
+          <w:lang w:val="zh_TW" w:bidi="zh_TW"/>
+        </w:rPr>
+        <w:t>）；即使青蛙死去之後，遍地仍堆滿其屍體（</w:t>
+      </w:r>
+      <w:hyperlink r:id="rId96">
+        <w:r>
+          <w:rPr>
+            <w:lang w:val="zh_TW" w:bidi="zh_TW"/>
+          </w:rPr>
+          <w:rPr>
+            <w:color w:val="0000EE"/>
+            <w:u w:val="single"/>
+          </w:rPr>
+          <w:t>14</w:t>
+        </w:r>
+      </w:hyperlink>
+      <w:r>
+        <w:rPr>
+          <w:lang w:val="zh_TW" w:bidi="zh_TW"/>
+        </w:rPr>
+        <w:t>節）。接下來是虱災（</w:t>
+      </w:r>
+      <w:hyperlink r:id="rId97">
+        <w:r>
+          <w:rPr>
+            <w:lang w:val="zh_TW" w:bidi="zh_TW"/>
+          </w:rPr>
+          <w:rPr>
+            <w:color w:val="0000EE"/>
+            <w:u w:val="single"/>
+          </w:rPr>
+          <w:t>17</w:t>
+        </w:r>
+      </w:hyperlink>
+      <w:r>
+        <w:rPr>
+          <w:lang w:val="zh_TW" w:bidi="zh_TW"/>
+        </w:rPr>
+        <w:t>節），也可能是蚋、小型吸血蠅或蚊子。這個詞語的確切意思並不清楚，但顯然是指某種細小、令人困擾的生物。之後是「蒼蠅成了大群」（</w:t>
+      </w:r>
+      <w:hyperlink r:id="rId98">
+        <w:r>
+          <w:rPr>
+            <w:lang w:val="zh_TW" w:bidi="zh_TW"/>
+          </w:rPr>
+          <w:rPr>
+            <w:color w:val="0000EE"/>
+            <w:u w:val="single"/>
+          </w:rPr>
+          <w:t>24</w:t>
+        </w:r>
+      </w:hyperlink>
+      <w:r>
+        <w:rPr>
+          <w:lang w:val="zh_TW" w:bidi="zh_TW"/>
+        </w:rPr>
+        <w:t>節），這個說法的意思也不是十分明確。後來的猶太傳統將之解釋為成群的野獸，但譯作蒼蠅可能更符合原意。接著，某種牲畜瘟疫臨到家畜（</w:t>
+      </w:r>
+      <w:hyperlink r:id="rId99">
+        <w:r>
+          <w:rPr>
+            <w:lang w:val="zh_TW" w:bidi="zh_TW"/>
+          </w:rPr>
+          <w:rPr>
+            <w:color w:val="0000EE"/>
+            <w:u w:val="single"/>
+          </w:rPr>
+          <w:t>9:3</w:t>
+        </w:r>
+      </w:hyperlink>
+      <w:r>
+        <w:rPr>
+          <w:lang w:val="zh_TW" w:bidi="zh_TW"/>
+        </w:rPr>
+        <w:t>）。之後，人身上長出瘡（</w:t>
+      </w:r>
+      <w:hyperlink r:id="rId100">
+        <w:r>
+          <w:rPr>
+            <w:lang w:val="zh_TW" w:bidi="zh_TW"/>
+          </w:rPr>
+          <w:rPr>
+            <w:color w:val="0000EE"/>
+            <w:u w:val="single"/>
+          </w:rPr>
+          <w:t>9</w:t>
+        </w:r>
+      </w:hyperlink>
+      <w:r>
+        <w:rPr>
+          <w:lang w:val="zh_TW" w:bidi="zh_TW"/>
+        </w:rPr>
+        <w:t>節），並發成疼痛的水泡和膿皰；這些瘡似乎使人極為痛苦，但不致命。隨後降下冰雹（</w:t>
+      </w:r>
+      <w:hyperlink r:id="rId101">
+        <w:r>
+          <w:rPr>
+            <w:lang w:val="zh_TW" w:bidi="zh_TW"/>
+          </w:rPr>
+          <w:rPr>
+            <w:color w:val="0000EE"/>
+            <w:u w:val="single"/>
+          </w:rPr>
+          <w:t>18</w:t>
+        </w:r>
+      </w:hyperlink>
+      <w:r>
+        <w:rPr>
+          <w:lang w:val="zh_TW" w:bidi="zh_TW"/>
+        </w:rPr>
+        <w:t>節），猛烈程度前所未見，並且同時發生雷轟和閃電（</w:t>
+      </w:r>
+      <w:hyperlink r:id="rId90">
+        <w:r>
+          <w:rPr>
+            <w:lang w:val="zh_TW" w:bidi="zh_TW"/>
+          </w:rPr>
+          <w:rPr>
+            <w:color w:val="0000EE"/>
+            <w:u w:val="single"/>
+          </w:rPr>
+          <w:t>24</w:t>
+        </w:r>
+      </w:hyperlink>
+      <w:r>
+        <w:rPr>
+          <w:lang w:val="zh_TW" w:bidi="zh_TW"/>
+        </w:rPr>
+        <w:t>節）。冰雹大到足以致人於死（</w:t>
+      </w:r>
+      <w:hyperlink r:id="rId102">
+        <w:r>
+          <w:rPr>
+            <w:lang w:val="zh_TW" w:bidi="zh_TW"/>
+          </w:rPr>
+          <w:rPr>
+            <w:color w:val="0000EE"/>
+            <w:u w:val="single"/>
+          </w:rPr>
+          <w:t>19</w:t>
+        </w:r>
+      </w:hyperlink>
+      <w:r>
+        <w:rPr>
+          <w:lang w:val="zh_TW" w:bidi="zh_TW"/>
+        </w:rPr>
+        <w:t>節），也嚴重毀壞了埃及的農作物（</w:t>
+      </w:r>
+      <w:hyperlink r:id="rId103">
+        <w:r>
+          <w:rPr>
+            <w:lang w:val="zh_TW" w:bidi="zh_TW"/>
+          </w:rPr>
+          <w:rPr>
+            <w:color w:val="0000EE"/>
+            <w:u w:val="single"/>
+          </w:rPr>
+          <w:t>31</w:t>
+        </w:r>
+      </w:hyperlink>
+      <w:r>
+        <w:rPr>
+          <w:lang w:val="zh_TW" w:bidi="zh_TW"/>
+        </w:rPr>
+        <w:t>節）。之後是數量空前的蝗災（</w:t>
+      </w:r>
+      <w:hyperlink r:id="rId104">
+        <w:r>
+          <w:rPr>
+            <w:lang w:val="zh_TW" w:bidi="zh_TW"/>
+          </w:rPr>
+          <w:rPr>
+            <w:color w:val="0000EE"/>
+            <w:u w:val="single"/>
+          </w:rPr>
+          <w:t>10:13</w:t>
+        </w:r>
+      </w:hyperlink>
+      <w:r>
+        <w:rPr>
+          <w:lang w:val="zh_TW" w:bidi="zh_TW"/>
+        </w:rPr>
+        <w:t>）——再次達到前所未有的規模。埃及遍地陷入三天的黑暗（</w:t>
+      </w:r>
+      <w:hyperlink r:id="rId105">
+        <w:r>
+          <w:rPr>
+            <w:lang w:val="zh_TW" w:bidi="zh_TW"/>
+          </w:rPr>
+          <w:rPr>
+            <w:color w:val="0000EE"/>
+            <w:u w:val="single"/>
+          </w:rPr>
+          <w:t>22</w:t>
+        </w:r>
+      </w:hyperlink>
+      <w:r>
+        <w:rPr>
+          <w:lang w:val="zh_TW" w:bidi="zh_TW"/>
+        </w:rPr>
+        <w:t>節），埃及人的生活因此完全停頓。最後，埃及所有的長子都死亡（</w:t>
+      </w:r>
+      <w:hyperlink r:id="rId106">
+        <w:r>
+          <w:rPr>
+            <w:lang w:val="zh_TW" w:bidi="zh_TW"/>
+          </w:rPr>
+          <w:rPr>
+            <w:color w:val="0000EE"/>
+            <w:u w:val="single"/>
+          </w:rPr>
+          <w:t>12:29</w:t>
+        </w:r>
+      </w:hyperlink>
+      <w:r>
+        <w:rPr>
+          <w:lang w:val="zh_TW" w:bidi="zh_TW"/>
+        </w:rPr>
+        <w:t>）——從法老家中直到全地最卑微的人家，無一倖免。</w:t>
+      </w:r>
+    </w:p>
+    <w:p>
+      <w:pPr/>
+      <w:r>
+        <w:rPr>
+          <w:lang w:val="zh_TW" w:bidi="zh_TW"/>
+        </w:rPr>
+      </w:r>
+      <w:r>
+        <w:rPr>
+          <w:lang w:val="zh_TW" w:bidi="zh_TW"/>
+        </w:rPr>
+        <w:t>聖經把十災都看作神接連施行的審判。通常每一災之前，摩西都會先提出警告，但法老總是不肯理會；每一次災害停止，也都是因為法老暫時悔改。然而，十災的嚴重程度和強度逐漸加劇，最後以長子之死達到高峰；到了這一步，連法老也屈服了。起初幾災只是使埃及人受苦，尚未危及性命；接著牲畜和農作物遭到毀壞；最後所有長子——也就是民族中最寶貴的人——也都喪命。</w:t>
+      </w:r>
+    </w:p>
+    <w:p>
+      <w:pPr/>
+      <w:r>
+        <w:rPr>
+          <w:lang w:val="zh_TW" w:bidi="zh_TW"/>
+        </w:rPr>
+      </w:r>
+      <w:r>
+        <w:rPr>
+          <w:lang w:val="zh_TW" w:bidi="zh_TW"/>
+        </w:rPr>
+        <w:t>十災的記載具有一些共同的特點。起初，法老的術士也施行類似的事，企圖證明這些災害和先前的神蹟並沒有甚麼特別之處（</w:t>
+      </w:r>
+      <w:hyperlink r:id="rId107">
+        <w:r>
+          <w:rPr>
+            <w:lang w:val="zh_TW" w:bidi="zh_TW"/>
+          </w:rPr>
+          <w:rPr>
+            <w:color w:val="0000EE"/>
+            <w:u w:val="single"/>
+          </w:rPr>
+          <w:t>7:11–12</w:t>
+        </w:r>
+      </w:hyperlink>
+      <w:r>
+        <w:rPr>
+          <w:lang w:val="zh_TW" w:bidi="zh_TW"/>
+        </w:rPr>
+        <w:t>，</w:t>
+      </w:r>
+      <w:hyperlink r:id="rId108">
+        <w:r>
+          <w:rPr>
+            <w:lang w:val="zh_TW" w:bidi="zh_TW"/>
+          </w:rPr>
+          <w:rPr>
+            <w:color w:val="0000EE"/>
+            <w:u w:val="single"/>
+          </w:rPr>
+          <w:t>8:7</w:t>
+        </w:r>
+      </w:hyperlink>
+      <w:r>
+        <w:rPr>
+          <w:lang w:val="zh_TW" w:bidi="zh_TW"/>
+        </w:rPr>
+        <w:t>）。這提醒我們，神蹟可能是出於不同的來源，因此神蹟本身並不是最重要的。然而，到了後來，術士再也無法與摩西抗衡（</w:t>
+      </w:r>
+      <w:hyperlink r:id="rId109">
+        <w:r>
+          <w:rPr>
+            <w:lang w:val="zh_TW" w:bidi="zh_TW"/>
+          </w:rPr>
+          <w:rPr>
+            <w:color w:val="0000EE"/>
+            <w:u w:val="single"/>
+          </w:rPr>
+          <w:t>8:18</w:t>
+        </w:r>
+      </w:hyperlink>
+      <w:r>
+        <w:rPr>
+          <w:lang w:val="zh_TW" w:bidi="zh_TW"/>
+        </w:rPr>
+        <w:t>），連他們也承認這是神的作為（</w:t>
+      </w:r>
+      <w:hyperlink r:id="rId110">
+        <w:r>
+          <w:rPr>
+            <w:lang w:val="zh_TW" w:bidi="zh_TW"/>
+          </w:rPr>
+          <w:rPr>
+            <w:color w:val="0000EE"/>
+            <w:u w:val="single"/>
+          </w:rPr>
+          <w:t>19</w:t>
+        </w:r>
+      </w:hyperlink>
+      <w:r>
+        <w:rPr>
+          <w:lang w:val="zh_TW" w:bidi="zh_TW"/>
+        </w:rPr>
+        <w:t>節）。到了瘡災時，術士因自己也長滿了瘡，甚至無法站在法老面前。從此以後，他們便不再出現在這段記載中。</w:t>
+      </w:r>
+    </w:p>
+    <w:p>
+      <w:pPr/>
+      <w:r>
+        <w:rPr>
+          <w:lang w:val="zh_TW" w:bidi="zh_TW"/>
+        </w:rPr>
+      </w:r>
+      <w:r>
+        <w:rPr>
+          <w:lang w:val="zh_TW" w:bidi="zh_TW"/>
+        </w:rPr>
+        <w:t>隨著十災的記載繼續展開，另一個越來越明顯的主題是：經文越來越強調住在歌珊地的神的百姓免受那些臨到埃及人的災害。歌珊地本來就不在尼羅河沿岸，因此河水變血、蛙災和虱子對他們的影響可能較小。然而，到了後來的蒼蠅之災（</w:t>
+      </w:r>
+      <w:hyperlink r:id="rId111">
+        <w:r>
+          <w:rPr>
+            <w:lang w:val="zh_TW" w:bidi="zh_TW"/>
+          </w:rPr>
+          <w:rPr>
+            <w:color w:val="0000EE"/>
+            <w:u w:val="single"/>
+          </w:rPr>
+          <w:t>8:22</w:t>
+        </w:r>
+      </w:hyperlink>
+      <w:r>
+        <w:rPr>
+          <w:lang w:val="zh_TW" w:bidi="zh_TW"/>
+        </w:rPr>
+        <w:t>）、牲畜瘟疫（</w:t>
+      </w:r>
+      <w:hyperlink r:id="rId112">
+        <w:r>
+          <w:rPr>
+            <w:lang w:val="zh_TW" w:bidi="zh_TW"/>
+          </w:rPr>
+          <w:rPr>
+            <w:color w:val="0000EE"/>
+            <w:u w:val="single"/>
+          </w:rPr>
+          <w:t>9:4</w:t>
+        </w:r>
+      </w:hyperlink>
+      <w:r>
+        <w:rPr>
+          <w:lang w:val="zh_TW" w:bidi="zh_TW"/>
+        </w:rPr>
+        <w:t>）、冰雹（</w:t>
+      </w:r>
+      <w:hyperlink r:id="rId113">
+        <w:r>
+          <w:rPr>
+            <w:lang w:val="zh_TW" w:bidi="zh_TW"/>
+          </w:rPr>
+          <w:rPr>
+            <w:color w:val="0000EE"/>
+            <w:u w:val="single"/>
+          </w:rPr>
+          <w:t>26</w:t>
+        </w:r>
+      </w:hyperlink>
+      <w:r>
+        <w:rPr>
+          <w:lang w:val="zh_TW" w:bidi="zh_TW"/>
+        </w:rPr>
+        <w:t>節）和黑暗（</w:t>
+      </w:r>
+      <w:hyperlink r:id="rId114">
+        <w:r>
+          <w:rPr>
+            <w:lang w:val="zh_TW" w:bidi="zh_TW"/>
+          </w:rPr>
+          <w:rPr>
+            <w:color w:val="0000EE"/>
+            <w:u w:val="single"/>
+          </w:rPr>
+          <w:t>10:23</w:t>
+        </w:r>
+      </w:hyperlink>
+      <w:r>
+        <w:rPr>
+          <w:lang w:val="zh_TW" w:bidi="zh_TW"/>
+        </w:rPr>
+        <w:t>），經文都明確地指出，以色列人沒有遭受這些災害；至於長子之死那一災，雅巍（耶和華）更「越過」以色列人的家。</w:t>
+      </w:r>
+    </w:p>
+    <w:p>
+      <w:pPr/>
+      <w:r>
+        <w:rPr>
+          <w:lang w:val="zh_TW" w:bidi="zh_TW"/>
+        </w:rPr>
+      </w:r>
+      <w:r>
+        <w:rPr>
+          <w:lang w:val="zh_TW" w:bidi="zh_TW"/>
+        </w:rPr>
+        <w:t>起初，看來所有埃及人的心都和法老一樣剛硬（</w:t>
+      </w:r>
+      <w:hyperlink r:id="rId115">
+        <w:r>
+          <w:rPr>
+            <w:lang w:val="zh_TW" w:bidi="zh_TW"/>
+          </w:rPr>
+          <w:rPr>
+            <w:color w:val="0000EE"/>
+            <w:u w:val="single"/>
+          </w:rPr>
+          <w:t>7:13</w:t>
+        </w:r>
+      </w:hyperlink>
+      <w:r>
+        <w:rPr>
+          <w:lang w:val="zh_TW" w:bidi="zh_TW"/>
+        </w:rPr>
+        <w:t>）。然而，隨著故事發展，法老身邊的人不斷勸法老順服神。術士在虱災之後承認這是神的作為（</w:t>
+      </w:r>
+      <w:hyperlink r:id="rId110">
+        <w:r>
+          <w:rPr>
+            <w:lang w:val="zh_TW" w:bidi="zh_TW"/>
+          </w:rPr>
+          <w:rPr>
+            <w:color w:val="0000EE"/>
+            <w:u w:val="single"/>
+          </w:rPr>
+          <w:t>8:19</w:t>
+        </w:r>
+      </w:hyperlink>
+      <w:r>
+        <w:rPr>
+          <w:lang w:val="zh_TW" w:bidi="zh_TW"/>
+        </w:rPr>
+        <w:t>）。法老的臣僕中，凡聽從摩西所傳神警告的人，都把僕人和牲畜帶進屋裡，在大冰雹降下時免於損失和死亡（</w:t>
+      </w:r>
+      <w:hyperlink r:id="rId116">
+        <w:r>
+          <w:rPr>
+            <w:lang w:val="zh_TW" w:bidi="zh_TW"/>
+          </w:rPr>
+          <w:rPr>
+            <w:color w:val="0000EE"/>
+            <w:u w:val="single"/>
+          </w:rPr>
+          <w:t>9:20</w:t>
+        </w:r>
+      </w:hyperlink>
+      <w:r>
+        <w:rPr>
+          <w:lang w:val="zh_TW" w:bidi="zh_TW"/>
+        </w:rPr>
+        <w:t>）。只有不信的人遭受災害。最後，法老的臣僕甚至直接勸他讓以色列人離開，坦率指出埃及正因法老的頑梗而走向毀滅 （</w:t>
+      </w:r>
+      <w:hyperlink r:id="rId117">
+        <w:r>
+          <w:rPr>
+            <w:lang w:val="zh_TW" w:bidi="zh_TW"/>
+          </w:rPr>
+          <w:rPr>
+            <w:color w:val="0000EE"/>
+            <w:u w:val="single"/>
+          </w:rPr>
+          <w:t>10:7</w:t>
+        </w:r>
+      </w:hyperlink>
+      <w:r>
+        <w:rPr>
+          <w:lang w:val="zh_TW" w:bidi="zh_TW"/>
+        </w:rPr>
+        <w:t>）。</w:t>
+      </w:r>
+    </w:p>
+    <w:p>
+      <w:pPr>
+        <w:pStyle w:val="Heading3"/>
+      </w:pPr>
+      <w:r>
+        <w:rPr>
+          <w:lang w:val="zh_TW" w:bidi="zh_TW"/>
+        </w:rPr>
+        <w:t>法老與十災</w:t>
+      </w:r>
+    </w:p>
+    <w:p>
+      <w:pPr/>
+      <w:r>
+        <w:rPr>
+          <w:lang w:val="zh_TW" w:bidi="zh_TW"/>
+        </w:rPr>
+      </w:r>
+      <w:r>
+        <w:rPr>
+          <w:lang w:val="zh_TW" w:bidi="zh_TW"/>
+        </w:rPr>
+        <w:t>法老對神話語的反應十分值得注意。聖經從三個角度描述法老心裡剛硬。</w:t>
+      </w:r>
+      <w:hyperlink r:id="rId118">
+        <w:r>
+          <w:rPr>
+            <w:lang w:val="zh_TW" w:bidi="zh_TW"/>
+          </w:rPr>
+          <w:rPr>
+            <w:color w:val="0000EE"/>
+            <w:u w:val="single"/>
+          </w:rPr>
+          <w:t>出埃及記七章3節</w:t>
+        </w:r>
+      </w:hyperlink>
+      <w:r>
+        <w:rPr>
+          <w:lang w:val="zh_TW" w:bidi="zh_TW"/>
+        </w:rPr>
+        <w:t>指出，是神使法老的心剛硬；</w:t>
+      </w:r>
+      <w:hyperlink r:id="rId119">
+        <w:r>
+          <w:rPr>
+            <w:lang w:val="zh_TW" w:bidi="zh_TW"/>
+          </w:rPr>
+          <w:rPr>
+            <w:color w:val="0000EE"/>
+            <w:u w:val="single"/>
+          </w:rPr>
+          <w:t>七章14節</w:t>
+        </w:r>
+      </w:hyperlink>
+      <w:r>
+        <w:rPr>
+          <w:lang w:val="zh_TW" w:bidi="zh_TW"/>
+        </w:rPr>
+        <w:t>則用較中性的說法，指出法老的心剛硬；</w:t>
+      </w:r>
+      <w:hyperlink r:id="rId120">
+        <w:r>
+          <w:rPr>
+            <w:lang w:val="zh_TW" w:bidi="zh_TW"/>
+          </w:rPr>
+          <w:rPr>
+            <w:color w:val="0000EE"/>
+            <w:u w:val="single"/>
+          </w:rPr>
+          <w:t>八章15節</w:t>
+        </w:r>
+      </w:hyperlink>
+      <w:r>
+        <w:rPr>
+          <w:lang w:val="zh_TW" w:bidi="zh_TW"/>
+        </w:rPr>
+        <w:t>又說，是法老自己硬著心。顯然，這三種說法都在描述同一件事，因此解釋這件事時，必須一併加以考慮。此外，對於這個問題，最後還是要看保羅怎麼說（</w:t>
+      </w:r>
+      <w:hyperlink r:id="rId121">
+        <w:r>
+          <w:rPr>
+            <w:lang w:val="zh_TW" w:bidi="zh_TW"/>
+          </w:rPr>
+          <w:rPr>
+            <w:color w:val="0000EE"/>
+            <w:u w:val="single"/>
+          </w:rPr>
+          <w:t>羅9:18</w:t>
+        </w:r>
+      </w:hyperlink>
+      <w:r>
+        <w:rPr>
+          <w:lang w:val="zh_TW" w:bidi="zh_TW"/>
+        </w:rPr>
+        <w:t>）。</w:t>
+      </w:r>
+    </w:p>
+    <w:p>
+      <w:pPr/>
+      <w:r>
+        <w:rPr>
+          <w:lang w:val="zh_TW" w:bidi="zh_TW"/>
+        </w:rPr>
+      </w:r>
+      <w:r>
+        <w:rPr>
+          <w:lang w:val="zh_TW" w:bidi="zh_TW"/>
+        </w:rPr>
+        <w:t>然而，在這個神學架構之下，整個事件並非只是法老為了除去災害而一再假意悔改，災害解除後又再硬著心，以致招來新的審判。法老和摩西之間也展開了一場典型的古代近東式討價還價特色的交涉。法老違背了讓百姓離去的承諾（</w:t>
+      </w:r>
+      <w:hyperlink r:id="rId122">
+        <w:r>
+          <w:rPr>
+            <w:lang w:val="zh_TW" w:bidi="zh_TW"/>
+          </w:rPr>
+          <w:rPr>
+            <w:color w:val="0000EE"/>
+            <w:u w:val="single"/>
+          </w:rPr>
+          <w:t>8:8</w:t>
+        </w:r>
+      </w:hyperlink>
+      <w:r>
+        <w:rPr>
+          <w:lang w:val="zh_TW" w:bidi="zh_TW"/>
+        </w:rPr>
+        <w:t>）之後，開始試圖討價還價：他先要求百姓留在埃及境內獻祭給神，不必離開（</w:t>
+      </w:r>
+      <w:hyperlink r:id="rId123">
+        <w:r>
+          <w:rPr>
+            <w:lang w:val="zh_TW" w:bidi="zh_TW"/>
+          </w:rPr>
+          <w:rPr>
+            <w:color w:val="0000EE"/>
+            <w:u w:val="single"/>
+          </w:rPr>
+          <w:t>25</w:t>
+        </w:r>
+      </w:hyperlink>
+      <w:r>
+        <w:rPr>
+          <w:lang w:val="zh_TW" w:bidi="zh_TW"/>
+        </w:rPr>
+        <w:t>節）；接著又說只准男丁前去（</w:t>
+      </w:r>
+      <w:hyperlink r:id="rId124">
+        <w:r>
+          <w:rPr>
+            <w:lang w:val="zh_TW" w:bidi="zh_TW"/>
+          </w:rPr>
+          <w:rPr>
+            <w:color w:val="0000EE"/>
+            <w:u w:val="single"/>
+          </w:rPr>
+          <w:t>10:11</w:t>
+        </w:r>
+      </w:hyperlink>
+      <w:r>
+        <w:rPr>
+          <w:lang w:val="zh_TW" w:bidi="zh_TW"/>
+        </w:rPr>
+        <w:t>）；後來又允許百姓離開，卻要求把牛群羊群留下作為擔保（</w:t>
+      </w:r>
+      <w:hyperlink r:id="rId125">
+        <w:r>
+          <w:rPr>
+            <w:lang w:val="zh_TW" w:bidi="zh_TW"/>
+          </w:rPr>
+          <w:rPr>
+            <w:color w:val="0000EE"/>
+            <w:u w:val="single"/>
+          </w:rPr>
+          <w:t>24</w:t>
+        </w:r>
+      </w:hyperlink>
+      <w:r>
+        <w:rPr>
+          <w:lang w:val="zh_TW" w:bidi="zh_TW"/>
+        </w:rPr>
+        <w:t>節）。然而，法老終究明白，面對神的命令，人不能這樣討價還價。到了發生長子死亡之災後，法老終於願意讓以色列人離開（</w:t>
+      </w:r>
+      <w:hyperlink r:id="rId126">
+        <w:r>
+          <w:rPr>
+            <w:lang w:val="zh_TW" w:bidi="zh_TW"/>
+          </w:rPr>
+          <w:rPr>
+            <w:color w:val="0000EE"/>
+            <w:u w:val="single"/>
+          </w:rPr>
+          <w:t>12:31–33</w:t>
+        </w:r>
+      </w:hyperlink>
+      <w:r>
+        <w:rPr>
+          <w:lang w:val="zh_TW" w:bidi="zh_TW"/>
+        </w:rPr>
+        <w:t>）。</w:t>
+      </w:r>
+    </w:p>
+    <w:p>
+      <w:pPr/>
+      <w:r>
+        <w:rPr>
+          <w:lang w:val="zh_TW" w:bidi="zh_TW"/>
+        </w:rPr>
+      </w:r>
+      <w:r>
+        <w:rPr>
+          <w:lang w:val="zh_TW" w:bidi="zh_TW"/>
+        </w:rPr>
+        <w:t>從這個角度來看，十災的整個記載就是一場爭戰。有人認為，這是作為先知典範的摩西（</w:t>
+      </w:r>
+      <w:hyperlink r:id="rId127">
+        <w:r>
+          <w:rPr>
+            <w:lang w:val="zh_TW" w:bidi="zh_TW"/>
+          </w:rPr>
+          <w:rPr>
+            <w:color w:val="0000EE"/>
+            <w:u w:val="single"/>
+          </w:rPr>
+          <w:t>申18:15</w:t>
+        </w:r>
+      </w:hyperlink>
+      <w:r>
+        <w:rPr>
+          <w:lang w:val="zh_TW" w:bidi="zh_TW"/>
+        </w:rPr>
+        <w:t>）與作為君王典範的法老之間的對抗；雖然這樣的看法有其道理，但十災的意義遠不止於此。這也是神的僕人摩西與術士之間的爭戰，是摩西與強大的法老之間的對抗；更確切地說，是神藉著祂僕人所傳的信息向法老發出的挑戰。從更深層的角度來看，這是神勝過埃及的假神，因此十災中的許多記載都具有特殊的意義。尼羅河所代表的是哈皮（Hapi）神；青蛙所代表的是掌管生育的女神赫克特（Heqet）；太陽神瑞（Ra）因黑暗之災而蒙羞；哈托爾（Hathor）以母牛的形象出現，阿庇斯（Apis）則以公牛的形象出現；飛黃蜂是埃及的象徵；法老自己也被奉為神。然而，這一切在以色列的神面前都毫無能力。</w:t>
+      </w:r>
+    </w:p>
+    <w:p>
+      <w:pPr>
+        <w:pStyle w:val="Heading3"/>
+      </w:pPr>
+      <w:r>
+        <w:rPr>
+          <w:lang w:val="zh_TW" w:bidi="zh_TW"/>
+        </w:rPr>
+        <w:t>十災的性質</w:t>
+      </w:r>
+    </w:p>
+    <w:p>
+      <w:pPr/>
+      <w:r>
+        <w:rPr>
+          <w:lang w:val="zh_TW" w:bidi="zh_TW"/>
+        </w:rPr>
+      </w:r>
+      <w:r>
+        <w:rPr>
+          <w:lang w:val="zh_TW" w:bidi="zh_TW"/>
+        </w:rPr>
+        <w:t>我們不知道神是如何降下十災的；有些人甚至認為，既然神可以隨自己的旨意採用任何方式，探究這個問題並沒有意義。然而，聖經記載神用強烈的東風使「紅海」的水退去（</w:t>
+      </w:r>
+      <w:hyperlink r:id="rId128">
+        <w:r>
+          <w:rPr>
+            <w:lang w:val="zh_TW" w:bidi="zh_TW"/>
+          </w:rPr>
+          <w:rPr>
+            <w:color w:val="0000EE"/>
+            <w:u w:val="single"/>
+          </w:rPr>
+          <w:t>出14:21</w:t>
+        </w:r>
+      </w:hyperlink>
+      <w:r>
+        <w:rPr>
+          <w:lang w:val="zh_TW" w:bidi="zh_TW"/>
+        </w:rPr>
+        <w:t>），顯示神可以藉著自然的方式成就祂的旨意。希伯來人對「神蹟」的觀念，與現代人的理解並不相同。現代人通常把神蹟視為「超自然」的事件，而把其它一切視為「自然」現象，因此不算神蹟。希伯來人卻認為，自然界的一切都是神的作為；只是有些時候，祂的作為更加奇妙（或許也可以說，更加「明顯」）。因此，認為神在這一次運用了連串「自然」災害（也就是埃及因地理環境原本就可能發生的災害），但只是使這些災害加劇，並在短時間內接連發生，而成為神蹟；這樣的看法並不等於用理性主義否定神蹟。</w:t>
+      </w:r>
+    </w:p>
+    <w:p>
+      <w:pPr/>
+      <w:r>
+        <w:rPr>
+          <w:lang w:val="zh_TW" w:bidi="zh_TW"/>
+        </w:rPr>
+      </w:r>
+      <w:r>
+        <w:rPr>
+          <w:lang w:val="zh_TW" w:bidi="zh_TW"/>
+        </w:rPr>
+        <w:t>大多數這類解釋都假設，那一年出現了異常的氣候，尤其是尼羅河每年氾濫的情況有所不同。例如，有人認為第一災可能是因為尼羅河水位異常偏低（導致河水變成紅色而且混濁）；也有人認為是河水異常高漲（把來自衣索匹亞高原的紅土沖了下來）。如果認為「水變成血」可以指濃稠、呈血紅色的河水，那麼這兩種解釋都說得通。另一個頗具吸引力的解釋是，河中大量繁殖了紅色浮游生物。這種現象在世界各地都相當常見，尤其是在熱帶和亞熱帶地區，更能使河水看起來像血。無論是哪一種情況，都可以解釋魚群為何死亡，以及青蛙為何離開河流。如果尼羅河的氾濫範圍比平常更廣，蛙災就更容易理解。有人認為，青蛙突然大量死亡，可能是感染了某種炭疽病；而遍布田野、散發惡臭的青蛙屍體，則為傳播疾病的昆蟲（如蒼蠅等）及其後接連發生的災害創造了有利條件。</w:t>
+      </w:r>
+    </w:p>
+    <w:p>
+      <w:pPr/>
+      <w:r>
+        <w:rPr>
+          <w:lang w:val="zh_TW" w:bidi="zh_TW"/>
+        </w:rPr>
+      </w:r>
+      <w:r>
+        <w:rPr>
+          <w:lang w:val="zh_TW" w:bidi="zh_TW"/>
+        </w:rPr>
+        <w:t>例如，接著發生的災害，可能是蚊子、小型吸血蠅、蚋，或虱子。其中至少蚊子和虱子都是傳播疾病的重要媒介，這些昆蟲叮咬人之後，會使人長出令人難受的瘡。尼羅河氾濫後留下的大量積水，更為蚊子提供了理想的繁殖環境。</w:t>
+      </w:r>
+    </w:p>
+    <w:p>
+      <w:pPr/>
+      <w:r>
+        <w:rPr>
+          <w:lang w:val="zh_TW" w:bidi="zh_TW"/>
+        </w:rPr>
+      </w:r>
+      <w:r>
+        <w:rPr>
+          <w:lang w:val="zh_TW" w:bidi="zh_TW"/>
+        </w:rPr>
+        <w:t>如果我們認為接下來的是成群的蒼蠅，那麼整個過程就完全符合神的安排。遍地堆積的青蛙屍體、洪水留下的大量垃圾（其中當然包括污水），再加上混濁惡臭的尼羅河水，都成了蒼蠅最理想的繁殖地方。此外，有些猶太解經家認為，這些蒼蠅是會叮咬人的蒼蠅（類似牛虻或馬蠅），可能就是牲畜染病的媒介。現代解經家則提出，這可能是一種今天當地仍然存在的蒼蠅，能在腐爛的植物中迅速繁殖。這些蒼蠅加上災中提到的灰（</w:t>
+      </w:r>
+      <w:hyperlink r:id="rId100">
+        <w:r>
+          <w:rPr>
+            <w:lang w:val="zh_TW" w:bidi="zh_TW"/>
+          </w:rPr>
+          <w:rPr>
+            <w:color w:val="0000EE"/>
+            <w:u w:val="single"/>
+          </w:rPr>
+          <w:t>9:9</w:t>
+        </w:r>
+      </w:hyperlink>
+      <w:r>
+        <w:rPr>
+          <w:lang w:val="zh_TW" w:bidi="zh_TW"/>
+        </w:rPr>
+        <w:t>），可能引發熱帶地區常見、令人畏懼的痱子，而且很容易受到感染。</w:t>
+      </w:r>
+    </w:p>
+    <w:p>
+      <w:pPr/>
+      <w:r>
+        <w:rPr>
+          <w:lang w:val="zh_TW" w:bidi="zh_TW"/>
+        </w:rPr>
+      </w:r>
+      <w:r>
+        <w:rPr>
+          <w:lang w:val="zh_TW" w:bidi="zh_TW"/>
+        </w:rPr>
+        <w:t>同樣地，在神的攝理之下，如果以色列人沒有住在尼羅河三角洲、也沒有居住在尼羅河沿岸，而是集中住在東面的圖米拉特谷（Wadi Tumilat），他們就可以免受這些災害的影響。法老也注意到了這一點（</w:t>
+      </w:r>
+      <w:hyperlink r:id="rId129">
+        <w:r>
+          <w:rPr>
+            <w:lang w:val="zh_TW" w:bidi="zh_TW"/>
+          </w:rPr>
+          <w:rPr>
+            <w:color w:val="0000EE"/>
+            <w:u w:val="single"/>
+          </w:rPr>
+          <w:t>9:7</w:t>
+        </w:r>
+      </w:hyperlink>
+      <w:r>
+        <w:rPr>
+          <w:lang w:val="zh_TW" w:bidi="zh_TW"/>
+        </w:rPr>
+        <w:t>）。因此，神蹟並不只是災害本身，更在於神以祂的攝理掌管萬有、運用祂所創造的世界以及地理和氣候條件，向心裡剛硬的人施行審判。</w:t>
+      </w:r>
+    </w:p>
+    <w:p>
+      <w:pPr/>
+      <w:r>
+        <w:rPr>
+          <w:lang w:val="zh_TW" w:bidi="zh_TW"/>
+        </w:rPr>
+      </w:r>
+      <w:r>
+        <w:rPr>
+          <w:lang w:val="zh_TW" w:bidi="zh_TW"/>
+        </w:rPr>
+        <w:t>冰雹夾著猛烈的雷暴（</w:t>
+      </w:r>
+      <w:hyperlink r:id="rId90">
+        <w:r>
+          <w:rPr>
+            <w:lang w:val="zh_TW" w:bidi="zh_TW"/>
+          </w:rPr>
+          <w:rPr>
+            <w:color w:val="0000EE"/>
+            <w:u w:val="single"/>
+          </w:rPr>
+          <w:t>9:24</w:t>
+        </w:r>
+      </w:hyperlink>
+      <w:r>
+        <w:rPr>
+          <w:lang w:val="zh_TW" w:bidi="zh_TW"/>
+        </w:rPr>
+        <w:t>），雖然在埃及相當少見，卻不難用自然現象解釋，尤其是在兩側都是炎熱乾燥沙漠的尼羅河谷這種「漏斗形」地形中。至於冰雹的猛烈程度（這種情況在巴勒斯坦較常見），聖經中也有類似的例子（</w:t>
+      </w:r>
+      <w:hyperlink r:id="rId130">
+        <w:r>
+          <w:rPr>
+            <w:lang w:val="zh_TW" w:bidi="zh_TW"/>
+          </w:rPr>
+          <w:rPr>
+            <w:color w:val="0000EE"/>
+            <w:u w:val="single"/>
+          </w:rPr>
+          <w:t>書10:11</w:t>
+        </w:r>
+      </w:hyperlink>
+      <w:r>
+        <w:rPr>
+          <w:lang w:val="zh_TW" w:bidi="zh_TW"/>
+        </w:rPr>
+        <w:t>）。關於這一災，經文還順帶提供了一個重要的時間線索，就是冰雹毀壞農作物時，各種作物正處於不同的生長階段（</w:t>
+      </w:r>
+      <w:hyperlink r:id="rId93">
+        <w:r>
+          <w:rPr>
+            <w:lang w:val="zh_TW" w:bidi="zh_TW"/>
+          </w:rPr>
+          <w:rPr>
+            <w:color w:val="0000EE"/>
+            <w:u w:val="single"/>
+          </w:rPr>
+          <w:t>出9:31–32</w:t>
+        </w:r>
+      </w:hyperlink>
+      <w:r>
+        <w:rPr>
+          <w:lang w:val="zh_TW" w:bidi="zh_TW"/>
+        </w:rPr>
+        <w:t>）。</w:t>
+      </w:r>
+    </w:p>
+    <w:p>
+      <w:pPr/>
+      <w:r>
+        <w:rPr>
+          <w:lang w:val="zh_TW" w:bidi="zh_TW"/>
+        </w:rPr>
+      </w:r>
+      <w:r>
+        <w:rPr>
+          <w:lang w:val="zh_TW" w:bidi="zh_TW"/>
+        </w:rPr>
+        <w:t>至於蝗災，經文清楚指出神運用了自然界的力量：東風把蝗蟲吹來，海風又把蝗蟲吹走（</w:t>
+      </w:r>
+      <w:hyperlink r:id="rId131">
+        <w:r>
+          <w:rPr>
+            <w:lang w:val="zh_TW" w:bidi="zh_TW"/>
+          </w:rPr>
+          <w:rPr>
+            <w:color w:val="0000EE"/>
+            <w:u w:val="single"/>
+          </w:rPr>
+          <w:t>10:13</w:t>
+        </w:r>
+      </w:hyperlink>
+      <w:r>
+        <w:rPr>
+          <w:lang w:val="zh_TW" w:bidi="zh_TW"/>
+        </w:rPr>
+        <w:t>、</w:t>
+      </w:r>
+      <w:hyperlink r:id="rId131">
+        <w:r>
+          <w:rPr>
+            <w:lang w:val="zh_TW" w:bidi="zh_TW"/>
+          </w:rPr>
+          <w:rPr>
+            <w:color w:val="0000EE"/>
+            <w:u w:val="single"/>
+          </w:rPr>
+          <w:t>19</w:t>
+        </w:r>
+      </w:hyperlink>
+      <w:r>
+        <w:rPr>
+          <w:lang w:val="zh_TW" w:bidi="zh_TW"/>
+        </w:rPr>
+        <w:t>）。這一災不僅在於蝗蟲數量龐大（見</w:t>
+      </w:r>
+      <w:hyperlink r:id="rId132">
+        <w:r>
+          <w:rPr>
+            <w:lang w:val="zh_TW" w:bidi="zh_TW"/>
+          </w:rPr>
+          <w:rPr>
+            <w:color w:val="0000EE"/>
+            <w:u w:val="single"/>
+          </w:rPr>
+          <w:t>珥1:1–12</w:t>
+        </w:r>
+      </w:hyperlink>
+      <w:r>
+        <w:rPr>
+          <w:lang w:val="zh_TW" w:bidi="zh_TW"/>
+        </w:rPr>
+        <w:t>，這是這一災的另一個例證），也在於牠們出現的時機恰到好處。舊約聖經中還有許多地方都顯示，神精準掌管事情發生的時間，而神蹟往往就體現在這樣的時機安排上。</w:t>
+      </w:r>
+    </w:p>
+    <w:p>
+      <w:pPr/>
+      <w:r>
+        <w:rPr>
+          <w:lang w:val="zh_TW" w:bidi="zh_TW"/>
+        </w:rPr>
+      </w:r>
+      <w:r>
+        <w:rPr>
+          <w:lang w:val="zh_TW" w:bidi="zh_TW"/>
+        </w:rPr>
+        <w:t>蝗蟲數量眾多，可能使大地變得昏暗（</w:t>
+      </w:r>
+      <w:hyperlink r:id="rId133">
+        <w:r>
+          <w:rPr>
+            <w:lang w:val="zh_TW" w:bidi="zh_TW"/>
+          </w:rPr>
+          <w:rPr>
+            <w:color w:val="0000EE"/>
+            <w:u w:val="single"/>
+          </w:rPr>
+          <w:t>出10:15</w:t>
+        </w:r>
+      </w:hyperlink>
+      <w:r>
+        <w:rPr>
+          <w:lang w:val="zh_TW" w:bidi="zh_TW"/>
+        </w:rPr>
+        <w:t>），然而，這仍比不上後來持續三天的黑暗。大多數解經家認為，這是令人畏懼的</w:t>
+      </w:r>
+      <w:r>
+        <w:rPr>
+          <w:i/>
+          <w:lang w:val="zh_TW" w:bidi="zh_TW"/>
+        </w:rPr>
+        <w:t>喀新風（khamsin</w:t>
+      </w:r>
+      <w:r>
+        <w:rPr>
+          <w:lang w:val="zh_TW" w:bidi="zh_TW"/>
+        </w:rPr>
+        <w:t>，一種炎熱的沙漠風</w:t>
+      </w:r>
+      <w:r>
+        <w:rPr>
+          <w:i/>
+          <w:lang w:val="zh_TW" w:bidi="zh_TW"/>
+        </w:rPr>
+        <w:t>）</w:t>
+      </w:r>
+      <w:r>
+        <w:rPr>
+          <w:lang w:val="zh_TW" w:bidi="zh_TW"/>
+        </w:rPr>
+        <w:t>，會帶來塵暴或沙塵暴，使天空終日昏暗，而且可能持續數天不停。如果尼羅河氾濫時，把衣索匹亞高原的紅土帶到埃及各地，並沉積在地面上，有些解經家認為，這些紅土後來又被喀新風吹揚到空中，使大地更加昏暗。</w:t>
+      </w:r>
+    </w:p>
+    <w:p>
+      <w:pPr/>
+      <w:r>
+        <w:rPr>
+          <w:lang w:val="zh_TW" w:bidi="zh_TW"/>
+        </w:rPr>
+      </w:r>
+      <w:r>
+        <w:rPr>
+          <w:lang w:val="zh_TW" w:bidi="zh_TW"/>
+        </w:rPr>
+        <w:t>至於最後一災（也就是長子之死），我們無法知道神是否使用了某種特定的疾病；聖經並沒有提供任何線索。我們只知道，埃及人遭受了這一災，以色列人卻沒有。在這災之後，以色列人獲得自由。以色列人深信，作為神的子民，神不會再使「埃及人的疾病」臨到他們（</w:t>
+      </w:r>
+      <w:hyperlink r:id="rId134">
+        <w:r>
+          <w:rPr>
+            <w:lang w:val="zh_TW" w:bidi="zh_TW"/>
+          </w:rPr>
+          <w:rPr>
+            <w:color w:val="0000EE"/>
+            <w:u w:val="single"/>
+          </w:rPr>
+          <w:t>15:26</w:t>
+        </w:r>
+      </w:hyperlink>
+      <w:r>
+        <w:rPr>
+          <w:lang w:val="zh_TW" w:bidi="zh_TW"/>
+        </w:rPr>
+        <w:t>）。以色列人始終堅信，這些災害是神對硬著心的法老所施行的審判，同時也是神拯救以色列人的方式。因此，十災不只是對我們的警告，也是對我們的鼓勵。</w:t>
+      </w:r>
+      <w:r>
+        <w:rPr>
+          <w:i/>
+          <w:lang w:val="zh_TW" w:bidi="zh_TW"/>
+        </w:rPr>
+        <w:t>見</w:t>
+      </w:r>
+      <w:r>
+        <w:rPr>
+          <w:lang w:val="zh_TW" w:bidi="zh_TW"/>
+        </w:rPr>
+        <w:t xml:space="preserve"> </w:t>
+      </w:r>
+      <w:r>
+        <w:rPr>
+          <w:lang w:val="zh_TW" w:bidi="zh_TW"/>
+        </w:rPr>
+        <w:t>埃及，埃及人</w:t>
+      </w:r>
+      <w:r>
+        <w:rPr>
+          <w:lang w:val="zh_TW" w:bidi="zh_TW"/>
+        </w:rPr>
+        <w:t>；</w:t>
+      </w:r>
+      <w:r>
+        <w:rPr>
+          <w:lang w:val="zh_TW" w:bidi="zh_TW"/>
+        </w:rPr>
+        <w:t>出埃及記</w:t>
+      </w:r>
+      <w:r>
+        <w:rPr>
+          <w:lang w:val="zh_TW" w:bidi="zh_TW"/>
+        </w:rPr>
+        <w:t>；</w:t>
+      </w:r>
+      <w:r>
+        <w:rPr>
+          <w:lang w:val="zh_TW" w:bidi="zh_TW"/>
+        </w:rPr>
+        <w:t>摩西</w:t>
+      </w:r>
+      <w:r>
+        <w:rPr>
+          <w:lang w:val="zh_TW" w:bidi="zh_TW"/>
+        </w:rPr>
+        <w:t>；</w:t>
+      </w:r>
+      <w:r>
+        <w:rPr>
+          <w:lang w:val="zh_TW" w:bidi="zh_TW"/>
+        </w:rPr>
+        <w:t>瘟疫</w:t>
+      </w:r>
+      <w:r>
+        <w:rPr>
+          <w:lang w:val="zh_TW" w:bidi="zh_TW"/>
+        </w:rPr>
+        <w:t>。</w:t>
+      </w:r>
+      <w:r>
+        <w:rPr>
+          <w:lang w:val="zh_TW" w:bidi="zh_TW"/>
+        </w:rPr>
+      </w:r>
+      <w:r>
+        <w:rPr>
+          <w:lang w:val="zh_TW" w:bidi="zh_TW"/>
+        </w:rPr>
+      </w:r>
+    </w:p>
+    <w:p>
+      <w:pPr/>
+      <w:r>
+        <w:rPr>
+          <w:lang w:val="zh_TW" w:bidi="zh_TW"/>
+        </w:rPr>
+      </w:r>
+    </w:p>
+    <w:p>
+      <w:pPr>
+        <w:pStyle w:val="Heading2"/>
+      </w:pPr>
+      <w:r>
+        <w:rPr>
+          <w:lang w:val="zh_TW" w:bidi="zh_TW"/>
+        </w:rPr>
+        <w:t>埃及小河</w:t>
+      </w:r>
+      <w:r>
+        <w:rPr>
+          <w:lang w:val="zh_TW" w:bidi="zh_TW"/>
+        </w:rPr>
+      </w:r>
+    </w:p>
+    <w:p>
+      <w:pPr/>
+      <w:r>
+        <w:rPr>
+          <w:lang w:val="zh_TW" w:bidi="zh_TW"/>
+        </w:rPr>
+      </w:r>
+      <w:r>
+        <w:rPr>
+          <w:lang w:val="zh_TW" w:bidi="zh_TW"/>
+        </w:rPr>
+        <w:t>埃及小河形成了以色列南地曠野與西奈半島之間的天然邊界，它位於迦薩（Gaza）西南約50英里（80.5公里）。埃及小河（現今稱為阿里什河谷〔Wadi el-Arish〕）只在雨季才有水流（</w:t>
+      </w:r>
+      <w:hyperlink r:id="rId135">
+        <w:r>
+          <w:rPr>
+            <w:lang w:val="zh_TW" w:bidi="zh_TW"/>
+          </w:rPr>
+          <w:rPr>
+            <w:color w:val="0000EE"/>
+            <w:u w:val="single"/>
+          </w:rPr>
+          <w:t>民34:5</w:t>
+        </w:r>
+      </w:hyperlink>
+      <w:r>
+        <w:rPr>
+          <w:lang w:val="zh_TW" w:bidi="zh_TW"/>
+        </w:rPr>
+        <w:t>；</w:t>
+      </w:r>
+      <w:hyperlink r:id="rId136">
+        <w:r>
+          <w:rPr>
+            <w:lang w:val="zh_TW" w:bidi="zh_TW"/>
+          </w:rPr>
+          <w:rPr>
+            <w:color w:val="0000EE"/>
+            <w:u w:val="single"/>
+          </w:rPr>
+          <w:t>書15:4</w:t>
+        </w:r>
+      </w:hyperlink>
+      <w:r>
+        <w:rPr>
+          <w:lang w:val="zh_TW" w:bidi="zh_TW"/>
+        </w:rPr>
+        <w:t>、</w:t>
+      </w:r>
+      <w:hyperlink r:id="rId136">
+        <w:r>
+          <w:rPr>
+            <w:lang w:val="zh_TW" w:bidi="zh_TW"/>
+          </w:rPr>
+          <w:rPr>
+            <w:color w:val="0000EE"/>
+            <w:u w:val="single"/>
+          </w:rPr>
+          <w:t>47</w:t>
+        </w:r>
+      </w:hyperlink>
+      <w:r>
+        <w:rPr>
+          <w:lang w:val="zh_TW" w:bidi="zh_TW"/>
+        </w:rPr>
+        <w:t>；</w:t>
+      </w:r>
+      <w:hyperlink r:id="rId137">
+        <w:r>
+          <w:rPr>
+            <w:lang w:val="zh_TW" w:bidi="zh_TW"/>
+          </w:rPr>
+          <w:rPr>
+            <w:color w:val="0000EE"/>
+            <w:u w:val="single"/>
+          </w:rPr>
+          <w:t>王上8:65</w:t>
+        </w:r>
+      </w:hyperlink>
+      <w:r>
+        <w:rPr>
+          <w:lang w:val="zh_TW" w:bidi="zh_TW"/>
+        </w:rPr>
+        <w:t>；</w:t>
+      </w:r>
+      <w:hyperlink r:id="rId138">
+        <w:r>
+          <w:rPr>
+            <w:lang w:val="zh_TW" w:bidi="zh_TW"/>
+          </w:rPr>
+          <w:rPr>
+            <w:color w:val="0000EE"/>
+            <w:u w:val="single"/>
+          </w:rPr>
+          <w:t>王下24:7</w:t>
+        </w:r>
+      </w:hyperlink>
+      <w:r>
+        <w:rPr>
+          <w:lang w:val="zh_TW" w:bidi="zh_TW"/>
+        </w:rPr>
+        <w:t>；</w:t>
+      </w:r>
+      <w:hyperlink r:id="rId139">
+        <w:r>
+          <w:rPr>
+            <w:lang w:val="zh_TW" w:bidi="zh_TW"/>
+          </w:rPr>
+          <w:rPr>
+            <w:color w:val="0000EE"/>
+            <w:u w:val="single"/>
+          </w:rPr>
+          <w:t>代下7:8</w:t>
+        </w:r>
+      </w:hyperlink>
+      <w:r>
+        <w:rPr>
+          <w:lang w:val="zh_TW" w:bidi="zh_TW"/>
+        </w:rPr>
+        <w:t>；</w:t>
+      </w:r>
+      <w:hyperlink r:id="rId140">
+        <w:r>
+          <w:rPr>
+            <w:lang w:val="zh_TW" w:bidi="zh_TW"/>
+          </w:rPr>
+          <w:rPr>
+            <w:color w:val="0000EE"/>
+            <w:u w:val="single"/>
+          </w:rPr>
+          <w:t>賽27:12</w:t>
+        </w:r>
+      </w:hyperlink>
+      <w:r>
+        <w:rPr>
+          <w:lang w:val="zh_TW" w:bidi="zh_TW"/>
+        </w:rPr>
+        <w:t>；</w:t>
+      </w:r>
+      <w:hyperlink r:id="rId141">
+        <w:r>
+          <w:rPr>
+            <w:lang w:val="zh_TW" w:bidi="zh_TW"/>
+          </w:rPr>
+          <w:rPr>
+            <w:color w:val="0000EE"/>
+            <w:u w:val="single"/>
+          </w:rPr>
+          <w:t>結47:19</w:t>
+        </w:r>
+      </w:hyperlink>
+      <w:r>
+        <w:rPr>
+          <w:lang w:val="zh_TW" w:bidi="zh_TW"/>
+        </w:rPr>
+        <w:t>，</w:t>
+      </w:r>
+      <w:hyperlink r:id="rId142">
+        <w:r>
+          <w:rPr>
+            <w:lang w:val="zh_TW" w:bidi="zh_TW"/>
+          </w:rPr>
+          <w:rPr>
+            <w:color w:val="0000EE"/>
+            <w:u w:val="single"/>
+          </w:rPr>
+          <w:t>48:28</w:t>
+        </w:r>
+      </w:hyperlink>
+      <w:r>
+        <w:rPr>
+          <w:lang w:val="zh_TW" w:bidi="zh_TW"/>
+        </w:rPr>
+        <w:t>）。在</w:t>
+      </w:r>
+      <w:hyperlink r:id="rId89">
+        <w:r>
+          <w:rPr>
+            <w:lang w:val="zh_TW" w:bidi="zh_TW"/>
+          </w:rPr>
+          <w:rPr>
+            <w:color w:val="0000EE"/>
+            <w:u w:val="single"/>
+          </w:rPr>
+          <w:t>創世記十五章18節</w:t>
+        </w:r>
+      </w:hyperlink>
+      <w:r>
+        <w:rPr>
+          <w:lang w:val="zh_TW" w:bidi="zh_TW"/>
+        </w:rPr>
+        <w:t>中，則使用另一個希伯來文詞語來表示常年流動的河，神在那裡向族長亞伯拉罕說明應許之地的疆界。那處經文指的可能是尼羅河最東的一條支流（佩盧西亞支流〔Pelusiac〕），它是在今日的塞得港（Port Said）附近流入地中海，這也可能是指標示埃及邊界的一條古代防禦工事線。</w:t>
+      </w:r>
+      <w:r>
+        <w:rPr>
+          <w:lang w:val="zh_TW" w:bidi="zh_TW"/>
+        </w:rPr>
+      </w:r>
+      <w:r>
+        <w:rPr>
+          <w:lang w:val="zh_TW" w:bidi="zh_TW"/>
+        </w:rPr>
+      </w:r>
+    </w:p>
+    <w:p>
+      <w:pPr/>
+      <w:r>
+        <w:rPr>
+          <w:lang w:val="zh_TW" w:bidi="zh_TW"/>
+        </w:rPr>
+      </w:r>
+    </w:p>
+    <w:p>
+      <w:pPr>
+        <w:pStyle w:val="Heading2"/>
+      </w:pPr>
+      <w:r>
+        <w:rPr>
+          <w:lang w:val="zh_TW" w:bidi="zh_TW"/>
+        </w:rPr>
+        <w:t>埃色</w:t>
+      </w:r>
+      <w:r>
+        <w:rPr>
+          <w:lang w:val="zh_TW" w:bidi="zh_TW"/>
+        </w:rPr>
+      </w:r>
+    </w:p>
+    <w:p>
+      <w:pPr/>
+      <w:r>
+        <w:rPr>
+          <w:lang w:val="zh_TW" w:bidi="zh_TW"/>
+        </w:rPr>
+      </w:r>
+      <w:r>
+        <w:rPr>
+          <w:lang w:val="zh_TW" w:bidi="zh_TW"/>
+        </w:rPr>
+        <w:t>以撒為僕人在基拉耳谷所挖的井的名字 （</w:t>
+      </w:r>
+      <w:hyperlink r:id="rId143">
+        <w:r>
+          <w:rPr>
+            <w:lang w:val="zh_TW" w:bidi="zh_TW"/>
+          </w:rPr>
+          <w:rPr>
+            <w:color w:val="0000EE"/>
+            <w:u w:val="single"/>
+          </w:rPr>
+          <w:t>創26:20</w:t>
+        </w:r>
+      </w:hyperlink>
+      <w:r>
+        <w:rPr>
+          <w:lang w:val="zh_TW" w:bidi="zh_TW"/>
+        </w:rPr>
+        <w:t>）。這名字的意思是「相爭」。基拉耳的牧人聲稱這口井屬於他們，因此以撒放棄了埃色井和另一口名叫西提拿的井，好讓基拉耳人容許他在那地和平居住。</w:t>
+      </w:r>
+      <w:r>
+        <w:rPr>
+          <w:lang w:val="zh_TW" w:bidi="zh_TW"/>
+        </w:rPr>
+      </w:r>
+      <w:r>
+        <w:rPr>
+          <w:lang w:val="zh_TW" w:bidi="zh_TW"/>
+        </w:rPr>
+      </w:r>
+    </w:p>
+    <w:p>
+      <w:pPr/>
+      <w:r>
+        <w:rPr>
+          <w:lang w:val="zh_TW" w:bidi="zh_TW"/>
+        </w:rPr>
+      </w:r>
+    </w:p>
+    <w:p>
+      <w:pPr>
+        <w:pStyle w:val="Heading2"/>
+      </w:pPr>
+      <w:r>
+        <w:rPr>
+          <w:lang w:val="zh_TW" w:bidi="zh_TW"/>
+        </w:rPr>
+        <w:t>艾</w:t>
+      </w:r>
+      <w:r>
+        <w:rPr>
+          <w:lang w:val="zh_TW" w:bidi="zh_TW"/>
+        </w:rPr>
+      </w:r>
+    </w:p>
+    <w:p>
+      <w:pPr/>
+      <w:r>
+        <w:rPr>
+          <w:lang w:val="zh_TW" w:bidi="zh_TW"/>
+        </w:rPr>
+      </w:r>
+      <w:hyperlink r:id="rId144">
+        <w:r>
+          <w:rPr>
+            <w:lang w:val="zh_TW" w:bidi="zh_TW"/>
+          </w:rPr>
+          <w:rPr>
+            <w:color w:val="0000EE"/>
+            <w:u w:val="single"/>
+          </w:rPr>
+          <w:t>創世記十二章8節</w:t>
+        </w:r>
+      </w:hyperlink>
+      <w:r>
+        <w:rPr>
+          <w:lang w:val="zh_TW" w:bidi="zh_TW"/>
+        </w:rPr>
+        <w:t>和</w:t>
+      </w:r>
+      <w:hyperlink r:id="rId145">
+        <w:r>
+          <w:rPr>
+            <w:lang w:val="zh_TW" w:bidi="zh_TW"/>
+          </w:rPr>
+          <w:rPr>
+            <w:color w:val="0000EE"/>
+            <w:u w:val="single"/>
+          </w:rPr>
+          <w:t>十三章3節</w:t>
+        </w:r>
+      </w:hyperlink>
+      <w:r>
+        <w:rPr>
+          <w:lang w:val="zh_TW" w:bidi="zh_TW"/>
+        </w:rPr>
+        <w:t>中出現的迦南城市，有些英文譯本譯作Hai。</w:t>
+      </w:r>
+      <w:r>
+        <w:rPr>
+          <w:i/>
+          <w:lang w:val="zh_TW" w:bidi="zh_TW"/>
+        </w:rPr>
+        <w:t>見</w:t>
+      </w:r>
+      <w:r>
+        <w:rPr>
+          <w:lang w:val="zh_TW" w:bidi="zh_TW"/>
+        </w:rPr>
+        <w:t>艾城</w:t>
+      </w:r>
+      <w:r>
+        <w:rPr>
+          <w:lang w:val="zh_TW" w:bidi="zh_TW"/>
+        </w:rPr>
+        <w:t>。</w:t>
+      </w:r>
+      <w:r>
+        <w:rPr>
+          <w:lang w:val="zh_TW" w:bidi="zh_TW"/>
+        </w:rPr>
+      </w:r>
+      <w:r>
+        <w:rPr>
+          <w:lang w:val="zh_TW" w:bidi="zh_TW"/>
+        </w:rPr>
+      </w:r>
+    </w:p>
+    <w:p>
+      <w:pPr/>
+      <w:r>
+        <w:rPr>
+          <w:lang w:val="zh_TW" w:bidi="zh_TW"/>
+        </w:rPr>
+      </w:r>
+    </w:p>
+    <w:p>
+      <w:pPr>
+        <w:pStyle w:val="Heading2"/>
+      </w:pPr>
+      <w:r>
+        <w:rPr>
+          <w:lang w:val="zh_TW" w:bidi="zh_TW"/>
+        </w:rPr>
+        <w:t>艾城</w:t>
+      </w:r>
+      <w:r>
+        <w:rPr>
+          <w:lang w:val="zh_TW" w:bidi="zh_TW"/>
+        </w:rPr>
+      </w:r>
+    </w:p>
+    <w:p>
+      <w:pPr/>
+      <w:r>
+        <w:rPr>
+          <w:lang w:val="zh_TW" w:bidi="zh_TW"/>
+        </w:rPr>
+      </w:r>
+      <w:r>
+        <w:rPr>
+          <w:lang w:val="zh_TW" w:bidi="zh_TW"/>
+        </w:rPr>
+        <w:t>一座迦南城，早在亞伯拉罕時代之前便已存在（</w:t>
+      </w:r>
+      <w:hyperlink r:id="rId144">
+        <w:r>
+          <w:rPr>
+            <w:lang w:val="zh_TW" w:bidi="zh_TW"/>
+          </w:rPr>
+          <w:rPr>
+            <w:color w:val="0000EE"/>
+            <w:u w:val="single"/>
+          </w:rPr>
+          <w:t>創12:8</w:t>
+        </w:r>
+      </w:hyperlink>
+      <w:r>
+        <w:rPr>
+          <w:lang w:val="zh_TW" w:bidi="zh_TW"/>
+        </w:rPr>
+        <w:t>；</w:t>
+      </w:r>
+      <w:hyperlink r:id="rId145">
+        <w:r>
+          <w:rPr>
+            <w:lang w:val="zh_TW" w:bidi="zh_TW"/>
+          </w:rPr>
+          <w:rPr>
+            <w:color w:val="0000EE"/>
+            <w:u w:val="single"/>
+          </w:rPr>
+          <w:t>13:3</w:t>
+        </w:r>
+      </w:hyperlink>
+      <w:r>
+        <w:rPr>
+          <w:lang w:val="zh_TW" w:bidi="zh_TW"/>
+        </w:rPr>
+        <w:t>）。「艾」的意思是「廢墟」，可能表示那裡是一處重要或顯眼的荒涼遺址。亞伯拉罕行經該地時，艾城與其他迦南城邑（如示劍、伯特利、耶路撒冷）的人並未攔阻他。或許亞伯拉罕曾與當地諸王交涉，表明自己來意和平；也可能因他隨行人眾，使迦南人不敢與之爭戰。</w:t>
+      </w:r>
+    </w:p>
+    <w:p>
+      <w:pPr/>
+      <w:r>
+        <w:rPr>
+          <w:lang w:val="zh_TW" w:bidi="zh_TW"/>
+        </w:rPr>
+      </w:r>
+      <w:r>
+        <w:rPr>
+          <w:lang w:val="zh_TW" w:bidi="zh_TW"/>
+        </w:rPr>
+        <w:t>後來約書亞率領以色列人進入迦南時，攻打艾城；這是他們征戰的第二座城。以色列人初次攻打艾城失敗，原因在於一名以色列人亞干違背上帝，私自取了耶利哥當滅之物。處置亞干後，以色列人再攻打艾城便獲勝（</w:t>
+      </w:r>
+      <w:hyperlink r:id="rId146">
+        <w:r>
+          <w:rPr>
+            <w:lang w:val="zh_TW" w:bidi="zh_TW"/>
+          </w:rPr>
+          <w:rPr>
+            <w:color w:val="0000EE"/>
+            <w:u w:val="single"/>
+          </w:rPr>
+          <w:t>書7:1–8:2</w:t>
+        </w:r>
+      </w:hyperlink>
+      <w:r>
+        <w:rPr>
+          <w:lang w:val="zh_TW" w:bidi="zh_TW"/>
+        </w:rPr>
+        <w:t>）。約書亞擒拿艾城王，將其處死，並焚燒全城（</w:t>
+      </w:r>
+      <w:hyperlink r:id="rId147">
+        <w:r>
+          <w:rPr>
+            <w:lang w:val="zh_TW" w:bidi="zh_TW"/>
+          </w:rPr>
+          <w:rPr>
+            <w:color w:val="0000EE"/>
+            <w:u w:val="single"/>
+          </w:rPr>
+          <w:t>書10:1</w:t>
+        </w:r>
+      </w:hyperlink>
+      <w:r>
+        <w:rPr>
+          <w:lang w:val="zh_TW" w:bidi="zh_TW"/>
+        </w:rPr>
+        <w:t>）。</w:t>
+      </w:r>
+    </w:p>
+    <w:p>
+      <w:pPr/>
+      <w:r>
+        <w:rPr>
+          <w:lang w:val="zh_TW" w:bidi="zh_TW"/>
+        </w:rPr>
+      </w:r>
+      <w:r>
+        <w:rPr>
+          <w:lang w:val="zh_TW" w:bidi="zh_TW"/>
+        </w:rPr>
+        <w:t>到掃羅、大衛、所羅門作王的時期，艾城一帶似乎又有人重建居住。此城在不同時期可能是以不同名稱出現：</w:t>
+      </w:r>
+    </w:p>
+    <w:p>
+      <w:pPr>
+        <w:pStyle w:val="ListBullet"/>
+        <w:spacing w:line="240" w:lineRule="auto"/>
+        <w:ind w:left="720"/>
+      </w:pPr>
+      <w:r>
+        <w:rPr>
+          <w:lang w:val="zh_TW" w:bidi="zh_TW"/>
+        </w:rPr>
+      </w:r>
+      <w:r>
+        <w:rPr>
+          <w:lang w:val="zh_TW" w:bidi="zh_TW"/>
+        </w:rPr>
+        <w:t>迦薩（Ayyah）位於以法蓮的村莊（</w:t>
+      </w:r>
+      <w:hyperlink r:id="rId148">
+        <w:r>
+          <w:rPr>
+            <w:lang w:val="zh_TW" w:bidi="zh_TW"/>
+          </w:rPr>
+          <w:rPr>
+            <w:color w:val="0000EE"/>
+            <w:u w:val="single"/>
+          </w:rPr>
+          <w:t>代上7:28</w:t>
+        </w:r>
+      </w:hyperlink>
+      <w:r>
+        <w:rPr>
+          <w:lang w:val="zh_TW" w:bidi="zh_TW"/>
+        </w:rPr>
+        <w:t>）</w:t>
+      </w:r>
+    </w:p>
+    <w:p>
+      <w:pPr>
+        <w:pStyle w:val="ListBullet"/>
+        <w:spacing w:line="240" w:lineRule="auto"/>
+        <w:ind w:left="720"/>
+      </w:pPr>
+      <w:r>
+        <w:rPr>
+          <w:lang w:val="zh_TW" w:bidi="zh_TW"/>
+        </w:rPr>
+      </w:r>
+      <w:r>
+        <w:rPr>
+          <w:lang w:val="zh_TW" w:bidi="zh_TW"/>
+        </w:rPr>
+        <w:t>亞葉（Aiath）是亞述軍隊在前往耶路撒冷途中經過的村莊（</w:t>
+      </w:r>
+      <w:hyperlink r:id="rId149">
+        <w:r>
+          <w:rPr>
+            <w:lang w:val="zh_TW" w:bidi="zh_TW"/>
+          </w:rPr>
+          <w:rPr>
+            <w:color w:val="0000EE"/>
+            <w:u w:val="single"/>
+          </w:rPr>
+          <w:t>賽10:28</w:t>
+        </w:r>
+      </w:hyperlink>
+      <w:r>
+        <w:rPr>
+          <w:lang w:val="zh_TW" w:bidi="zh_TW"/>
+        </w:rPr>
+        <w:t>）</w:t>
+      </w:r>
+    </w:p>
+    <w:p>
+      <w:pPr>
+        <w:pStyle w:val="ListBullet"/>
+        <w:spacing w:line="240" w:lineRule="auto"/>
+        <w:ind w:left="720"/>
+      </w:pPr>
+      <w:r>
+        <w:rPr>
+          <w:lang w:val="zh_TW" w:bidi="zh_TW"/>
+        </w:rPr>
+      </w:r>
+      <w:r>
+        <w:rPr>
           <w:lang w:val="zh_TW" w:bidi="zh_TW"/>
         </w:rPr>
         <w:t>亞雅（Aija）是便雅憫支派的人在從被擄歸回後居住的村莊（</w:t>
       </w:r>
-      <w:hyperlink r:id="rId92">
+      <w:hyperlink r:id="rId150">
         <w:r>
           <w:rPr>
             <w:lang w:val="zh_TW" w:bidi="zh_TW"/>
@@ -3544,7 +6832,7 @@
         </w:rPr>
         <w:t>，也在雅歌中出現。希伯來文詞語hesed表達的是一種更高形式的愛，涉及忠誠、堅定和仁慈，有時被譯為「忠誠（loyalty，和合本譯為慈愛）」（</w:t>
       </w:r>
-      <w:hyperlink r:id="rId93">
+      <w:hyperlink r:id="rId151">
         <w:r>
           <w:rPr>
             <w:lang w:val="zh_TW" w:bidi="zh_TW"/>
@@ -3576,7 +6864,7 @@
         </w:rPr>
         <w:t>這個重要詞語的含義在</w:t>
       </w:r>
-      <w:hyperlink r:id="rId94">
+      <w:hyperlink r:id="rId152">
         <w:r>
           <w:rPr>
             <w:lang w:val="zh_TW" w:bidi="zh_TW"/>
@@ -3594,7 +6882,7 @@
         </w:rPr>
         <w:t>中表達得很清楚：「我必聘你永遠歸我為妻，以仁義、公平、慈愛、憐憫聘你歸我；也以誠實聘你歸我，你就必認識我─耶和華」；在</w:t>
       </w:r>
-      <w:hyperlink r:id="rId95">
+      <w:hyperlink r:id="rId153">
         <w:r>
           <w:rPr>
             <w:lang w:val="zh_TW" w:bidi="zh_TW"/>
@@ -3612,7 +6900,7 @@
         </w:rPr>
         <w:t>中，將慈愛與背叛作對比；以及在</w:t>
       </w:r>
-      <w:hyperlink r:id="rId96">
+      <w:hyperlink r:id="rId154">
         <w:r>
           <w:rPr>
             <w:lang w:val="zh_TW" w:bidi="zh_TW"/>
@@ -3630,7 +6918,7 @@
         </w:rPr>
         <w:t>中，提到立約的慈愛。神這種堅定不移、穩固的愛，與異教神祇那不可預測、反覆無常的情緒形成鮮明對比。Hesed不是對美、優點或仁慈的情感反應，而是一種道德態度，致力於他人的福祉，不論那個人是否可愛、有價值或有回應（見</w:t>
       </w:r>
-      <w:hyperlink r:id="rId97">
+      <w:hyperlink r:id="rId155">
         <w:r>
           <w:rPr>
             <w:lang w:val="zh_TW" w:bidi="zh_TW"/>
@@ -3662,7 +6950,7 @@
         </w:rPr>
         <w:t>這種持久的忠誠，根植於堅定不移的善意目的，可能是嚴厲的、決意要管教任性的子民，正如幾位先知所警告的。但神的愛不會改變。即使在被擄和失敗中，這愛仍以無限的耐心持續存在，既不縱容邪惡，也不放棄作惡者。這愛內含仁慈、溫柔和憐憫（</w:t>
       </w:r>
-      <w:hyperlink r:id="rId98">
+      <w:hyperlink r:id="rId156">
         <w:r>
           <w:rPr>
             <w:lang w:val="zh_TW" w:bidi="zh_TW"/>
@@ -3680,7 +6968,7 @@
         </w:rPr>
         <w:t>，</w:t>
       </w:r>
-      <w:hyperlink r:id="rId99">
+      <w:hyperlink r:id="rId157">
         <w:r>
           <w:rPr>
             <w:lang w:val="zh_TW" w:bidi="zh_TW"/>
@@ -3698,7 +6986,7 @@
         </w:rPr>
         <w:t>，</w:t>
       </w:r>
-      <w:hyperlink r:id="rId100">
+      <w:hyperlink r:id="rId158">
         <w:r>
           <w:rPr>
             <w:lang w:val="zh_TW" w:bidi="zh_TW"/>
@@ -3716,7 +7004,7 @@
         </w:rPr>
         <w:t>；</w:t>
       </w:r>
-      <w:hyperlink r:id="rId101">
+      <w:hyperlink r:id="rId159">
         <w:r>
           <w:rPr>
             <w:lang w:val="zh_TW" w:bidi="zh_TW"/>
@@ -3748,7 +7036,7 @@
         </w:rPr>
         <w:t>然而，神期待人有所回應。律法要求要全心全意地愛神，並感謝神對以色列的揀選和救贖（</w:t>
       </w:r>
-      <w:hyperlink r:id="rId102">
+      <w:hyperlink r:id="rId160">
         <w:r>
           <w:rPr>
             <w:lang w:val="zh_TW" w:bidi="zh_TW"/>
@@ -3766,7 +7054,7 @@
         </w:rPr>
         <w:t>）。這應該在敬拜中表現出來，尤其是在對待窮人、無助的人、寄居者、奴隸、寡婦以及所有受壓迫和殘酷對待的人時顯現出來。何西阿同樣期望人與人之間堅定的愛源於神對人的堅定不移的愛（</w:t>
       </w:r>
-      <w:hyperlink r:id="rId103">
+      <w:hyperlink r:id="rId161">
         <w:r>
           <w:rPr>
             <w:lang w:val="zh_TW" w:bidi="zh_TW"/>
@@ -3778,7 +7066,7 @@
           <w:t>何6:6，</w:t>
         </w:r>
       </w:hyperlink>
-      <w:hyperlink r:id="rId104">
+      <w:hyperlink r:id="rId162">
         <w:r>
           <w:rPr>
             <w:lang w:val="zh_TW" w:bidi="zh_TW"/>
@@ -3796,7 +7084,7 @@
         </w:rPr>
         <w:t>，</w:t>
       </w:r>
-      <w:hyperlink r:id="rId105">
+      <w:hyperlink r:id="rId163">
         <w:r>
           <w:rPr>
             <w:lang w:val="zh_TW" w:bidi="zh_TW"/>
@@ -3828,7 +7116,7 @@
         </w:rPr>
         <w:t>在以色列的律法和先知書中，「愛神」與「愛人如己」（</w:t>
       </w:r>
-      <w:hyperlink r:id="rId106">
+      <w:hyperlink r:id="rId164">
         <w:r>
           <w:rPr>
             <w:lang w:val="zh_TW" w:bidi="zh_TW"/>
@@ -3871,7 +7159,7 @@
         </w:rPr>
         <w:t>在描述愛的希臘詞彙中，eros（性愛）並未出現在新約中。Phileo表示自然的情感，出現約25次，philadelphia（兄弟之愛）出現5次，而philia（友誼）僅在</w:t>
       </w:r>
-      <w:hyperlink r:id="rId107">
+      <w:hyperlink r:id="rId165">
         <w:r>
           <w:rPr>
             <w:lang w:val="zh_TW" w:bidi="zh_TW"/>
@@ -3927,7 +7215,7 @@
         </w:rPr>
         <w:t>在罪惡和苦難的世界中，耶穌的神聖之愛最主要表現為對困苦者的同情和醫治，並對被排斥者和自我絕望者的救贖關懷。因此，基督所宣講的國度向貧窮的、被擄的、瞎眼的和受壓制的人提供了好消息（</w:t>
       </w:r>
-      <w:hyperlink r:id="rId108">
+      <w:hyperlink r:id="rId166">
         <w:r>
           <w:rPr>
             <w:lang w:val="zh_TW" w:bidi="zh_TW"/>
@@ -3945,7 +7233,7 @@
         </w:rPr>
         <w:t>；</w:t>
       </w:r>
-      <w:hyperlink r:id="rId109">
+      <w:hyperlink r:id="rId167">
         <w:r>
           <w:rPr>
             <w:lang w:val="zh_TW" w:bidi="zh_TW"/>
@@ -3963,7 +7251,7 @@
         </w:rPr>
         <w:t>），而耶穌對那些被排斥、被鄙視或在靈魂深處為罪而憂傷的人所採取的態度，則是保證了他們的罪得赦免，並歡迎他們回到天父的家（</w:t>
       </w:r>
-      <w:hyperlink r:id="rId110">
+      <w:hyperlink r:id="rId168">
         <w:r>
           <w:rPr>
             <w:lang w:val="zh_TW" w:bidi="zh_TW"/>
@@ -3995,7 +7283,7 @@
         </w:rPr>
         <w:t>此外，神聖之愛的好消息也帶來了我們自身的責任：愛神並像神那樣愛他人（</w:t>
       </w:r>
-      <w:hyperlink r:id="rId111">
+      <w:hyperlink r:id="rId169">
         <w:r>
           <w:rPr>
             <w:lang w:val="zh_TW" w:bidi="zh_TW"/>
@@ -4013,7 +7301,7 @@
         </w:rPr>
         <w:t>）。神的律法中的第一條也是最大的誡命是「你要……愛主你的神……其次也相倣，就是要愛人如己。這兩條誡命是律法和先知一切道理的總綱。」（</w:t>
       </w:r>
-      <w:hyperlink r:id="rId112">
+      <w:hyperlink r:id="rId170">
         <w:r>
           <w:rPr>
             <w:lang w:val="zh_TW" w:bidi="zh_TW"/>
@@ -4031,7 +7319,7 @@
         </w:rPr>
         <w:t>；參</w:t>
       </w:r>
-      <w:hyperlink r:id="rId106">
+      <w:hyperlink r:id="rId164">
         <w:r>
           <w:rPr>
             <w:lang w:val="zh_TW" w:bidi="zh_TW"/>
@@ -4049,7 +7337,7 @@
         </w:rPr>
         <w:t>；</w:t>
       </w:r>
-      <w:hyperlink r:id="rId113">
+      <w:hyperlink r:id="rId171">
         <w:r>
           <w:rPr>
             <w:lang w:val="zh_TW" w:bidi="zh_TW"/>
@@ -4095,7 +7383,7 @@
         </w:rPr>
         <w:t>對耶穌來說，最嚴重的罪是缺乏愛心，故意忽略任何可能的善行，在他人受苦時從旁邊走過，忽視門口的窮人，拒絕寬恕。缺乏愛心的罪被自以為義、好批評，以及為了維護一些微不足道的宗教儀式而忽略他人困境的宗教冷漠所加重。最後，順從或忽視愛的律法將決定每個人的永恆命運（</w:t>
       </w:r>
-      <w:hyperlink r:id="rId114">
+      <w:hyperlink r:id="rId172">
         <w:r>
           <w:rPr>
             <w:lang w:val="zh_TW" w:bidi="zh_TW"/>
@@ -4138,7 +7426,7 @@
         </w:rPr>
         <w:t>使徒教會迅速掌握了一個革命性原則，「愛」就是足夠了（Love is enough）。保羅宣稱愛成全了整個律法，幾乎是引用了耶穌的話。他對禁止姦淫、殺人、偷盜和貪婪的各種誡命的闡釋都用愛來總結，因為愛是不會做傷害鄰舍的事（</w:t>
       </w:r>
-      <w:hyperlink r:id="rId115">
+      <w:hyperlink r:id="rId173">
         <w:r>
           <w:rPr>
             <w:lang w:val="zh_TW" w:bidi="zh_TW"/>
@@ -4156,7 +7444,7 @@
         </w:rPr>
         <w:t>）。</w:t>
       </w:r>
-      <w:hyperlink r:id="rId116">
+      <w:hyperlink r:id="rId174">
         <w:r>
           <w:rPr>
             <w:lang w:val="zh_TW" w:bidi="zh_TW"/>
@@ -4188,7 +7476,7 @@
         </w:rPr>
         <w:t>對保羅來說，愛是「基督的律法」，是至高且足夠的（</w:t>
       </w:r>
-      <w:hyperlink r:id="rId117">
+      <w:hyperlink r:id="rId175">
         <w:r>
           <w:rPr>
             <w:lang w:val="zh_TW" w:bidi="zh_TW"/>
@@ -4206,7 +7494,7 @@
         </w:rPr>
         <w:t>，</w:t>
       </w:r>
-      <w:hyperlink r:id="rId118">
+      <w:hyperlink r:id="rId176">
         <w:r>
           <w:rPr>
             <w:lang w:val="zh_TW" w:bidi="zh_TW"/>
@@ -4224,7 +7512,7 @@
         </w:rPr>
         <w:t>），保羅清楚地定義基督教中唯一「有功效」的事情為「使人生發仁愛的信心」（</w:t>
       </w:r>
-      <w:hyperlink r:id="rId119">
+      <w:hyperlink r:id="rId177">
         <w:r>
           <w:rPr>
             <w:lang w:val="zh_TW" w:bidi="zh_TW"/>
@@ -4242,7 +7530,7 @@
         </w:rPr>
         <w:t>）。他堅持認為基督徒應當渴望的聖靈的最高彰顯是愛的「最妙的道」（</w:t>
       </w:r>
-      <w:hyperlink r:id="rId120">
+      <w:hyperlink r:id="rId178">
         <w:r>
           <w:rPr>
             <w:lang w:val="zh_TW" w:bidi="zh_TW"/>
@@ -4260,7 +7548,7 @@
         </w:rPr>
         <w:t>；參</w:t>
       </w:r>
-      <w:hyperlink r:id="rId121">
+      <w:hyperlink r:id="rId179">
         <w:r>
           <w:rPr>
             <w:lang w:val="zh_TW" w:bidi="zh_TW"/>
@@ -4278,7 +7566,7 @@
         </w:rPr>
         <w:t>；</w:t>
       </w:r>
-      <w:hyperlink r:id="rId122">
+      <w:hyperlink r:id="rId180">
         <w:r>
           <w:rPr>
             <w:lang w:val="zh_TW" w:bidi="zh_TW"/>
@@ -4296,7 +7584,7 @@
         </w:rPr>
         <w:t>）。在這裡，他還將愛與在哥林多所推崇的其它五種宗教熱情表達方式作對比，以顯示沒有愛的每一種熱情表達方式都是徒勞的（(</w:t>
       </w:r>
-      <w:hyperlink r:id="rId123">
+      <w:hyperlink r:id="rId181">
         <w:r>
           <w:rPr>
             <w:lang w:val="zh_TW" w:bidi="zh_TW"/>
@@ -4328,7 +7616,7 @@
         </w:rPr>
         <w:t>保羅對愛在行為中的描述包括慷慨、憐憫和款待；避免報復；同情；與他人一同喜樂；分擔軟弱、羞恥或需要；恢復、支持和造就他人，給予他們一切的榮譽、善良、寬恕、鼓勵；克制批評，即使是對分裂的、過於謹慎的「軟弱弟兄」的批評——這個清單幾乎是無窮無盡的。更普遍地說，愛是一種活動的品質、一種思考的品質和一種受苦的品質（</w:t>
       </w:r>
-      <w:hyperlink r:id="rId124">
+      <w:hyperlink r:id="rId182">
         <w:r>
           <w:rPr>
             <w:lang w:val="zh_TW" w:bidi="zh_TW"/>
@@ -4360,7 +7648,7 @@
         </w:rPr>
         <w:t>依據保羅的說法，神向我們顯明了祂的愛是因著基督為我們死。因著祂的大愛，使我們在基督裡活著；我們在這愛中生活，靠著它我們得勝，沒有什麼能使我們與這愛隔絕（</w:t>
       </w:r>
-      <w:hyperlink r:id="rId125">
+      <w:hyperlink r:id="rId183">
         <w:r>
           <w:rPr>
             <w:lang w:val="zh_TW" w:bidi="zh_TW"/>
@@ -4378,7 +7666,7 @@
         </w:rPr>
         <w:t>，</w:t>
       </w:r>
-      <w:hyperlink r:id="rId126">
+      <w:hyperlink r:id="rId184">
         <w:r>
           <w:rPr>
             <w:lang w:val="zh_TW" w:bidi="zh_TW"/>
@@ -4396,7 +7684,7 @@
         </w:rPr>
         <w:t>；</w:t>
       </w:r>
-      <w:hyperlink r:id="rId127">
+      <w:hyperlink r:id="rId185">
         <w:r>
           <w:rPr>
             <w:lang w:val="zh_TW" w:bidi="zh_TW"/>
@@ -4414,7 +7702,7 @@
         </w:rPr>
         <w:t>；</w:t>
       </w:r>
-      <w:hyperlink r:id="rId128">
+      <w:hyperlink r:id="rId186">
         <w:r>
           <w:rPr>
             <w:lang w:val="zh_TW" w:bidi="zh_TW"/>
@@ -4432,7 +7720,7 @@
         </w:rPr>
         <w:t>；</w:t>
       </w:r>
-      <w:hyperlink r:id="rId129">
+      <w:hyperlink r:id="rId187">
         <w:r>
           <w:rPr>
             <w:lang w:val="zh_TW" w:bidi="zh_TW"/>
@@ -4450,7 +7738,7 @@
         </w:rPr>
         <w:t>；</w:t>
       </w:r>
-      <w:hyperlink r:id="rId130">
+      <w:hyperlink r:id="rId188">
         <w:r>
           <w:rPr>
             <w:lang w:val="zh_TW" w:bidi="zh_TW"/>
@@ -4468,7 +7756,7 @@
         </w:rPr>
         <w:t>）。我們的愛反映了最初「澆灌在我們心裡」的愛（</w:t>
       </w:r>
-      <w:hyperlink r:id="rId121">
+      <w:hyperlink r:id="rId179">
         <w:r>
           <w:rPr>
             <w:lang w:val="zh_TW" w:bidi="zh_TW"/>
@@ -4486,7 +7774,7 @@
         </w:rPr>
         <w:t>），並且指向基督（</w:t>
       </w:r>
-      <w:hyperlink r:id="rId131">
+      <w:hyperlink r:id="rId189">
         <w:r>
           <w:rPr>
             <w:lang w:val="zh_TW" w:bidi="zh_TW"/>
@@ -4504,7 +7792,7 @@
         </w:rPr>
         <w:t>，</w:t>
       </w:r>
-      <w:hyperlink r:id="rId132">
+      <w:hyperlink r:id="rId190">
         <w:r>
           <w:rPr>
             <w:lang w:val="zh_TW" w:bidi="zh_TW"/>
@@ -4522,7 +7810,7 @@
         </w:rPr>
         <w:t>；</w:t>
       </w:r>
-      <w:hyperlink r:id="rId133">
+      <w:hyperlink r:id="rId191">
         <w:r>
           <w:rPr>
             <w:lang w:val="zh_TW" w:bidi="zh_TW"/>
@@ -4565,7 +7853,7 @@
         </w:rPr>
         <w:t>約翰後來回憶並反思的內容，構成了聖經中關於愛的教導的冠冕。對約翰來說，愛是所有事情的基礎——「神愛世人」（</w:t>
       </w:r>
-      <w:hyperlink r:id="rId134">
+      <w:hyperlink r:id="rId192">
         <w:r>
           <w:rPr>
             <w:lang w:val="zh_TW" w:bidi="zh_TW"/>
@@ -4583,7 +7871,7 @@
         </w:rPr>
         <w:t>，</w:t>
       </w:r>
-      <w:hyperlink r:id="rId135">
+      <w:hyperlink r:id="rId193">
         <w:r>
           <w:rPr>
             <w:lang w:val="zh_TW" w:bidi="zh_TW"/>
@@ -4601,7 +7889,7 @@
         </w:rPr>
         <w:t>，</w:t>
       </w:r>
-      <w:hyperlink r:id="rId136">
+      <w:hyperlink r:id="rId194">
         <w:r>
           <w:rPr>
             <w:lang w:val="zh_TW" w:bidi="zh_TW"/>
@@ -4619,7 +7907,7 @@
         </w:rPr>
         <w:t>）。這就是我們認識愛的根本：基督為我們捨命（</w:t>
       </w:r>
-      <w:hyperlink r:id="rId137">
+      <w:hyperlink r:id="rId195">
         <w:r>
           <w:rPr>
             <w:lang w:val="zh_TW" w:bidi="zh_TW"/>
@@ -4637,7 +7925,7 @@
         </w:rPr>
         <w:t>）。父、子和門徒之間的相互的愛，一定是基督教的基本事實，因為神自己就是愛（</w:t>
       </w:r>
-      <w:hyperlink r:id="rId138">
+      <w:hyperlink r:id="rId196">
         <w:r>
           <w:rPr>
             <w:lang w:val="zh_TW" w:bidi="zh_TW"/>
@@ -4669,7 +7957,7 @@
         </w:rPr>
         <w:t>我們藉著道成肉身和十字架知道這一點（</w:t>
       </w:r>
-      <w:hyperlink r:id="rId139">
+      <w:hyperlink r:id="rId197">
         <w:r>
           <w:rPr>
             <w:lang w:val="zh_TW" w:bidi="zh_TW"/>
@@ -4715,7 +8003,7 @@
         </w:rPr>
         <w:t>這種對基督徒之間的互愛的強調，被認為是耶穌所要求的愛的一個嚴重限制。「你的弟兄」似乎取代了「你的鄰舍」。在這方面，耶穌在樓上（upper room，又稱為「樓房講論」）所給的誡命（</w:t>
       </w:r>
-      <w:hyperlink r:id="rId140">
+      <w:hyperlink r:id="rId198">
         <w:r>
           <w:rPr>
             <w:lang w:val="zh_TW" w:bidi="zh_TW"/>
@@ -4733,7 +8021,7 @@
         </w:rPr>
         <w:t>）與在</w:t>
       </w:r>
-      <w:hyperlink r:id="rId141">
+      <w:hyperlink r:id="rId199">
         <w:r>
           <w:rPr>
             <w:lang w:val="zh_TW" w:bidi="zh_TW"/>
@@ -4751,7 +8039,7 @@
         </w:rPr>
         <w:t>（引用</w:t>
       </w:r>
-      <w:hyperlink r:id="rId106">
+      <w:hyperlink r:id="rId164">
         <w:r>
           <w:rPr>
             <w:lang w:val="zh_TW" w:bidi="zh_TW"/>
@@ -4769,7 +8057,7 @@
         </w:rPr>
         <w:t>）所給的誡命相比是「新的」，而當時的情況也解釋了為何如此。耶穌被出賣的那夜，被周圍世界的敵意、即將來臨的十字架刑罰和猶大的背叛所籠罩著。所有的未來都取決於11個門徒在社會壓力下的相互忠誠。到約翰寫書信的時候，新的背叛已經撕裂了教會。一種被稱為諾斯底主義的歪曲了的福音，本質上是知識主義和自負的，「不顧愛」（伊格那丟〔Ignatius〕），已經引誘了領袖和信徒（</w:t>
       </w:r>
-      <w:hyperlink r:id="rId142">
+      <w:hyperlink r:id="rId200">
         <w:r>
           <w:rPr>
             <w:lang w:val="zh_TW" w:bidi="zh_TW"/>
@@ -4787,7 +8075,7 @@
         </w:rPr>
         <w:t>）。彼此的忠誠再次顯得至關重要，約翰特意寫信以鞏固和維持使徒的團契（</w:t>
       </w:r>
-      <w:hyperlink r:id="rId143">
+      <w:hyperlink r:id="rId201">
         <w:r>
           <w:rPr>
             <w:lang w:val="zh_TW" w:bidi="zh_TW"/>
@@ -4819,7 +8107,7 @@
         </w:rPr>
         <w:t>然而，對基督徒弟兄的愛並不是排外的，而是引向更廣泛的愛（參</w:t>
       </w:r>
-      <w:hyperlink r:id="rId144">
+      <w:hyperlink r:id="rId202">
         <w:r>
           <w:rPr>
             <w:lang w:val="zh_TW" w:bidi="zh_TW"/>
@@ -4837,7 +8125,7 @@
         </w:rPr>
         <w:t>）。約翰堅持神愛世人（</w:t>
       </w:r>
-      <w:hyperlink r:id="rId134">
+      <w:hyperlink r:id="rId192">
         <w:r>
           <w:rPr>
             <w:lang w:val="zh_TW" w:bidi="zh_TW"/>
@@ -4855,7 +8143,7 @@
         </w:rPr>
         <w:t>；</w:t>
       </w:r>
-      <w:hyperlink r:id="rId145">
+      <w:hyperlink r:id="rId203">
         <w:r>
           <w:rPr>
             <w:lang w:val="zh_TW" w:bidi="zh_TW"/>
@@ -4873,7 +8161,7 @@
         </w:rPr>
         <w:t>，</w:t>
       </w:r>
-      <w:hyperlink r:id="rId146">
+      <w:hyperlink r:id="rId204">
         <w:r>
           <w:rPr>
             <w:lang w:val="zh_TW" w:bidi="zh_TW"/>
@@ -4891,7 +8179,7 @@
         </w:rPr>
         <w:t>）。此外，如果愛在基督徒團契內失敗，它在團契之外肯定不會蓬勃發展，而是會消失在空洞的隻言片語中（</w:t>
       </w:r>
-      <w:hyperlink r:id="rId147">
+      <w:hyperlink r:id="rId205">
         <w:r>
           <w:rPr>
             <w:lang w:val="zh_TW" w:bidi="zh_TW"/>
@@ -4923,7 +8211,7 @@
         </w:rPr>
         <w:t>在反駁諾斯底基督教的無愛自負時，約翰關心的是愛神和愛人的基本命令，因為這是真正基督徒生活的標準和終極目標。因此，他並未詳細描述愛的多方面表達。對於愛的行動描述，他想起了基督關於「遵守命令」和「捨命」犧牲的話（</w:t>
       </w:r>
-      <w:hyperlink r:id="rId148">
+      <w:hyperlink r:id="rId206">
         <w:r>
           <w:rPr>
             <w:lang w:val="zh_TW" w:bidi="zh_TW"/>
@@ -4941,7 +8229,7 @@
         </w:rPr>
         <w:t>；</w:t>
       </w:r>
-      <w:hyperlink r:id="rId137">
+      <w:hyperlink r:id="rId195">
         <w:r>
           <w:rPr>
             <w:lang w:val="zh_TW" w:bidi="zh_TW"/>
@@ -4959,7 +8247,7 @@
         </w:rPr>
         <w:t>），約翰特別提到愛會體察到弟兄的需要，因此會分享世上的財物（見</w:t>
       </w:r>
-      <w:hyperlink r:id="rId149">
+      <w:hyperlink r:id="rId207">
         <w:r>
           <w:rPr>
             <w:lang w:val="zh_TW" w:bidi="zh_TW"/>

--- a/zht/docx/002.content.docx
+++ b/zht/docx/002.content.docx
@@ -258,108 +258,72 @@
         </w:rPr>
         <w:t>這始於閉上死者的眼睛、擁抱屍體，並準備下葬（</w:t>
       </w:r>
-      <w:hyperlink r:id="rId13">
-        <w:r>
-          <w:rPr>
-            <w:lang w:val="zh_TW" w:bidi="zh_TW"/>
-          </w:rPr>
-          <w:rPr>
-            <w:color w:val="0000EE"/>
-            <w:u w:val="single"/>
-          </w:rPr>
-          <w:t>創46:4</w:t>
-        </w:r>
-      </w:hyperlink>
+      <w:r>
+        <w:rPr>
+          <w:lang w:val="zh_TW" w:bidi="zh_TW"/>
+        </w:rPr>
+        <w:t>創46:4</w:t>
+      </w:r>
       <w:r>
         <w:rPr>
           <w:lang w:val="zh_TW" w:bidi="zh_TW"/>
         </w:rPr>
         <w:t>；</w:t>
       </w:r>
-      <w:hyperlink r:id="rId14">
-        <w:r>
-          <w:rPr>
-            <w:lang w:val="zh_TW" w:bidi="zh_TW"/>
-          </w:rPr>
-          <w:rPr>
-            <w:color w:val="0000EE"/>
-            <w:u w:val="single"/>
-          </w:rPr>
-          <w:t>50:1</w:t>
-        </w:r>
-      </w:hyperlink>
+      <w:r>
+        <w:rPr>
+          <w:lang w:val="zh_TW" w:bidi="zh_TW"/>
+        </w:rPr>
+        <w:t>50:1</w:t>
+      </w:r>
       <w:r>
         <w:rPr>
           <w:lang w:val="zh_TW" w:bidi="zh_TW"/>
         </w:rPr>
         <w:t>）。礙於炎熱的氣候，立即下葬是必要的（</w:t>
       </w:r>
-      <w:hyperlink r:id="rId15">
-        <w:r>
-          <w:rPr>
-            <w:lang w:val="zh_TW" w:bidi="zh_TW"/>
-          </w:rPr>
-          <w:rPr>
-            <w:color w:val="0000EE"/>
-            <w:u w:val="single"/>
-          </w:rPr>
-          <w:t>徒5:1–10</w:t>
-        </w:r>
-      </w:hyperlink>
+      <w:r>
+        <w:rPr>
+          <w:lang w:val="zh_TW" w:bidi="zh_TW"/>
+        </w:rPr>
+        <w:t>徒5:1–10</w:t>
+      </w:r>
       <w:r>
         <w:rPr>
           <w:lang w:val="zh_TW" w:bidi="zh_TW"/>
         </w:rPr>
         <w:t>）。我們對於新約聖經之前的葬禮習俗所知甚少（</w:t>
       </w:r>
-      <w:hyperlink r:id="rId16">
-        <w:r>
-          <w:rPr>
-            <w:lang w:val="zh_TW" w:bidi="zh_TW"/>
-          </w:rPr>
-          <w:rPr>
-            <w:color w:val="0000EE"/>
-            <w:u w:val="single"/>
-          </w:rPr>
-          <w:t>太27:59</w:t>
-        </w:r>
-      </w:hyperlink>
+      <w:r>
+        <w:rPr>
+          <w:lang w:val="zh_TW" w:bidi="zh_TW"/>
+        </w:rPr>
+        <w:t>太27:59</w:t>
+      </w:r>
       <w:r>
         <w:rPr>
           <w:lang w:val="zh_TW" w:bidi="zh_TW"/>
         </w:rPr>
         <w:t>；</w:t>
       </w:r>
-      <w:hyperlink r:id="rId17">
-        <w:r>
-          <w:rPr>
-            <w:lang w:val="zh_TW" w:bidi="zh_TW"/>
-          </w:rPr>
-          <w:rPr>
-            <w:color w:val="0000EE"/>
-            <w:u w:val="single"/>
-          </w:rPr>
-          <w:t>約11:44</w:t>
-        </w:r>
-      </w:hyperlink>
+      <w:r>
+        <w:rPr>
+          <w:lang w:val="zh_TW" w:bidi="zh_TW"/>
+        </w:rPr>
+        <w:t>約11:44</w:t>
+      </w:r>
       <w:r>
         <w:rPr>
           <w:lang w:val="zh_TW" w:bidi="zh_TW"/>
         </w:rPr>
         <w:t>，</w:t>
       </w:r>
-      <w:hyperlink r:id="rId18">
-        <w:r>
-          <w:rPr>
-            <w:lang w:val="zh_TW" w:bidi="zh_TW"/>
-          </w:rPr>
-          <w:rPr>
-            <w:color w:val="0000EE"/>
-            <w:u w:val="single"/>
-          </w:rPr>
-          <w:t>19:39–40</w:t>
-        </w:r>
-      </w:hyperlink>
+      <w:r>
+        <w:rPr>
+          <w:lang w:val="zh_TW" w:bidi="zh_TW"/>
+        </w:rPr>
+        <w:t>19:39–40</w:t>
+      </w:r>
       <w:r>
         <w:rPr>
           <w:lang w:val="zh_TW" w:bidi="zh_TW"/>
@@ -398,54 +362,36 @@
         </w:rPr>
         <w:t>撕裂衣服（</w:t>
       </w:r>
-      <w:hyperlink r:id="rId19">
-        <w:r>
-          <w:rPr>
-            <w:lang w:val="zh_TW" w:bidi="zh_TW"/>
-          </w:rPr>
-          <w:rPr>
-            <w:color w:val="0000EE"/>
-            <w:u w:val="single"/>
-          </w:rPr>
-          <w:t>創37:34</w:t>
-        </w:r>
-      </w:hyperlink>
+      <w:r>
+        <w:rPr>
+          <w:lang w:val="zh_TW" w:bidi="zh_TW"/>
+        </w:rPr>
+        <w:t>創37:34</w:t>
+      </w:r>
       <w:r>
         <w:rPr>
           <w:lang w:val="zh_TW" w:bidi="zh_TW"/>
         </w:rPr>
         <w:t>；</w:t>
       </w:r>
-      <w:hyperlink r:id="rId20">
-        <w:r>
-          <w:rPr>
-            <w:lang w:val="zh_TW" w:bidi="zh_TW"/>
-          </w:rPr>
-          <w:rPr>
-            <w:color w:val="0000EE"/>
-            <w:u w:val="single"/>
-          </w:rPr>
-          <w:t>撒下1:11</w:t>
-        </w:r>
-      </w:hyperlink>
+      <w:r>
+        <w:rPr>
+          <w:lang w:val="zh_TW" w:bidi="zh_TW"/>
+        </w:rPr>
+        <w:t>撒下1:11</w:t>
+      </w:r>
       <w:r>
         <w:rPr>
           <w:lang w:val="zh_TW" w:bidi="zh_TW"/>
         </w:rPr>
         <w:t>；</w:t>
       </w:r>
-      <w:hyperlink r:id="rId21">
-        <w:r>
-          <w:rPr>
-            <w:lang w:val="zh_TW" w:bidi="zh_TW"/>
-          </w:rPr>
-          <w:rPr>
-            <w:color w:val="0000EE"/>
-            <w:u w:val="single"/>
-          </w:rPr>
-          <w:t>伯1:20</w:t>
-        </w:r>
-      </w:hyperlink>
+      <w:r>
+        <w:rPr>
+          <w:lang w:val="zh_TW" w:bidi="zh_TW"/>
+        </w:rPr>
+        <w:t>伯1:20</w:t>
+      </w:r>
       <w:r>
         <w:rPr>
           <w:lang w:val="zh_TW" w:bidi="zh_TW"/>
@@ -470,18 +416,12 @@
         </w:rPr>
         <w:t>穿上麻布（</w:t>
       </w:r>
-      <w:hyperlink r:id="rId22">
-        <w:r>
-          <w:rPr>
-            <w:lang w:val="zh_TW" w:bidi="zh_TW"/>
-          </w:rPr>
-          <w:rPr>
-            <w:color w:val="0000EE"/>
-            <w:u w:val="single"/>
-          </w:rPr>
-          <w:t>撒下3:31</w:t>
-        </w:r>
-      </w:hyperlink>
+      <w:r>
+        <w:rPr>
+          <w:lang w:val="zh_TW" w:bidi="zh_TW"/>
+        </w:rPr>
+        <w:t>撒下3:31</w:t>
+      </w:r>
       <w:r>
         <w:rPr>
           <w:lang w:val="zh_TW" w:bidi="zh_TW"/>
@@ -506,36 +446,24 @@
         </w:rPr>
         <w:t>脫鞋（</w:t>
       </w:r>
-      <w:hyperlink r:id="rId23">
-        <w:r>
-          <w:rPr>
-            <w:lang w:val="zh_TW" w:bidi="zh_TW"/>
-          </w:rPr>
-          <w:rPr>
-            <w:color w:val="0000EE"/>
-            <w:u w:val="single"/>
-          </w:rPr>
-          <w:t>撒下15:30</w:t>
-        </w:r>
-      </w:hyperlink>
+      <w:r>
+        <w:rPr>
+          <w:lang w:val="zh_TW" w:bidi="zh_TW"/>
+        </w:rPr>
+        <w:t>撒下15:30</w:t>
+      </w:r>
       <w:r>
         <w:rPr>
           <w:lang w:val="zh_TW" w:bidi="zh_TW"/>
         </w:rPr>
         <w:t>；</w:t>
       </w:r>
-      <w:hyperlink r:id="rId24">
-        <w:r>
-          <w:rPr>
-            <w:lang w:val="zh_TW" w:bidi="zh_TW"/>
-          </w:rPr>
-          <w:rPr>
-            <w:color w:val="0000EE"/>
-            <w:u w:val="single"/>
-          </w:rPr>
-          <w:t>彌1:8</w:t>
-        </w:r>
-      </w:hyperlink>
+      <w:r>
+        <w:rPr>
+          <w:lang w:val="zh_TW" w:bidi="zh_TW"/>
+        </w:rPr>
+        <w:t>彌1:8</w:t>
+      </w:r>
       <w:r>
         <w:rPr>
           <w:lang w:val="zh_TW" w:bidi="zh_TW"/>
@@ -560,18 +488,12 @@
         </w:rPr>
         <w:t>一個人可能會遮住他的鬍鬚或蒙住他的臉（</w:t>
       </w:r>
-      <w:hyperlink r:id="rId25">
-        <w:r>
-          <w:rPr>
-            <w:lang w:val="zh_TW" w:bidi="zh_TW"/>
-          </w:rPr>
-          <w:rPr>
-            <w:color w:val="0000EE"/>
-            <w:u w:val="single"/>
-          </w:rPr>
-          <w:t>結24:17、23</w:t>
-        </w:r>
-      </w:hyperlink>
+      <w:r>
+        <w:rPr>
+          <w:lang w:val="zh_TW" w:bidi="zh_TW"/>
+        </w:rPr>
+        <w:t>結24:17、23</w:t>
+      </w:r>
       <w:r>
         <w:rPr>
           <w:lang w:val="zh_TW" w:bidi="zh_TW"/>
@@ -596,90 +518,60 @@
         </w:rPr>
         <w:t>哀悼者將塵土撒在頭上（</w:t>
       </w:r>
-      <w:hyperlink r:id="rId26">
-        <w:r>
-          <w:rPr>
-            <w:lang w:val="zh_TW" w:bidi="zh_TW"/>
-          </w:rPr>
-          <w:rPr>
-            <w:color w:val="0000EE"/>
-            <w:u w:val="single"/>
-          </w:rPr>
-          <w:t>書7:6</w:t>
-        </w:r>
-      </w:hyperlink>
+      <w:r>
+        <w:rPr>
+          <w:lang w:val="zh_TW" w:bidi="zh_TW"/>
+        </w:rPr>
+        <w:t>書7:6</w:t>
+      </w:r>
       <w:r>
         <w:rPr>
           <w:lang w:val="zh_TW" w:bidi="zh_TW"/>
         </w:rPr>
         <w:t>；</w:t>
       </w:r>
-      <w:hyperlink r:id="rId27">
-        <w:r>
-          <w:rPr>
-            <w:lang w:val="zh_TW" w:bidi="zh_TW"/>
-          </w:rPr>
-          <w:rPr>
-            <w:color w:val="0000EE"/>
-            <w:u w:val="single"/>
-          </w:rPr>
-          <w:t>撒上4:12</w:t>
-        </w:r>
-      </w:hyperlink>
+      <w:r>
+        <w:rPr>
+          <w:lang w:val="zh_TW" w:bidi="zh_TW"/>
+        </w:rPr>
+        <w:t>撒上4:12</w:t>
+      </w:r>
       <w:r>
         <w:rPr>
           <w:lang w:val="zh_TW" w:bidi="zh_TW"/>
         </w:rPr>
         <w:t>；</w:t>
       </w:r>
-      <w:hyperlink r:id="rId28">
-        <w:r>
-          <w:rPr>
-            <w:lang w:val="zh_TW" w:bidi="zh_TW"/>
-          </w:rPr>
-          <w:rPr>
-            <w:color w:val="0000EE"/>
-            <w:u w:val="single"/>
-          </w:rPr>
-          <w:t>尼9:1</w:t>
-        </w:r>
-      </w:hyperlink>
+      <w:r>
+        <w:rPr>
+          <w:lang w:val="zh_TW" w:bidi="zh_TW"/>
+        </w:rPr>
+        <w:t>尼9:1</w:t>
+      </w:r>
       <w:r>
         <w:rPr>
           <w:lang w:val="zh_TW" w:bidi="zh_TW"/>
         </w:rPr>
         <w:t>；</w:t>
       </w:r>
-      <w:hyperlink r:id="rId29">
-        <w:r>
-          <w:rPr>
-            <w:lang w:val="zh_TW" w:bidi="zh_TW"/>
-          </w:rPr>
-          <w:rPr>
-            <w:color w:val="0000EE"/>
-            <w:u w:val="single"/>
-          </w:rPr>
-          <w:t>伯2:12</w:t>
-        </w:r>
-      </w:hyperlink>
+      <w:r>
+        <w:rPr>
+          <w:lang w:val="zh_TW" w:bidi="zh_TW"/>
+        </w:rPr>
+        <w:t>伯2:12</w:t>
+      </w:r>
       <w:r>
         <w:rPr>
           <w:lang w:val="zh_TW" w:bidi="zh_TW"/>
         </w:rPr>
         <w:t>；</w:t>
       </w:r>
-      <w:hyperlink r:id="rId30">
-        <w:r>
-          <w:rPr>
-            <w:lang w:val="zh_TW" w:bidi="zh_TW"/>
-          </w:rPr>
-          <w:rPr>
-            <w:color w:val="0000EE"/>
-            <w:u w:val="single"/>
-          </w:rPr>
-          <w:t>結27:30</w:t>
-        </w:r>
-      </w:hyperlink>
+      <w:r>
+        <w:rPr>
+          <w:lang w:val="zh_TW" w:bidi="zh_TW"/>
+        </w:rPr>
+        <w:t>結27:30</w:t>
+      </w:r>
       <w:r>
         <w:rPr>
           <w:lang w:val="zh_TW" w:bidi="zh_TW"/>
@@ -704,36 +596,24 @@
         </w:rPr>
         <w:t>在塵土中打滾（</w:t>
       </w:r>
-      <w:hyperlink r:id="rId31">
-        <w:r>
-          <w:rPr>
-            <w:lang w:val="zh_TW" w:bidi="zh_TW"/>
-          </w:rPr>
-          <w:rPr>
-            <w:color w:val="0000EE"/>
-            <w:u w:val="single"/>
-          </w:rPr>
-          <w:t>伯16:15</w:t>
-        </w:r>
-      </w:hyperlink>
+      <w:r>
+        <w:rPr>
+          <w:lang w:val="zh_TW" w:bidi="zh_TW"/>
+        </w:rPr>
+        <w:t>伯16:15</w:t>
+      </w:r>
       <w:r>
         <w:rPr>
           <w:lang w:val="zh_TW" w:bidi="zh_TW"/>
         </w:rPr>
         <w:t>；</w:t>
       </w:r>
-      <w:hyperlink r:id="rId32">
-        <w:r>
-          <w:rPr>
-            <w:lang w:val="zh_TW" w:bidi="zh_TW"/>
-          </w:rPr>
-          <w:rPr>
-            <w:color w:val="0000EE"/>
-            <w:u w:val="single"/>
-          </w:rPr>
-          <w:t>米迦1:10</w:t>
-        </w:r>
-      </w:hyperlink>
+      <w:r>
+        <w:rPr>
+          <w:lang w:val="zh_TW" w:bidi="zh_TW"/>
+        </w:rPr>
+        <w:t>米迦1:10</w:t>
+      </w:r>
       <w:r>
         <w:rPr>
           <w:lang w:val="zh_TW" w:bidi="zh_TW"/>
@@ -758,72 +638,48 @@
         </w:rPr>
         <w:t>坐在灰燼堆上（</w:t>
       </w:r>
-      <w:hyperlink r:id="rId33">
-        <w:r>
-          <w:rPr>
-            <w:lang w:val="zh_TW" w:bidi="zh_TW"/>
-          </w:rPr>
-          <w:rPr>
-            <w:color w:val="0000EE"/>
-            <w:u w:val="single"/>
-          </w:rPr>
-          <w:t>斯4:3</w:t>
-        </w:r>
-      </w:hyperlink>
+      <w:r>
+        <w:rPr>
+          <w:lang w:val="zh_TW" w:bidi="zh_TW"/>
+        </w:rPr>
+        <w:t>斯4:3</w:t>
+      </w:r>
       <w:r>
         <w:rPr>
           <w:lang w:val="zh_TW" w:bidi="zh_TW"/>
         </w:rPr>
         <w:t>；</w:t>
       </w:r>
-      <w:hyperlink r:id="rId34">
-        <w:r>
-          <w:rPr>
-            <w:lang w:val="zh_TW" w:bidi="zh_TW"/>
-          </w:rPr>
-          <w:rPr>
-            <w:color w:val="0000EE"/>
-            <w:u w:val="single"/>
-          </w:rPr>
-          <w:t>賽58:5</w:t>
-        </w:r>
-      </w:hyperlink>
+      <w:r>
+        <w:rPr>
+          <w:lang w:val="zh_TW" w:bidi="zh_TW"/>
+        </w:rPr>
+        <w:t>賽58:5</w:t>
+      </w:r>
       <w:r>
         <w:rPr>
           <w:lang w:val="zh_TW" w:bidi="zh_TW"/>
         </w:rPr>
         <w:t>；</w:t>
       </w:r>
-      <w:hyperlink r:id="rId35">
-        <w:r>
-          <w:rPr>
-            <w:lang w:val="zh_TW" w:bidi="zh_TW"/>
-          </w:rPr>
-          <w:rPr>
-            <w:color w:val="0000EE"/>
-            <w:u w:val="single"/>
-          </w:rPr>
-          <w:t>耶6:26</w:t>
-        </w:r>
-      </w:hyperlink>
+      <w:r>
+        <w:rPr>
+          <w:lang w:val="zh_TW" w:bidi="zh_TW"/>
+        </w:rPr>
+        <w:t>耶6:26</w:t>
+      </w:r>
       <w:r>
         <w:rPr>
           <w:lang w:val="zh_TW" w:bidi="zh_TW"/>
         </w:rPr>
         <w:t>；</w:t>
       </w:r>
-      <w:hyperlink r:id="rId30">
-        <w:r>
-          <w:rPr>
-            <w:lang w:val="zh_TW" w:bidi="zh_TW"/>
-          </w:rPr>
-          <w:rPr>
-            <w:color w:val="0000EE"/>
-            <w:u w:val="single"/>
-          </w:rPr>
-          <w:t>結27:30</w:t>
-        </w:r>
-      </w:hyperlink>
+      <w:r>
+        <w:rPr>
+          <w:lang w:val="zh_TW" w:bidi="zh_TW"/>
+        </w:rPr>
+        <w:t>結27:30</w:t>
+      </w:r>
       <w:r>
         <w:rPr>
           <w:lang w:val="zh_TW" w:bidi="zh_TW"/>
@@ -844,36 +700,24 @@
         </w:rPr>
         <w:t>某些哀悼習俗被禁止，因為它們是由異教徒所做的（</w:t>
       </w:r>
-      <w:hyperlink r:id="rId36">
-        <w:r>
-          <w:rPr>
-            <w:lang w:val="zh_TW" w:bidi="zh_TW"/>
-          </w:rPr>
-          <w:rPr>
-            <w:color w:val="0000EE"/>
-            <w:u w:val="single"/>
-          </w:rPr>
-          <w:t>利19:27–28</w:t>
-        </w:r>
-      </w:hyperlink>
+      <w:r>
+        <w:rPr>
+          <w:lang w:val="zh_TW" w:bidi="zh_TW"/>
+        </w:rPr>
+        <w:t>利19:27–28</w:t>
+      </w:r>
       <w:r>
         <w:rPr>
           <w:lang w:val="zh_TW" w:bidi="zh_TW"/>
         </w:rPr>
         <w:t>；</w:t>
       </w:r>
-      <w:hyperlink r:id="rId37">
-        <w:r>
-          <w:rPr>
-            <w:lang w:val="zh_TW" w:bidi="zh_TW"/>
-          </w:rPr>
-          <w:rPr>
-            <w:color w:val="0000EE"/>
-            <w:u w:val="single"/>
-          </w:rPr>
-          <w:t>申14:1</w:t>
-        </w:r>
-      </w:hyperlink>
+      <w:r>
+        <w:rPr>
+          <w:lang w:val="zh_TW" w:bidi="zh_TW"/>
+        </w:rPr>
+        <w:t>申14:1</w:t>
+      </w:r>
       <w:r>
         <w:rPr>
           <w:lang w:val="zh_TW" w:bidi="zh_TW"/>
@@ -916,144 +760,96 @@
         </w:rPr>
         <w:t>用刀切劃身體（</w:t>
       </w:r>
-      <w:hyperlink r:id="rId21">
-        <w:r>
-          <w:rPr>
-            <w:lang w:val="zh_TW" w:bidi="zh_TW"/>
-          </w:rPr>
-          <w:rPr>
-            <w:color w:val="0000EE"/>
-            <w:u w:val="single"/>
-          </w:rPr>
-          <w:t>伯1:20</w:t>
-        </w:r>
-      </w:hyperlink>
+      <w:r>
+        <w:rPr>
+          <w:lang w:val="zh_TW" w:bidi="zh_TW"/>
+        </w:rPr>
+        <w:t>伯1:20</w:t>
+      </w:r>
       <w:r>
         <w:rPr>
           <w:lang w:val="zh_TW" w:bidi="zh_TW"/>
         </w:rPr>
         <w:t>；</w:t>
       </w:r>
-      <w:hyperlink r:id="rId38">
-        <w:r>
-          <w:rPr>
-            <w:lang w:val="zh_TW" w:bidi="zh_TW"/>
-          </w:rPr>
-          <w:rPr>
-            <w:color w:val="0000EE"/>
-            <w:u w:val="single"/>
-          </w:rPr>
-          <w:t>賽22:12</w:t>
-        </w:r>
-      </w:hyperlink>
+      <w:r>
+        <w:rPr>
+          <w:lang w:val="zh_TW" w:bidi="zh_TW"/>
+        </w:rPr>
+        <w:t>賽22:12</w:t>
+      </w:r>
       <w:r>
         <w:rPr>
           <w:lang w:val="zh_TW" w:bidi="zh_TW"/>
         </w:rPr>
         <w:t>；</w:t>
       </w:r>
-      <w:hyperlink r:id="rId39">
-        <w:r>
-          <w:rPr>
-            <w:lang w:val="zh_TW" w:bidi="zh_TW"/>
-          </w:rPr>
-          <w:rPr>
-            <w:color w:val="0000EE"/>
-            <w:u w:val="single"/>
-          </w:rPr>
-          <w:t>耶16:6</w:t>
-        </w:r>
-      </w:hyperlink>
+      <w:r>
+        <w:rPr>
+          <w:lang w:val="zh_TW" w:bidi="zh_TW"/>
+        </w:rPr>
+        <w:t>耶16:6</w:t>
+      </w:r>
       <w:r>
         <w:rPr>
           <w:lang w:val="zh_TW" w:bidi="zh_TW"/>
         </w:rPr>
         <w:t>，</w:t>
       </w:r>
-      <w:hyperlink r:id="rId40">
-        <w:r>
-          <w:rPr>
-            <w:lang w:val="zh_TW" w:bidi="zh_TW"/>
-          </w:rPr>
-          <w:rPr>
-            <w:color w:val="0000EE"/>
-            <w:u w:val="single"/>
-          </w:rPr>
-          <w:t>41:5</w:t>
-        </w:r>
-      </w:hyperlink>
+      <w:r>
+        <w:rPr>
+          <w:lang w:val="zh_TW" w:bidi="zh_TW"/>
+        </w:rPr>
+        <w:t>41:5</w:t>
+      </w:r>
       <w:r>
         <w:rPr>
           <w:lang w:val="zh_TW" w:bidi="zh_TW"/>
         </w:rPr>
         <w:t>，</w:t>
       </w:r>
-      <w:hyperlink r:id="rId41">
-        <w:r>
-          <w:rPr>
-            <w:lang w:val="zh_TW" w:bidi="zh_TW"/>
-          </w:rPr>
-          <w:rPr>
-            <w:color w:val="0000EE"/>
-            <w:u w:val="single"/>
-          </w:rPr>
-          <w:t>47:5</w:t>
-        </w:r>
-      </w:hyperlink>
+      <w:r>
+        <w:rPr>
+          <w:lang w:val="zh_TW" w:bidi="zh_TW"/>
+        </w:rPr>
+        <w:t>47:5</w:t>
+      </w:r>
       <w:r>
         <w:rPr>
           <w:lang w:val="zh_TW" w:bidi="zh_TW"/>
         </w:rPr>
         <w:t>，</w:t>
       </w:r>
-      <w:hyperlink r:id="rId42">
-        <w:r>
-          <w:rPr>
-            <w:lang w:val="zh_TW" w:bidi="zh_TW"/>
-          </w:rPr>
-          <w:rPr>
-            <w:color w:val="0000EE"/>
-            <w:u w:val="single"/>
-          </w:rPr>
-          <w:t>48:37</w:t>
-        </w:r>
-      </w:hyperlink>
+      <w:r>
+        <w:rPr>
+          <w:lang w:val="zh_TW" w:bidi="zh_TW"/>
+        </w:rPr>
+        <w:t>48:37</w:t>
+      </w:r>
       <w:r>
         <w:rPr>
           <w:lang w:val="zh_TW" w:bidi="zh_TW"/>
         </w:rPr>
         <w:t>；</w:t>
       </w:r>
-      <w:hyperlink r:id="rId43">
-        <w:r>
-          <w:rPr>
-            <w:lang w:val="zh_TW" w:bidi="zh_TW"/>
-          </w:rPr>
-          <w:rPr>
-            <w:color w:val="0000EE"/>
-            <w:u w:val="single"/>
-          </w:rPr>
-          <w:t>結7:18</w:t>
-        </w:r>
-      </w:hyperlink>
+      <w:r>
+        <w:rPr>
+          <w:lang w:val="zh_TW" w:bidi="zh_TW"/>
+        </w:rPr>
+        <w:t>結7:18</w:t>
+      </w:r>
       <w:r>
         <w:rPr>
           <w:lang w:val="zh_TW" w:bidi="zh_TW"/>
         </w:rPr>
         <w:t>；</w:t>
       </w:r>
-      <w:hyperlink r:id="rId44">
-        <w:r>
-          <w:rPr>
-            <w:lang w:val="zh_TW" w:bidi="zh_TW"/>
-          </w:rPr>
-          <w:rPr>
-            <w:color w:val="0000EE"/>
-            <w:u w:val="single"/>
-          </w:rPr>
-          <w:t>摩8:10</w:t>
-        </w:r>
-      </w:hyperlink>
+      <w:r>
+        <w:rPr>
+          <w:lang w:val="zh_TW" w:bidi="zh_TW"/>
+        </w:rPr>
+        <w:t>摩8:10</w:t>
+      </w:r>
       <w:r>
         <w:rPr>
           <w:lang w:val="zh_TW" w:bidi="zh_TW"/>
@@ -1074,36 +870,24 @@
         </w:rPr>
         <w:t>哀悼中的人會停止洗澡和使用香水（</w:t>
       </w:r>
-      <w:hyperlink r:id="rId45">
-        <w:r>
-          <w:rPr>
-            <w:lang w:val="zh_TW" w:bidi="zh_TW"/>
-          </w:rPr>
-          <w:rPr>
-            <w:color w:val="0000EE"/>
-            <w:u w:val="single"/>
-          </w:rPr>
-          <w:t>撒下12:20</w:t>
-        </w:r>
-      </w:hyperlink>
+      <w:r>
+        <w:rPr>
+          <w:lang w:val="zh_TW" w:bidi="zh_TW"/>
+        </w:rPr>
+        <w:t>撒下12:20</w:t>
+      </w:r>
       <w:r>
         <w:rPr>
           <w:lang w:val="zh_TW" w:bidi="zh_TW"/>
         </w:rPr>
         <w:t>；</w:t>
       </w:r>
-      <w:hyperlink r:id="rId46">
-        <w:r>
-          <w:rPr>
-            <w:lang w:val="zh_TW" w:bidi="zh_TW"/>
-          </w:rPr>
-          <w:rPr>
-            <w:color w:val="0000EE"/>
-            <w:u w:val="single"/>
-          </w:rPr>
-          <w:t>14:2</w:t>
-        </w:r>
-      </w:hyperlink>
+      <w:r>
+        <w:rPr>
+          <w:lang w:val="zh_TW" w:bidi="zh_TW"/>
+        </w:rPr>
+        <w:t>14:2</w:t>
+      </w:r>
       <w:r>
         <w:rPr>
           <w:lang w:val="zh_TW" w:bidi="zh_TW"/>
@@ -1124,138 +908,84 @@
         </w:rPr>
         <w:t>禁食也是一種常見的哀悼儀式（</w:t>
       </w:r>
-      <w:hyperlink r:id="rId47">
-        <w:r>
-          <w:rPr>
-            <w:lang w:val="zh_TW" w:bidi="zh_TW"/>
-          </w:rPr>
-          <w:rPr>
-            <w:color w:val="0000EE"/>
-            <w:u w:val="single"/>
-          </w:rPr>
-          <w:t>撒上31:13</w:t>
-        </w:r>
-      </w:hyperlink>
+      <w:r>
+        <w:rPr>
+          <w:lang w:val="zh_TW" w:bidi="zh_TW"/>
+        </w:rPr>
+        <w:t>撒上31:13</w:t>
+      </w:r>
       <w:r>
         <w:rPr>
           <w:lang w:val="zh_TW" w:bidi="zh_TW"/>
         </w:rPr>
         <w:t>；</w:t>
       </w:r>
-      <w:hyperlink r:id="rId48">
-        <w:r>
-          <w:rPr>
-            <w:lang w:val="zh_TW" w:bidi="zh_TW"/>
-          </w:rPr>
-          <w:rPr>
-            <w:color w:val="0000EE"/>
-            <w:u w:val="single"/>
-          </w:rPr>
-          <w:t>撒下1:12</w:t>
-        </w:r>
-      </w:hyperlink>
+      <w:r>
+        <w:rPr>
+          <w:lang w:val="zh_TW" w:bidi="zh_TW"/>
+        </w:rPr>
+        <w:t>撒下1:12</w:t>
+      </w:r>
       <w:r>
         <w:rPr>
           <w:lang w:val="zh_TW" w:bidi="zh_TW"/>
         </w:rPr>
         <w:t>）。鄰居或朋友會帶來哀悼餅和安慰之杯給死者的親屬（</w:t>
       </w:r>
-      <w:hyperlink r:id="rId49">
-        <w:r>
-          <w:rPr>
-            <w:lang w:val="zh_TW" w:bidi="zh_TW"/>
-          </w:rPr>
-          <w:rPr>
-            <w:color w:val="0000EE"/>
-            <w:u w:val="single"/>
-          </w:rPr>
-          <w:t>耶16:7</w:t>
-        </w:r>
-      </w:hyperlink>
+      <w:r>
+        <w:rPr>
+          <w:lang w:val="zh_TW" w:bidi="zh_TW"/>
+        </w:rPr>
+        <w:t>耶16:7</w:t>
+      </w:r>
       <w:r>
         <w:rPr>
           <w:lang w:val="zh_TW" w:bidi="zh_TW"/>
         </w:rPr>
         <w:t>；</w:t>
       </w:r>
-      <w:hyperlink r:id="rId50">
-        <w:r>
-          <w:rPr>
-            <w:lang w:val="zh_TW" w:bidi="zh_TW"/>
-          </w:rPr>
-          <w:rPr>
-            <w:color w:val="0000EE"/>
-            <w:u w:val="single"/>
-          </w:rPr>
-          <w:t>結24:17、22</w:t>
-        </w:r>
-      </w:hyperlink>
+      <w:r>
+        <w:rPr>
+          <w:lang w:val="zh_TW" w:bidi="zh_TW"/>
+        </w:rPr>
+        <w:t>結24:17、22</w:t>
+      </w:r>
       <w:r>
         <w:rPr>
           <w:lang w:val="zh_TW" w:bidi="zh_TW"/>
         </w:rPr>
         <w:t>）。這樣做是因為儀式、禮儀上的不潔，在死者的家中無法準備食物。死者被認為是不潔的，以至於祭司只能參加為他們近親舉行的哀悼儀式（如：母親、父親、兒女、兄弟和姐妹，前提是她仍是處女；</w:t>
       </w:r>
-      <w:hyperlink r:id="rId51">
-        <w:r>
-          <w:rPr>
-            <w:lang w:val="zh_TW" w:bidi="zh_TW"/>
-          </w:rPr>
-          <w:rPr>
-            <w:color w:val="0000EE"/>
-            <w:u w:val="single"/>
-          </w:rPr>
-          <w:t>利21:1</w:t>
-        </w:r>
-      </w:hyperlink>
-      <w:hyperlink r:id="rId52">
-        <w:r>
-          <w:rPr>
-            <w:lang w:val="zh_TW" w:bidi="zh_TW"/>
-          </w:rPr>
-          <w:rPr>
-            <w:color w:val="0000EE"/>
-            <w:u w:val="single"/>
-          </w:rPr>
-          <w:t>–</w:t>
-        </w:r>
-      </w:hyperlink>
-      <w:hyperlink r:id="rId51">
-        <w:r>
-          <w:rPr>
-            <w:lang w:val="zh_TW" w:bidi="zh_TW"/>
-          </w:rPr>
-          <w:rPr>
-            <w:color w:val="0000EE"/>
-            <w:u w:val="single"/>
-          </w:rPr>
-          <w:t>4、10</w:t>
-        </w:r>
-      </w:hyperlink>
-      <w:hyperlink r:id="rId52">
-        <w:r>
-          <w:rPr>
-            <w:lang w:val="zh_TW" w:bidi="zh_TW"/>
-          </w:rPr>
-          <w:rPr>
-            <w:color w:val="0000EE"/>
-            <w:u w:val="single"/>
-          </w:rPr>
-          <w:t>–</w:t>
-        </w:r>
-      </w:hyperlink>
-      <w:hyperlink r:id="rId51">
-        <w:r>
-          <w:rPr>
-            <w:lang w:val="zh_TW" w:bidi="zh_TW"/>
-          </w:rPr>
-          <w:rPr>
-            <w:color w:val="0000EE"/>
-            <w:u w:val="single"/>
-          </w:rPr>
-          <w:t>11</w:t>
-        </w:r>
-      </w:hyperlink>
+      <w:r>
+        <w:rPr>
+          <w:lang w:val="zh_TW" w:bidi="zh_TW"/>
+        </w:rPr>
+        <w:t>利21:1</w:t>
+      </w:r>
+      <w:r>
+        <w:rPr>
+          <w:lang w:val="zh_TW" w:bidi="zh_TW"/>
+        </w:rPr>
+        <w:t>–</w:t>
+      </w:r>
+      <w:r>
+        <w:rPr>
+          <w:lang w:val="zh_TW" w:bidi="zh_TW"/>
+        </w:rPr>
+        <w:t>4、10</w:t>
+      </w:r>
+      <w:r>
+        <w:rPr>
+          <w:lang w:val="zh_TW" w:bidi="zh_TW"/>
+        </w:rPr>
+        <w:t>–</w:t>
+      </w:r>
+      <w:r>
+        <w:rPr>
+          <w:lang w:val="zh_TW" w:bidi="zh_TW"/>
+        </w:rPr>
+        <w:t>11</w:t>
+      </w:r>
       <w:r>
         <w:rPr>
           <w:lang w:val="zh_TW" w:bidi="zh_TW"/>
@@ -1276,180 +1006,120 @@
         </w:rPr>
         <w:t>在墓地，為死者唱哀歌是常見的（</w:t>
       </w:r>
-      <w:hyperlink r:id="rId53">
-        <w:r>
-          <w:rPr>
-            <w:lang w:val="zh_TW" w:bidi="zh_TW"/>
-          </w:rPr>
-          <w:rPr>
-            <w:color w:val="0000EE"/>
-            <w:u w:val="single"/>
-          </w:rPr>
-          <w:t>王上13:30</w:t>
-        </w:r>
-      </w:hyperlink>
+      <w:r>
+        <w:rPr>
+          <w:lang w:val="zh_TW" w:bidi="zh_TW"/>
+        </w:rPr>
+        <w:t>王上13:30</w:t>
+      </w:r>
       <w:r>
         <w:rPr>
           <w:lang w:val="zh_TW" w:bidi="zh_TW"/>
         </w:rPr>
         <w:t>；</w:t>
       </w:r>
-      <w:hyperlink r:id="rId35">
-        <w:r>
-          <w:rPr>
-            <w:lang w:val="zh_TW" w:bidi="zh_TW"/>
-          </w:rPr>
-          <w:rPr>
-            <w:color w:val="0000EE"/>
-            <w:u w:val="single"/>
-          </w:rPr>
-          <w:t>耶6:26</w:t>
-        </w:r>
-      </w:hyperlink>
+      <w:r>
+        <w:rPr>
+          <w:lang w:val="zh_TW" w:bidi="zh_TW"/>
+        </w:rPr>
+        <w:t>耶6:26</w:t>
+      </w:r>
       <w:r>
         <w:rPr>
           <w:lang w:val="zh_TW" w:bidi="zh_TW"/>
         </w:rPr>
         <w:t>；</w:t>
       </w:r>
-      <w:hyperlink r:id="rId54">
-        <w:r>
-          <w:rPr>
-            <w:lang w:val="zh_TW" w:bidi="zh_TW"/>
-          </w:rPr>
-          <w:rPr>
-            <w:color w:val="0000EE"/>
-            <w:u w:val="single"/>
-          </w:rPr>
-          <w:t>摩5:16</w:t>
-        </w:r>
-      </w:hyperlink>
+      <w:r>
+        <w:rPr>
+          <w:lang w:val="zh_TW" w:bidi="zh_TW"/>
+        </w:rPr>
+        <w:t>摩5:16</w:t>
+      </w:r>
       <w:r>
         <w:rPr>
           <w:lang w:val="zh_TW" w:bidi="zh_TW"/>
         </w:rPr>
         <w:t>，</w:t>
       </w:r>
-      <w:hyperlink r:id="rId44">
-        <w:r>
-          <w:rPr>
-            <w:lang w:val="zh_TW" w:bidi="zh_TW"/>
-          </w:rPr>
-          <w:rPr>
-            <w:color w:val="0000EE"/>
-            <w:u w:val="single"/>
-          </w:rPr>
-          <w:t>8:10</w:t>
-        </w:r>
-      </w:hyperlink>
+      <w:r>
+        <w:rPr>
+          <w:lang w:val="zh_TW" w:bidi="zh_TW"/>
+        </w:rPr>
+        <w:t>8:10</w:t>
+      </w:r>
       <w:r>
         <w:rPr>
           <w:lang w:val="zh_TW" w:bidi="zh_TW"/>
         </w:rPr>
         <w:t>；</w:t>
       </w:r>
-      <w:hyperlink r:id="rId55">
-        <w:r>
-          <w:rPr>
-            <w:lang w:val="zh_TW" w:bidi="zh_TW"/>
-          </w:rPr>
-          <w:rPr>
-            <w:color w:val="0000EE"/>
-            <w:u w:val="single"/>
-          </w:rPr>
-          <w:t>迦12:10</w:t>
-        </w:r>
-      </w:hyperlink>
+      <w:r>
+        <w:rPr>
+          <w:lang w:val="zh_TW" w:bidi="zh_TW"/>
+        </w:rPr>
+        <w:t>迦12:10</w:t>
+      </w:r>
       <w:r>
         <w:rPr>
           <w:lang w:val="zh_TW" w:bidi="zh_TW"/>
         </w:rPr>
         <w:t>）。男人和女人分成不同的組別哀悼（</w:t>
       </w:r>
-      <w:hyperlink r:id="rId56">
-        <w:r>
-          <w:rPr>
-            <w:lang w:val="zh_TW" w:bidi="zh_TW"/>
-          </w:rPr>
-          <w:rPr>
-            <w:color w:val="0000EE"/>
-            <w:u w:val="single"/>
-          </w:rPr>
-          <w:t>迦12:11–14</w:t>
-        </w:r>
-      </w:hyperlink>
+      <w:r>
+        <w:rPr>
+          <w:lang w:val="zh_TW" w:bidi="zh_TW"/>
+        </w:rPr>
+        <w:t>迦12:11–14</w:t>
+      </w:r>
       <w:r>
         <w:rPr>
           <w:lang w:val="zh_TW" w:bidi="zh_TW"/>
         </w:rPr>
         <w:t>）。這些悲傷的感嘆詞發展成具節奏的哀歌（</w:t>
       </w:r>
-      <w:hyperlink r:id="rId57">
-        <w:r>
-          <w:rPr>
-            <w:lang w:val="zh_TW" w:bidi="zh_TW"/>
-          </w:rPr>
-          <w:rPr>
-            <w:color w:val="0000EE"/>
-            <w:u w:val="single"/>
-          </w:rPr>
-          <w:t>撒下1:17–27</w:t>
-        </w:r>
-      </w:hyperlink>
+      <w:r>
+        <w:rPr>
+          <w:lang w:val="zh_TW" w:bidi="zh_TW"/>
+        </w:rPr>
+        <w:t>撒下1:17–27</w:t>
+      </w:r>
       <w:r>
         <w:rPr>
           <w:lang w:val="zh_TW" w:bidi="zh_TW"/>
         </w:rPr>
         <w:t>；</w:t>
       </w:r>
-      <w:hyperlink r:id="rId44">
-        <w:r>
-          <w:rPr>
-            <w:lang w:val="zh_TW" w:bidi="zh_TW"/>
-          </w:rPr>
-          <w:rPr>
-            <w:color w:val="0000EE"/>
-            <w:u w:val="single"/>
-          </w:rPr>
-          <w:t>摩8:10</w:t>
-        </w:r>
-      </w:hyperlink>
+      <w:r>
+        <w:rPr>
+          <w:lang w:val="zh_TW" w:bidi="zh_TW"/>
+        </w:rPr>
+        <w:t>摩8:10</w:t>
+      </w:r>
       <w:r>
         <w:rPr>
           <w:lang w:val="zh_TW" w:bidi="zh_TW"/>
         </w:rPr>
         <w:t>）。專業的哀悼者，特別是女性，常常被僱用來領唱哀歌（</w:t>
       </w:r>
-      <w:hyperlink r:id="rId58">
-        <w:r>
-          <w:rPr>
-            <w:lang w:val="zh_TW" w:bidi="zh_TW"/>
-          </w:rPr>
-          <w:rPr>
-            <w:color w:val="0000EE"/>
-            <w:u w:val="single"/>
-          </w:rPr>
-          <w:t>耶9:17–19</w:t>
-        </w:r>
-      </w:hyperlink>
+      <w:r>
+        <w:rPr>
+          <w:lang w:val="zh_TW" w:bidi="zh_TW"/>
+        </w:rPr>
+        <w:t>耶9:17–19</w:t>
+      </w:r>
       <w:r>
         <w:rPr>
           <w:lang w:val="zh_TW" w:bidi="zh_TW"/>
         </w:rPr>
         <w:t>；</w:t>
       </w:r>
-      <w:hyperlink r:id="rId54">
-        <w:r>
-          <w:rPr>
-            <w:lang w:val="zh_TW" w:bidi="zh_TW"/>
-          </w:rPr>
-          <w:rPr>
-            <w:color w:val="0000EE"/>
-            <w:u w:val="single"/>
-          </w:rPr>
-          <w:t>摩5:16</w:t>
-        </w:r>
-      </w:hyperlink>
+      <w:r>
+        <w:rPr>
+          <w:lang w:val="zh_TW" w:bidi="zh_TW"/>
+        </w:rPr>
+        <w:t>摩5:16</w:t>
+      </w:r>
       <w:r>
         <w:rPr>
           <w:lang w:val="zh_TW" w:bidi="zh_TW"/>
@@ -1470,18 +1140,12 @@
         </w:rPr>
         <w:t>這些哀悼儀式表達了深切的悲傷。一些行動，如撕裂衣服、穿麻衣、用塵土和灰覆蓋自己，甚至自殘，反映了強烈的悲痛。這些做法的宗教意義對我們來說現在已不清楚。哀悼不僅僅是一種內心的感受或精神狀態；它是一種有意識的、既定的儀式、禮儀。當有人去世時，以色列人哭泣是因為這是他們的習俗和適當的行為。人們也建造紀念碑或紀念物（</w:t>
       </w:r>
-      <w:hyperlink r:id="rId59">
-        <w:r>
-          <w:rPr>
-            <w:lang w:val="zh_TW" w:bidi="zh_TW"/>
-          </w:rPr>
-          <w:rPr>
-            <w:color w:val="0000EE"/>
-            <w:u w:val="single"/>
-          </w:rPr>
-          <w:t>撒下18:18</w:t>
-        </w:r>
-      </w:hyperlink>
+      <w:r>
+        <w:rPr>
+          <w:lang w:val="zh_TW" w:bidi="zh_TW"/>
+        </w:rPr>
+        <w:t>撒下18:18</w:t>
+      </w:r>
       <w:r>
         <w:rPr>
           <w:lang w:val="zh_TW" w:bidi="zh_TW"/>
@@ -1531,18 +1195,12 @@
         </w:rPr>
         <w:t>基督的再來（</w:t>
       </w:r>
-      <w:hyperlink r:id="rId60">
-        <w:r>
-          <w:rPr>
-            <w:lang w:val="zh_TW" w:bidi="zh_TW"/>
-          </w:rPr>
-          <w:rPr>
-            <w:color w:val="0000EE"/>
-            <w:u w:val="single"/>
-          </w:rPr>
-          <w:t>太24:30</w:t>
-        </w:r>
-      </w:hyperlink>
+      <w:r>
+        <w:rPr>
+          <w:lang w:val="zh_TW" w:bidi="zh_TW"/>
+        </w:rPr>
+        <w:t>太24:30</w:t>
+      </w:r>
       <w:r>
         <w:rPr>
           <w:lang w:val="zh_TW" w:bidi="zh_TW"/>
@@ -1567,18 +1225,12 @@
         </w:rPr>
         <w:t>悔改（</w:t>
       </w:r>
-      <w:hyperlink r:id="rId61">
-        <w:r>
-          <w:rPr>
-            <w:lang w:val="zh_TW" w:bidi="zh_TW"/>
-          </w:rPr>
-          <w:rPr>
-            <w:color w:val="0000EE"/>
-            <w:u w:val="single"/>
-          </w:rPr>
-          <w:t>雅4:8–10</w:t>
-        </w:r>
-      </w:hyperlink>
+      <w:r>
+        <w:rPr>
+          <w:lang w:val="zh_TW" w:bidi="zh_TW"/>
+        </w:rPr>
+        <w:t>雅4:8–10</w:t>
+      </w:r>
       <w:r>
         <w:rPr>
           <w:lang w:val="zh_TW" w:bidi="zh_TW"/>
@@ -1603,18 +1255,12 @@
         </w:rPr>
         <w:t>基督離開十二門徒（</w:t>
       </w:r>
-      <w:hyperlink r:id="rId62">
-        <w:r>
-          <w:rPr>
-            <w:lang w:val="zh_TW" w:bidi="zh_TW"/>
-          </w:rPr>
-          <w:rPr>
-            <w:color w:val="0000EE"/>
-            <w:u w:val="single"/>
-          </w:rPr>
-          <w:t>太9:15</w:t>
-        </w:r>
-      </w:hyperlink>
+      <w:r>
+        <w:rPr>
+          <w:lang w:val="zh_TW" w:bidi="zh_TW"/>
+        </w:rPr>
+        <w:t>太9:15</w:t>
+      </w:r>
       <w:r>
         <w:rPr>
           <w:lang w:val="zh_TW" w:bidi="zh_TW"/>
@@ -1639,18 +1285,12 @@
         </w:rPr>
         <w:t>深刻的哀痛（</w:t>
       </w:r>
-      <w:hyperlink r:id="rId63">
-        <w:r>
-          <w:rPr>
-            <w:lang w:val="zh_TW" w:bidi="zh_TW"/>
-          </w:rPr>
-          <w:rPr>
-            <w:color w:val="0000EE"/>
-            <w:u w:val="single"/>
-          </w:rPr>
-          <w:t>5:4</w:t>
-        </w:r>
-      </w:hyperlink>
+      <w:r>
+        <w:rPr>
+          <w:lang w:val="zh_TW" w:bidi="zh_TW"/>
+        </w:rPr>
+        <w:t>5:4</w:t>
+      </w:r>
       <w:r>
         <w:rPr>
           <w:lang w:val="zh_TW" w:bidi="zh_TW"/>
@@ -1675,54 +1315,36 @@
         </w:rPr>
         <w:t>死亡（</w:t>
       </w:r>
-      <w:hyperlink r:id="rId64">
-        <w:r>
-          <w:rPr>
-            <w:lang w:val="zh_TW" w:bidi="zh_TW"/>
-          </w:rPr>
-          <w:rPr>
-            <w:color w:val="0000EE"/>
-            <w:u w:val="single"/>
-          </w:rPr>
-          <w:t>可5:38–39</w:t>
-        </w:r>
-      </w:hyperlink>
+      <w:r>
+        <w:rPr>
+          <w:lang w:val="zh_TW" w:bidi="zh_TW"/>
+        </w:rPr>
+        <w:t>可5:38–39</w:t>
+      </w:r>
       <w:r>
         <w:rPr>
           <w:lang w:val="zh_TW" w:bidi="zh_TW"/>
         </w:rPr>
         <w:t>；</w:t>
       </w:r>
-      <w:hyperlink r:id="rId65">
-        <w:r>
-          <w:rPr>
-            <w:lang w:val="zh_TW" w:bidi="zh_TW"/>
-          </w:rPr>
-          <w:rPr>
-            <w:color w:val="0000EE"/>
-            <w:u w:val="single"/>
-          </w:rPr>
-          <w:t>路7:13</w:t>
-        </w:r>
-      </w:hyperlink>
+      <w:r>
+        <w:rPr>
+          <w:lang w:val="zh_TW" w:bidi="zh_TW"/>
+        </w:rPr>
+        <w:t>路7:13</w:t>
+      </w:r>
       <w:r>
         <w:rPr>
           <w:lang w:val="zh_TW" w:bidi="zh_TW"/>
         </w:rPr>
         <w:t>；</w:t>
       </w:r>
-      <w:hyperlink r:id="rId66">
-        <w:r>
-          <w:rPr>
-            <w:lang w:val="zh_TW" w:bidi="zh_TW"/>
-          </w:rPr>
-          <w:rPr>
-            <w:color w:val="0000EE"/>
-            <w:u w:val="single"/>
-          </w:rPr>
-          <w:t>約11:33</w:t>
-        </w:r>
-      </w:hyperlink>
+      <w:r>
+        <w:rPr>
+          <w:lang w:val="zh_TW" w:bidi="zh_TW"/>
+        </w:rPr>
+        <w:t>約11:33</w:t>
+      </w:r>
       <w:r>
         <w:rPr>
           <w:lang w:val="zh_TW" w:bidi="zh_TW"/>
@@ -1743,54 +1365,36 @@
         </w:rPr>
         <w:t>即使基督徒相信基督的復活已經戰勝死亡（</w:t>
       </w:r>
-      <w:hyperlink r:id="rId67">
-        <w:r>
-          <w:rPr>
-            <w:lang w:val="zh_TW" w:bidi="zh_TW"/>
-          </w:rPr>
-          <w:rPr>
-            <w:color w:val="0000EE"/>
-            <w:u w:val="single"/>
-          </w:rPr>
-          <w:t>林前15:54–57</w:t>
-        </w:r>
-      </w:hyperlink>
+      <w:r>
+        <w:rPr>
+          <w:lang w:val="zh_TW" w:bidi="zh_TW"/>
+        </w:rPr>
+        <w:t>林前15:54–57</w:t>
+      </w:r>
       <w:r>
         <w:rPr>
           <w:lang w:val="zh_TW" w:bidi="zh_TW"/>
         </w:rPr>
         <w:t>），他們仍然哀悼，但不像那些沒有希望的人一樣（</w:t>
       </w:r>
-      <w:hyperlink r:id="rId68">
-        <w:r>
-          <w:rPr>
-            <w:lang w:val="zh_TW" w:bidi="zh_TW"/>
-          </w:rPr>
-          <w:rPr>
-            <w:color w:val="0000EE"/>
-            <w:u w:val="single"/>
-          </w:rPr>
-          <w:t>帖前4:13</w:t>
-        </w:r>
-      </w:hyperlink>
+      <w:r>
+        <w:rPr>
+          <w:lang w:val="zh_TW" w:bidi="zh_TW"/>
+        </w:rPr>
+        <w:t>帖前4:13</w:t>
+      </w:r>
       <w:r>
         <w:rPr>
           <w:lang w:val="zh_TW" w:bidi="zh_TW"/>
         </w:rPr>
         <w:t>；</w:t>
       </w:r>
-      <w:hyperlink r:id="rId69">
-        <w:r>
-          <w:rPr>
-            <w:lang w:val="zh_TW" w:bidi="zh_TW"/>
-          </w:rPr>
-          <w:rPr>
-            <w:color w:val="0000EE"/>
-            <w:u w:val="single"/>
-          </w:rPr>
-          <w:t>啟示錄21:4</w:t>
-        </w:r>
-      </w:hyperlink>
+      <w:r>
+        <w:rPr>
+          <w:lang w:val="zh_TW" w:bidi="zh_TW"/>
+        </w:rPr>
+        <w:t>啟示錄21:4</w:t>
+      </w:r>
       <w:r>
         <w:rPr>
           <w:lang w:val="zh_TW" w:bidi="zh_TW"/>
@@ -2026,72 +1630,48 @@
         </w:rPr>
         <w:t>有一塊泥板甚至提到所多瑪、蛾摩拉和瑣珥。根據其上的描述，瑣珥位於「比拉的領土內」（參</w:t>
       </w:r>
-      <w:hyperlink r:id="rId70">
-        <w:r>
-          <w:rPr>
-            <w:lang w:val="zh_TW" w:bidi="zh_TW"/>
-          </w:rPr>
-          <w:rPr>
-            <w:color w:val="0000EE"/>
-            <w:u w:val="single"/>
-          </w:rPr>
-          <w:t>創14:2</w:t>
-        </w:r>
-      </w:hyperlink>
+      <w:r>
+        <w:rPr>
+          <w:lang w:val="zh_TW" w:bidi="zh_TW"/>
+        </w:rPr>
+        <w:t>創14:2</w:t>
+      </w:r>
       <w:r>
         <w:rPr>
           <w:lang w:val="zh_TW" w:bidi="zh_TW"/>
         </w:rPr>
         <w:t>）。根據聖經記載，所多瑪和蛾摩拉在亞伯拉罕的時代被毀滅（</w:t>
       </w:r>
-      <w:hyperlink r:id="rId71">
-        <w:r>
-          <w:rPr>
-            <w:lang w:val="zh_TW" w:bidi="zh_TW"/>
-          </w:rPr>
-          <w:rPr>
-            <w:color w:val="0000EE"/>
-            <w:u w:val="single"/>
-          </w:rPr>
-          <w:t>創19:24–29</w:t>
-        </w:r>
-      </w:hyperlink>
+      <w:r>
+        <w:rPr>
+          <w:lang w:val="zh_TW" w:bidi="zh_TW"/>
+        </w:rPr>
+        <w:t>創19:24–29</w:t>
+      </w:r>
       <w:r>
         <w:rPr>
           <w:lang w:val="zh_TW" w:bidi="zh_TW"/>
         </w:rPr>
         <w:t>）。因此，</w:t>
       </w:r>
-      <w:hyperlink r:id="rId72">
-        <w:r>
-          <w:rPr>
-            <w:lang w:val="zh_TW" w:bidi="zh_TW"/>
-          </w:rPr>
-          <w:rPr>
-            <w:color w:val="0000EE"/>
-            <w:u w:val="single"/>
-          </w:rPr>
-          <w:t>創世記十四章</w:t>
-        </w:r>
-      </w:hyperlink>
+      <w:r>
+        <w:rPr>
+          <w:lang w:val="zh_TW" w:bidi="zh_TW"/>
+        </w:rPr>
+        <w:t>創世記十四章</w:t>
+      </w:r>
       <w:r>
         <w:rPr>
           <w:lang w:val="zh_TW" w:bidi="zh_TW"/>
         </w:rPr>
         <w:t>和</w:t>
       </w:r>
-      <w:hyperlink r:id="rId73">
-        <w:r>
-          <w:rPr>
-            <w:lang w:val="zh_TW" w:bidi="zh_TW"/>
-          </w:rPr>
-          <w:rPr>
-            <w:color w:val="0000EE"/>
-            <w:u w:val="single"/>
-          </w:rPr>
-          <w:t>十九章</w:t>
-        </w:r>
-      </w:hyperlink>
+      <w:r>
+        <w:rPr>
+          <w:lang w:val="zh_TW" w:bidi="zh_TW"/>
+        </w:rPr>
+        <w:t>十九章</w:t>
+      </w:r>
       <w:r>
         <w:rPr>
           <w:lang w:val="zh_TW" w:bidi="zh_TW"/>
@@ -2397,18 +1977,12 @@
         </w:rPr>
         <w:t>真的是指神的名字（Yah，耶和華），那麼它的出現就引發出重要的問題。在</w:t>
       </w:r>
-      <w:hyperlink r:id="rId74">
-        <w:r>
-          <w:rPr>
-            <w:lang w:val="zh_TW" w:bidi="zh_TW"/>
-          </w:rPr>
-          <w:rPr>
-            <w:color w:val="0000EE"/>
-            <w:u w:val="single"/>
-          </w:rPr>
-          <w:t>出埃及記六章3節</w:t>
-        </w:r>
-      </w:hyperlink>
+      <w:r>
+        <w:rPr>
+          <w:lang w:val="zh_TW" w:bidi="zh_TW"/>
+        </w:rPr>
+        <w:t>出埃及記六章3節</w:t>
+      </w:r>
       <w:r>
         <w:rPr>
           <w:lang w:val="zh_TW" w:bidi="zh_TW"/>
@@ -2567,18 +2141,12 @@
         </w:rPr>
         <w:t>來自埃卜拉的泥板為我們提供一種了解過去的新方式。要理解這些泥板上寫的所有內容，需要很多年，但有些事情已經很清楚：在</w:t>
       </w:r>
-      <w:hyperlink r:id="rId75">
-        <w:r>
-          <w:rPr>
-            <w:lang w:val="zh_TW" w:bidi="zh_TW"/>
-          </w:rPr>
-          <w:rPr>
-            <w:color w:val="0000EE"/>
-            <w:u w:val="single"/>
-          </w:rPr>
-          <w:t>創世記十一至三十五章</w:t>
-        </w:r>
-      </w:hyperlink>
+      <w:r>
+        <w:rPr>
+          <w:lang w:val="zh_TW" w:bidi="zh_TW"/>
+        </w:rPr>
+        <w:t>創世記十一至三十五章</w:t>
+      </w:r>
       <w:r>
         <w:rPr>
           <w:lang w:val="zh_TW" w:bidi="zh_TW"/>
@@ -2680,18 +2248,12 @@
         </w:rPr>
         <w:t>公元前586年耶路撒冷被毀後，一群猶太人強迫耶利米與他們一同前往埃及（</w:t>
       </w:r>
-      <w:hyperlink r:id="rId76">
-        <w:r>
-          <w:rPr>
-            <w:lang w:val="zh_TW" w:bidi="zh_TW"/>
-          </w:rPr>
-          <w:rPr>
-            <w:color w:val="0000EE"/>
-            <w:u w:val="single"/>
-          </w:rPr>
-          <w:t>耶43:6–7</w:t>
-        </w:r>
-      </w:hyperlink>
+      <w:r>
+        <w:rPr>
+          <w:lang w:val="zh_TW" w:bidi="zh_TW"/>
+        </w:rPr>
+        <w:t>耶43:6–7</w:t>
+      </w:r>
       <w:r>
         <w:rPr>
           <w:lang w:val="zh_TW" w:bidi="zh_TW"/>
@@ -2712,36 +2274,24 @@
         </w:rPr>
         <w:t>新約聖經時代開始時，埃及成為約瑟、馬利亞和耶穌的避難之地。他們逃到那裡，躲避大希律（Herod the Great）企圖殺害耶穌（</w:t>
       </w:r>
-      <w:hyperlink r:id="rId77">
-        <w:r>
-          <w:rPr>
-            <w:lang w:val="zh_TW" w:bidi="zh_TW"/>
-          </w:rPr>
-          <w:rPr>
-            <w:color w:val="0000EE"/>
-            <w:u w:val="single"/>
-          </w:rPr>
-          <w:t>太2:13–23</w:t>
-        </w:r>
-      </w:hyperlink>
+      <w:r>
+        <w:rPr>
+          <w:lang w:val="zh_TW" w:bidi="zh_TW"/>
+        </w:rPr>
+        <w:t>太2:13–23</w:t>
+      </w:r>
       <w:r>
         <w:rPr>
           <w:lang w:val="zh_TW" w:bidi="zh_TW"/>
         </w:rPr>
         <w:t>）。此外，希伯來歷史與埃及歷史還有幾次交會，例如示撒一世（Shishak I）在羅波安年間入侵巴勒斯坦（</w:t>
       </w:r>
-      <w:hyperlink r:id="rId78">
-        <w:r>
-          <w:rPr>
-            <w:lang w:val="zh_TW" w:bidi="zh_TW"/>
-          </w:rPr>
-          <w:rPr>
-            <w:color w:val="0000EE"/>
-            <w:u w:val="single"/>
-          </w:rPr>
-          <w:t>王上14:25–28</w:t>
-        </w:r>
-      </w:hyperlink>
+      <w:r>
+        <w:rPr>
+          <w:lang w:val="zh_TW" w:bidi="zh_TW"/>
+        </w:rPr>
+        <w:t>王上14:25–28</w:t>
+      </w:r>
       <w:r>
         <w:rPr>
           <w:lang w:val="zh_TW" w:bidi="zh_TW"/>
@@ -3402,36 +2952,24 @@
         </w:rPr>
         <w:t>如果採納出埃及事件發生於較早年代的看法（約公元前1446年），並加上以色列人在埃及寄居的430年（</w:t>
       </w:r>
-      <w:hyperlink r:id="rId79">
-        <w:r>
-          <w:rPr>
-            <w:lang w:val="zh_TW" w:bidi="zh_TW"/>
-          </w:rPr>
-          <w:rPr>
-            <w:color w:val="0000EE"/>
-            <w:u w:val="single"/>
-          </w:rPr>
-          <w:t>出12:40</w:t>
-        </w:r>
-      </w:hyperlink>
+      <w:r>
+        <w:rPr>
+          <w:lang w:val="zh_TW" w:bidi="zh_TW"/>
+        </w:rPr>
+        <w:t>出12:40</w:t>
+      </w:r>
       <w:r>
         <w:rPr>
           <w:lang w:val="zh_TW" w:bidi="zh_TW"/>
         </w:rPr>
         <w:t>），就可推算他們約於公元前1876年進入埃及。這大約是塞斯托里斯三世（Sesostris III，又稱Senwosret或Sen-Usert；公元前1878–1840年）統治初期。塞斯托里斯是一位有作為的君王。他把埃及的勢力向南擴展到第二瀑布群，也率軍遠征敘利亞。他還扭轉了前一時期的封建局面，削弱貴族的權力，改由王室官員取代他們治理地方。這項成就或許與約瑟時代的饑荒，以及約瑟利用那場饑荒使全國百姓歸於王權統治之下（</w:t>
       </w:r>
-      <w:hyperlink r:id="rId80">
-        <w:r>
-          <w:rPr>
-            <w:lang w:val="zh_TW" w:bidi="zh_TW"/>
-          </w:rPr>
-          <w:rPr>
-            <w:color w:val="0000EE"/>
-            <w:u w:val="single"/>
-          </w:rPr>
-          <w:t>創47:13–26</w:t>
-        </w:r>
-      </w:hyperlink>
+      <w:r>
+        <w:rPr>
+          <w:lang w:val="zh_TW" w:bidi="zh_TW"/>
+        </w:rPr>
+        <w:t>創47:13–26</w:t>
+      </w:r>
       <w:r>
         <w:rPr>
           <w:lang w:val="zh_TW" w:bidi="zh_TW"/>
@@ -3544,18 +3082,12 @@
         </w:rPr>
         <w:t>圖特摩斯三世年幼時，哈特謝普蘇特繼續執政；即使圖特摩斯三世成年後，她仍拒絕退位。她從公元前1504年至1482年間一直掌握埃及政權。在她統治期間，埃及經濟繁榮。她推動了許多建築工程，其中一項重要成就是在盧克索（Luxor）的卡納克神廟（temple of Karnak）豎立兩座巨大的方尖碑（obelisks）。現今仍保存的一座高97.5英尺（29.7公尺），重約700,000磅（317,800公斤）。她也曾派遣商隊前往邦特進行貿易。有人認為，她就是法老的女兒，曾在尼羅河救起摩西（</w:t>
       </w:r>
-      <w:hyperlink r:id="rId81">
-        <w:r>
-          <w:rPr>
-            <w:lang w:val="zh_TW" w:bidi="zh_TW"/>
-          </w:rPr>
-          <w:rPr>
-            <w:color w:val="0000EE"/>
-            <w:u w:val="single"/>
-          </w:rPr>
-          <w:t>出2:5</w:t>
-        </w:r>
-      </w:hyperlink>
+      <w:r>
+        <w:rPr>
+          <w:lang w:val="zh_TW" w:bidi="zh_TW"/>
+        </w:rPr>
+        <w:t>出2:5</w:t>
+      </w:r>
       <w:r>
         <w:rPr>
           <w:lang w:val="zh_TW" w:bidi="zh_TW"/>
@@ -3674,18 +3206,12 @@
         </w:rPr>
         <w:t>阿蒙霍特普四世去世後，圖坦卡門（Tutankhamen，公元前1366–1357年）繼承王位。他登基時只有八、九歲，並與阿肯那頓所寵信的艾伊（Eye）一同執政。九年後，圖坦卡門去世，艾伊繼續統治，直到公元前1353年。公元1922年，人們發現了圖坦卡門那座陪葬品極其豐富、從未遭盜掘的陵墓，因此他所受到的關注，遠遠超過他在古代歷史上的實際重要性。墓中出土的數千件文物，展現了古埃及的富裕、輝煌和藝術成就，也有助於說明摩西放棄埃及財富的意義（</w:t>
       </w:r>
-      <w:hyperlink r:id="rId82">
-        <w:r>
-          <w:rPr>
-            <w:lang w:val="zh_TW" w:bidi="zh_TW"/>
-          </w:rPr>
-          <w:rPr>
-            <w:color w:val="0000EE"/>
-            <w:u w:val="single"/>
-          </w:rPr>
-          <w:t>來11:26</w:t>
-        </w:r>
-      </w:hyperlink>
+      <w:r>
+        <w:rPr>
+          <w:lang w:val="zh_TW" w:bidi="zh_TW"/>
+        </w:rPr>
+        <w:t>來11:26</w:t>
+      </w:r>
       <w:r>
         <w:rPr>
           <w:lang w:val="zh_TW" w:bidi="zh_TW"/>
@@ -3801,72 +3327,48 @@
         </w:rPr>
         <w:t>後帝國時期初期，埃及文化仍然佔主導地位，當時有幾位埃及王曾出現在聖經的歷史中。猶大王羅波安在位第五年（約公元前926年），埃及王示撒一世入侵猶大，大肆破壞（</w:t>
       </w:r>
-      <w:hyperlink r:id="rId83">
-        <w:r>
-          <w:rPr>
-            <w:lang w:val="zh_TW" w:bidi="zh_TW"/>
-          </w:rPr>
-          <w:rPr>
-            <w:color w:val="0000EE"/>
-            <w:u w:val="single"/>
-          </w:rPr>
-          <w:t>王上14:25–26</w:t>
-        </w:r>
-      </w:hyperlink>
+      <w:r>
+        <w:rPr>
+          <w:lang w:val="zh_TW" w:bidi="zh_TW"/>
+        </w:rPr>
+        <w:t>王上14:25–26</w:t>
+      </w:r>
       <w:r>
         <w:rPr>
           <w:lang w:val="zh_TW" w:bidi="zh_TW"/>
         </w:rPr>
         <w:t>）。考古發現顯示，他甚至進軍以色列境內。約公元前700年，在希西家王和先知以賽亞的時代，古實王特哈卡（Tirhakah）率軍進入巴勒斯坦，協助猶大人抵抗入侵的亞述人（</w:t>
       </w:r>
-      <w:hyperlink r:id="rId84">
-        <w:r>
-          <w:rPr>
-            <w:lang w:val="zh_TW" w:bidi="zh_TW"/>
-          </w:rPr>
-          <w:rPr>
-            <w:color w:val="0000EE"/>
-            <w:u w:val="single"/>
-          </w:rPr>
-          <w:t>王下19:9</w:t>
-        </w:r>
-      </w:hyperlink>
+      <w:r>
+        <w:rPr>
+          <w:lang w:val="zh_TW" w:bidi="zh_TW"/>
+        </w:rPr>
+        <w:t>王下19:9</w:t>
+      </w:r>
       <w:r>
         <w:rPr>
           <w:lang w:val="zh_TW" w:bidi="zh_TW"/>
         </w:rPr>
         <w:t>）。公元前七世紀末，法老尼哥率軍穿越猶大，前去援助日漸衰弱的亞述。約西亞王試圖阻止他，結果戰死（</w:t>
       </w:r>
-      <w:hyperlink r:id="rId85">
-        <w:r>
-          <w:rPr>
-            <w:lang w:val="zh_TW" w:bidi="zh_TW"/>
-          </w:rPr>
-          <w:rPr>
-            <w:color w:val="0000EE"/>
-            <w:u w:val="single"/>
-          </w:rPr>
-          <w:t>王下23:28–30</w:t>
-        </w:r>
-      </w:hyperlink>
+      <w:r>
+        <w:rPr>
+          <w:lang w:val="zh_TW" w:bidi="zh_TW"/>
+        </w:rPr>
+        <w:t>王下23:28–30</w:t>
+      </w:r>
       <w:r>
         <w:rPr>
           <w:lang w:val="zh_TW" w:bidi="zh_TW"/>
         </w:rPr>
         <w:t>）。猶大國末期，當尼布甲尼撒圍攻耶路撒冷（公元前588–586年）時，法老合弗拉出兵巴勒斯坦，企圖援助希伯來人並擊敗巴比倫人，但最終並未成功。耶利米預言埃及人必遭毀滅（</w:t>
       </w:r>
-      <w:hyperlink r:id="rId86">
-        <w:r>
-          <w:rPr>
-            <w:lang w:val="zh_TW" w:bidi="zh_TW"/>
-          </w:rPr>
-          <w:rPr>
-            <w:color w:val="0000EE"/>
-            <w:u w:val="single"/>
-          </w:rPr>
-          <w:t>耶44:30</w:t>
-        </w:r>
-      </w:hyperlink>
+      <w:r>
+        <w:rPr>
+          <w:lang w:val="zh_TW" w:bidi="zh_TW"/>
+        </w:rPr>
+        <w:t>耶44:30</w:t>
+      </w:r>
       <w:r>
         <w:rPr>
           <w:lang w:val="zh_TW" w:bidi="zh_TW"/>
@@ -4422,36 +3924,24 @@
         </w:rPr>
         <w:t>宗教儀式中使用的三種樂器是叉鈴（sistrum）、鈴鼓（tambourine）和響板（castanets）。叉鈴由一個金屬環和握柄組成，金屬環兩側開有孔，可穿入三根鬆動的金屬橫桿。搖動叉鈴時，金屬橫桿便會發出清脆的聲響。這就是</w:t>
       </w:r>
-      <w:hyperlink r:id="rId87">
-        <w:r>
-          <w:rPr>
-            <w:lang w:val="zh_TW" w:bidi="zh_TW"/>
-          </w:rPr>
-          <w:rPr>
-            <w:color w:val="0000EE"/>
-            <w:u w:val="single"/>
-          </w:rPr>
-          <w:t>撒母耳記下六章5節</w:t>
-        </w:r>
-      </w:hyperlink>
+      <w:r>
+        <w:rPr>
+          <w:lang w:val="zh_TW" w:bidi="zh_TW"/>
+        </w:rPr>
+        <w:t>撒母耳記下六章5節</w:t>
+      </w:r>
       <w:r>
         <w:rPr>
           <w:lang w:val="zh_TW" w:bidi="zh_TW"/>
         </w:rPr>
         <w:t>中提到的樂器（鈸）。米利暗在過紅海後慶祝時所使用的手鼓（即鈴鼓），也是埃及人常用的樂器（</w:t>
       </w:r>
-      <w:hyperlink r:id="rId88">
-        <w:r>
-          <w:rPr>
-            <w:lang w:val="zh_TW" w:bidi="zh_TW"/>
-          </w:rPr>
-          <w:rPr>
-            <w:color w:val="0000EE"/>
-            <w:u w:val="single"/>
-          </w:rPr>
-          <w:t>出15:20</w:t>
-        </w:r>
-      </w:hyperlink>
+      <w:r>
+        <w:rPr>
+          <w:lang w:val="zh_TW" w:bidi="zh_TW"/>
+        </w:rPr>
+        <w:t>出15:20</w:t>
+      </w:r>
       <w:r>
         <w:rPr>
           <w:lang w:val="zh_TW" w:bidi="zh_TW"/>
@@ -4573,18 +4063,12 @@
         </w:rPr>
         <w:t>在</w:t>
       </w:r>
-      <w:hyperlink r:id="rId89">
-        <w:r>
-          <w:rPr>
-            <w:lang w:val="zh_TW" w:bidi="zh_TW"/>
-          </w:rPr>
-          <w:rPr>
-            <w:color w:val="0000EE"/>
-            <w:u w:val="single"/>
-          </w:rPr>
-          <w:t>創世記十五章18節</w:t>
-        </w:r>
-      </w:hyperlink>
+      <w:r>
+        <w:rPr>
+          <w:lang w:val="zh_TW" w:bidi="zh_TW"/>
+        </w:rPr>
+        <w:t>創世記十五章18節</w:t>
+      </w:r>
       <w:r>
         <w:rPr>
           <w:lang w:val="zh_TW" w:bidi="zh_TW"/>
@@ -4700,18 +4184,12 @@
         </w:rPr>
         <w:t>一連串空前的災害臨到埃及，可能發生於春季或初夏（約公元前1400年）。這些災害主要發生在尼羅河三角洲（Nile Delta），顯然沒有波及歌珊地。災情之嚴重，是埃及人有史以來都未曾見過的（</w:t>
       </w:r>
-      <w:hyperlink r:id="rId90">
-        <w:r>
-          <w:rPr>
-            <w:lang w:val="zh_TW" w:bidi="zh_TW"/>
-          </w:rPr>
-          <w:rPr>
-            <w:color w:val="0000EE"/>
-            <w:u w:val="single"/>
-          </w:rPr>
-          <w:t>出9:24</w:t>
-        </w:r>
-      </w:hyperlink>
+      <w:r>
+        <w:rPr>
+          <w:lang w:val="zh_TW" w:bidi="zh_TW"/>
+        </w:rPr>
+        <w:t>出9:24</w:t>
+      </w:r>
       <w:r>
         <w:rPr>
           <w:lang w:val="zh_TW" w:bidi="zh_TW"/>
@@ -4808,306 +4286,204 @@
           <w:lang w:val="zh_TW" w:bidi="zh_TW"/>
         </w:rPr>
       </w:r>
-      <w:hyperlink r:id="rId91">
-        <w:r>
-          <w:rPr>
-            <w:lang w:val="zh_TW" w:bidi="zh_TW"/>
-          </w:rPr>
-          <w:rPr>
-            <w:color w:val="0000EE"/>
-            <w:u w:val="single"/>
-          </w:rPr>
-          <w:t>出埃及記七至十一章</w:t>
-        </w:r>
-      </w:hyperlink>
+      <w:r>
+        <w:rPr>
+          <w:lang w:val="zh_TW" w:bidi="zh_TW"/>
+        </w:rPr>
+        <w:t>出埃及記七至十一章</w:t>
+      </w:r>
       <w:r>
         <w:rPr>
           <w:lang w:val="zh_TW" w:bidi="zh_TW"/>
         </w:rPr>
         <w:t>記載了十災的經過。乍看之下，人們可能以為十災是在短短幾週內依次發生的，但從經文中偶然提到的時間（見</w:t>
       </w:r>
-      <w:hyperlink r:id="rId92">
-        <w:r>
-          <w:rPr>
-            <w:lang w:val="zh_TW" w:bidi="zh_TW"/>
-          </w:rPr>
-          <w:rPr>
-            <w:color w:val="0000EE"/>
-            <w:u w:val="single"/>
-          </w:rPr>
-          <w:t>7:25</w:t>
-        </w:r>
-      </w:hyperlink>
+      <w:r>
+        <w:rPr>
+          <w:lang w:val="zh_TW" w:bidi="zh_TW"/>
+        </w:rPr>
+        <w:t>7:25</w:t>
+      </w:r>
       <w:r>
         <w:rPr>
           <w:lang w:val="zh_TW" w:bidi="zh_TW"/>
         </w:rPr>
         <w:t>，</w:t>
       </w:r>
-      <w:hyperlink r:id="rId93">
-        <w:r>
-          <w:rPr>
-            <w:lang w:val="zh_TW" w:bidi="zh_TW"/>
-          </w:rPr>
-          <w:rPr>
-            <w:color w:val="0000EE"/>
-            <w:u w:val="single"/>
-          </w:rPr>
-          <w:t>9:31–32</w:t>
-        </w:r>
-      </w:hyperlink>
+      <w:r>
+        <w:rPr>
+          <w:lang w:val="zh_TW" w:bidi="zh_TW"/>
+        </w:rPr>
+        <w:t>9:31–32</w:t>
+      </w:r>
       <w:r>
         <w:rPr>
           <w:lang w:val="zh_TW" w:bidi="zh_TW"/>
         </w:rPr>
         <w:t>），以及某些災害的性質來看，整個過程很可能歷時數個月。第一災是水變成血（</w:t>
       </w:r>
-      <w:hyperlink r:id="rId94">
-        <w:r>
-          <w:rPr>
-            <w:lang w:val="zh_TW" w:bidi="zh_TW"/>
-          </w:rPr>
-          <w:rPr>
-            <w:color w:val="0000EE"/>
-            <w:u w:val="single"/>
-          </w:rPr>
-          <w:t>7:20</w:t>
-        </w:r>
-      </w:hyperlink>
+      <w:r>
+        <w:rPr>
+          <w:lang w:val="zh_TW" w:bidi="zh_TW"/>
+        </w:rPr>
+        <w:t>7:20</w:t>
+      </w:r>
       <w:r>
         <w:rPr>
           <w:lang w:val="zh_TW" w:bidi="zh_TW"/>
         </w:rPr>
         <w:t>），魚因此死亡，河水也發臭。接著是蛙災（</w:t>
       </w:r>
-      <w:hyperlink r:id="rId95">
-        <w:r>
-          <w:rPr>
-            <w:lang w:val="zh_TW" w:bidi="zh_TW"/>
-          </w:rPr>
-          <w:rPr>
-            <w:color w:val="0000EE"/>
-            <w:u w:val="single"/>
-          </w:rPr>
-          <w:t>8:6</w:t>
-        </w:r>
-      </w:hyperlink>
+      <w:r>
+        <w:rPr>
+          <w:lang w:val="zh_TW" w:bidi="zh_TW"/>
+        </w:rPr>
+        <w:t>8:6</w:t>
+      </w:r>
       <w:r>
         <w:rPr>
           <w:lang w:val="zh_TW" w:bidi="zh_TW"/>
         </w:rPr>
         <w:t>）；即使青蛙死去之後，遍地仍堆滿其屍體（</w:t>
       </w:r>
-      <w:hyperlink r:id="rId96">
-        <w:r>
-          <w:rPr>
-            <w:lang w:val="zh_TW" w:bidi="zh_TW"/>
-          </w:rPr>
-          <w:rPr>
-            <w:color w:val="0000EE"/>
-            <w:u w:val="single"/>
-          </w:rPr>
-          <w:t>14</w:t>
-        </w:r>
-      </w:hyperlink>
+      <w:r>
+        <w:rPr>
+          <w:lang w:val="zh_TW" w:bidi="zh_TW"/>
+        </w:rPr>
+        <w:t>14</w:t>
+      </w:r>
       <w:r>
         <w:rPr>
           <w:lang w:val="zh_TW" w:bidi="zh_TW"/>
         </w:rPr>
         <w:t>節）。接下來是虱災（</w:t>
       </w:r>
-      <w:hyperlink r:id="rId97">
-        <w:r>
-          <w:rPr>
-            <w:lang w:val="zh_TW" w:bidi="zh_TW"/>
-          </w:rPr>
-          <w:rPr>
-            <w:color w:val="0000EE"/>
-            <w:u w:val="single"/>
-          </w:rPr>
-          <w:t>17</w:t>
-        </w:r>
-      </w:hyperlink>
+      <w:r>
+        <w:rPr>
+          <w:lang w:val="zh_TW" w:bidi="zh_TW"/>
+        </w:rPr>
+        <w:t>17</w:t>
+      </w:r>
       <w:r>
         <w:rPr>
           <w:lang w:val="zh_TW" w:bidi="zh_TW"/>
         </w:rPr>
         <w:t>節），也可能是蚋、小型吸血蠅或蚊子。這個詞語的確切意思並不清楚，但顯然是指某種細小、令人困擾的生物。之後是「蒼蠅成了大群」（</w:t>
       </w:r>
-      <w:hyperlink r:id="rId98">
-        <w:r>
-          <w:rPr>
-            <w:lang w:val="zh_TW" w:bidi="zh_TW"/>
-          </w:rPr>
-          <w:rPr>
-            <w:color w:val="0000EE"/>
-            <w:u w:val="single"/>
-          </w:rPr>
-          <w:t>24</w:t>
-        </w:r>
-      </w:hyperlink>
+      <w:r>
+        <w:rPr>
+          <w:lang w:val="zh_TW" w:bidi="zh_TW"/>
+        </w:rPr>
+        <w:t>24</w:t>
+      </w:r>
       <w:r>
         <w:rPr>
           <w:lang w:val="zh_TW" w:bidi="zh_TW"/>
         </w:rPr>
         <w:t>節），這個說法的意思也不是十分明確。後來的猶太傳統將之解釋為成群的野獸，但譯作蒼蠅可能更符合原意。接著，某種牲畜瘟疫臨到家畜（</w:t>
       </w:r>
-      <w:hyperlink r:id="rId99">
-        <w:r>
-          <w:rPr>
-            <w:lang w:val="zh_TW" w:bidi="zh_TW"/>
-          </w:rPr>
-          <w:rPr>
-            <w:color w:val="0000EE"/>
-            <w:u w:val="single"/>
-          </w:rPr>
-          <w:t>9:3</w:t>
-        </w:r>
-      </w:hyperlink>
+      <w:r>
+        <w:rPr>
+          <w:lang w:val="zh_TW" w:bidi="zh_TW"/>
+        </w:rPr>
+        <w:t>9:3</w:t>
+      </w:r>
       <w:r>
         <w:rPr>
           <w:lang w:val="zh_TW" w:bidi="zh_TW"/>
         </w:rPr>
         <w:t>）。之後，人身上長出瘡（</w:t>
       </w:r>
-      <w:hyperlink r:id="rId100">
-        <w:r>
-          <w:rPr>
-            <w:lang w:val="zh_TW" w:bidi="zh_TW"/>
-          </w:rPr>
-          <w:rPr>
-            <w:color w:val="0000EE"/>
-            <w:u w:val="single"/>
-          </w:rPr>
-          <w:t>9</w:t>
-        </w:r>
-      </w:hyperlink>
+      <w:r>
+        <w:rPr>
+          <w:lang w:val="zh_TW" w:bidi="zh_TW"/>
+        </w:rPr>
+        <w:t>9</w:t>
+      </w:r>
       <w:r>
         <w:rPr>
           <w:lang w:val="zh_TW" w:bidi="zh_TW"/>
         </w:rPr>
         <w:t>節），並發成疼痛的水泡和膿皰；這些瘡似乎使人極為痛苦，但不致命。隨後降下冰雹（</w:t>
       </w:r>
-      <w:hyperlink r:id="rId101">
-        <w:r>
-          <w:rPr>
-            <w:lang w:val="zh_TW" w:bidi="zh_TW"/>
-          </w:rPr>
-          <w:rPr>
-            <w:color w:val="0000EE"/>
-            <w:u w:val="single"/>
-          </w:rPr>
-          <w:t>18</w:t>
-        </w:r>
-      </w:hyperlink>
+      <w:r>
+        <w:rPr>
+          <w:lang w:val="zh_TW" w:bidi="zh_TW"/>
+        </w:rPr>
+        <w:t>18</w:t>
+      </w:r>
       <w:r>
         <w:rPr>
           <w:lang w:val="zh_TW" w:bidi="zh_TW"/>
         </w:rPr>
         <w:t>節），猛烈程度前所未見，並且同時發生雷轟和閃電（</w:t>
       </w:r>
-      <w:hyperlink r:id="rId90">
-        <w:r>
-          <w:rPr>
-            <w:lang w:val="zh_TW" w:bidi="zh_TW"/>
-          </w:rPr>
-          <w:rPr>
-            <w:color w:val="0000EE"/>
-            <w:u w:val="single"/>
-          </w:rPr>
-          <w:t>24</w:t>
-        </w:r>
-      </w:hyperlink>
+      <w:r>
+        <w:rPr>
+          <w:lang w:val="zh_TW" w:bidi="zh_TW"/>
+        </w:rPr>
+        <w:t>24</w:t>
+      </w:r>
       <w:r>
         <w:rPr>
           <w:lang w:val="zh_TW" w:bidi="zh_TW"/>
         </w:rPr>
         <w:t>節）。冰雹大到足以致人於死（</w:t>
       </w:r>
-      <w:hyperlink r:id="rId102">
-        <w:r>
-          <w:rPr>
-            <w:lang w:val="zh_TW" w:bidi="zh_TW"/>
-          </w:rPr>
-          <w:rPr>
-            <w:color w:val="0000EE"/>
-            <w:u w:val="single"/>
-          </w:rPr>
-          <w:t>19</w:t>
-        </w:r>
-      </w:hyperlink>
+      <w:r>
+        <w:rPr>
+          <w:lang w:val="zh_TW" w:bidi="zh_TW"/>
+        </w:rPr>
+        <w:t>19</w:t>
+      </w:r>
       <w:r>
         <w:rPr>
           <w:lang w:val="zh_TW" w:bidi="zh_TW"/>
         </w:rPr>
         <w:t>節），也嚴重毀壞了埃及的農作物（</w:t>
       </w:r>
-      <w:hyperlink r:id="rId103">
-        <w:r>
-          <w:rPr>
-            <w:lang w:val="zh_TW" w:bidi="zh_TW"/>
-          </w:rPr>
-          <w:rPr>
-            <w:color w:val="0000EE"/>
-            <w:u w:val="single"/>
-          </w:rPr>
-          <w:t>31</w:t>
-        </w:r>
-      </w:hyperlink>
+      <w:r>
+        <w:rPr>
+          <w:lang w:val="zh_TW" w:bidi="zh_TW"/>
+        </w:rPr>
+        <w:t>31</w:t>
+      </w:r>
       <w:r>
         <w:rPr>
           <w:lang w:val="zh_TW" w:bidi="zh_TW"/>
         </w:rPr>
         <w:t>節）。之後是數量空前的蝗災（</w:t>
       </w:r>
-      <w:hyperlink r:id="rId104">
-        <w:r>
-          <w:rPr>
-            <w:lang w:val="zh_TW" w:bidi="zh_TW"/>
-          </w:rPr>
-          <w:rPr>
-            <w:color w:val="0000EE"/>
-            <w:u w:val="single"/>
-          </w:rPr>
-          <w:t>10:13</w:t>
-        </w:r>
-      </w:hyperlink>
+      <w:r>
+        <w:rPr>
+          <w:lang w:val="zh_TW" w:bidi="zh_TW"/>
+        </w:rPr>
+        <w:t>10:13</w:t>
+      </w:r>
       <w:r>
         <w:rPr>
           <w:lang w:val="zh_TW" w:bidi="zh_TW"/>
         </w:rPr>
         <w:t>）——再次達到前所未有的規模。埃及遍地陷入三天的黑暗（</w:t>
       </w:r>
-      <w:hyperlink r:id="rId105">
-        <w:r>
-          <w:rPr>
-            <w:lang w:val="zh_TW" w:bidi="zh_TW"/>
-          </w:rPr>
-          <w:rPr>
-            <w:color w:val="0000EE"/>
-            <w:u w:val="single"/>
-          </w:rPr>
-          <w:t>22</w:t>
-        </w:r>
-      </w:hyperlink>
+      <w:r>
+        <w:rPr>
+          <w:lang w:val="zh_TW" w:bidi="zh_TW"/>
+        </w:rPr>
+        <w:t>22</w:t>
+      </w:r>
       <w:r>
         <w:rPr>
           <w:lang w:val="zh_TW" w:bidi="zh_TW"/>
         </w:rPr>
         <w:t>節），埃及人的生活因此完全停頓。最後，埃及所有的長子都死亡（</w:t>
       </w:r>
-      <w:hyperlink r:id="rId106">
-        <w:r>
-          <w:rPr>
-            <w:lang w:val="zh_TW" w:bidi="zh_TW"/>
-          </w:rPr>
-          <w:rPr>
-            <w:color w:val="0000EE"/>
-            <w:u w:val="single"/>
-          </w:rPr>
-          <w:t>12:29</w:t>
-        </w:r>
-      </w:hyperlink>
+      <w:r>
+        <w:rPr>
+          <w:lang w:val="zh_TW" w:bidi="zh_TW"/>
+        </w:rPr>
+        <w:t>12:29</w:t>
+      </w:r>
       <w:r>
         <w:rPr>
           <w:lang w:val="zh_TW" w:bidi="zh_TW"/>
@@ -5142,72 +4518,48 @@
         </w:rPr>
         <w:t>十災的記載具有一些共同的特點。起初，法老的術士也施行類似的事，企圖證明這些災害和先前的神蹟並沒有甚麼特別之處（</w:t>
       </w:r>
-      <w:hyperlink r:id="rId107">
-        <w:r>
-          <w:rPr>
-            <w:lang w:val="zh_TW" w:bidi="zh_TW"/>
-          </w:rPr>
-          <w:rPr>
-            <w:color w:val="0000EE"/>
-            <w:u w:val="single"/>
-          </w:rPr>
-          <w:t>7:11–12</w:t>
-        </w:r>
-      </w:hyperlink>
+      <w:r>
+        <w:rPr>
+          <w:lang w:val="zh_TW" w:bidi="zh_TW"/>
+        </w:rPr>
+        <w:t>7:11–12</w:t>
+      </w:r>
       <w:r>
         <w:rPr>
           <w:lang w:val="zh_TW" w:bidi="zh_TW"/>
         </w:rPr>
         <w:t>，</w:t>
       </w:r>
-      <w:hyperlink r:id="rId108">
-        <w:r>
-          <w:rPr>
-            <w:lang w:val="zh_TW" w:bidi="zh_TW"/>
-          </w:rPr>
-          <w:rPr>
-            <w:color w:val="0000EE"/>
-            <w:u w:val="single"/>
-          </w:rPr>
-          <w:t>8:7</w:t>
-        </w:r>
-      </w:hyperlink>
+      <w:r>
+        <w:rPr>
+          <w:lang w:val="zh_TW" w:bidi="zh_TW"/>
+        </w:rPr>
+        <w:t>8:7</w:t>
+      </w:r>
       <w:r>
         <w:rPr>
           <w:lang w:val="zh_TW" w:bidi="zh_TW"/>
         </w:rPr>
         <w:t>）。這提醒我們，神蹟可能是出於不同的來源，因此神蹟本身並不是最重要的。然而，到了後來，術士再也無法與摩西抗衡（</w:t>
       </w:r>
-      <w:hyperlink r:id="rId109">
-        <w:r>
-          <w:rPr>
-            <w:lang w:val="zh_TW" w:bidi="zh_TW"/>
-          </w:rPr>
-          <w:rPr>
-            <w:color w:val="0000EE"/>
-            <w:u w:val="single"/>
-          </w:rPr>
-          <w:t>8:18</w:t>
-        </w:r>
-      </w:hyperlink>
+      <w:r>
+        <w:rPr>
+          <w:lang w:val="zh_TW" w:bidi="zh_TW"/>
+        </w:rPr>
+        <w:t>8:18</w:t>
+      </w:r>
       <w:r>
         <w:rPr>
           <w:lang w:val="zh_TW" w:bidi="zh_TW"/>
         </w:rPr>
         <w:t>），連他們也承認這是神的作為（</w:t>
       </w:r>
-      <w:hyperlink r:id="rId110">
-        <w:r>
-          <w:rPr>
-            <w:lang w:val="zh_TW" w:bidi="zh_TW"/>
-          </w:rPr>
-          <w:rPr>
-            <w:color w:val="0000EE"/>
-            <w:u w:val="single"/>
-          </w:rPr>
-          <w:t>19</w:t>
-        </w:r>
-      </w:hyperlink>
+      <w:r>
+        <w:rPr>
+          <w:lang w:val="zh_TW" w:bidi="zh_TW"/>
+        </w:rPr>
+        <w:t>19</w:t>
+      </w:r>
       <w:r>
         <w:rPr>
           <w:lang w:val="zh_TW" w:bidi="zh_TW"/>
@@ -5228,72 +4580,48 @@
         </w:rPr>
         <w:t>隨著十災的記載繼續展開，另一個越來越明顯的主題是：經文越來越強調住在歌珊地的神的百姓免受那些臨到埃及人的災害。歌珊地本來就不在尼羅河沿岸，因此河水變血、蛙災和虱子對他們的影響可能較小。然而，到了後來的蒼蠅之災（</w:t>
       </w:r>
-      <w:hyperlink r:id="rId111">
-        <w:r>
-          <w:rPr>
-            <w:lang w:val="zh_TW" w:bidi="zh_TW"/>
-          </w:rPr>
-          <w:rPr>
-            <w:color w:val="0000EE"/>
-            <w:u w:val="single"/>
-          </w:rPr>
-          <w:t>8:22</w:t>
-        </w:r>
-      </w:hyperlink>
+      <w:r>
+        <w:rPr>
+          <w:lang w:val="zh_TW" w:bidi="zh_TW"/>
+        </w:rPr>
+        <w:t>8:22</w:t>
+      </w:r>
       <w:r>
         <w:rPr>
           <w:lang w:val="zh_TW" w:bidi="zh_TW"/>
         </w:rPr>
         <w:t>）、牲畜瘟疫（</w:t>
       </w:r>
-      <w:hyperlink r:id="rId112">
-        <w:r>
-          <w:rPr>
-            <w:lang w:val="zh_TW" w:bidi="zh_TW"/>
-          </w:rPr>
-          <w:rPr>
-            <w:color w:val="0000EE"/>
-            <w:u w:val="single"/>
-          </w:rPr>
-          <w:t>9:4</w:t>
-        </w:r>
-      </w:hyperlink>
+      <w:r>
+        <w:rPr>
+          <w:lang w:val="zh_TW" w:bidi="zh_TW"/>
+        </w:rPr>
+        <w:t>9:4</w:t>
+      </w:r>
       <w:r>
         <w:rPr>
           <w:lang w:val="zh_TW" w:bidi="zh_TW"/>
         </w:rPr>
         <w:t>）、冰雹（</w:t>
       </w:r>
-      <w:hyperlink r:id="rId113">
-        <w:r>
-          <w:rPr>
-            <w:lang w:val="zh_TW" w:bidi="zh_TW"/>
-          </w:rPr>
-          <w:rPr>
-            <w:color w:val="0000EE"/>
-            <w:u w:val="single"/>
-          </w:rPr>
-          <w:t>26</w:t>
-        </w:r>
-      </w:hyperlink>
+      <w:r>
+        <w:rPr>
+          <w:lang w:val="zh_TW" w:bidi="zh_TW"/>
+        </w:rPr>
+        <w:t>26</w:t>
+      </w:r>
       <w:r>
         <w:rPr>
           <w:lang w:val="zh_TW" w:bidi="zh_TW"/>
         </w:rPr>
         <w:t>節）和黑暗（</w:t>
       </w:r>
-      <w:hyperlink r:id="rId114">
-        <w:r>
-          <w:rPr>
-            <w:lang w:val="zh_TW" w:bidi="zh_TW"/>
-          </w:rPr>
-          <w:rPr>
-            <w:color w:val="0000EE"/>
-            <w:u w:val="single"/>
-          </w:rPr>
-          <w:t>10:23</w:t>
-        </w:r>
-      </w:hyperlink>
+      <w:r>
+        <w:rPr>
+          <w:lang w:val="zh_TW" w:bidi="zh_TW"/>
+        </w:rPr>
+        <w:t>10:23</w:t>
+      </w:r>
       <w:r>
         <w:rPr>
           <w:lang w:val="zh_TW" w:bidi="zh_TW"/>
@@ -5314,72 +4642,48 @@
         </w:rPr>
         <w:t>起初，看來所有埃及人的心都和法老一樣剛硬（</w:t>
       </w:r>
-      <w:hyperlink r:id="rId115">
-        <w:r>
-          <w:rPr>
-            <w:lang w:val="zh_TW" w:bidi="zh_TW"/>
-          </w:rPr>
-          <w:rPr>
-            <w:color w:val="0000EE"/>
-            <w:u w:val="single"/>
-          </w:rPr>
-          <w:t>7:13</w:t>
-        </w:r>
-      </w:hyperlink>
+      <w:r>
+        <w:rPr>
+          <w:lang w:val="zh_TW" w:bidi="zh_TW"/>
+        </w:rPr>
+        <w:t>7:13</w:t>
+      </w:r>
       <w:r>
         <w:rPr>
           <w:lang w:val="zh_TW" w:bidi="zh_TW"/>
         </w:rPr>
         <w:t>）。然而，隨著故事發展，法老身邊的人不斷勸法老順服神。術士在虱災之後承認這是神的作為（</w:t>
       </w:r>
-      <w:hyperlink r:id="rId110">
-        <w:r>
-          <w:rPr>
-            <w:lang w:val="zh_TW" w:bidi="zh_TW"/>
-          </w:rPr>
-          <w:rPr>
-            <w:color w:val="0000EE"/>
-            <w:u w:val="single"/>
-          </w:rPr>
-          <w:t>8:19</w:t>
-        </w:r>
-      </w:hyperlink>
+      <w:r>
+        <w:rPr>
+          <w:lang w:val="zh_TW" w:bidi="zh_TW"/>
+        </w:rPr>
+        <w:t>8:19</w:t>
+      </w:r>
       <w:r>
         <w:rPr>
           <w:lang w:val="zh_TW" w:bidi="zh_TW"/>
         </w:rPr>
         <w:t>）。法老的臣僕中，凡聽從摩西所傳神警告的人，都把僕人和牲畜帶進屋裡，在大冰雹降下時免於損失和死亡（</w:t>
       </w:r>
-      <w:hyperlink r:id="rId116">
-        <w:r>
-          <w:rPr>
-            <w:lang w:val="zh_TW" w:bidi="zh_TW"/>
-          </w:rPr>
-          <w:rPr>
-            <w:color w:val="0000EE"/>
-            <w:u w:val="single"/>
-          </w:rPr>
-          <w:t>9:20</w:t>
-        </w:r>
-      </w:hyperlink>
+      <w:r>
+        <w:rPr>
+          <w:lang w:val="zh_TW" w:bidi="zh_TW"/>
+        </w:rPr>
+        <w:t>9:20</w:t>
+      </w:r>
       <w:r>
         <w:rPr>
           <w:lang w:val="zh_TW" w:bidi="zh_TW"/>
         </w:rPr>
         <w:t>）。只有不信的人遭受災害。最後，法老的臣僕甚至直接勸他讓以色列人離開，坦率指出埃及正因法老的頑梗而走向毀滅 （</w:t>
       </w:r>
-      <w:hyperlink r:id="rId117">
-        <w:r>
-          <w:rPr>
-            <w:lang w:val="zh_TW" w:bidi="zh_TW"/>
-          </w:rPr>
-          <w:rPr>
-            <w:color w:val="0000EE"/>
-            <w:u w:val="single"/>
-          </w:rPr>
-          <w:t>10:7</w:t>
-        </w:r>
-      </w:hyperlink>
+      <w:r>
+        <w:rPr>
+          <w:lang w:val="zh_TW" w:bidi="zh_TW"/>
+        </w:rPr>
+        <w:t>10:7</w:t>
+      </w:r>
       <w:r>
         <w:rPr>
           <w:lang w:val="zh_TW" w:bidi="zh_TW"/>
@@ -5411,72 +4715,48 @@
         </w:rPr>
         <w:t>法老對神話語的反應十分值得注意。聖經從三個角度描述法老心裡剛硬。</w:t>
       </w:r>
-      <w:hyperlink r:id="rId118">
-        <w:r>
-          <w:rPr>
-            <w:lang w:val="zh_TW" w:bidi="zh_TW"/>
-          </w:rPr>
-          <w:rPr>
-            <w:color w:val="0000EE"/>
-            <w:u w:val="single"/>
-          </w:rPr>
-          <w:t>出埃及記七章3節</w:t>
-        </w:r>
-      </w:hyperlink>
+      <w:r>
+        <w:rPr>
+          <w:lang w:val="zh_TW" w:bidi="zh_TW"/>
+        </w:rPr>
+        <w:t>出埃及記七章3節</w:t>
+      </w:r>
       <w:r>
         <w:rPr>
           <w:lang w:val="zh_TW" w:bidi="zh_TW"/>
         </w:rPr>
         <w:t>指出，是神使法老的心剛硬；</w:t>
       </w:r>
-      <w:hyperlink r:id="rId119">
-        <w:r>
-          <w:rPr>
-            <w:lang w:val="zh_TW" w:bidi="zh_TW"/>
-          </w:rPr>
-          <w:rPr>
-            <w:color w:val="0000EE"/>
-            <w:u w:val="single"/>
-          </w:rPr>
-          <w:t>七章14節</w:t>
-        </w:r>
-      </w:hyperlink>
+      <w:r>
+        <w:rPr>
+          <w:lang w:val="zh_TW" w:bidi="zh_TW"/>
+        </w:rPr>
+        <w:t>七章14節</w:t>
+      </w:r>
       <w:r>
         <w:rPr>
           <w:lang w:val="zh_TW" w:bidi="zh_TW"/>
         </w:rPr>
         <w:t>則用較中性的說法，指出法老的心剛硬；</w:t>
       </w:r>
-      <w:hyperlink r:id="rId120">
-        <w:r>
-          <w:rPr>
-            <w:lang w:val="zh_TW" w:bidi="zh_TW"/>
-          </w:rPr>
-          <w:rPr>
-            <w:color w:val="0000EE"/>
-            <w:u w:val="single"/>
-          </w:rPr>
-          <w:t>八章15節</w:t>
-        </w:r>
-      </w:hyperlink>
+      <w:r>
+        <w:rPr>
+          <w:lang w:val="zh_TW" w:bidi="zh_TW"/>
+        </w:rPr>
+        <w:t>八章15節</w:t>
+      </w:r>
       <w:r>
         <w:rPr>
           <w:lang w:val="zh_TW" w:bidi="zh_TW"/>
         </w:rPr>
         <w:t>又說，是法老自己硬著心。顯然，這三種說法都在描述同一件事，因此解釋這件事時，必須一併加以考慮。此外，對於這個問題，最後還是要看保羅怎麼說（</w:t>
       </w:r>
-      <w:hyperlink r:id="rId121">
-        <w:r>
-          <w:rPr>
-            <w:lang w:val="zh_TW" w:bidi="zh_TW"/>
-          </w:rPr>
-          <w:rPr>
-            <w:color w:val="0000EE"/>
-            <w:u w:val="single"/>
-          </w:rPr>
-          <w:t>羅9:18</w:t>
-        </w:r>
-      </w:hyperlink>
+      <w:r>
+        <w:rPr>
+          <w:lang w:val="zh_TW" w:bidi="zh_TW"/>
+        </w:rPr>
+        <w:t>羅9:18</w:t>
+      </w:r>
       <w:r>
         <w:rPr>
           <w:lang w:val="zh_TW" w:bidi="zh_TW"/>
@@ -5497,90 +4777,60 @@
         </w:rPr>
         <w:t>然而，在這個神學架構之下，整個事件並非只是法老為了除去災害而一再假意悔改，災害解除後又再硬著心，以致招來新的審判。法老和摩西之間也展開了一場典型的古代近東式討價還價特色的交涉。法老違背了讓百姓離去的承諾（</w:t>
       </w:r>
-      <w:hyperlink r:id="rId122">
-        <w:r>
-          <w:rPr>
-            <w:lang w:val="zh_TW" w:bidi="zh_TW"/>
-          </w:rPr>
-          <w:rPr>
-            <w:color w:val="0000EE"/>
-            <w:u w:val="single"/>
-          </w:rPr>
-          <w:t>8:8</w:t>
-        </w:r>
-      </w:hyperlink>
+      <w:r>
+        <w:rPr>
+          <w:lang w:val="zh_TW" w:bidi="zh_TW"/>
+        </w:rPr>
+        <w:t>8:8</w:t>
+      </w:r>
       <w:r>
         <w:rPr>
           <w:lang w:val="zh_TW" w:bidi="zh_TW"/>
         </w:rPr>
         <w:t>）之後，開始試圖討價還價：他先要求百姓留在埃及境內獻祭給神，不必離開（</w:t>
       </w:r>
-      <w:hyperlink r:id="rId123">
-        <w:r>
-          <w:rPr>
-            <w:lang w:val="zh_TW" w:bidi="zh_TW"/>
-          </w:rPr>
-          <w:rPr>
-            <w:color w:val="0000EE"/>
-            <w:u w:val="single"/>
-          </w:rPr>
-          <w:t>25</w:t>
-        </w:r>
-      </w:hyperlink>
+      <w:r>
+        <w:rPr>
+          <w:lang w:val="zh_TW" w:bidi="zh_TW"/>
+        </w:rPr>
+        <w:t>25</w:t>
+      </w:r>
       <w:r>
         <w:rPr>
           <w:lang w:val="zh_TW" w:bidi="zh_TW"/>
         </w:rPr>
         <w:t>節）；接著又說只准男丁前去（</w:t>
       </w:r>
-      <w:hyperlink r:id="rId124">
-        <w:r>
-          <w:rPr>
-            <w:lang w:val="zh_TW" w:bidi="zh_TW"/>
-          </w:rPr>
-          <w:rPr>
-            <w:color w:val="0000EE"/>
-            <w:u w:val="single"/>
-          </w:rPr>
-          <w:t>10:11</w:t>
-        </w:r>
-      </w:hyperlink>
+      <w:r>
+        <w:rPr>
+          <w:lang w:val="zh_TW" w:bidi="zh_TW"/>
+        </w:rPr>
+        <w:t>10:11</w:t>
+      </w:r>
       <w:r>
         <w:rPr>
           <w:lang w:val="zh_TW" w:bidi="zh_TW"/>
         </w:rPr>
         <w:t>）；後來又允許百姓離開，卻要求把牛群羊群留下作為擔保（</w:t>
       </w:r>
-      <w:hyperlink r:id="rId125">
-        <w:r>
-          <w:rPr>
-            <w:lang w:val="zh_TW" w:bidi="zh_TW"/>
-          </w:rPr>
-          <w:rPr>
-            <w:color w:val="0000EE"/>
-            <w:u w:val="single"/>
-          </w:rPr>
-          <w:t>24</w:t>
-        </w:r>
-      </w:hyperlink>
+      <w:r>
+        <w:rPr>
+          <w:lang w:val="zh_TW" w:bidi="zh_TW"/>
+        </w:rPr>
+        <w:t>24</w:t>
+      </w:r>
       <w:r>
         <w:rPr>
           <w:lang w:val="zh_TW" w:bidi="zh_TW"/>
         </w:rPr>
         <w:t>節）。然而，法老終究明白，面對神的命令，人不能這樣討價還價。到了發生長子死亡之災後，法老終於願意讓以色列人離開（</w:t>
       </w:r>
-      <w:hyperlink r:id="rId126">
-        <w:r>
-          <w:rPr>
-            <w:lang w:val="zh_TW" w:bidi="zh_TW"/>
-          </w:rPr>
-          <w:rPr>
-            <w:color w:val="0000EE"/>
-            <w:u w:val="single"/>
-          </w:rPr>
-          <w:t>12:31–33</w:t>
-        </w:r>
-      </w:hyperlink>
+      <w:r>
+        <w:rPr>
+          <w:lang w:val="zh_TW" w:bidi="zh_TW"/>
+        </w:rPr>
+        <w:t>12:31–33</w:t>
+      </w:r>
       <w:r>
         <w:rPr>
           <w:lang w:val="zh_TW" w:bidi="zh_TW"/>
@@ -5601,18 +4851,12 @@
         </w:rPr>
         <w:t>從這個角度來看，十災的整個記載就是一場爭戰。有人認為，這是作為先知典範的摩西（</w:t>
       </w:r>
-      <w:hyperlink r:id="rId127">
-        <w:r>
-          <w:rPr>
-            <w:lang w:val="zh_TW" w:bidi="zh_TW"/>
-          </w:rPr>
-          <w:rPr>
-            <w:color w:val="0000EE"/>
-            <w:u w:val="single"/>
-          </w:rPr>
-          <w:t>申18:15</w:t>
-        </w:r>
-      </w:hyperlink>
+      <w:r>
+        <w:rPr>
+          <w:lang w:val="zh_TW" w:bidi="zh_TW"/>
+        </w:rPr>
+        <w:t>申18:15</w:t>
+      </w:r>
       <w:r>
         <w:rPr>
           <w:lang w:val="zh_TW" w:bidi="zh_TW"/>
@@ -5644,18 +4888,12 @@
         </w:rPr>
         <w:t>我們不知道神是如何降下十災的；有些人甚至認為，既然神可以隨自己的旨意採用任何方式，探究這個問題並沒有意義。然而，聖經記載神用強烈的東風使「紅海」的水退去（</w:t>
       </w:r>
-      <w:hyperlink r:id="rId128">
-        <w:r>
-          <w:rPr>
-            <w:lang w:val="zh_TW" w:bidi="zh_TW"/>
-          </w:rPr>
-          <w:rPr>
-            <w:color w:val="0000EE"/>
-            <w:u w:val="single"/>
-          </w:rPr>
-          <w:t>出14:21</w:t>
-        </w:r>
-      </w:hyperlink>
+      <w:r>
+        <w:rPr>
+          <w:lang w:val="zh_TW" w:bidi="zh_TW"/>
+        </w:rPr>
+        <w:t>出14:21</w:t>
+      </w:r>
       <w:r>
         <w:rPr>
           <w:lang w:val="zh_TW" w:bidi="zh_TW"/>
@@ -5704,18 +4942,12 @@
         </w:rPr>
         <w:t>如果我們認為接下來的是成群的蒼蠅，那麼整個過程就完全符合神的安排。遍地堆積的青蛙屍體、洪水留下的大量垃圾（其中當然包括污水），再加上混濁惡臭的尼羅河水，都成了蒼蠅最理想的繁殖地方。此外，有些猶太解經家認為，這些蒼蠅是會叮咬人的蒼蠅（類似牛虻或馬蠅），可能就是牲畜染病的媒介。現代解經家則提出，這可能是一種今天當地仍然存在的蒼蠅，能在腐爛的植物中迅速繁殖。這些蒼蠅加上災中提到的灰（</w:t>
       </w:r>
-      <w:hyperlink r:id="rId100">
-        <w:r>
-          <w:rPr>
-            <w:lang w:val="zh_TW" w:bidi="zh_TW"/>
-          </w:rPr>
-          <w:rPr>
-            <w:color w:val="0000EE"/>
-            <w:u w:val="single"/>
-          </w:rPr>
-          <w:t>9:9</w:t>
-        </w:r>
-      </w:hyperlink>
+      <w:r>
+        <w:rPr>
+          <w:lang w:val="zh_TW" w:bidi="zh_TW"/>
+        </w:rPr>
+        <w:t>9:9</w:t>
+      </w:r>
       <w:r>
         <w:rPr>
           <w:lang w:val="zh_TW" w:bidi="zh_TW"/>
@@ -5736,18 +4968,12 @@
         </w:rPr>
         <w:t>同樣地，在神的攝理之下，如果以色列人沒有住在尼羅河三角洲、也沒有居住在尼羅河沿岸，而是集中住在東面的圖米拉特谷（Wadi Tumilat），他們就可以免受這些災害的影響。法老也注意到了這一點（</w:t>
       </w:r>
-      <w:hyperlink r:id="rId129">
-        <w:r>
-          <w:rPr>
-            <w:lang w:val="zh_TW" w:bidi="zh_TW"/>
-          </w:rPr>
-          <w:rPr>
-            <w:color w:val="0000EE"/>
-            <w:u w:val="single"/>
-          </w:rPr>
-          <w:t>9:7</w:t>
-        </w:r>
-      </w:hyperlink>
+      <w:r>
+        <w:rPr>
+          <w:lang w:val="zh_TW" w:bidi="zh_TW"/>
+        </w:rPr>
+        <w:t>9:7</w:t>
+      </w:r>
       <w:r>
         <w:rPr>
           <w:lang w:val="zh_TW" w:bidi="zh_TW"/>
@@ -5768,54 +4994,36 @@
         </w:rPr>
         <w:t>冰雹夾著猛烈的雷暴（</w:t>
       </w:r>
-      <w:hyperlink r:id="rId90">
-        <w:r>
-          <w:rPr>
-            <w:lang w:val="zh_TW" w:bidi="zh_TW"/>
-          </w:rPr>
-          <w:rPr>
-            <w:color w:val="0000EE"/>
-            <w:u w:val="single"/>
-          </w:rPr>
-          <w:t>9:24</w:t>
-        </w:r>
-      </w:hyperlink>
+      <w:r>
+        <w:rPr>
+          <w:lang w:val="zh_TW" w:bidi="zh_TW"/>
+        </w:rPr>
+        <w:t>9:24</w:t>
+      </w:r>
       <w:r>
         <w:rPr>
           <w:lang w:val="zh_TW" w:bidi="zh_TW"/>
         </w:rPr>
         <w:t>），雖然在埃及相當少見，卻不難用自然現象解釋，尤其是在兩側都是炎熱乾燥沙漠的尼羅河谷這種「漏斗形」地形中。至於冰雹的猛烈程度（這種情況在巴勒斯坦較常見），聖經中也有類似的例子（</w:t>
       </w:r>
-      <w:hyperlink r:id="rId130">
-        <w:r>
-          <w:rPr>
-            <w:lang w:val="zh_TW" w:bidi="zh_TW"/>
-          </w:rPr>
-          <w:rPr>
-            <w:color w:val="0000EE"/>
-            <w:u w:val="single"/>
-          </w:rPr>
-          <w:t>書10:11</w:t>
-        </w:r>
-      </w:hyperlink>
+      <w:r>
+        <w:rPr>
+          <w:lang w:val="zh_TW" w:bidi="zh_TW"/>
+        </w:rPr>
+        <w:t>書10:11</w:t>
+      </w:r>
       <w:r>
         <w:rPr>
           <w:lang w:val="zh_TW" w:bidi="zh_TW"/>
         </w:rPr>
         <w:t>）。關於這一災，經文還順帶提供了一個重要的時間線索，就是冰雹毀壞農作物時，各種作物正處於不同的生長階段（</w:t>
       </w:r>
-      <w:hyperlink r:id="rId93">
-        <w:r>
-          <w:rPr>
-            <w:lang w:val="zh_TW" w:bidi="zh_TW"/>
-          </w:rPr>
-          <w:rPr>
-            <w:color w:val="0000EE"/>
-            <w:u w:val="single"/>
-          </w:rPr>
-          <w:t>出9:31–32</w:t>
-        </w:r>
-      </w:hyperlink>
+      <w:r>
+        <w:rPr>
+          <w:lang w:val="zh_TW" w:bidi="zh_TW"/>
+        </w:rPr>
+        <w:t>出9:31–32</w:t>
+      </w:r>
       <w:r>
         <w:rPr>
           <w:lang w:val="zh_TW" w:bidi="zh_TW"/>
@@ -5836,54 +5044,36 @@
         </w:rPr>
         <w:t>至於蝗災，經文清楚指出神運用了自然界的力量：東風把蝗蟲吹來，海風又把蝗蟲吹走（</w:t>
       </w:r>
-      <w:hyperlink r:id="rId131">
-        <w:r>
-          <w:rPr>
-            <w:lang w:val="zh_TW" w:bidi="zh_TW"/>
-          </w:rPr>
-          <w:rPr>
-            <w:color w:val="0000EE"/>
-            <w:u w:val="single"/>
-          </w:rPr>
-          <w:t>10:13</w:t>
-        </w:r>
-      </w:hyperlink>
+      <w:r>
+        <w:rPr>
+          <w:lang w:val="zh_TW" w:bidi="zh_TW"/>
+        </w:rPr>
+        <w:t>10:13</w:t>
+      </w:r>
       <w:r>
         <w:rPr>
           <w:lang w:val="zh_TW" w:bidi="zh_TW"/>
         </w:rPr>
         <w:t>、</w:t>
       </w:r>
-      <w:hyperlink r:id="rId131">
-        <w:r>
-          <w:rPr>
-            <w:lang w:val="zh_TW" w:bidi="zh_TW"/>
-          </w:rPr>
-          <w:rPr>
-            <w:color w:val="0000EE"/>
-            <w:u w:val="single"/>
-          </w:rPr>
-          <w:t>19</w:t>
-        </w:r>
-      </w:hyperlink>
+      <w:r>
+        <w:rPr>
+          <w:lang w:val="zh_TW" w:bidi="zh_TW"/>
+        </w:rPr>
+        <w:t>19</w:t>
+      </w:r>
       <w:r>
         <w:rPr>
           <w:lang w:val="zh_TW" w:bidi="zh_TW"/>
         </w:rPr>
         <w:t>）。這一災不僅在於蝗蟲數量龐大（見</w:t>
       </w:r>
-      <w:hyperlink r:id="rId132">
-        <w:r>
-          <w:rPr>
-            <w:lang w:val="zh_TW" w:bidi="zh_TW"/>
-          </w:rPr>
-          <w:rPr>
-            <w:color w:val="0000EE"/>
-            <w:u w:val="single"/>
-          </w:rPr>
-          <w:t>珥1:1–12</w:t>
-        </w:r>
-      </w:hyperlink>
+      <w:r>
+        <w:rPr>
+          <w:lang w:val="zh_TW" w:bidi="zh_TW"/>
+        </w:rPr>
+        <w:t>珥1:1–12</w:t>
+      </w:r>
       <w:r>
         <w:rPr>
           <w:lang w:val="zh_TW" w:bidi="zh_TW"/>
@@ -5904,18 +5094,12 @@
         </w:rPr>
         <w:t>蝗蟲數量眾多，可能使大地變得昏暗（</w:t>
       </w:r>
-      <w:hyperlink r:id="rId133">
-        <w:r>
-          <w:rPr>
-            <w:lang w:val="zh_TW" w:bidi="zh_TW"/>
-          </w:rPr>
-          <w:rPr>
-            <w:color w:val="0000EE"/>
-            <w:u w:val="single"/>
-          </w:rPr>
-          <w:t>出10:15</w:t>
-        </w:r>
-      </w:hyperlink>
+      <w:r>
+        <w:rPr>
+          <w:lang w:val="zh_TW" w:bidi="zh_TW"/>
+        </w:rPr>
+        <w:t>出10:15</w:t>
+      </w:r>
       <w:r>
         <w:rPr>
           <w:lang w:val="zh_TW" w:bidi="zh_TW"/>
@@ -5962,18 +5146,12 @@
         </w:rPr>
         <w:t>至於最後一災（也就是長子之死），我們無法知道神是否使用了某種特定的疾病；聖經並沒有提供任何線索。我們只知道，埃及人遭受了這一災，以色列人卻沒有。在這災之後，以色列人獲得自由。以色列人深信，作為神的子民，神不會再使「埃及人的疾病」臨到他們（</w:t>
       </w:r>
-      <w:hyperlink r:id="rId134">
-        <w:r>
-          <w:rPr>
-            <w:lang w:val="zh_TW" w:bidi="zh_TW"/>
-          </w:rPr>
-          <w:rPr>
-            <w:color w:val="0000EE"/>
-            <w:u w:val="single"/>
-          </w:rPr>
-          <w:t>15:26</w:t>
-        </w:r>
-      </w:hyperlink>
+      <w:r>
+        <w:rPr>
+          <w:lang w:val="zh_TW" w:bidi="zh_TW"/>
+        </w:rPr>
+        <w:t>15:26</w:t>
+      </w:r>
       <w:r>
         <w:rPr>
           <w:lang w:val="zh_TW" w:bidi="zh_TW"/>
@@ -6089,180 +5267,120 @@
         </w:rPr>
         <w:t>埃及小河形成了以色列南地曠野與西奈半島之間的天然邊界，它位於迦薩（Gaza）西南約50英里（80.5公里）。埃及小河（現今稱為阿里什河谷〔Wadi el-Arish〕）只在雨季才有水流（</w:t>
       </w:r>
-      <w:hyperlink r:id="rId135">
-        <w:r>
-          <w:rPr>
-            <w:lang w:val="zh_TW" w:bidi="zh_TW"/>
-          </w:rPr>
-          <w:rPr>
-            <w:color w:val="0000EE"/>
-            <w:u w:val="single"/>
-          </w:rPr>
-          <w:t>民34:5</w:t>
-        </w:r>
-      </w:hyperlink>
+      <w:r>
+        <w:rPr>
+          <w:lang w:val="zh_TW" w:bidi="zh_TW"/>
+        </w:rPr>
+        <w:t>民34:5</w:t>
+      </w:r>
       <w:r>
         <w:rPr>
           <w:lang w:val="zh_TW" w:bidi="zh_TW"/>
         </w:rPr>
         <w:t>；</w:t>
       </w:r>
-      <w:hyperlink r:id="rId136">
-        <w:r>
-          <w:rPr>
-            <w:lang w:val="zh_TW" w:bidi="zh_TW"/>
-          </w:rPr>
-          <w:rPr>
-            <w:color w:val="0000EE"/>
-            <w:u w:val="single"/>
-          </w:rPr>
-          <w:t>書15:4</w:t>
-        </w:r>
-      </w:hyperlink>
+      <w:r>
+        <w:rPr>
+          <w:lang w:val="zh_TW" w:bidi="zh_TW"/>
+        </w:rPr>
+        <w:t>書15:4</w:t>
+      </w:r>
       <w:r>
         <w:rPr>
           <w:lang w:val="zh_TW" w:bidi="zh_TW"/>
         </w:rPr>
         <w:t>、</w:t>
       </w:r>
-      <w:hyperlink r:id="rId136">
-        <w:r>
-          <w:rPr>
-            <w:lang w:val="zh_TW" w:bidi="zh_TW"/>
-          </w:rPr>
-          <w:rPr>
-            <w:color w:val="0000EE"/>
-            <w:u w:val="single"/>
-          </w:rPr>
-          <w:t>47</w:t>
-        </w:r>
-      </w:hyperlink>
+      <w:r>
+        <w:rPr>
+          <w:lang w:val="zh_TW" w:bidi="zh_TW"/>
+        </w:rPr>
+        <w:t>47</w:t>
+      </w:r>
       <w:r>
         <w:rPr>
           <w:lang w:val="zh_TW" w:bidi="zh_TW"/>
         </w:rPr>
         <w:t>；</w:t>
       </w:r>
-      <w:hyperlink r:id="rId137">
-        <w:r>
-          <w:rPr>
-            <w:lang w:val="zh_TW" w:bidi="zh_TW"/>
-          </w:rPr>
-          <w:rPr>
-            <w:color w:val="0000EE"/>
-            <w:u w:val="single"/>
-          </w:rPr>
-          <w:t>王上8:65</w:t>
-        </w:r>
-      </w:hyperlink>
+      <w:r>
+        <w:rPr>
+          <w:lang w:val="zh_TW" w:bidi="zh_TW"/>
+        </w:rPr>
+        <w:t>王上8:65</w:t>
+      </w:r>
       <w:r>
         <w:rPr>
           <w:lang w:val="zh_TW" w:bidi="zh_TW"/>
         </w:rPr>
         <w:t>；</w:t>
       </w:r>
-      <w:hyperlink r:id="rId138">
-        <w:r>
-          <w:rPr>
-            <w:lang w:val="zh_TW" w:bidi="zh_TW"/>
-          </w:rPr>
-          <w:rPr>
-            <w:color w:val="0000EE"/>
-            <w:u w:val="single"/>
-          </w:rPr>
-          <w:t>王下24:7</w:t>
-        </w:r>
-      </w:hyperlink>
+      <w:r>
+        <w:rPr>
+          <w:lang w:val="zh_TW" w:bidi="zh_TW"/>
+        </w:rPr>
+        <w:t>王下24:7</w:t>
+      </w:r>
       <w:r>
         <w:rPr>
           <w:lang w:val="zh_TW" w:bidi="zh_TW"/>
         </w:rPr>
         <w:t>；</w:t>
       </w:r>
-      <w:hyperlink r:id="rId139">
-        <w:r>
-          <w:rPr>
-            <w:lang w:val="zh_TW" w:bidi="zh_TW"/>
-          </w:rPr>
-          <w:rPr>
-            <w:color w:val="0000EE"/>
-            <w:u w:val="single"/>
-          </w:rPr>
-          <w:t>代下7:8</w:t>
-        </w:r>
-      </w:hyperlink>
+      <w:r>
+        <w:rPr>
+          <w:lang w:val="zh_TW" w:bidi="zh_TW"/>
+        </w:rPr>
+        <w:t>代下7:8</w:t>
+      </w:r>
       <w:r>
         <w:rPr>
           <w:lang w:val="zh_TW" w:bidi="zh_TW"/>
         </w:rPr>
         <w:t>；</w:t>
       </w:r>
-      <w:hyperlink r:id="rId140">
-        <w:r>
-          <w:rPr>
-            <w:lang w:val="zh_TW" w:bidi="zh_TW"/>
-          </w:rPr>
-          <w:rPr>
-            <w:color w:val="0000EE"/>
-            <w:u w:val="single"/>
-          </w:rPr>
-          <w:t>賽27:12</w:t>
-        </w:r>
-      </w:hyperlink>
+      <w:r>
+        <w:rPr>
+          <w:lang w:val="zh_TW" w:bidi="zh_TW"/>
+        </w:rPr>
+        <w:t>賽27:12</w:t>
+      </w:r>
       <w:r>
         <w:rPr>
           <w:lang w:val="zh_TW" w:bidi="zh_TW"/>
         </w:rPr>
         <w:t>；</w:t>
       </w:r>
-      <w:hyperlink r:id="rId141">
-        <w:r>
-          <w:rPr>
-            <w:lang w:val="zh_TW" w:bidi="zh_TW"/>
-          </w:rPr>
-          <w:rPr>
-            <w:color w:val="0000EE"/>
-            <w:u w:val="single"/>
-          </w:rPr>
-          <w:t>結47:19</w:t>
-        </w:r>
-      </w:hyperlink>
+      <w:r>
+        <w:rPr>
+          <w:lang w:val="zh_TW" w:bidi="zh_TW"/>
+        </w:rPr>
+        <w:t>結47:19</w:t>
+      </w:r>
       <w:r>
         <w:rPr>
           <w:lang w:val="zh_TW" w:bidi="zh_TW"/>
         </w:rPr>
         <w:t>，</w:t>
       </w:r>
-      <w:hyperlink r:id="rId142">
-        <w:r>
-          <w:rPr>
-            <w:lang w:val="zh_TW" w:bidi="zh_TW"/>
-          </w:rPr>
-          <w:rPr>
-            <w:color w:val="0000EE"/>
-            <w:u w:val="single"/>
-          </w:rPr>
-          <w:t>48:28</w:t>
-        </w:r>
-      </w:hyperlink>
+      <w:r>
+        <w:rPr>
+          <w:lang w:val="zh_TW" w:bidi="zh_TW"/>
+        </w:rPr>
+        <w:t>48:28</w:t>
+      </w:r>
       <w:r>
         <w:rPr>
           <w:lang w:val="zh_TW" w:bidi="zh_TW"/>
         </w:rPr>
         <w:t>）。在</w:t>
       </w:r>
-      <w:hyperlink r:id="rId89">
-        <w:r>
-          <w:rPr>
-            <w:lang w:val="zh_TW" w:bidi="zh_TW"/>
-          </w:rPr>
-          <w:rPr>
-            <w:color w:val="0000EE"/>
-            <w:u w:val="single"/>
-          </w:rPr>
-          <w:t>創世記十五章18節</w:t>
-        </w:r>
-      </w:hyperlink>
+      <w:r>
+        <w:rPr>
+          <w:lang w:val="zh_TW" w:bidi="zh_TW"/>
+        </w:rPr>
+        <w:t>創世記十五章18節</w:t>
+      </w:r>
       <w:r>
         <w:rPr>
           <w:lang w:val="zh_TW" w:bidi="zh_TW"/>
@@ -6317,18 +5435,12 @@
         </w:rPr>
         <w:t>以撒為僕人在基拉耳谷所挖的井的名字 （</w:t>
       </w:r>
-      <w:hyperlink r:id="rId143">
-        <w:r>
-          <w:rPr>
-            <w:lang w:val="zh_TW" w:bidi="zh_TW"/>
-          </w:rPr>
-          <w:rPr>
-            <w:color w:val="0000EE"/>
-            <w:u w:val="single"/>
-          </w:rPr>
-          <w:t>創26:20</w:t>
-        </w:r>
-      </w:hyperlink>
+      <w:r>
+        <w:rPr>
+          <w:lang w:val="zh_TW" w:bidi="zh_TW"/>
+        </w:rPr>
+        <w:t>創26:20</w:t>
+      </w:r>
       <w:r>
         <w:rPr>
           <w:lang w:val="zh_TW" w:bidi="zh_TW"/>
@@ -6377,36 +5489,24 @@
           <w:lang w:val="zh_TW" w:bidi="zh_TW"/>
         </w:rPr>
       </w:r>
-      <w:hyperlink r:id="rId144">
-        <w:r>
-          <w:rPr>
-            <w:lang w:val="zh_TW" w:bidi="zh_TW"/>
-          </w:rPr>
-          <w:rPr>
-            <w:color w:val="0000EE"/>
-            <w:u w:val="single"/>
-          </w:rPr>
-          <w:t>創世記十二章8節</w:t>
-        </w:r>
-      </w:hyperlink>
+      <w:r>
+        <w:rPr>
+          <w:lang w:val="zh_TW" w:bidi="zh_TW"/>
+        </w:rPr>
+        <w:t>創世記十二章8節</w:t>
+      </w:r>
       <w:r>
         <w:rPr>
           <w:lang w:val="zh_TW" w:bidi="zh_TW"/>
         </w:rPr>
         <w:t>和</w:t>
       </w:r>
-      <w:hyperlink r:id="rId145">
-        <w:r>
-          <w:rPr>
-            <w:lang w:val="zh_TW" w:bidi="zh_TW"/>
-          </w:rPr>
-          <w:rPr>
-            <w:color w:val="0000EE"/>
-            <w:u w:val="single"/>
-          </w:rPr>
-          <w:t>十三章3節</w:t>
-        </w:r>
-      </w:hyperlink>
+      <w:r>
+        <w:rPr>
+          <w:lang w:val="zh_TW" w:bidi="zh_TW"/>
+        </w:rPr>
+        <w:t>十三章3節</w:t>
+      </w:r>
       <w:r>
         <w:rPr>
           <w:lang w:val="zh_TW" w:bidi="zh_TW"/>
@@ -6480,36 +5580,24 @@
         </w:rPr>
         <w:t>一座迦南城，早在亞伯拉罕時代之前便已存在（</w:t>
       </w:r>
-      <w:hyperlink r:id="rId144">
-        <w:r>
-          <w:rPr>
-            <w:lang w:val="zh_TW" w:bidi="zh_TW"/>
-          </w:rPr>
-          <w:rPr>
-            <w:color w:val="0000EE"/>
-            <w:u w:val="single"/>
-          </w:rPr>
-          <w:t>創12:8</w:t>
-        </w:r>
-      </w:hyperlink>
+      <w:r>
+        <w:rPr>
+          <w:lang w:val="zh_TW" w:bidi="zh_TW"/>
+        </w:rPr>
+        <w:t>創12:8</w:t>
+      </w:r>
       <w:r>
         <w:rPr>
           <w:lang w:val="zh_TW" w:bidi="zh_TW"/>
         </w:rPr>
         <w:t>；</w:t>
       </w:r>
-      <w:hyperlink r:id="rId145">
-        <w:r>
-          <w:rPr>
-            <w:lang w:val="zh_TW" w:bidi="zh_TW"/>
-          </w:rPr>
-          <w:rPr>
-            <w:color w:val="0000EE"/>
-            <w:u w:val="single"/>
-          </w:rPr>
-          <w:t>13:3</w:t>
-        </w:r>
-      </w:hyperlink>
+      <w:r>
+        <w:rPr>
+          <w:lang w:val="zh_TW" w:bidi="zh_TW"/>
+        </w:rPr>
+        <w:t>13:3</w:t>
+      </w:r>
       <w:r>
         <w:rPr>
           <w:lang w:val="zh_TW" w:bidi="zh_TW"/>
@@ -6530,36 +5618,24 @@
         </w:rPr>
         <w:t>後來約書亞率領以色列人進入迦南時，攻打艾城；這是他們征戰的第二座城。以色列人初次攻打艾城失敗，原因在於一名以色列人亞干違背上帝，私自取了耶利哥當滅之物。處置亞干後，以色列人再攻打艾城便獲勝（</w:t>
       </w:r>
-      <w:hyperlink r:id="rId146">
-        <w:r>
-          <w:rPr>
-            <w:lang w:val="zh_TW" w:bidi="zh_TW"/>
-          </w:rPr>
-          <w:rPr>
-            <w:color w:val="0000EE"/>
-            <w:u w:val="single"/>
-          </w:rPr>
-          <w:t>書7:1–8:2</w:t>
-        </w:r>
-      </w:hyperlink>
+      <w:r>
+        <w:rPr>
+          <w:lang w:val="zh_TW" w:bidi="zh_TW"/>
+        </w:rPr>
+        <w:t>書7:1–8:2</w:t>
+      </w:r>
       <w:r>
         <w:rPr>
           <w:lang w:val="zh_TW" w:bidi="zh_TW"/>
         </w:rPr>
         <w:t>）。約書亞擒拿艾城王，將其處死，並焚燒全城（</w:t>
       </w:r>
-      <w:hyperlink r:id="rId147">
-        <w:r>
-          <w:rPr>
-            <w:lang w:val="zh_TW" w:bidi="zh_TW"/>
-          </w:rPr>
-          <w:rPr>
-            <w:color w:val="0000EE"/>
-            <w:u w:val="single"/>
-          </w:rPr>
-          <w:t>書10:1</w:t>
-        </w:r>
-      </w:hyperlink>
+      <w:r>
+        <w:rPr>
+          <w:lang w:val="zh_TW" w:bidi="zh_TW"/>
+        </w:rPr>
+        <w:t>書10:1</w:t>
+      </w:r>
       <w:r>
         <w:rPr>
           <w:lang w:val="zh_TW" w:bidi="zh_TW"/>
@@ -6598,18 +5674,12 @@
         </w:rPr>
         <w:t>迦薩（Ayyah）位於以法蓮的村莊（</w:t>
       </w:r>
-      <w:hyperlink r:id="rId148">
-        <w:r>
-          <w:rPr>
-            <w:lang w:val="zh_TW" w:bidi="zh_TW"/>
-          </w:rPr>
-          <w:rPr>
-            <w:color w:val="0000EE"/>
-            <w:u w:val="single"/>
-          </w:rPr>
-          <w:t>代上7:28</w:t>
-        </w:r>
-      </w:hyperlink>
+      <w:r>
+        <w:rPr>
+          <w:lang w:val="zh_TW" w:bidi="zh_TW"/>
+        </w:rPr>
+        <w:t>代上7:28</w:t>
+      </w:r>
       <w:r>
         <w:rPr>
           <w:lang w:val="zh_TW" w:bidi="zh_TW"/>
@@ -6634,18 +5704,12 @@
         </w:rPr>
         <w:t>亞葉（Aiath）是亞述軍隊在前往耶路撒冷途中經過的村莊（</w:t>
       </w:r>
-      <w:hyperlink r:id="rId149">
-        <w:r>
-          <w:rPr>
-            <w:lang w:val="zh_TW" w:bidi="zh_TW"/>
-          </w:rPr>
-          <w:rPr>
-            <w:color w:val="0000EE"/>
-            <w:u w:val="single"/>
-          </w:rPr>
-          <w:t>賽10:28</w:t>
-        </w:r>
-      </w:hyperlink>
+      <w:r>
+        <w:rPr>
+          <w:lang w:val="zh_TW" w:bidi="zh_TW"/>
+        </w:rPr>
+        <w:t>賽10:28</w:t>
+      </w:r>
       <w:r>
         <w:rPr>
           <w:lang w:val="zh_TW" w:bidi="zh_TW"/>
@@ -6670,18 +5734,12 @@
         </w:rPr>
         <w:t>亞雅（Aija）是便雅憫支派的人在從被擄歸回後居住的村莊（</w:t>
       </w:r>
-      <w:hyperlink r:id="rId150">
-        <w:r>
-          <w:rPr>
-            <w:lang w:val="zh_TW" w:bidi="zh_TW"/>
-          </w:rPr>
-          <w:rPr>
-            <w:color w:val="0000EE"/>
-            <w:u w:val="single"/>
-          </w:rPr>
-          <w:t>尼11:31</w:t>
-        </w:r>
-      </w:hyperlink>
+      <w:r>
+        <w:rPr>
+          <w:lang w:val="zh_TW" w:bidi="zh_TW"/>
+        </w:rPr>
+        <w:t>尼11:31</w:t>
+      </w:r>
       <w:r>
         <w:rPr>
           <w:lang w:val="zh_TW" w:bidi="zh_TW"/>
@@ -6832,18 +5890,12 @@
         </w:rPr>
         <w:t>，也在雅歌中出現。希伯來文詞語hesed表達的是一種更高形式的愛，涉及忠誠、堅定和仁慈，有時被譯為「忠誠（loyalty，和合本譯為慈愛）」（</w:t>
       </w:r>
-      <w:hyperlink r:id="rId151">
-        <w:r>
-          <w:rPr>
-            <w:lang w:val="zh_TW" w:bidi="zh_TW"/>
-          </w:rPr>
-          <w:rPr>
-            <w:color w:val="0000EE"/>
-            <w:u w:val="single"/>
-          </w:rPr>
-          <w:t>撒下22:26</w:t>
-        </w:r>
-      </w:hyperlink>
+      <w:r>
+        <w:rPr>
+          <w:lang w:val="zh_TW" w:bidi="zh_TW"/>
+        </w:rPr>
+        <w:t>撒下22:26</w:t>
+      </w:r>
       <w:r>
         <w:rPr>
           <w:lang w:val="zh_TW" w:bidi="zh_TW"/>
@@ -6864,72 +5916,48 @@
         </w:rPr>
         <w:t>這個重要詞語的含義在</w:t>
       </w:r>
-      <w:hyperlink r:id="rId152">
-        <w:r>
-          <w:rPr>
-            <w:lang w:val="zh_TW" w:bidi="zh_TW"/>
-          </w:rPr>
-          <w:rPr>
-            <w:color w:val="0000EE"/>
-            <w:u w:val="single"/>
-          </w:rPr>
-          <w:t>何西阿書二章19至20節</w:t>
-        </w:r>
-      </w:hyperlink>
+      <w:r>
+        <w:rPr>
+          <w:lang w:val="zh_TW" w:bidi="zh_TW"/>
+        </w:rPr>
+        <w:t>何西阿書二章19至20節</w:t>
+      </w:r>
       <w:r>
         <w:rPr>
           <w:lang w:val="zh_TW" w:bidi="zh_TW"/>
         </w:rPr>
         <w:t>中表達得很清楚：「我必聘你永遠歸我為妻，以仁義、公平、慈愛、憐憫聘你歸我；也以誠實聘你歸我，你就必認識我─耶和華」；在</w:t>
       </w:r>
-      <w:hyperlink r:id="rId153">
-        <w:r>
-          <w:rPr>
-            <w:lang w:val="zh_TW" w:bidi="zh_TW"/>
-          </w:rPr>
-          <w:rPr>
-            <w:color w:val="0000EE"/>
-            <w:u w:val="single"/>
-          </w:rPr>
-          <w:t>約伯記六章14至15節</w:t>
-        </w:r>
-      </w:hyperlink>
+      <w:r>
+        <w:rPr>
+          <w:lang w:val="zh_TW" w:bidi="zh_TW"/>
+        </w:rPr>
+        <w:t>約伯記六章14至15節</w:t>
+      </w:r>
       <w:r>
         <w:rPr>
           <w:lang w:val="zh_TW" w:bidi="zh_TW"/>
         </w:rPr>
         <w:t>中，將慈愛與背叛作對比；以及在</w:t>
       </w:r>
-      <w:hyperlink r:id="rId154">
-        <w:r>
-          <w:rPr>
-            <w:lang w:val="zh_TW" w:bidi="zh_TW"/>
-          </w:rPr>
-          <w:rPr>
-            <w:color w:val="0000EE"/>
-            <w:u w:val="single"/>
-          </w:rPr>
-          <w:t>撒母耳記上二十章8節</w:t>
-        </w:r>
-      </w:hyperlink>
+      <w:r>
+        <w:rPr>
+          <w:lang w:val="zh_TW" w:bidi="zh_TW"/>
+        </w:rPr>
+        <w:t>撒母耳記上二十章8節</w:t>
+      </w:r>
       <w:r>
         <w:rPr>
           <w:lang w:val="zh_TW" w:bidi="zh_TW"/>
         </w:rPr>
         <w:t>中，提到立約的慈愛。神這種堅定不移、穩固的愛，與異教神祇那不可預測、反覆無常的情緒形成鮮明對比。Hesed不是對美、優點或仁慈的情感反應，而是一種道德態度，致力於他人的福祉，不論那個人是否可愛、有價值或有回應（見</w:t>
       </w:r>
-      <w:hyperlink r:id="rId155">
-        <w:r>
-          <w:rPr>
-            <w:lang w:val="zh_TW" w:bidi="zh_TW"/>
-          </w:rPr>
-          <w:rPr>
-            <w:color w:val="0000EE"/>
-            <w:u w:val="single"/>
-          </w:rPr>
-          <w:t>申7:7–9</w:t>
-        </w:r>
-      </w:hyperlink>
+      <w:r>
+        <w:rPr>
+          <w:lang w:val="zh_TW" w:bidi="zh_TW"/>
+        </w:rPr>
+        <w:t>申7:7–9</w:t>
+      </w:r>
       <w:r>
         <w:rPr>
           <w:lang w:val="zh_TW" w:bidi="zh_TW"/>
@@ -6950,72 +5978,48 @@
         </w:rPr>
         <w:t>這種持久的忠誠，根植於堅定不移的善意目的，可能是嚴厲的、決意要管教任性的子民，正如幾位先知所警告的。但神的愛不會改變。即使在被擄和失敗中，這愛仍以無限的耐心持續存在，既不縱容邪惡，也不放棄作惡者。這愛內含仁慈、溫柔和憐憫（</w:t>
       </w:r>
-      <w:hyperlink r:id="rId156">
-        <w:r>
-          <w:rPr>
-            <w:lang w:val="zh_TW" w:bidi="zh_TW"/>
-          </w:rPr>
-          <w:rPr>
-            <w:color w:val="0000EE"/>
-            <w:u w:val="single"/>
-          </w:rPr>
-          <w:t>詩86:15</w:t>
-        </w:r>
-      </w:hyperlink>
+      <w:r>
+        <w:rPr>
+          <w:lang w:val="zh_TW" w:bidi="zh_TW"/>
+        </w:rPr>
+        <w:t>詩86:15</w:t>
+      </w:r>
       <w:r>
         <w:rPr>
           <w:lang w:val="zh_TW" w:bidi="zh_TW"/>
         </w:rPr>
         <w:t>，</w:t>
       </w:r>
-      <w:hyperlink r:id="rId157">
-        <w:r>
-          <w:rPr>
-            <w:lang w:val="zh_TW" w:bidi="zh_TW"/>
-          </w:rPr>
-          <w:rPr>
-            <w:color w:val="0000EE"/>
-            <w:u w:val="single"/>
-          </w:rPr>
-          <w:t>103:1–18</w:t>
-        </w:r>
-      </w:hyperlink>
+      <w:r>
+        <w:rPr>
+          <w:lang w:val="zh_TW" w:bidi="zh_TW"/>
+        </w:rPr>
+        <w:t>103:1–18</w:t>
+      </w:r>
       <w:r>
         <w:rPr>
           <w:lang w:val="zh_TW" w:bidi="zh_TW"/>
         </w:rPr>
         <w:t>，</w:t>
       </w:r>
-      <w:hyperlink r:id="rId158">
-        <w:r>
-          <w:rPr>
-            <w:lang w:val="zh_TW" w:bidi="zh_TW"/>
-          </w:rPr>
-          <w:rPr>
-            <w:color w:val="0000EE"/>
-            <w:u w:val="single"/>
-          </w:rPr>
-          <w:t>136篇</w:t>
-        </w:r>
-      </w:hyperlink>
+      <w:r>
+        <w:rPr>
+          <w:lang w:val="zh_TW" w:bidi="zh_TW"/>
+        </w:rPr>
+        <w:t>136篇</w:t>
+      </w:r>
       <w:r>
         <w:rPr>
           <w:lang w:val="zh_TW" w:bidi="zh_TW"/>
         </w:rPr>
         <w:t>；</w:t>
       </w:r>
-      <w:hyperlink r:id="rId159">
-        <w:r>
-          <w:rPr>
-            <w:lang w:val="zh_TW" w:bidi="zh_TW"/>
-          </w:rPr>
-          <w:rPr>
-            <w:color w:val="0000EE"/>
-            <w:u w:val="single"/>
-          </w:rPr>
-          <w:t>何11:1–4</w:t>
-        </w:r>
-      </w:hyperlink>
+      <w:r>
+        <w:rPr>
+          <w:lang w:val="zh_TW" w:bidi="zh_TW"/>
+        </w:rPr>
+        <w:t>何11:1–4</w:t>
+      </w:r>
       <w:r>
         <w:rPr>
           <w:lang w:val="zh_TW" w:bidi="zh_TW"/>
@@ -7036,66 +6040,42 @@
         </w:rPr>
         <w:t>然而，神期待人有所回應。律法要求要全心全意地愛神，並感謝神對以色列的揀選和救贖（</w:t>
       </w:r>
-      <w:hyperlink r:id="rId160">
-        <w:r>
-          <w:rPr>
-            <w:lang w:val="zh_TW" w:bidi="zh_TW"/>
-          </w:rPr>
-          <w:rPr>
-            <w:color w:val="0000EE"/>
-            <w:u w:val="single"/>
-          </w:rPr>
-          <w:t>申6:20–25</w:t>
-        </w:r>
-      </w:hyperlink>
+      <w:r>
+        <w:rPr>
+          <w:lang w:val="zh_TW" w:bidi="zh_TW"/>
+        </w:rPr>
+        <w:t>申6:20–25</w:t>
+      </w:r>
       <w:r>
         <w:rPr>
           <w:lang w:val="zh_TW" w:bidi="zh_TW"/>
         </w:rPr>
         <w:t>）。這應該在敬拜中表現出來，尤其是在對待窮人、無助的人、寄居者、奴隸、寡婦以及所有受壓迫和殘酷對待的人時顯現出來。何西阿同樣期望人與人之間堅定的愛源於神對人的堅定不移的愛（</w:t>
       </w:r>
-      <w:hyperlink r:id="rId161">
-        <w:r>
-          <w:rPr>
-            <w:lang w:val="zh_TW" w:bidi="zh_TW"/>
-          </w:rPr>
-          <w:rPr>
-            <w:color w:val="0000EE"/>
-            <w:u w:val="single"/>
-          </w:rPr>
-          <w:t>何6:6，</w:t>
-        </w:r>
-      </w:hyperlink>
-      <w:hyperlink r:id="rId162">
-        <w:r>
-          <w:rPr>
-            <w:lang w:val="zh_TW" w:bidi="zh_TW"/>
-          </w:rPr>
-          <w:rPr>
-            <w:color w:val="0000EE"/>
-            <w:u w:val="single"/>
-          </w:rPr>
-          <w:t>7:1–7</w:t>
-        </w:r>
-      </w:hyperlink>
+      <w:r>
+        <w:rPr>
+          <w:lang w:val="zh_TW" w:bidi="zh_TW"/>
+        </w:rPr>
+        <w:t>何6:6，</w:t>
+      </w:r>
+      <w:r>
+        <w:rPr>
+          <w:lang w:val="zh_TW" w:bidi="zh_TW"/>
+        </w:rPr>
+        <w:t>7:1–7</w:t>
+      </w:r>
       <w:r>
         <w:rPr>
           <w:lang w:val="zh_TW" w:bidi="zh_TW"/>
         </w:rPr>
         <w:t>，</w:t>
       </w:r>
-      <w:hyperlink r:id="rId163">
-        <w:r>
-          <w:rPr>
-            <w:lang w:val="zh_TW" w:bidi="zh_TW"/>
-          </w:rPr>
-          <w:rPr>
-            <w:color w:val="0000EE"/>
-            <w:u w:val="single"/>
-          </w:rPr>
-          <w:t>10:12–13</w:t>
-        </w:r>
-      </w:hyperlink>
+      <w:r>
+        <w:rPr>
+          <w:lang w:val="zh_TW" w:bidi="zh_TW"/>
+        </w:rPr>
+        <w:t>10:12–13</w:t>
+      </w:r>
       <w:r>
         <w:rPr>
           <w:lang w:val="zh_TW" w:bidi="zh_TW"/>
@@ -7116,18 +6096,12 @@
         </w:rPr>
         <w:t>在以色列的律法和先知書中，「愛神」與「愛人如己」（</w:t>
       </w:r>
-      <w:hyperlink r:id="rId164">
-        <w:r>
-          <w:rPr>
-            <w:lang w:val="zh_TW" w:bidi="zh_TW"/>
-          </w:rPr>
-          <w:rPr>
-            <w:color w:val="0000EE"/>
-            <w:u w:val="single"/>
-          </w:rPr>
-          <w:t>利19:18</w:t>
-        </w:r>
-      </w:hyperlink>
+      <w:r>
+        <w:rPr>
+          <w:lang w:val="zh_TW" w:bidi="zh_TW"/>
+        </w:rPr>
+        <w:t>利19:18</w:t>
+      </w:r>
       <w:r>
         <w:rPr>
           <w:lang w:val="zh_TW" w:bidi="zh_TW"/>
@@ -7159,18 +6133,12 @@
         </w:rPr>
         <w:t>在描述愛的希臘詞彙中，eros（性愛）並未出現在新約中。Phileo表示自然的情感，出現約25次，philadelphia（兄弟之愛）出現5次，而philia（友誼）僅在</w:t>
       </w:r>
-      <w:hyperlink r:id="rId165">
-        <w:r>
-          <w:rPr>
-            <w:lang w:val="zh_TW" w:bidi="zh_TW"/>
-          </w:rPr>
-          <w:rPr>
-            <w:color w:val="0000EE"/>
-            <w:u w:val="single"/>
-          </w:rPr>
-          <w:t>雅歌四章4節</w:t>
-        </w:r>
-      </w:hyperlink>
+      <w:r>
+        <w:rPr>
+          <w:lang w:val="zh_TW" w:bidi="zh_TW"/>
+        </w:rPr>
+        <w:t>雅歌四章4節</w:t>
+      </w:r>
       <w:r>
         <w:rPr>
           <w:lang w:val="zh_TW" w:bidi="zh_TW"/>
@@ -7215,54 +6183,36 @@
         </w:rPr>
         <w:t>在罪惡和苦難的世界中，耶穌的神聖之愛最主要表現為對困苦者的同情和醫治，並對被排斥者和自我絕望者的救贖關懷。因此，基督所宣講的國度向貧窮的、被擄的、瞎眼的和受壓制的人提供了好消息（</w:t>
       </w:r>
-      <w:hyperlink r:id="rId166">
-        <w:r>
-          <w:rPr>
-            <w:lang w:val="zh_TW" w:bidi="zh_TW"/>
-          </w:rPr>
-          <w:rPr>
-            <w:color w:val="0000EE"/>
-            <w:u w:val="single"/>
-          </w:rPr>
-          <w:t>太11:2–5</w:t>
-        </w:r>
-      </w:hyperlink>
+      <w:r>
+        <w:rPr>
+          <w:lang w:val="zh_TW" w:bidi="zh_TW"/>
+        </w:rPr>
+        <w:t>太11:2–5</w:t>
+      </w:r>
       <w:r>
         <w:rPr>
           <w:lang w:val="zh_TW" w:bidi="zh_TW"/>
         </w:rPr>
         <w:t>；</w:t>
       </w:r>
-      <w:hyperlink r:id="rId167">
-        <w:r>
-          <w:rPr>
-            <w:lang w:val="zh_TW" w:bidi="zh_TW"/>
-          </w:rPr>
-          <w:rPr>
-            <w:color w:val="0000EE"/>
-            <w:u w:val="single"/>
-          </w:rPr>
-          <w:t>路4:18</w:t>
-        </w:r>
-      </w:hyperlink>
+      <w:r>
+        <w:rPr>
+          <w:lang w:val="zh_TW" w:bidi="zh_TW"/>
+        </w:rPr>
+        <w:t>路4:18</w:t>
+      </w:r>
       <w:r>
         <w:rPr>
           <w:lang w:val="zh_TW" w:bidi="zh_TW"/>
         </w:rPr>
         <w:t>），而耶穌對那些被排斥、被鄙視或在靈魂深處為罪而憂傷的人所採取的態度，則是保證了他們的罪得赦免，並歡迎他們回到天父的家（</w:t>
       </w:r>
-      <w:hyperlink r:id="rId168">
-        <w:r>
-          <w:rPr>
-            <w:lang w:val="zh_TW" w:bidi="zh_TW"/>
-          </w:rPr>
-          <w:rPr>
-            <w:color w:val="0000EE"/>
-            <w:u w:val="single"/>
-          </w:rPr>
-          <w:t>路15章</w:t>
-        </w:r>
-      </w:hyperlink>
+      <w:r>
+        <w:rPr>
+          <w:lang w:val="zh_TW" w:bidi="zh_TW"/>
+        </w:rPr>
+        <w:t>路15章</w:t>
+      </w:r>
       <w:r>
         <w:rPr>
           <w:lang w:val="zh_TW" w:bidi="zh_TW"/>
@@ -7283,72 +6233,48 @@
         </w:rPr>
         <w:t>此外，神聖之愛的好消息也帶來了我們自身的責任：愛神並像神那樣愛他人（</w:t>
       </w:r>
-      <w:hyperlink r:id="rId169">
-        <w:r>
-          <w:rPr>
-            <w:lang w:val="zh_TW" w:bidi="zh_TW"/>
-          </w:rPr>
-          <w:rPr>
-            <w:color w:val="0000EE"/>
-            <w:u w:val="single"/>
-          </w:rPr>
-          <w:t>太5:44–48</w:t>
-        </w:r>
-      </w:hyperlink>
+      <w:r>
+        <w:rPr>
+          <w:lang w:val="zh_TW" w:bidi="zh_TW"/>
+        </w:rPr>
+        <w:t>太5:44–48</w:t>
+      </w:r>
       <w:r>
         <w:rPr>
           <w:lang w:val="zh_TW" w:bidi="zh_TW"/>
         </w:rPr>
         <w:t>）。神的律法中的第一條也是最大的誡命是「你要……愛主你的神……其次也相倣，就是要愛人如己。這兩條誡命是律法和先知一切道理的總綱。」（</w:t>
       </w:r>
-      <w:hyperlink r:id="rId170">
-        <w:r>
-          <w:rPr>
-            <w:lang w:val="zh_TW" w:bidi="zh_TW"/>
-          </w:rPr>
-          <w:rPr>
-            <w:color w:val="0000EE"/>
-            <w:u w:val="single"/>
-          </w:rPr>
-          <w:t>太22:35–40</w:t>
-        </w:r>
-      </w:hyperlink>
+      <w:r>
+        <w:rPr>
+          <w:lang w:val="zh_TW" w:bidi="zh_TW"/>
+        </w:rPr>
+        <w:t>太22:35–40</w:t>
+      </w:r>
       <w:r>
         <w:rPr>
           <w:lang w:val="zh_TW" w:bidi="zh_TW"/>
         </w:rPr>
         <w:t>；參</w:t>
       </w:r>
-      <w:hyperlink r:id="rId164">
-        <w:r>
-          <w:rPr>
-            <w:lang w:val="zh_TW" w:bidi="zh_TW"/>
-          </w:rPr>
-          <w:rPr>
-            <w:color w:val="0000EE"/>
-            <w:u w:val="single"/>
-          </w:rPr>
-          <w:t>利19:18</w:t>
-        </w:r>
-      </w:hyperlink>
+      <w:r>
+        <w:rPr>
+          <w:lang w:val="zh_TW" w:bidi="zh_TW"/>
+        </w:rPr>
+        <w:t>利19:18</w:t>
+      </w:r>
       <w:r>
         <w:rPr>
           <w:lang w:val="zh_TW" w:bidi="zh_TW"/>
         </w:rPr>
         <w:t>；</w:t>
       </w:r>
-      <w:hyperlink r:id="rId171">
-        <w:r>
-          <w:rPr>
-            <w:lang w:val="zh_TW" w:bidi="zh_TW"/>
-          </w:rPr>
-          <w:rPr>
-            <w:color w:val="0000EE"/>
-            <w:u w:val="single"/>
-          </w:rPr>
-          <w:t>申6:5</w:t>
-        </w:r>
-      </w:hyperlink>
+      <w:r>
+        <w:rPr>
+          <w:lang w:val="zh_TW" w:bidi="zh_TW"/>
+        </w:rPr>
+        <w:t>申6:5</w:t>
+      </w:r>
       <w:r>
         <w:rPr>
           <w:lang w:val="zh_TW" w:bidi="zh_TW"/>
@@ -7383,18 +6309,12 @@
         </w:rPr>
         <w:t>對耶穌來說，最嚴重的罪是缺乏愛心，故意忽略任何可能的善行，在他人受苦時從旁邊走過，忽視門口的窮人，拒絕寬恕。缺乏愛心的罪被自以為義、好批評，以及為了維護一些微不足道的宗教儀式而忽略他人困境的宗教冷漠所加重。最後，順從或忽視愛的律法將決定每個人的永恆命運（</w:t>
       </w:r>
-      <w:hyperlink r:id="rId172">
-        <w:r>
-          <w:rPr>
-            <w:lang w:val="zh_TW" w:bidi="zh_TW"/>
-          </w:rPr>
-          <w:rPr>
-            <w:color w:val="0000EE"/>
-            <w:u w:val="single"/>
-          </w:rPr>
-          <w:t>太25:31–46</w:t>
-        </w:r>
-      </w:hyperlink>
+      <w:r>
+        <w:rPr>
+          <w:lang w:val="zh_TW" w:bidi="zh_TW"/>
+        </w:rPr>
+        <w:t>太25:31–46</w:t>
+      </w:r>
       <w:r>
         <w:rPr>
           <w:lang w:val="zh_TW" w:bidi="zh_TW"/>
@@ -7426,36 +6346,24 @@
         </w:rPr>
         <w:t>使徒教會迅速掌握了一個革命性原則，「愛」就是足夠了（Love is enough）。保羅宣稱愛成全了整個律法，幾乎是引用了耶穌的話。他對禁止姦淫、殺人、偷盜和貪婪的各種誡命的闡釋都用愛來總結，因為愛是不會做傷害鄰舍的事（</w:t>
       </w:r>
-      <w:hyperlink r:id="rId173">
-        <w:r>
-          <w:rPr>
-            <w:lang w:val="zh_TW" w:bidi="zh_TW"/>
-          </w:rPr>
-          <w:rPr>
-            <w:color w:val="0000EE"/>
-            <w:u w:val="single"/>
-          </w:rPr>
-          <w:t>羅13:8–10</w:t>
-        </w:r>
-      </w:hyperlink>
+      <w:r>
+        <w:rPr>
+          <w:lang w:val="zh_TW" w:bidi="zh_TW"/>
+        </w:rPr>
+        <w:t>羅13:8–10</w:t>
+      </w:r>
       <w:r>
         <w:rPr>
           <w:lang w:val="zh_TW" w:bidi="zh_TW"/>
         </w:rPr>
         <w:t>）。</w:t>
       </w:r>
-      <w:hyperlink r:id="rId174">
-        <w:r>
-          <w:rPr>
-            <w:lang w:val="zh_TW" w:bidi="zh_TW"/>
-          </w:rPr>
-          <w:rPr>
-            <w:color w:val="0000EE"/>
-            <w:u w:val="single"/>
-          </w:rPr>
-          <w:t>以弗所書四章25節至五章2節</w:t>
-        </w:r>
-      </w:hyperlink>
+      <w:r>
+        <w:rPr>
+          <w:lang w:val="zh_TW" w:bidi="zh_TW"/>
+        </w:rPr>
+        <w:t>以弗所書四章25節至五章2節</w:t>
+      </w:r>
       <w:r>
         <w:rPr>
           <w:lang w:val="zh_TW" w:bidi="zh_TW"/>
@@ -7476,126 +6384,84 @@
         </w:rPr>
         <w:t>對保羅來說，愛是「基督的律法」，是至高且足夠的（</w:t>
       </w:r>
-      <w:hyperlink r:id="rId175">
-        <w:r>
-          <w:rPr>
-            <w:lang w:val="zh_TW" w:bidi="zh_TW"/>
-          </w:rPr>
-          <w:rPr>
-            <w:color w:val="0000EE"/>
-            <w:u w:val="single"/>
-          </w:rPr>
-          <w:t>加5:14</w:t>
-        </w:r>
-      </w:hyperlink>
+      <w:r>
+        <w:rPr>
+          <w:lang w:val="zh_TW" w:bidi="zh_TW"/>
+        </w:rPr>
+        <w:t>加5:14</w:t>
+      </w:r>
       <w:r>
         <w:rPr>
           <w:lang w:val="zh_TW" w:bidi="zh_TW"/>
         </w:rPr>
         <w:t>，</w:t>
       </w:r>
-      <w:hyperlink r:id="rId176">
-        <w:r>
-          <w:rPr>
-            <w:lang w:val="zh_TW" w:bidi="zh_TW"/>
-          </w:rPr>
-          <w:rPr>
-            <w:color w:val="0000EE"/>
-            <w:u w:val="single"/>
-          </w:rPr>
-          <w:t>6:2</w:t>
-        </w:r>
-      </w:hyperlink>
+      <w:r>
+        <w:rPr>
+          <w:lang w:val="zh_TW" w:bidi="zh_TW"/>
+        </w:rPr>
+        <w:t>6:2</w:t>
+      </w:r>
       <w:r>
         <w:rPr>
           <w:lang w:val="zh_TW" w:bidi="zh_TW"/>
         </w:rPr>
         <w:t>），保羅清楚地定義基督教中唯一「有功效」的事情為「使人生發仁愛的信心」（</w:t>
       </w:r>
-      <w:hyperlink r:id="rId177">
-        <w:r>
-          <w:rPr>
-            <w:lang w:val="zh_TW" w:bidi="zh_TW"/>
-          </w:rPr>
-          <w:rPr>
-            <w:color w:val="0000EE"/>
-            <w:u w:val="single"/>
-          </w:rPr>
-          <w:t>5:6</w:t>
-        </w:r>
-      </w:hyperlink>
+      <w:r>
+        <w:rPr>
+          <w:lang w:val="zh_TW" w:bidi="zh_TW"/>
+        </w:rPr>
+        <w:t>5:6</w:t>
+      </w:r>
       <w:r>
         <w:rPr>
           <w:lang w:val="zh_TW" w:bidi="zh_TW"/>
         </w:rPr>
         <w:t>）。他堅持認為基督徒應當渴望的聖靈的最高彰顯是愛的「最妙的道」（</w:t>
       </w:r>
-      <w:hyperlink r:id="rId178">
-        <w:r>
-          <w:rPr>
-            <w:lang w:val="zh_TW" w:bidi="zh_TW"/>
-          </w:rPr>
-          <w:rPr>
-            <w:color w:val="0000EE"/>
-            <w:u w:val="single"/>
-          </w:rPr>
-          <w:t>林前12:27–13:13</w:t>
-        </w:r>
-      </w:hyperlink>
+      <w:r>
+        <w:rPr>
+          <w:lang w:val="zh_TW" w:bidi="zh_TW"/>
+        </w:rPr>
+        <w:t>林前12:27–13:13</w:t>
+      </w:r>
       <w:r>
         <w:rPr>
           <w:lang w:val="zh_TW" w:bidi="zh_TW"/>
         </w:rPr>
         <w:t>；參</w:t>
       </w:r>
-      <w:hyperlink r:id="rId179">
-        <w:r>
-          <w:rPr>
-            <w:lang w:val="zh_TW" w:bidi="zh_TW"/>
-          </w:rPr>
-          <w:rPr>
-            <w:color w:val="0000EE"/>
-            <w:u w:val="single"/>
-          </w:rPr>
-          <w:t>羅5:5</w:t>
-        </w:r>
-      </w:hyperlink>
+      <w:r>
+        <w:rPr>
+          <w:lang w:val="zh_TW" w:bidi="zh_TW"/>
+        </w:rPr>
+        <w:t>羅5:5</w:t>
+      </w:r>
       <w:r>
         <w:rPr>
           <w:lang w:val="zh_TW" w:bidi="zh_TW"/>
         </w:rPr>
         <w:t>；</w:t>
       </w:r>
-      <w:hyperlink r:id="rId180">
-        <w:r>
-          <w:rPr>
-            <w:lang w:val="zh_TW" w:bidi="zh_TW"/>
-          </w:rPr>
-          <w:rPr>
-            <w:color w:val="0000EE"/>
-            <w:u w:val="single"/>
-          </w:rPr>
-          <w:t>加5:22</w:t>
-        </w:r>
-      </w:hyperlink>
+      <w:r>
+        <w:rPr>
+          <w:lang w:val="zh_TW" w:bidi="zh_TW"/>
+        </w:rPr>
+        <w:t>加5:22</w:t>
+      </w:r>
       <w:r>
         <w:rPr>
           <w:lang w:val="zh_TW" w:bidi="zh_TW"/>
         </w:rPr>
         <w:t>）。在這裡，他還將愛與在哥林多所推崇的其它五種宗教熱情表達方式作對比，以顯示沒有愛的每一種熱情表達方式都是徒勞的（(</w:t>
       </w:r>
-      <w:hyperlink r:id="rId181">
-        <w:r>
-          <w:rPr>
-            <w:lang w:val="zh_TW" w:bidi="zh_TW"/>
-          </w:rPr>
-          <w:rPr>
-            <w:color w:val="0000EE"/>
-            <w:u w:val="single"/>
-          </w:rPr>
-          <w:t>林前13:1–3</w:t>
-        </w:r>
-      </w:hyperlink>
+      <w:r>
+        <w:rPr>
+          <w:lang w:val="zh_TW" w:bidi="zh_TW"/>
+        </w:rPr>
+        <w:t>林前13:1–3</w:t>
+      </w:r>
       <w:r>
         <w:rPr>
           <w:lang w:val="zh_TW" w:bidi="zh_TW"/>
@@ -7616,18 +6482,12 @@
         </w:rPr>
         <w:t>保羅對愛在行為中的描述包括慷慨、憐憫和款待；避免報復；同情；與他人一同喜樂；分擔軟弱、羞恥或需要；恢復、支持和造就他人，給予他們一切的榮譽、善良、寬恕、鼓勵；克制批評，即使是對分裂的、過於謹慎的「軟弱弟兄」的批評——這個清單幾乎是無窮無盡的。更普遍地說，愛是一種活動的品質、一種思考的品質和一種受苦的品質（</w:t>
       </w:r>
-      <w:hyperlink r:id="rId182">
-        <w:r>
-          <w:rPr>
-            <w:lang w:val="zh_TW" w:bidi="zh_TW"/>
-          </w:rPr>
-          <w:rPr>
-            <w:color w:val="0000EE"/>
-            <w:u w:val="single"/>
-          </w:rPr>
-          <w:t>林前13:4–8</w:t>
-        </w:r>
-      </w:hyperlink>
+      <w:r>
+        <w:rPr>
+          <w:lang w:val="zh_TW" w:bidi="zh_TW"/>
+        </w:rPr>
+        <w:t>林前13:4–8</w:t>
+      </w:r>
       <w:r>
         <w:rPr>
           <w:lang w:val="zh_TW" w:bidi="zh_TW"/>
@@ -7648,180 +6508,120 @@
         </w:rPr>
         <w:t>依據保羅的說法，神向我們顯明了祂的愛是因著基督為我們死。因著祂的大愛，使我們在基督裡活著；我們在這愛中生活，靠著它我們得勝，沒有什麼能使我們與這愛隔絕（</w:t>
       </w:r>
-      <w:hyperlink r:id="rId183">
-        <w:r>
-          <w:rPr>
-            <w:lang w:val="zh_TW" w:bidi="zh_TW"/>
-          </w:rPr>
-          <w:rPr>
-            <w:color w:val="0000EE"/>
-            <w:u w:val="single"/>
-          </w:rPr>
-          <w:t>羅5:8</w:t>
-        </w:r>
-      </w:hyperlink>
+      <w:r>
+        <w:rPr>
+          <w:lang w:val="zh_TW" w:bidi="zh_TW"/>
+        </w:rPr>
+        <w:t>羅5:8</w:t>
+      </w:r>
       <w:r>
         <w:rPr>
           <w:lang w:val="zh_TW" w:bidi="zh_TW"/>
         </w:rPr>
         <w:t>，</w:t>
       </w:r>
-      <w:hyperlink r:id="rId184">
-        <w:r>
-          <w:rPr>
-            <w:lang w:val="zh_TW" w:bidi="zh_TW"/>
-          </w:rPr>
-          <w:rPr>
-            <w:color w:val="0000EE"/>
-            <w:u w:val="single"/>
-          </w:rPr>
-          <w:t>8:32–39</w:t>
-        </w:r>
-      </w:hyperlink>
+      <w:r>
+        <w:rPr>
+          <w:lang w:val="zh_TW" w:bidi="zh_TW"/>
+        </w:rPr>
+        <w:t>8:32–39</w:t>
+      </w:r>
       <w:r>
         <w:rPr>
           <w:lang w:val="zh_TW" w:bidi="zh_TW"/>
         </w:rPr>
         <w:t>；</w:t>
       </w:r>
-      <w:hyperlink r:id="rId185">
-        <w:r>
-          <w:rPr>
-            <w:lang w:val="zh_TW" w:bidi="zh_TW"/>
-          </w:rPr>
-          <w:rPr>
-            <w:color w:val="0000EE"/>
-            <w:u w:val="single"/>
-          </w:rPr>
-          <w:t>林後13:14</w:t>
-        </w:r>
-      </w:hyperlink>
+      <w:r>
+        <w:rPr>
+          <w:lang w:val="zh_TW" w:bidi="zh_TW"/>
+        </w:rPr>
+        <w:t>林後13:14</w:t>
+      </w:r>
       <w:r>
         <w:rPr>
           <w:lang w:val="zh_TW" w:bidi="zh_TW"/>
         </w:rPr>
         <w:t>；</w:t>
       </w:r>
-      <w:hyperlink r:id="rId186">
-        <w:r>
-          <w:rPr>
-            <w:lang w:val="zh_TW" w:bidi="zh_TW"/>
-          </w:rPr>
-          <w:rPr>
-            <w:color w:val="0000EE"/>
-            <w:u w:val="single"/>
-          </w:rPr>
-          <w:t>弗2:4</w:t>
-        </w:r>
-      </w:hyperlink>
+      <w:r>
+        <w:rPr>
+          <w:lang w:val="zh_TW" w:bidi="zh_TW"/>
+        </w:rPr>
+        <w:t>弗2:4</w:t>
+      </w:r>
       <w:r>
         <w:rPr>
           <w:lang w:val="zh_TW" w:bidi="zh_TW"/>
         </w:rPr>
         <w:t>；</w:t>
       </w:r>
-      <w:hyperlink r:id="rId187">
-        <w:r>
-          <w:rPr>
-            <w:lang w:val="zh_TW" w:bidi="zh_TW"/>
-          </w:rPr>
-          <w:rPr>
-            <w:color w:val="0000EE"/>
-            <w:u w:val="single"/>
-          </w:rPr>
-          <w:t>帖後2:16</w:t>
-        </w:r>
-      </w:hyperlink>
+      <w:r>
+        <w:rPr>
+          <w:lang w:val="zh_TW" w:bidi="zh_TW"/>
+        </w:rPr>
+        <w:t>帖後2:16</w:t>
+      </w:r>
       <w:r>
         <w:rPr>
           <w:lang w:val="zh_TW" w:bidi="zh_TW"/>
         </w:rPr>
         <w:t>；</w:t>
       </w:r>
-      <w:hyperlink r:id="rId188">
-        <w:r>
-          <w:rPr>
-            <w:lang w:val="zh_TW" w:bidi="zh_TW"/>
-          </w:rPr>
-          <w:rPr>
-            <w:color w:val="0000EE"/>
-            <w:u w:val="single"/>
-          </w:rPr>
-          <w:t>多3:4–5</w:t>
-        </w:r>
-      </w:hyperlink>
+      <w:r>
+        <w:rPr>
+          <w:lang w:val="zh_TW" w:bidi="zh_TW"/>
+        </w:rPr>
+        <w:t>多3:4–5</w:t>
+      </w:r>
       <w:r>
         <w:rPr>
           <w:lang w:val="zh_TW" w:bidi="zh_TW"/>
         </w:rPr>
         <w:t>）。我們的愛反映了最初「澆灌在我們心裡」的愛（</w:t>
       </w:r>
-      <w:hyperlink r:id="rId179">
-        <w:r>
-          <w:rPr>
-            <w:lang w:val="zh_TW" w:bidi="zh_TW"/>
-          </w:rPr>
-          <w:rPr>
-            <w:color w:val="0000EE"/>
-            <w:u w:val="single"/>
-          </w:rPr>
-          <w:t>羅5:5</w:t>
-        </w:r>
-      </w:hyperlink>
+      <w:r>
+        <w:rPr>
+          <w:lang w:val="zh_TW" w:bidi="zh_TW"/>
+        </w:rPr>
+        <w:t>羅5:5</w:t>
+      </w:r>
       <w:r>
         <w:rPr>
           <w:lang w:val="zh_TW" w:bidi="zh_TW"/>
         </w:rPr>
         <w:t>），並且指向基督（</w:t>
       </w:r>
-      <w:hyperlink r:id="rId189">
-        <w:r>
-          <w:rPr>
-            <w:lang w:val="zh_TW" w:bidi="zh_TW"/>
-          </w:rPr>
-          <w:rPr>
-            <w:color w:val="0000EE"/>
-            <w:u w:val="single"/>
-          </w:rPr>
-          <w:t>林前7章</w:t>
-        </w:r>
-      </w:hyperlink>
+      <w:r>
+        <w:rPr>
+          <w:lang w:val="zh_TW" w:bidi="zh_TW"/>
+        </w:rPr>
+        <w:t>林前7章</w:t>
+      </w:r>
       <w:r>
         <w:rPr>
           <w:lang w:val="zh_TW" w:bidi="zh_TW"/>
         </w:rPr>
         <w:t>，</w:t>
       </w:r>
-      <w:hyperlink r:id="rId190">
-        <w:r>
-          <w:rPr>
-            <w:lang w:val="zh_TW" w:bidi="zh_TW"/>
-          </w:rPr>
-          <w:rPr>
-            <w:color w:val="0000EE"/>
-            <w:u w:val="single"/>
-          </w:rPr>
-          <w:t>16:22</w:t>
-        </w:r>
-      </w:hyperlink>
+      <w:r>
+        <w:rPr>
+          <w:lang w:val="zh_TW" w:bidi="zh_TW"/>
+        </w:rPr>
+        <w:t>16:22</w:t>
+      </w:r>
       <w:r>
         <w:rPr>
           <w:lang w:val="zh_TW" w:bidi="zh_TW"/>
         </w:rPr>
         <w:t>；</w:t>
       </w:r>
-      <w:hyperlink r:id="rId191">
-        <w:r>
-          <w:rPr>
-            <w:lang w:val="zh_TW" w:bidi="zh_TW"/>
-          </w:rPr>
-          <w:rPr>
-            <w:color w:val="0000EE"/>
-            <w:u w:val="single"/>
-          </w:rPr>
-          <w:t>弗6:24</w:t>
-        </w:r>
-      </w:hyperlink>
+      <w:r>
+        <w:rPr>
+          <w:lang w:val="zh_TW" w:bidi="zh_TW"/>
+        </w:rPr>
+        <w:t>弗6:24</w:t>
+      </w:r>
       <w:r>
         <w:rPr>
           <w:lang w:val="zh_TW" w:bidi="zh_TW"/>
@@ -7853,90 +6653,60 @@
         </w:rPr>
         <w:t>約翰後來回憶並反思的內容，構成了聖經中關於愛的教導的冠冕。對約翰來說，愛是所有事情的基礎——「神愛世人」（</w:t>
       </w:r>
-      <w:hyperlink r:id="rId192">
-        <w:r>
-          <w:rPr>
-            <w:lang w:val="zh_TW" w:bidi="zh_TW"/>
-          </w:rPr>
-          <w:rPr>
-            <w:color w:val="0000EE"/>
-            <w:u w:val="single"/>
-          </w:rPr>
-          <w:t>約3:16</w:t>
-        </w:r>
-      </w:hyperlink>
+      <w:r>
+        <w:rPr>
+          <w:lang w:val="zh_TW" w:bidi="zh_TW"/>
+        </w:rPr>
+        <w:t>約3:16</w:t>
+      </w:r>
       <w:r>
         <w:rPr>
           <w:lang w:val="zh_TW" w:bidi="zh_TW"/>
         </w:rPr>
         <w:t>，</w:t>
       </w:r>
-      <w:hyperlink r:id="rId193">
-        <w:r>
-          <w:rPr>
-            <w:lang w:val="zh_TW" w:bidi="zh_TW"/>
-          </w:rPr>
-          <w:rPr>
-            <w:color w:val="0000EE"/>
-            <w:u w:val="single"/>
-          </w:rPr>
-          <w:t>16:27</w:t>
-        </w:r>
-      </w:hyperlink>
+      <w:r>
+        <w:rPr>
+          <w:lang w:val="zh_TW" w:bidi="zh_TW"/>
+        </w:rPr>
+        <w:t>16:27</w:t>
+      </w:r>
       <w:r>
         <w:rPr>
           <w:lang w:val="zh_TW" w:bidi="zh_TW"/>
         </w:rPr>
         <w:t>，</w:t>
       </w:r>
-      <w:hyperlink r:id="rId194">
-        <w:r>
-          <w:rPr>
-            <w:lang w:val="zh_TW" w:bidi="zh_TW"/>
-          </w:rPr>
-          <w:rPr>
-            <w:color w:val="0000EE"/>
-            <w:u w:val="single"/>
-          </w:rPr>
-          <w:t>17:23</w:t>
-        </w:r>
-      </w:hyperlink>
+      <w:r>
+        <w:rPr>
+          <w:lang w:val="zh_TW" w:bidi="zh_TW"/>
+        </w:rPr>
+        <w:t>17:23</w:t>
+      </w:r>
       <w:r>
         <w:rPr>
           <w:lang w:val="zh_TW" w:bidi="zh_TW"/>
         </w:rPr>
         <w:t>）。這就是我們認識愛的根本：基督為我們捨命（</w:t>
       </w:r>
-      <w:hyperlink r:id="rId195">
-        <w:r>
-          <w:rPr>
-            <w:lang w:val="zh_TW" w:bidi="zh_TW"/>
-          </w:rPr>
-          <w:rPr>
-            <w:color w:val="0000EE"/>
-            <w:u w:val="single"/>
-          </w:rPr>
-          <w:t>約一3:16</w:t>
-        </w:r>
-      </w:hyperlink>
+      <w:r>
+        <w:rPr>
+          <w:lang w:val="zh_TW" w:bidi="zh_TW"/>
+        </w:rPr>
+        <w:t>約一3:16</w:t>
+      </w:r>
       <w:r>
         <w:rPr>
           <w:lang w:val="zh_TW" w:bidi="zh_TW"/>
         </w:rPr>
         <w:t>）。父、子和門徒之間的相互的愛，一定是基督教的基本事實，因為神自己就是愛（</w:t>
       </w:r>
-      <w:hyperlink r:id="rId196">
-        <w:r>
-          <w:rPr>
-            <w:lang w:val="zh_TW" w:bidi="zh_TW"/>
-          </w:rPr>
-          <w:rPr>
-            <w:color w:val="0000EE"/>
-            <w:u w:val="single"/>
-          </w:rPr>
-          <w:t>4:8、16</w:t>
-        </w:r>
-      </w:hyperlink>
+      <w:r>
+        <w:rPr>
+          <w:lang w:val="zh_TW" w:bidi="zh_TW"/>
+        </w:rPr>
+        <w:t>4:8、16</w:t>
+      </w:r>
       <w:r>
         <w:rPr>
           <w:lang w:val="zh_TW" w:bidi="zh_TW"/>
@@ -7957,18 +6727,12 @@
         </w:rPr>
         <w:t>我們藉著道成肉身和十字架知道這一點（</w:t>
       </w:r>
-      <w:hyperlink r:id="rId197">
-        <w:r>
-          <w:rPr>
-            <w:lang w:val="zh_TW" w:bidi="zh_TW"/>
-          </w:rPr>
-          <w:rPr>
-            <w:color w:val="0000EE"/>
-            <w:u w:val="single"/>
-          </w:rPr>
-          <w:t>約一4:9–10</w:t>
-        </w:r>
-      </w:hyperlink>
+      <w:r>
+        <w:rPr>
+          <w:lang w:val="zh_TW" w:bidi="zh_TW"/>
+        </w:rPr>
+        <w:t>約一4:9–10</w:t>
+      </w:r>
       <w:r>
         <w:rPr>
           <w:lang w:val="zh_TW" w:bidi="zh_TW"/>
@@ -8003,90 +6767,60 @@
         </w:rPr>
         <w:t>這種對基督徒之間的互愛的強調，被認為是耶穌所要求的愛的一個嚴重限制。「你的弟兄」似乎取代了「你的鄰舍」。在這方面，耶穌在樓上（upper room，又稱為「樓房講論」）所給的誡命（</w:t>
       </w:r>
-      <w:hyperlink r:id="rId198">
-        <w:r>
-          <w:rPr>
-            <w:lang w:val="zh_TW" w:bidi="zh_TW"/>
-          </w:rPr>
-          <w:rPr>
-            <w:color w:val="0000EE"/>
-            <w:u w:val="single"/>
-          </w:rPr>
-          <w:t>約13:34</w:t>
-        </w:r>
-      </w:hyperlink>
+      <w:r>
+        <w:rPr>
+          <w:lang w:val="zh_TW" w:bidi="zh_TW"/>
+        </w:rPr>
+        <w:t>約13:34</w:t>
+      </w:r>
       <w:r>
         <w:rPr>
           <w:lang w:val="zh_TW" w:bidi="zh_TW"/>
         </w:rPr>
         <w:t>）與在</w:t>
       </w:r>
-      <w:hyperlink r:id="rId199">
-        <w:r>
-          <w:rPr>
-            <w:lang w:val="zh_TW" w:bidi="zh_TW"/>
-          </w:rPr>
-          <w:rPr>
-            <w:color w:val="0000EE"/>
-            <w:u w:val="single"/>
-          </w:rPr>
-          <w:t>馬太福音二十二章39節</w:t>
-        </w:r>
-      </w:hyperlink>
+      <w:r>
+        <w:rPr>
+          <w:lang w:val="zh_TW" w:bidi="zh_TW"/>
+        </w:rPr>
+        <w:t>馬太福音二十二章39節</w:t>
+      </w:r>
       <w:r>
         <w:rPr>
           <w:lang w:val="zh_TW" w:bidi="zh_TW"/>
         </w:rPr>
         <w:t>（引用</w:t>
       </w:r>
-      <w:hyperlink r:id="rId164">
-        <w:r>
-          <w:rPr>
-            <w:lang w:val="zh_TW" w:bidi="zh_TW"/>
-          </w:rPr>
-          <w:rPr>
-            <w:color w:val="0000EE"/>
-            <w:u w:val="single"/>
-          </w:rPr>
-          <w:t>利19:18</w:t>
-        </w:r>
-      </w:hyperlink>
+      <w:r>
+        <w:rPr>
+          <w:lang w:val="zh_TW" w:bidi="zh_TW"/>
+        </w:rPr>
+        <w:t>利19:18</w:t>
+      </w:r>
       <w:r>
         <w:rPr>
           <w:lang w:val="zh_TW" w:bidi="zh_TW"/>
         </w:rPr>
         <w:t>）所給的誡命相比是「新的」，而當時的情況也解釋了為何如此。耶穌被出賣的那夜，被周圍世界的敵意、即將來臨的十字架刑罰和猶大的背叛所籠罩著。所有的未來都取決於11個門徒在社會壓力下的相互忠誠。到約翰寫書信的時候，新的背叛已經撕裂了教會。一種被稱為諾斯底主義的歪曲了的福音，本質上是知識主義和自負的，「不顧愛」（伊格那丟〔Ignatius〕），已經引誘了領袖和信徒（</w:t>
       </w:r>
-      <w:hyperlink r:id="rId200">
-        <w:r>
-          <w:rPr>
-            <w:lang w:val="zh_TW" w:bidi="zh_TW"/>
-          </w:rPr>
-          <w:rPr>
-            <w:color w:val="0000EE"/>
-            <w:u w:val="single"/>
-          </w:rPr>
-          <w:t>約一2:19、26</w:t>
-        </w:r>
-      </w:hyperlink>
+      <w:r>
+        <w:rPr>
+          <w:lang w:val="zh_TW" w:bidi="zh_TW"/>
+        </w:rPr>
+        <w:t>約一2:19、26</w:t>
+      </w:r>
       <w:r>
         <w:rPr>
           <w:lang w:val="zh_TW" w:bidi="zh_TW"/>
         </w:rPr>
         <w:t>）。彼此的忠誠再次顯得至關重要，約翰特意寫信以鞏固和維持使徒的團契（</w:t>
       </w:r>
-      <w:hyperlink r:id="rId201">
-        <w:r>
-          <w:rPr>
-            <w:lang w:val="zh_TW" w:bidi="zh_TW"/>
-          </w:rPr>
-          <w:rPr>
-            <w:color w:val="0000EE"/>
-            <w:u w:val="single"/>
-          </w:rPr>
-          <w:t>約一1:3</w:t>
-        </w:r>
-      </w:hyperlink>
+      <w:r>
+        <w:rPr>
+          <w:lang w:val="zh_TW" w:bidi="zh_TW"/>
+        </w:rPr>
+        <w:t>約一1:3</w:t>
+      </w:r>
       <w:r>
         <w:rPr>
           <w:lang w:val="zh_TW" w:bidi="zh_TW"/>
@@ -8107,90 +6841,60 @@
         </w:rPr>
         <w:t>然而，對基督徒弟兄的愛並不是排外的，而是引向更廣泛的愛（參</w:t>
       </w:r>
-      <w:hyperlink r:id="rId202">
-        <w:r>
-          <w:rPr>
-            <w:lang w:val="zh_TW" w:bidi="zh_TW"/>
-          </w:rPr>
-          <w:rPr>
-            <w:color w:val="0000EE"/>
-            <w:u w:val="single"/>
-          </w:rPr>
-          <w:t>彼後1:7</w:t>
-        </w:r>
-      </w:hyperlink>
+      <w:r>
+        <w:rPr>
+          <w:lang w:val="zh_TW" w:bidi="zh_TW"/>
+        </w:rPr>
+        <w:t>彼後1:7</w:t>
+      </w:r>
       <w:r>
         <w:rPr>
           <w:lang w:val="zh_TW" w:bidi="zh_TW"/>
         </w:rPr>
         <w:t>）。約翰堅持神愛世人（</w:t>
       </w:r>
-      <w:hyperlink r:id="rId192">
-        <w:r>
-          <w:rPr>
-            <w:lang w:val="zh_TW" w:bidi="zh_TW"/>
-          </w:rPr>
-          <w:rPr>
-            <w:color w:val="0000EE"/>
-            <w:u w:val="single"/>
-          </w:rPr>
-          <w:t>約3:16</w:t>
-        </w:r>
-      </w:hyperlink>
+      <w:r>
+        <w:rPr>
+          <w:lang w:val="zh_TW" w:bidi="zh_TW"/>
+        </w:rPr>
+        <w:t>約3:16</w:t>
+      </w:r>
       <w:r>
         <w:rPr>
           <w:lang w:val="zh_TW" w:bidi="zh_TW"/>
         </w:rPr>
         <w:t>；</w:t>
       </w:r>
-      <w:hyperlink r:id="rId203">
-        <w:r>
-          <w:rPr>
-            <w:lang w:val="zh_TW" w:bidi="zh_TW"/>
-          </w:rPr>
-          <w:rPr>
-            <w:color w:val="0000EE"/>
-            <w:u w:val="single"/>
-          </w:rPr>
-          <w:t>約一2:2</w:t>
-        </w:r>
-      </w:hyperlink>
+      <w:r>
+        <w:rPr>
+          <w:lang w:val="zh_TW" w:bidi="zh_TW"/>
+        </w:rPr>
+        <w:t>約一2:2</w:t>
+      </w:r>
       <w:r>
         <w:rPr>
           <w:lang w:val="zh_TW" w:bidi="zh_TW"/>
         </w:rPr>
         <w:t>，</w:t>
       </w:r>
-      <w:hyperlink r:id="rId204">
-        <w:r>
-          <w:rPr>
-            <w:lang w:val="zh_TW" w:bidi="zh_TW"/>
-          </w:rPr>
-          <w:rPr>
-            <w:color w:val="0000EE"/>
-            <w:u w:val="single"/>
-          </w:rPr>
-          <w:t>4:14</w:t>
-        </w:r>
-      </w:hyperlink>
+      <w:r>
+        <w:rPr>
+          <w:lang w:val="zh_TW" w:bidi="zh_TW"/>
+        </w:rPr>
+        <w:t>4:14</w:t>
+      </w:r>
       <w:r>
         <w:rPr>
           <w:lang w:val="zh_TW" w:bidi="zh_TW"/>
         </w:rPr>
         <w:t>）。此外，如果愛在基督徒團契內失敗，它在團契之外肯定不會蓬勃發展，而是會消失在空洞的隻言片語中（</w:t>
       </w:r>
-      <w:hyperlink r:id="rId205">
-        <w:r>
-          <w:rPr>
-            <w:lang w:val="zh_TW" w:bidi="zh_TW"/>
-          </w:rPr>
-          <w:rPr>
-            <w:color w:val="0000EE"/>
-            <w:u w:val="single"/>
-          </w:rPr>
-          <w:t>約一3:18</w:t>
-        </w:r>
-      </w:hyperlink>
+      <w:r>
+        <w:rPr>
+          <w:lang w:val="zh_TW" w:bidi="zh_TW"/>
+        </w:rPr>
+        <w:t>約一3:18</w:t>
+      </w:r>
       <w:r>
         <w:rPr>
           <w:lang w:val="zh_TW" w:bidi="zh_TW"/>
@@ -8211,54 +6915,36 @@
         </w:rPr>
         <w:t>在反駁諾斯底基督教的無愛自負時，約翰關心的是愛神和愛人的基本命令，因為這是真正基督徒生活的標準和終極目標。因此，他並未詳細描述愛的多方面表達。對於愛的行動描述，他想起了基督關於「遵守命令」和「捨命」犧牲的話（</w:t>
       </w:r>
-      <w:hyperlink r:id="rId206">
-        <w:r>
-          <w:rPr>
-            <w:lang w:val="zh_TW" w:bidi="zh_TW"/>
-          </w:rPr>
-          <w:rPr>
-            <w:color w:val="0000EE"/>
-            <w:u w:val="single"/>
-          </w:rPr>
-          <w:t>約15:10、13</w:t>
-        </w:r>
-      </w:hyperlink>
+      <w:r>
+        <w:rPr>
+          <w:lang w:val="zh_TW" w:bidi="zh_TW"/>
+        </w:rPr>
+        <w:t>約15:10、13</w:t>
+      </w:r>
       <w:r>
         <w:rPr>
           <w:lang w:val="zh_TW" w:bidi="zh_TW"/>
         </w:rPr>
         <w:t>；</w:t>
       </w:r>
-      <w:hyperlink r:id="rId195">
-        <w:r>
-          <w:rPr>
-            <w:lang w:val="zh_TW" w:bidi="zh_TW"/>
-          </w:rPr>
-          <w:rPr>
-            <w:color w:val="0000EE"/>
-            <w:u w:val="single"/>
-          </w:rPr>
-          <w:t>約一3:16</w:t>
-        </w:r>
-      </w:hyperlink>
+      <w:r>
+        <w:rPr>
+          <w:lang w:val="zh_TW" w:bidi="zh_TW"/>
+        </w:rPr>
+        <w:t>約一3:16</w:t>
+      </w:r>
       <w:r>
         <w:rPr>
           <w:lang w:val="zh_TW" w:bidi="zh_TW"/>
         </w:rPr>
         <w:t>），約翰特別提到愛會體察到弟兄的需要，因此會分享世上的財物（見</w:t>
       </w:r>
-      <w:hyperlink r:id="rId207">
-        <w:r>
-          <w:rPr>
-            <w:lang w:val="zh_TW" w:bidi="zh_TW"/>
-          </w:rPr>
-          <w:rPr>
-            <w:color w:val="0000EE"/>
-            <w:u w:val="single"/>
-          </w:rPr>
-          <w:t>17章</w:t>
-        </w:r>
-      </w:hyperlink>
+      <w:r>
+        <w:rPr>
+          <w:lang w:val="zh_TW" w:bidi="zh_TW"/>
+        </w:rPr>
+        <w:t>17章</w:t>
+      </w:r>
       <w:r>
         <w:rPr>
           <w:lang w:val="zh_TW" w:bidi="zh_TW"/>
